--- a/Informe_Parking_Coto.docx
+++ b/Informe_Parking_Coto.docx
@@ -721,12 +721,6 @@
         <w:gridCol w:w="2000"/>
       </w:tblGrid>
       <w:tr>
-        <w:tblPrEx>
-          <w:tblCellMar>
-            <w:top w:w="0" w:type="dxa"/>
-            <w:bottom w:w="0" w:type="dxa"/>
-          </w:tblCellMar>
-        </w:tblPrEx>
         <w:trPr>
           <w:cantSplit/>
           <w:tblHeader/>
@@ -975,12 +969,6 @@
         </w:tc>
       </w:tr>
       <w:tr>
-        <w:tblPrEx>
-          <w:tblCellMar>
-            <w:top w:w="0" w:type="dxa"/>
-            <w:bottom w:w="0" w:type="dxa"/>
-          </w:tblCellMar>
-        </w:tblPrEx>
         <w:trPr>
           <w:cantSplit/>
         </w:trPr>
@@ -1078,7 +1066,15 @@
                 <w:sz w:val="24"/>
                 <w:szCs w:val="24"/>
               </w:rPr>
-              <w:t>₡500</w:t>
+              <w:t>₡</w:t>
+            </w:r>
+            <w:r>
+              <w:rPr>
+                <w:rFonts w:ascii="Times New Roman" w:hAnsi="Times New Roman" w:cs="Times New Roman"/>
+                <w:sz w:val="24"/>
+                <w:szCs w:val="24"/>
+              </w:rPr>
+              <w:t>500</w:t>
             </w:r>
           </w:p>
         </w:tc>
@@ -1114,7 +1110,15 @@
                 <w:sz w:val="24"/>
                 <w:szCs w:val="24"/>
               </w:rPr>
-              <w:t>₡4 000</w:t>
+              <w:t>₡</w:t>
+            </w:r>
+            <w:r>
+              <w:rPr>
+                <w:rFonts w:ascii="Times New Roman" w:hAnsi="Times New Roman" w:cs="Times New Roman"/>
+                <w:sz w:val="24"/>
+                <w:szCs w:val="24"/>
+              </w:rPr>
+              <w:t>4 000</w:t>
             </w:r>
           </w:p>
         </w:tc>
@@ -1156,12 +1160,6 @@
         </w:tc>
       </w:tr>
       <w:tr>
-        <w:tblPrEx>
-          <w:tblCellMar>
-            <w:top w:w="0" w:type="dxa"/>
-            <w:bottom w:w="0" w:type="dxa"/>
-          </w:tblCellMar>
-        </w:tblPrEx>
         <w:trPr>
           <w:cantSplit/>
         </w:trPr>
@@ -1259,7 +1257,15 @@
                 <w:sz w:val="24"/>
                 <w:szCs w:val="24"/>
               </w:rPr>
-              <w:t>₡900</w:t>
+              <w:t>₡</w:t>
+            </w:r>
+            <w:r>
+              <w:rPr>
+                <w:rFonts w:ascii="Times New Roman" w:hAnsi="Times New Roman" w:cs="Times New Roman"/>
+                <w:sz w:val="24"/>
+                <w:szCs w:val="24"/>
+              </w:rPr>
+              <w:t>900</w:t>
             </w:r>
           </w:p>
         </w:tc>
@@ -1295,7 +1301,15 @@
                 <w:sz w:val="24"/>
                 <w:szCs w:val="24"/>
               </w:rPr>
-              <w:t>₡7 000</w:t>
+              <w:t>₡</w:t>
+            </w:r>
+            <w:r>
+              <w:rPr>
+                <w:rFonts w:ascii="Times New Roman" w:hAnsi="Times New Roman" w:cs="Times New Roman"/>
+                <w:sz w:val="24"/>
+                <w:szCs w:val="24"/>
+              </w:rPr>
+              <w:t>7 000</w:t>
             </w:r>
           </w:p>
         </w:tc>
@@ -1337,12 +1351,6 @@
         </w:tc>
       </w:tr>
       <w:tr>
-        <w:tblPrEx>
-          <w:tblCellMar>
-            <w:top w:w="0" w:type="dxa"/>
-            <w:bottom w:w="0" w:type="dxa"/>
-          </w:tblCellMar>
-        </w:tblPrEx>
         <w:trPr>
           <w:cantSplit/>
         </w:trPr>
@@ -1442,7 +1450,15 @@
                 <w:sz w:val="24"/>
                 <w:szCs w:val="24"/>
               </w:rPr>
-              <w:t>₡1 500</w:t>
+              <w:t>₡</w:t>
+            </w:r>
+            <w:r>
+              <w:rPr>
+                <w:rFonts w:ascii="Times New Roman" w:hAnsi="Times New Roman" w:cs="Times New Roman"/>
+                <w:sz w:val="24"/>
+                <w:szCs w:val="24"/>
+              </w:rPr>
+              <w:t>1 500</w:t>
             </w:r>
           </w:p>
         </w:tc>
@@ -1478,7 +1494,15 @@
                 <w:sz w:val="24"/>
                 <w:szCs w:val="24"/>
               </w:rPr>
-              <w:t>₡11 000</w:t>
+              <w:t>₡</w:t>
+            </w:r>
+            <w:r>
+              <w:rPr>
+                <w:rFonts w:ascii="Times New Roman" w:hAnsi="Times New Roman" w:cs="Times New Roman"/>
+                <w:sz w:val="24"/>
+                <w:szCs w:val="24"/>
+              </w:rPr>
+              <w:t>11 000</w:t>
             </w:r>
           </w:p>
         </w:tc>
@@ -1593,12 +1617,6 @@
         <w:gridCol w:w="5680"/>
       </w:tblGrid>
       <w:tr>
-        <w:tblPrEx>
-          <w:tblCellMar>
-            <w:top w:w="0" w:type="dxa"/>
-            <w:bottom w:w="0" w:type="dxa"/>
-          </w:tblCellMar>
-        </w:tblPrEx>
         <w:trPr>
           <w:cantSplit/>
           <w:tblHeader/>
@@ -1685,12 +1703,6 @@
         </w:tc>
       </w:tr>
       <w:tr>
-        <w:tblPrEx>
-          <w:tblCellMar>
-            <w:top w:w="0" w:type="dxa"/>
-            <w:bottom w:w="0" w:type="dxa"/>
-          </w:tblCellMar>
-        </w:tblPrEx>
         <w:trPr>
           <w:cantSplit/>
         </w:trPr>
@@ -1867,12 +1879,6 @@
         </w:tc>
       </w:tr>
       <w:tr>
-        <w:tblPrEx>
-          <w:tblCellMar>
-            <w:top w:w="0" w:type="dxa"/>
-            <w:bottom w:w="0" w:type="dxa"/>
-          </w:tblCellMar>
-        </w:tblPrEx>
         <w:trPr>
           <w:cantSplit/>
         </w:trPr>
@@ -2037,12 +2043,6 @@
         </w:tc>
       </w:tr>
       <w:tr>
-        <w:tblPrEx>
-          <w:tblCellMar>
-            <w:top w:w="0" w:type="dxa"/>
-            <w:bottom w:w="0" w:type="dxa"/>
-          </w:tblCellMar>
-        </w:tblPrEx>
         <w:trPr>
           <w:cantSplit/>
         </w:trPr>
@@ -2184,12 +2184,6 @@
         </w:tc>
       </w:tr>
       <w:tr>
-        <w:tblPrEx>
-          <w:tblCellMar>
-            <w:top w:w="0" w:type="dxa"/>
-            <w:bottom w:w="0" w:type="dxa"/>
-          </w:tblCellMar>
-        </w:tblPrEx>
         <w:trPr>
           <w:cantSplit/>
         </w:trPr>
@@ -2327,12 +2321,6 @@
         </w:tc>
       </w:tr>
       <w:tr>
-        <w:tblPrEx>
-          <w:tblCellMar>
-            <w:top w:w="0" w:type="dxa"/>
-            <w:bottom w:w="0" w:type="dxa"/>
-          </w:tblCellMar>
-        </w:tblPrEx>
         <w:trPr>
           <w:cantSplit/>
         </w:trPr>
@@ -2450,12 +2438,6 @@
         </w:tc>
       </w:tr>
       <w:tr>
-        <w:tblPrEx>
-          <w:tblCellMar>
-            <w:top w:w="0" w:type="dxa"/>
-            <w:bottom w:w="0" w:type="dxa"/>
-          </w:tblCellMar>
-        </w:tblPrEx>
         <w:trPr>
           <w:cantSplit/>
         </w:trPr>
@@ -2568,12 +2550,6 @@
         </w:tc>
       </w:tr>
       <w:tr>
-        <w:tblPrEx>
-          <w:tblCellMar>
-            <w:top w:w="0" w:type="dxa"/>
-            <w:bottom w:w="0" w:type="dxa"/>
-          </w:tblCellMar>
-        </w:tblPrEx>
         <w:trPr>
           <w:cantSplit/>
         </w:trPr>
@@ -2697,12 +2673,6 @@
         </w:tc>
       </w:tr>
       <w:tr>
-        <w:tblPrEx>
-          <w:tblCellMar>
-            <w:top w:w="0" w:type="dxa"/>
-            <w:bottom w:w="0" w:type="dxa"/>
-          </w:tblCellMar>
-        </w:tblPrEx>
         <w:trPr>
           <w:cantSplit/>
         </w:trPr>
@@ -3985,12 +3955,6 @@
         <w:gridCol w:w="2822"/>
       </w:tblGrid>
       <w:tr>
-        <w:tblPrEx>
-          <w:tblCellMar>
-            <w:top w:w="0" w:type="dxa"/>
-            <w:bottom w:w="0" w:type="dxa"/>
-          </w:tblCellMar>
-        </w:tblPrEx>
         <w:trPr>
           <w:cantSplit/>
           <w:tblHeader/>
@@ -4147,12 +4111,6 @@
         </w:tc>
       </w:tr>
       <w:tr>
-        <w:tblPrEx>
-          <w:tblCellMar>
-            <w:top w:w="0" w:type="dxa"/>
-            <w:bottom w:w="0" w:type="dxa"/>
-          </w:tblCellMar>
-        </w:tblPrEx>
         <w:trPr>
           <w:cantSplit/>
         </w:trPr>
@@ -4308,12 +4266,6 @@
         </w:tc>
       </w:tr>
       <w:tr>
-        <w:tblPrEx>
-          <w:tblCellMar>
-            <w:top w:w="0" w:type="dxa"/>
-            <w:bottom w:w="0" w:type="dxa"/>
-          </w:tblCellMar>
-        </w:tblPrEx>
         <w:trPr>
           <w:cantSplit/>
         </w:trPr>
@@ -4433,12 +4385,6 @@
         </w:tc>
       </w:tr>
       <w:tr>
-        <w:tblPrEx>
-          <w:tblCellMar>
-            <w:top w:w="0" w:type="dxa"/>
-            <w:bottom w:w="0" w:type="dxa"/>
-          </w:tblCellMar>
-        </w:tblPrEx>
         <w:trPr>
           <w:cantSplit/>
         </w:trPr>
@@ -4574,12 +4520,6 @@
         </w:tc>
       </w:tr>
       <w:tr>
-        <w:tblPrEx>
-          <w:tblCellMar>
-            <w:top w:w="0" w:type="dxa"/>
-            <w:bottom w:w="0" w:type="dxa"/>
-          </w:tblCellMar>
-        </w:tblPrEx>
         <w:trPr>
           <w:cantSplit/>
         </w:trPr>
@@ -4719,12 +4659,6 @@
         </w:tc>
       </w:tr>
       <w:tr>
-        <w:tblPrEx>
-          <w:tblCellMar>
-            <w:top w:w="0" w:type="dxa"/>
-            <w:bottom w:w="0" w:type="dxa"/>
-          </w:tblCellMar>
-        </w:tblPrEx>
         <w:trPr>
           <w:cantSplit/>
         </w:trPr>
@@ -4873,12 +4807,6 @@
         </w:tc>
       </w:tr>
       <w:tr>
-        <w:tblPrEx>
-          <w:tblCellMar>
-            <w:top w:w="0" w:type="dxa"/>
-            <w:bottom w:w="0" w:type="dxa"/>
-          </w:tblCellMar>
-        </w:tblPrEx>
         <w:trPr>
           <w:cantSplit/>
         </w:trPr>
@@ -8101,12 +8029,6 @@
         <w:gridCol w:w="4080"/>
       </w:tblGrid>
       <w:tr>
-        <w:tblPrEx>
-          <w:tblCellMar>
-            <w:top w:w="0" w:type="dxa"/>
-            <w:bottom w:w="0" w:type="dxa"/>
-          </w:tblCellMar>
-        </w:tblPrEx>
         <w:trPr>
           <w:cantSplit/>
           <w:tblHeader/>
@@ -8273,12 +8195,6 @@
         </w:tc>
       </w:tr>
       <w:tr>
-        <w:tblPrEx>
-          <w:tblCellMar>
-            <w:top w:w="0" w:type="dxa"/>
-            <w:bottom w:w="0" w:type="dxa"/>
-          </w:tblCellMar>
-        </w:tblPrEx>
         <w:trPr>
           <w:cantSplit/>
         </w:trPr>
@@ -8386,18 +8302,20 @@
                 <w:sz w:val="24"/>
                 <w:szCs w:val="24"/>
               </w:rPr>
-              <w:t>₡900</w:t>
+              <w:t>₡</w:t>
+            </w:r>
+            <w:r>
+              <w:rPr>
+                <w:rFonts w:ascii="Times New Roman" w:hAnsi="Times New Roman" w:cs="Times New Roman"/>
+                <w:sz w:val="24"/>
+                <w:szCs w:val="24"/>
+              </w:rPr>
+              <w:t>900</w:t>
             </w:r>
           </w:p>
         </w:tc>
       </w:tr>
       <w:tr>
-        <w:tblPrEx>
-          <w:tblCellMar>
-            <w:top w:w="0" w:type="dxa"/>
-            <w:bottom w:w="0" w:type="dxa"/>
-          </w:tblCellMar>
-        </w:tblPrEx>
         <w:trPr>
           <w:cantSplit/>
         </w:trPr>
@@ -8505,18 +8423,20 @@
                 <w:sz w:val="24"/>
                 <w:szCs w:val="24"/>
               </w:rPr>
-              <w:t>₡1 800</w:t>
+              <w:t>₡</w:t>
+            </w:r>
+            <w:r>
+              <w:rPr>
+                <w:rFonts w:ascii="Times New Roman" w:hAnsi="Times New Roman" w:cs="Times New Roman"/>
+                <w:sz w:val="24"/>
+                <w:szCs w:val="24"/>
+              </w:rPr>
+              <w:t>1 800</w:t>
             </w:r>
           </w:p>
         </w:tc>
       </w:tr>
       <w:tr>
-        <w:tblPrEx>
-          <w:tblCellMar>
-            <w:top w:w="0" w:type="dxa"/>
-            <w:bottom w:w="0" w:type="dxa"/>
-          </w:tblCellMar>
-        </w:tblPrEx>
         <w:trPr>
           <w:cantSplit/>
         </w:trPr>
@@ -8626,18 +8546,21 @@
                 <w:szCs w:val="24"/>
                 <w:lang w:val="es-CR"/>
               </w:rPr>
-              <w:t>₡8 100 (aún no aplica el tope)</w:t>
+              <w:t>₡</w:t>
+            </w:r>
+            <w:r>
+              <w:rPr>
+                <w:rFonts w:ascii="Times New Roman" w:hAnsi="Times New Roman" w:cs="Times New Roman"/>
+                <w:sz w:val="24"/>
+                <w:szCs w:val="24"/>
+                <w:lang w:val="es-CR"/>
+              </w:rPr>
+              <w:t>8 100 (aún no aplica el tope)</w:t>
             </w:r>
           </w:p>
         </w:tc>
       </w:tr>
       <w:tr>
-        <w:tblPrEx>
-          <w:tblCellMar>
-            <w:top w:w="0" w:type="dxa"/>
-            <w:bottom w:w="0" w:type="dxa"/>
-          </w:tblCellMar>
-        </w:tblPrEx>
         <w:trPr>
           <w:cantSplit/>
         </w:trPr>
@@ -8745,7 +8668,15 @@
                 <w:sz w:val="24"/>
                 <w:szCs w:val="24"/>
               </w:rPr>
-              <w:t xml:space="preserve">₡7 000 (tope </w:t>
+              <w:t>₡</w:t>
+            </w:r>
+            <w:r>
+              <w:rPr>
+                <w:rFonts w:ascii="Times New Roman" w:hAnsi="Times New Roman" w:cs="Times New Roman"/>
+                <w:sz w:val="24"/>
+                <w:szCs w:val="24"/>
+              </w:rPr>
+              <w:t xml:space="preserve">7 000 (tope </w:t>
             </w:r>
             <w:proofErr w:type="spellStart"/>
             <w:r>
@@ -8769,12 +8700,6 @@
         </w:tc>
       </w:tr>
       <w:tr>
-        <w:tblPrEx>
-          <w:tblCellMar>
-            <w:top w:w="0" w:type="dxa"/>
-            <w:bottom w:w="0" w:type="dxa"/>
-          </w:tblCellMar>
-        </w:tblPrEx>
         <w:trPr>
           <w:cantSplit/>
         </w:trPr>
@@ -8882,7 +8807,15 @@
                 <w:sz w:val="24"/>
                 <w:szCs w:val="24"/>
               </w:rPr>
-              <w:t>₡7 000 / ₡7 900 / ₡14 000</w:t>
+              <w:t>₡</w:t>
+            </w:r>
+            <w:r>
+              <w:rPr>
+                <w:rFonts w:ascii="Times New Roman" w:hAnsi="Times New Roman" w:cs="Times New Roman"/>
+                <w:sz w:val="24"/>
+                <w:szCs w:val="24"/>
+              </w:rPr>
+              <w:t>7 000 / ₡7 900 / ₡14 000</w:t>
             </w:r>
           </w:p>
         </w:tc>
@@ -9006,12 +8939,6 @@
         <w:gridCol w:w="2313"/>
       </w:tblGrid>
       <w:tr>
-        <w:tblPrEx>
-          <w:tblCellMar>
-            <w:top w:w="0" w:type="dxa"/>
-            <w:bottom w:w="0" w:type="dxa"/>
-          </w:tblCellMar>
-        </w:tblPrEx>
         <w:trPr>
           <w:cantSplit/>
           <w:tblHeader/>
@@ -9198,12 +9125,6 @@
         </w:tc>
       </w:tr>
       <w:tr>
-        <w:tblPrEx>
-          <w:tblCellMar>
-            <w:top w:w="0" w:type="dxa"/>
-            <w:bottom w:w="0" w:type="dxa"/>
-          </w:tblCellMar>
-        </w:tblPrEx>
         <w:trPr>
           <w:cantSplit/>
         </w:trPr>
@@ -9389,12 +9310,6 @@
         </w:tc>
       </w:tr>
       <w:tr>
-        <w:tblPrEx>
-          <w:tblCellMar>
-            <w:top w:w="0" w:type="dxa"/>
-            <w:bottom w:w="0" w:type="dxa"/>
-          </w:tblCellMar>
-        </w:tblPrEx>
         <w:trPr>
           <w:cantSplit/>
         </w:trPr>
@@ -9561,12 +9476,6 @@
         </w:tc>
       </w:tr>
       <w:tr>
-        <w:tblPrEx>
-          <w:tblCellMar>
-            <w:top w:w="0" w:type="dxa"/>
-            <w:bottom w:w="0" w:type="dxa"/>
-          </w:tblCellMar>
-        </w:tblPrEx>
         <w:trPr>
           <w:cantSplit/>
         </w:trPr>
@@ -9732,12 +9641,6 @@
         </w:tc>
       </w:tr>
       <w:tr>
-        <w:tblPrEx>
-          <w:tblCellMar>
-            <w:top w:w="0" w:type="dxa"/>
-            <w:bottom w:w="0" w:type="dxa"/>
-          </w:tblCellMar>
-        </w:tblPrEx>
         <w:trPr>
           <w:cantSplit/>
         </w:trPr>
@@ -9919,12 +9822,6 @@
         </w:tc>
       </w:tr>
       <w:tr>
-        <w:tblPrEx>
-          <w:tblCellMar>
-            <w:top w:w="0" w:type="dxa"/>
-            <w:bottom w:w="0" w:type="dxa"/>
-          </w:tblCellMar>
-        </w:tblPrEx>
         <w:trPr>
           <w:cantSplit/>
         </w:trPr>
@@ -10110,12 +10007,6 @@
         </w:tc>
       </w:tr>
       <w:tr>
-        <w:tblPrEx>
-          <w:tblCellMar>
-            <w:top w:w="0" w:type="dxa"/>
-            <w:bottom w:w="0" w:type="dxa"/>
-          </w:tblCellMar>
-        </w:tblPrEx>
         <w:trPr>
           <w:cantSplit/>
         </w:trPr>
@@ -10319,12 +10210,6 @@
         </w:tc>
       </w:tr>
       <w:tr>
-        <w:tblPrEx>
-          <w:tblCellMar>
-            <w:top w:w="0" w:type="dxa"/>
-            <w:bottom w:w="0" w:type="dxa"/>
-          </w:tblCellMar>
-        </w:tblPrEx>
         <w:trPr>
           <w:cantSplit/>
         </w:trPr>
@@ -10514,12 +10399,6 @@
         </w:tc>
       </w:tr>
       <w:tr>
-        <w:tblPrEx>
-          <w:tblCellMar>
-            <w:top w:w="0" w:type="dxa"/>
-            <w:bottom w:w="0" w:type="dxa"/>
-          </w:tblCellMar>
-        </w:tblPrEx>
         <w:trPr>
           <w:cantSplit/>
         </w:trPr>
@@ -10932,12 +10811,6 @@
         <w:gridCol w:w="614"/>
       </w:tblGrid>
       <w:tr>
-        <w:tblPrEx>
-          <w:tblCellMar>
-            <w:top w:w="0" w:type="dxa"/>
-            <w:bottom w:w="0" w:type="dxa"/>
-          </w:tblCellMar>
-        </w:tblPrEx>
         <w:trPr>
           <w:cantSplit/>
           <w:tblHeader/>
@@ -11176,12 +11049,6 @@
         </w:tc>
       </w:tr>
       <w:tr>
-        <w:tblPrEx>
-          <w:tblCellMar>
-            <w:top w:w="0" w:type="dxa"/>
-            <w:bottom w:w="0" w:type="dxa"/>
-          </w:tblCellMar>
-        </w:tblPrEx>
         <w:trPr>
           <w:cantSplit/>
         </w:trPr>
@@ -11433,12 +11300,6 @@
         </w:tc>
       </w:tr>
       <w:tr>
-        <w:tblPrEx>
-          <w:tblCellMar>
-            <w:top w:w="0" w:type="dxa"/>
-            <w:bottom w:w="0" w:type="dxa"/>
-          </w:tblCellMar>
-        </w:tblPrEx>
         <w:trPr>
           <w:cantSplit/>
         </w:trPr>
@@ -11691,12 +11552,6 @@
         </w:tc>
       </w:tr>
       <w:tr>
-        <w:tblPrEx>
-          <w:tblCellMar>
-            <w:top w:w="0" w:type="dxa"/>
-            <w:bottom w:w="0" w:type="dxa"/>
-          </w:tblCellMar>
-        </w:tblPrEx>
         <w:trPr>
           <w:cantSplit/>
         </w:trPr>
@@ -11930,12 +11785,6 @@
         </w:tc>
       </w:tr>
       <w:tr>
-        <w:tblPrEx>
-          <w:tblCellMar>
-            <w:top w:w="0" w:type="dxa"/>
-            <w:bottom w:w="0" w:type="dxa"/>
-          </w:tblCellMar>
-        </w:tblPrEx>
         <w:trPr>
           <w:cantSplit/>
         </w:trPr>
@@ -12181,12 +12030,6 @@
         </w:tc>
       </w:tr>
       <w:tr>
-        <w:tblPrEx>
-          <w:tblCellMar>
-            <w:top w:w="0" w:type="dxa"/>
-            <w:bottom w:w="0" w:type="dxa"/>
-          </w:tblCellMar>
-        </w:tblPrEx>
         <w:trPr>
           <w:cantSplit/>
         </w:trPr>
@@ -12432,12 +12275,6 @@
         </w:tc>
       </w:tr>
       <w:tr>
-        <w:tblPrEx>
-          <w:tblCellMar>
-            <w:top w:w="0" w:type="dxa"/>
-            <w:bottom w:w="0" w:type="dxa"/>
-          </w:tblCellMar>
-        </w:tblPrEx>
         <w:trPr>
           <w:cantSplit/>
         </w:trPr>
@@ -12707,12 +12544,6 @@
         </w:tc>
       </w:tr>
       <w:tr>
-        <w:tblPrEx>
-          <w:tblCellMar>
-            <w:top w:w="0" w:type="dxa"/>
-            <w:bottom w:w="0" w:type="dxa"/>
-          </w:tblCellMar>
-        </w:tblPrEx>
         <w:trPr>
           <w:cantSplit/>
         </w:trPr>
@@ -12992,12 +12823,6 @@
         </w:tc>
       </w:tr>
       <w:tr>
-        <w:tblPrEx>
-          <w:tblCellMar>
-            <w:top w:w="0" w:type="dxa"/>
-            <w:bottom w:w="0" w:type="dxa"/>
-          </w:tblCellMar>
-        </w:tblPrEx>
         <w:trPr>
           <w:cantSplit/>
         </w:trPr>
@@ -13161,7 +12986,15 @@
                 <w:sz w:val="24"/>
                 <w:szCs w:val="24"/>
               </w:rPr>
-              <w:t>₡900</w:t>
+              <w:t>₡</w:t>
+            </w:r>
+            <w:r>
+              <w:rPr>
+                <w:rFonts w:ascii="Times New Roman" w:hAnsi="Times New Roman" w:cs="Times New Roman"/>
+                <w:sz w:val="24"/>
+                <w:szCs w:val="24"/>
+              </w:rPr>
+              <w:t>900</w:t>
             </w:r>
           </w:p>
         </w:tc>
@@ -13239,12 +13072,6 @@
         </w:tc>
       </w:tr>
       <w:tr>
-        <w:tblPrEx>
-          <w:tblCellMar>
-            <w:top w:w="0" w:type="dxa"/>
-            <w:bottom w:w="0" w:type="dxa"/>
-          </w:tblCellMar>
-        </w:tblPrEx>
         <w:trPr>
           <w:cantSplit/>
         </w:trPr>
@@ -13408,7 +13235,15 @@
                 <w:sz w:val="24"/>
                 <w:szCs w:val="24"/>
               </w:rPr>
-              <w:t>₡900</w:t>
+              <w:t>₡</w:t>
+            </w:r>
+            <w:r>
+              <w:rPr>
+                <w:rFonts w:ascii="Times New Roman" w:hAnsi="Times New Roman" w:cs="Times New Roman"/>
+                <w:sz w:val="24"/>
+                <w:szCs w:val="24"/>
+              </w:rPr>
+              <w:t>900</w:t>
             </w:r>
           </w:p>
         </w:tc>
@@ -13486,12 +13321,6 @@
         </w:tc>
       </w:tr>
       <w:tr>
-        <w:tblPrEx>
-          <w:tblCellMar>
-            <w:top w:w="0" w:type="dxa"/>
-            <w:bottom w:w="0" w:type="dxa"/>
-          </w:tblCellMar>
-        </w:tblPrEx>
         <w:trPr>
           <w:cantSplit/>
         </w:trPr>
@@ -13655,7 +13484,15 @@
                 <w:sz w:val="24"/>
                 <w:szCs w:val="24"/>
               </w:rPr>
-              <w:t>₡1 800</w:t>
+              <w:t>₡</w:t>
+            </w:r>
+            <w:r>
+              <w:rPr>
+                <w:rFonts w:ascii="Times New Roman" w:hAnsi="Times New Roman" w:cs="Times New Roman"/>
+                <w:sz w:val="24"/>
+                <w:szCs w:val="24"/>
+              </w:rPr>
+              <w:t>1 800</w:t>
             </w:r>
           </w:p>
         </w:tc>
@@ -13733,12 +13570,6 @@
         </w:tc>
       </w:tr>
       <w:tr>
-        <w:tblPrEx>
-          <w:tblCellMar>
-            <w:top w:w="0" w:type="dxa"/>
-            <w:bottom w:w="0" w:type="dxa"/>
-          </w:tblCellMar>
-        </w:tblPrEx>
         <w:trPr>
           <w:cantSplit/>
         </w:trPr>
@@ -13884,7 +13715,15 @@
                 <w:sz w:val="24"/>
                 <w:szCs w:val="24"/>
               </w:rPr>
-              <w:t>₡11 000</w:t>
+              <w:t>₡</w:t>
+            </w:r>
+            <w:r>
+              <w:rPr>
+                <w:rFonts w:ascii="Times New Roman" w:hAnsi="Times New Roman" w:cs="Times New Roman"/>
+                <w:sz w:val="24"/>
+                <w:szCs w:val="24"/>
+              </w:rPr>
+              <w:t>11 000</w:t>
             </w:r>
           </w:p>
         </w:tc>
@@ -13962,12 +13801,6 @@
         </w:tc>
       </w:tr>
       <w:tr>
-        <w:tblPrEx>
-          <w:tblCellMar>
-            <w:top w:w="0" w:type="dxa"/>
-            <w:bottom w:w="0" w:type="dxa"/>
-          </w:tblCellMar>
-        </w:tblPrEx>
         <w:trPr>
           <w:cantSplit/>
         </w:trPr>
@@ -14191,12 +14024,6 @@
         </w:tc>
       </w:tr>
       <w:tr>
-        <w:tblPrEx>
-          <w:tblCellMar>
-            <w:top w:w="0" w:type="dxa"/>
-            <w:bottom w:w="0" w:type="dxa"/>
-          </w:tblCellMar>
-        </w:tblPrEx>
         <w:trPr>
           <w:cantSplit/>
         </w:trPr>
@@ -14342,7 +14169,15 @@
                 <w:sz w:val="24"/>
                 <w:szCs w:val="24"/>
               </w:rPr>
-              <w:t>₡2 700 (3 h × ₡900)</w:t>
+              <w:t>₡</w:t>
+            </w:r>
+            <w:r>
+              <w:rPr>
+                <w:rFonts w:ascii="Times New Roman" w:hAnsi="Times New Roman" w:cs="Times New Roman"/>
+                <w:sz w:val="24"/>
+                <w:szCs w:val="24"/>
+              </w:rPr>
+              <w:t>2 700 (3 h × ₡900)</w:t>
             </w:r>
           </w:p>
         </w:tc>
@@ -14420,12 +14255,6 @@
         </w:tc>
       </w:tr>
       <w:tr>
-        <w:tblPrEx>
-          <w:tblCellMar>
-            <w:top w:w="0" w:type="dxa"/>
-            <w:bottom w:w="0" w:type="dxa"/>
-          </w:tblCellMar>
-        </w:tblPrEx>
         <w:trPr>
           <w:cantSplit/>
         </w:trPr>
@@ -14669,12 +14498,6 @@
         </w:tc>
       </w:tr>
       <w:tr>
-        <w:tblPrEx>
-          <w:tblCellMar>
-            <w:top w:w="0" w:type="dxa"/>
-            <w:bottom w:w="0" w:type="dxa"/>
-          </w:tblCellMar>
-        </w:tblPrEx>
         <w:trPr>
           <w:cantSplit/>
         </w:trPr>
@@ -14838,7 +14661,15 @@
                 <w:sz w:val="24"/>
                 <w:szCs w:val="24"/>
               </w:rPr>
-              <w:t>₡13 700</w:t>
+              <w:t>₡</w:t>
+            </w:r>
+            <w:r>
+              <w:rPr>
+                <w:rFonts w:ascii="Times New Roman" w:hAnsi="Times New Roman" w:cs="Times New Roman"/>
+                <w:sz w:val="24"/>
+                <w:szCs w:val="24"/>
+              </w:rPr>
+              <w:t>13 700</w:t>
             </w:r>
           </w:p>
         </w:tc>
@@ -14916,12 +14747,6 @@
         </w:tc>
       </w:tr>
       <w:tr>
-        <w:tblPrEx>
-          <w:tblCellMar>
-            <w:top w:w="0" w:type="dxa"/>
-            <w:bottom w:w="0" w:type="dxa"/>
-          </w:tblCellMar>
-        </w:tblPrEx>
         <w:trPr>
           <w:cantSplit/>
         </w:trPr>
@@ -15195,12 +15020,6 @@
         </w:tc>
       </w:tr>
       <w:tr>
-        <w:tblPrEx>
-          <w:tblCellMar>
-            <w:top w:w="0" w:type="dxa"/>
-            <w:bottom w:w="0" w:type="dxa"/>
-          </w:tblCellMar>
-        </w:tblPrEx>
         <w:trPr>
           <w:cantSplit/>
         </w:trPr>
@@ -16096,27 +15915,370 @@
           <w:color w:val="auto"/>
           <w:lang w:val="es-CR"/>
         </w:rPr>
-        <w:t>[Nombre completo del integrante 2]</w:t>
+        <w:t>Alen Cedeño Miranda</w:t>
       </w:r>
     </w:p>
     <w:p>
       <w:pPr>
-        <w:spacing w:after="100"/>
-        <w:rPr>
-          <w:rFonts w:ascii="Times New Roman" w:hAnsi="Times New Roman" w:cs="Times New Roman"/>
-          <w:sz w:val="24"/>
-          <w:szCs w:val="24"/>
+        <w:pStyle w:val="Ttulo2"/>
+        <w:keepNext/>
+        <w:rPr>
+          <w:rFonts w:ascii="Times New Roman" w:hAnsi="Times New Roman" w:cs="Times New Roman"/>
+          <w:b w:val="0"/>
+          <w:bCs w:val="0"/>
+          <w:color w:val="auto"/>
           <w:lang w:val="es-CR"/>
         </w:rPr>
       </w:pPr>
       <w:r>
         <w:rPr>
           <w:rFonts w:ascii="Times New Roman" w:hAnsi="Times New Roman" w:cs="Times New Roman"/>
-          <w:sz w:val="24"/>
-          <w:szCs w:val="24"/>
-          <w:lang w:val="es-CR"/>
-        </w:rPr>
-        <w:t>[Escribir aquí la conclusión individual, mínimo 200 palabras.]</w:t>
+          <w:b w:val="0"/>
+          <w:bCs w:val="0"/>
+          <w:color w:val="auto"/>
+          <w:lang w:val="es-CR"/>
+        </w:rPr>
+        <w:t xml:space="preserve">Creo que una de las partes más difíciles de decidir fue el diseño del diagrama UML, ya que es la base de todo el proyecto: una buena o una mala decisión en ese momento repercute en todo el desarrollo. Por ejemplo, tuvimos que definir dónde ubicar la tarifa máxima diaria, y decidimos que no estuviera en el parqueo ni en la clase principal, sino en un solo lugar, la clase </w:t>
+      </w:r>
+      <w:proofErr w:type="spellStart"/>
+      <w:r>
+        <w:rPr>
+          <w:rFonts w:ascii="Times New Roman" w:hAnsi="Times New Roman" w:cs="Times New Roman"/>
+          <w:b w:val="0"/>
+          <w:bCs w:val="0"/>
+          <w:color w:val="auto"/>
+          <w:lang w:val="es-CR"/>
+        </w:rPr>
+        <w:t>HourlyPricingPolicy</w:t>
+      </w:r>
+      <w:proofErr w:type="spellEnd"/>
+      <w:r>
+        <w:rPr>
+          <w:rFonts w:ascii="Times New Roman" w:hAnsi="Times New Roman" w:cs="Times New Roman"/>
+          <w:b w:val="0"/>
+          <w:bCs w:val="0"/>
+          <w:color w:val="auto"/>
+          <w:lang w:val="es-CR"/>
+        </w:rPr>
+        <w:t>.</w:t>
+      </w:r>
+    </w:p>
+    <w:p>
+      <w:pPr>
+        <w:pStyle w:val="Ttulo2"/>
+        <w:keepNext/>
+        <w:rPr>
+          <w:rFonts w:ascii="Times New Roman" w:hAnsi="Times New Roman" w:cs="Times New Roman"/>
+          <w:b w:val="0"/>
+          <w:bCs w:val="0"/>
+          <w:color w:val="auto"/>
+          <w:lang w:val="es-CR"/>
+        </w:rPr>
+      </w:pPr>
+      <w:r>
+        <w:rPr>
+          <w:rFonts w:ascii="Times New Roman" w:hAnsi="Times New Roman" w:cs="Times New Roman"/>
+          <w:b w:val="0"/>
+          <w:bCs w:val="0"/>
+          <w:color w:val="auto"/>
+          <w:lang w:val="es-CR"/>
+        </w:rPr>
+        <w:t xml:space="preserve">La ventaja más clara que vi en el polimorfismo y en el patrón Estrategia, frente a un switch por tipo, es </w:t>
+      </w:r>
+      <w:proofErr w:type="gramStart"/>
+      <w:r>
+        <w:rPr>
+          <w:rFonts w:ascii="Times New Roman" w:hAnsi="Times New Roman" w:cs="Times New Roman"/>
+          <w:b w:val="0"/>
+          <w:bCs w:val="0"/>
+          <w:color w:val="auto"/>
+          <w:lang w:val="es-CR"/>
+        </w:rPr>
+        <w:t>que</w:t>
+      </w:r>
+      <w:proofErr w:type="gramEnd"/>
+      <w:r>
+        <w:rPr>
+          <w:rFonts w:ascii="Times New Roman" w:hAnsi="Times New Roman" w:cs="Times New Roman"/>
+          <w:b w:val="0"/>
+          <w:bCs w:val="0"/>
+          <w:color w:val="auto"/>
+          <w:lang w:val="es-CR"/>
+        </w:rPr>
+        <w:t xml:space="preserve"> si se agrega un nuevo tipo de vehículo o una nueva forma de cobro, </w:t>
+      </w:r>
+      <w:r>
+        <w:rPr>
+          <w:rFonts w:ascii="Times New Roman" w:hAnsi="Times New Roman" w:cs="Times New Roman"/>
+          <w:b w:val="0"/>
+          <w:bCs w:val="0"/>
+          <w:color w:val="auto"/>
+          <w:lang w:val="es-CR"/>
+        </w:rPr>
+        <w:t>solo se tiene que</w:t>
+      </w:r>
+      <w:r>
+        <w:rPr>
+          <w:rFonts w:ascii="Times New Roman" w:hAnsi="Times New Roman" w:cs="Times New Roman"/>
+          <w:b w:val="0"/>
+          <w:bCs w:val="0"/>
+          <w:color w:val="auto"/>
+          <w:lang w:val="es-CR"/>
+        </w:rPr>
+        <w:t xml:space="preserve"> crear una clase nueva sin modificar las que ya funcionan. Con un switch habría que buscar y cambiar cada condición, con el riesgo de olvidar alguna y provocar errores.</w:t>
+      </w:r>
+    </w:p>
+    <w:p>
+      <w:pPr>
+        <w:pStyle w:val="Ttulo2"/>
+        <w:keepNext/>
+        <w:rPr>
+          <w:rFonts w:ascii="Times New Roman" w:hAnsi="Times New Roman" w:cs="Times New Roman"/>
+          <w:b w:val="0"/>
+          <w:bCs w:val="0"/>
+          <w:color w:val="auto"/>
+          <w:lang w:val="es-CR"/>
+        </w:rPr>
+      </w:pPr>
+      <w:r>
+        <w:rPr>
+          <w:rFonts w:ascii="Times New Roman" w:hAnsi="Times New Roman" w:cs="Times New Roman"/>
+          <w:b w:val="0"/>
+          <w:bCs w:val="0"/>
+          <w:color w:val="auto"/>
+          <w:lang w:val="es-CR"/>
+        </w:rPr>
+        <w:t xml:space="preserve">Con un poco </w:t>
+      </w:r>
+      <w:proofErr w:type="spellStart"/>
+      <w:r>
+        <w:rPr>
+          <w:rFonts w:ascii="Times New Roman" w:hAnsi="Times New Roman" w:cs="Times New Roman"/>
+          <w:b w:val="0"/>
+          <w:bCs w:val="0"/>
+          <w:color w:val="auto"/>
+          <w:lang w:val="es-CR"/>
+        </w:rPr>
+        <w:t>mas</w:t>
+      </w:r>
+      <w:proofErr w:type="spellEnd"/>
+      <w:r>
+        <w:rPr>
+          <w:rFonts w:ascii="Times New Roman" w:hAnsi="Times New Roman" w:cs="Times New Roman"/>
+          <w:b w:val="0"/>
+          <w:bCs w:val="0"/>
+          <w:color w:val="auto"/>
+          <w:lang w:val="es-CR"/>
+        </w:rPr>
+        <w:t xml:space="preserve"> de tiempo intentaría armar una interfaz un poco </w:t>
+      </w:r>
+      <w:proofErr w:type="spellStart"/>
+      <w:r>
+        <w:rPr>
+          <w:rFonts w:ascii="Times New Roman" w:hAnsi="Times New Roman" w:cs="Times New Roman"/>
+          <w:b w:val="0"/>
+          <w:bCs w:val="0"/>
+          <w:color w:val="auto"/>
+          <w:lang w:val="es-CR"/>
+        </w:rPr>
+        <w:t>mas</w:t>
+      </w:r>
+      <w:proofErr w:type="spellEnd"/>
+      <w:r>
+        <w:rPr>
+          <w:rFonts w:ascii="Times New Roman" w:hAnsi="Times New Roman" w:cs="Times New Roman"/>
+          <w:b w:val="0"/>
+          <w:bCs w:val="0"/>
+          <w:color w:val="auto"/>
+          <w:lang w:val="es-CR"/>
+        </w:rPr>
+        <w:t xml:space="preserve"> intuitiva par</w:t>
+      </w:r>
+      <w:r>
+        <w:rPr>
+          <w:rFonts w:ascii="Times New Roman" w:hAnsi="Times New Roman" w:cs="Times New Roman"/>
+          <w:b w:val="0"/>
+          <w:bCs w:val="0"/>
+          <w:color w:val="auto"/>
+          <w:lang w:val="es-CR"/>
+        </w:rPr>
+        <w:t>a</w:t>
+      </w:r>
+      <w:r>
+        <w:rPr>
+          <w:rFonts w:ascii="Times New Roman" w:hAnsi="Times New Roman" w:cs="Times New Roman"/>
+          <w:b w:val="0"/>
+          <w:bCs w:val="0"/>
+          <w:color w:val="auto"/>
+          <w:lang w:val="es-CR"/>
+        </w:rPr>
+        <w:t xml:space="preserve"> poder observar mejor el tema de bloqueos en los parqueos cuales están libres</w:t>
+      </w:r>
+      <w:r>
+        <w:rPr>
+          <w:rFonts w:ascii="Times New Roman" w:hAnsi="Times New Roman" w:cs="Times New Roman"/>
+          <w:b w:val="0"/>
+          <w:bCs w:val="0"/>
+          <w:color w:val="auto"/>
+          <w:lang w:val="es-CR"/>
+        </w:rPr>
+        <w:t xml:space="preserve"> y </w:t>
+      </w:r>
+      <w:r>
+        <w:rPr>
+          <w:rFonts w:ascii="Times New Roman" w:hAnsi="Times New Roman" w:cs="Times New Roman"/>
+          <w:b w:val="0"/>
+          <w:bCs w:val="0"/>
+          <w:color w:val="auto"/>
+          <w:lang w:val="es-CR"/>
+        </w:rPr>
+        <w:t xml:space="preserve">manejar </w:t>
+      </w:r>
+      <w:r>
+        <w:rPr>
+          <w:rFonts w:ascii="Times New Roman" w:hAnsi="Times New Roman" w:cs="Times New Roman"/>
+          <w:b w:val="0"/>
+          <w:bCs w:val="0"/>
+          <w:color w:val="auto"/>
+          <w:lang w:val="es-CR"/>
+        </w:rPr>
+        <w:t>los cobro</w:t>
+      </w:r>
+      <w:r>
+        <w:rPr>
+          <w:rFonts w:ascii="Times New Roman" w:hAnsi="Times New Roman" w:cs="Times New Roman"/>
+          <w:b w:val="0"/>
+          <w:bCs w:val="0"/>
+          <w:color w:val="auto"/>
+          <w:lang w:val="es-CR"/>
+        </w:rPr>
+        <w:t xml:space="preserve">s dentro de la interfaz de una manera </w:t>
+      </w:r>
+      <w:proofErr w:type="spellStart"/>
+      <w:r>
+        <w:rPr>
+          <w:rFonts w:ascii="Times New Roman" w:hAnsi="Times New Roman" w:cs="Times New Roman"/>
+          <w:b w:val="0"/>
+          <w:bCs w:val="0"/>
+          <w:color w:val="auto"/>
+          <w:lang w:val="es-CR"/>
+        </w:rPr>
+        <w:t>mas</w:t>
+      </w:r>
+      <w:proofErr w:type="spellEnd"/>
+      <w:r>
+        <w:rPr>
+          <w:rFonts w:ascii="Times New Roman" w:hAnsi="Times New Roman" w:cs="Times New Roman"/>
+          <w:b w:val="0"/>
+          <w:bCs w:val="0"/>
+          <w:color w:val="auto"/>
+          <w:lang w:val="es-CR"/>
+        </w:rPr>
+        <w:t xml:space="preserve"> </w:t>
+      </w:r>
+      <w:proofErr w:type="spellStart"/>
+      <w:r>
+        <w:rPr>
+          <w:rFonts w:ascii="Times New Roman" w:hAnsi="Times New Roman" w:cs="Times New Roman"/>
+          <w:b w:val="0"/>
+          <w:bCs w:val="0"/>
+          <w:color w:val="auto"/>
+          <w:lang w:val="es-CR"/>
+        </w:rPr>
+        <w:t>dimanica</w:t>
+      </w:r>
+      <w:proofErr w:type="spellEnd"/>
+      <w:r>
+        <w:rPr>
+          <w:rFonts w:ascii="Times New Roman" w:hAnsi="Times New Roman" w:cs="Times New Roman"/>
+          <w:b w:val="0"/>
+          <w:bCs w:val="0"/>
+          <w:color w:val="auto"/>
+          <w:lang w:val="es-CR"/>
+        </w:rPr>
+        <w:t xml:space="preserve"> </w:t>
+      </w:r>
+      <w:r>
+        <w:rPr>
+          <w:rFonts w:ascii="Times New Roman" w:hAnsi="Times New Roman" w:cs="Times New Roman"/>
+          <w:b w:val="0"/>
+          <w:bCs w:val="0"/>
+          <w:color w:val="auto"/>
+          <w:lang w:val="es-CR"/>
+        </w:rPr>
+        <w:t xml:space="preserve">y </w:t>
+      </w:r>
+      <w:proofErr w:type="gramStart"/>
+      <w:r>
+        <w:rPr>
+          <w:rFonts w:ascii="Times New Roman" w:hAnsi="Times New Roman" w:cs="Times New Roman"/>
+          <w:b w:val="0"/>
+          <w:bCs w:val="0"/>
+          <w:color w:val="auto"/>
+          <w:lang w:val="es-CR"/>
+        </w:rPr>
+        <w:t>sencilla</w:t>
+      </w:r>
+      <w:r>
+        <w:rPr>
+          <w:rFonts w:ascii="Times New Roman" w:hAnsi="Times New Roman" w:cs="Times New Roman"/>
+          <w:b w:val="0"/>
+          <w:bCs w:val="0"/>
+          <w:color w:val="auto"/>
+          <w:lang w:val="es-CR"/>
+        </w:rPr>
+        <w:t xml:space="preserve"> ,</w:t>
+      </w:r>
+      <w:proofErr w:type="gramEnd"/>
+      <w:r>
+        <w:rPr>
+          <w:rFonts w:ascii="Times New Roman" w:hAnsi="Times New Roman" w:cs="Times New Roman"/>
+          <w:b w:val="0"/>
+          <w:bCs w:val="0"/>
+          <w:color w:val="auto"/>
+          <w:lang w:val="es-CR"/>
+        </w:rPr>
+        <w:t xml:space="preserve"> esas son cosa</w:t>
+      </w:r>
+      <w:r>
+        <w:rPr>
+          <w:rFonts w:ascii="Times New Roman" w:hAnsi="Times New Roman" w:cs="Times New Roman"/>
+          <w:b w:val="0"/>
+          <w:bCs w:val="0"/>
+          <w:color w:val="auto"/>
+          <w:lang w:val="es-CR"/>
+        </w:rPr>
+        <w:t>s</w:t>
+      </w:r>
+      <w:r>
+        <w:rPr>
+          <w:rFonts w:ascii="Times New Roman" w:hAnsi="Times New Roman" w:cs="Times New Roman"/>
+          <w:b w:val="0"/>
+          <w:bCs w:val="0"/>
+          <w:color w:val="auto"/>
+          <w:lang w:val="es-CR"/>
+        </w:rPr>
+        <w:t xml:space="preserve"> que se podrían realizar con un poco mas de tie</w:t>
+      </w:r>
+      <w:r>
+        <w:rPr>
+          <w:rFonts w:ascii="Times New Roman" w:hAnsi="Times New Roman" w:cs="Times New Roman"/>
+          <w:b w:val="0"/>
+          <w:bCs w:val="0"/>
+          <w:color w:val="auto"/>
+          <w:lang w:val="es-CR"/>
+        </w:rPr>
+        <w:t>m</w:t>
+      </w:r>
+      <w:r>
+        <w:rPr>
+          <w:rFonts w:ascii="Times New Roman" w:hAnsi="Times New Roman" w:cs="Times New Roman"/>
+          <w:b w:val="0"/>
+          <w:bCs w:val="0"/>
+          <w:color w:val="auto"/>
+          <w:lang w:val="es-CR"/>
+        </w:rPr>
+        <w:t>po</w:t>
       </w:r>
     </w:p>
     <w:p>

--- a/Informe_Parking_Coto.docx
+++ b/Informe_Parking_Coto.docx
@@ -140,19 +140,8 @@
           <w:szCs w:val="24"/>
           <w:lang w:val="es-CR"/>
         </w:rPr>
-        <w:t xml:space="preserve">, Alen Cedeño y Mathew </w:t>
-      </w:r>
-      <w:proofErr w:type="spellStart"/>
-      <w:r>
-        <w:rPr>
-          <w:rFonts w:ascii="Times New Roman" w:hAnsi="Times New Roman" w:cs="Times New Roman"/>
-          <w:sz w:val="24"/>
-          <w:szCs w:val="24"/>
-          <w:lang w:val="es-CR"/>
-        </w:rPr>
-        <w:t>Ramirez</w:t>
-      </w:r>
-      <w:proofErr w:type="spellEnd"/>
+        <w:t>, Alen Cedeño y Mathew Ramirez</w:t>
+      </w:r>
     </w:p>
     <w:p>
       <w:pPr>
@@ -193,7 +182,7 @@
     </w:p>
     <w:p>
       <w:pPr>
-        <w:pStyle w:val="Ttulo1"/>
+        <w:pStyle w:val="Heading1"/>
         <w:keepNext/>
         <w:rPr>
           <w:rFonts w:ascii="Times New Roman" w:hAnsi="Times New Roman" w:cs="Times New Roman"/>
@@ -226,37 +215,15 @@
           <w:lang w:val="es-CR"/>
         </w:rPr>
       </w:pPr>
-      <w:proofErr w:type="gramStart"/>
-      <w:r>
-        <w:rPr>
-          <w:rFonts w:ascii="Times New Roman" w:hAnsi="Times New Roman" w:cs="Times New Roman"/>
-          <w:sz w:val="24"/>
-          <w:szCs w:val="24"/>
-          <w:lang w:val="es-CR"/>
-        </w:rPr>
-        <w:t>Parking</w:t>
-      </w:r>
-      <w:proofErr w:type="gramEnd"/>
-      <w:r>
-        <w:rPr>
-          <w:rFonts w:ascii="Times New Roman" w:hAnsi="Times New Roman" w:cs="Times New Roman"/>
-          <w:sz w:val="24"/>
-          <w:szCs w:val="24"/>
-          <w:lang w:val="es-CR"/>
-        </w:rPr>
-        <w:t xml:space="preserve"> Coto es un parqueo privado con cobro por hora que necesita una aplicación para controlar los vehículos registrados, los espacios, los ingresos y salidas, los </w:t>
-      </w:r>
-      <w:proofErr w:type="gramStart"/>
-      <w:r>
-        <w:rPr>
-          <w:rFonts w:ascii="Times New Roman" w:hAnsi="Times New Roman" w:cs="Times New Roman"/>
-          <w:sz w:val="24"/>
-          <w:szCs w:val="24"/>
-          <w:lang w:val="es-CR"/>
-        </w:rPr>
-        <w:t>tickets</w:t>
-      </w:r>
-      <w:proofErr w:type="gramEnd"/>
+      <w:r>
+        <w:rPr>
+          <w:rFonts w:ascii="Times New Roman" w:hAnsi="Times New Roman" w:cs="Times New Roman"/>
+          <w:sz w:val="24"/>
+          <w:szCs w:val="24"/>
+          <w:lang w:val="es-CR"/>
+        </w:rPr>
+        <w:t>Parking Coto es un parqueo privado con cobro por hora que necesita una aplicación para controlar los vehículos registrados, los espacios, los ingresos y salidas, los tickets</w:t>
+      </w:r>
       <w:r>
         <w:rPr>
           <w:rFonts w:ascii="Times New Roman" w:hAnsi="Times New Roman" w:cs="Times New Roman"/>
@@ -330,7 +297,7 @@
     </w:p>
     <w:p>
       <w:pPr>
-        <w:pStyle w:val="Ttulo2"/>
+        <w:pStyle w:val="Heading2"/>
         <w:keepNext/>
         <w:rPr>
           <w:rFonts w:ascii="Times New Roman" w:hAnsi="Times New Roman" w:cs="Times New Roman"/>
@@ -365,7 +332,7 @@
     </w:p>
     <w:p>
       <w:pPr>
-        <w:pStyle w:val="Prrafodelista"/>
+        <w:pStyle w:val="ListParagraph"/>
         <w:numPr>
           <w:ilvl w:val="0"/>
           <w:numId w:val="2"/>
@@ -430,7 +397,7 @@
     </w:p>
     <w:p>
       <w:pPr>
-        <w:pStyle w:val="Prrafodelista"/>
+        <w:pStyle w:val="ListParagraph"/>
         <w:numPr>
           <w:ilvl w:val="0"/>
           <w:numId w:val="2"/>
@@ -511,7 +478,7 @@
     </w:p>
     <w:p>
       <w:pPr>
-        <w:pStyle w:val="Prrafodelista"/>
+        <w:pStyle w:val="ListParagraph"/>
         <w:numPr>
           <w:ilvl w:val="0"/>
           <w:numId w:val="2"/>
@@ -551,27 +518,7 @@
           <w:szCs w:val="24"/>
           <w:lang w:val="es-CR"/>
         </w:rPr>
-        <w:t xml:space="preserve"> son la suma de los pagos registrados; un </w:t>
-      </w:r>
-      <w:proofErr w:type="gramStart"/>
-      <w:r>
-        <w:rPr>
-          <w:rFonts w:ascii="Times New Roman" w:hAnsi="Times New Roman" w:cs="Times New Roman"/>
-          <w:sz w:val="24"/>
-          <w:szCs w:val="24"/>
-          <w:lang w:val="es-CR"/>
-        </w:rPr>
-        <w:t>ticket</w:t>
-      </w:r>
-      <w:proofErr w:type="gramEnd"/>
-      <w:r>
-        <w:rPr>
-          <w:rFonts w:ascii="Times New Roman" w:hAnsi="Times New Roman" w:cs="Times New Roman"/>
-          <w:sz w:val="24"/>
-          <w:szCs w:val="24"/>
-          <w:lang w:val="es-CR"/>
-        </w:rPr>
-        <w:t xml:space="preserve"> </w:t>
+        <w:t xml:space="preserve"> son la suma de los pagos registrados; un ticket </w:t>
       </w:r>
       <w:proofErr w:type="gramStart"/>
       <w:r>
@@ -596,7 +543,7 @@
     </w:p>
     <w:p>
       <w:pPr>
-        <w:pStyle w:val="Prrafodelista"/>
+        <w:pStyle w:val="ListParagraph"/>
         <w:numPr>
           <w:ilvl w:val="0"/>
           <w:numId w:val="2"/>
@@ -621,7 +568,7 @@
     </w:p>
     <w:p>
       <w:pPr>
-        <w:pStyle w:val="Ttulo1"/>
+        <w:pStyle w:val="Heading1"/>
         <w:keepNext/>
         <w:rPr>
           <w:rFonts w:ascii="Times New Roman" w:hAnsi="Times New Roman" w:cs="Times New Roman"/>
@@ -673,7 +620,7 @@
     </w:p>
     <w:p>
       <w:pPr>
-        <w:pStyle w:val="Ttulo2"/>
+        <w:pStyle w:val="Heading2"/>
         <w:keepNext/>
         <w:rPr>
           <w:rFonts w:ascii="Times New Roman" w:hAnsi="Times New Roman" w:cs="Times New Roman"/>
@@ -721,12 +668,6 @@
         <w:gridCol w:w="2000"/>
       </w:tblGrid>
       <w:tr>
-        <w:tblPrEx>
-          <w:tblCellMar>
-            <w:top w:w="0" w:type="dxa"/>
-            <w:bottom w:w="0" w:type="dxa"/>
-          </w:tblCellMar>
-        </w:tblPrEx>
         <w:trPr>
           <w:cantSplit/>
           <w:tblHeader/>
@@ -975,12 +916,6 @@
         </w:tc>
       </w:tr>
       <w:tr>
-        <w:tblPrEx>
-          <w:tblCellMar>
-            <w:top w:w="0" w:type="dxa"/>
-            <w:bottom w:w="0" w:type="dxa"/>
-          </w:tblCellMar>
-        </w:tblPrEx>
         <w:trPr>
           <w:cantSplit/>
         </w:trPr>
@@ -1078,7 +1013,15 @@
                 <w:sz w:val="24"/>
                 <w:szCs w:val="24"/>
               </w:rPr>
-              <w:t>₡500</w:t>
+              <w:t>₡</w:t>
+            </w:r>
+            <w:r>
+              <w:rPr>
+                <w:rFonts w:ascii="Times New Roman" w:hAnsi="Times New Roman" w:cs="Times New Roman"/>
+                <w:sz w:val="24"/>
+                <w:szCs w:val="24"/>
+              </w:rPr>
+              <w:t>500</w:t>
             </w:r>
           </w:p>
         </w:tc>
@@ -1114,7 +1057,15 @@
                 <w:sz w:val="24"/>
                 <w:szCs w:val="24"/>
               </w:rPr>
-              <w:t>₡4 000</w:t>
+              <w:t>₡</w:t>
+            </w:r>
+            <w:r>
+              <w:rPr>
+                <w:rFonts w:ascii="Times New Roman" w:hAnsi="Times New Roman" w:cs="Times New Roman"/>
+                <w:sz w:val="24"/>
+                <w:szCs w:val="24"/>
+              </w:rPr>
+              <w:t>4 000</w:t>
             </w:r>
           </w:p>
         </w:tc>
@@ -1156,12 +1107,6 @@
         </w:tc>
       </w:tr>
       <w:tr>
-        <w:tblPrEx>
-          <w:tblCellMar>
-            <w:top w:w="0" w:type="dxa"/>
-            <w:bottom w:w="0" w:type="dxa"/>
-          </w:tblCellMar>
-        </w:tblPrEx>
         <w:trPr>
           <w:cantSplit/>
         </w:trPr>
@@ -1259,7 +1204,15 @@
                 <w:sz w:val="24"/>
                 <w:szCs w:val="24"/>
               </w:rPr>
-              <w:t>₡900</w:t>
+              <w:t>₡</w:t>
+            </w:r>
+            <w:r>
+              <w:rPr>
+                <w:rFonts w:ascii="Times New Roman" w:hAnsi="Times New Roman" w:cs="Times New Roman"/>
+                <w:sz w:val="24"/>
+                <w:szCs w:val="24"/>
+              </w:rPr>
+              <w:t>900</w:t>
             </w:r>
           </w:p>
         </w:tc>
@@ -1295,7 +1248,15 @@
                 <w:sz w:val="24"/>
                 <w:szCs w:val="24"/>
               </w:rPr>
-              <w:t>₡7 000</w:t>
+              <w:t>₡</w:t>
+            </w:r>
+            <w:r>
+              <w:rPr>
+                <w:rFonts w:ascii="Times New Roman" w:hAnsi="Times New Roman" w:cs="Times New Roman"/>
+                <w:sz w:val="24"/>
+                <w:szCs w:val="24"/>
+              </w:rPr>
+              <w:t>7 000</w:t>
             </w:r>
           </w:p>
         </w:tc>
@@ -1337,12 +1298,6 @@
         </w:tc>
       </w:tr>
       <w:tr>
-        <w:tblPrEx>
-          <w:tblCellMar>
-            <w:top w:w="0" w:type="dxa"/>
-            <w:bottom w:w="0" w:type="dxa"/>
-          </w:tblCellMar>
-        </w:tblPrEx>
         <w:trPr>
           <w:cantSplit/>
         </w:trPr>
@@ -1442,7 +1397,15 @@
                 <w:sz w:val="24"/>
                 <w:szCs w:val="24"/>
               </w:rPr>
-              <w:t>₡1 500</w:t>
+              <w:t>₡</w:t>
+            </w:r>
+            <w:r>
+              <w:rPr>
+                <w:rFonts w:ascii="Times New Roman" w:hAnsi="Times New Roman" w:cs="Times New Roman"/>
+                <w:sz w:val="24"/>
+                <w:szCs w:val="24"/>
+              </w:rPr>
+              <w:t>1 500</w:t>
             </w:r>
           </w:p>
         </w:tc>
@@ -1478,7 +1441,15 @@
                 <w:sz w:val="24"/>
                 <w:szCs w:val="24"/>
               </w:rPr>
-              <w:t>₡11 000</w:t>
+              <w:t>₡</w:t>
+            </w:r>
+            <w:r>
+              <w:rPr>
+                <w:rFonts w:ascii="Times New Roman" w:hAnsi="Times New Roman" w:cs="Times New Roman"/>
+                <w:sz w:val="24"/>
+                <w:szCs w:val="24"/>
+              </w:rPr>
+              <w:t>11 000</w:t>
             </w:r>
           </w:p>
         </w:tc>
@@ -1553,7 +1524,7 @@
     </w:p>
     <w:p>
       <w:pPr>
-        <w:pStyle w:val="Ttulo2"/>
+        <w:pStyle w:val="Heading2"/>
         <w:keepNext/>
         <w:rPr>
           <w:rFonts w:ascii="Times New Roman" w:hAnsi="Times New Roman" w:cs="Times New Roman"/>
@@ -1593,12 +1564,6 @@
         <w:gridCol w:w="5680"/>
       </w:tblGrid>
       <w:tr>
-        <w:tblPrEx>
-          <w:tblCellMar>
-            <w:top w:w="0" w:type="dxa"/>
-            <w:bottom w:w="0" w:type="dxa"/>
-          </w:tblCellMar>
-        </w:tblPrEx>
         <w:trPr>
           <w:cantSplit/>
           <w:tblHeader/>
@@ -1685,12 +1650,6 @@
         </w:tc>
       </w:tr>
       <w:tr>
-        <w:tblPrEx>
-          <w:tblCellMar>
-            <w:top w:w="0" w:type="dxa"/>
-            <w:bottom w:w="0" w:type="dxa"/>
-          </w:tblCellMar>
-        </w:tblPrEx>
         <w:trPr>
           <w:cantSplit/>
         </w:trPr>
@@ -1718,6 +1677,7 @@
                 <w:rFonts w:ascii="Times New Roman" w:hAnsi="Times New Roman" w:cs="Times New Roman"/>
                 <w:sz w:val="24"/>
                 <w:szCs w:val="24"/>
+                <w:lang w:val="es-CR"/>
               </w:rPr>
             </w:pPr>
             <w:r>
@@ -1867,12 +1827,6 @@
         </w:tc>
       </w:tr>
       <w:tr>
-        <w:tblPrEx>
-          <w:tblCellMar>
-            <w:top w:w="0" w:type="dxa"/>
-            <w:bottom w:w="0" w:type="dxa"/>
-          </w:tblCellMar>
-        </w:tblPrEx>
         <w:trPr>
           <w:cantSplit/>
         </w:trPr>
@@ -1900,6 +1854,7 @@
                 <w:rFonts w:ascii="Times New Roman" w:hAnsi="Times New Roman" w:cs="Times New Roman"/>
                 <w:sz w:val="24"/>
                 <w:szCs w:val="24"/>
+                <w:lang w:val="es-CR"/>
               </w:rPr>
             </w:pPr>
             <w:r>
@@ -2037,12 +1992,6 @@
         </w:tc>
       </w:tr>
       <w:tr>
-        <w:tblPrEx>
-          <w:tblCellMar>
-            <w:top w:w="0" w:type="dxa"/>
-            <w:bottom w:w="0" w:type="dxa"/>
-          </w:tblCellMar>
-        </w:tblPrEx>
         <w:trPr>
           <w:cantSplit/>
         </w:trPr>
@@ -2184,12 +2133,6 @@
         </w:tc>
       </w:tr>
       <w:tr>
-        <w:tblPrEx>
-          <w:tblCellMar>
-            <w:top w:w="0" w:type="dxa"/>
-            <w:bottom w:w="0" w:type="dxa"/>
-          </w:tblCellMar>
-        </w:tblPrEx>
         <w:trPr>
           <w:cantSplit/>
         </w:trPr>
@@ -2227,27 +2170,7 @@
                 <w:szCs w:val="24"/>
                 <w:lang w:val="es-CR"/>
               </w:rPr>
-              <w:t xml:space="preserve">Consultar vehículos dentro, </w:t>
-            </w:r>
-            <w:proofErr w:type="gramStart"/>
-            <w:r>
-              <w:rPr>
-                <w:rFonts w:ascii="Times New Roman" w:hAnsi="Times New Roman" w:cs="Times New Roman"/>
-                <w:sz w:val="24"/>
-                <w:szCs w:val="24"/>
-                <w:lang w:val="es-CR"/>
-              </w:rPr>
-              <w:t>tickets</w:t>
-            </w:r>
-            <w:proofErr w:type="gramEnd"/>
-            <w:r>
-              <w:rPr>
-                <w:rFonts w:ascii="Times New Roman" w:hAnsi="Times New Roman" w:cs="Times New Roman"/>
-                <w:sz w:val="24"/>
-                <w:szCs w:val="24"/>
-                <w:lang w:val="es-CR"/>
-              </w:rPr>
-              <w:t xml:space="preserve"> activos e ingresos totales</w:t>
+              <w:t>Consultar vehículos dentro, tickets activos e ingresos totales</w:t>
             </w:r>
           </w:p>
         </w:tc>
@@ -2327,12 +2250,6 @@
         </w:tc>
       </w:tr>
       <w:tr>
-        <w:tblPrEx>
-          <w:tblCellMar>
-            <w:top w:w="0" w:type="dxa"/>
-            <w:bottom w:w="0" w:type="dxa"/>
-          </w:tblCellMar>
-        </w:tblPrEx>
         <w:trPr>
           <w:cantSplit/>
         </w:trPr>
@@ -2450,12 +2367,6 @@
         </w:tc>
       </w:tr>
       <w:tr>
-        <w:tblPrEx>
-          <w:tblCellMar>
-            <w:top w:w="0" w:type="dxa"/>
-            <w:bottom w:w="0" w:type="dxa"/>
-          </w:tblCellMar>
-        </w:tblPrEx>
         <w:trPr>
           <w:cantSplit/>
         </w:trPr>
@@ -2568,12 +2479,6 @@
         </w:tc>
       </w:tr>
       <w:tr>
-        <w:tblPrEx>
-          <w:tblCellMar>
-            <w:top w:w="0" w:type="dxa"/>
-            <w:bottom w:w="0" w:type="dxa"/>
-          </w:tblCellMar>
-        </w:tblPrEx>
         <w:trPr>
           <w:cantSplit/>
         </w:trPr>
@@ -2697,12 +2602,6 @@
         </w:tc>
       </w:tr>
       <w:tr>
-        <w:tblPrEx>
-          <w:tblCellMar>
-            <w:top w:w="0" w:type="dxa"/>
-            <w:bottom w:w="0" w:type="dxa"/>
-          </w:tblCellMar>
-        </w:tblPrEx>
         <w:trPr>
           <w:cantSplit/>
         </w:trPr>
@@ -2839,7 +2738,7 @@
     </w:p>
     <w:p>
       <w:pPr>
-        <w:pStyle w:val="Ttulo1"/>
+        <w:pStyle w:val="Heading1"/>
         <w:keepNext/>
         <w:rPr>
           <w:rFonts w:ascii="Times New Roman" w:hAnsi="Times New Roman" w:cs="Times New Roman"/>
@@ -2997,7 +2896,7 @@
     </w:p>
     <w:p>
       <w:pPr>
-        <w:pStyle w:val="Ttulo2"/>
+        <w:pStyle w:val="Heading2"/>
         <w:keepNext/>
         <w:rPr>
           <w:rFonts w:ascii="Times New Roman" w:hAnsi="Times New Roman" w:cs="Times New Roman"/>
@@ -3039,7 +2938,7 @@
     </w:p>
     <w:p>
       <w:pPr>
-        <w:pStyle w:val="Prrafodelista"/>
+        <w:pStyle w:val="ListParagraph"/>
         <w:numPr>
           <w:ilvl w:val="0"/>
           <w:numId w:val="2"/>
@@ -3224,7 +3123,7 @@
     </w:p>
     <w:p>
       <w:pPr>
-        <w:pStyle w:val="Prrafodelista"/>
+        <w:pStyle w:val="ListParagraph"/>
         <w:numPr>
           <w:ilvl w:val="0"/>
           <w:numId w:val="2"/>
@@ -3371,32 +3270,12 @@
           <w:szCs w:val="24"/>
           <w:lang w:val="es-CR"/>
         </w:rPr>
-        <w:t xml:space="preserve">*): los espacios, </w:t>
-      </w:r>
-      <w:proofErr w:type="gramStart"/>
-      <w:r>
-        <w:rPr>
-          <w:rFonts w:ascii="Times New Roman" w:hAnsi="Times New Roman" w:cs="Times New Roman"/>
-          <w:sz w:val="24"/>
-          <w:szCs w:val="24"/>
-          <w:lang w:val="es-CR"/>
-        </w:rPr>
-        <w:t>tickets</w:t>
-      </w:r>
-      <w:proofErr w:type="gramEnd"/>
-      <w:r>
-        <w:rPr>
-          <w:rFonts w:ascii="Times New Roman" w:hAnsi="Times New Roman" w:cs="Times New Roman"/>
-          <w:sz w:val="24"/>
-          <w:szCs w:val="24"/>
-          <w:lang w:val="es-CR"/>
-        </w:rPr>
-        <w:t xml:space="preserve"> y pagos nacen y se administran dentro del parqueo; no tienen sentido fuera de él.</w:t>
+        <w:t>*): los espacios, tickets y pagos nacen y se administran dentro del parqueo; no tienen sentido fuera de él.</w:t>
       </w:r>
     </w:p>
     <w:p>
       <w:pPr>
-        <w:pStyle w:val="Prrafodelista"/>
+        <w:pStyle w:val="ListParagraph"/>
         <w:numPr>
           <w:ilvl w:val="0"/>
           <w:numId w:val="2"/>
@@ -3510,7 +3389,7 @@
     </w:p>
     <w:p>
       <w:pPr>
-        <w:pStyle w:val="Prrafodelista"/>
+        <w:pStyle w:val="ListParagraph"/>
         <w:numPr>
           <w:ilvl w:val="0"/>
           <w:numId w:val="2"/>
@@ -3601,27 +3480,7 @@
           <w:szCs w:val="24"/>
           <w:lang w:val="es-CR"/>
         </w:rPr>
-        <w:t xml:space="preserve"> (un vehículo o un espacio puede aparecer en muchos </w:t>
-      </w:r>
-      <w:proofErr w:type="gramStart"/>
-      <w:r>
-        <w:rPr>
-          <w:rFonts w:ascii="Times New Roman" w:hAnsi="Times New Roman" w:cs="Times New Roman"/>
-          <w:sz w:val="24"/>
-          <w:szCs w:val="24"/>
-          <w:lang w:val="es-CR"/>
-        </w:rPr>
-        <w:t>tickets</w:t>
-      </w:r>
-      <w:proofErr w:type="gramEnd"/>
-      <w:r>
-        <w:rPr>
-          <w:rFonts w:ascii="Times New Roman" w:hAnsi="Times New Roman" w:cs="Times New Roman"/>
-          <w:sz w:val="24"/>
-          <w:szCs w:val="24"/>
-          <w:lang w:val="es-CR"/>
-        </w:rPr>
-        <w:t xml:space="preserve"> a lo largo del tiempo, pero solo en uno activo). Un </w:t>
+        <w:t xml:space="preserve"> (un vehículo o un espacio puede aparecer en muchos tickets a lo largo del tiempo, pero solo en uno activo). Un </w:t>
       </w:r>
       <w:r>
         <w:rPr>
@@ -3659,27 +3518,7 @@
           <w:szCs w:val="24"/>
           <w:lang w:val="es-CR"/>
         </w:rPr>
-        <w:t xml:space="preserve">, y un </w:t>
-      </w:r>
-      <w:proofErr w:type="gramStart"/>
-      <w:r>
-        <w:rPr>
-          <w:rFonts w:ascii="Times New Roman" w:hAnsi="Times New Roman" w:cs="Times New Roman"/>
-          <w:sz w:val="24"/>
-          <w:szCs w:val="24"/>
-          <w:lang w:val="es-CR"/>
-        </w:rPr>
-        <w:t>ticket</w:t>
-      </w:r>
-      <w:proofErr w:type="gramEnd"/>
-      <w:r>
-        <w:rPr>
-          <w:rFonts w:ascii="Times New Roman" w:hAnsi="Times New Roman" w:cs="Times New Roman"/>
-          <w:sz w:val="24"/>
-          <w:szCs w:val="24"/>
-          <w:lang w:val="es-CR"/>
-        </w:rPr>
-        <w:t xml:space="preserve"> tiene </w:t>
+        <w:t xml:space="preserve">, y un ticket tiene </w:t>
       </w:r>
       <w:proofErr w:type="gramStart"/>
       <w:r>
@@ -3704,7 +3543,7 @@
     </w:p>
     <w:p>
       <w:pPr>
-        <w:pStyle w:val="Prrafodelista"/>
+        <w:pStyle w:val="ListParagraph"/>
         <w:numPr>
           <w:ilvl w:val="0"/>
           <w:numId w:val="2"/>
@@ -3899,7 +3738,7 @@
     </w:p>
     <w:p>
       <w:pPr>
-        <w:pStyle w:val="Ttulo1"/>
+        <w:pStyle w:val="Heading1"/>
         <w:keepNext/>
         <w:rPr>
           <w:rFonts w:ascii="Times New Roman" w:hAnsi="Times New Roman" w:cs="Times New Roman"/>
@@ -3922,7 +3761,7 @@
     </w:p>
     <w:p>
       <w:pPr>
-        <w:pStyle w:val="Ttulo2"/>
+        <w:pStyle w:val="Heading2"/>
         <w:keepNext/>
         <w:rPr>
           <w:rFonts w:ascii="Times New Roman" w:hAnsi="Times New Roman" w:cs="Times New Roman"/>
@@ -3985,12 +3824,6 @@
         <w:gridCol w:w="2822"/>
       </w:tblGrid>
       <w:tr>
-        <w:tblPrEx>
-          <w:tblCellMar>
-            <w:top w:w="0" w:type="dxa"/>
-            <w:bottom w:w="0" w:type="dxa"/>
-          </w:tblCellMar>
-        </w:tblPrEx>
         <w:trPr>
           <w:cantSplit/>
           <w:tblHeader/>
@@ -4147,12 +3980,6 @@
         </w:tc>
       </w:tr>
       <w:tr>
-        <w:tblPrEx>
-          <w:tblCellMar>
-            <w:top w:w="0" w:type="dxa"/>
-            <w:bottom w:w="0" w:type="dxa"/>
-          </w:tblCellMar>
-        </w:tblPrEx>
         <w:trPr>
           <w:cantSplit/>
         </w:trPr>
@@ -4282,38 +4109,12 @@
                 <w:szCs w:val="24"/>
                 <w:lang w:val="es-CR"/>
               </w:rPr>
-              <w:t xml:space="preserve">No conoce </w:t>
-            </w:r>
-            <w:proofErr w:type="gramStart"/>
-            <w:r>
-              <w:rPr>
-                <w:rFonts w:ascii="Times New Roman" w:hAnsi="Times New Roman" w:cs="Times New Roman"/>
-                <w:sz w:val="24"/>
-                <w:szCs w:val="24"/>
-                <w:lang w:val="es-CR"/>
-              </w:rPr>
-              <w:t>tickets</w:t>
-            </w:r>
-            <w:proofErr w:type="gramEnd"/>
-            <w:r>
-              <w:rPr>
-                <w:rFonts w:ascii="Times New Roman" w:hAnsi="Times New Roman" w:cs="Times New Roman"/>
-                <w:sz w:val="24"/>
-                <w:szCs w:val="24"/>
-                <w:lang w:val="es-CR"/>
-              </w:rPr>
-              <w:t xml:space="preserve"> ni espacios ocupados</w:t>
+              <w:t>No conoce tickets ni espacios ocupados</w:t>
             </w:r>
           </w:p>
         </w:tc>
       </w:tr>
       <w:tr>
-        <w:tblPrEx>
-          <w:tblCellMar>
-            <w:top w:w="0" w:type="dxa"/>
-            <w:bottom w:w="0" w:type="dxa"/>
-          </w:tblCellMar>
-        </w:tblPrEx>
         <w:trPr>
           <w:cantSplit/>
         </w:trPr>
@@ -4433,12 +4234,6 @@
         </w:tc>
       </w:tr>
       <w:tr>
-        <w:tblPrEx>
-          <w:tblCellMar>
-            <w:top w:w="0" w:type="dxa"/>
-            <w:bottom w:w="0" w:type="dxa"/>
-          </w:tblCellMar>
-        </w:tblPrEx>
         <w:trPr>
           <w:cantSplit/>
         </w:trPr>
@@ -4574,12 +4369,6 @@
         </w:tc>
       </w:tr>
       <w:tr>
-        <w:tblPrEx>
-          <w:tblCellMar>
-            <w:top w:w="0" w:type="dxa"/>
-            <w:bottom w:w="0" w:type="dxa"/>
-          </w:tblCellMar>
-        </w:tblPrEx>
         <w:trPr>
           <w:cantSplit/>
         </w:trPr>
@@ -4702,29 +4491,12 @@
                 <w:szCs w:val="24"/>
                 <w:lang w:val="es-CR"/>
               </w:rPr>
-              <w:t xml:space="preserve">No numera ni guarda la colección de </w:t>
-            </w:r>
-            <w:proofErr w:type="gramStart"/>
-            <w:r>
-              <w:rPr>
-                <w:rFonts w:ascii="Times New Roman" w:hAnsi="Times New Roman" w:cs="Times New Roman"/>
-                <w:sz w:val="24"/>
-                <w:szCs w:val="24"/>
-                <w:lang w:val="es-CR"/>
-              </w:rPr>
-              <w:t>tickets</w:t>
-            </w:r>
-            <w:proofErr w:type="gramEnd"/>
+              <w:t>No numera ni guarda la colección de tickets</w:t>
+            </w:r>
           </w:p>
         </w:tc>
       </w:tr>
       <w:tr>
-        <w:tblPrEx>
-          <w:tblCellMar>
-            <w:top w:w="0" w:type="dxa"/>
-            <w:bottom w:w="0" w:type="dxa"/>
-          </w:tblCellMar>
-        </w:tblPrEx>
         <w:trPr>
           <w:cantSplit/>
         </w:trPr>
@@ -4798,19 +4570,37 @@
                 <w:szCs w:val="24"/>
                 <w:lang w:val="es-CR"/>
               </w:rPr>
-              <w:t xml:space="preserve">Registro inmutable del pago; toma el monto del </w:t>
-            </w:r>
-            <w:proofErr w:type="gramStart"/>
-            <w:r>
+              <w:t>Registro inmutable del pago; toma el monto del ticket, por lo que nunca pueden diferir</w:t>
+            </w:r>
+          </w:p>
+        </w:tc>
+        <w:tc>
+          <w:tcPr>
+            <w:tcW w:w="2880" w:type="dxa"/>
+            <w:tcBorders>
+              <w:top w:val="single" w:sz="4" w:space="0" w:color="BFBFBF"/>
+              <w:left w:val="single" w:sz="4" w:space="0" w:color="BFBFBF"/>
+              <w:bottom w:val="single" w:sz="4" w:space="0" w:color="BFBFBF"/>
+              <w:right w:val="single" w:sz="4" w:space="0" w:color="BFBFBF"/>
+            </w:tcBorders>
+            <w:shd w:val="clear" w:color="auto" w:fill="FFFFFF"/>
+            <w:tcMar>
+              <w:top w:w="40" w:type="dxa"/>
+              <w:left w:w="90" w:type="dxa"/>
+              <w:bottom w:w="40" w:type="dxa"/>
+              <w:right w:w="90" w:type="dxa"/>
+            </w:tcMar>
+            <w:vAlign w:val="center"/>
+          </w:tcPr>
+          <w:p>
+            <w:pPr>
               <w:rPr>
                 <w:rFonts w:ascii="Times New Roman" w:hAnsi="Times New Roman" w:cs="Times New Roman"/>
                 <w:sz w:val="24"/>
                 <w:szCs w:val="24"/>
                 <w:lang w:val="es-CR"/>
               </w:rPr>
-              <w:t>ticket</w:t>
-            </w:r>
-            <w:proofErr w:type="gramEnd"/>
+            </w:pPr>
             <w:r>
               <w:rPr>
                 <w:rFonts w:ascii="Times New Roman" w:hAnsi="Times New Roman" w:cs="Times New Roman"/>
@@ -4818,67 +4608,12 @@
                 <w:szCs w:val="24"/>
                 <w:lang w:val="es-CR"/>
               </w:rPr>
-              <w:t>, por lo que nunca pueden diferir</w:t>
-            </w:r>
-          </w:p>
-        </w:tc>
-        <w:tc>
-          <w:tcPr>
-            <w:tcW w:w="2880" w:type="dxa"/>
-            <w:tcBorders>
-              <w:top w:val="single" w:sz="4" w:space="0" w:color="BFBFBF"/>
-              <w:left w:val="single" w:sz="4" w:space="0" w:color="BFBFBF"/>
-              <w:bottom w:val="single" w:sz="4" w:space="0" w:color="BFBFBF"/>
-              <w:right w:val="single" w:sz="4" w:space="0" w:color="BFBFBF"/>
-            </w:tcBorders>
-            <w:shd w:val="clear" w:color="auto" w:fill="FFFFFF"/>
-            <w:tcMar>
-              <w:top w:w="40" w:type="dxa"/>
-              <w:left w:w="90" w:type="dxa"/>
-              <w:bottom w:w="40" w:type="dxa"/>
-              <w:right w:w="90" w:type="dxa"/>
-            </w:tcMar>
-            <w:vAlign w:val="center"/>
-          </w:tcPr>
-          <w:p>
-            <w:pPr>
-              <w:rPr>
-                <w:rFonts w:ascii="Times New Roman" w:hAnsi="Times New Roman" w:cs="Times New Roman"/>
-                <w:sz w:val="24"/>
-                <w:szCs w:val="24"/>
-                <w:lang w:val="es-CR"/>
-              </w:rPr>
-            </w:pPr>
-            <w:r>
-              <w:rPr>
-                <w:rFonts w:ascii="Times New Roman" w:hAnsi="Times New Roman" w:cs="Times New Roman"/>
-                <w:sz w:val="24"/>
-                <w:szCs w:val="24"/>
-                <w:lang w:val="es-CR"/>
-              </w:rPr>
-              <w:t xml:space="preserve">No valida el estado del </w:t>
-            </w:r>
-            <w:proofErr w:type="gramStart"/>
-            <w:r>
-              <w:rPr>
-                <w:rFonts w:ascii="Times New Roman" w:hAnsi="Times New Roman" w:cs="Times New Roman"/>
-                <w:sz w:val="24"/>
-                <w:szCs w:val="24"/>
-                <w:lang w:val="es-CR"/>
-              </w:rPr>
-              <w:t>ticket</w:t>
-            </w:r>
-            <w:proofErr w:type="gramEnd"/>
+              <w:t>No valida el estado del ticket</w:t>
+            </w:r>
           </w:p>
         </w:tc>
       </w:tr>
       <w:tr>
-        <w:tblPrEx>
-          <w:tblCellMar>
-            <w:top w:w="0" w:type="dxa"/>
-            <w:bottom w:w="0" w:type="dxa"/>
-          </w:tblCellMar>
-        </w:tblPrEx>
         <w:trPr>
           <w:cantSplit/>
         </w:trPr>
@@ -4954,9 +4689,8 @@
                 <w:szCs w:val="24"/>
                 <w:lang w:val="es-CR"/>
               </w:rPr>
-              <w:t xml:space="preserve">Colecciones, numeración de </w:t>
-            </w:r>
-            <w:proofErr w:type="gramStart"/>
+              <w:t>Colecciones, numeración de tickets</w:t>
+            </w:r>
             <w:r>
               <w:rPr>
                 <w:rFonts w:ascii="Times New Roman" w:hAnsi="Times New Roman" w:cs="Times New Roman"/>
@@ -4964,57 +4698,7 @@
                 <w:szCs w:val="24"/>
                 <w:lang w:val="es-CR"/>
               </w:rPr>
-              <w:t>tickets</w:t>
-            </w:r>
-            <w:proofErr w:type="gramEnd"/>
-            <w:r>
-              <w:rPr>
-                <w:rFonts w:ascii="Times New Roman" w:hAnsi="Times New Roman" w:cs="Times New Roman"/>
-                <w:sz w:val="24"/>
-                <w:szCs w:val="24"/>
-                <w:lang w:val="es-CR"/>
-              </w:rPr>
-              <w:t xml:space="preserve"> y pagos, reglas globales (un </w:t>
-            </w:r>
-            <w:proofErr w:type="gramStart"/>
-            <w:r>
-              <w:rPr>
-                <w:rFonts w:ascii="Times New Roman" w:hAnsi="Times New Roman" w:cs="Times New Roman"/>
-                <w:sz w:val="24"/>
-                <w:szCs w:val="24"/>
-                <w:lang w:val="es-CR"/>
-              </w:rPr>
-              <w:t>ticket</w:t>
-            </w:r>
-            <w:proofErr w:type="gramEnd"/>
-            <w:r>
-              <w:rPr>
-                <w:rFonts w:ascii="Times New Roman" w:hAnsi="Times New Roman" w:cs="Times New Roman"/>
-                <w:sz w:val="24"/>
-                <w:szCs w:val="24"/>
-                <w:lang w:val="es-CR"/>
-              </w:rPr>
-              <w:t xml:space="preserve"> activo por vehículo, salida solo con </w:t>
-            </w:r>
-            <w:proofErr w:type="gramStart"/>
-            <w:r>
-              <w:rPr>
-                <w:rFonts w:ascii="Times New Roman" w:hAnsi="Times New Roman" w:cs="Times New Roman"/>
-                <w:sz w:val="24"/>
-                <w:szCs w:val="24"/>
-                <w:lang w:val="es-CR"/>
-              </w:rPr>
-              <w:t>ticket</w:t>
-            </w:r>
-            <w:proofErr w:type="gramEnd"/>
-            <w:r>
-              <w:rPr>
-                <w:rFonts w:ascii="Times New Roman" w:hAnsi="Times New Roman" w:cs="Times New Roman"/>
-                <w:sz w:val="24"/>
-                <w:szCs w:val="24"/>
-                <w:lang w:val="es-CR"/>
-              </w:rPr>
-              <w:t xml:space="preserve"> activo) y consultas</w:t>
+              <w:t xml:space="preserve"> y pagos, reglas globales (un ticket activo por vehículo, salida solo con ticket activo) y consultas</w:t>
             </w:r>
           </w:p>
         </w:tc>
@@ -5060,7 +4744,7 @@
     </w:tbl>
     <w:p>
       <w:pPr>
-        <w:pStyle w:val="Ttulo2"/>
+        <w:pStyle w:val="Heading2"/>
         <w:keepNext/>
         <w:rPr>
           <w:rFonts w:ascii="Times New Roman" w:hAnsi="Times New Roman" w:cs="Times New Roman"/>
@@ -5102,7 +4786,7 @@
     </w:p>
     <w:p>
       <w:pPr>
-        <w:pStyle w:val="Prrafodelista"/>
+        <w:pStyle w:val="ListParagraph"/>
         <w:numPr>
           <w:ilvl w:val="0"/>
           <w:numId w:val="2"/>
@@ -5193,32 +4877,12 @@
           <w:szCs w:val="24"/>
           <w:lang w:val="es-CR"/>
         </w:rPr>
-        <w:t xml:space="preserve"> para </w:t>
-      </w:r>
-      <w:proofErr w:type="gramStart"/>
-      <w:r>
-        <w:rPr>
-          <w:rFonts w:ascii="Times New Roman" w:hAnsi="Times New Roman" w:cs="Times New Roman"/>
-          <w:sz w:val="24"/>
-          <w:szCs w:val="24"/>
-          <w:lang w:val="es-CR"/>
-        </w:rPr>
-        <w:t>tickets</w:t>
-      </w:r>
-      <w:proofErr w:type="gramEnd"/>
-      <w:r>
-        <w:rPr>
-          <w:rFonts w:ascii="Times New Roman" w:hAnsi="Times New Roman" w:cs="Times New Roman"/>
-          <w:sz w:val="24"/>
-          <w:szCs w:val="24"/>
-          <w:lang w:val="es-CR"/>
-        </w:rPr>
-        <w:t xml:space="preserve"> y pagos (historial en orden cronológico).</w:t>
+        <w:t xml:space="preserve"> para tickets y pagos (historial en orden cronológico).</w:t>
       </w:r>
     </w:p>
     <w:p>
       <w:pPr>
-        <w:pStyle w:val="Prrafodelista"/>
+        <w:pStyle w:val="ListParagraph"/>
         <w:numPr>
           <w:ilvl w:val="0"/>
           <w:numId w:val="2"/>
@@ -5471,7 +5135,7 @@
     </w:p>
     <w:p>
       <w:pPr>
-        <w:pStyle w:val="Prrafodelista"/>
+        <w:pStyle w:val="ListParagraph"/>
         <w:numPr>
           <w:ilvl w:val="0"/>
           <w:numId w:val="2"/>
@@ -5523,32 +5187,12 @@
           <w:szCs w:val="24"/>
           <w:lang w:val="es-CR"/>
         </w:rPr>
-        <w:t xml:space="preserve"> el monto se calcula antes de liberar el espacio y de cambiar el estado; si algo falla (por ejemplo, una salida anterior a la entrada), el </w:t>
-      </w:r>
-      <w:proofErr w:type="gramStart"/>
-      <w:r>
-        <w:rPr>
-          <w:rFonts w:ascii="Times New Roman" w:hAnsi="Times New Roman" w:cs="Times New Roman"/>
-          <w:sz w:val="24"/>
-          <w:szCs w:val="24"/>
-          <w:lang w:val="es-CR"/>
-        </w:rPr>
-        <w:t>ticket</w:t>
-      </w:r>
-      <w:proofErr w:type="gramEnd"/>
-      <w:r>
-        <w:rPr>
-          <w:rFonts w:ascii="Times New Roman" w:hAnsi="Times New Roman" w:cs="Times New Roman"/>
-          <w:sz w:val="24"/>
-          <w:szCs w:val="24"/>
-          <w:lang w:val="es-CR"/>
-        </w:rPr>
-        <w:t xml:space="preserve"> sigue ACTIVE y el espacio OCCUPIED.</w:t>
+        <w:t xml:space="preserve"> el monto se calcula antes de liberar el espacio y de cambiar el estado; si algo falla (por ejemplo, una salida anterior a la entrada), el ticket sigue ACTIVE y el espacio OCCUPIED.</w:t>
       </w:r>
     </w:p>
     <w:p>
       <w:pPr>
-        <w:pStyle w:val="Prrafodelista"/>
+        <w:pStyle w:val="ListParagraph"/>
         <w:numPr>
           <w:ilvl w:val="0"/>
           <w:numId w:val="2"/>
@@ -5604,7 +5248,7 @@
     </w:p>
     <w:p>
       <w:pPr>
-        <w:pStyle w:val="Prrafodelista"/>
+        <w:pStyle w:val="ListParagraph"/>
         <w:numPr>
           <w:ilvl w:val="0"/>
           <w:numId w:val="2"/>
@@ -5735,32 +5379,12 @@
           <w:szCs w:val="24"/>
           <w:lang w:val="es-CR"/>
         </w:rPr>
-        <w:t xml:space="preserve"> se basan en placa, identificador y número de </w:t>
-      </w:r>
-      <w:proofErr w:type="gramStart"/>
-      <w:r>
-        <w:rPr>
-          <w:rFonts w:ascii="Times New Roman" w:hAnsi="Times New Roman" w:cs="Times New Roman"/>
-          <w:sz w:val="24"/>
-          <w:szCs w:val="24"/>
-          <w:lang w:val="es-CR"/>
-        </w:rPr>
-        <w:t>ticket</w:t>
-      </w:r>
-      <w:proofErr w:type="gramEnd"/>
-      <w:r>
-        <w:rPr>
-          <w:rFonts w:ascii="Times New Roman" w:hAnsi="Times New Roman" w:cs="Times New Roman"/>
-          <w:sz w:val="24"/>
-          <w:szCs w:val="24"/>
-          <w:lang w:val="es-CR"/>
-        </w:rPr>
-        <w:t>, respectivamente.</w:t>
+        <w:t xml:space="preserve"> se basan en placa, identificador y número de ticket, respectivamente.</w:t>
       </w:r>
     </w:p>
     <w:p>
       <w:pPr>
-        <w:pStyle w:val="Ttulo2"/>
+        <w:pStyle w:val="Heading2"/>
         <w:keepNext/>
         <w:rPr>
           <w:rFonts w:ascii="Times New Roman" w:hAnsi="Times New Roman" w:cs="Times New Roman"/>
@@ -5802,7 +5426,7 @@
     </w:p>
     <w:p>
       <w:pPr>
-        <w:pStyle w:val="Prrafodelista"/>
+        <w:pStyle w:val="ListParagraph"/>
         <w:numPr>
           <w:ilvl w:val="0"/>
           <w:numId w:val="2"/>
@@ -5847,7 +5471,7 @@
     </w:p>
     <w:p>
       <w:pPr>
-        <w:pStyle w:val="Prrafodelista"/>
+        <w:pStyle w:val="ListParagraph"/>
         <w:numPr>
           <w:ilvl w:val="0"/>
           <w:numId w:val="2"/>
@@ -5912,7 +5536,7 @@
     </w:p>
     <w:p>
       <w:pPr>
-        <w:pStyle w:val="Ttulo1"/>
+        <w:pStyle w:val="Heading1"/>
         <w:keepNext/>
         <w:rPr>
           <w:rFonts w:ascii="Times New Roman" w:hAnsi="Times New Roman" w:cs="Times New Roman"/>
@@ -5935,7 +5559,7 @@
     </w:p>
     <w:p>
       <w:pPr>
-        <w:pStyle w:val="Ttulo2"/>
+        <w:pStyle w:val="Heading2"/>
         <w:keepNext/>
         <w:rPr>
           <w:rFonts w:ascii="Times New Roman" w:hAnsi="Times New Roman" w:cs="Times New Roman"/>
@@ -6080,18 +5704,8 @@
           <w:sz w:val="24"/>
           <w:szCs w:val="24"/>
         </w:rPr>
-        <w:t xml:space="preserve">Duration </w:t>
-      </w:r>
-      <w:proofErr w:type="gramStart"/>
-      <w:r>
-        <w:rPr>
-          <w:rFonts w:ascii="Times New Roman" w:eastAsia="Consolas" w:hAnsi="Times New Roman" w:cs="Times New Roman"/>
-          <w:sz w:val="24"/>
-          <w:szCs w:val="24"/>
-        </w:rPr>
-        <w:t>stay) {</w:t>
-      </w:r>
-      <w:proofErr w:type="gramEnd"/>
+        <w:t>Duration stay) {</w:t>
+      </w:r>
     </w:p>
     <w:p>
       <w:pPr>
@@ -6254,18 +5868,24 @@
           <w:rFonts w:ascii="Times New Roman" w:hAnsi="Times New Roman" w:cs="Times New Roman"/>
           <w:sz w:val="24"/>
           <w:szCs w:val="24"/>
-          <w:lang w:val="es-CR"/>
         </w:rPr>
       </w:pPr>
+      <w:r>
+        <w:rPr>
+          <w:rFonts w:ascii="Times New Roman" w:eastAsia="Consolas" w:hAnsi="Times New Roman" w:cs="Times New Roman"/>
+          <w:sz w:val="24"/>
+          <w:szCs w:val="24"/>
+        </w:rPr>
+        <w:t xml:space="preserve">protected abstract </w:t>
+      </w:r>
       <w:proofErr w:type="spellStart"/>
       <w:r>
         <w:rPr>
           <w:rFonts w:ascii="Times New Roman" w:eastAsia="Consolas" w:hAnsi="Times New Roman" w:cs="Times New Roman"/>
           <w:sz w:val="24"/>
           <w:szCs w:val="24"/>
-          <w:lang w:val="es-CR"/>
-        </w:rPr>
-        <w:t>protected</w:t>
+        </w:rPr>
+        <w:t>PricingPolicy</w:t>
       </w:r>
       <w:proofErr w:type="spellEnd"/>
       <w:r>
@@ -6273,47 +5893,6 @@
           <w:rFonts w:ascii="Times New Roman" w:eastAsia="Consolas" w:hAnsi="Times New Roman" w:cs="Times New Roman"/>
           <w:sz w:val="24"/>
           <w:szCs w:val="24"/>
-          <w:lang w:val="es-CR"/>
-        </w:rPr>
-        <w:t xml:space="preserve"> </w:t>
-      </w:r>
-      <w:proofErr w:type="spellStart"/>
-      <w:r>
-        <w:rPr>
-          <w:rFonts w:ascii="Times New Roman" w:eastAsia="Consolas" w:hAnsi="Times New Roman" w:cs="Times New Roman"/>
-          <w:sz w:val="24"/>
-          <w:szCs w:val="24"/>
-          <w:lang w:val="es-CR"/>
-        </w:rPr>
-        <w:t>abstract</w:t>
-      </w:r>
-      <w:proofErr w:type="spellEnd"/>
-      <w:r>
-        <w:rPr>
-          <w:rFonts w:ascii="Times New Roman" w:eastAsia="Consolas" w:hAnsi="Times New Roman" w:cs="Times New Roman"/>
-          <w:sz w:val="24"/>
-          <w:szCs w:val="24"/>
-          <w:lang w:val="es-CR"/>
-        </w:rPr>
-        <w:t xml:space="preserve"> </w:t>
-      </w:r>
-      <w:proofErr w:type="spellStart"/>
-      <w:r>
-        <w:rPr>
-          <w:rFonts w:ascii="Times New Roman" w:eastAsia="Consolas" w:hAnsi="Times New Roman" w:cs="Times New Roman"/>
-          <w:sz w:val="24"/>
-          <w:szCs w:val="24"/>
-          <w:lang w:val="es-CR"/>
-        </w:rPr>
-        <w:t>PricingPolicy</w:t>
-      </w:r>
-      <w:proofErr w:type="spellEnd"/>
-      <w:r>
-        <w:rPr>
-          <w:rFonts w:ascii="Times New Roman" w:eastAsia="Consolas" w:hAnsi="Times New Roman" w:cs="Times New Roman"/>
-          <w:sz w:val="24"/>
-          <w:szCs w:val="24"/>
-          <w:lang w:val="es-CR"/>
         </w:rPr>
         <w:t xml:space="preserve"> </w:t>
       </w:r>
@@ -6324,7 +5903,6 @@
           <w:rFonts w:ascii="Times New Roman" w:eastAsia="Consolas" w:hAnsi="Times New Roman" w:cs="Times New Roman"/>
           <w:sz w:val="24"/>
           <w:szCs w:val="24"/>
-          <w:lang w:val="es-CR"/>
         </w:rPr>
         <w:t>getPricingPolicy</w:t>
       </w:r>
@@ -6334,7 +5912,6 @@
           <w:rFonts w:ascii="Times New Roman" w:eastAsia="Consolas" w:hAnsi="Times New Roman" w:cs="Times New Roman"/>
           <w:sz w:val="24"/>
           <w:szCs w:val="24"/>
-          <w:lang w:val="es-CR"/>
         </w:rPr>
         <w:t>(</w:t>
       </w:r>
@@ -6344,7 +5921,6 @@
           <w:rFonts w:ascii="Times New Roman" w:eastAsia="Consolas" w:hAnsi="Times New Roman" w:cs="Times New Roman"/>
           <w:sz w:val="24"/>
           <w:szCs w:val="24"/>
-          <w:lang w:val="es-CR"/>
         </w:rPr>
         <w:t>);</w:t>
       </w:r>
@@ -6358,7 +5934,6 @@
           <w:rFonts w:ascii="Times New Roman" w:hAnsi="Times New Roman" w:cs="Times New Roman"/>
           <w:sz w:val="24"/>
           <w:szCs w:val="24"/>
-          <w:lang w:val="es-CR"/>
         </w:rPr>
       </w:pPr>
       <w:r>
@@ -6366,7 +5941,6 @@
           <w:rFonts w:ascii="Times New Roman" w:eastAsia="Consolas" w:hAnsi="Times New Roman" w:cs="Times New Roman"/>
           <w:sz w:val="24"/>
           <w:szCs w:val="24"/>
-          <w:lang w:val="es-CR"/>
         </w:rPr>
         <w:t xml:space="preserve"> </w:t>
       </w:r>
@@ -6470,23 +6044,13 @@
           <w:szCs w:val="24"/>
         </w:rPr>
       </w:pPr>
-      <w:proofErr w:type="gramStart"/>
-      <w:r>
-        <w:rPr>
-          <w:rFonts w:ascii="Times New Roman" w:eastAsia="Consolas" w:hAnsi="Times New Roman" w:cs="Times New Roman"/>
-          <w:sz w:val="24"/>
-          <w:szCs w:val="24"/>
-        </w:rPr>
-        <w:t>@Override</w:t>
-      </w:r>
-      <w:proofErr w:type="gramEnd"/>
-      <w:r>
-        <w:rPr>
-          <w:rFonts w:ascii="Times New Roman" w:eastAsia="Consolas" w:hAnsi="Times New Roman" w:cs="Times New Roman"/>
-          <w:sz w:val="24"/>
-          <w:szCs w:val="24"/>
-        </w:rPr>
-        <w:t xml:space="preserve"> public </w:t>
+      <w:r>
+        <w:rPr>
+          <w:rFonts w:ascii="Times New Roman" w:eastAsia="Consolas" w:hAnsi="Times New Roman" w:cs="Times New Roman"/>
+          <w:sz w:val="24"/>
+          <w:szCs w:val="24"/>
+        </w:rPr>
+        <w:t xml:space="preserve">@Override public </w:t>
       </w:r>
       <w:proofErr w:type="spellStart"/>
       <w:r>
@@ -6583,23 +6147,13 @@
           <w:szCs w:val="24"/>
         </w:rPr>
       </w:pPr>
-      <w:proofErr w:type="gramStart"/>
-      <w:r>
-        <w:rPr>
-          <w:rFonts w:ascii="Times New Roman" w:eastAsia="Consolas" w:hAnsi="Times New Roman" w:cs="Times New Roman"/>
-          <w:sz w:val="24"/>
-          <w:szCs w:val="24"/>
-        </w:rPr>
-        <w:t>@Override</w:t>
-      </w:r>
-      <w:proofErr w:type="gramEnd"/>
-      <w:r>
-        <w:rPr>
-          <w:rFonts w:ascii="Times New Roman" w:eastAsia="Consolas" w:hAnsi="Times New Roman" w:cs="Times New Roman"/>
-          <w:sz w:val="24"/>
-          <w:szCs w:val="24"/>
-        </w:rPr>
-        <w:t xml:space="preserve"> protected </w:t>
+      <w:r>
+        <w:rPr>
+          <w:rFonts w:ascii="Times New Roman" w:eastAsia="Consolas" w:hAnsi="Times New Roman" w:cs="Times New Roman"/>
+          <w:sz w:val="24"/>
+          <w:szCs w:val="24"/>
+        </w:rPr>
+        <w:t xml:space="preserve">@Override protected </w:t>
       </w:r>
       <w:proofErr w:type="spellStart"/>
       <w:r>
@@ -6688,7 +6242,7 @@
     </w:p>
     <w:p>
       <w:pPr>
-        <w:pStyle w:val="Ttulo2"/>
+        <w:pStyle w:val="Heading2"/>
         <w:keepNext/>
         <w:rPr>
           <w:rFonts w:ascii="Times New Roman" w:hAnsi="Times New Roman" w:cs="Times New Roman"/>
@@ -6707,7 +6261,7 @@
     </w:p>
     <w:p>
       <w:pPr>
-        <w:pStyle w:val="Prrafodelista"/>
+        <w:pStyle w:val="ListParagraph"/>
         <w:numPr>
           <w:ilvl w:val="0"/>
           <w:numId w:val="2"/>
@@ -6814,7 +6368,7 @@
     </w:p>
     <w:p>
       <w:pPr>
-        <w:pStyle w:val="Prrafodelista"/>
+        <w:pStyle w:val="ListParagraph"/>
         <w:numPr>
           <w:ilvl w:val="0"/>
           <w:numId w:val="2"/>
@@ -6959,7 +6513,7 @@
     </w:p>
     <w:p>
       <w:pPr>
-        <w:pStyle w:val="Prrafodelista"/>
+        <w:pStyle w:val="ListParagraph"/>
         <w:numPr>
           <w:ilvl w:val="0"/>
           <w:numId w:val="2"/>
@@ -7035,7 +6589,7 @@
     </w:p>
     <w:p>
       <w:pPr>
-        <w:pStyle w:val="Prrafodelista"/>
+        <w:pStyle w:val="ListParagraph"/>
         <w:numPr>
           <w:ilvl w:val="0"/>
           <w:numId w:val="2"/>
@@ -7080,7 +6634,7 @@
     </w:p>
     <w:p>
       <w:pPr>
-        <w:pStyle w:val="Ttulo2"/>
+        <w:pStyle w:val="Heading2"/>
         <w:keepNext/>
         <w:rPr>
           <w:rFonts w:ascii="Times New Roman" w:hAnsi="Times New Roman" w:cs="Times New Roman"/>
@@ -7489,7 +7043,6 @@
         <w:t xml:space="preserve">    long </w:t>
       </w:r>
       <w:proofErr w:type="spellStart"/>
-      <w:proofErr w:type="gramStart"/>
       <w:r>
         <w:rPr>
           <w:rFonts w:ascii="Times New Roman" w:eastAsia="Consolas" w:hAnsi="Times New Roman" w:cs="Times New Roman"/>
@@ -7499,7 +7052,6 @@
         <w:t>remainingHours</w:t>
       </w:r>
       <w:proofErr w:type="spellEnd"/>
-      <w:proofErr w:type="gramEnd"/>
       <w:r>
         <w:rPr>
           <w:rFonts w:ascii="Times New Roman" w:eastAsia="Consolas" w:hAnsi="Times New Roman" w:cs="Times New Roman"/>
@@ -7509,7 +7061,6 @@
         <w:t xml:space="preserve"> = </w:t>
       </w:r>
       <w:proofErr w:type="spellStart"/>
-      <w:proofErr w:type="gramStart"/>
       <w:r>
         <w:rPr>
           <w:rFonts w:ascii="Times New Roman" w:eastAsia="Consolas" w:hAnsi="Times New Roman" w:cs="Times New Roman"/>
@@ -7519,7 +7070,6 @@
         <w:t>chargeableHours</w:t>
       </w:r>
       <w:proofErr w:type="spellEnd"/>
-      <w:proofErr w:type="gramEnd"/>
       <w:r>
         <w:rPr>
           <w:rFonts w:ascii="Times New Roman" w:eastAsia="Consolas" w:hAnsi="Times New Roman" w:cs="Times New Roman"/>
@@ -7686,18 +7236,8 @@
           <w:sz w:val="24"/>
           <w:szCs w:val="24"/>
         </w:rPr>
-        <w:t xml:space="preserve">long </w:t>
-      </w:r>
-      <w:proofErr w:type="gramStart"/>
-      <w:r>
-        <w:rPr>
-          <w:rFonts w:ascii="Times New Roman" w:eastAsia="Consolas" w:hAnsi="Times New Roman" w:cs="Times New Roman"/>
-          <w:sz w:val="24"/>
-          <w:szCs w:val="24"/>
-        </w:rPr>
-        <w:t>hours) {</w:t>
-      </w:r>
-      <w:proofErr w:type="gramEnd"/>
+        <w:t>long hours) {</w:t>
+      </w:r>
     </w:p>
     <w:p>
       <w:pPr>
@@ -7901,7 +7441,7 @@
     </w:p>
     <w:p>
       <w:pPr>
-        <w:pStyle w:val="Prrafodelista"/>
+        <w:pStyle w:val="ListParagraph"/>
         <w:numPr>
           <w:ilvl w:val="0"/>
           <w:numId w:val="2"/>
@@ -7957,7 +7497,7 @@
     </w:p>
     <w:p>
       <w:pPr>
-        <w:pStyle w:val="Prrafodelista"/>
+        <w:pStyle w:val="ListParagraph"/>
         <w:numPr>
           <w:ilvl w:val="0"/>
           <w:numId w:val="2"/>
@@ -8013,7 +7553,7 @@
     </w:p>
     <w:p>
       <w:pPr>
-        <w:pStyle w:val="Prrafodelista"/>
+        <w:pStyle w:val="ListParagraph"/>
         <w:numPr>
           <w:ilvl w:val="0"/>
           <w:numId w:val="2"/>
@@ -8101,12 +7641,6 @@
         <w:gridCol w:w="4080"/>
       </w:tblGrid>
       <w:tr>
-        <w:tblPrEx>
-          <w:tblCellMar>
-            <w:top w:w="0" w:type="dxa"/>
-            <w:bottom w:w="0" w:type="dxa"/>
-          </w:tblCellMar>
-        </w:tblPrEx>
         <w:trPr>
           <w:cantSplit/>
           <w:tblHeader/>
@@ -8273,12 +7807,6 @@
         </w:tc>
       </w:tr>
       <w:tr>
-        <w:tblPrEx>
-          <w:tblCellMar>
-            <w:top w:w="0" w:type="dxa"/>
-            <w:bottom w:w="0" w:type="dxa"/>
-          </w:tblCellMar>
-        </w:tblPrEx>
         <w:trPr>
           <w:cantSplit/>
         </w:trPr>
@@ -8386,18 +7914,20 @@
                 <w:sz w:val="24"/>
                 <w:szCs w:val="24"/>
               </w:rPr>
-              <w:t>₡900</w:t>
+              <w:t>₡</w:t>
+            </w:r>
+            <w:r>
+              <w:rPr>
+                <w:rFonts w:ascii="Times New Roman" w:hAnsi="Times New Roman" w:cs="Times New Roman"/>
+                <w:sz w:val="24"/>
+                <w:szCs w:val="24"/>
+              </w:rPr>
+              <w:t>900</w:t>
             </w:r>
           </w:p>
         </w:tc>
       </w:tr>
       <w:tr>
-        <w:tblPrEx>
-          <w:tblCellMar>
-            <w:top w:w="0" w:type="dxa"/>
-            <w:bottom w:w="0" w:type="dxa"/>
-          </w:tblCellMar>
-        </w:tblPrEx>
         <w:trPr>
           <w:cantSplit/>
         </w:trPr>
@@ -8505,18 +8035,20 @@
                 <w:sz w:val="24"/>
                 <w:szCs w:val="24"/>
               </w:rPr>
-              <w:t>₡1 800</w:t>
+              <w:t>₡</w:t>
+            </w:r>
+            <w:r>
+              <w:rPr>
+                <w:rFonts w:ascii="Times New Roman" w:hAnsi="Times New Roman" w:cs="Times New Roman"/>
+                <w:sz w:val="24"/>
+                <w:szCs w:val="24"/>
+              </w:rPr>
+              <w:t>1 800</w:t>
             </w:r>
           </w:p>
         </w:tc>
       </w:tr>
       <w:tr>
-        <w:tblPrEx>
-          <w:tblCellMar>
-            <w:top w:w="0" w:type="dxa"/>
-            <w:bottom w:w="0" w:type="dxa"/>
-          </w:tblCellMar>
-        </w:tblPrEx>
         <w:trPr>
           <w:cantSplit/>
         </w:trPr>
@@ -8626,18 +8158,21 @@
                 <w:szCs w:val="24"/>
                 <w:lang w:val="es-CR"/>
               </w:rPr>
-              <w:t>₡8 100 (aún no aplica el tope)</w:t>
+              <w:t>₡</w:t>
+            </w:r>
+            <w:r>
+              <w:rPr>
+                <w:rFonts w:ascii="Times New Roman" w:hAnsi="Times New Roman" w:cs="Times New Roman"/>
+                <w:sz w:val="24"/>
+                <w:szCs w:val="24"/>
+                <w:lang w:val="es-CR"/>
+              </w:rPr>
+              <w:t>8 100 (aún no aplica el tope)</w:t>
             </w:r>
           </w:p>
         </w:tc>
       </w:tr>
       <w:tr>
-        <w:tblPrEx>
-          <w:tblCellMar>
-            <w:top w:w="0" w:type="dxa"/>
-            <w:bottom w:w="0" w:type="dxa"/>
-          </w:tblCellMar>
-        </w:tblPrEx>
         <w:trPr>
           <w:cantSplit/>
         </w:trPr>
@@ -8745,7 +8280,15 @@
                 <w:sz w:val="24"/>
                 <w:szCs w:val="24"/>
               </w:rPr>
-              <w:t xml:space="preserve">₡7 000 (tope </w:t>
+              <w:t>₡</w:t>
+            </w:r>
+            <w:r>
+              <w:rPr>
+                <w:rFonts w:ascii="Times New Roman" w:hAnsi="Times New Roman" w:cs="Times New Roman"/>
+                <w:sz w:val="24"/>
+                <w:szCs w:val="24"/>
+              </w:rPr>
+              <w:t xml:space="preserve">7 000 (tope </w:t>
             </w:r>
             <w:proofErr w:type="spellStart"/>
             <w:r>
@@ -8769,12 +8312,6 @@
         </w:tc>
       </w:tr>
       <w:tr>
-        <w:tblPrEx>
-          <w:tblCellMar>
-            <w:top w:w="0" w:type="dxa"/>
-            <w:bottom w:w="0" w:type="dxa"/>
-          </w:tblCellMar>
-        </w:tblPrEx>
         <w:trPr>
           <w:cantSplit/>
         </w:trPr>
@@ -8882,7 +8419,15 @@
                 <w:sz w:val="24"/>
                 <w:szCs w:val="24"/>
               </w:rPr>
-              <w:t>₡7 000 / ₡7 900 / ₡14 000</w:t>
+              <w:t>₡</w:t>
+            </w:r>
+            <w:r>
+              <w:rPr>
+                <w:rFonts w:ascii="Times New Roman" w:hAnsi="Times New Roman" w:cs="Times New Roman"/>
+                <w:sz w:val="24"/>
+                <w:szCs w:val="24"/>
+              </w:rPr>
+              <w:t>7 000 / ₡7 900 / ₡14 000</w:t>
             </w:r>
           </w:p>
         </w:tc>
@@ -8952,7 +8497,7 @@
     </w:p>
     <w:p>
       <w:pPr>
-        <w:pStyle w:val="Ttulo1"/>
+        <w:pStyle w:val="Heading1"/>
         <w:keepNext/>
         <w:rPr>
           <w:rFonts w:ascii="Times New Roman" w:hAnsi="Times New Roman" w:cs="Times New Roman"/>
@@ -9006,12 +8551,6 @@
         <w:gridCol w:w="2313"/>
       </w:tblGrid>
       <w:tr>
-        <w:tblPrEx>
-          <w:tblCellMar>
-            <w:top w:w="0" w:type="dxa"/>
-            <w:bottom w:w="0" w:type="dxa"/>
-          </w:tblCellMar>
-        </w:tblPrEx>
         <w:trPr>
           <w:cantSplit/>
           <w:tblHeader/>
@@ -9198,12 +8737,6 @@
         </w:tc>
       </w:tr>
       <w:tr>
-        <w:tblPrEx>
-          <w:tblCellMar>
-            <w:top w:w="0" w:type="dxa"/>
-            <w:bottom w:w="0" w:type="dxa"/>
-          </w:tblCellMar>
-        </w:tblPrEx>
         <w:trPr>
           <w:cantSplit/>
         </w:trPr>
@@ -9241,27 +8774,7 @@
                 <w:szCs w:val="24"/>
                 <w:lang w:val="es-CR"/>
               </w:rPr>
-              <w:t xml:space="preserve">Un vehículo no puede tener dos </w:t>
-            </w:r>
-            <w:proofErr w:type="gramStart"/>
-            <w:r>
-              <w:rPr>
-                <w:rFonts w:ascii="Times New Roman" w:hAnsi="Times New Roman" w:cs="Times New Roman"/>
-                <w:sz w:val="24"/>
-                <w:szCs w:val="24"/>
-                <w:lang w:val="es-CR"/>
-              </w:rPr>
-              <w:t>tickets</w:t>
-            </w:r>
-            <w:proofErr w:type="gramEnd"/>
-            <w:r>
-              <w:rPr>
-                <w:rFonts w:ascii="Times New Roman" w:hAnsi="Times New Roman" w:cs="Times New Roman"/>
-                <w:sz w:val="24"/>
-                <w:szCs w:val="24"/>
-                <w:lang w:val="es-CR"/>
-              </w:rPr>
-              <w:t xml:space="preserve"> activos</w:t>
+              <w:t>Un vehículo no puede tener dos tickets activos</w:t>
             </w:r>
           </w:p>
         </w:tc>
@@ -9389,12 +8902,6 @@
         </w:tc>
       </w:tr>
       <w:tr>
-        <w:tblPrEx>
-          <w:tblCellMar>
-            <w:top w:w="0" w:type="dxa"/>
-            <w:bottom w:w="0" w:type="dxa"/>
-          </w:tblCellMar>
-        </w:tblPrEx>
         <w:trPr>
           <w:cantSplit/>
         </w:trPr>
@@ -9561,12 +9068,6 @@
         </w:tc>
       </w:tr>
       <w:tr>
-        <w:tblPrEx>
-          <w:tblCellMar>
-            <w:top w:w="0" w:type="dxa"/>
-            <w:bottom w:w="0" w:type="dxa"/>
-          </w:tblCellMar>
-        </w:tblPrEx>
         <w:trPr>
           <w:cantSplit/>
         </w:trPr>
@@ -9732,12 +9233,6 @@
         </w:tc>
       </w:tr>
       <w:tr>
-        <w:tblPrEx>
-          <w:tblCellMar>
-            <w:top w:w="0" w:type="dxa"/>
-            <w:bottom w:w="0" w:type="dxa"/>
-          </w:tblCellMar>
-        </w:tblPrEx>
         <w:trPr>
           <w:cantSplit/>
         </w:trPr>
@@ -9919,12 +9414,6 @@
         </w:tc>
       </w:tr>
       <w:tr>
-        <w:tblPrEx>
-          <w:tblCellMar>
-            <w:top w:w="0" w:type="dxa"/>
-            <w:bottom w:w="0" w:type="dxa"/>
-          </w:tblCellMar>
-        </w:tblPrEx>
         <w:trPr>
           <w:cantSplit/>
         </w:trPr>
@@ -9962,27 +9451,7 @@
                 <w:szCs w:val="24"/>
                 <w:lang w:val="es-CR"/>
               </w:rPr>
-              <w:t xml:space="preserve">No hay salida sin </w:t>
-            </w:r>
-            <w:proofErr w:type="gramStart"/>
-            <w:r>
-              <w:rPr>
-                <w:rFonts w:ascii="Times New Roman" w:hAnsi="Times New Roman" w:cs="Times New Roman"/>
-                <w:sz w:val="24"/>
-                <w:szCs w:val="24"/>
-                <w:lang w:val="es-CR"/>
-              </w:rPr>
-              <w:t>ticket</w:t>
-            </w:r>
-            <w:proofErr w:type="gramEnd"/>
-            <w:r>
-              <w:rPr>
-                <w:rFonts w:ascii="Times New Roman" w:hAnsi="Times New Roman" w:cs="Times New Roman"/>
-                <w:sz w:val="24"/>
-                <w:szCs w:val="24"/>
-                <w:lang w:val="es-CR"/>
-              </w:rPr>
-              <w:t xml:space="preserve"> activo</w:t>
+              <w:t>No hay salida sin ticket activo</w:t>
             </w:r>
           </w:p>
         </w:tc>
@@ -10110,12 +9579,6 @@
         </w:tc>
       </w:tr>
       <w:tr>
-        <w:tblPrEx>
-          <w:tblCellMar>
-            <w:top w:w="0" w:type="dxa"/>
-            <w:bottom w:w="0" w:type="dxa"/>
-          </w:tblCellMar>
-        </w:tblPrEx>
         <w:trPr>
           <w:cantSplit/>
         </w:trPr>
@@ -10153,27 +9616,7 @@
                 <w:szCs w:val="24"/>
                 <w:lang w:val="es-CR"/>
               </w:rPr>
-              <w:t xml:space="preserve">No se paga un </w:t>
-            </w:r>
-            <w:proofErr w:type="gramStart"/>
-            <w:r>
-              <w:rPr>
-                <w:rFonts w:ascii="Times New Roman" w:hAnsi="Times New Roman" w:cs="Times New Roman"/>
-                <w:sz w:val="24"/>
-                <w:szCs w:val="24"/>
-                <w:lang w:val="es-CR"/>
-              </w:rPr>
-              <w:t>ticket</w:t>
-            </w:r>
-            <w:proofErr w:type="gramEnd"/>
-            <w:r>
-              <w:rPr>
-                <w:rFonts w:ascii="Times New Roman" w:hAnsi="Times New Roman" w:cs="Times New Roman"/>
-                <w:sz w:val="24"/>
-                <w:szCs w:val="24"/>
-                <w:lang w:val="es-CR"/>
-              </w:rPr>
-              <w:t xml:space="preserve"> activo (ni dos veces)</w:t>
+              <w:t>No se paga un ticket activo (ni dos veces)</w:t>
             </w:r>
           </w:p>
         </w:tc>
@@ -10319,12 +9762,6 @@
         </w:tc>
       </w:tr>
       <w:tr>
-        <w:tblPrEx>
-          <w:tblCellMar>
-            <w:top w:w="0" w:type="dxa"/>
-            <w:bottom w:w="0" w:type="dxa"/>
-          </w:tblCellMar>
-        </w:tblPrEx>
         <w:trPr>
           <w:cantSplit/>
         </w:trPr>
@@ -10514,12 +9951,6 @@
         </w:tc>
       </w:tr>
       <w:tr>
-        <w:tblPrEx>
-          <w:tblCellMar>
-            <w:top w:w="0" w:type="dxa"/>
-            <w:bottom w:w="0" w:type="dxa"/>
-          </w:tblCellMar>
-        </w:tblPrEx>
         <w:trPr>
           <w:cantSplit/>
         </w:trPr>
@@ -10703,7 +10134,7 @@
     </w:tbl>
     <w:p>
       <w:pPr>
-        <w:pStyle w:val="Ttulo1"/>
+        <w:pStyle w:val="Heading1"/>
         <w:keepNext/>
         <w:rPr>
           <w:rFonts w:ascii="Times New Roman" w:hAnsi="Times New Roman" w:cs="Times New Roman"/>
@@ -10889,7 +10320,7 @@
     </w:p>
     <w:p>
       <w:pPr>
-        <w:pStyle w:val="Ttulo2"/>
+        <w:pStyle w:val="Heading2"/>
         <w:keepNext/>
         <w:rPr>
           <w:rFonts w:ascii="Times New Roman" w:hAnsi="Times New Roman" w:cs="Times New Roman"/>
@@ -10932,12 +10363,6 @@
         <w:gridCol w:w="614"/>
       </w:tblGrid>
       <w:tr>
-        <w:tblPrEx>
-          <w:tblCellMar>
-            <w:top w:w="0" w:type="dxa"/>
-            <w:bottom w:w="0" w:type="dxa"/>
-          </w:tblCellMar>
-        </w:tblPrEx>
         <w:trPr>
           <w:cantSplit/>
           <w:tblHeader/>
@@ -11176,12 +10601,6 @@
         </w:tc>
       </w:tr>
       <w:tr>
-        <w:tblPrEx>
-          <w:tblCellMar>
-            <w:top w:w="0" w:type="dxa"/>
-            <w:bottom w:w="0" w:type="dxa"/>
-          </w:tblCellMar>
-        </w:tblPrEx>
         <w:trPr>
           <w:cantSplit/>
         </w:trPr>
@@ -11433,12 +10852,6 @@
         </w:tc>
       </w:tr>
       <w:tr>
-        <w:tblPrEx>
-          <w:tblCellMar>
-            <w:top w:w="0" w:type="dxa"/>
-            <w:bottom w:w="0" w:type="dxa"/>
-          </w:tblCellMar>
-        </w:tblPrEx>
         <w:trPr>
           <w:cantSplit/>
         </w:trPr>
@@ -11691,12 +11104,6 @@
         </w:tc>
       </w:tr>
       <w:tr>
-        <w:tblPrEx>
-          <w:tblCellMar>
-            <w:top w:w="0" w:type="dxa"/>
-            <w:bottom w:w="0" w:type="dxa"/>
-          </w:tblCellMar>
-        </w:tblPrEx>
         <w:trPr>
           <w:cantSplit/>
         </w:trPr>
@@ -11930,12 +11337,6 @@
         </w:tc>
       </w:tr>
       <w:tr>
-        <w:tblPrEx>
-          <w:tblCellMar>
-            <w:top w:w="0" w:type="dxa"/>
-            <w:bottom w:w="0" w:type="dxa"/>
-          </w:tblCellMar>
-        </w:tblPrEx>
         <w:trPr>
           <w:cantSplit/>
         </w:trPr>
@@ -12181,12 +11582,6 @@
         </w:tc>
       </w:tr>
       <w:tr>
-        <w:tblPrEx>
-          <w:tblCellMar>
-            <w:top w:w="0" w:type="dxa"/>
-            <w:bottom w:w="0" w:type="dxa"/>
-          </w:tblCellMar>
-        </w:tblPrEx>
         <w:trPr>
           <w:cantSplit/>
         </w:trPr>
@@ -12432,12 +11827,6 @@
         </w:tc>
       </w:tr>
       <w:tr>
-        <w:tblPrEx>
-          <w:tblCellMar>
-            <w:top w:w="0" w:type="dxa"/>
-            <w:bottom w:w="0" w:type="dxa"/>
-          </w:tblCellMar>
-        </w:tblPrEx>
         <w:trPr>
           <w:cantSplit/>
         </w:trPr>
@@ -12707,12 +12096,6 @@
         </w:tc>
       </w:tr>
       <w:tr>
-        <w:tblPrEx>
-          <w:tblCellMar>
-            <w:top w:w="0" w:type="dxa"/>
-            <w:bottom w:w="0" w:type="dxa"/>
-          </w:tblCellMar>
-        </w:tblPrEx>
         <w:trPr>
           <w:cantSplit/>
         </w:trPr>
@@ -12992,12 +12375,6 @@
         </w:tc>
       </w:tr>
       <w:tr>
-        <w:tblPrEx>
-          <w:tblCellMar>
-            <w:top w:w="0" w:type="dxa"/>
-            <w:bottom w:w="0" w:type="dxa"/>
-          </w:tblCellMar>
-        </w:tblPrEx>
         <w:trPr>
           <w:cantSplit/>
         </w:trPr>
@@ -13161,7 +12538,15 @@
                 <w:sz w:val="24"/>
                 <w:szCs w:val="24"/>
               </w:rPr>
-              <w:t>₡900</w:t>
+              <w:t>₡</w:t>
+            </w:r>
+            <w:r>
+              <w:rPr>
+                <w:rFonts w:ascii="Times New Roman" w:hAnsi="Times New Roman" w:cs="Times New Roman"/>
+                <w:sz w:val="24"/>
+                <w:szCs w:val="24"/>
+              </w:rPr>
+              <w:t>900</w:t>
             </w:r>
           </w:p>
         </w:tc>
@@ -13239,12 +12624,6 @@
         </w:tc>
       </w:tr>
       <w:tr>
-        <w:tblPrEx>
-          <w:tblCellMar>
-            <w:top w:w="0" w:type="dxa"/>
-            <w:bottom w:w="0" w:type="dxa"/>
-          </w:tblCellMar>
-        </w:tblPrEx>
         <w:trPr>
           <w:cantSplit/>
         </w:trPr>
@@ -13408,7 +12787,15 @@
                 <w:sz w:val="24"/>
                 <w:szCs w:val="24"/>
               </w:rPr>
-              <w:t>₡900</w:t>
+              <w:t>₡</w:t>
+            </w:r>
+            <w:r>
+              <w:rPr>
+                <w:rFonts w:ascii="Times New Roman" w:hAnsi="Times New Roman" w:cs="Times New Roman"/>
+                <w:sz w:val="24"/>
+                <w:szCs w:val="24"/>
+              </w:rPr>
+              <w:t>900</w:t>
             </w:r>
           </w:p>
         </w:tc>
@@ -13486,12 +12873,6 @@
         </w:tc>
       </w:tr>
       <w:tr>
-        <w:tblPrEx>
-          <w:tblCellMar>
-            <w:top w:w="0" w:type="dxa"/>
-            <w:bottom w:w="0" w:type="dxa"/>
-          </w:tblCellMar>
-        </w:tblPrEx>
         <w:trPr>
           <w:cantSplit/>
         </w:trPr>
@@ -13655,7 +13036,15 @@
                 <w:sz w:val="24"/>
                 <w:szCs w:val="24"/>
               </w:rPr>
-              <w:t>₡1 800</w:t>
+              <w:t>₡</w:t>
+            </w:r>
+            <w:r>
+              <w:rPr>
+                <w:rFonts w:ascii="Times New Roman" w:hAnsi="Times New Roman" w:cs="Times New Roman"/>
+                <w:sz w:val="24"/>
+                <w:szCs w:val="24"/>
+              </w:rPr>
+              <w:t>1 800</w:t>
             </w:r>
           </w:p>
         </w:tc>
@@ -13733,12 +13122,6 @@
         </w:tc>
       </w:tr>
       <w:tr>
-        <w:tblPrEx>
-          <w:tblCellMar>
-            <w:top w:w="0" w:type="dxa"/>
-            <w:bottom w:w="0" w:type="dxa"/>
-          </w:tblCellMar>
-        </w:tblPrEx>
         <w:trPr>
           <w:cantSplit/>
         </w:trPr>
@@ -13884,7 +13267,15 @@
                 <w:sz w:val="24"/>
                 <w:szCs w:val="24"/>
               </w:rPr>
-              <w:t>₡11 000</w:t>
+              <w:t>₡</w:t>
+            </w:r>
+            <w:r>
+              <w:rPr>
+                <w:rFonts w:ascii="Times New Roman" w:hAnsi="Times New Roman" w:cs="Times New Roman"/>
+                <w:sz w:val="24"/>
+                <w:szCs w:val="24"/>
+              </w:rPr>
+              <w:t>11 000</w:t>
             </w:r>
           </w:p>
         </w:tc>
@@ -13962,12 +13353,6 @@
         </w:tc>
       </w:tr>
       <w:tr>
-        <w:tblPrEx>
-          <w:tblCellMar>
-            <w:top w:w="0" w:type="dxa"/>
-            <w:bottom w:w="0" w:type="dxa"/>
-          </w:tblCellMar>
-        </w:tblPrEx>
         <w:trPr>
           <w:cantSplit/>
         </w:trPr>
@@ -14191,12 +13576,6 @@
         </w:tc>
       </w:tr>
       <w:tr>
-        <w:tblPrEx>
-          <w:tblCellMar>
-            <w:top w:w="0" w:type="dxa"/>
-            <w:bottom w:w="0" w:type="dxa"/>
-          </w:tblCellMar>
-        </w:tblPrEx>
         <w:trPr>
           <w:cantSplit/>
         </w:trPr>
@@ -14342,7 +13721,15 @@
                 <w:sz w:val="24"/>
                 <w:szCs w:val="24"/>
               </w:rPr>
-              <w:t>₡2 700 (3 h × ₡900)</w:t>
+              <w:t>₡</w:t>
+            </w:r>
+            <w:r>
+              <w:rPr>
+                <w:rFonts w:ascii="Times New Roman" w:hAnsi="Times New Roman" w:cs="Times New Roman"/>
+                <w:sz w:val="24"/>
+                <w:szCs w:val="24"/>
+              </w:rPr>
+              <w:t>2 700 (3 h × ₡900)</w:t>
             </w:r>
           </w:p>
         </w:tc>
@@ -14420,12 +13807,6 @@
         </w:tc>
       </w:tr>
       <w:tr>
-        <w:tblPrEx>
-          <w:tblCellMar>
-            <w:top w:w="0" w:type="dxa"/>
-            <w:bottom w:w="0" w:type="dxa"/>
-          </w:tblCellMar>
-        </w:tblPrEx>
         <w:trPr>
           <w:cantSplit/>
         </w:trPr>
@@ -14669,12 +14050,6 @@
         </w:tc>
       </w:tr>
       <w:tr>
-        <w:tblPrEx>
-          <w:tblCellMar>
-            <w:top w:w="0" w:type="dxa"/>
-            <w:bottom w:w="0" w:type="dxa"/>
-          </w:tblCellMar>
-        </w:tblPrEx>
         <w:trPr>
           <w:cantSplit/>
         </w:trPr>
@@ -14838,7 +14213,15 @@
                 <w:sz w:val="24"/>
                 <w:szCs w:val="24"/>
               </w:rPr>
-              <w:t>₡13 700</w:t>
+              <w:t>₡</w:t>
+            </w:r>
+            <w:r>
+              <w:rPr>
+                <w:rFonts w:ascii="Times New Roman" w:hAnsi="Times New Roman" w:cs="Times New Roman"/>
+                <w:sz w:val="24"/>
+                <w:szCs w:val="24"/>
+              </w:rPr>
+              <w:t>13 700</w:t>
             </w:r>
           </w:p>
         </w:tc>
@@ -14916,12 +14299,6 @@
         </w:tc>
       </w:tr>
       <w:tr>
-        <w:tblPrEx>
-          <w:tblCellMar>
-            <w:top w:w="0" w:type="dxa"/>
-            <w:bottom w:w="0" w:type="dxa"/>
-          </w:tblCellMar>
-        </w:tblPrEx>
         <w:trPr>
           <w:cantSplit/>
         </w:trPr>
@@ -15049,27 +14426,7 @@
                 <w:szCs w:val="24"/>
                 <w:lang w:val="es-CR"/>
               </w:rPr>
-              <w:t xml:space="preserve">Pago del </w:t>
-            </w:r>
-            <w:proofErr w:type="gramStart"/>
-            <w:r>
-              <w:rPr>
-                <w:rFonts w:ascii="Times New Roman" w:hAnsi="Times New Roman" w:cs="Times New Roman"/>
-                <w:sz w:val="24"/>
-                <w:szCs w:val="24"/>
-                <w:lang w:val="es-CR"/>
-              </w:rPr>
-              <w:t>ticket</w:t>
-            </w:r>
-            <w:proofErr w:type="gramEnd"/>
-            <w:r>
-              <w:rPr>
-                <w:rFonts w:ascii="Times New Roman" w:hAnsi="Times New Roman" w:cs="Times New Roman"/>
-                <w:sz w:val="24"/>
-                <w:szCs w:val="24"/>
-                <w:lang w:val="es-CR"/>
-              </w:rPr>
-              <w:t xml:space="preserve"> de MOT-200</w:t>
+              <w:t>Pago del ticket de MOT-200</w:t>
             </w:r>
           </w:p>
         </w:tc>
@@ -15195,12 +14552,6 @@
         </w:tc>
       </w:tr>
       <w:tr>
-        <w:tblPrEx>
-          <w:tblCellMar>
-            <w:top w:w="0" w:type="dxa"/>
-            <w:bottom w:w="0" w:type="dxa"/>
-          </w:tblCellMar>
-        </w:tblPrEx>
         <w:trPr>
           <w:cantSplit/>
         </w:trPr>
@@ -15527,7 +14878,7 @@
     </w:p>
     <w:p>
       <w:pPr>
-        <w:pStyle w:val="Ttulo2"/>
+        <w:pStyle w:val="Heading2"/>
         <w:keepNext/>
         <w:rPr>
           <w:rFonts w:ascii="Times New Roman" w:hAnsi="Times New Roman" w:cs="Times New Roman"/>
@@ -15703,7 +15054,7 @@
     </w:p>
     <w:p>
       <w:pPr>
-        <w:pStyle w:val="Prrafodelista"/>
+        <w:pStyle w:val="ListParagraph"/>
         <w:numPr>
           <w:ilvl w:val="0"/>
           <w:numId w:val="2"/>
@@ -15739,7 +15090,7 @@
     </w:p>
     <w:p>
       <w:pPr>
-        <w:pStyle w:val="Prrafodelista"/>
+        <w:pStyle w:val="ListParagraph"/>
         <w:numPr>
           <w:ilvl w:val="0"/>
           <w:numId w:val="2"/>
@@ -15775,7 +15126,7 @@
     </w:p>
     <w:p>
       <w:pPr>
-        <w:pStyle w:val="Prrafodelista"/>
+        <w:pStyle w:val="ListParagraph"/>
         <w:numPr>
           <w:ilvl w:val="0"/>
           <w:numId w:val="2"/>
@@ -15806,59 +15157,8 @@
           <w:szCs w:val="24"/>
           <w:lang w:val="es-CR"/>
         </w:rPr>
-        <w:t xml:space="preserve"> pago doble, pago de </w:t>
-      </w:r>
-      <w:proofErr w:type="gramStart"/>
-      <w:r>
-        <w:rPr>
-          <w:rFonts w:ascii="Times New Roman" w:hAnsi="Times New Roman" w:cs="Times New Roman"/>
-          <w:sz w:val="24"/>
-          <w:szCs w:val="24"/>
-          <w:lang w:val="es-CR"/>
-        </w:rPr>
-        <w:t>ticket</w:t>
-      </w:r>
-      <w:proofErr w:type="gramEnd"/>
-      <w:r>
-        <w:rPr>
-          <w:rFonts w:ascii="Times New Roman" w:hAnsi="Times New Roman" w:cs="Times New Roman"/>
-          <w:sz w:val="24"/>
-          <w:szCs w:val="24"/>
-          <w:lang w:val="es-CR"/>
-        </w:rPr>
-        <w:t xml:space="preserve"> activo, salida anterior a la entrada (el </w:t>
-      </w:r>
-      <w:proofErr w:type="gramStart"/>
-      <w:r>
-        <w:rPr>
-          <w:rFonts w:ascii="Times New Roman" w:hAnsi="Times New Roman" w:cs="Times New Roman"/>
-          <w:sz w:val="24"/>
-          <w:szCs w:val="24"/>
-          <w:lang w:val="es-CR"/>
-        </w:rPr>
-        <w:t>ticket</w:t>
-      </w:r>
-      <w:proofErr w:type="gramEnd"/>
-      <w:r>
-        <w:rPr>
-          <w:rFonts w:ascii="Times New Roman" w:hAnsi="Times New Roman" w:cs="Times New Roman"/>
-          <w:sz w:val="24"/>
-          <w:szCs w:val="24"/>
-          <w:lang w:val="es-CR"/>
-        </w:rPr>
-        <w:t xml:space="preserve"> sigue activo y el espacio ocupado), reingreso tras la salida, ingresos que no cuentan </w:t>
-      </w:r>
-      <w:proofErr w:type="gramStart"/>
-      <w:r>
-        <w:rPr>
-          <w:rFonts w:ascii="Times New Roman" w:hAnsi="Times New Roman" w:cs="Times New Roman"/>
-          <w:sz w:val="24"/>
-          <w:szCs w:val="24"/>
-          <w:lang w:val="es-CR"/>
-        </w:rPr>
-        <w:t>tickets</w:t>
-      </w:r>
-      <w:proofErr w:type="gramEnd"/>
+        <w:t xml:space="preserve"> pago doble, pago de ticket activo, salida anterior a la entrada (el ticket sigue activo y el espacio ocupado), reingreso tras la salida, ingresos que no cuentan tickets</w:t>
+      </w:r>
       <w:r>
         <w:rPr>
           <w:rFonts w:ascii="Times New Roman" w:hAnsi="Times New Roman" w:cs="Times New Roman"/>
@@ -15871,7 +15171,7 @@
     </w:p>
     <w:p>
       <w:pPr>
-        <w:pStyle w:val="Prrafodelista"/>
+        <w:pStyle w:val="ListParagraph"/>
         <w:numPr>
           <w:ilvl w:val="0"/>
           <w:numId w:val="2"/>
@@ -15902,32 +15202,12 @@
           <w:szCs w:val="24"/>
           <w:lang w:val="es-CR"/>
         </w:rPr>
-        <w:t xml:space="preserve"> espacios disponibles, vehículos dentro, </w:t>
-      </w:r>
-      <w:proofErr w:type="gramStart"/>
-      <w:r>
-        <w:rPr>
-          <w:rFonts w:ascii="Times New Roman" w:hAnsi="Times New Roman" w:cs="Times New Roman"/>
-          <w:sz w:val="24"/>
-          <w:szCs w:val="24"/>
-          <w:lang w:val="es-CR"/>
-        </w:rPr>
-        <w:t>tickets</w:t>
-      </w:r>
-      <w:proofErr w:type="gramEnd"/>
-      <w:r>
-        <w:rPr>
-          <w:rFonts w:ascii="Times New Roman" w:hAnsi="Times New Roman" w:cs="Times New Roman"/>
-          <w:sz w:val="24"/>
-          <w:szCs w:val="24"/>
-          <w:lang w:val="es-CR"/>
-        </w:rPr>
-        <w:t xml:space="preserve"> activos y ocupación por tipo de espacio.</w:t>
+        <w:t xml:space="preserve"> espacios disponibles, vehículos dentro, tickets activos y ocupación por tipo de espacio.</w:t>
       </w:r>
     </w:p>
     <w:p>
       <w:pPr>
-        <w:pStyle w:val="Ttulo1"/>
+        <w:pStyle w:val="Heading1"/>
         <w:keepNext/>
         <w:rPr>
           <w:rFonts w:ascii="Times New Roman" w:hAnsi="Times New Roman" w:cs="Times New Roman"/>
@@ -15988,7 +15268,7 @@
     </w:p>
     <w:p>
       <w:pPr>
-        <w:pStyle w:val="Ttulo2"/>
+        <w:pStyle w:val="Heading2"/>
         <w:keepNext/>
         <w:rPr>
           <w:rFonts w:ascii="Times New Roman" w:hAnsi="Times New Roman" w:cs="Times New Roman"/>
@@ -16009,7 +15289,7 @@
     </w:p>
     <w:p>
       <w:pPr>
-        <w:pStyle w:val="Ttulo2"/>
+        <w:pStyle w:val="Heading2"/>
         <w:keepNext/>
         <w:rPr>
           <w:rFonts w:ascii="Times New Roman" w:hAnsi="Times New Roman" w:cs="Times New Roman"/>
@@ -16078,25 +15358,6 @@
           <w:lang w:val="es-CR"/>
         </w:rPr>
         <w:t>o más fácil habría sido meter el cálculo de tarifas en una sola clase llena de condiciones según el tipo de vehículo, pero el diseño que revisamos hace lo contrario. Cada vehículo sabe qué espacio necesita y qué política de cobro le corresponde, y la regla de la tarifa máxima diaria vive en un único lugar. Con eso vi el valor real del polimorfismo, porque cambiar una tarifa o agregar un tipo de vehículo no obliga a tocar el resto del sistema.</w:t>
-      </w:r>
-    </w:p>
-    <w:p>
-      <w:pPr>
-        <w:pStyle w:val="Ttulo2"/>
-        <w:keepNext/>
-        <w:rPr>
-          <w:rFonts w:ascii="Times New Roman" w:hAnsi="Times New Roman" w:cs="Times New Roman"/>
-          <w:color w:val="auto"/>
-          <w:lang w:val="es-CR"/>
-        </w:rPr>
-      </w:pPr>
-      <w:r>
-        <w:rPr>
-          <w:rFonts w:ascii="Times New Roman" w:hAnsi="Times New Roman" w:cs="Times New Roman"/>
-          <w:color w:val="auto"/>
-          <w:lang w:val="es-CR"/>
-        </w:rPr>
-        <w:t>[Nombre completo del integrante 2]</w:t>
       </w:r>
     </w:p>
     <w:p>
@@ -16104,6 +15365,8 @@
         <w:spacing w:after="100"/>
         <w:rPr>
           <w:rFonts w:ascii="Times New Roman" w:hAnsi="Times New Roman" w:cs="Times New Roman"/>
+          <w:b/>
+          <w:bCs/>
           <w:sz w:val="24"/>
           <w:szCs w:val="24"/>
           <w:lang w:val="es-CR"/>
@@ -16112,46 +15375,13 @@
       <w:r>
         <w:rPr>
           <w:rFonts w:ascii="Times New Roman" w:hAnsi="Times New Roman" w:cs="Times New Roman"/>
-          <w:sz w:val="24"/>
-          <w:szCs w:val="24"/>
-          <w:lang w:val="es-CR"/>
-        </w:rPr>
-        <w:t>[Escribir aquí la conclusión individual, mínimo 200 palabras.]</w:t>
-      </w:r>
-    </w:p>
-    <w:p>
-      <w:pPr>
-        <w:pStyle w:val="Ttulo2"/>
-        <w:keepNext/>
-        <w:rPr>
-          <w:rFonts w:ascii="Times New Roman" w:hAnsi="Times New Roman" w:cs="Times New Roman"/>
-          <w:color w:val="auto"/>
-          <w:lang w:val="es-CR"/>
-        </w:rPr>
-      </w:pPr>
-      <w:r>
-        <w:rPr>
-          <w:rFonts w:ascii="Times New Roman" w:hAnsi="Times New Roman" w:cs="Times New Roman"/>
-          <w:color w:val="auto"/>
-          <w:lang w:val="es-CR"/>
-        </w:rPr>
-        <w:t xml:space="preserve">[Nombre completo del integrante </w:t>
-      </w:r>
-      <w:r>
-        <w:rPr>
-          <w:rFonts w:ascii="Times New Roman" w:hAnsi="Times New Roman" w:cs="Times New Roman"/>
-          <w:color w:val="auto"/>
-          <w:lang w:val="es-CR"/>
-        </w:rPr>
-        <w:t>3</w:t>
-      </w:r>
-      <w:r>
-        <w:rPr>
-          <w:rFonts w:ascii="Times New Roman" w:hAnsi="Times New Roman" w:cs="Times New Roman"/>
-          <w:color w:val="auto"/>
-          <w:lang w:val="es-CR"/>
-        </w:rPr>
-        <w:t>]</w:t>
+          <w:b/>
+          <w:bCs/>
+          <w:sz w:val="24"/>
+          <w:szCs w:val="24"/>
+          <w:lang w:val="es-CR"/>
+        </w:rPr>
+        <w:t>Alen Cedeño Miranda</w:t>
       </w:r>
     </w:p>
     <w:p>
@@ -16159,6 +15389,8 @@
         <w:spacing w:after="100"/>
         <w:rPr>
           <w:rFonts w:ascii="Times New Roman" w:hAnsi="Times New Roman" w:cs="Times New Roman"/>
+          <w:b/>
+          <w:bCs/>
           <w:sz w:val="24"/>
           <w:szCs w:val="24"/>
           <w:lang w:val="es-CR"/>
@@ -16167,11 +15399,599 @@
       <w:r>
         <w:rPr>
           <w:rFonts w:ascii="Times New Roman" w:hAnsi="Times New Roman" w:cs="Times New Roman"/>
-          <w:sz w:val="24"/>
-          <w:szCs w:val="24"/>
-          <w:lang w:val="es-CR"/>
-        </w:rPr>
-        <w:t>[Escribir aquí la conclusión individual, mínimo 200 palabras.]</w:t>
+          <w:b/>
+          <w:bCs/>
+          <w:sz w:val="24"/>
+          <w:szCs w:val="24"/>
+          <w:lang w:val="es-CR"/>
+        </w:rPr>
+        <w:t xml:space="preserve">Creo que una de las partes más difíciles de decidir fue el diseño del diagrama UML, ya que es la base de todo el proyecto: una buena o una mala decisión en ese momento repercute en todo el desarrollo. Por ejemplo, tuvimos que definir dónde ubicar la tarifa máxima diaria, y decidimos que no estuviera en el parqueo ni en la clase principal, sino en un solo lugar, la clase </w:t>
+      </w:r>
+      <w:proofErr w:type="spellStart"/>
+      <w:r>
+        <w:rPr>
+          <w:rFonts w:ascii="Times New Roman" w:hAnsi="Times New Roman" w:cs="Times New Roman"/>
+          <w:b/>
+          <w:bCs/>
+          <w:sz w:val="24"/>
+          <w:szCs w:val="24"/>
+          <w:lang w:val="es-CR"/>
+        </w:rPr>
+        <w:t>HourlyPricingPolicy</w:t>
+      </w:r>
+      <w:proofErr w:type="spellEnd"/>
+      <w:r>
+        <w:rPr>
+          <w:rFonts w:ascii="Times New Roman" w:hAnsi="Times New Roman" w:cs="Times New Roman"/>
+          <w:b/>
+          <w:bCs/>
+          <w:sz w:val="24"/>
+          <w:szCs w:val="24"/>
+          <w:lang w:val="es-CR"/>
+        </w:rPr>
+        <w:t>.</w:t>
+      </w:r>
+    </w:p>
+    <w:p>
+      <w:pPr>
+        <w:spacing w:after="100"/>
+        <w:rPr>
+          <w:rFonts w:ascii="Times New Roman" w:hAnsi="Times New Roman" w:cs="Times New Roman"/>
+          <w:b/>
+          <w:bCs/>
+          <w:sz w:val="24"/>
+          <w:szCs w:val="24"/>
+          <w:lang w:val="es-CR"/>
+        </w:rPr>
+      </w:pPr>
+      <w:r>
+        <w:rPr>
+          <w:rFonts w:ascii="Times New Roman" w:hAnsi="Times New Roman" w:cs="Times New Roman"/>
+          <w:b/>
+          <w:bCs/>
+          <w:sz w:val="24"/>
+          <w:szCs w:val="24"/>
+          <w:lang w:val="es-CR"/>
+        </w:rPr>
+        <w:t xml:space="preserve">La ventaja más clara que vi en el polimorfismo y en el patrón Estrategia, frente a un switch por tipo, es </w:t>
+      </w:r>
+      <w:proofErr w:type="gramStart"/>
+      <w:r>
+        <w:rPr>
+          <w:rFonts w:ascii="Times New Roman" w:hAnsi="Times New Roman" w:cs="Times New Roman"/>
+          <w:b/>
+          <w:bCs/>
+          <w:sz w:val="24"/>
+          <w:szCs w:val="24"/>
+          <w:lang w:val="es-CR"/>
+        </w:rPr>
+        <w:t>que</w:t>
+      </w:r>
+      <w:proofErr w:type="gramEnd"/>
+      <w:r>
+        <w:rPr>
+          <w:rFonts w:ascii="Times New Roman" w:hAnsi="Times New Roman" w:cs="Times New Roman"/>
+          <w:b/>
+          <w:bCs/>
+          <w:sz w:val="24"/>
+          <w:szCs w:val="24"/>
+          <w:lang w:val="es-CR"/>
+        </w:rPr>
+        <w:t xml:space="preserve"> si se agrega un nuevo tipo de vehículo o una nueva forma de cobro, solo se tiene que crear una clase nueva sin modificar las que ya funcionan. Con un switch habría que buscar y cambiar cada condición, con el riesgo de olvidar alguna y provocar errores.</w:t>
+      </w:r>
+    </w:p>
+    <w:p>
+      <w:pPr>
+        <w:spacing w:after="100"/>
+        <w:rPr>
+          <w:rFonts w:ascii="Times New Roman" w:hAnsi="Times New Roman" w:cs="Times New Roman"/>
+          <w:b/>
+          <w:bCs/>
+          <w:sz w:val="24"/>
+          <w:szCs w:val="24"/>
+          <w:lang w:val="es-CR"/>
+        </w:rPr>
+      </w:pPr>
+      <w:r>
+        <w:rPr>
+          <w:rFonts w:ascii="Times New Roman" w:hAnsi="Times New Roman" w:cs="Times New Roman"/>
+          <w:b/>
+          <w:bCs/>
+          <w:sz w:val="24"/>
+          <w:szCs w:val="24"/>
+          <w:lang w:val="es-CR"/>
+        </w:rPr>
+        <w:t xml:space="preserve">Con un poco </w:t>
+      </w:r>
+      <w:proofErr w:type="spellStart"/>
+      <w:r>
+        <w:rPr>
+          <w:rFonts w:ascii="Times New Roman" w:hAnsi="Times New Roman" w:cs="Times New Roman"/>
+          <w:b/>
+          <w:bCs/>
+          <w:sz w:val="24"/>
+          <w:szCs w:val="24"/>
+          <w:lang w:val="es-CR"/>
+        </w:rPr>
+        <w:t>mas</w:t>
+      </w:r>
+      <w:proofErr w:type="spellEnd"/>
+      <w:r>
+        <w:rPr>
+          <w:rFonts w:ascii="Times New Roman" w:hAnsi="Times New Roman" w:cs="Times New Roman"/>
+          <w:b/>
+          <w:bCs/>
+          <w:sz w:val="24"/>
+          <w:szCs w:val="24"/>
+          <w:lang w:val="es-CR"/>
+        </w:rPr>
+        <w:t xml:space="preserve"> de tiempo intentaría armar una interfaz un poco </w:t>
+      </w:r>
+      <w:proofErr w:type="spellStart"/>
+      <w:r>
+        <w:rPr>
+          <w:rFonts w:ascii="Times New Roman" w:hAnsi="Times New Roman" w:cs="Times New Roman"/>
+          <w:b/>
+          <w:bCs/>
+          <w:sz w:val="24"/>
+          <w:szCs w:val="24"/>
+          <w:lang w:val="es-CR"/>
+        </w:rPr>
+        <w:t>mas</w:t>
+      </w:r>
+      <w:proofErr w:type="spellEnd"/>
+      <w:r>
+        <w:rPr>
+          <w:rFonts w:ascii="Times New Roman" w:hAnsi="Times New Roman" w:cs="Times New Roman"/>
+          <w:b/>
+          <w:bCs/>
+          <w:sz w:val="24"/>
+          <w:szCs w:val="24"/>
+          <w:lang w:val="es-CR"/>
+        </w:rPr>
+        <w:t xml:space="preserve"> intuitiva para poder observar mejor el tema de bloqueos en los parqueos cuales están libres y manejar los cobros dentro de la interfaz de una manera </w:t>
+      </w:r>
+      <w:proofErr w:type="spellStart"/>
+      <w:r>
+        <w:rPr>
+          <w:rFonts w:ascii="Times New Roman" w:hAnsi="Times New Roman" w:cs="Times New Roman"/>
+          <w:b/>
+          <w:bCs/>
+          <w:sz w:val="24"/>
+          <w:szCs w:val="24"/>
+          <w:lang w:val="es-CR"/>
+        </w:rPr>
+        <w:t>mas</w:t>
+      </w:r>
+      <w:proofErr w:type="spellEnd"/>
+      <w:r>
+        <w:rPr>
+          <w:rFonts w:ascii="Times New Roman" w:hAnsi="Times New Roman" w:cs="Times New Roman"/>
+          <w:b/>
+          <w:bCs/>
+          <w:sz w:val="24"/>
+          <w:szCs w:val="24"/>
+          <w:lang w:val="es-CR"/>
+        </w:rPr>
+        <w:t xml:space="preserve"> </w:t>
+      </w:r>
+      <w:proofErr w:type="spellStart"/>
+      <w:r>
+        <w:rPr>
+          <w:rFonts w:ascii="Times New Roman" w:hAnsi="Times New Roman" w:cs="Times New Roman"/>
+          <w:b/>
+          <w:bCs/>
+          <w:sz w:val="24"/>
+          <w:szCs w:val="24"/>
+          <w:lang w:val="es-CR"/>
+        </w:rPr>
+        <w:t>dimanica</w:t>
+      </w:r>
+      <w:proofErr w:type="spellEnd"/>
+      <w:r>
+        <w:rPr>
+          <w:rFonts w:ascii="Times New Roman" w:hAnsi="Times New Roman" w:cs="Times New Roman"/>
+          <w:b/>
+          <w:bCs/>
+          <w:sz w:val="24"/>
+          <w:szCs w:val="24"/>
+          <w:lang w:val="es-CR"/>
+        </w:rPr>
+        <w:t xml:space="preserve"> y </w:t>
+      </w:r>
+      <w:proofErr w:type="gramStart"/>
+      <w:r>
+        <w:rPr>
+          <w:rFonts w:ascii="Times New Roman" w:hAnsi="Times New Roman" w:cs="Times New Roman"/>
+          <w:b/>
+          <w:bCs/>
+          <w:sz w:val="24"/>
+          <w:szCs w:val="24"/>
+          <w:lang w:val="es-CR"/>
+        </w:rPr>
+        <w:t>sencilla ,</w:t>
+      </w:r>
+      <w:proofErr w:type="gramEnd"/>
+      <w:r>
+        <w:rPr>
+          <w:rFonts w:ascii="Times New Roman" w:hAnsi="Times New Roman" w:cs="Times New Roman"/>
+          <w:b/>
+          <w:bCs/>
+          <w:sz w:val="24"/>
+          <w:szCs w:val="24"/>
+          <w:lang w:val="es-CR"/>
+        </w:rPr>
+        <w:t xml:space="preserve"> esas son cosas que se podrían realizar con un poco </w:t>
+      </w:r>
+      <w:proofErr w:type="spellStart"/>
+      <w:r>
+        <w:rPr>
+          <w:rFonts w:ascii="Times New Roman" w:hAnsi="Times New Roman" w:cs="Times New Roman"/>
+          <w:b/>
+          <w:bCs/>
+          <w:sz w:val="24"/>
+          <w:szCs w:val="24"/>
+          <w:lang w:val="es-CR"/>
+        </w:rPr>
+        <w:t>mas</w:t>
+      </w:r>
+      <w:proofErr w:type="spellEnd"/>
+      <w:r>
+        <w:rPr>
+          <w:rFonts w:ascii="Times New Roman" w:hAnsi="Times New Roman" w:cs="Times New Roman"/>
+          <w:b/>
+          <w:bCs/>
+          <w:sz w:val="24"/>
+          <w:szCs w:val="24"/>
+          <w:lang w:val="es-CR"/>
+        </w:rPr>
+        <w:t xml:space="preserve"> de tiempo</w:t>
+      </w:r>
+    </w:p>
+    <w:p>
+      <w:pPr>
+        <w:spacing w:after="100"/>
+        <w:rPr>
+          <w:rFonts w:ascii="Times New Roman" w:hAnsi="Times New Roman" w:cs="Times New Roman"/>
+          <w:b/>
+          <w:bCs/>
+          <w:sz w:val="24"/>
+          <w:szCs w:val="24"/>
+          <w:lang w:val="es-CR"/>
+        </w:rPr>
+      </w:pPr>
+      <w:r>
+        <w:rPr>
+          <w:rFonts w:ascii="Times New Roman" w:hAnsi="Times New Roman" w:cs="Times New Roman"/>
+          <w:b/>
+          <w:bCs/>
+          <w:sz w:val="24"/>
+          <w:szCs w:val="24"/>
+          <w:lang w:val="es-CR"/>
+        </w:rPr>
+        <w:t xml:space="preserve">Mathew Ramirez </w:t>
+      </w:r>
+      <w:r>
+        <w:rPr>
+          <w:rFonts w:ascii="Times New Roman" w:hAnsi="Times New Roman" w:cs="Times New Roman"/>
+          <w:b/>
+          <w:bCs/>
+          <w:sz w:val="24"/>
+          <w:szCs w:val="24"/>
+          <w:lang w:val="es-CR"/>
+        </w:rPr>
+        <w:t>Gómez</w:t>
+      </w:r>
+    </w:p>
+    <w:p>
+      <w:pPr>
+        <w:spacing w:after="100"/>
+        <w:rPr>
+          <w:rFonts w:ascii="Times New Roman" w:hAnsi="Times New Roman" w:cs="Times New Roman"/>
+          <w:b/>
+          <w:bCs/>
+          <w:sz w:val="24"/>
+          <w:szCs w:val="24"/>
+          <w:lang w:val="es-CR"/>
+        </w:rPr>
+      </w:pPr>
+      <w:r>
+        <w:rPr>
+          <w:rFonts w:ascii="Times New Roman" w:hAnsi="Times New Roman" w:cs="Times New Roman"/>
+          <w:b/>
+          <w:bCs/>
+          <w:sz w:val="24"/>
+          <w:szCs w:val="24"/>
+          <w:lang w:val="es-CR"/>
+        </w:rPr>
+        <w:lastRenderedPageBreak/>
+        <w:t xml:space="preserve">Para mi, lo que vi </w:t>
+      </w:r>
+      <w:r>
+        <w:rPr>
+          <w:rFonts w:ascii="Times New Roman" w:hAnsi="Times New Roman" w:cs="Times New Roman"/>
+          <w:b/>
+          <w:bCs/>
+          <w:sz w:val="24"/>
+          <w:szCs w:val="24"/>
+          <w:lang w:val="es-CR"/>
+        </w:rPr>
+        <w:t>más</w:t>
+      </w:r>
+      <w:r>
+        <w:rPr>
+          <w:rFonts w:ascii="Times New Roman" w:hAnsi="Times New Roman" w:cs="Times New Roman"/>
+          <w:b/>
+          <w:bCs/>
+          <w:sz w:val="24"/>
+          <w:szCs w:val="24"/>
+          <w:lang w:val="es-CR"/>
+        </w:rPr>
+        <w:t xml:space="preserve"> difícil de decidir fue la parte del diseño ya que definir </w:t>
+      </w:r>
+      <w:r>
+        <w:rPr>
+          <w:rFonts w:ascii="Times New Roman" w:hAnsi="Times New Roman" w:cs="Times New Roman"/>
+          <w:b/>
+          <w:bCs/>
+          <w:sz w:val="24"/>
+          <w:szCs w:val="24"/>
+          <w:lang w:val="es-CR"/>
+        </w:rPr>
+        <w:t>qué</w:t>
+      </w:r>
+      <w:r>
+        <w:rPr>
+          <w:rFonts w:ascii="Times New Roman" w:hAnsi="Times New Roman" w:cs="Times New Roman"/>
+          <w:b/>
+          <w:bCs/>
+          <w:sz w:val="24"/>
+          <w:szCs w:val="24"/>
+          <w:lang w:val="es-CR"/>
+        </w:rPr>
+        <w:t xml:space="preserve"> clase </w:t>
+      </w:r>
+      <w:r>
+        <w:rPr>
+          <w:rFonts w:ascii="Times New Roman" w:hAnsi="Times New Roman" w:cs="Times New Roman"/>
+          <w:b/>
+          <w:bCs/>
+          <w:sz w:val="24"/>
+          <w:szCs w:val="24"/>
+          <w:lang w:val="es-CR"/>
+        </w:rPr>
+        <w:t>debía</w:t>
+      </w:r>
+      <w:r>
+        <w:rPr>
+          <w:rFonts w:ascii="Times New Roman" w:hAnsi="Times New Roman" w:cs="Times New Roman"/>
+          <w:b/>
+          <w:bCs/>
+          <w:sz w:val="24"/>
+          <w:szCs w:val="24"/>
+          <w:lang w:val="es-CR"/>
+        </w:rPr>
+        <w:t xml:space="preserve"> encargarse </w:t>
+      </w:r>
+      <w:r>
+        <w:rPr>
+          <w:rFonts w:ascii="Times New Roman" w:hAnsi="Times New Roman" w:cs="Times New Roman"/>
+          <w:b/>
+          <w:bCs/>
+          <w:sz w:val="24"/>
+          <w:szCs w:val="24"/>
+          <w:lang w:val="es-CR"/>
+        </w:rPr>
+        <w:t xml:space="preserve">de cada cambio de estado. Al inicio Pensé que Parkinglot hacia todo, calcular monto, ocupar el espacio, cerrar el ticket y registrar el </w:t>
+      </w:r>
+      <w:r>
+        <w:rPr>
+          <w:rFonts w:ascii="Times New Roman" w:hAnsi="Times New Roman" w:cs="Times New Roman"/>
+          <w:b/>
+          <w:bCs/>
+          <w:sz w:val="24"/>
+          <w:szCs w:val="24"/>
+          <w:lang w:val="es-CR"/>
+        </w:rPr>
+        <w:t>pago,</w:t>
+      </w:r>
+      <w:r>
+        <w:rPr>
+          <w:rFonts w:ascii="Times New Roman" w:hAnsi="Times New Roman" w:cs="Times New Roman"/>
+          <w:b/>
+          <w:bCs/>
+          <w:sz w:val="24"/>
+          <w:szCs w:val="24"/>
+          <w:lang w:val="es-CR"/>
+        </w:rPr>
+        <w:t xml:space="preserve"> pero eso haría que fuera una clase lo que el enunciado dice que debemos de evitar, con lo cual discutimos y vimos que ticket es el dueño de su propio tiempo, al cerrarse se calcula el monto y se libera el espacio y al pagarse se crea el payment.</w:t>
+      </w:r>
+      <w:r>
+        <w:rPr>
+          <w:rFonts w:ascii="Times New Roman" w:hAnsi="Times New Roman" w:cs="Times New Roman"/>
+          <w:b/>
+          <w:bCs/>
+          <w:sz w:val="24"/>
+          <w:szCs w:val="24"/>
+          <w:lang w:val="es-CR"/>
+        </w:rPr>
+        <w:br/>
+        <w:t xml:space="preserve">Este proyecto me ayudo a pensar sobre la distribución de responsabilidades, ahora es mejor que el objeto haga algo como </w:t>
+      </w:r>
+      <w:proofErr w:type="spellStart"/>
+      <w:r>
+        <w:rPr>
+          <w:rFonts w:ascii="Times New Roman" w:hAnsi="Times New Roman" w:cs="Times New Roman"/>
+          <w:b/>
+          <w:bCs/>
+          <w:sz w:val="24"/>
+          <w:szCs w:val="24"/>
+          <w:lang w:val="es-CR"/>
+        </w:rPr>
+        <w:t>Spac</w:t>
+      </w:r>
+      <w:r>
+        <w:rPr>
+          <w:rFonts w:ascii="Times New Roman" w:hAnsi="Times New Roman" w:cs="Times New Roman"/>
+          <w:b/>
+          <w:bCs/>
+          <w:sz w:val="24"/>
+          <w:szCs w:val="24"/>
+          <w:lang w:val="es-CR"/>
+        </w:rPr>
+        <w:t>e</w:t>
+      </w:r>
+      <w:r>
+        <w:rPr>
+          <w:rFonts w:ascii="Times New Roman" w:hAnsi="Times New Roman" w:cs="Times New Roman"/>
+          <w:b/>
+          <w:bCs/>
+          <w:sz w:val="24"/>
+          <w:szCs w:val="24"/>
+          <w:lang w:val="es-CR"/>
+        </w:rPr>
+        <w:t>.occupy</w:t>
+      </w:r>
+      <w:proofErr w:type="spellEnd"/>
+      <w:r>
+        <w:rPr>
+          <w:rFonts w:ascii="Times New Roman" w:hAnsi="Times New Roman" w:cs="Times New Roman"/>
+          <w:b/>
+          <w:bCs/>
+          <w:sz w:val="24"/>
+          <w:szCs w:val="24"/>
+          <w:lang w:val="es-CR"/>
+        </w:rPr>
+        <w:t>(</w:t>
+      </w:r>
+      <w:proofErr w:type="spellStart"/>
+      <w:r>
+        <w:rPr>
+          <w:rFonts w:ascii="Times New Roman" w:hAnsi="Times New Roman" w:cs="Times New Roman"/>
+          <w:b/>
+          <w:bCs/>
+          <w:sz w:val="24"/>
+          <w:szCs w:val="24"/>
+          <w:lang w:val="es-CR"/>
+        </w:rPr>
+        <w:t>vehicle</w:t>
+      </w:r>
+      <w:proofErr w:type="spellEnd"/>
+      <w:r>
+        <w:rPr>
+          <w:rFonts w:ascii="Times New Roman" w:hAnsi="Times New Roman" w:cs="Times New Roman"/>
+          <w:b/>
+          <w:bCs/>
+          <w:sz w:val="24"/>
+          <w:szCs w:val="24"/>
+          <w:lang w:val="es-CR"/>
+        </w:rPr>
+        <w:t>) que lo que hace es revisar su estado desde afuera y modificarlo con un setter para que cada clase se pueda proteger con sus reglas sin posibilidad de saltárselas</w:t>
+      </w:r>
+    </w:p>
+    <w:p>
+      <w:pPr>
+        <w:spacing w:after="100"/>
+        <w:rPr>
+          <w:rFonts w:ascii="Times New Roman" w:hAnsi="Times New Roman" w:cs="Times New Roman"/>
+          <w:b/>
+          <w:bCs/>
+          <w:sz w:val="24"/>
+          <w:szCs w:val="24"/>
+          <w:lang w:val="es-CR"/>
+        </w:rPr>
+      </w:pPr>
+      <w:r>
+        <w:rPr>
+          <w:rFonts w:ascii="Times New Roman" w:hAnsi="Times New Roman" w:cs="Times New Roman"/>
+          <w:b/>
+          <w:bCs/>
+          <w:sz w:val="24"/>
+          <w:szCs w:val="24"/>
+          <w:lang w:val="es-CR"/>
+        </w:rPr>
+        <w:t xml:space="preserve">Una ventaja concreta del polimorfismo y la estrategia fue que nunca tuvimos que preguntar que tipo de </w:t>
+      </w:r>
+      <w:r>
+        <w:rPr>
+          <w:rFonts w:ascii="Times New Roman" w:hAnsi="Times New Roman" w:cs="Times New Roman"/>
+          <w:b/>
+          <w:bCs/>
+          <w:sz w:val="24"/>
+          <w:szCs w:val="24"/>
+          <w:lang w:val="es-CR"/>
+        </w:rPr>
+        <w:t>vehículo</w:t>
+      </w:r>
+      <w:r>
+        <w:rPr>
+          <w:rFonts w:ascii="Times New Roman" w:hAnsi="Times New Roman" w:cs="Times New Roman"/>
+          <w:b/>
+          <w:bCs/>
+          <w:sz w:val="24"/>
+          <w:szCs w:val="24"/>
+          <w:lang w:val="es-CR"/>
+        </w:rPr>
+        <w:t xml:space="preserve"> era</w:t>
+      </w:r>
+      <w:r>
+        <w:rPr>
+          <w:rFonts w:ascii="Times New Roman" w:hAnsi="Times New Roman" w:cs="Times New Roman"/>
+          <w:b/>
+          <w:bCs/>
+          <w:sz w:val="24"/>
+          <w:szCs w:val="24"/>
+          <w:lang w:val="es-CR"/>
+        </w:rPr>
+        <w:t>, ni para cobrar ni para validar si un espacio es compatible, si mañana cambia el umbral de 10 horas, se modifica un solo parámetro y no un switch hecho por todo el código,</w:t>
+      </w:r>
+    </w:p>
+    <w:p>
+      <w:pPr>
+        <w:spacing w:after="100"/>
+        <w:rPr>
+          <w:rFonts w:ascii="Times New Roman" w:hAnsi="Times New Roman" w:cs="Times New Roman"/>
+          <w:b/>
+          <w:bCs/>
+          <w:sz w:val="24"/>
+          <w:szCs w:val="24"/>
+          <w:lang w:val="es-CR"/>
+        </w:rPr>
+      </w:pPr>
+      <w:r>
+        <w:rPr>
+          <w:rFonts w:ascii="Times New Roman" w:hAnsi="Times New Roman" w:cs="Times New Roman"/>
+          <w:b/>
+          <w:bCs/>
+          <w:sz w:val="24"/>
+          <w:szCs w:val="24"/>
+          <w:lang w:val="es-CR"/>
+        </w:rPr>
+        <w:t>Las Pruebas Junit fueron las que nos dio seguridad para modificar el código como cuando agregamos el calculo de horas cobradas sin romper nada del código</w:t>
+      </w:r>
+    </w:p>
+    <w:p>
+      <w:pPr>
+        <w:spacing w:after="100"/>
+        <w:rPr>
+          <w:rFonts w:ascii="Times New Roman" w:hAnsi="Times New Roman" w:cs="Times New Roman"/>
+          <w:b/>
+          <w:bCs/>
+          <w:sz w:val="24"/>
+          <w:szCs w:val="24"/>
+          <w:lang w:val="es-CR"/>
+        </w:rPr>
+      </w:pPr>
+      <w:r>
+        <w:rPr>
+          <w:rFonts w:ascii="Times New Roman" w:hAnsi="Times New Roman" w:cs="Times New Roman"/>
+          <w:b/>
+          <w:bCs/>
+          <w:sz w:val="24"/>
+          <w:szCs w:val="24"/>
+          <w:lang w:val="es-CR"/>
+        </w:rPr>
+        <w:t xml:space="preserve"> </w:t>
       </w:r>
     </w:p>
     <w:p>
@@ -16836,7 +16656,7 @@
     <w:name w:val="Normal"/>
     <w:qFormat/>
   </w:style>
-  <w:style w:type="paragraph" w:styleId="Ttulo1">
+  <w:style w:type="paragraph" w:styleId="Heading1">
     <w:name w:val="heading 1"/>
     <w:uiPriority w:val="9"/>
     <w:qFormat/>
@@ -16852,7 +16672,7 @@
       <w:szCs w:val="30"/>
     </w:rPr>
   </w:style>
-  <w:style w:type="paragraph" w:styleId="Ttulo2">
+  <w:style w:type="paragraph" w:styleId="Heading2">
     <w:name w:val="heading 2"/>
     <w:uiPriority w:val="9"/>
     <w:unhideWhenUsed/>
@@ -16869,7 +16689,7 @@
       <w:szCs w:val="24"/>
     </w:rPr>
   </w:style>
-  <w:style w:type="paragraph" w:styleId="Ttulo3">
+  <w:style w:type="paragraph" w:styleId="Heading3">
     <w:name w:val="heading 3"/>
     <w:uiPriority w:val="9"/>
     <w:semiHidden/>
@@ -16884,7 +16704,7 @@
       <w:szCs w:val="24"/>
     </w:rPr>
   </w:style>
-  <w:style w:type="paragraph" w:styleId="Ttulo4">
+  <w:style w:type="paragraph" w:styleId="Heading4">
     <w:name w:val="heading 4"/>
     <w:uiPriority w:val="9"/>
     <w:semiHidden/>
@@ -16899,7 +16719,7 @@
       <w:color w:val="2E74B5"/>
     </w:rPr>
   </w:style>
-  <w:style w:type="paragraph" w:styleId="Ttulo5">
+  <w:style w:type="paragraph" w:styleId="Heading5">
     <w:name w:val="heading 5"/>
     <w:uiPriority w:val="9"/>
     <w:semiHidden/>
@@ -16912,7 +16732,7 @@
       <w:color w:val="2E74B5"/>
     </w:rPr>
   </w:style>
-  <w:style w:type="paragraph" w:styleId="Ttulo6">
+  <w:style w:type="paragraph" w:styleId="Heading6">
     <w:name w:val="heading 6"/>
     <w:uiPriority w:val="9"/>
     <w:semiHidden/>
@@ -16925,12 +16745,13 @@
       <w:color w:val="1F4D78"/>
     </w:rPr>
   </w:style>
-  <w:style w:type="character" w:default="1" w:styleId="Fuentedeprrafopredeter">
+  <w:style w:type="character" w:default="1" w:styleId="DefaultParagraphFont">
     <w:name w:val="Default Paragraph Font"/>
     <w:uiPriority w:val="1"/>
+    <w:semiHidden/>
     <w:unhideWhenUsed/>
   </w:style>
-  <w:style w:type="table" w:default="1" w:styleId="Tablanormal">
+  <w:style w:type="table" w:default="1" w:styleId="TableNormal">
     <w:name w:val="Normal Table"/>
     <w:uiPriority w:val="99"/>
     <w:semiHidden/>
@@ -16945,13 +16766,13 @@
       </w:tblCellMar>
     </w:tblPr>
   </w:style>
-  <w:style w:type="numbering" w:default="1" w:styleId="Sinlista">
+  <w:style w:type="numbering" w:default="1" w:styleId="NoList">
     <w:name w:val="No List"/>
     <w:uiPriority w:val="99"/>
     <w:semiHidden/>
     <w:unhideWhenUsed/>
   </w:style>
-  <w:style w:type="paragraph" w:styleId="Ttulo">
+  <w:style w:type="paragraph" w:styleId="Title">
     <w:name w:val="Title"/>
     <w:uiPriority w:val="10"/>
     <w:qFormat/>
@@ -16968,11 +16789,11 @@
       <w:bCs/>
     </w:rPr>
   </w:style>
-  <w:style w:type="paragraph" w:styleId="Prrafodelista">
+  <w:style w:type="paragraph" w:styleId="ListParagraph">
     <w:name w:val="List Paragraph"/>
     <w:qFormat/>
   </w:style>
-  <w:style w:type="character" w:styleId="Hipervnculo">
+  <w:style w:type="character" w:styleId="Hyperlink">
     <w:name w:val="Hyperlink"/>
     <w:uiPriority w:val="99"/>
     <w:unhideWhenUsed/>
@@ -16981,7 +16802,7 @@
       <w:u w:val="single"/>
     </w:rPr>
   </w:style>
-  <w:style w:type="character" w:styleId="Refdenotaalpie">
+  <w:style w:type="character" w:styleId="FootnoteReference">
     <w:name w:val="footnote reference"/>
     <w:uiPriority w:val="99"/>
     <w:semiHidden/>
@@ -16990,9 +16811,9 @@
       <w:vertAlign w:val="superscript"/>
     </w:rPr>
   </w:style>
-  <w:style w:type="paragraph" w:styleId="Textonotapie">
+  <w:style w:type="paragraph" w:styleId="FootnoteText">
     <w:name w:val="footnote text"/>
-    <w:link w:val="TextonotapieCar"/>
+    <w:link w:val="FootnoteTextChar"/>
     <w:uiPriority w:val="99"/>
     <w:semiHidden/>
     <w:unhideWhenUsed/>
@@ -17001,9 +16822,9 @@
       <w:szCs w:val="20"/>
     </w:rPr>
   </w:style>
-  <w:style w:type="character" w:customStyle="1" w:styleId="TextonotapieCar">
-    <w:name w:val="Texto nota pie Car"/>
-    <w:link w:val="Textonotapie"/>
+  <w:style w:type="character" w:customStyle="1" w:styleId="FootnoteTextChar">
+    <w:name w:val="Footnote Text Char"/>
+    <w:link w:val="FootnoteText"/>
     <w:uiPriority w:val="99"/>
     <w:semiHidden/>
     <w:unhideWhenUsed/>
@@ -17012,7 +16833,7 @@
       <w:szCs w:val="20"/>
     </w:rPr>
   </w:style>
-  <w:style w:type="character" w:styleId="Refdenotaalfinal">
+  <w:style w:type="character" w:styleId="EndnoteReference">
     <w:name w:val="endnote reference"/>
     <w:uiPriority w:val="99"/>
     <w:semiHidden/>
@@ -17021,9 +16842,9 @@
       <w:vertAlign w:val="superscript"/>
     </w:rPr>
   </w:style>
-  <w:style w:type="paragraph" w:styleId="Textonotaalfinal">
+  <w:style w:type="paragraph" w:styleId="EndnoteText">
     <w:name w:val="endnote text"/>
-    <w:link w:val="TextonotaalfinalCar"/>
+    <w:link w:val="EndnoteTextChar"/>
     <w:uiPriority w:val="99"/>
     <w:semiHidden/>
     <w:unhideWhenUsed/>
@@ -17032,9 +16853,9 @@
       <w:szCs w:val="20"/>
     </w:rPr>
   </w:style>
-  <w:style w:type="character" w:customStyle="1" w:styleId="TextonotaalfinalCar">
-    <w:name w:val="Texto nota al final Car"/>
-    <w:link w:val="Textonotaalfinal"/>
+  <w:style w:type="character" w:customStyle="1" w:styleId="EndnoteTextChar">
+    <w:name w:val="Endnote Text Char"/>
+    <w:link w:val="EndnoteText"/>
     <w:uiPriority w:val="99"/>
     <w:semiHidden/>
     <w:unhideWhenUsed/>
@@ -17043,10 +16864,10 @@
       <w:szCs w:val="20"/>
     </w:rPr>
   </w:style>
-  <w:style w:type="paragraph" w:styleId="Encabezado">
+  <w:style w:type="paragraph" w:styleId="Header">
     <w:name w:val="header"/>
     <w:basedOn w:val="Normal"/>
-    <w:link w:val="EncabezadoCar"/>
+    <w:link w:val="HeaderChar"/>
     <w:uiPriority w:val="99"/>
     <w:unhideWhenUsed/>
     <w:rsid w:val="00EE1471"/>
@@ -17057,17 +16878,17 @@
       </w:tabs>
     </w:pPr>
   </w:style>
-  <w:style w:type="character" w:customStyle="1" w:styleId="EncabezadoCar">
-    <w:name w:val="Encabezado Car"/>
-    <w:basedOn w:val="Fuentedeprrafopredeter"/>
-    <w:link w:val="Encabezado"/>
+  <w:style w:type="character" w:customStyle="1" w:styleId="HeaderChar">
+    <w:name w:val="Header Char"/>
+    <w:basedOn w:val="DefaultParagraphFont"/>
+    <w:link w:val="Header"/>
     <w:uiPriority w:val="99"/>
     <w:rsid w:val="00EE1471"/>
   </w:style>
-  <w:style w:type="paragraph" w:styleId="Piedepgina">
+  <w:style w:type="paragraph" w:styleId="Footer">
     <w:name w:val="footer"/>
     <w:basedOn w:val="Normal"/>
-    <w:link w:val="PiedepginaCar"/>
+    <w:link w:val="FooterChar"/>
     <w:uiPriority w:val="99"/>
     <w:unhideWhenUsed/>
     <w:rsid w:val="00EE1471"/>
@@ -17078,10 +16899,10 @@
       </w:tabs>
     </w:pPr>
   </w:style>
-  <w:style w:type="character" w:customStyle="1" w:styleId="PiedepginaCar">
-    <w:name w:val="Pie de página Car"/>
-    <w:basedOn w:val="Fuentedeprrafopredeter"/>
-    <w:link w:val="Piedepgina"/>
+  <w:style w:type="character" w:customStyle="1" w:styleId="FooterChar">
+    <w:name w:val="Footer Char"/>
+    <w:basedOn w:val="DefaultParagraphFont"/>
+    <w:link w:val="Footer"/>
     <w:uiPriority w:val="99"/>
     <w:rsid w:val="00EE1471"/>
   </w:style>

--- a/Informe_Parking_Coto.docx
+++ b/Informe_Parking_Coto.docx
@@ -182,7 +182,7 @@
     </w:p>
     <w:p>
       <w:pPr>
-        <w:pStyle w:val="Heading1"/>
+        <w:pStyle w:val="Ttulo1"/>
         <w:keepNext/>
         <w:rPr>
           <w:rFonts w:ascii="Times New Roman" w:hAnsi="Times New Roman" w:cs="Times New Roman"/>
@@ -222,16 +222,7 @@
           <w:szCs w:val="24"/>
           <w:lang w:val="es-CR"/>
         </w:rPr>
-        <w:t>Parking Coto es un parqueo privado con cobro por hora que necesita una aplicación para controlar los vehículos registrados, los espacios, los ingresos y salidas, los tickets</w:t>
-      </w:r>
-      <w:r>
-        <w:rPr>
-          <w:rFonts w:ascii="Times New Roman" w:hAnsi="Times New Roman" w:cs="Times New Roman"/>
-          <w:sz w:val="24"/>
-          <w:szCs w:val="24"/>
-          <w:lang w:val="es-CR"/>
-        </w:rPr>
-        <w:t xml:space="preserve"> activos, el tiempo de permanencia, el monto a pagar, los pagos realizados, la ocupación actual y los ingresos generados.</w:t>
+        <w:t>Parking Coto es un parqueo privado con cobro por hora que necesita una aplicación para controlar los vehículos registrados, los espacios, los ingresos y salidas, los tickets activos, el tiempo de permanencia, el monto a pagar, los pagos realizados, la ocupación actual y los ingresos generados.</w:t>
       </w:r>
     </w:p>
     <w:p>
@@ -297,42 +288,24 @@
     </w:p>
     <w:p>
       <w:pPr>
-        <w:pStyle w:val="Heading2"/>
+        <w:pStyle w:val="Ttulo2"/>
         <w:keepNext/>
         <w:rPr>
           <w:rFonts w:ascii="Times New Roman" w:hAnsi="Times New Roman" w:cs="Times New Roman"/>
           <w:color w:val="auto"/>
         </w:rPr>
       </w:pPr>
-      <w:proofErr w:type="spellStart"/>
       <w:r>
         <w:rPr>
           <w:rFonts w:ascii="Times New Roman" w:hAnsi="Times New Roman" w:cs="Times New Roman"/>
           <w:color w:val="auto"/>
         </w:rPr>
-        <w:t>Supuestos</w:t>
-      </w:r>
-      <w:proofErr w:type="spellEnd"/>
-      <w:r>
-        <w:rPr>
-          <w:rFonts w:ascii="Times New Roman" w:hAnsi="Times New Roman" w:cs="Times New Roman"/>
-          <w:color w:val="auto"/>
-        </w:rPr>
-        <w:t xml:space="preserve"> </w:t>
-      </w:r>
-      <w:proofErr w:type="spellStart"/>
-      <w:r>
-        <w:rPr>
-          <w:rFonts w:ascii="Times New Roman" w:hAnsi="Times New Roman" w:cs="Times New Roman"/>
-          <w:color w:val="auto"/>
-        </w:rPr>
-        <w:t>adoptados</w:t>
-      </w:r>
-      <w:proofErr w:type="spellEnd"/>
+        <w:t>Supuestos adoptados</w:t>
+      </w:r>
     </w:p>
     <w:p>
       <w:pPr>
-        <w:pStyle w:val="ListParagraph"/>
+        <w:pStyle w:val="Prrafodelista"/>
         <w:numPr>
           <w:ilvl w:val="0"/>
           <w:numId w:val="2"/>
@@ -354,7 +327,6 @@
         </w:rPr>
         <w:t>Los montos se manejan en colones enteros (</w:t>
       </w:r>
-      <w:proofErr w:type="spellStart"/>
       <w:r>
         <w:rPr>
           <w:rFonts w:ascii="Times New Roman" w:eastAsia="Consolas" w:hAnsi="Times New Roman" w:cs="Times New Roman"/>
@@ -364,7 +336,6 @@
         </w:rPr>
         <w:t>long</w:t>
       </w:r>
-      <w:proofErr w:type="spellEnd"/>
       <w:r>
         <w:rPr>
           <w:rFonts w:ascii="Times New Roman" w:hAnsi="Times New Roman" w:cs="Times New Roman"/>
@@ -374,7 +345,6 @@
         </w:rPr>
         <w:t>). La hora de ingreso, salida y pago se recibe como parámetro (</w:t>
       </w:r>
-      <w:proofErr w:type="spellStart"/>
       <w:r>
         <w:rPr>
           <w:rFonts w:ascii="Times New Roman" w:eastAsia="Consolas" w:hAnsi="Times New Roman" w:cs="Times New Roman"/>
@@ -384,7 +354,6 @@
         </w:rPr>
         <w:t>LocalDateTime</w:t>
       </w:r>
-      <w:proofErr w:type="spellEnd"/>
       <w:r>
         <w:rPr>
           <w:rFonts w:ascii="Times New Roman" w:hAnsi="Times New Roman" w:cs="Times New Roman"/>
@@ -397,7 +366,7 @@
     </w:p>
     <w:p>
       <w:pPr>
-        <w:pStyle w:val="ListParagraph"/>
+        <w:pStyle w:val="Prrafodelista"/>
         <w:numPr>
           <w:ilvl w:val="0"/>
           <w:numId w:val="2"/>
@@ -426,27 +395,7 @@
           <w:szCs w:val="24"/>
           <w:lang w:val="es-CR"/>
         </w:rPr>
-        <w:t>"</w:t>
-      </w:r>
-      <w:proofErr w:type="spellStart"/>
-      <w:r>
-        <w:rPr>
-          <w:rFonts w:ascii="Times New Roman" w:eastAsia="Consolas" w:hAnsi="Times New Roman" w:cs="Times New Roman"/>
-          <w:sz w:val="24"/>
-          <w:szCs w:val="24"/>
-          <w:lang w:val="es-CR"/>
-        </w:rPr>
-        <w:t>abc</w:t>
-      </w:r>
-      <w:proofErr w:type="spellEnd"/>
-      <w:r>
-        <w:rPr>
-          <w:rFonts w:ascii="Times New Roman" w:eastAsia="Consolas" w:hAnsi="Times New Roman" w:cs="Times New Roman"/>
-          <w:sz w:val="24"/>
-          <w:szCs w:val="24"/>
-          <w:lang w:val="es-CR"/>
-        </w:rPr>
-        <w:t xml:space="preserve"> 123"</w:t>
+        <w:t>"abc 123"</w:t>
       </w:r>
       <w:r>
         <w:rPr>
@@ -478,7 +427,7 @@
     </w:p>
     <w:p>
       <w:pPr>
-        <w:pStyle w:val="ListParagraph"/>
+        <w:pStyle w:val="Prrafodelista"/>
         <w:numPr>
           <w:ilvl w:val="0"/>
           <w:numId w:val="2"/>
@@ -518,32 +467,12 @@
           <w:szCs w:val="24"/>
           <w:lang w:val="es-CR"/>
         </w:rPr>
-        <w:t xml:space="preserve"> son la suma de los pagos registrados; un ticket </w:t>
-      </w:r>
-      <w:proofErr w:type="gramStart"/>
-      <w:r>
-        <w:rPr>
-          <w:rFonts w:ascii="Times New Roman" w:hAnsi="Times New Roman" w:cs="Times New Roman"/>
-          <w:sz w:val="24"/>
-          <w:szCs w:val="24"/>
-          <w:lang w:val="es-CR"/>
-        </w:rPr>
-        <w:t>cerrado</w:t>
-      </w:r>
-      <w:proofErr w:type="gramEnd"/>
-      <w:r>
-        <w:rPr>
-          <w:rFonts w:ascii="Times New Roman" w:hAnsi="Times New Roman" w:cs="Times New Roman"/>
-          <w:sz w:val="24"/>
-          <w:szCs w:val="24"/>
-          <w:lang w:val="es-CR"/>
-        </w:rPr>
-        <w:t xml:space="preserve"> pero no pagado todavía no cuenta como ingreso.</w:t>
+        <w:t xml:space="preserve"> son la suma de los pagos registrados; un ticket cerrado pero no pagado todavía no cuenta como ingreso.</w:t>
       </w:r>
     </w:p>
     <w:p>
       <w:pPr>
-        <w:pStyle w:val="ListParagraph"/>
+        <w:pStyle w:val="Prrafodelista"/>
         <w:numPr>
           <w:ilvl w:val="0"/>
           <w:numId w:val="2"/>
@@ -568,7 +497,7 @@
     </w:p>
     <w:p>
       <w:pPr>
-        <w:pStyle w:val="Heading1"/>
+        <w:pStyle w:val="Ttulo1"/>
         <w:keepNext/>
         <w:rPr>
           <w:rFonts w:ascii="Times New Roman" w:hAnsi="Times New Roman" w:cs="Times New Roman"/>
@@ -584,43 +513,12 @@
           <w:sz w:val="24"/>
           <w:szCs w:val="24"/>
         </w:rPr>
-        <w:t xml:space="preserve">2. </w:t>
-      </w:r>
-      <w:proofErr w:type="spellStart"/>
-      <w:r>
-        <w:rPr>
-          <w:rFonts w:ascii="Times New Roman" w:hAnsi="Times New Roman" w:cs="Times New Roman"/>
-          <w:color w:val="auto"/>
-          <w:sz w:val="24"/>
-          <w:szCs w:val="24"/>
-        </w:rPr>
-        <w:t>Análisis</w:t>
-      </w:r>
-      <w:proofErr w:type="spellEnd"/>
-      <w:r>
-        <w:rPr>
-          <w:rFonts w:ascii="Times New Roman" w:hAnsi="Times New Roman" w:cs="Times New Roman"/>
-          <w:color w:val="auto"/>
-          <w:sz w:val="24"/>
-          <w:szCs w:val="24"/>
-        </w:rPr>
-        <w:t xml:space="preserve"> de </w:t>
-      </w:r>
-      <w:proofErr w:type="spellStart"/>
-      <w:r>
-        <w:rPr>
-          <w:rFonts w:ascii="Times New Roman" w:hAnsi="Times New Roman" w:cs="Times New Roman"/>
-          <w:color w:val="auto"/>
-          <w:sz w:val="24"/>
-          <w:szCs w:val="24"/>
-        </w:rPr>
-        <w:t>requerimientos</w:t>
-      </w:r>
-      <w:proofErr w:type="spellEnd"/>
+        <w:t>2. Análisis de requerimientos</w:t>
+      </w:r>
     </w:p>
     <w:p>
       <w:pPr>
-        <w:pStyle w:val="Heading2"/>
+        <w:pStyle w:val="Ttulo2"/>
         <w:keepNext/>
         <w:rPr>
           <w:rFonts w:ascii="Times New Roman" w:hAnsi="Times New Roman" w:cs="Times New Roman"/>
@@ -632,17 +530,8 @@
           <w:rFonts w:ascii="Times New Roman" w:hAnsi="Times New Roman" w:cs="Times New Roman"/>
           <w:color w:val="auto"/>
         </w:rPr>
-        <w:t xml:space="preserve">2.1 </w:t>
-      </w:r>
-      <w:proofErr w:type="spellStart"/>
-      <w:r>
-        <w:rPr>
-          <w:rFonts w:ascii="Times New Roman" w:hAnsi="Times New Roman" w:cs="Times New Roman"/>
-          <w:color w:val="auto"/>
-        </w:rPr>
-        <w:t>Tarifas</w:t>
-      </w:r>
-      <w:proofErr w:type="spellEnd"/>
+        <w:t>2.1 Tarifas</w:t>
+      </w:r>
     </w:p>
     <w:tbl>
       <w:tblPr>
@@ -706,9 +595,36 @@
                 <w:sz w:val="24"/>
                 <w:szCs w:val="24"/>
               </w:rPr>
-              <w:t xml:space="preserve">Tipo de </w:t>
-            </w:r>
-            <w:proofErr w:type="spellStart"/>
+              <w:t>Tipo de vehículo</w:t>
+            </w:r>
+          </w:p>
+        </w:tc>
+        <w:tc>
+          <w:tcPr>
+            <w:tcW w:w="2000" w:type="dxa"/>
+            <w:tcBorders>
+              <w:top w:val="single" w:sz="4" w:space="0" w:color="BFBFBF"/>
+              <w:left w:val="single" w:sz="4" w:space="0" w:color="BFBFBF"/>
+              <w:bottom w:val="single" w:sz="4" w:space="0" w:color="BFBFBF"/>
+              <w:right w:val="single" w:sz="4" w:space="0" w:color="BFBFBF"/>
+            </w:tcBorders>
+            <w:shd w:val="clear" w:color="auto" w:fill="D9E2F3"/>
+            <w:tcMar>
+              <w:top w:w="40" w:type="dxa"/>
+              <w:left w:w="90" w:type="dxa"/>
+              <w:bottom w:w="40" w:type="dxa"/>
+              <w:right w:w="90" w:type="dxa"/>
+            </w:tcMar>
+            <w:vAlign w:val="center"/>
+          </w:tcPr>
+          <w:p>
+            <w:pPr>
+              <w:rPr>
+                <w:rFonts w:ascii="Times New Roman" w:hAnsi="Times New Roman" w:cs="Times New Roman"/>
+                <w:sz w:val="24"/>
+                <w:szCs w:val="24"/>
+              </w:rPr>
+            </w:pPr>
             <w:r>
               <w:rPr>
                 <w:rFonts w:ascii="Times New Roman" w:hAnsi="Times New Roman" w:cs="Times New Roman"/>
@@ -717,14 +633,13 @@
                 <w:sz w:val="24"/>
                 <w:szCs w:val="24"/>
               </w:rPr>
-              <w:t>vehículo</w:t>
-            </w:r>
-            <w:proofErr w:type="spellEnd"/>
-          </w:p>
-        </w:tc>
-        <w:tc>
-          <w:tcPr>
-            <w:tcW w:w="2000" w:type="dxa"/>
+              <w:t>Tarifa por hora</w:t>
+            </w:r>
+          </w:p>
+        </w:tc>
+        <w:tc>
+          <w:tcPr>
+            <w:tcW w:w="2680" w:type="dxa"/>
             <w:tcBorders>
               <w:top w:val="single" w:sz="4" w:space="0" w:color="BFBFBF"/>
               <w:left w:val="single" w:sz="4" w:space="0" w:color="BFBFBF"/>
@@ -756,9 +671,36 @@
                 <w:sz w:val="24"/>
                 <w:szCs w:val="24"/>
               </w:rPr>
-              <w:t xml:space="preserve">Tarifa </w:t>
-            </w:r>
-            <w:proofErr w:type="spellStart"/>
+              <w:t>Máximo diario (desde 10 h)</w:t>
+            </w:r>
+          </w:p>
+        </w:tc>
+        <w:tc>
+          <w:tcPr>
+            <w:tcW w:w="2000" w:type="dxa"/>
+            <w:tcBorders>
+              <w:top w:val="single" w:sz="4" w:space="0" w:color="BFBFBF"/>
+              <w:left w:val="single" w:sz="4" w:space="0" w:color="BFBFBF"/>
+              <w:bottom w:val="single" w:sz="4" w:space="0" w:color="BFBFBF"/>
+              <w:right w:val="single" w:sz="4" w:space="0" w:color="BFBFBF"/>
+            </w:tcBorders>
+            <w:shd w:val="clear" w:color="auto" w:fill="D9E2F3"/>
+            <w:tcMar>
+              <w:top w:w="40" w:type="dxa"/>
+              <w:left w:w="90" w:type="dxa"/>
+              <w:bottom w:w="40" w:type="dxa"/>
+              <w:right w:w="90" w:type="dxa"/>
+            </w:tcMar>
+            <w:vAlign w:val="center"/>
+          </w:tcPr>
+          <w:p>
+            <w:pPr>
+              <w:rPr>
+                <w:rFonts w:ascii="Times New Roman" w:hAnsi="Times New Roman" w:cs="Times New Roman"/>
+                <w:sz w:val="24"/>
+                <w:szCs w:val="24"/>
+              </w:rPr>
+            </w:pPr>
             <w:r>
               <w:rPr>
                 <w:rFonts w:ascii="Times New Roman" w:hAnsi="Times New Roman" w:cs="Times New Roman"/>
@@ -767,151 +709,8 @@
                 <w:sz w:val="24"/>
                 <w:szCs w:val="24"/>
               </w:rPr>
-              <w:t>por</w:t>
-            </w:r>
-            <w:proofErr w:type="spellEnd"/>
-            <w:r>
-              <w:rPr>
-                <w:rFonts w:ascii="Times New Roman" w:hAnsi="Times New Roman" w:cs="Times New Roman"/>
-                <w:b/>
-                <w:bCs/>
-                <w:sz w:val="24"/>
-                <w:szCs w:val="24"/>
-              </w:rPr>
-              <w:t xml:space="preserve"> hora</w:t>
-            </w:r>
-          </w:p>
-        </w:tc>
-        <w:tc>
-          <w:tcPr>
-            <w:tcW w:w="2680" w:type="dxa"/>
-            <w:tcBorders>
-              <w:top w:val="single" w:sz="4" w:space="0" w:color="BFBFBF"/>
-              <w:left w:val="single" w:sz="4" w:space="0" w:color="BFBFBF"/>
-              <w:bottom w:val="single" w:sz="4" w:space="0" w:color="BFBFBF"/>
-              <w:right w:val="single" w:sz="4" w:space="0" w:color="BFBFBF"/>
-            </w:tcBorders>
-            <w:shd w:val="clear" w:color="auto" w:fill="D9E2F3"/>
-            <w:tcMar>
-              <w:top w:w="40" w:type="dxa"/>
-              <w:left w:w="90" w:type="dxa"/>
-              <w:bottom w:w="40" w:type="dxa"/>
-              <w:right w:w="90" w:type="dxa"/>
-            </w:tcMar>
-            <w:vAlign w:val="center"/>
-          </w:tcPr>
-          <w:p>
-            <w:pPr>
-              <w:rPr>
-                <w:rFonts w:ascii="Times New Roman" w:hAnsi="Times New Roman" w:cs="Times New Roman"/>
-                <w:sz w:val="24"/>
-                <w:szCs w:val="24"/>
-              </w:rPr>
-            </w:pPr>
-            <w:r>
-              <w:rPr>
-                <w:rFonts w:ascii="Times New Roman" w:hAnsi="Times New Roman" w:cs="Times New Roman"/>
-                <w:b/>
-                <w:bCs/>
-                <w:sz w:val="24"/>
-                <w:szCs w:val="24"/>
-              </w:rPr>
-              <w:t xml:space="preserve">Máximo </w:t>
-            </w:r>
-            <w:proofErr w:type="spellStart"/>
-            <w:r>
-              <w:rPr>
-                <w:rFonts w:ascii="Times New Roman" w:hAnsi="Times New Roman" w:cs="Times New Roman"/>
-                <w:b/>
-                <w:bCs/>
-                <w:sz w:val="24"/>
-                <w:szCs w:val="24"/>
-              </w:rPr>
-              <w:t>diario</w:t>
-            </w:r>
-            <w:proofErr w:type="spellEnd"/>
-            <w:r>
-              <w:rPr>
-                <w:rFonts w:ascii="Times New Roman" w:hAnsi="Times New Roman" w:cs="Times New Roman"/>
-                <w:b/>
-                <w:bCs/>
-                <w:sz w:val="24"/>
-                <w:szCs w:val="24"/>
-              </w:rPr>
-              <w:t xml:space="preserve"> (</w:t>
-            </w:r>
-            <w:proofErr w:type="spellStart"/>
-            <w:r>
-              <w:rPr>
-                <w:rFonts w:ascii="Times New Roman" w:hAnsi="Times New Roman" w:cs="Times New Roman"/>
-                <w:b/>
-                <w:bCs/>
-                <w:sz w:val="24"/>
-                <w:szCs w:val="24"/>
-              </w:rPr>
-              <w:t>desde</w:t>
-            </w:r>
-            <w:proofErr w:type="spellEnd"/>
-            <w:r>
-              <w:rPr>
-                <w:rFonts w:ascii="Times New Roman" w:hAnsi="Times New Roman" w:cs="Times New Roman"/>
-                <w:b/>
-                <w:bCs/>
-                <w:sz w:val="24"/>
-                <w:szCs w:val="24"/>
-              </w:rPr>
-              <w:t xml:space="preserve"> 10 h)</w:t>
-            </w:r>
-          </w:p>
-        </w:tc>
-        <w:tc>
-          <w:tcPr>
-            <w:tcW w:w="2000" w:type="dxa"/>
-            <w:tcBorders>
-              <w:top w:val="single" w:sz="4" w:space="0" w:color="BFBFBF"/>
-              <w:left w:val="single" w:sz="4" w:space="0" w:color="BFBFBF"/>
-              <w:bottom w:val="single" w:sz="4" w:space="0" w:color="BFBFBF"/>
-              <w:right w:val="single" w:sz="4" w:space="0" w:color="BFBFBF"/>
-            </w:tcBorders>
-            <w:shd w:val="clear" w:color="auto" w:fill="D9E2F3"/>
-            <w:tcMar>
-              <w:top w:w="40" w:type="dxa"/>
-              <w:left w:w="90" w:type="dxa"/>
-              <w:bottom w:w="40" w:type="dxa"/>
-              <w:right w:w="90" w:type="dxa"/>
-            </w:tcMar>
-            <w:vAlign w:val="center"/>
-          </w:tcPr>
-          <w:p>
-            <w:pPr>
-              <w:rPr>
-                <w:rFonts w:ascii="Times New Roman" w:hAnsi="Times New Roman" w:cs="Times New Roman"/>
-                <w:sz w:val="24"/>
-                <w:szCs w:val="24"/>
-              </w:rPr>
-            </w:pPr>
-            <w:r>
-              <w:rPr>
-                <w:rFonts w:ascii="Times New Roman" w:hAnsi="Times New Roman" w:cs="Times New Roman"/>
-                <w:b/>
-                <w:bCs/>
-                <w:sz w:val="24"/>
-                <w:szCs w:val="24"/>
-              </w:rPr>
-              <w:t xml:space="preserve">Espacio </w:t>
-            </w:r>
-            <w:proofErr w:type="spellStart"/>
-            <w:r>
-              <w:rPr>
-                <w:rFonts w:ascii="Times New Roman" w:hAnsi="Times New Roman" w:cs="Times New Roman"/>
-                <w:b/>
-                <w:bCs/>
-                <w:sz w:val="24"/>
-                <w:szCs w:val="24"/>
-              </w:rPr>
-              <w:t>requerido</w:t>
-            </w:r>
-            <w:proofErr w:type="spellEnd"/>
+              <w:t>Espacio requerido</w:t>
+            </w:r>
           </w:p>
         </w:tc>
       </w:tr>
@@ -945,23 +744,13 @@
                 <w:szCs w:val="24"/>
               </w:rPr>
             </w:pPr>
-            <w:proofErr w:type="spellStart"/>
-            <w:r>
-              <w:rPr>
-                <w:rFonts w:ascii="Times New Roman" w:hAnsi="Times New Roman" w:cs="Times New Roman"/>
-                <w:sz w:val="24"/>
-                <w:szCs w:val="24"/>
-              </w:rPr>
-              <w:t>Motocicleta</w:t>
-            </w:r>
-            <w:proofErr w:type="spellEnd"/>
-            <w:r>
-              <w:rPr>
-                <w:rFonts w:ascii="Times New Roman" w:hAnsi="Times New Roman" w:cs="Times New Roman"/>
-                <w:sz w:val="24"/>
-                <w:szCs w:val="24"/>
-              </w:rPr>
-              <w:t xml:space="preserve"> (</w:t>
+            <w:r>
+              <w:rPr>
+                <w:rFonts w:ascii="Times New Roman" w:hAnsi="Times New Roman" w:cs="Times New Roman"/>
+                <w:sz w:val="24"/>
+                <w:szCs w:val="24"/>
+              </w:rPr>
+              <w:t>Motocicleta (</w:t>
             </w:r>
             <w:r>
               <w:rPr>
@@ -1013,15 +802,7 @@
                 <w:sz w:val="24"/>
                 <w:szCs w:val="24"/>
               </w:rPr>
-              <w:t>₡</w:t>
-            </w:r>
-            <w:r>
-              <w:rPr>
-                <w:rFonts w:ascii="Times New Roman" w:hAnsi="Times New Roman" w:cs="Times New Roman"/>
-                <w:sz w:val="24"/>
-                <w:szCs w:val="24"/>
-              </w:rPr>
-              <w:t>500</w:t>
+              <w:t>₡500</w:t>
             </w:r>
           </w:p>
         </w:tc>
@@ -1057,15 +838,7 @@
                 <w:sz w:val="24"/>
                 <w:szCs w:val="24"/>
               </w:rPr>
-              <w:t>₡</w:t>
-            </w:r>
-            <w:r>
-              <w:rPr>
-                <w:rFonts w:ascii="Times New Roman" w:hAnsi="Times New Roman" w:cs="Times New Roman"/>
-                <w:sz w:val="24"/>
-                <w:szCs w:val="24"/>
-              </w:rPr>
-              <w:t>4 000</w:t>
+              <w:t>₡4 000</w:t>
             </w:r>
           </w:p>
         </w:tc>
@@ -1136,23 +909,13 @@
                 <w:szCs w:val="24"/>
               </w:rPr>
             </w:pPr>
-            <w:proofErr w:type="spellStart"/>
-            <w:r>
-              <w:rPr>
-                <w:rFonts w:ascii="Times New Roman" w:hAnsi="Times New Roman" w:cs="Times New Roman"/>
-                <w:sz w:val="24"/>
-                <w:szCs w:val="24"/>
-              </w:rPr>
-              <w:t>Automóvil</w:t>
-            </w:r>
-            <w:proofErr w:type="spellEnd"/>
-            <w:r>
-              <w:rPr>
-                <w:rFonts w:ascii="Times New Roman" w:hAnsi="Times New Roman" w:cs="Times New Roman"/>
-                <w:sz w:val="24"/>
-                <w:szCs w:val="24"/>
-              </w:rPr>
-              <w:t xml:space="preserve"> (</w:t>
+            <w:r>
+              <w:rPr>
+                <w:rFonts w:ascii="Times New Roman" w:hAnsi="Times New Roman" w:cs="Times New Roman"/>
+                <w:sz w:val="24"/>
+                <w:szCs w:val="24"/>
+              </w:rPr>
+              <w:t>Automóvil (</w:t>
             </w:r>
             <w:r>
               <w:rPr>
@@ -1204,15 +967,7 @@
                 <w:sz w:val="24"/>
                 <w:szCs w:val="24"/>
               </w:rPr>
-              <w:t>₡</w:t>
-            </w:r>
-            <w:r>
-              <w:rPr>
-                <w:rFonts w:ascii="Times New Roman" w:hAnsi="Times New Roman" w:cs="Times New Roman"/>
-                <w:sz w:val="24"/>
-                <w:szCs w:val="24"/>
-              </w:rPr>
-              <w:t>900</w:t>
+              <w:t>₡900</w:t>
             </w:r>
           </w:p>
         </w:tc>
@@ -1248,15 +1003,7 @@
                 <w:sz w:val="24"/>
                 <w:szCs w:val="24"/>
               </w:rPr>
-              <w:t>₡</w:t>
-            </w:r>
-            <w:r>
-              <w:rPr>
-                <w:rFonts w:ascii="Times New Roman" w:hAnsi="Times New Roman" w:cs="Times New Roman"/>
-                <w:sz w:val="24"/>
-                <w:szCs w:val="24"/>
-              </w:rPr>
-              <w:t>7 000</w:t>
+              <w:t>₡7 000</w:t>
             </w:r>
           </w:p>
         </w:tc>
@@ -1327,25 +1074,14 @@
                 <w:szCs w:val="24"/>
               </w:rPr>
             </w:pPr>
-            <w:proofErr w:type="spellStart"/>
-            <w:r>
-              <w:rPr>
-                <w:rFonts w:ascii="Times New Roman" w:hAnsi="Times New Roman" w:cs="Times New Roman"/>
-                <w:sz w:val="24"/>
-                <w:szCs w:val="24"/>
-              </w:rPr>
-              <w:t>Vehículo</w:t>
-            </w:r>
-            <w:proofErr w:type="spellEnd"/>
-            <w:r>
-              <w:rPr>
-                <w:rFonts w:ascii="Times New Roman" w:hAnsi="Times New Roman" w:cs="Times New Roman"/>
-                <w:sz w:val="24"/>
-                <w:szCs w:val="24"/>
-              </w:rPr>
-              <w:t xml:space="preserve"> de carga (</w:t>
-            </w:r>
-            <w:proofErr w:type="spellStart"/>
+            <w:r>
+              <w:rPr>
+                <w:rFonts w:ascii="Times New Roman" w:hAnsi="Times New Roman" w:cs="Times New Roman"/>
+                <w:sz w:val="24"/>
+                <w:szCs w:val="24"/>
+              </w:rPr>
+              <w:t>Vehículo de carga (</w:t>
+            </w:r>
             <w:r>
               <w:rPr>
                 <w:rFonts w:ascii="Times New Roman" w:eastAsia="Consolas" w:hAnsi="Times New Roman" w:cs="Times New Roman"/>
@@ -1354,7 +1090,6 @@
               </w:rPr>
               <w:t>CargoVehicle</w:t>
             </w:r>
-            <w:proofErr w:type="spellEnd"/>
             <w:r>
               <w:rPr>
                 <w:rFonts w:ascii="Times New Roman" w:hAnsi="Times New Roman" w:cs="Times New Roman"/>
@@ -1397,15 +1132,7 @@
                 <w:sz w:val="24"/>
                 <w:szCs w:val="24"/>
               </w:rPr>
-              <w:t>₡</w:t>
-            </w:r>
-            <w:r>
-              <w:rPr>
-                <w:rFonts w:ascii="Times New Roman" w:hAnsi="Times New Roman" w:cs="Times New Roman"/>
-                <w:sz w:val="24"/>
-                <w:szCs w:val="24"/>
-              </w:rPr>
-              <w:t>1 500</w:t>
+              <w:t>₡1 500</w:t>
             </w:r>
           </w:p>
         </w:tc>
@@ -1441,15 +1168,7 @@
                 <w:sz w:val="24"/>
                 <w:szCs w:val="24"/>
               </w:rPr>
-              <w:t>₡</w:t>
-            </w:r>
-            <w:r>
-              <w:rPr>
-                <w:rFonts w:ascii="Times New Roman" w:hAnsi="Times New Roman" w:cs="Times New Roman"/>
-                <w:sz w:val="24"/>
-                <w:szCs w:val="24"/>
-              </w:rPr>
-              <w:t>11 000</w:t>
+              <w:t>₡11 000</w:t>
             </w:r>
           </w:p>
         </w:tc>
@@ -1524,7 +1243,7 @@
     </w:p>
     <w:p>
       <w:pPr>
-        <w:pStyle w:val="Heading2"/>
+        <w:pStyle w:val="Ttulo2"/>
         <w:keepNext/>
         <w:rPr>
           <w:rFonts w:ascii="Times New Roman" w:hAnsi="Times New Roman" w:cs="Times New Roman"/>
@@ -1594,7 +1313,6 @@
                 <w:szCs w:val="24"/>
               </w:rPr>
             </w:pPr>
-            <w:proofErr w:type="spellStart"/>
             <w:r>
               <w:rPr>
                 <w:rFonts w:ascii="Times New Roman" w:hAnsi="Times New Roman" w:cs="Times New Roman"/>
@@ -1605,7 +1323,6 @@
               </w:rPr>
               <w:t>Funcionalidad</w:t>
             </w:r>
-            <w:proofErr w:type="spellEnd"/>
           </w:p>
         </w:tc>
         <w:tc>
@@ -1634,7 +1351,6 @@
                 <w:szCs w:val="24"/>
               </w:rPr>
             </w:pPr>
-            <w:proofErr w:type="spellStart"/>
             <w:r>
               <w:rPr>
                 <w:rFonts w:ascii="Times New Roman" w:hAnsi="Times New Roman" w:cs="Times New Roman"/>
@@ -1645,7 +1361,6 @@
               </w:rPr>
               <w:t>Implementación</w:t>
             </w:r>
-            <w:proofErr w:type="spellEnd"/>
           </w:p>
         </w:tc>
       </w:tr>
@@ -1777,7 +1492,6 @@
                 <w:szCs w:val="24"/>
               </w:rPr>
             </w:pPr>
-            <w:proofErr w:type="spellStart"/>
             <w:r>
               <w:rPr>
                 <w:rFonts w:ascii="Times New Roman" w:eastAsia="Consolas" w:hAnsi="Times New Roman" w:cs="Times New Roman"/>
@@ -1786,7 +1500,6 @@
               </w:rPr>
               <w:t>ParkingLot.registerVehicle</w:t>
             </w:r>
-            <w:proofErr w:type="spellEnd"/>
             <w:r>
               <w:rPr>
                 <w:rFonts w:ascii="Times New Roman" w:hAnsi="Times New Roman" w:cs="Times New Roman"/>
@@ -1795,7 +1508,6 @@
               </w:rPr>
               <w:t xml:space="preserve">, </w:t>
             </w:r>
-            <w:proofErr w:type="spellStart"/>
             <w:r>
               <w:rPr>
                 <w:rFonts w:ascii="Times New Roman" w:eastAsia="Consolas" w:hAnsi="Times New Roman" w:cs="Times New Roman"/>
@@ -1804,7 +1516,6 @@
               </w:rPr>
               <w:t>registerSpace</w:t>
             </w:r>
-            <w:proofErr w:type="spellEnd"/>
             <w:r>
               <w:rPr>
                 <w:rFonts w:ascii="Times New Roman" w:hAnsi="Times New Roman" w:cs="Times New Roman"/>
@@ -1813,7 +1524,6 @@
               </w:rPr>
               <w:t xml:space="preserve">, </w:t>
             </w:r>
-            <w:proofErr w:type="spellStart"/>
             <w:r>
               <w:rPr>
                 <w:rFonts w:ascii="Times New Roman" w:eastAsia="Consolas" w:hAnsi="Times New Roman" w:cs="Times New Roman"/>
@@ -1822,7 +1532,6 @@
               </w:rPr>
               <w:t>getAvailableSpaces</w:t>
             </w:r>
-            <w:proofErr w:type="spellEnd"/>
           </w:p>
         </w:tc>
       </w:tr>
@@ -1924,7 +1633,6 @@
                 <w:szCs w:val="24"/>
               </w:rPr>
             </w:pPr>
-            <w:proofErr w:type="spellStart"/>
             <w:r>
               <w:rPr>
                 <w:rFonts w:ascii="Times New Roman" w:eastAsia="Consolas" w:hAnsi="Times New Roman" w:cs="Times New Roman"/>
@@ -1933,34 +1641,14 @@
               </w:rPr>
               <w:t>ParkingLot.registerEntry</w:t>
             </w:r>
-            <w:proofErr w:type="spellEnd"/>
-            <w:r>
-              <w:rPr>
-                <w:rFonts w:ascii="Times New Roman" w:hAnsi="Times New Roman" w:cs="Times New Roman"/>
-                <w:sz w:val="24"/>
-                <w:szCs w:val="24"/>
-              </w:rPr>
-              <w:t xml:space="preserve"> (dos </w:t>
-            </w:r>
-            <w:proofErr w:type="spellStart"/>
-            <w:r>
-              <w:rPr>
-                <w:rFonts w:ascii="Times New Roman" w:hAnsi="Times New Roman" w:cs="Times New Roman"/>
-                <w:sz w:val="24"/>
-                <w:szCs w:val="24"/>
-              </w:rPr>
-              <w:t>sobrecargas</w:t>
-            </w:r>
-            <w:proofErr w:type="spellEnd"/>
-            <w:r>
-              <w:rPr>
-                <w:rFonts w:ascii="Times New Roman" w:hAnsi="Times New Roman" w:cs="Times New Roman"/>
-                <w:sz w:val="24"/>
-                <w:szCs w:val="24"/>
-              </w:rPr>
-              <w:t xml:space="preserve">), </w:t>
-            </w:r>
-            <w:proofErr w:type="spellStart"/>
+            <w:r>
+              <w:rPr>
+                <w:rFonts w:ascii="Times New Roman" w:hAnsi="Times New Roman" w:cs="Times New Roman"/>
+                <w:sz w:val="24"/>
+                <w:szCs w:val="24"/>
+              </w:rPr>
+              <w:t xml:space="preserve"> (dos sobrecargas), </w:t>
+            </w:r>
             <w:r>
               <w:rPr>
                 <w:rFonts w:ascii="Times New Roman" w:eastAsia="Consolas" w:hAnsi="Times New Roman" w:cs="Times New Roman"/>
@@ -1969,7 +1657,6 @@
               </w:rPr>
               <w:t>findFirstAvailableSpaceFor</w:t>
             </w:r>
-            <w:proofErr w:type="spellEnd"/>
             <w:r>
               <w:rPr>
                 <w:rFonts w:ascii="Times New Roman" w:hAnsi="Times New Roman" w:cs="Times New Roman"/>
@@ -1978,7 +1665,6 @@
               </w:rPr>
               <w:t xml:space="preserve"> + </w:t>
             </w:r>
-            <w:proofErr w:type="spellStart"/>
             <w:r>
               <w:rPr>
                 <w:rFonts w:ascii="Times New Roman" w:eastAsia="Consolas" w:hAnsi="Times New Roman" w:cs="Times New Roman"/>
@@ -1987,7 +1673,6 @@
               </w:rPr>
               <w:t>ParkingSpace.canAccept</w:t>
             </w:r>
-            <w:proofErr w:type="spellEnd"/>
           </w:p>
         </w:tc>
       </w:tr>
@@ -2021,23 +1706,13 @@
                 <w:szCs w:val="24"/>
               </w:rPr>
             </w:pPr>
-            <w:proofErr w:type="spellStart"/>
-            <w:r>
-              <w:rPr>
-                <w:rFonts w:ascii="Times New Roman" w:hAnsi="Times New Roman" w:cs="Times New Roman"/>
-                <w:sz w:val="24"/>
-                <w:szCs w:val="24"/>
-              </w:rPr>
-              <w:t>Generar</w:t>
-            </w:r>
-            <w:proofErr w:type="spellEnd"/>
-            <w:r>
-              <w:rPr>
-                <w:rFonts w:ascii="Times New Roman" w:hAnsi="Times New Roman" w:cs="Times New Roman"/>
-                <w:sz w:val="24"/>
-                <w:szCs w:val="24"/>
-              </w:rPr>
-              <w:t xml:space="preserve"> ticket</w:t>
+            <w:r>
+              <w:rPr>
+                <w:rFonts w:ascii="Times New Roman" w:hAnsi="Times New Roman" w:cs="Times New Roman"/>
+                <w:sz w:val="24"/>
+                <w:szCs w:val="24"/>
+              </w:rPr>
+              <w:t>Generar ticket</w:t>
             </w:r>
           </w:p>
           <w:p>
@@ -2085,7 +1760,6 @@
                 <w:szCs w:val="24"/>
               </w:rPr>
             </w:pPr>
-            <w:proofErr w:type="spellStart"/>
             <w:r>
               <w:rPr>
                 <w:rFonts w:ascii="Times New Roman" w:eastAsia="Consolas" w:hAnsi="Times New Roman" w:cs="Times New Roman"/>
@@ -2094,7 +1768,6 @@
               </w:rPr>
               <w:t>ParkingLot.openTicket</w:t>
             </w:r>
-            <w:proofErr w:type="spellEnd"/>
             <w:r>
               <w:rPr>
                 <w:rFonts w:ascii="Times New Roman" w:hAnsi="Times New Roman" w:cs="Times New Roman"/>
@@ -2109,25 +1782,7 @@
                 <w:sz w:val="24"/>
                 <w:szCs w:val="24"/>
               </w:rPr>
-              <w:t xml:space="preserve">new </w:t>
-            </w:r>
-            <w:proofErr w:type="spellStart"/>
-            <w:r>
-              <w:rPr>
-                <w:rFonts w:ascii="Times New Roman" w:eastAsia="Consolas" w:hAnsi="Times New Roman" w:cs="Times New Roman"/>
-                <w:sz w:val="24"/>
-                <w:szCs w:val="24"/>
-              </w:rPr>
-              <w:t>ParkingTicket</w:t>
-            </w:r>
-            <w:proofErr w:type="spellEnd"/>
-            <w:r>
-              <w:rPr>
-                <w:rFonts w:ascii="Times New Roman" w:eastAsia="Consolas" w:hAnsi="Times New Roman" w:cs="Times New Roman"/>
-                <w:sz w:val="24"/>
-                <w:szCs w:val="24"/>
-              </w:rPr>
-              <w:t>(...)</w:t>
+              <w:t>new ParkingTicket(...)</w:t>
             </w:r>
           </w:p>
         </w:tc>
@@ -2200,7 +1855,6 @@
                 <w:szCs w:val="24"/>
               </w:rPr>
             </w:pPr>
-            <w:proofErr w:type="spellStart"/>
             <w:r>
               <w:rPr>
                 <w:rFonts w:ascii="Times New Roman" w:eastAsia="Consolas" w:hAnsi="Times New Roman" w:cs="Times New Roman"/>
@@ -2209,7 +1863,6 @@
               </w:rPr>
               <w:t>getVehiclesInside</w:t>
             </w:r>
-            <w:proofErr w:type="spellEnd"/>
             <w:r>
               <w:rPr>
                 <w:rFonts w:ascii="Times New Roman" w:hAnsi="Times New Roman" w:cs="Times New Roman"/>
@@ -2218,7 +1871,6 @@
               </w:rPr>
               <w:t xml:space="preserve">, </w:t>
             </w:r>
-            <w:proofErr w:type="spellStart"/>
             <w:r>
               <w:rPr>
                 <w:rFonts w:ascii="Times New Roman" w:eastAsia="Consolas" w:hAnsi="Times New Roman" w:cs="Times New Roman"/>
@@ -2227,7 +1879,6 @@
               </w:rPr>
               <w:t>getActiveTickets</w:t>
             </w:r>
-            <w:proofErr w:type="spellEnd"/>
             <w:r>
               <w:rPr>
                 <w:rFonts w:ascii="Times New Roman" w:hAnsi="Times New Roman" w:cs="Times New Roman"/>
@@ -2236,7 +1887,6 @@
               </w:rPr>
               <w:t xml:space="preserve">, </w:t>
             </w:r>
-            <w:proofErr w:type="spellStart"/>
             <w:r>
               <w:rPr>
                 <w:rFonts w:ascii="Times New Roman" w:eastAsia="Consolas" w:hAnsi="Times New Roman" w:cs="Times New Roman"/>
@@ -2245,7 +1895,6 @@
               </w:rPr>
               <w:t>getTotalRevenue</w:t>
             </w:r>
-            <w:proofErr w:type="spellEnd"/>
           </w:p>
         </w:tc>
       </w:tr>
@@ -2317,7 +1966,6 @@
                 <w:szCs w:val="24"/>
               </w:rPr>
             </w:pPr>
-            <w:proofErr w:type="spellStart"/>
             <w:r>
               <w:rPr>
                 <w:rFonts w:ascii="Times New Roman" w:eastAsia="Consolas" w:hAnsi="Times New Roman" w:cs="Times New Roman"/>
@@ -2326,7 +1974,6 @@
               </w:rPr>
               <w:t>ParkingLot.registerExit</w:t>
             </w:r>
-            <w:proofErr w:type="spellEnd"/>
             <w:r>
               <w:rPr>
                 <w:rFonts w:ascii="Times New Roman" w:hAnsi="Times New Roman" w:cs="Times New Roman"/>
@@ -2335,7 +1982,6 @@
               </w:rPr>
               <w:t xml:space="preserve"> → </w:t>
             </w:r>
-            <w:proofErr w:type="spellStart"/>
             <w:r>
               <w:rPr>
                 <w:rFonts w:ascii="Times New Roman" w:eastAsia="Consolas" w:hAnsi="Times New Roman" w:cs="Times New Roman"/>
@@ -2344,7 +1990,6 @@
               </w:rPr>
               <w:t>ParkingTicket.close</w:t>
             </w:r>
-            <w:proofErr w:type="spellEnd"/>
             <w:r>
               <w:rPr>
                 <w:rFonts w:ascii="Times New Roman" w:hAnsi="Times New Roman" w:cs="Times New Roman"/>
@@ -2353,7 +1998,6 @@
               </w:rPr>
               <w:t xml:space="preserve"> → </w:t>
             </w:r>
-            <w:proofErr w:type="spellStart"/>
             <w:r>
               <w:rPr>
                 <w:rFonts w:ascii="Times New Roman" w:eastAsia="Consolas" w:hAnsi="Times New Roman" w:cs="Times New Roman"/>
@@ -2362,7 +2006,6 @@
               </w:rPr>
               <w:t>ParkingSpace.release</w:t>
             </w:r>
-            <w:proofErr w:type="spellEnd"/>
           </w:p>
         </w:tc>
       </w:tr>
@@ -2435,7 +2078,6 @@
                 <w:lang w:val="es-CR"/>
               </w:rPr>
             </w:pPr>
-            <w:proofErr w:type="spellStart"/>
             <w:r>
               <w:rPr>
                 <w:rFonts w:ascii="Times New Roman" w:eastAsia="Consolas" w:hAnsi="Times New Roman" w:cs="Times New Roman"/>
@@ -2445,7 +2087,6 @@
               </w:rPr>
               <w:t>HourlyPricingPolicy.calculateFee</w:t>
             </w:r>
-            <w:proofErr w:type="spellEnd"/>
             <w:r>
               <w:rPr>
                 <w:rFonts w:ascii="Times New Roman" w:hAnsi="Times New Roman" w:cs="Times New Roman"/>
@@ -2455,7 +2096,6 @@
               </w:rPr>
               <w:t xml:space="preserve"> (invocada desde </w:t>
             </w:r>
-            <w:proofErr w:type="spellStart"/>
             <w:r>
               <w:rPr>
                 <w:rFonts w:ascii="Times New Roman" w:eastAsia="Consolas" w:hAnsi="Times New Roman" w:cs="Times New Roman"/>
@@ -2465,7 +2105,6 @@
               </w:rPr>
               <w:t>Vehicle.calculateFee</w:t>
             </w:r>
-            <w:proofErr w:type="spellEnd"/>
             <w:r>
               <w:rPr>
                 <w:rFonts w:ascii="Times New Roman" w:hAnsi="Times New Roman" w:cs="Times New Roman"/>
@@ -2514,18 +2153,8 @@
                 <w:sz w:val="24"/>
                 <w:szCs w:val="24"/>
               </w:rPr>
-              <w:t xml:space="preserve">Registrar </w:t>
-            </w:r>
-            <w:proofErr w:type="spellStart"/>
-            <w:r>
-              <w:rPr>
-                <w:rFonts w:ascii="Times New Roman" w:hAnsi="Times New Roman" w:cs="Times New Roman"/>
-                <w:sz w:val="24"/>
-                <w:szCs w:val="24"/>
-              </w:rPr>
-              <w:t>pago</w:t>
-            </w:r>
-            <w:proofErr w:type="spellEnd"/>
+              <w:t>Registrar pago</w:t>
+            </w:r>
           </w:p>
         </w:tc>
         <w:tc>
@@ -2554,7 +2183,6 @@
                 <w:szCs w:val="24"/>
               </w:rPr>
             </w:pPr>
-            <w:proofErr w:type="spellStart"/>
             <w:r>
               <w:rPr>
                 <w:rFonts w:ascii="Times New Roman" w:eastAsia="Consolas" w:hAnsi="Times New Roman" w:cs="Times New Roman"/>
@@ -2563,7 +2191,6 @@
               </w:rPr>
               <w:t>ParkingLot.registerPayment</w:t>
             </w:r>
-            <w:proofErr w:type="spellEnd"/>
             <w:r>
               <w:rPr>
                 <w:rFonts w:ascii="Times New Roman" w:hAnsi="Times New Roman" w:cs="Times New Roman"/>
@@ -2572,7 +2199,6 @@
               </w:rPr>
               <w:t xml:space="preserve"> → </w:t>
             </w:r>
-            <w:proofErr w:type="spellStart"/>
             <w:r>
               <w:rPr>
                 <w:rFonts w:ascii="Times New Roman" w:eastAsia="Consolas" w:hAnsi="Times New Roman" w:cs="Times New Roman"/>
@@ -2581,7 +2207,6 @@
               </w:rPr>
               <w:t>ParkingTicket.pay</w:t>
             </w:r>
-            <w:proofErr w:type="spellEnd"/>
             <w:r>
               <w:rPr>
                 <w:rFonts w:ascii="Times New Roman" w:hAnsi="Times New Roman" w:cs="Times New Roman"/>
@@ -2669,7 +2294,6 @@
                 <w:szCs w:val="24"/>
               </w:rPr>
             </w:pPr>
-            <w:proofErr w:type="spellStart"/>
             <w:r>
               <w:rPr>
                 <w:rFonts w:ascii="Times New Roman" w:eastAsia="Consolas" w:hAnsi="Times New Roman" w:cs="Times New Roman"/>
@@ -2678,7 +2302,6 @@
               </w:rPr>
               <w:t>countSpacesByType</w:t>
             </w:r>
-            <w:proofErr w:type="spellEnd"/>
             <w:r>
               <w:rPr>
                 <w:rFonts w:ascii="Times New Roman" w:hAnsi="Times New Roman" w:cs="Times New Roman"/>
@@ -2687,7 +2310,6 @@
               </w:rPr>
               <w:t xml:space="preserve">, </w:t>
             </w:r>
-            <w:proofErr w:type="spellStart"/>
             <w:r>
               <w:rPr>
                 <w:rFonts w:ascii="Times New Roman" w:eastAsia="Consolas" w:hAnsi="Times New Roman" w:cs="Times New Roman"/>
@@ -2696,7 +2318,6 @@
               </w:rPr>
               <w:t>countOccupiedSpacesByType</w:t>
             </w:r>
-            <w:proofErr w:type="spellEnd"/>
             <w:r>
               <w:rPr>
                 <w:rFonts w:ascii="Times New Roman" w:hAnsi="Times New Roman" w:cs="Times New Roman"/>
@@ -2705,7 +2326,6 @@
               </w:rPr>
               <w:t xml:space="preserve">, </w:t>
             </w:r>
-            <w:proofErr w:type="spellStart"/>
             <w:r>
               <w:rPr>
                 <w:rFonts w:ascii="Times New Roman" w:eastAsia="Consolas" w:hAnsi="Times New Roman" w:cs="Times New Roman"/>
@@ -2714,7 +2334,6 @@
               </w:rPr>
               <w:t>getOccupancyPercentage</w:t>
             </w:r>
-            <w:proofErr w:type="spellEnd"/>
           </w:p>
         </w:tc>
       </w:tr>
@@ -2738,7 +2357,7 @@
     </w:p>
     <w:p>
       <w:pPr>
-        <w:pStyle w:val="Heading1"/>
+        <w:pStyle w:val="Ttulo1"/>
         <w:keepNext/>
         <w:rPr>
           <w:rFonts w:ascii="Times New Roman" w:hAnsi="Times New Roman" w:cs="Times New Roman"/>
@@ -2760,23 +2379,49 @@
     </w:p>
     <w:p>
       <w:pPr>
-        <w:spacing w:after="40"/>
-        <w:jc w:val="center"/>
-        <w:rPr>
-          <w:rFonts w:ascii="Times New Roman" w:hAnsi="Times New Roman" w:cs="Times New Roman"/>
+        <w:pStyle w:val="Ttulo1"/>
+        <w:keepNext/>
+        <w:rPr>
+          <w:rFonts w:ascii="Times New Roman" w:hAnsi="Times New Roman" w:cs="Times New Roman"/>
+          <w:color w:val="auto"/>
           <w:sz w:val="24"/>
           <w:szCs w:val="24"/>
         </w:rPr>
       </w:pPr>
+    </w:p>
+    <w:p>
+      <w:pPr>
+        <w:pStyle w:val="Ttulo1"/>
+        <w:keepNext/>
+        <w:rPr>
+          <w:rFonts w:ascii="Times New Roman" w:hAnsi="Times New Roman" w:cs="Times New Roman"/>
+          <w:color w:val="auto"/>
+          <w:sz w:val="24"/>
+          <w:szCs w:val="24"/>
+        </w:rPr>
+      </w:pPr>
+    </w:p>
+    <w:p>
+      <w:pPr>
+        <w:pStyle w:val="Ttulo1"/>
+        <w:keepNext/>
+        <w:rPr>
+          <w:rFonts w:ascii="Times New Roman" w:hAnsi="Times New Roman" w:cs="Times New Roman"/>
+          <w:color w:val="auto"/>
+          <w:sz w:val="24"/>
+          <w:szCs w:val="24"/>
+        </w:rPr>
+      </w:pPr>
       <w:r>
         <w:rPr>
           <w:noProof/>
         </w:rPr>
+        <w:lastRenderedPageBreak/>
         <w:drawing>
-          <wp:inline distT="0" distB="0" distL="0" distR="0" wp14:anchorId="71238569" wp14:editId="2EEBAFC4">
-            <wp:extent cx="7247043" cy="6057900"/>
-            <wp:effectExtent l="0" t="0" r="0" b="0"/>
-            <wp:docPr id="1165563425" name="Imagen 1"/>
+          <wp:inline distT="0" distB="0" distL="0" distR="0" wp14:anchorId="21D97009" wp14:editId="468D6340">
+            <wp:extent cx="9144000" cy="5763260"/>
+            <wp:effectExtent l="0" t="0" r="0" b="8890"/>
+            <wp:docPr id="1232364450" name="Imagen 1"/>
             <wp:cNvGraphicFramePr>
               <a:graphicFrameLocks xmlns:a="http://schemas.openxmlformats.org/drawingml/2006/main" noChangeAspect="1"/>
             </wp:cNvGraphicFramePr>
@@ -2805,7 +2450,7 @@
                   <pic:spPr bwMode="auto">
                     <a:xfrm>
                       <a:off x="0" y="0"/>
-                      <a:ext cx="7258173" cy="6067203"/>
+                      <a:ext cx="9144000" cy="5763260"/>
                     </a:xfrm>
                     <a:prstGeom prst="rect">
                       <a:avLst/>
@@ -2824,6 +2469,17 @@
     </w:p>
     <w:p>
       <w:pPr>
+        <w:spacing w:after="40"/>
+        <w:jc w:val="center"/>
+        <w:rPr>
+          <w:rFonts w:ascii="Times New Roman" w:hAnsi="Times New Roman" w:cs="Times New Roman"/>
+          <w:sz w:val="24"/>
+          <w:szCs w:val="24"/>
+        </w:rPr>
+      </w:pPr>
+    </w:p>
+    <w:p>
+      <w:pPr>
         <w:spacing w:before="40" w:after="140"/>
         <w:jc w:val="center"/>
         <w:rPr>
@@ -2851,20 +2507,8 @@
           <w:sz w:val="24"/>
           <w:szCs w:val="24"/>
         </w:rPr>
-        <w:t>Fuente: docs/parking-</w:t>
-      </w:r>
-      <w:proofErr w:type="spellStart"/>
-      <w:r>
-        <w:rPr>
-          <w:rFonts w:ascii="Times New Roman" w:hAnsi="Times New Roman" w:cs="Times New Roman"/>
-          <w:i/>
-          <w:iCs/>
-          <w:sz w:val="24"/>
-          <w:szCs w:val="24"/>
-        </w:rPr>
-        <w:t>coto.puml</w:t>
-      </w:r>
-      <w:proofErr w:type="spellEnd"/>
+        <w:t>Fuente: docs/parking-coto.puml</w:t>
+      </w:r>
     </w:p>
     <w:p>
       <w:pPr>
@@ -2896,7 +2540,7 @@
     </w:p>
     <w:p>
       <w:pPr>
-        <w:pStyle w:val="Heading2"/>
+        <w:pStyle w:val="Ttulo2"/>
         <w:keepNext/>
         <w:rPr>
           <w:rFonts w:ascii="Times New Roman" w:hAnsi="Times New Roman" w:cs="Times New Roman"/>
@@ -2908,37 +2552,12 @@
           <w:rFonts w:ascii="Times New Roman" w:hAnsi="Times New Roman" w:cs="Times New Roman"/>
           <w:color w:val="auto"/>
         </w:rPr>
-        <w:t xml:space="preserve">3.1 </w:t>
-      </w:r>
-      <w:proofErr w:type="spellStart"/>
-      <w:r>
-        <w:rPr>
-          <w:rFonts w:ascii="Times New Roman" w:hAnsi="Times New Roman" w:cs="Times New Roman"/>
-          <w:color w:val="auto"/>
-        </w:rPr>
-        <w:t>Relaciones</w:t>
-      </w:r>
-      <w:proofErr w:type="spellEnd"/>
-      <w:r>
-        <w:rPr>
-          <w:rFonts w:ascii="Times New Roman" w:hAnsi="Times New Roman" w:cs="Times New Roman"/>
-          <w:color w:val="auto"/>
-        </w:rPr>
-        <w:t xml:space="preserve"> y </w:t>
-      </w:r>
-      <w:proofErr w:type="spellStart"/>
-      <w:r>
-        <w:rPr>
-          <w:rFonts w:ascii="Times New Roman" w:hAnsi="Times New Roman" w:cs="Times New Roman"/>
-          <w:color w:val="auto"/>
-        </w:rPr>
-        <w:t>multiplicidades</w:t>
-      </w:r>
-      <w:proofErr w:type="spellEnd"/>
+        <w:t>3.1 Relaciones y multiplicidades</w:t>
+      </w:r>
     </w:p>
     <w:p>
       <w:pPr>
-        <w:pStyle w:val="ListParagraph"/>
+        <w:pStyle w:val="Prrafodelista"/>
         <w:numPr>
           <w:ilvl w:val="0"/>
           <w:numId w:val="2"/>
@@ -2988,7 +2607,6 @@
         </w:rPr>
         <w:t xml:space="preserve">, </w:t>
       </w:r>
-      <w:proofErr w:type="spellStart"/>
       <w:r>
         <w:rPr>
           <w:rFonts w:ascii="Times New Roman" w:eastAsia="Consolas" w:hAnsi="Times New Roman" w:cs="Times New Roman"/>
@@ -2998,7 +2616,6 @@
         </w:rPr>
         <w:t>Motorcycle</w:t>
       </w:r>
-      <w:proofErr w:type="spellEnd"/>
       <w:r>
         <w:rPr>
           <w:rFonts w:ascii="Times New Roman" w:hAnsi="Times New Roman" w:cs="Times New Roman"/>
@@ -3008,7 +2625,6 @@
         </w:rPr>
         <w:t xml:space="preserve"> y </w:t>
       </w:r>
-      <w:proofErr w:type="spellStart"/>
       <w:r>
         <w:rPr>
           <w:rFonts w:ascii="Times New Roman" w:eastAsia="Consolas" w:hAnsi="Times New Roman" w:cs="Times New Roman"/>
@@ -3018,7 +2634,6 @@
         </w:rPr>
         <w:t>CargoVehicle</w:t>
       </w:r>
-      <w:proofErr w:type="spellEnd"/>
       <w:r>
         <w:rPr>
           <w:rFonts w:ascii="Times New Roman" w:hAnsi="Times New Roman" w:cs="Times New Roman"/>
@@ -3028,7 +2643,6 @@
         </w:rPr>
         <w:t xml:space="preserve"> heredan de la clase abstracta </w:t>
       </w:r>
-      <w:proofErr w:type="spellStart"/>
       <w:r>
         <w:rPr>
           <w:rFonts w:ascii="Times New Roman" w:eastAsia="Consolas" w:hAnsi="Times New Roman" w:cs="Times New Roman"/>
@@ -3038,7 +2652,6 @@
         </w:rPr>
         <w:t>Vehicle</w:t>
       </w:r>
-      <w:proofErr w:type="spellEnd"/>
       <w:r>
         <w:rPr>
           <w:rFonts w:ascii="Times New Roman" w:hAnsi="Times New Roman" w:cs="Times New Roman"/>
@@ -3048,7 +2661,6 @@
         </w:rPr>
         <w:t xml:space="preserve">. </w:t>
       </w:r>
-      <w:proofErr w:type="spellStart"/>
       <w:r>
         <w:rPr>
           <w:rFonts w:ascii="Times New Roman" w:eastAsia="Consolas" w:hAnsi="Times New Roman" w:cs="Times New Roman"/>
@@ -3057,52 +2669,14 @@
         </w:rPr>
         <w:t>HourlyPricingPolicy</w:t>
       </w:r>
-      <w:proofErr w:type="spellEnd"/>
-      <w:r>
-        <w:rPr>
-          <w:rFonts w:ascii="Times New Roman" w:hAnsi="Times New Roman" w:cs="Times New Roman"/>
-          <w:sz w:val="24"/>
-          <w:szCs w:val="24"/>
-        </w:rPr>
-        <w:t xml:space="preserve"> </w:t>
-      </w:r>
-      <w:proofErr w:type="spellStart"/>
-      <w:r>
-        <w:rPr>
-          <w:rFonts w:ascii="Times New Roman" w:hAnsi="Times New Roman" w:cs="Times New Roman"/>
-          <w:sz w:val="24"/>
-          <w:szCs w:val="24"/>
-        </w:rPr>
-        <w:t>realiza</w:t>
-      </w:r>
-      <w:proofErr w:type="spellEnd"/>
-      <w:r>
-        <w:rPr>
-          <w:rFonts w:ascii="Times New Roman" w:hAnsi="Times New Roman" w:cs="Times New Roman"/>
-          <w:sz w:val="24"/>
-          <w:szCs w:val="24"/>
-        </w:rPr>
-        <w:t xml:space="preserve"> la </w:t>
-      </w:r>
-      <w:proofErr w:type="spellStart"/>
-      <w:r>
-        <w:rPr>
-          <w:rFonts w:ascii="Times New Roman" w:hAnsi="Times New Roman" w:cs="Times New Roman"/>
-          <w:sz w:val="24"/>
-          <w:szCs w:val="24"/>
-        </w:rPr>
-        <w:t>interfaz</w:t>
-      </w:r>
-      <w:proofErr w:type="spellEnd"/>
-      <w:r>
-        <w:rPr>
-          <w:rFonts w:ascii="Times New Roman" w:hAnsi="Times New Roman" w:cs="Times New Roman"/>
-          <w:sz w:val="24"/>
-          <w:szCs w:val="24"/>
-        </w:rPr>
-        <w:t xml:space="preserve"> </w:t>
-      </w:r>
-      <w:proofErr w:type="spellStart"/>
+      <w:r>
+        <w:rPr>
+          <w:rFonts w:ascii="Times New Roman" w:hAnsi="Times New Roman" w:cs="Times New Roman"/>
+          <w:sz w:val="24"/>
+          <w:szCs w:val="24"/>
+        </w:rPr>
+        <w:t xml:space="preserve"> realiza la interfaz </w:t>
+      </w:r>
       <w:r>
         <w:rPr>
           <w:rFonts w:ascii="Times New Roman" w:eastAsia="Consolas" w:hAnsi="Times New Roman" w:cs="Times New Roman"/>
@@ -3111,7 +2685,6 @@
         </w:rPr>
         <w:t>PricingPolicy</w:t>
       </w:r>
-      <w:proofErr w:type="spellEnd"/>
       <w:r>
         <w:rPr>
           <w:rFonts w:ascii="Times New Roman" w:hAnsi="Times New Roman" w:cs="Times New Roman"/>
@@ -3123,7 +2696,7 @@
     </w:p>
     <w:p>
       <w:pPr>
-        <w:pStyle w:val="ListParagraph"/>
+        <w:pStyle w:val="Prrafodelista"/>
         <w:numPr>
           <w:ilvl w:val="0"/>
           <w:numId w:val="2"/>
@@ -3156,7 +2729,6 @@
         </w:rPr>
         <w:t xml:space="preserve"> </w:t>
       </w:r>
-      <w:proofErr w:type="spellStart"/>
       <w:r>
         <w:rPr>
           <w:rFonts w:ascii="Times New Roman" w:eastAsia="Consolas" w:hAnsi="Times New Roman" w:cs="Times New Roman"/>
@@ -3166,7 +2738,6 @@
         </w:rPr>
         <w:t>ParkingLot</w:t>
       </w:r>
-      <w:proofErr w:type="spellEnd"/>
       <w:r>
         <w:rPr>
           <w:rFonts w:ascii="Times New Roman" w:hAnsi="Times New Roman" w:cs="Times New Roman"/>
@@ -3194,7 +2765,6 @@
         </w:rPr>
         <w:t xml:space="preserve">— </w:t>
       </w:r>
-      <w:proofErr w:type="spellStart"/>
       <w:r>
         <w:rPr>
           <w:rFonts w:ascii="Times New Roman" w:eastAsia="Consolas" w:hAnsi="Times New Roman" w:cs="Times New Roman"/>
@@ -3204,7 +2774,6 @@
         </w:rPr>
         <w:t>ParkingSpace</w:t>
       </w:r>
-      <w:proofErr w:type="spellEnd"/>
       <w:r>
         <w:rPr>
           <w:rFonts w:ascii="Times New Roman" w:hAnsi="Times New Roman" w:cs="Times New Roman"/>
@@ -3214,7 +2783,6 @@
         </w:rPr>
         <w:t xml:space="preserve">, </w:t>
       </w:r>
-      <w:proofErr w:type="spellStart"/>
       <w:r>
         <w:rPr>
           <w:rFonts w:ascii="Times New Roman" w:eastAsia="Consolas" w:hAnsi="Times New Roman" w:cs="Times New Roman"/>
@@ -3224,7 +2792,6 @@
         </w:rPr>
         <w:t>ParkingTicket</w:t>
       </w:r>
-      <w:proofErr w:type="spellEnd"/>
       <w:r>
         <w:rPr>
           <w:rFonts w:ascii="Times New Roman" w:hAnsi="Times New Roman" w:cs="Times New Roman"/>
@@ -3250,32 +2817,12 @@
           <w:szCs w:val="24"/>
           <w:lang w:val="es-CR"/>
         </w:rPr>
-        <w:t xml:space="preserve"> (1 a </w:t>
-      </w:r>
-      <w:proofErr w:type="gramStart"/>
-      <w:r>
-        <w:rPr>
-          <w:rFonts w:ascii="Times New Roman" w:hAnsi="Times New Roman" w:cs="Times New Roman"/>
-          <w:sz w:val="24"/>
-          <w:szCs w:val="24"/>
-          <w:lang w:val="es-CR"/>
-        </w:rPr>
-        <w:t>0..</w:t>
-      </w:r>
-      <w:proofErr w:type="gramEnd"/>
-      <w:r>
-        <w:rPr>
-          <w:rFonts w:ascii="Times New Roman" w:hAnsi="Times New Roman" w:cs="Times New Roman"/>
-          <w:sz w:val="24"/>
-          <w:szCs w:val="24"/>
-          <w:lang w:val="es-CR"/>
-        </w:rPr>
-        <w:t>*): los espacios, tickets y pagos nacen y se administran dentro del parqueo; no tienen sentido fuera de él.</w:t>
+        <w:t xml:space="preserve"> (1 a 0..*): los espacios, tickets y pagos nacen y se administran dentro del parqueo; no tienen sentido fuera de él.</w:t>
       </w:r>
     </w:p>
     <w:p>
       <w:pPr>
-        <w:pStyle w:val="ListParagraph"/>
+        <w:pStyle w:val="Prrafodelista"/>
         <w:numPr>
           <w:ilvl w:val="0"/>
           <w:numId w:val="2"/>
@@ -3308,7 +2855,6 @@
         </w:rPr>
         <w:t xml:space="preserve"> </w:t>
       </w:r>
-      <w:proofErr w:type="spellStart"/>
       <w:r>
         <w:rPr>
           <w:rFonts w:ascii="Times New Roman" w:eastAsia="Consolas" w:hAnsi="Times New Roman" w:cs="Times New Roman"/>
@@ -3318,7 +2864,6 @@
         </w:rPr>
         <w:t>ParkingLot</w:t>
       </w:r>
-      <w:proofErr w:type="spellEnd"/>
       <w:r>
         <w:rPr>
           <w:rFonts w:ascii="Times New Roman" w:hAnsi="Times New Roman" w:cs="Times New Roman"/>
@@ -3346,7 +2891,6 @@
         </w:rPr>
         <w:t xml:space="preserve">— </w:t>
       </w:r>
-      <w:proofErr w:type="spellStart"/>
       <w:r>
         <w:rPr>
           <w:rFonts w:ascii="Times New Roman" w:eastAsia="Consolas" w:hAnsi="Times New Roman" w:cs="Times New Roman"/>
@@ -3356,40 +2900,19 @@
         </w:rPr>
         <w:t>Vehicle</w:t>
       </w:r>
-      <w:proofErr w:type="spellEnd"/>
-      <w:r>
-        <w:rPr>
-          <w:rFonts w:ascii="Times New Roman" w:hAnsi="Times New Roman" w:cs="Times New Roman"/>
-          <w:sz w:val="24"/>
-          <w:szCs w:val="24"/>
-          <w:lang w:val="es-CR"/>
-        </w:rPr>
-        <w:t xml:space="preserve"> (1 a </w:t>
-      </w:r>
-      <w:proofErr w:type="gramStart"/>
-      <w:r>
-        <w:rPr>
-          <w:rFonts w:ascii="Times New Roman" w:hAnsi="Times New Roman" w:cs="Times New Roman"/>
-          <w:sz w:val="24"/>
-          <w:szCs w:val="24"/>
-          <w:lang w:val="es-CR"/>
-        </w:rPr>
-        <w:t>0..</w:t>
-      </w:r>
-      <w:proofErr w:type="gramEnd"/>
-      <w:r>
-        <w:rPr>
-          <w:rFonts w:ascii="Times New Roman" w:hAnsi="Times New Roman" w:cs="Times New Roman"/>
-          <w:sz w:val="24"/>
-          <w:szCs w:val="24"/>
-          <w:lang w:val="es-CR"/>
-        </w:rPr>
-        <w:t>*): los vehículos existen por sí mismos y llegan ya creados al registrarse.</w:t>
+      <w:r>
+        <w:rPr>
+          <w:rFonts w:ascii="Times New Roman" w:hAnsi="Times New Roman" w:cs="Times New Roman"/>
+          <w:sz w:val="24"/>
+          <w:szCs w:val="24"/>
+          <w:lang w:val="es-CR"/>
+        </w:rPr>
+        <w:t xml:space="preserve"> (1 a 0..*): los vehículos existen por sí mismos y llegan ya creados al registrarse.</w:t>
       </w:r>
     </w:p>
     <w:p>
       <w:pPr>
-        <w:pStyle w:val="ListParagraph"/>
+        <w:pStyle w:val="Prrafodelista"/>
         <w:numPr>
           <w:ilvl w:val="0"/>
           <w:numId w:val="2"/>
@@ -3422,7 +2945,6 @@
         </w:rPr>
         <w:t xml:space="preserve"> un </w:t>
       </w:r>
-      <w:proofErr w:type="spellStart"/>
       <w:r>
         <w:rPr>
           <w:rFonts w:ascii="Times New Roman" w:eastAsia="Consolas" w:hAnsi="Times New Roman" w:cs="Times New Roman"/>
@@ -3432,7 +2954,6 @@
         </w:rPr>
         <w:t>ParkingTicket</w:t>
       </w:r>
-      <w:proofErr w:type="spellEnd"/>
       <w:r>
         <w:rPr>
           <w:rFonts w:ascii="Times New Roman" w:hAnsi="Times New Roman" w:cs="Times New Roman"/>
@@ -3442,7 +2963,6 @@
         </w:rPr>
         <w:t xml:space="preserve"> se asocia a exactamente 1 </w:t>
       </w:r>
-      <w:proofErr w:type="spellStart"/>
       <w:r>
         <w:rPr>
           <w:rFonts w:ascii="Times New Roman" w:eastAsia="Consolas" w:hAnsi="Times New Roman" w:cs="Times New Roman"/>
@@ -3452,7 +2972,6 @@
         </w:rPr>
         <w:t>Vehicle</w:t>
       </w:r>
-      <w:proofErr w:type="spellEnd"/>
       <w:r>
         <w:rPr>
           <w:rFonts w:ascii="Times New Roman" w:hAnsi="Times New Roman" w:cs="Times New Roman"/>
@@ -3462,7 +2981,6 @@
         </w:rPr>
         <w:t xml:space="preserve"> y 1 </w:t>
       </w:r>
-      <w:proofErr w:type="spellStart"/>
       <w:r>
         <w:rPr>
           <w:rFonts w:ascii="Times New Roman" w:eastAsia="Consolas" w:hAnsi="Times New Roman" w:cs="Times New Roman"/>
@@ -3472,7 +2990,6 @@
         </w:rPr>
         <w:t>ParkingSpace</w:t>
       </w:r>
-      <w:proofErr w:type="spellEnd"/>
       <w:r>
         <w:rPr>
           <w:rFonts w:ascii="Times New Roman" w:hAnsi="Times New Roman" w:cs="Times New Roman"/>
@@ -3500,7 +3017,6 @@
         </w:rPr>
         <w:t xml:space="preserve"> pertenece a exactamente 1 </w:t>
       </w:r>
-      <w:proofErr w:type="spellStart"/>
       <w:r>
         <w:rPr>
           <w:rFonts w:ascii="Times New Roman" w:eastAsia="Consolas" w:hAnsi="Times New Roman" w:cs="Times New Roman"/>
@@ -3510,40 +3026,19 @@
         </w:rPr>
         <w:t>ParkingTicket</w:t>
       </w:r>
-      <w:proofErr w:type="spellEnd"/>
-      <w:r>
-        <w:rPr>
-          <w:rFonts w:ascii="Times New Roman" w:hAnsi="Times New Roman" w:cs="Times New Roman"/>
-          <w:sz w:val="24"/>
-          <w:szCs w:val="24"/>
-          <w:lang w:val="es-CR"/>
-        </w:rPr>
-        <w:t xml:space="preserve">, y un ticket tiene </w:t>
-      </w:r>
-      <w:proofErr w:type="gramStart"/>
-      <w:r>
-        <w:rPr>
-          <w:rFonts w:ascii="Times New Roman" w:hAnsi="Times New Roman" w:cs="Times New Roman"/>
-          <w:sz w:val="24"/>
-          <w:szCs w:val="24"/>
-          <w:lang w:val="es-CR"/>
-        </w:rPr>
-        <w:t>0..</w:t>
-      </w:r>
-      <w:proofErr w:type="gramEnd"/>
-      <w:r>
-        <w:rPr>
-          <w:rFonts w:ascii="Times New Roman" w:hAnsi="Times New Roman" w:cs="Times New Roman"/>
-          <w:sz w:val="24"/>
-          <w:szCs w:val="24"/>
-          <w:lang w:val="es-CR"/>
-        </w:rPr>
-        <w:t>1 pago (0 mientras no se paga).</w:t>
+      <w:r>
+        <w:rPr>
+          <w:rFonts w:ascii="Times New Roman" w:hAnsi="Times New Roman" w:cs="Times New Roman"/>
+          <w:sz w:val="24"/>
+          <w:szCs w:val="24"/>
+          <w:lang w:val="es-CR"/>
+        </w:rPr>
+        <w:t>, y un ticket tiene 0..1 pago (0 mientras no se paga).</w:t>
       </w:r>
     </w:p>
     <w:p>
       <w:pPr>
-        <w:pStyle w:val="ListParagraph"/>
+        <w:pStyle w:val="Prrafodelista"/>
         <w:numPr>
           <w:ilvl w:val="0"/>
           <w:numId w:val="2"/>
@@ -3575,7 +3070,6 @@
         </w:rPr>
         <w:t xml:space="preserve"> </w:t>
       </w:r>
-      <w:proofErr w:type="spellStart"/>
       <w:r>
         <w:rPr>
           <w:rFonts w:ascii="Times New Roman" w:eastAsia="Consolas" w:hAnsi="Times New Roman" w:cs="Times New Roman"/>
@@ -3585,7 +3079,6 @@
         </w:rPr>
         <w:t>Vehicle</w:t>
       </w:r>
-      <w:proofErr w:type="spellEnd"/>
       <w:r>
         <w:rPr>
           <w:rFonts w:ascii="Times New Roman" w:hAnsi="Times New Roman" w:cs="Times New Roman"/>
@@ -3595,7 +3088,6 @@
         </w:rPr>
         <w:t xml:space="preserve"> depende de la interfaz </w:t>
       </w:r>
-      <w:proofErr w:type="spellStart"/>
       <w:r>
         <w:rPr>
           <w:rFonts w:ascii="Times New Roman" w:eastAsia="Consolas" w:hAnsi="Times New Roman" w:cs="Times New Roman"/>
@@ -3605,7 +3097,6 @@
         </w:rPr>
         <w:t>PricingPolicy</w:t>
       </w:r>
-      <w:proofErr w:type="spellEnd"/>
       <w:r>
         <w:rPr>
           <w:rFonts w:ascii="Times New Roman" w:hAnsi="Times New Roman" w:cs="Times New Roman"/>
@@ -3615,7 +3106,6 @@
         </w:rPr>
         <w:t xml:space="preserve">, no de una implementación concreta. </w:t>
       </w:r>
-      <w:proofErr w:type="spellStart"/>
       <w:r>
         <w:rPr>
           <w:rFonts w:ascii="Times New Roman" w:hAnsi="Times New Roman" w:cs="Times New Roman"/>
@@ -3624,18 +3114,7 @@
           <w:sz w:val="24"/>
           <w:szCs w:val="24"/>
         </w:rPr>
-        <w:t>Enumeraciones</w:t>
-      </w:r>
-      <w:proofErr w:type="spellEnd"/>
-      <w:r>
-        <w:rPr>
-          <w:rFonts w:ascii="Times New Roman" w:hAnsi="Times New Roman" w:cs="Times New Roman"/>
-          <w:b/>
-          <w:bCs/>
-          <w:sz w:val="24"/>
-          <w:szCs w:val="24"/>
-        </w:rPr>
-        <w:t>:</w:t>
+        <w:t>Enumeraciones:</w:t>
       </w:r>
       <w:r>
         <w:rPr>
@@ -3645,7 +3124,6 @@
         </w:rPr>
         <w:t xml:space="preserve"> </w:t>
       </w:r>
-      <w:proofErr w:type="spellStart"/>
       <w:r>
         <w:rPr>
           <w:rFonts w:ascii="Times New Roman" w:eastAsia="Consolas" w:hAnsi="Times New Roman" w:cs="Times New Roman"/>
@@ -3654,7 +3132,6 @@
         </w:rPr>
         <w:t>VehicleType</w:t>
       </w:r>
-      <w:proofErr w:type="spellEnd"/>
       <w:r>
         <w:rPr>
           <w:rFonts w:ascii="Times New Roman" w:hAnsi="Times New Roman" w:cs="Times New Roman"/>
@@ -3663,7 +3140,6 @@
         </w:rPr>
         <w:t xml:space="preserve">, </w:t>
       </w:r>
-      <w:proofErr w:type="spellStart"/>
       <w:r>
         <w:rPr>
           <w:rFonts w:ascii="Times New Roman" w:eastAsia="Consolas" w:hAnsi="Times New Roman" w:cs="Times New Roman"/>
@@ -3672,7 +3148,6 @@
         </w:rPr>
         <w:t>SpaceType</w:t>
       </w:r>
-      <w:proofErr w:type="spellEnd"/>
       <w:r>
         <w:rPr>
           <w:rFonts w:ascii="Times New Roman" w:hAnsi="Times New Roman" w:cs="Times New Roman"/>
@@ -3681,7 +3156,6 @@
         </w:rPr>
         <w:t xml:space="preserve">, </w:t>
       </w:r>
-      <w:proofErr w:type="spellStart"/>
       <w:r>
         <w:rPr>
           <w:rFonts w:ascii="Times New Roman" w:eastAsia="Consolas" w:hAnsi="Times New Roman" w:cs="Times New Roman"/>
@@ -3690,7 +3164,6 @@
         </w:rPr>
         <w:t>SpaceStatus</w:t>
       </w:r>
-      <w:proofErr w:type="spellEnd"/>
       <w:r>
         <w:rPr>
           <w:rFonts w:ascii="Times New Roman" w:hAnsi="Times New Roman" w:cs="Times New Roman"/>
@@ -3699,7 +3172,6 @@
         </w:rPr>
         <w:t xml:space="preserve">, </w:t>
       </w:r>
-      <w:proofErr w:type="spellStart"/>
       <w:r>
         <w:rPr>
           <w:rFonts w:ascii="Times New Roman" w:eastAsia="Consolas" w:hAnsi="Times New Roman" w:cs="Times New Roman"/>
@@ -3708,7 +3180,6 @@
         </w:rPr>
         <w:t>TicketStatus</w:t>
       </w:r>
-      <w:proofErr w:type="spellEnd"/>
       <w:r>
         <w:rPr>
           <w:rFonts w:ascii="Times New Roman" w:hAnsi="Times New Roman" w:cs="Times New Roman"/>
@@ -3717,7 +3188,6 @@
         </w:rPr>
         <w:t xml:space="preserve">, </w:t>
       </w:r>
-      <w:proofErr w:type="spellStart"/>
       <w:r>
         <w:rPr>
           <w:rFonts w:ascii="Times New Roman" w:eastAsia="Consolas" w:hAnsi="Times New Roman" w:cs="Times New Roman"/>
@@ -3726,7 +3196,6 @@
         </w:rPr>
         <w:t>PaymentType</w:t>
       </w:r>
-      <w:proofErr w:type="spellEnd"/>
       <w:r>
         <w:rPr>
           <w:rFonts w:ascii="Times New Roman" w:hAnsi="Times New Roman" w:cs="Times New Roman"/>
@@ -3738,7 +3207,7 @@
     </w:p>
     <w:p>
       <w:pPr>
-        <w:pStyle w:val="Heading1"/>
+        <w:pStyle w:val="Ttulo1"/>
         <w:keepNext/>
         <w:rPr>
           <w:rFonts w:ascii="Times New Roman" w:hAnsi="Times New Roman" w:cs="Times New Roman"/>
@@ -3761,7 +3230,7 @@
     </w:p>
     <w:p>
       <w:pPr>
-        <w:pStyle w:val="Heading2"/>
+        <w:pStyle w:val="Ttulo2"/>
         <w:keepNext/>
         <w:rPr>
           <w:rFonts w:ascii="Times New Roman" w:hAnsi="Times New Roman" w:cs="Times New Roman"/>
@@ -3773,33 +3242,8 @@
           <w:rFonts w:ascii="Times New Roman" w:hAnsi="Times New Roman" w:cs="Times New Roman"/>
           <w:color w:val="auto"/>
         </w:rPr>
-        <w:t xml:space="preserve">4.1 </w:t>
-      </w:r>
-      <w:proofErr w:type="spellStart"/>
-      <w:r>
-        <w:rPr>
-          <w:rFonts w:ascii="Times New Roman" w:hAnsi="Times New Roman" w:cs="Times New Roman"/>
-          <w:color w:val="auto"/>
-        </w:rPr>
-        <w:t>Distribución</w:t>
-      </w:r>
-      <w:proofErr w:type="spellEnd"/>
-      <w:r>
-        <w:rPr>
-          <w:rFonts w:ascii="Times New Roman" w:hAnsi="Times New Roman" w:cs="Times New Roman"/>
-          <w:color w:val="auto"/>
-        </w:rPr>
-        <w:t xml:space="preserve"> de </w:t>
-      </w:r>
-      <w:proofErr w:type="spellStart"/>
-      <w:r>
-        <w:rPr>
-          <w:rFonts w:ascii="Times New Roman" w:hAnsi="Times New Roman" w:cs="Times New Roman"/>
-          <w:color w:val="auto"/>
-        </w:rPr>
-        <w:t>responsabilidades</w:t>
-      </w:r>
-      <w:proofErr w:type="spellEnd"/>
+        <w:t>4.1 Distribución de responsabilidades</w:t>
+      </w:r>
     </w:p>
     <w:tbl>
       <w:tblPr>
@@ -3892,7 +3336,6 @@
                 <w:szCs w:val="24"/>
               </w:rPr>
             </w:pPr>
-            <w:proofErr w:type="spellStart"/>
             <w:r>
               <w:rPr>
                 <w:rFonts w:ascii="Times New Roman" w:hAnsi="Times New Roman" w:cs="Times New Roman"/>
@@ -3903,7 +3346,6 @@
               </w:rPr>
               <w:t>Responsabilidad</w:t>
             </w:r>
-            <w:proofErr w:type="spellEnd"/>
           </w:p>
         </w:tc>
         <w:tc>
@@ -3940,42 +3382,8 @@
                 <w:sz w:val="24"/>
                 <w:szCs w:val="24"/>
               </w:rPr>
-              <w:t xml:space="preserve">Lo </w:t>
-            </w:r>
-            <w:proofErr w:type="spellStart"/>
-            <w:r>
-              <w:rPr>
-                <w:rFonts w:ascii="Times New Roman" w:hAnsi="Times New Roman" w:cs="Times New Roman"/>
-                <w:b/>
-                <w:bCs/>
-                <w:sz w:val="24"/>
-                <w:szCs w:val="24"/>
-              </w:rPr>
-              <w:t>que</w:t>
-            </w:r>
-            <w:proofErr w:type="spellEnd"/>
-            <w:r>
-              <w:rPr>
-                <w:rFonts w:ascii="Times New Roman" w:hAnsi="Times New Roman" w:cs="Times New Roman"/>
-                <w:b/>
-                <w:bCs/>
-                <w:sz w:val="24"/>
-                <w:szCs w:val="24"/>
-              </w:rPr>
-              <w:t xml:space="preserve"> no </w:t>
-            </w:r>
-            <w:proofErr w:type="spellStart"/>
-            <w:r>
-              <w:rPr>
-                <w:rFonts w:ascii="Times New Roman" w:hAnsi="Times New Roman" w:cs="Times New Roman"/>
-                <w:b/>
-                <w:bCs/>
-                <w:sz w:val="24"/>
-                <w:szCs w:val="24"/>
-              </w:rPr>
-              <w:t>hace</w:t>
-            </w:r>
-            <w:proofErr w:type="spellEnd"/>
+              <w:t>Lo que no hace</w:t>
+            </w:r>
           </w:p>
         </w:tc>
       </w:tr>
@@ -4023,18 +3431,8 @@
                 <w:sz w:val="24"/>
                 <w:szCs w:val="24"/>
               </w:rPr>
-              <w:t xml:space="preserve"> y </w:t>
-            </w:r>
-            <w:proofErr w:type="spellStart"/>
-            <w:r>
-              <w:rPr>
-                <w:rFonts w:ascii="Times New Roman" w:hAnsi="Times New Roman" w:cs="Times New Roman"/>
-                <w:sz w:val="24"/>
-                <w:szCs w:val="24"/>
-              </w:rPr>
-              <w:t>subclases</w:t>
-            </w:r>
-            <w:proofErr w:type="spellEnd"/>
+              <w:t xml:space="preserve"> y subclases</w:t>
+            </w:r>
           </w:p>
         </w:tc>
         <w:tc>
@@ -4144,7 +3542,6 @@
                 <w:szCs w:val="24"/>
               </w:rPr>
             </w:pPr>
-            <w:proofErr w:type="spellStart"/>
             <w:r>
               <w:rPr>
                 <w:rFonts w:ascii="Times New Roman" w:eastAsia="Consolas" w:hAnsi="Times New Roman" w:cs="Times New Roman"/>
@@ -4153,7 +3550,6 @@
               </w:rPr>
               <w:t>HourlyPricingPolicy</w:t>
             </w:r>
-            <w:proofErr w:type="spellEnd"/>
           </w:p>
         </w:tc>
         <w:tc>
@@ -4263,7 +3659,6 @@
                 <w:szCs w:val="24"/>
               </w:rPr>
             </w:pPr>
-            <w:proofErr w:type="spellStart"/>
             <w:r>
               <w:rPr>
                 <w:rFonts w:ascii="Times New Roman" w:eastAsia="Consolas" w:hAnsi="Times New Roman" w:cs="Times New Roman"/>
@@ -4272,7 +3667,6 @@
               </w:rPr>
               <w:t>ParkingSpace</w:t>
             </w:r>
-            <w:proofErr w:type="spellEnd"/>
           </w:p>
         </w:tc>
         <w:tc>
@@ -4345,25 +3739,7 @@
                 <w:sz w:val="24"/>
                 <w:szCs w:val="24"/>
               </w:rPr>
-              <w:t xml:space="preserve">No </w:t>
-            </w:r>
-            <w:proofErr w:type="spellStart"/>
-            <w:r>
-              <w:rPr>
-                <w:rFonts w:ascii="Times New Roman" w:hAnsi="Times New Roman" w:cs="Times New Roman"/>
-                <w:sz w:val="24"/>
-                <w:szCs w:val="24"/>
-              </w:rPr>
-              <w:t>conoce</w:t>
-            </w:r>
-            <w:proofErr w:type="spellEnd"/>
-            <w:r>
-              <w:rPr>
-                <w:rFonts w:ascii="Times New Roman" w:hAnsi="Times New Roman" w:cs="Times New Roman"/>
-                <w:sz w:val="24"/>
-                <w:szCs w:val="24"/>
-              </w:rPr>
-              <w:t xml:space="preserve"> tickets</w:t>
+              <w:t>No conoce tickets</w:t>
             </w:r>
           </w:p>
         </w:tc>
@@ -4398,7 +3774,6 @@
                 <w:szCs w:val="24"/>
               </w:rPr>
             </w:pPr>
-            <w:proofErr w:type="spellStart"/>
             <w:r>
               <w:rPr>
                 <w:rFonts w:ascii="Times New Roman" w:eastAsia="Consolas" w:hAnsi="Times New Roman" w:cs="Times New Roman"/>
@@ -4407,7 +3782,6 @@
               </w:rPr>
               <w:t>ParkingTicket</w:t>
             </w:r>
-            <w:proofErr w:type="spellEnd"/>
           </w:p>
         </w:tc>
         <w:tc>
@@ -4643,7 +4017,6 @@
                 <w:szCs w:val="24"/>
               </w:rPr>
             </w:pPr>
-            <w:proofErr w:type="spellStart"/>
             <w:r>
               <w:rPr>
                 <w:rFonts w:ascii="Times New Roman" w:eastAsia="Consolas" w:hAnsi="Times New Roman" w:cs="Times New Roman"/>
@@ -4652,7 +4025,6 @@
               </w:rPr>
               <w:t>ParkingLot</w:t>
             </w:r>
-            <w:proofErr w:type="spellEnd"/>
           </w:p>
         </w:tc>
         <w:tc>
@@ -4689,16 +4061,7 @@
                 <w:szCs w:val="24"/>
                 <w:lang w:val="es-CR"/>
               </w:rPr>
-              <w:t>Colecciones, numeración de tickets</w:t>
-            </w:r>
-            <w:r>
-              <w:rPr>
-                <w:rFonts w:ascii="Times New Roman" w:hAnsi="Times New Roman" w:cs="Times New Roman"/>
-                <w:sz w:val="24"/>
-                <w:szCs w:val="24"/>
-                <w:lang w:val="es-CR"/>
-              </w:rPr>
-              <w:t xml:space="preserve"> y pagos, reglas globales (un ticket activo por vehículo, salida solo con ticket activo) y consultas</w:t>
+              <w:t>Colecciones, numeración de tickets y pagos, reglas globales (un ticket activo por vehículo, salida solo con ticket activo) y consultas</w:t>
             </w:r>
           </w:p>
         </w:tc>
@@ -4744,7 +4107,7 @@
     </w:tbl>
     <w:p>
       <w:pPr>
-        <w:pStyle w:val="Heading2"/>
+        <w:pStyle w:val="Ttulo2"/>
         <w:keepNext/>
         <w:rPr>
           <w:rFonts w:ascii="Times New Roman" w:hAnsi="Times New Roman" w:cs="Times New Roman"/>
@@ -4756,37 +4119,12 @@
           <w:rFonts w:ascii="Times New Roman" w:hAnsi="Times New Roman" w:cs="Times New Roman"/>
           <w:color w:val="auto"/>
         </w:rPr>
-        <w:t xml:space="preserve">4.2 </w:t>
-      </w:r>
-      <w:proofErr w:type="spellStart"/>
-      <w:r>
-        <w:rPr>
-          <w:rFonts w:ascii="Times New Roman" w:hAnsi="Times New Roman" w:cs="Times New Roman"/>
-          <w:color w:val="auto"/>
-        </w:rPr>
-        <w:t>Otras</w:t>
-      </w:r>
-      <w:proofErr w:type="spellEnd"/>
-      <w:r>
-        <w:rPr>
-          <w:rFonts w:ascii="Times New Roman" w:hAnsi="Times New Roman" w:cs="Times New Roman"/>
-          <w:color w:val="auto"/>
-        </w:rPr>
-        <w:t xml:space="preserve"> </w:t>
-      </w:r>
-      <w:proofErr w:type="spellStart"/>
-      <w:r>
-        <w:rPr>
-          <w:rFonts w:ascii="Times New Roman" w:hAnsi="Times New Roman" w:cs="Times New Roman"/>
-          <w:color w:val="auto"/>
-        </w:rPr>
-        <w:t>decisiones</w:t>
-      </w:r>
-      <w:proofErr w:type="spellEnd"/>
+        <w:t>4.2 Otras decisiones</w:t>
+      </w:r>
     </w:p>
     <w:p>
       <w:pPr>
-        <w:pStyle w:val="ListParagraph"/>
+        <w:pStyle w:val="Prrafodelista"/>
         <w:numPr>
           <w:ilvl w:val="0"/>
           <w:numId w:val="2"/>
@@ -4819,7 +4157,6 @@
         </w:rPr>
         <w:t xml:space="preserve"> </w:t>
       </w:r>
-      <w:proofErr w:type="spellStart"/>
       <w:r>
         <w:rPr>
           <w:rFonts w:ascii="Times New Roman" w:eastAsia="Consolas" w:hAnsi="Times New Roman" w:cs="Times New Roman"/>
@@ -4829,7 +4166,6 @@
         </w:rPr>
         <w:t>HashMap</w:t>
       </w:r>
-      <w:proofErr w:type="spellEnd"/>
       <w:r>
         <w:rPr>
           <w:rFonts w:ascii="Times New Roman" w:hAnsi="Times New Roman" w:cs="Times New Roman"/>
@@ -4839,7 +4175,6 @@
         </w:rPr>
         <w:t xml:space="preserve"> por placa para vehículos, </w:t>
       </w:r>
-      <w:proofErr w:type="spellStart"/>
       <w:r>
         <w:rPr>
           <w:rFonts w:ascii="Times New Roman" w:eastAsia="Consolas" w:hAnsi="Times New Roman" w:cs="Times New Roman"/>
@@ -4849,7 +4184,6 @@
         </w:rPr>
         <w:t>LinkedHashMap</w:t>
       </w:r>
-      <w:proofErr w:type="spellEnd"/>
       <w:r>
         <w:rPr>
           <w:rFonts w:ascii="Times New Roman" w:hAnsi="Times New Roman" w:cs="Times New Roman"/>
@@ -4859,7 +4193,6 @@
         </w:rPr>
         <w:t xml:space="preserve"> por identificador para espacios (búsqueda directa y orden estable de asignación) y </w:t>
       </w:r>
-      <w:proofErr w:type="spellStart"/>
       <w:r>
         <w:rPr>
           <w:rFonts w:ascii="Times New Roman" w:eastAsia="Consolas" w:hAnsi="Times New Roman" w:cs="Times New Roman"/>
@@ -4869,7 +4202,6 @@
         </w:rPr>
         <w:t>ArrayList</w:t>
       </w:r>
-      <w:proofErr w:type="spellEnd"/>
       <w:r>
         <w:rPr>
           <w:rFonts w:ascii="Times New Roman" w:hAnsi="Times New Roman" w:cs="Times New Roman"/>
@@ -4882,7 +4214,7 @@
     </w:p>
     <w:p>
       <w:pPr>
-        <w:pStyle w:val="ListParagraph"/>
+        <w:pStyle w:val="Prrafodelista"/>
         <w:numPr>
           <w:ilvl w:val="0"/>
           <w:numId w:val="2"/>
@@ -4912,29 +4244,8 @@
           <w:szCs w:val="24"/>
           <w:lang w:val="es-CR"/>
         </w:rPr>
-        <w:t xml:space="preserve"> atributos privados, sin </w:t>
-      </w:r>
-      <w:proofErr w:type="spellStart"/>
-      <w:r>
-        <w:rPr>
-          <w:rFonts w:ascii="Times New Roman" w:hAnsi="Times New Roman" w:cs="Times New Roman"/>
-          <w:sz w:val="24"/>
-          <w:szCs w:val="24"/>
-          <w:lang w:val="es-CR"/>
-        </w:rPr>
-        <w:t>setters</w:t>
-      </w:r>
-      <w:proofErr w:type="spellEnd"/>
-      <w:r>
-        <w:rPr>
-          <w:rFonts w:ascii="Times New Roman" w:hAnsi="Times New Roman" w:cs="Times New Roman"/>
-          <w:sz w:val="24"/>
-          <w:szCs w:val="24"/>
-          <w:lang w:val="es-CR"/>
-        </w:rPr>
-        <w:t xml:space="preserve"> de estado. El estado cambia solo mediante métodos con intención (</w:t>
-      </w:r>
-      <w:proofErr w:type="spellStart"/>
+        <w:t xml:space="preserve"> atributos privados, sin setters de estado. El estado cambia solo mediante métodos con intención (</w:t>
+      </w:r>
       <w:r>
         <w:rPr>
           <w:rFonts w:ascii="Times New Roman" w:eastAsia="Consolas" w:hAnsi="Times New Roman" w:cs="Times New Roman"/>
@@ -4944,7 +4255,6 @@
         </w:rPr>
         <w:t>occupy</w:t>
       </w:r>
-      <w:proofErr w:type="spellEnd"/>
       <w:r>
         <w:rPr>
           <w:rFonts w:ascii="Times New Roman" w:hAnsi="Times New Roman" w:cs="Times New Roman"/>
@@ -4954,7 +4264,6 @@
         </w:rPr>
         <w:t xml:space="preserve">, </w:t>
       </w:r>
-      <w:proofErr w:type="spellStart"/>
       <w:r>
         <w:rPr>
           <w:rFonts w:ascii="Times New Roman" w:eastAsia="Consolas" w:hAnsi="Times New Roman" w:cs="Times New Roman"/>
@@ -4964,7 +4273,6 @@
         </w:rPr>
         <w:t>release</w:t>
       </w:r>
-      <w:proofErr w:type="spellEnd"/>
       <w:r>
         <w:rPr>
           <w:rFonts w:ascii="Times New Roman" w:hAnsi="Times New Roman" w:cs="Times New Roman"/>
@@ -4974,7 +4282,6 @@
         </w:rPr>
         <w:t xml:space="preserve">, </w:t>
       </w:r>
-      <w:proofErr w:type="spellStart"/>
       <w:r>
         <w:rPr>
           <w:rFonts w:ascii="Times New Roman" w:eastAsia="Consolas" w:hAnsi="Times New Roman" w:cs="Times New Roman"/>
@@ -4984,7 +4291,6 @@
         </w:rPr>
         <w:t>close</w:t>
       </w:r>
-      <w:proofErr w:type="spellEnd"/>
       <w:r>
         <w:rPr>
           <w:rFonts w:ascii="Times New Roman" w:hAnsi="Times New Roman" w:cs="Times New Roman"/>
@@ -4994,7 +4300,6 @@
         </w:rPr>
         <w:t xml:space="preserve">, </w:t>
       </w:r>
-      <w:proofErr w:type="spellStart"/>
       <w:r>
         <w:rPr>
           <w:rFonts w:ascii="Times New Roman" w:eastAsia="Consolas" w:hAnsi="Times New Roman" w:cs="Times New Roman"/>
@@ -5004,7 +4309,6 @@
         </w:rPr>
         <w:t>pay</w:t>
       </w:r>
-      <w:proofErr w:type="spellEnd"/>
       <w:r>
         <w:rPr>
           <w:rFonts w:ascii="Times New Roman" w:hAnsi="Times New Roman" w:cs="Times New Roman"/>
@@ -5032,7 +4336,6 @@
         </w:rPr>
         <w:t xml:space="preserve"> es de paquete, así que un pago solo se crea a través de </w:t>
       </w:r>
-      <w:proofErr w:type="spellStart"/>
       <w:r>
         <w:rPr>
           <w:rFonts w:ascii="Times New Roman" w:eastAsia="Consolas" w:hAnsi="Times New Roman" w:cs="Times New Roman"/>
@@ -5042,7 +4345,6 @@
         </w:rPr>
         <w:t>ParkingTicket.pay</w:t>
       </w:r>
-      <w:proofErr w:type="spellEnd"/>
       <w:r>
         <w:rPr>
           <w:rFonts w:ascii="Times New Roman" w:hAnsi="Times New Roman" w:cs="Times New Roman"/>
@@ -5058,84 +4360,12 @@
           <w:sz w:val="24"/>
           <w:szCs w:val="24"/>
         </w:rPr>
-        <w:t xml:space="preserve">Las </w:t>
-      </w:r>
-      <w:proofErr w:type="spellStart"/>
-      <w:r>
-        <w:rPr>
-          <w:rFonts w:ascii="Times New Roman" w:hAnsi="Times New Roman" w:cs="Times New Roman"/>
-          <w:sz w:val="24"/>
-          <w:szCs w:val="24"/>
-        </w:rPr>
-        <w:t>consultas</w:t>
-      </w:r>
-      <w:proofErr w:type="spellEnd"/>
-      <w:r>
-        <w:rPr>
-          <w:rFonts w:ascii="Times New Roman" w:hAnsi="Times New Roman" w:cs="Times New Roman"/>
-          <w:sz w:val="24"/>
-          <w:szCs w:val="24"/>
-        </w:rPr>
-        <w:t xml:space="preserve"> </w:t>
-      </w:r>
-      <w:proofErr w:type="spellStart"/>
-      <w:r>
-        <w:rPr>
-          <w:rFonts w:ascii="Times New Roman" w:hAnsi="Times New Roman" w:cs="Times New Roman"/>
-          <w:sz w:val="24"/>
-          <w:szCs w:val="24"/>
-        </w:rPr>
-        <w:t>devuelven</w:t>
-      </w:r>
-      <w:proofErr w:type="spellEnd"/>
-      <w:r>
-        <w:rPr>
-          <w:rFonts w:ascii="Times New Roman" w:hAnsi="Times New Roman" w:cs="Times New Roman"/>
-          <w:sz w:val="24"/>
-          <w:szCs w:val="24"/>
-        </w:rPr>
-        <w:t xml:space="preserve"> </w:t>
-      </w:r>
-      <w:proofErr w:type="spellStart"/>
-      <w:r>
-        <w:rPr>
-          <w:rFonts w:ascii="Times New Roman" w:hAnsi="Times New Roman" w:cs="Times New Roman"/>
-          <w:sz w:val="24"/>
-          <w:szCs w:val="24"/>
-        </w:rPr>
-        <w:t>listas</w:t>
-      </w:r>
-      <w:proofErr w:type="spellEnd"/>
-      <w:r>
-        <w:rPr>
-          <w:rFonts w:ascii="Times New Roman" w:hAnsi="Times New Roman" w:cs="Times New Roman"/>
-          <w:sz w:val="24"/>
-          <w:szCs w:val="24"/>
-        </w:rPr>
-        <w:t xml:space="preserve"> </w:t>
-      </w:r>
-      <w:proofErr w:type="spellStart"/>
-      <w:r>
-        <w:rPr>
-          <w:rFonts w:ascii="Times New Roman" w:hAnsi="Times New Roman" w:cs="Times New Roman"/>
-          <w:sz w:val="24"/>
-          <w:szCs w:val="24"/>
-        </w:rPr>
-        <w:t>inmutables</w:t>
-      </w:r>
-      <w:proofErr w:type="spellEnd"/>
-      <w:r>
-        <w:rPr>
-          <w:rFonts w:ascii="Times New Roman" w:hAnsi="Times New Roman" w:cs="Times New Roman"/>
-          <w:sz w:val="24"/>
-          <w:szCs w:val="24"/>
-        </w:rPr>
-        <w:t>.</w:t>
+        <w:t>Las consultas devuelven listas inmutables.</w:t>
       </w:r>
     </w:p>
     <w:p>
       <w:pPr>
-        <w:pStyle w:val="ListParagraph"/>
+        <w:pStyle w:val="Prrafodelista"/>
         <w:numPr>
           <w:ilvl w:val="0"/>
           <w:numId w:val="2"/>
@@ -5169,7 +4399,6 @@
         </w:rPr>
         <w:t xml:space="preserve"> en </w:t>
       </w:r>
-      <w:proofErr w:type="spellStart"/>
       <w:r>
         <w:rPr>
           <w:rFonts w:ascii="Times New Roman" w:eastAsia="Consolas" w:hAnsi="Times New Roman" w:cs="Times New Roman"/>
@@ -5179,7 +4408,6 @@
         </w:rPr>
         <w:t>ParkingTicket.close</w:t>
       </w:r>
-      <w:proofErr w:type="spellEnd"/>
       <w:r>
         <w:rPr>
           <w:rFonts w:ascii="Times New Roman" w:hAnsi="Times New Roman" w:cs="Times New Roman"/>
@@ -5192,7 +4420,7 @@
     </w:p>
     <w:p>
       <w:pPr>
-        <w:pStyle w:val="ListParagraph"/>
+        <w:pStyle w:val="Prrafodelista"/>
         <w:numPr>
           <w:ilvl w:val="0"/>
           <w:numId w:val="2"/>
@@ -5225,7 +4453,6 @@
         </w:rPr>
         <w:t xml:space="preserve"> por regla de negocio, todas derivadas de </w:t>
       </w:r>
-      <w:proofErr w:type="spellStart"/>
       <w:r>
         <w:rPr>
           <w:rFonts w:ascii="Times New Roman" w:eastAsia="Consolas" w:hAnsi="Times New Roman" w:cs="Times New Roman"/>
@@ -5235,7 +4462,6 @@
         </w:rPr>
         <w:t>ParkingException</w:t>
       </w:r>
-      <w:proofErr w:type="spellEnd"/>
       <w:r>
         <w:rPr>
           <w:rFonts w:ascii="Times New Roman" w:hAnsi="Times New Roman" w:cs="Times New Roman"/>
@@ -5248,7 +4474,7 @@
     </w:p>
     <w:p>
       <w:pPr>
-        <w:pStyle w:val="ListParagraph"/>
+        <w:pStyle w:val="Prrafodelista"/>
         <w:numPr>
           <w:ilvl w:val="0"/>
           <w:numId w:val="2"/>
@@ -5281,7 +4507,6 @@
         </w:rPr>
         <w:t xml:space="preserve"> </w:t>
       </w:r>
-      <w:proofErr w:type="spellStart"/>
       <w:r>
         <w:rPr>
           <w:rFonts w:ascii="Times New Roman" w:eastAsia="Consolas" w:hAnsi="Times New Roman" w:cs="Times New Roman"/>
@@ -5291,7 +4516,6 @@
         </w:rPr>
         <w:t>equals</w:t>
       </w:r>
-      <w:proofErr w:type="spellEnd"/>
       <w:r>
         <w:rPr>
           <w:rFonts w:ascii="Times New Roman" w:hAnsi="Times New Roman" w:cs="Times New Roman"/>
@@ -5301,7 +4525,6 @@
         </w:rPr>
         <w:t xml:space="preserve"> y </w:t>
       </w:r>
-      <w:proofErr w:type="spellStart"/>
       <w:r>
         <w:rPr>
           <w:rFonts w:ascii="Times New Roman" w:eastAsia="Consolas" w:hAnsi="Times New Roman" w:cs="Times New Roman"/>
@@ -5311,7 +4534,6 @@
         </w:rPr>
         <w:t>hashCode</w:t>
       </w:r>
-      <w:proofErr w:type="spellEnd"/>
       <w:r>
         <w:rPr>
           <w:rFonts w:ascii="Times New Roman" w:hAnsi="Times New Roman" w:cs="Times New Roman"/>
@@ -5321,7 +4543,6 @@
         </w:rPr>
         <w:t xml:space="preserve"> de </w:t>
       </w:r>
-      <w:proofErr w:type="spellStart"/>
       <w:r>
         <w:rPr>
           <w:rFonts w:ascii="Times New Roman" w:eastAsia="Consolas" w:hAnsi="Times New Roman" w:cs="Times New Roman"/>
@@ -5331,7 +4552,6 @@
         </w:rPr>
         <w:t>Vehicle</w:t>
       </w:r>
-      <w:proofErr w:type="spellEnd"/>
       <w:r>
         <w:rPr>
           <w:rFonts w:ascii="Times New Roman" w:hAnsi="Times New Roman" w:cs="Times New Roman"/>
@@ -5341,7 +4561,6 @@
         </w:rPr>
         <w:t xml:space="preserve">, </w:t>
       </w:r>
-      <w:proofErr w:type="spellStart"/>
       <w:r>
         <w:rPr>
           <w:rFonts w:ascii="Times New Roman" w:eastAsia="Consolas" w:hAnsi="Times New Roman" w:cs="Times New Roman"/>
@@ -5351,7 +4570,6 @@
         </w:rPr>
         <w:t>ParkingSpace</w:t>
       </w:r>
-      <w:proofErr w:type="spellEnd"/>
       <w:r>
         <w:rPr>
           <w:rFonts w:ascii="Times New Roman" w:hAnsi="Times New Roman" w:cs="Times New Roman"/>
@@ -5361,7 +4579,6 @@
         </w:rPr>
         <w:t xml:space="preserve"> y </w:t>
       </w:r>
-      <w:proofErr w:type="spellStart"/>
       <w:r>
         <w:rPr>
           <w:rFonts w:ascii="Times New Roman" w:eastAsia="Consolas" w:hAnsi="Times New Roman" w:cs="Times New Roman"/>
@@ -5371,7 +4588,6 @@
         </w:rPr>
         <w:t>ParkingTicket</w:t>
       </w:r>
-      <w:proofErr w:type="spellEnd"/>
       <w:r>
         <w:rPr>
           <w:rFonts w:ascii="Times New Roman" w:hAnsi="Times New Roman" w:cs="Times New Roman"/>
@@ -5384,7 +4600,7 @@
     </w:p>
     <w:p>
       <w:pPr>
-        <w:pStyle w:val="Heading2"/>
+        <w:pStyle w:val="Ttulo2"/>
         <w:keepNext/>
         <w:rPr>
           <w:rFonts w:ascii="Times New Roman" w:hAnsi="Times New Roman" w:cs="Times New Roman"/>
@@ -5396,37 +4612,12 @@
           <w:rFonts w:ascii="Times New Roman" w:hAnsi="Times New Roman" w:cs="Times New Roman"/>
           <w:color w:val="auto"/>
         </w:rPr>
-        <w:t xml:space="preserve">4.3 </w:t>
-      </w:r>
-      <w:proofErr w:type="spellStart"/>
-      <w:r>
-        <w:rPr>
-          <w:rFonts w:ascii="Times New Roman" w:hAnsi="Times New Roman" w:cs="Times New Roman"/>
-          <w:color w:val="auto"/>
-        </w:rPr>
-        <w:t>Limitaciones</w:t>
-      </w:r>
-      <w:proofErr w:type="spellEnd"/>
-      <w:r>
-        <w:rPr>
-          <w:rFonts w:ascii="Times New Roman" w:hAnsi="Times New Roman" w:cs="Times New Roman"/>
-          <w:color w:val="auto"/>
-        </w:rPr>
-        <w:t xml:space="preserve"> </w:t>
-      </w:r>
-      <w:proofErr w:type="spellStart"/>
-      <w:r>
-        <w:rPr>
-          <w:rFonts w:ascii="Times New Roman" w:hAnsi="Times New Roman" w:cs="Times New Roman"/>
-          <w:color w:val="auto"/>
-        </w:rPr>
-        <w:t>reconocidas</w:t>
-      </w:r>
-      <w:proofErr w:type="spellEnd"/>
+        <w:t>4.3 Limitaciones reconocidas</w:t>
+      </w:r>
     </w:p>
     <w:p>
       <w:pPr>
-        <w:pStyle w:val="ListParagraph"/>
+        <w:pStyle w:val="Prrafodelista"/>
         <w:numPr>
           <w:ilvl w:val="0"/>
           <w:numId w:val="2"/>
@@ -5448,7 +4639,6 @@
         </w:rPr>
         <w:t xml:space="preserve">La política de cobro de cada tipo es un atributo estático de su clase, por lo que no se puede cambiar en ejecución para un vehículo individual. Si se necesitara (por ejemplo, tarifas por convenio), bastaría con inyectar la política en el constructor de </w:t>
       </w:r>
-      <w:proofErr w:type="spellStart"/>
       <w:r>
         <w:rPr>
           <w:rFonts w:ascii="Times New Roman" w:eastAsia="Consolas" w:hAnsi="Times New Roman" w:cs="Times New Roman"/>
@@ -5458,7 +4648,6 @@
         </w:rPr>
         <w:t>Vehicle</w:t>
       </w:r>
-      <w:proofErr w:type="spellEnd"/>
       <w:r>
         <w:rPr>
           <w:rFonts w:ascii="Times New Roman" w:hAnsi="Times New Roman" w:cs="Times New Roman"/>
@@ -5471,7 +4660,7 @@
     </w:p>
     <w:p>
       <w:pPr>
-        <w:pStyle w:val="ListParagraph"/>
+        <w:pStyle w:val="Prrafodelista"/>
         <w:numPr>
           <w:ilvl w:val="0"/>
           <w:numId w:val="2"/>
@@ -5493,7 +4682,6 @@
         </w:rPr>
         <w:t xml:space="preserve">Agregar un tipo de vehículo nuevo requiere una subclase y, si necesita un espacio propio, un valor nuevo en </w:t>
       </w:r>
-      <w:proofErr w:type="spellStart"/>
       <w:r>
         <w:rPr>
           <w:rFonts w:ascii="Times New Roman" w:eastAsia="Consolas" w:hAnsi="Times New Roman" w:cs="Times New Roman"/>
@@ -5503,7 +4691,6 @@
         </w:rPr>
         <w:t>SpaceType</w:t>
       </w:r>
-      <w:proofErr w:type="spellEnd"/>
       <w:r>
         <w:rPr>
           <w:rFonts w:ascii="Times New Roman" w:hAnsi="Times New Roman" w:cs="Times New Roman"/>
@@ -5513,7 +4700,6 @@
         </w:rPr>
         <w:t xml:space="preserve"> y </w:t>
       </w:r>
-      <w:proofErr w:type="spellStart"/>
       <w:r>
         <w:rPr>
           <w:rFonts w:ascii="Times New Roman" w:eastAsia="Consolas" w:hAnsi="Times New Roman" w:cs="Times New Roman"/>
@@ -5523,7 +4709,6 @@
         </w:rPr>
         <w:t>VehicleType</w:t>
       </w:r>
-      <w:proofErr w:type="spellEnd"/>
       <w:r>
         <w:rPr>
           <w:rFonts w:ascii="Times New Roman" w:hAnsi="Times New Roman" w:cs="Times New Roman"/>
@@ -5536,7 +4721,7 @@
     </w:p>
     <w:p>
       <w:pPr>
-        <w:pStyle w:val="Heading1"/>
+        <w:pStyle w:val="Ttulo1"/>
         <w:keepNext/>
         <w:rPr>
           <w:rFonts w:ascii="Times New Roman" w:hAnsi="Times New Roman" w:cs="Times New Roman"/>
@@ -5559,7 +4744,7 @@
     </w:p>
     <w:p>
       <w:pPr>
-        <w:pStyle w:val="Heading2"/>
+        <w:pStyle w:val="Ttulo2"/>
         <w:keepNext/>
         <w:rPr>
           <w:rFonts w:ascii="Times New Roman" w:hAnsi="Times New Roman" w:cs="Times New Roman"/>
@@ -5636,27 +4821,7 @@
           <w:szCs w:val="24"/>
           <w:lang w:val="es-CR"/>
         </w:rPr>
-        <w:t xml:space="preserve">// </w:t>
-      </w:r>
-      <w:proofErr w:type="spellStart"/>
-      <w:r>
-        <w:rPr>
-          <w:rFonts w:ascii="Times New Roman" w:eastAsia="Consolas" w:hAnsi="Times New Roman" w:cs="Times New Roman"/>
-          <w:sz w:val="24"/>
-          <w:szCs w:val="24"/>
-          <w:lang w:val="es-CR"/>
-        </w:rPr>
-        <w:t>Vehicle</w:t>
-      </w:r>
-      <w:proofErr w:type="spellEnd"/>
-      <w:r>
-        <w:rPr>
-          <w:rFonts w:ascii="Times New Roman" w:eastAsia="Consolas" w:hAnsi="Times New Roman" w:cs="Times New Roman"/>
-          <w:sz w:val="24"/>
-          <w:szCs w:val="24"/>
-          <w:lang w:val="es-CR"/>
-        </w:rPr>
-        <w:t xml:space="preserve"> (abstracta): el cálculo es final y delega en la política de la subclase</w:t>
+        <w:t>// Vehicle (abstracta): el cálculo es final y delega en la política de la subclase</w:t>
       </w:r>
     </w:p>
     <w:p>
@@ -5676,35 +4841,7 @@
           <w:sz w:val="24"/>
           <w:szCs w:val="24"/>
         </w:rPr>
-        <w:t xml:space="preserve">public final long </w:t>
-      </w:r>
-      <w:proofErr w:type="spellStart"/>
-      <w:proofErr w:type="gramStart"/>
-      <w:r>
-        <w:rPr>
-          <w:rFonts w:ascii="Times New Roman" w:eastAsia="Consolas" w:hAnsi="Times New Roman" w:cs="Times New Roman"/>
-          <w:sz w:val="24"/>
-          <w:szCs w:val="24"/>
-        </w:rPr>
-        <w:t>calculateFee</w:t>
-      </w:r>
-      <w:proofErr w:type="spellEnd"/>
-      <w:r>
-        <w:rPr>
-          <w:rFonts w:ascii="Times New Roman" w:eastAsia="Consolas" w:hAnsi="Times New Roman" w:cs="Times New Roman"/>
-          <w:sz w:val="24"/>
-          <w:szCs w:val="24"/>
-        </w:rPr>
-        <w:t>(</w:t>
-      </w:r>
-      <w:proofErr w:type="gramEnd"/>
-      <w:r>
-        <w:rPr>
-          <w:rFonts w:ascii="Times New Roman" w:eastAsia="Consolas" w:hAnsi="Times New Roman" w:cs="Times New Roman"/>
-          <w:sz w:val="24"/>
-          <w:szCs w:val="24"/>
-        </w:rPr>
-        <w:t>Duration stay) {</w:t>
+        <w:t>public final long calculateFee(Duration stay) {</w:t>
       </w:r>
     </w:p>
     <w:p>
@@ -5724,53 +4861,7 @@
           <w:sz w:val="24"/>
           <w:szCs w:val="24"/>
         </w:rPr>
-        <w:t xml:space="preserve">    return </w:t>
-      </w:r>
-      <w:proofErr w:type="spellStart"/>
-      <w:r>
-        <w:rPr>
-          <w:rFonts w:ascii="Times New Roman" w:eastAsia="Consolas" w:hAnsi="Times New Roman" w:cs="Times New Roman"/>
-          <w:sz w:val="24"/>
-          <w:szCs w:val="24"/>
-        </w:rPr>
-        <w:t>getPricingPolicy</w:t>
-      </w:r>
-      <w:proofErr w:type="spellEnd"/>
-      <w:r>
-        <w:rPr>
-          <w:rFonts w:ascii="Times New Roman" w:eastAsia="Consolas" w:hAnsi="Times New Roman" w:cs="Times New Roman"/>
-          <w:sz w:val="24"/>
-          <w:szCs w:val="24"/>
-        </w:rPr>
-        <w:t>(</w:t>
-      </w:r>
-      <w:proofErr w:type="gramStart"/>
-      <w:r>
-        <w:rPr>
-          <w:rFonts w:ascii="Times New Roman" w:eastAsia="Consolas" w:hAnsi="Times New Roman" w:cs="Times New Roman"/>
-          <w:sz w:val="24"/>
-          <w:szCs w:val="24"/>
-        </w:rPr>
-        <w:t>).</w:t>
-      </w:r>
-      <w:proofErr w:type="spellStart"/>
-      <w:r>
-        <w:rPr>
-          <w:rFonts w:ascii="Times New Roman" w:eastAsia="Consolas" w:hAnsi="Times New Roman" w:cs="Times New Roman"/>
-          <w:sz w:val="24"/>
-          <w:szCs w:val="24"/>
-        </w:rPr>
-        <w:t>calculateFee</w:t>
-      </w:r>
-      <w:proofErr w:type="spellEnd"/>
-      <w:proofErr w:type="gramEnd"/>
-      <w:r>
-        <w:rPr>
-          <w:rFonts w:ascii="Times New Roman" w:eastAsia="Consolas" w:hAnsi="Times New Roman" w:cs="Times New Roman"/>
-          <w:sz w:val="24"/>
-          <w:szCs w:val="24"/>
-        </w:rPr>
-        <w:t>(stay);</w:t>
+        <w:t xml:space="preserve">    return getPricingPolicy().calculateFee(stay);</w:t>
       </w:r>
     </w:p>
     <w:p>
@@ -5810,53 +4901,7 @@
           <w:sz w:val="24"/>
           <w:szCs w:val="24"/>
         </w:rPr>
-        <w:t xml:space="preserve">public abstract </w:t>
-      </w:r>
-      <w:proofErr w:type="spellStart"/>
-      <w:r>
-        <w:rPr>
-          <w:rFonts w:ascii="Times New Roman" w:eastAsia="Consolas" w:hAnsi="Times New Roman" w:cs="Times New Roman"/>
-          <w:sz w:val="24"/>
-          <w:szCs w:val="24"/>
-        </w:rPr>
-        <w:t>SpaceType</w:t>
-      </w:r>
-      <w:proofErr w:type="spellEnd"/>
-      <w:r>
-        <w:rPr>
-          <w:rFonts w:ascii="Times New Roman" w:eastAsia="Consolas" w:hAnsi="Times New Roman" w:cs="Times New Roman"/>
-          <w:sz w:val="24"/>
-          <w:szCs w:val="24"/>
-        </w:rPr>
-        <w:t xml:space="preserve"> </w:t>
-      </w:r>
-      <w:proofErr w:type="spellStart"/>
-      <w:proofErr w:type="gramStart"/>
-      <w:r>
-        <w:rPr>
-          <w:rFonts w:ascii="Times New Roman" w:eastAsia="Consolas" w:hAnsi="Times New Roman" w:cs="Times New Roman"/>
-          <w:sz w:val="24"/>
-          <w:szCs w:val="24"/>
-        </w:rPr>
-        <w:t>getRequiredSpaceType</w:t>
-      </w:r>
-      <w:proofErr w:type="spellEnd"/>
-      <w:r>
-        <w:rPr>
-          <w:rFonts w:ascii="Times New Roman" w:eastAsia="Consolas" w:hAnsi="Times New Roman" w:cs="Times New Roman"/>
-          <w:sz w:val="24"/>
-          <w:szCs w:val="24"/>
-        </w:rPr>
-        <w:t>(</w:t>
-      </w:r>
-      <w:proofErr w:type="gramEnd"/>
-      <w:r>
-        <w:rPr>
-          <w:rFonts w:ascii="Times New Roman" w:eastAsia="Consolas" w:hAnsi="Times New Roman" w:cs="Times New Roman"/>
-          <w:sz w:val="24"/>
-          <w:szCs w:val="24"/>
-        </w:rPr>
-        <w:t>);</w:t>
+        <w:t>public abstract SpaceType getRequiredSpaceType();</w:t>
       </w:r>
     </w:p>
     <w:p>
@@ -5876,53 +4921,7 @@
           <w:sz w:val="24"/>
           <w:szCs w:val="24"/>
         </w:rPr>
-        <w:t xml:space="preserve">protected abstract </w:t>
-      </w:r>
-      <w:proofErr w:type="spellStart"/>
-      <w:r>
-        <w:rPr>
-          <w:rFonts w:ascii="Times New Roman" w:eastAsia="Consolas" w:hAnsi="Times New Roman" w:cs="Times New Roman"/>
-          <w:sz w:val="24"/>
-          <w:szCs w:val="24"/>
-        </w:rPr>
-        <w:t>PricingPolicy</w:t>
-      </w:r>
-      <w:proofErr w:type="spellEnd"/>
-      <w:r>
-        <w:rPr>
-          <w:rFonts w:ascii="Times New Roman" w:eastAsia="Consolas" w:hAnsi="Times New Roman" w:cs="Times New Roman"/>
-          <w:sz w:val="24"/>
-          <w:szCs w:val="24"/>
-        </w:rPr>
-        <w:t xml:space="preserve"> </w:t>
-      </w:r>
-      <w:proofErr w:type="spellStart"/>
-      <w:proofErr w:type="gramStart"/>
-      <w:r>
-        <w:rPr>
-          <w:rFonts w:ascii="Times New Roman" w:eastAsia="Consolas" w:hAnsi="Times New Roman" w:cs="Times New Roman"/>
-          <w:sz w:val="24"/>
-          <w:szCs w:val="24"/>
-        </w:rPr>
-        <w:t>getPricingPolicy</w:t>
-      </w:r>
-      <w:proofErr w:type="spellEnd"/>
-      <w:r>
-        <w:rPr>
-          <w:rFonts w:ascii="Times New Roman" w:eastAsia="Consolas" w:hAnsi="Times New Roman" w:cs="Times New Roman"/>
-          <w:sz w:val="24"/>
-          <w:szCs w:val="24"/>
-        </w:rPr>
-        <w:t>(</w:t>
-      </w:r>
-      <w:proofErr w:type="gramEnd"/>
-      <w:r>
-        <w:rPr>
-          <w:rFonts w:ascii="Times New Roman" w:eastAsia="Consolas" w:hAnsi="Times New Roman" w:cs="Times New Roman"/>
-          <w:sz w:val="24"/>
-          <w:szCs w:val="24"/>
-        </w:rPr>
-        <w:t>);</w:t>
+        <w:t>protected abstract PricingPolicy getPricingPolicy();</w:t>
       </w:r>
     </w:p>
     <w:p>
@@ -5984,53 +4983,7 @@
           <w:sz w:val="24"/>
           <w:szCs w:val="24"/>
         </w:rPr>
-        <w:t xml:space="preserve">private static final </w:t>
-      </w:r>
-      <w:proofErr w:type="spellStart"/>
-      <w:r>
-        <w:rPr>
-          <w:rFonts w:ascii="Times New Roman" w:eastAsia="Consolas" w:hAnsi="Times New Roman" w:cs="Times New Roman"/>
-          <w:sz w:val="24"/>
-          <w:szCs w:val="24"/>
-        </w:rPr>
-        <w:t>PricingPolicy</w:t>
-      </w:r>
-      <w:proofErr w:type="spellEnd"/>
-      <w:r>
-        <w:rPr>
-          <w:rFonts w:ascii="Times New Roman" w:eastAsia="Consolas" w:hAnsi="Times New Roman" w:cs="Times New Roman"/>
-          <w:sz w:val="24"/>
-          <w:szCs w:val="24"/>
-        </w:rPr>
-        <w:t xml:space="preserve"> PRICING_POLICY = new </w:t>
-      </w:r>
-      <w:proofErr w:type="spellStart"/>
-      <w:proofErr w:type="gramStart"/>
-      <w:r>
-        <w:rPr>
-          <w:rFonts w:ascii="Times New Roman" w:eastAsia="Consolas" w:hAnsi="Times New Roman" w:cs="Times New Roman"/>
-          <w:sz w:val="24"/>
-          <w:szCs w:val="24"/>
-        </w:rPr>
-        <w:t>HourlyPricingPolicy</w:t>
-      </w:r>
-      <w:proofErr w:type="spellEnd"/>
-      <w:r>
-        <w:rPr>
-          <w:rFonts w:ascii="Times New Roman" w:eastAsia="Consolas" w:hAnsi="Times New Roman" w:cs="Times New Roman"/>
-          <w:sz w:val="24"/>
-          <w:szCs w:val="24"/>
-        </w:rPr>
-        <w:t>(</w:t>
-      </w:r>
-      <w:proofErr w:type="gramEnd"/>
-      <w:r>
-        <w:rPr>
-          <w:rFonts w:ascii="Times New Roman" w:eastAsia="Consolas" w:hAnsi="Times New Roman" w:cs="Times New Roman"/>
-          <w:sz w:val="24"/>
-          <w:szCs w:val="24"/>
-        </w:rPr>
-        <w:t>900, 7000);</w:t>
+        <w:t>private static final PricingPolicy PRICING_POLICY = new HourlyPricingPolicy(900, 7000);</w:t>
       </w:r>
     </w:p>
     <w:p>
@@ -6050,92 +5003,8 @@
           <w:sz w:val="24"/>
           <w:szCs w:val="24"/>
         </w:rPr>
-        <w:t xml:space="preserve">@Override public </w:t>
-      </w:r>
-      <w:proofErr w:type="spellStart"/>
-      <w:r>
-        <w:rPr>
-          <w:rFonts w:ascii="Times New Roman" w:eastAsia="Consolas" w:hAnsi="Times New Roman" w:cs="Times New Roman"/>
-          <w:sz w:val="24"/>
-          <w:szCs w:val="24"/>
-        </w:rPr>
-        <w:t>SpaceType</w:t>
-      </w:r>
-      <w:proofErr w:type="spellEnd"/>
-      <w:r>
-        <w:rPr>
-          <w:rFonts w:ascii="Times New Roman" w:eastAsia="Consolas" w:hAnsi="Times New Roman" w:cs="Times New Roman"/>
-          <w:sz w:val="24"/>
-          <w:szCs w:val="24"/>
-        </w:rPr>
-        <w:t xml:space="preserve"> </w:t>
-      </w:r>
-      <w:proofErr w:type="spellStart"/>
-      <w:proofErr w:type="gramStart"/>
-      <w:r>
-        <w:rPr>
-          <w:rFonts w:ascii="Times New Roman" w:eastAsia="Consolas" w:hAnsi="Times New Roman" w:cs="Times New Roman"/>
-          <w:sz w:val="24"/>
-          <w:szCs w:val="24"/>
-        </w:rPr>
-        <w:t>getRequiredSpaceType</w:t>
-      </w:r>
-      <w:proofErr w:type="spellEnd"/>
-      <w:r>
-        <w:rPr>
-          <w:rFonts w:ascii="Times New Roman" w:eastAsia="Consolas" w:hAnsi="Times New Roman" w:cs="Times New Roman"/>
-          <w:sz w:val="24"/>
-          <w:szCs w:val="24"/>
-        </w:rPr>
-        <w:t>(</w:t>
-      </w:r>
-      <w:proofErr w:type="gramEnd"/>
-      <w:r>
-        <w:rPr>
-          <w:rFonts w:ascii="Times New Roman" w:eastAsia="Consolas" w:hAnsi="Times New Roman" w:cs="Times New Roman"/>
-          <w:sz w:val="24"/>
-          <w:szCs w:val="24"/>
-        </w:rPr>
-        <w:t xml:space="preserve">) </w:t>
-      </w:r>
-      <w:proofErr w:type="gramStart"/>
-      <w:r>
-        <w:rPr>
-          <w:rFonts w:ascii="Times New Roman" w:eastAsia="Consolas" w:hAnsi="Times New Roman" w:cs="Times New Roman"/>
-          <w:sz w:val="24"/>
-          <w:szCs w:val="24"/>
-        </w:rPr>
-        <w:t>{ return</w:t>
-      </w:r>
-      <w:proofErr w:type="gramEnd"/>
-      <w:r>
-        <w:rPr>
-          <w:rFonts w:ascii="Times New Roman" w:eastAsia="Consolas" w:hAnsi="Times New Roman" w:cs="Times New Roman"/>
-          <w:sz w:val="24"/>
-          <w:szCs w:val="24"/>
-        </w:rPr>
-        <w:t xml:space="preserve"> </w:t>
-      </w:r>
-      <w:proofErr w:type="spellStart"/>
-      <w:r>
-        <w:rPr>
-          <w:rFonts w:ascii="Times New Roman" w:eastAsia="Consolas" w:hAnsi="Times New Roman" w:cs="Times New Roman"/>
-          <w:sz w:val="24"/>
-          <w:szCs w:val="24"/>
-        </w:rPr>
-        <w:t>SpaceType.CAR</w:t>
-      </w:r>
-      <w:proofErr w:type="spellEnd"/>
-      <w:proofErr w:type="gramStart"/>
-      <w:r>
-        <w:rPr>
-          <w:rFonts w:ascii="Times New Roman" w:eastAsia="Consolas" w:hAnsi="Times New Roman" w:cs="Times New Roman"/>
-          <w:sz w:val="24"/>
-          <w:szCs w:val="24"/>
-        </w:rPr>
-        <w:t>; }</w:t>
-      </w:r>
-      <w:proofErr w:type="gramEnd"/>
+        <w:t>@Override public SpaceType getRequiredSpaceType() { return SpaceType.CAR; }</w:t>
+      </w:r>
     </w:p>
     <w:p>
       <w:pPr>
@@ -6153,82 +5022,8 @@
           <w:sz w:val="24"/>
           <w:szCs w:val="24"/>
         </w:rPr>
-        <w:t xml:space="preserve">@Override protected </w:t>
-      </w:r>
-      <w:proofErr w:type="spellStart"/>
-      <w:r>
-        <w:rPr>
-          <w:rFonts w:ascii="Times New Roman" w:eastAsia="Consolas" w:hAnsi="Times New Roman" w:cs="Times New Roman"/>
-          <w:sz w:val="24"/>
-          <w:szCs w:val="24"/>
-        </w:rPr>
-        <w:t>PricingPolicy</w:t>
-      </w:r>
-      <w:proofErr w:type="spellEnd"/>
-      <w:r>
-        <w:rPr>
-          <w:rFonts w:ascii="Times New Roman" w:eastAsia="Consolas" w:hAnsi="Times New Roman" w:cs="Times New Roman"/>
-          <w:sz w:val="24"/>
-          <w:szCs w:val="24"/>
-        </w:rPr>
-        <w:t xml:space="preserve"> </w:t>
-      </w:r>
-      <w:proofErr w:type="spellStart"/>
-      <w:proofErr w:type="gramStart"/>
-      <w:r>
-        <w:rPr>
-          <w:rFonts w:ascii="Times New Roman" w:eastAsia="Consolas" w:hAnsi="Times New Roman" w:cs="Times New Roman"/>
-          <w:sz w:val="24"/>
-          <w:szCs w:val="24"/>
-        </w:rPr>
-        <w:t>getPricingPolicy</w:t>
-      </w:r>
-      <w:proofErr w:type="spellEnd"/>
-      <w:r>
-        <w:rPr>
-          <w:rFonts w:ascii="Times New Roman" w:eastAsia="Consolas" w:hAnsi="Times New Roman" w:cs="Times New Roman"/>
-          <w:sz w:val="24"/>
-          <w:szCs w:val="24"/>
-        </w:rPr>
-        <w:t>(</w:t>
-      </w:r>
-      <w:proofErr w:type="gramEnd"/>
-      <w:r>
-        <w:rPr>
-          <w:rFonts w:ascii="Times New Roman" w:eastAsia="Consolas" w:hAnsi="Times New Roman" w:cs="Times New Roman"/>
-          <w:sz w:val="24"/>
-          <w:szCs w:val="24"/>
-        </w:rPr>
-        <w:t xml:space="preserve">) </w:t>
-      </w:r>
-      <w:proofErr w:type="gramStart"/>
-      <w:r>
-        <w:rPr>
-          <w:rFonts w:ascii="Times New Roman" w:eastAsia="Consolas" w:hAnsi="Times New Roman" w:cs="Times New Roman"/>
-          <w:sz w:val="24"/>
-          <w:szCs w:val="24"/>
-        </w:rPr>
-        <w:t>{ return</w:t>
-      </w:r>
-      <w:proofErr w:type="gramEnd"/>
-      <w:r>
-        <w:rPr>
-          <w:rFonts w:ascii="Times New Roman" w:eastAsia="Consolas" w:hAnsi="Times New Roman" w:cs="Times New Roman"/>
-          <w:sz w:val="24"/>
-          <w:szCs w:val="24"/>
-        </w:rPr>
-        <w:t xml:space="preserve"> PRICING_POLICY</w:t>
-      </w:r>
-      <w:proofErr w:type="gramStart"/>
-      <w:r>
-        <w:rPr>
-          <w:rFonts w:ascii="Times New Roman" w:eastAsia="Consolas" w:hAnsi="Times New Roman" w:cs="Times New Roman"/>
-          <w:sz w:val="24"/>
-          <w:szCs w:val="24"/>
-        </w:rPr>
-        <w:t>; }</w:t>
-      </w:r>
-      <w:proofErr w:type="gramEnd"/>
+        <w:t>@Override protected PricingPolicy getPricingPolicy() { return PRICING_POLICY; }</w:t>
+      </w:r>
     </w:p>
     <w:p>
       <w:pPr>
@@ -6242,7 +5037,7 @@
     </w:p>
     <w:p>
       <w:pPr>
-        <w:pStyle w:val="Heading2"/>
+        <w:pStyle w:val="Ttulo2"/>
         <w:keepNext/>
         <w:rPr>
           <w:rFonts w:ascii="Times New Roman" w:hAnsi="Times New Roman" w:cs="Times New Roman"/>
@@ -6261,7 +5056,7 @@
     </w:p>
     <w:p>
       <w:pPr>
-        <w:pStyle w:val="ListParagraph"/>
+        <w:pStyle w:val="Prrafodelista"/>
         <w:numPr>
           <w:ilvl w:val="0"/>
           <w:numId w:val="2"/>
@@ -6294,7 +5089,6 @@
         </w:rPr>
         <w:t xml:space="preserve"> </w:t>
       </w:r>
-      <w:proofErr w:type="spellStart"/>
       <w:r>
         <w:rPr>
           <w:rFonts w:ascii="Times New Roman" w:eastAsia="Consolas" w:hAnsi="Times New Roman" w:cs="Times New Roman"/>
@@ -6304,7 +5098,6 @@
         </w:rPr>
         <w:t>ParkingTicket.close</w:t>
       </w:r>
-      <w:proofErr w:type="spellEnd"/>
       <w:r>
         <w:rPr>
           <w:rFonts w:ascii="Times New Roman" w:hAnsi="Times New Roman" w:cs="Times New Roman"/>
@@ -6314,8 +5107,6 @@
         </w:rPr>
         <w:t xml:space="preserve"> ejecuta </w:t>
       </w:r>
-      <w:proofErr w:type="spellStart"/>
-      <w:proofErr w:type="gramStart"/>
       <w:r>
         <w:rPr>
           <w:rFonts w:ascii="Times New Roman" w:eastAsia="Consolas" w:hAnsi="Times New Roman" w:cs="Times New Roman"/>
@@ -6323,10 +5114,17 @@
           <w:szCs w:val="24"/>
           <w:lang w:val="es-CR"/>
         </w:rPr>
-        <w:t>vehicle.calculateFee</w:t>
-      </w:r>
-      <w:proofErr w:type="spellEnd"/>
-      <w:proofErr w:type="gramEnd"/>
+        <w:t>vehicle.calculateFee(duración)</w:t>
+      </w:r>
+      <w:r>
+        <w:rPr>
+          <w:rFonts w:ascii="Times New Roman" w:hAnsi="Times New Roman" w:cs="Times New Roman"/>
+          <w:sz w:val="24"/>
+          <w:szCs w:val="24"/>
+          <w:lang w:val="es-CR"/>
+        </w:rPr>
+        <w:t xml:space="preserve"> sin saber qué vehículo tiene. Para 2 horas, el mismo mensaje produce ₡1 000 (motocicleta), ₡1 800 (automóvil) y ₡3 000 (carga); esto se verifica en la prueba </w:t>
+      </w:r>
       <w:r>
         <w:rPr>
           <w:rFonts w:ascii="Times New Roman" w:eastAsia="Consolas" w:hAnsi="Times New Roman" w:cs="Times New Roman"/>
@@ -6334,28 +5132,8 @@
           <w:szCs w:val="24"/>
           <w:lang w:val="es-CR"/>
         </w:rPr>
-        <w:t>(duración)</w:t>
-      </w:r>
-      <w:r>
-        <w:rPr>
-          <w:rFonts w:ascii="Times New Roman" w:hAnsi="Times New Roman" w:cs="Times New Roman"/>
-          <w:sz w:val="24"/>
-          <w:szCs w:val="24"/>
-          <w:lang w:val="es-CR"/>
-        </w:rPr>
-        <w:t xml:space="preserve"> sin saber qué vehículo tiene. Para 2 horas, el mismo mensaje produce ₡1 000 (motocicleta), ₡1 800 (automóvil) y ₡3 000 (carga); esto se verifica en la prueba </w:t>
-      </w:r>
-      <w:proofErr w:type="spellStart"/>
-      <w:r>
-        <w:rPr>
-          <w:rFonts w:ascii="Times New Roman" w:eastAsia="Consolas" w:hAnsi="Times New Roman" w:cs="Times New Roman"/>
-          <w:sz w:val="24"/>
-          <w:szCs w:val="24"/>
-          <w:lang w:val="es-CR"/>
-        </w:rPr>
         <w:t>ratesPerType</w:t>
       </w:r>
-      <w:proofErr w:type="spellEnd"/>
       <w:r>
         <w:rPr>
           <w:rFonts w:ascii="Times New Roman" w:hAnsi="Times New Roman" w:cs="Times New Roman"/>
@@ -6368,7 +5146,7 @@
     </w:p>
     <w:p>
       <w:pPr>
-        <w:pStyle w:val="ListParagraph"/>
+        <w:pStyle w:val="Prrafodelista"/>
         <w:numPr>
           <w:ilvl w:val="0"/>
           <w:numId w:val="2"/>
@@ -6401,7 +5179,6 @@
         </w:rPr>
         <w:t xml:space="preserve"> </w:t>
       </w:r>
-      <w:proofErr w:type="spellStart"/>
       <w:r>
         <w:rPr>
           <w:rFonts w:ascii="Times New Roman" w:eastAsia="Consolas" w:hAnsi="Times New Roman" w:cs="Times New Roman"/>
@@ -6411,7 +5188,6 @@
         </w:rPr>
         <w:t>ParkingSpace.isCompatibleWith</w:t>
       </w:r>
-      <w:proofErr w:type="spellEnd"/>
       <w:r>
         <w:rPr>
           <w:rFonts w:ascii="Times New Roman" w:hAnsi="Times New Roman" w:cs="Times New Roman"/>
@@ -6421,8 +5197,6 @@
         </w:rPr>
         <w:t xml:space="preserve"> compara </w:t>
       </w:r>
-      <w:proofErr w:type="spellStart"/>
-      <w:proofErr w:type="gramStart"/>
       <w:r>
         <w:rPr>
           <w:rFonts w:ascii="Times New Roman" w:eastAsia="Consolas" w:hAnsi="Times New Roman" w:cs="Times New Roman"/>
@@ -6430,10 +5204,17 @@
           <w:szCs w:val="24"/>
           <w:lang w:val="es-CR"/>
         </w:rPr>
-        <w:t>vehicle.getRequiredSpaceType</w:t>
-      </w:r>
-      <w:proofErr w:type="spellEnd"/>
-      <w:proofErr w:type="gramEnd"/>
+        <w:t>vehicle.getRequiredSpaceType()</w:t>
+      </w:r>
+      <w:r>
+        <w:rPr>
+          <w:rFonts w:ascii="Times New Roman" w:hAnsi="Times New Roman" w:cs="Times New Roman"/>
+          <w:sz w:val="24"/>
+          <w:szCs w:val="24"/>
+          <w:lang w:val="es-CR"/>
+        </w:rPr>
+        <w:t xml:space="preserve"> con su propio tipo. No hay </w:t>
+      </w:r>
       <w:r>
         <w:rPr>
           <w:rFonts w:ascii="Times New Roman" w:eastAsia="Consolas" w:hAnsi="Times New Roman" w:cs="Times New Roman"/>
@@ -6441,18 +5222,17 @@
           <w:szCs w:val="24"/>
           <w:lang w:val="es-CR"/>
         </w:rPr>
-        <w:t>()</w:t>
-      </w:r>
-      <w:r>
-        <w:rPr>
-          <w:rFonts w:ascii="Times New Roman" w:hAnsi="Times New Roman" w:cs="Times New Roman"/>
-          <w:sz w:val="24"/>
-          <w:szCs w:val="24"/>
-          <w:lang w:val="es-CR"/>
-        </w:rPr>
-        <w:t xml:space="preserve"> con su propio tipo. No hay </w:t>
-      </w:r>
-      <w:proofErr w:type="spellStart"/>
+        <w:t>instanceof</w:t>
+      </w:r>
+      <w:r>
+        <w:rPr>
+          <w:rFonts w:ascii="Times New Roman" w:hAnsi="Times New Roman" w:cs="Times New Roman"/>
+          <w:sz w:val="24"/>
+          <w:szCs w:val="24"/>
+          <w:lang w:val="es-CR"/>
+        </w:rPr>
+        <w:t xml:space="preserve">, </w:t>
+      </w:r>
       <w:r>
         <w:rPr>
           <w:rFonts w:ascii="Times New Roman" w:eastAsia="Consolas" w:hAnsi="Times New Roman" w:cs="Times New Roman"/>
@@ -6460,17 +5240,16 @@
           <w:szCs w:val="24"/>
           <w:lang w:val="es-CR"/>
         </w:rPr>
-        <w:t>instanceof</w:t>
-      </w:r>
-      <w:proofErr w:type="spellEnd"/>
-      <w:r>
-        <w:rPr>
-          <w:rFonts w:ascii="Times New Roman" w:hAnsi="Times New Roman" w:cs="Times New Roman"/>
-          <w:sz w:val="24"/>
-          <w:szCs w:val="24"/>
-          <w:lang w:val="es-CR"/>
-        </w:rPr>
-        <w:t xml:space="preserve">, </w:t>
+        <w:t>switch</w:t>
+      </w:r>
+      <w:r>
+        <w:rPr>
+          <w:rFonts w:ascii="Times New Roman" w:hAnsi="Times New Roman" w:cs="Times New Roman"/>
+          <w:sz w:val="24"/>
+          <w:szCs w:val="24"/>
+          <w:lang w:val="es-CR"/>
+        </w:rPr>
+        <w:t xml:space="preserve"> ni cadenas de </w:t>
       </w:r>
       <w:r>
         <w:rPr>
@@ -6479,28 +5258,8 @@
           <w:szCs w:val="24"/>
           <w:lang w:val="es-CR"/>
         </w:rPr>
-        <w:t>switch</w:t>
-      </w:r>
-      <w:r>
-        <w:rPr>
-          <w:rFonts w:ascii="Times New Roman" w:hAnsi="Times New Roman" w:cs="Times New Roman"/>
-          <w:sz w:val="24"/>
-          <w:szCs w:val="24"/>
-          <w:lang w:val="es-CR"/>
-        </w:rPr>
-        <w:t xml:space="preserve"> ni cadenas de </w:t>
-      </w:r>
-      <w:proofErr w:type="spellStart"/>
-      <w:r>
-        <w:rPr>
-          <w:rFonts w:ascii="Times New Roman" w:eastAsia="Consolas" w:hAnsi="Times New Roman" w:cs="Times New Roman"/>
-          <w:sz w:val="24"/>
-          <w:szCs w:val="24"/>
-          <w:lang w:val="es-CR"/>
-        </w:rPr>
         <w:t>if</w:t>
       </w:r>
-      <w:proofErr w:type="spellEnd"/>
       <w:r>
         <w:rPr>
           <w:rFonts w:ascii="Times New Roman" w:hAnsi="Times New Roman" w:cs="Times New Roman"/>
@@ -6513,7 +5272,7 @@
     </w:p>
     <w:p>
       <w:pPr>
-        <w:pStyle w:val="ListParagraph"/>
+        <w:pStyle w:val="Prrafodelista"/>
         <w:numPr>
           <w:ilvl w:val="0"/>
           <w:numId w:val="2"/>
@@ -6546,7 +5305,6 @@
         </w:rPr>
         <w:t xml:space="preserve"> </w:t>
       </w:r>
-      <w:proofErr w:type="spellStart"/>
       <w:r>
         <w:rPr>
           <w:rFonts w:ascii="Times New Roman" w:eastAsia="Consolas" w:hAnsi="Times New Roman" w:cs="Times New Roman"/>
@@ -6556,7 +5314,6 @@
         </w:rPr>
         <w:t>Vehicle</w:t>
       </w:r>
-      <w:proofErr w:type="spellEnd"/>
       <w:r>
         <w:rPr>
           <w:rFonts w:ascii="Times New Roman" w:hAnsi="Times New Roman" w:cs="Times New Roman"/>
@@ -6566,7 +5323,6 @@
         </w:rPr>
         <w:t xml:space="preserve"> conoce solo la interfaz </w:t>
       </w:r>
-      <w:proofErr w:type="spellStart"/>
       <w:r>
         <w:rPr>
           <w:rFonts w:ascii="Times New Roman" w:eastAsia="Consolas" w:hAnsi="Times New Roman" w:cs="Times New Roman"/>
@@ -6576,7 +5332,6 @@
         </w:rPr>
         <w:t>PricingPolicy</w:t>
       </w:r>
-      <w:proofErr w:type="spellEnd"/>
       <w:r>
         <w:rPr>
           <w:rFonts w:ascii="Times New Roman" w:hAnsi="Times New Roman" w:cs="Times New Roman"/>
@@ -6589,7 +5344,7 @@
     </w:p>
     <w:p>
       <w:pPr>
-        <w:pStyle w:val="ListParagraph"/>
+        <w:pStyle w:val="Prrafodelista"/>
         <w:numPr>
           <w:ilvl w:val="0"/>
           <w:numId w:val="2"/>
@@ -6634,7 +5389,7 @@
     </w:p>
     <w:p>
       <w:pPr>
-        <w:pStyle w:val="Heading2"/>
+        <w:pStyle w:val="Ttulo2"/>
         <w:keepNext/>
         <w:rPr>
           <w:rFonts w:ascii="Times New Roman" w:hAnsi="Times New Roman" w:cs="Times New Roman"/>
@@ -6692,7 +5447,6 @@
         </w:rPr>
         <w:t xml:space="preserve"> en </w:t>
       </w:r>
-      <w:proofErr w:type="spellStart"/>
       <w:r>
         <w:rPr>
           <w:rFonts w:ascii="Times New Roman" w:eastAsia="Consolas" w:hAnsi="Times New Roman" w:cs="Times New Roman"/>
@@ -6702,7 +5456,6 @@
         </w:rPr>
         <w:t>HourlyPricingPolicy</w:t>
       </w:r>
-      <w:proofErr w:type="spellEnd"/>
       <w:r>
         <w:rPr>
           <w:rFonts w:ascii="Times New Roman" w:hAnsi="Times New Roman" w:cs="Times New Roman"/>
@@ -6712,7 +5465,6 @@
         </w:rPr>
         <w:t xml:space="preserve">, en la responsabilidad de “convertir una permanencia en un monto”. Ni </w:t>
       </w:r>
-      <w:proofErr w:type="spellStart"/>
       <w:r>
         <w:rPr>
           <w:rFonts w:ascii="Times New Roman" w:eastAsia="Consolas" w:hAnsi="Times New Roman" w:cs="Times New Roman"/>
@@ -6722,7 +5474,6 @@
         </w:rPr>
         <w:t>Vehicle</w:t>
       </w:r>
-      <w:proofErr w:type="spellEnd"/>
       <w:r>
         <w:rPr>
           <w:rFonts w:ascii="Times New Roman" w:hAnsi="Times New Roman" w:cs="Times New Roman"/>
@@ -6732,7 +5483,6 @@
         </w:rPr>
         <w:t xml:space="preserve">, ni </w:t>
       </w:r>
-      <w:proofErr w:type="spellStart"/>
       <w:r>
         <w:rPr>
           <w:rFonts w:ascii="Times New Roman" w:eastAsia="Consolas" w:hAnsi="Times New Roman" w:cs="Times New Roman"/>
@@ -6742,7 +5492,6 @@
         </w:rPr>
         <w:t>ParkingTicket</w:t>
       </w:r>
-      <w:proofErr w:type="spellEnd"/>
       <w:r>
         <w:rPr>
           <w:rFonts w:ascii="Times New Roman" w:hAnsi="Times New Roman" w:cs="Times New Roman"/>
@@ -6752,7 +5501,6 @@
         </w:rPr>
         <w:t xml:space="preserve">, ni </w:t>
       </w:r>
-      <w:proofErr w:type="spellStart"/>
       <w:r>
         <w:rPr>
           <w:rFonts w:ascii="Times New Roman" w:eastAsia="Consolas" w:hAnsi="Times New Roman" w:cs="Times New Roman"/>
@@ -6762,7 +5510,6 @@
         </w:rPr>
         <w:t>ParkingLot</w:t>
       </w:r>
-      <w:proofErr w:type="spellEnd"/>
       <w:r>
         <w:rPr>
           <w:rFonts w:ascii="Times New Roman" w:hAnsi="Times New Roman" w:cs="Times New Roman"/>
@@ -6790,35 +5537,7 @@
           <w:sz w:val="24"/>
           <w:szCs w:val="24"/>
         </w:rPr>
-        <w:t xml:space="preserve">public long </w:t>
-      </w:r>
-      <w:proofErr w:type="spellStart"/>
-      <w:proofErr w:type="gramStart"/>
-      <w:r>
-        <w:rPr>
-          <w:rFonts w:ascii="Times New Roman" w:eastAsia="Consolas" w:hAnsi="Times New Roman" w:cs="Times New Roman"/>
-          <w:sz w:val="24"/>
-          <w:szCs w:val="24"/>
-        </w:rPr>
-        <w:t>calculateFee</w:t>
-      </w:r>
-      <w:proofErr w:type="spellEnd"/>
-      <w:r>
-        <w:rPr>
-          <w:rFonts w:ascii="Times New Roman" w:eastAsia="Consolas" w:hAnsi="Times New Roman" w:cs="Times New Roman"/>
-          <w:sz w:val="24"/>
-          <w:szCs w:val="24"/>
-        </w:rPr>
-        <w:t>(</w:t>
-      </w:r>
-      <w:proofErr w:type="gramEnd"/>
-      <w:r>
-        <w:rPr>
-          <w:rFonts w:ascii="Times New Roman" w:eastAsia="Consolas" w:hAnsi="Times New Roman" w:cs="Times New Roman"/>
-          <w:sz w:val="24"/>
-          <w:szCs w:val="24"/>
-        </w:rPr>
-        <w:t>Duration stay) {</w:t>
+        <w:t>public long calculateFee(Duration stay) {</w:t>
       </w:r>
     </w:p>
     <w:p>
@@ -6838,97 +5557,7 @@
           <w:sz w:val="24"/>
           <w:szCs w:val="24"/>
         </w:rPr>
-        <w:t xml:space="preserve">    long </w:t>
-      </w:r>
-      <w:proofErr w:type="spellStart"/>
-      <w:r>
-        <w:rPr>
-          <w:rFonts w:ascii="Times New Roman" w:eastAsia="Consolas" w:hAnsi="Times New Roman" w:cs="Times New Roman"/>
-          <w:sz w:val="24"/>
-          <w:szCs w:val="24"/>
-        </w:rPr>
-        <w:t>chargeableHours</w:t>
-      </w:r>
-      <w:proofErr w:type="spellEnd"/>
-      <w:r>
-        <w:rPr>
-          <w:rFonts w:ascii="Times New Roman" w:eastAsia="Consolas" w:hAnsi="Times New Roman" w:cs="Times New Roman"/>
-          <w:sz w:val="24"/>
-          <w:szCs w:val="24"/>
-        </w:rPr>
-        <w:t xml:space="preserve"> = </w:t>
-      </w:r>
-      <w:proofErr w:type="spellStart"/>
-      <w:r>
-        <w:rPr>
-          <w:rFonts w:ascii="Times New Roman" w:eastAsia="Consolas" w:hAnsi="Times New Roman" w:cs="Times New Roman"/>
-          <w:sz w:val="24"/>
-          <w:szCs w:val="24"/>
-        </w:rPr>
-        <w:t>toChargeableHours</w:t>
-      </w:r>
-      <w:proofErr w:type="spellEnd"/>
-      <w:r>
-        <w:rPr>
-          <w:rFonts w:ascii="Times New Roman" w:eastAsia="Consolas" w:hAnsi="Times New Roman" w:cs="Times New Roman"/>
-          <w:sz w:val="24"/>
-          <w:szCs w:val="24"/>
-        </w:rPr>
-        <w:t>(stay</w:t>
-      </w:r>
-      <w:proofErr w:type="gramStart"/>
-      <w:r>
-        <w:rPr>
-          <w:rFonts w:ascii="Times New Roman" w:eastAsia="Consolas" w:hAnsi="Times New Roman" w:cs="Times New Roman"/>
-          <w:sz w:val="24"/>
-          <w:szCs w:val="24"/>
-        </w:rPr>
-        <w:t xml:space="preserve">);   </w:t>
-      </w:r>
-      <w:proofErr w:type="gramEnd"/>
-      <w:r>
-        <w:rPr>
-          <w:rFonts w:ascii="Times New Roman" w:eastAsia="Consolas" w:hAnsi="Times New Roman" w:cs="Times New Roman"/>
-          <w:sz w:val="24"/>
-          <w:szCs w:val="24"/>
-        </w:rPr>
-        <w:t xml:space="preserve">    // ceil a </w:t>
-      </w:r>
-      <w:proofErr w:type="gramStart"/>
-      <w:r>
-        <w:rPr>
-          <w:rFonts w:ascii="Times New Roman" w:eastAsia="Consolas" w:hAnsi="Times New Roman" w:cs="Times New Roman"/>
-          <w:sz w:val="24"/>
-          <w:szCs w:val="24"/>
-        </w:rPr>
-        <w:t>horas</w:t>
-      </w:r>
-      <w:proofErr w:type="gramEnd"/>
-      <w:r>
-        <w:rPr>
-          <w:rFonts w:ascii="Times New Roman" w:eastAsia="Consolas" w:hAnsi="Times New Roman" w:cs="Times New Roman"/>
-          <w:sz w:val="24"/>
-          <w:szCs w:val="24"/>
-        </w:rPr>
-        <w:t xml:space="preserve">, </w:t>
-      </w:r>
-      <w:proofErr w:type="spellStart"/>
-      <w:r>
-        <w:rPr>
-          <w:rFonts w:ascii="Times New Roman" w:eastAsia="Consolas" w:hAnsi="Times New Roman" w:cs="Times New Roman"/>
-          <w:sz w:val="24"/>
-          <w:szCs w:val="24"/>
-        </w:rPr>
-        <w:t>mínimo</w:t>
-      </w:r>
-      <w:proofErr w:type="spellEnd"/>
-      <w:r>
-        <w:rPr>
-          <w:rFonts w:ascii="Times New Roman" w:eastAsia="Consolas" w:hAnsi="Times New Roman" w:cs="Times New Roman"/>
-          <w:sz w:val="24"/>
-          <w:szCs w:val="24"/>
-        </w:rPr>
-        <w:t xml:space="preserve"> 1</w:t>
+        <w:t xml:space="preserve">    long chargeableHours = toChargeableHours(stay);       // ceil a horas, mínimo 1</w:t>
       </w:r>
     </w:p>
     <w:p>
@@ -6948,79 +5577,7 @@
           <w:sz w:val="24"/>
           <w:szCs w:val="24"/>
         </w:rPr>
-        <w:t xml:space="preserve">    long </w:t>
-      </w:r>
-      <w:proofErr w:type="spellStart"/>
-      <w:r>
-        <w:rPr>
-          <w:rFonts w:ascii="Times New Roman" w:eastAsia="Consolas" w:hAnsi="Times New Roman" w:cs="Times New Roman"/>
-          <w:sz w:val="24"/>
-          <w:szCs w:val="24"/>
-        </w:rPr>
-        <w:t>fullDays</w:t>
-      </w:r>
-      <w:proofErr w:type="spellEnd"/>
-      <w:r>
-        <w:rPr>
-          <w:rFonts w:ascii="Times New Roman" w:eastAsia="Consolas" w:hAnsi="Times New Roman" w:cs="Times New Roman"/>
-          <w:sz w:val="24"/>
-          <w:szCs w:val="24"/>
-        </w:rPr>
-        <w:t xml:space="preserve"> = </w:t>
-      </w:r>
-      <w:proofErr w:type="spellStart"/>
-      <w:r>
-        <w:rPr>
-          <w:rFonts w:ascii="Times New Roman" w:eastAsia="Consolas" w:hAnsi="Times New Roman" w:cs="Times New Roman"/>
-          <w:sz w:val="24"/>
-          <w:szCs w:val="24"/>
-        </w:rPr>
-        <w:t>chargeableHours</w:t>
-      </w:r>
-      <w:proofErr w:type="spellEnd"/>
-      <w:r>
-        <w:rPr>
-          <w:rFonts w:ascii="Times New Roman" w:eastAsia="Consolas" w:hAnsi="Times New Roman" w:cs="Times New Roman"/>
-          <w:sz w:val="24"/>
-          <w:szCs w:val="24"/>
-        </w:rPr>
-        <w:t xml:space="preserve"> / HOURS_PER_</w:t>
-      </w:r>
-      <w:proofErr w:type="gramStart"/>
-      <w:r>
-        <w:rPr>
-          <w:rFonts w:ascii="Times New Roman" w:eastAsia="Consolas" w:hAnsi="Times New Roman" w:cs="Times New Roman"/>
-          <w:sz w:val="24"/>
-          <w:szCs w:val="24"/>
-        </w:rPr>
-        <w:t xml:space="preserve">DAY;   </w:t>
-      </w:r>
-      <w:proofErr w:type="gramEnd"/>
-      <w:r>
-        <w:rPr>
-          <w:rFonts w:ascii="Times New Roman" w:eastAsia="Consolas" w:hAnsi="Times New Roman" w:cs="Times New Roman"/>
-          <w:sz w:val="24"/>
-          <w:szCs w:val="24"/>
-        </w:rPr>
-        <w:t xml:space="preserve">   // </w:t>
-      </w:r>
-      <w:proofErr w:type="spellStart"/>
-      <w:r>
-        <w:rPr>
-          <w:rFonts w:ascii="Times New Roman" w:eastAsia="Consolas" w:hAnsi="Times New Roman" w:cs="Times New Roman"/>
-          <w:sz w:val="24"/>
-          <w:szCs w:val="24"/>
-        </w:rPr>
-        <w:t>períodos</w:t>
-      </w:r>
-      <w:proofErr w:type="spellEnd"/>
-      <w:r>
-        <w:rPr>
-          <w:rFonts w:ascii="Times New Roman" w:eastAsia="Consolas" w:hAnsi="Times New Roman" w:cs="Times New Roman"/>
-          <w:sz w:val="24"/>
-          <w:szCs w:val="24"/>
-        </w:rPr>
-        <w:t xml:space="preserve"> de 24 h</w:t>
+        <w:t xml:space="preserve">    long fullDays = chargeableHours / HOURS_PER_DAY;      // períodos de 24 h</w:t>
       </w:r>
     </w:p>
     <w:p>
@@ -7040,43 +5597,7 @@
           <w:sz w:val="24"/>
           <w:szCs w:val="24"/>
         </w:rPr>
-        <w:t xml:space="preserve">    long </w:t>
-      </w:r>
-      <w:proofErr w:type="spellStart"/>
-      <w:r>
-        <w:rPr>
-          <w:rFonts w:ascii="Times New Roman" w:eastAsia="Consolas" w:hAnsi="Times New Roman" w:cs="Times New Roman"/>
-          <w:sz w:val="24"/>
-          <w:szCs w:val="24"/>
-        </w:rPr>
-        <w:t>remainingHours</w:t>
-      </w:r>
-      <w:proofErr w:type="spellEnd"/>
-      <w:r>
-        <w:rPr>
-          <w:rFonts w:ascii="Times New Roman" w:eastAsia="Consolas" w:hAnsi="Times New Roman" w:cs="Times New Roman"/>
-          <w:sz w:val="24"/>
-          <w:szCs w:val="24"/>
-        </w:rPr>
-        <w:t xml:space="preserve"> = </w:t>
-      </w:r>
-      <w:proofErr w:type="spellStart"/>
-      <w:r>
-        <w:rPr>
-          <w:rFonts w:ascii="Times New Roman" w:eastAsia="Consolas" w:hAnsi="Times New Roman" w:cs="Times New Roman"/>
-          <w:sz w:val="24"/>
-          <w:szCs w:val="24"/>
-        </w:rPr>
-        <w:t>chargeableHours</w:t>
-      </w:r>
-      <w:proofErr w:type="spellEnd"/>
-      <w:r>
-        <w:rPr>
-          <w:rFonts w:ascii="Times New Roman" w:eastAsia="Consolas" w:hAnsi="Times New Roman" w:cs="Times New Roman"/>
-          <w:sz w:val="24"/>
-          <w:szCs w:val="24"/>
-        </w:rPr>
-        <w:t xml:space="preserve"> % HOURS_PER_DAY;</w:t>
+        <w:t xml:space="preserve">    long remainingHours = chargeableHours % HOURS_PER_DAY;</w:t>
       </w:r>
     </w:p>
     <w:p>
@@ -7096,79 +5617,7 @@
           <w:sz w:val="24"/>
           <w:szCs w:val="24"/>
         </w:rPr>
-        <w:t xml:space="preserve">    return </w:t>
-      </w:r>
-      <w:proofErr w:type="spellStart"/>
-      <w:r>
-        <w:rPr>
-          <w:rFonts w:ascii="Times New Roman" w:eastAsia="Consolas" w:hAnsi="Times New Roman" w:cs="Times New Roman"/>
-          <w:sz w:val="24"/>
-          <w:szCs w:val="24"/>
-        </w:rPr>
-        <w:t>fullDays</w:t>
-      </w:r>
-      <w:proofErr w:type="spellEnd"/>
-      <w:r>
-        <w:rPr>
-          <w:rFonts w:ascii="Times New Roman" w:eastAsia="Consolas" w:hAnsi="Times New Roman" w:cs="Times New Roman"/>
-          <w:sz w:val="24"/>
-          <w:szCs w:val="24"/>
-        </w:rPr>
-        <w:t xml:space="preserve"> * </w:t>
-      </w:r>
-      <w:proofErr w:type="spellStart"/>
-      <w:r>
-        <w:rPr>
-          <w:rFonts w:ascii="Times New Roman" w:eastAsia="Consolas" w:hAnsi="Times New Roman" w:cs="Times New Roman"/>
-          <w:sz w:val="24"/>
-          <w:szCs w:val="24"/>
-        </w:rPr>
-        <w:t>dailyMaximum</w:t>
-      </w:r>
-      <w:proofErr w:type="spellEnd"/>
-      <w:r>
-        <w:rPr>
-          <w:rFonts w:ascii="Times New Roman" w:eastAsia="Consolas" w:hAnsi="Times New Roman" w:cs="Times New Roman"/>
-          <w:sz w:val="24"/>
-          <w:szCs w:val="24"/>
-        </w:rPr>
-        <w:t xml:space="preserve"> + </w:t>
-      </w:r>
-      <w:proofErr w:type="spellStart"/>
-      <w:r>
-        <w:rPr>
-          <w:rFonts w:ascii="Times New Roman" w:eastAsia="Consolas" w:hAnsi="Times New Roman" w:cs="Times New Roman"/>
-          <w:sz w:val="24"/>
-          <w:szCs w:val="24"/>
-        </w:rPr>
-        <w:t>feeForPartialDay</w:t>
-      </w:r>
-      <w:proofErr w:type="spellEnd"/>
-      <w:r>
-        <w:rPr>
-          <w:rFonts w:ascii="Times New Roman" w:eastAsia="Consolas" w:hAnsi="Times New Roman" w:cs="Times New Roman"/>
-          <w:sz w:val="24"/>
-          <w:szCs w:val="24"/>
-        </w:rPr>
-        <w:t>(</w:t>
-      </w:r>
-      <w:proofErr w:type="spellStart"/>
-      <w:r>
-        <w:rPr>
-          <w:rFonts w:ascii="Times New Roman" w:eastAsia="Consolas" w:hAnsi="Times New Roman" w:cs="Times New Roman"/>
-          <w:sz w:val="24"/>
-          <w:szCs w:val="24"/>
-        </w:rPr>
-        <w:t>remainingHours</w:t>
-      </w:r>
-      <w:proofErr w:type="spellEnd"/>
-      <w:r>
-        <w:rPr>
-          <w:rFonts w:ascii="Times New Roman" w:eastAsia="Consolas" w:hAnsi="Times New Roman" w:cs="Times New Roman"/>
-          <w:sz w:val="24"/>
-          <w:szCs w:val="24"/>
-        </w:rPr>
-        <w:t>);</w:t>
+        <w:t xml:space="preserve">    return fullDays * dailyMaximum + feeForPartialDay(remainingHours);</w:t>
       </w:r>
     </w:p>
     <w:p>
@@ -7208,35 +5657,7 @@
           <w:sz w:val="24"/>
           <w:szCs w:val="24"/>
         </w:rPr>
-        <w:t xml:space="preserve">private long </w:t>
-      </w:r>
-      <w:proofErr w:type="spellStart"/>
-      <w:proofErr w:type="gramStart"/>
-      <w:r>
-        <w:rPr>
-          <w:rFonts w:ascii="Times New Roman" w:eastAsia="Consolas" w:hAnsi="Times New Roman" w:cs="Times New Roman"/>
-          <w:sz w:val="24"/>
-          <w:szCs w:val="24"/>
-        </w:rPr>
-        <w:t>feeForPartialDay</w:t>
-      </w:r>
-      <w:proofErr w:type="spellEnd"/>
-      <w:r>
-        <w:rPr>
-          <w:rFonts w:ascii="Times New Roman" w:eastAsia="Consolas" w:hAnsi="Times New Roman" w:cs="Times New Roman"/>
-          <w:sz w:val="24"/>
-          <w:szCs w:val="24"/>
-        </w:rPr>
-        <w:t>(</w:t>
-      </w:r>
-      <w:proofErr w:type="gramEnd"/>
-      <w:r>
-        <w:rPr>
-          <w:rFonts w:ascii="Times New Roman" w:eastAsia="Consolas" w:hAnsi="Times New Roman" w:cs="Times New Roman"/>
-          <w:sz w:val="24"/>
-          <w:szCs w:val="24"/>
-        </w:rPr>
-        <w:t>long hours) {</w:t>
+        <w:t>private long feeForPartialDay(long hours) {</w:t>
       </w:r>
     </w:p>
     <w:p>
@@ -7256,53 +5677,7 @@
           <w:sz w:val="24"/>
           <w:szCs w:val="24"/>
         </w:rPr>
-        <w:t xml:space="preserve">    if (hours &gt;= </w:t>
-      </w:r>
-      <w:proofErr w:type="spellStart"/>
-      <w:r>
-        <w:rPr>
-          <w:rFonts w:ascii="Times New Roman" w:eastAsia="Consolas" w:hAnsi="Times New Roman" w:cs="Times New Roman"/>
-          <w:sz w:val="24"/>
-          <w:szCs w:val="24"/>
-        </w:rPr>
-        <w:t>dailyCapThresholdHours</w:t>
-      </w:r>
-      <w:proofErr w:type="spellEnd"/>
-      <w:r>
-        <w:rPr>
-          <w:rFonts w:ascii="Times New Roman" w:eastAsia="Consolas" w:hAnsi="Times New Roman" w:cs="Times New Roman"/>
-          <w:sz w:val="24"/>
-          <w:szCs w:val="24"/>
-        </w:rPr>
-        <w:t xml:space="preserve">) return </w:t>
-      </w:r>
-      <w:proofErr w:type="spellStart"/>
-      <w:proofErr w:type="gramStart"/>
-      <w:r>
-        <w:rPr>
-          <w:rFonts w:ascii="Times New Roman" w:eastAsia="Consolas" w:hAnsi="Times New Roman" w:cs="Times New Roman"/>
-          <w:sz w:val="24"/>
-          <w:szCs w:val="24"/>
-        </w:rPr>
-        <w:t>dailyMaximum</w:t>
-      </w:r>
-      <w:proofErr w:type="spellEnd"/>
-      <w:r>
-        <w:rPr>
-          <w:rFonts w:ascii="Times New Roman" w:eastAsia="Consolas" w:hAnsi="Times New Roman" w:cs="Times New Roman"/>
-          <w:sz w:val="24"/>
-          <w:szCs w:val="24"/>
-        </w:rPr>
-        <w:t xml:space="preserve">;   </w:t>
-      </w:r>
-      <w:proofErr w:type="gramEnd"/>
-      <w:r>
-        <w:rPr>
-          <w:rFonts w:ascii="Times New Roman" w:eastAsia="Consolas" w:hAnsi="Times New Roman" w:cs="Times New Roman"/>
-          <w:sz w:val="24"/>
-          <w:szCs w:val="24"/>
-        </w:rPr>
-        <w:t>// umbral: 10 h</w:t>
+        <w:t xml:space="preserve">    if (hours &gt;= dailyCapThresholdHours) return dailyMaximum;   // umbral: 10 h</w:t>
       </w:r>
     </w:p>
     <w:p>
@@ -7325,7 +5700,6 @@
         </w:rPr>
         <w:t xml:space="preserve">    </w:t>
       </w:r>
-      <w:proofErr w:type="spellStart"/>
       <w:r>
         <w:rPr>
           <w:rFonts w:ascii="Times New Roman" w:eastAsia="Consolas" w:hAnsi="Times New Roman" w:cs="Times New Roman"/>
@@ -7333,57 +5707,7 @@
           <w:szCs w:val="24"/>
           <w:lang w:val="es-CR"/>
         </w:rPr>
-        <w:t>return</w:t>
-      </w:r>
-      <w:proofErr w:type="spellEnd"/>
-      <w:r>
-        <w:rPr>
-          <w:rFonts w:ascii="Times New Roman" w:eastAsia="Consolas" w:hAnsi="Times New Roman" w:cs="Times New Roman"/>
-          <w:sz w:val="24"/>
-          <w:szCs w:val="24"/>
-          <w:lang w:val="es-CR"/>
-        </w:rPr>
-        <w:t xml:space="preserve"> </w:t>
-      </w:r>
-      <w:proofErr w:type="spellStart"/>
-      <w:r>
-        <w:rPr>
-          <w:rFonts w:ascii="Times New Roman" w:eastAsia="Consolas" w:hAnsi="Times New Roman" w:cs="Times New Roman"/>
-          <w:sz w:val="24"/>
-          <w:szCs w:val="24"/>
-          <w:lang w:val="es-CR"/>
-        </w:rPr>
-        <w:t>hours</w:t>
-      </w:r>
-      <w:proofErr w:type="spellEnd"/>
-      <w:r>
-        <w:rPr>
-          <w:rFonts w:ascii="Times New Roman" w:eastAsia="Consolas" w:hAnsi="Times New Roman" w:cs="Times New Roman"/>
-          <w:sz w:val="24"/>
-          <w:szCs w:val="24"/>
-          <w:lang w:val="es-CR"/>
-        </w:rPr>
-        <w:t xml:space="preserve"> * </w:t>
-      </w:r>
-      <w:proofErr w:type="spellStart"/>
-      <w:r>
-        <w:rPr>
-          <w:rFonts w:ascii="Times New Roman" w:eastAsia="Consolas" w:hAnsi="Times New Roman" w:cs="Times New Roman"/>
-          <w:sz w:val="24"/>
-          <w:szCs w:val="24"/>
-          <w:lang w:val="es-CR"/>
-        </w:rPr>
-        <w:t>hourlyRate</w:t>
-      </w:r>
-      <w:proofErr w:type="spellEnd"/>
-      <w:r>
-        <w:rPr>
-          <w:rFonts w:ascii="Times New Roman" w:eastAsia="Consolas" w:hAnsi="Times New Roman" w:cs="Times New Roman"/>
-          <w:sz w:val="24"/>
-          <w:szCs w:val="24"/>
-          <w:lang w:val="es-CR"/>
-        </w:rPr>
-        <w:t>;</w:t>
+        <w:t>return hours * hourlyRate;</w:t>
       </w:r>
     </w:p>
     <w:p>
@@ -7441,7 +5765,7 @@
     </w:p>
     <w:p>
       <w:pPr>
-        <w:pStyle w:val="ListParagraph"/>
+        <w:pStyle w:val="Prrafodelista"/>
         <w:numPr>
           <w:ilvl w:val="0"/>
           <w:numId w:val="2"/>
@@ -7474,7 +5798,6 @@
         </w:rPr>
         <w:t xml:space="preserve"> basta un parámetro (el constructor de tres argumentos ya recibe </w:t>
       </w:r>
-      <w:proofErr w:type="spellStart"/>
       <w:r>
         <w:rPr>
           <w:rFonts w:ascii="Times New Roman" w:eastAsia="Consolas" w:hAnsi="Times New Roman" w:cs="Times New Roman"/>
@@ -7484,7 +5807,6 @@
         </w:rPr>
         <w:t>dailyCapThresholdHours</w:t>
       </w:r>
-      <w:proofErr w:type="spellEnd"/>
       <w:r>
         <w:rPr>
           <w:rFonts w:ascii="Times New Roman" w:hAnsi="Times New Roman" w:cs="Times New Roman"/>
@@ -7497,7 +5819,7 @@
     </w:p>
     <w:p>
       <w:pPr>
-        <w:pStyle w:val="ListParagraph"/>
+        <w:pStyle w:val="Prrafodelista"/>
         <w:numPr>
           <w:ilvl w:val="0"/>
           <w:numId w:val="2"/>
@@ -7530,7 +5852,6 @@
         </w:rPr>
         <w:t xml:space="preserve"> (tarifa nocturna, de fin de semana, por convenio): una nueva clase que implemente </w:t>
       </w:r>
-      <w:proofErr w:type="spellStart"/>
       <w:r>
         <w:rPr>
           <w:rFonts w:ascii="Times New Roman" w:eastAsia="Consolas" w:hAnsi="Times New Roman" w:cs="Times New Roman"/>
@@ -7540,7 +5861,6 @@
         </w:rPr>
         <w:t>PricingPolicy</w:t>
       </w:r>
-      <w:proofErr w:type="spellEnd"/>
       <w:r>
         <w:rPr>
           <w:rFonts w:ascii="Times New Roman" w:hAnsi="Times New Roman" w:cs="Times New Roman"/>
@@ -7553,7 +5873,7 @@
     </w:p>
     <w:p>
       <w:pPr>
-        <w:pStyle w:val="ListParagraph"/>
+        <w:pStyle w:val="Prrafodelista"/>
         <w:numPr>
           <w:ilvl w:val="0"/>
           <w:numId w:val="2"/>
@@ -7586,7 +5906,6 @@
         </w:rPr>
         <w:t xml:space="preserve"> una subclase de </w:t>
       </w:r>
-      <w:proofErr w:type="spellStart"/>
       <w:r>
         <w:rPr>
           <w:rFonts w:ascii="Times New Roman" w:eastAsia="Consolas" w:hAnsi="Times New Roman" w:cs="Times New Roman"/>
@@ -7596,7 +5915,6 @@
         </w:rPr>
         <w:t>Vehicle</w:t>
       </w:r>
-      <w:proofErr w:type="spellEnd"/>
       <w:r>
         <w:rPr>
           <w:rFonts w:ascii="Times New Roman" w:hAnsi="Times New Roman" w:cs="Times New Roman"/>
@@ -7671,7 +5989,6 @@
                 <w:szCs w:val="24"/>
               </w:rPr>
             </w:pPr>
-            <w:proofErr w:type="spellStart"/>
             <w:r>
               <w:rPr>
                 <w:rFonts w:ascii="Times New Roman" w:hAnsi="Times New Roman" w:cs="Times New Roman"/>
@@ -7680,9 +5997,36 @@
                 <w:sz w:val="24"/>
                 <w:szCs w:val="24"/>
               </w:rPr>
-              <w:t>Permanencia</w:t>
-            </w:r>
-            <w:proofErr w:type="spellEnd"/>
+              <w:t>Permanencia (automóvil)</w:t>
+            </w:r>
+          </w:p>
+        </w:tc>
+        <w:tc>
+          <w:tcPr>
+            <w:tcW w:w="2400" w:type="dxa"/>
+            <w:tcBorders>
+              <w:top w:val="single" w:sz="4" w:space="0" w:color="BFBFBF"/>
+              <w:left w:val="single" w:sz="4" w:space="0" w:color="BFBFBF"/>
+              <w:bottom w:val="single" w:sz="4" w:space="0" w:color="BFBFBF"/>
+              <w:right w:val="single" w:sz="4" w:space="0" w:color="BFBFBF"/>
+            </w:tcBorders>
+            <w:shd w:val="clear" w:color="auto" w:fill="D9E2F3"/>
+            <w:tcMar>
+              <w:top w:w="40" w:type="dxa"/>
+              <w:left w:w="90" w:type="dxa"/>
+              <w:bottom w:w="40" w:type="dxa"/>
+              <w:right w:w="90" w:type="dxa"/>
+            </w:tcMar>
+            <w:vAlign w:val="center"/>
+          </w:tcPr>
+          <w:p>
+            <w:pPr>
+              <w:rPr>
+                <w:rFonts w:ascii="Times New Roman" w:hAnsi="Times New Roman" w:cs="Times New Roman"/>
+                <w:sz w:val="24"/>
+                <w:szCs w:val="24"/>
+              </w:rPr>
+            </w:pPr>
             <w:r>
               <w:rPr>
                 <w:rFonts w:ascii="Times New Roman" w:hAnsi="Times New Roman" w:cs="Times New Roman"/>
@@ -7691,80 +6035,8 @@
                 <w:sz w:val="24"/>
                 <w:szCs w:val="24"/>
               </w:rPr>
-              <w:t xml:space="preserve"> (</w:t>
-            </w:r>
-            <w:proofErr w:type="spellStart"/>
-            <w:r>
-              <w:rPr>
-                <w:rFonts w:ascii="Times New Roman" w:hAnsi="Times New Roman" w:cs="Times New Roman"/>
-                <w:b/>
-                <w:bCs/>
-                <w:sz w:val="24"/>
-                <w:szCs w:val="24"/>
-              </w:rPr>
-              <w:t>automóvil</w:t>
-            </w:r>
-            <w:proofErr w:type="spellEnd"/>
-            <w:r>
-              <w:rPr>
-                <w:rFonts w:ascii="Times New Roman" w:hAnsi="Times New Roman" w:cs="Times New Roman"/>
-                <w:b/>
-                <w:bCs/>
-                <w:sz w:val="24"/>
-                <w:szCs w:val="24"/>
-              </w:rPr>
-              <w:t>)</w:t>
-            </w:r>
-          </w:p>
-        </w:tc>
-        <w:tc>
-          <w:tcPr>
-            <w:tcW w:w="2400" w:type="dxa"/>
-            <w:tcBorders>
-              <w:top w:val="single" w:sz="4" w:space="0" w:color="BFBFBF"/>
-              <w:left w:val="single" w:sz="4" w:space="0" w:color="BFBFBF"/>
-              <w:bottom w:val="single" w:sz="4" w:space="0" w:color="BFBFBF"/>
-              <w:right w:val="single" w:sz="4" w:space="0" w:color="BFBFBF"/>
-            </w:tcBorders>
-            <w:shd w:val="clear" w:color="auto" w:fill="D9E2F3"/>
-            <w:tcMar>
-              <w:top w:w="40" w:type="dxa"/>
-              <w:left w:w="90" w:type="dxa"/>
-              <w:bottom w:w="40" w:type="dxa"/>
-              <w:right w:w="90" w:type="dxa"/>
-            </w:tcMar>
-            <w:vAlign w:val="center"/>
-          </w:tcPr>
-          <w:p>
-            <w:pPr>
-              <w:rPr>
-                <w:rFonts w:ascii="Times New Roman" w:hAnsi="Times New Roman" w:cs="Times New Roman"/>
-                <w:sz w:val="24"/>
-                <w:szCs w:val="24"/>
-              </w:rPr>
-            </w:pPr>
-            <w:r>
-              <w:rPr>
-                <w:rFonts w:ascii="Times New Roman" w:hAnsi="Times New Roman" w:cs="Times New Roman"/>
-                <w:b/>
-                <w:bCs/>
-                <w:sz w:val="24"/>
-                <w:szCs w:val="24"/>
-              </w:rPr>
-              <w:t xml:space="preserve">Horas </w:t>
-            </w:r>
-            <w:proofErr w:type="spellStart"/>
-            <w:r>
-              <w:rPr>
-                <w:rFonts w:ascii="Times New Roman" w:hAnsi="Times New Roman" w:cs="Times New Roman"/>
-                <w:b/>
-                <w:bCs/>
-                <w:sz w:val="24"/>
-                <w:szCs w:val="24"/>
-              </w:rPr>
-              <w:t>cobradas</w:t>
-            </w:r>
-            <w:proofErr w:type="spellEnd"/>
+              <w:t>Horas cobradas</w:t>
+            </w:r>
           </w:p>
         </w:tc>
         <w:tc>
@@ -7914,15 +6186,7 @@
                 <w:sz w:val="24"/>
                 <w:szCs w:val="24"/>
               </w:rPr>
-              <w:t>₡</w:t>
-            </w:r>
-            <w:r>
-              <w:rPr>
-                <w:rFonts w:ascii="Times New Roman" w:hAnsi="Times New Roman" w:cs="Times New Roman"/>
-                <w:sz w:val="24"/>
-                <w:szCs w:val="24"/>
-              </w:rPr>
-              <w:t>900</w:t>
+              <w:t>₡900</w:t>
             </w:r>
           </w:p>
         </w:tc>
@@ -8035,15 +6299,7 @@
                 <w:sz w:val="24"/>
                 <w:szCs w:val="24"/>
               </w:rPr>
-              <w:t>₡</w:t>
-            </w:r>
-            <w:r>
-              <w:rPr>
-                <w:rFonts w:ascii="Times New Roman" w:hAnsi="Times New Roman" w:cs="Times New Roman"/>
-                <w:sz w:val="24"/>
-                <w:szCs w:val="24"/>
-              </w:rPr>
-              <w:t>1 800</w:t>
+              <w:t>₡1 800</w:t>
             </w:r>
           </w:p>
         </w:tc>
@@ -8158,16 +6414,7 @@
                 <w:szCs w:val="24"/>
                 <w:lang w:val="es-CR"/>
               </w:rPr>
-              <w:t>₡</w:t>
-            </w:r>
-            <w:r>
-              <w:rPr>
-                <w:rFonts w:ascii="Times New Roman" w:hAnsi="Times New Roman" w:cs="Times New Roman"/>
-                <w:sz w:val="24"/>
-                <w:szCs w:val="24"/>
-                <w:lang w:val="es-CR"/>
-              </w:rPr>
-              <w:t>8 100 (aún no aplica el tope)</w:t>
+              <w:t>₡8 100 (aún no aplica el tope)</w:t>
             </w:r>
           </w:p>
         </w:tc>
@@ -8280,33 +6527,7 @@
                 <w:sz w:val="24"/>
                 <w:szCs w:val="24"/>
               </w:rPr>
-              <w:t>₡</w:t>
-            </w:r>
-            <w:r>
-              <w:rPr>
-                <w:rFonts w:ascii="Times New Roman" w:hAnsi="Times New Roman" w:cs="Times New Roman"/>
-                <w:sz w:val="24"/>
-                <w:szCs w:val="24"/>
-              </w:rPr>
-              <w:t xml:space="preserve">7 000 (tope </w:t>
-            </w:r>
-            <w:proofErr w:type="spellStart"/>
-            <w:r>
-              <w:rPr>
-                <w:rFonts w:ascii="Times New Roman" w:hAnsi="Times New Roman" w:cs="Times New Roman"/>
-                <w:sz w:val="24"/>
-                <w:szCs w:val="24"/>
-              </w:rPr>
-              <w:t>diario</w:t>
-            </w:r>
-            <w:proofErr w:type="spellEnd"/>
-            <w:r>
-              <w:rPr>
-                <w:rFonts w:ascii="Times New Roman" w:hAnsi="Times New Roman" w:cs="Times New Roman"/>
-                <w:sz w:val="24"/>
-                <w:szCs w:val="24"/>
-              </w:rPr>
-              <w:t>)</w:t>
+              <w:t>₡7 000 (tope diario)</w:t>
             </w:r>
           </w:p>
         </w:tc>
@@ -8419,15 +6640,7 @@
                 <w:sz w:val="24"/>
                 <w:szCs w:val="24"/>
               </w:rPr>
-              <w:t>₡</w:t>
-            </w:r>
-            <w:r>
-              <w:rPr>
-                <w:rFonts w:ascii="Times New Roman" w:hAnsi="Times New Roman" w:cs="Times New Roman"/>
-                <w:sz w:val="24"/>
-                <w:szCs w:val="24"/>
-              </w:rPr>
-              <w:t>7 000 / ₡7 900 / ₡14 000</w:t>
+              <w:t>₡7 000 / ₡7 900 / ₡14 000</w:t>
             </w:r>
           </w:p>
         </w:tc>
@@ -8474,7 +6687,6 @@
         </w:rPr>
         <w:t xml:space="preserve"> como el tope aplica desde las 10 horas, un automóvil que permanece 9 h paga ₡8 100 y uno que permanece 10 h paga ₡7 000. No es un error de implementación: es consecuencia directa del enunciado, que fija el umbral en 10 horas. Por eso el umbral es un parámetro de </w:t>
       </w:r>
-      <w:proofErr w:type="spellStart"/>
       <w:r>
         <w:rPr>
           <w:rFonts w:ascii="Times New Roman" w:eastAsia="Consolas" w:hAnsi="Times New Roman" w:cs="Times New Roman"/>
@@ -8484,7 +6696,6 @@
         </w:rPr>
         <w:t>HourlyPricingPolicy</w:t>
       </w:r>
-      <w:proofErr w:type="spellEnd"/>
       <w:r>
         <w:rPr>
           <w:rFonts w:ascii="Times New Roman" w:hAnsi="Times New Roman" w:cs="Times New Roman"/>
@@ -8497,7 +6708,7 @@
     </w:p>
     <w:p>
       <w:pPr>
-        <w:pStyle w:val="Heading1"/>
+        <w:pStyle w:val="Ttulo1"/>
         <w:keepNext/>
         <w:rPr>
           <w:rFonts w:ascii="Times New Roman" w:hAnsi="Times New Roman" w:cs="Times New Roman"/>
@@ -8513,19 +6724,8 @@
           <w:sz w:val="24"/>
           <w:szCs w:val="24"/>
         </w:rPr>
-        <w:t xml:space="preserve">6. Reglas de </w:t>
-      </w:r>
-      <w:proofErr w:type="spellStart"/>
-      <w:r>
-        <w:rPr>
-          <w:rFonts w:ascii="Times New Roman" w:hAnsi="Times New Roman" w:cs="Times New Roman"/>
-          <w:color w:val="auto"/>
-          <w:sz w:val="24"/>
-          <w:szCs w:val="24"/>
-        </w:rPr>
-        <w:t>negocio</w:t>
-      </w:r>
-      <w:proofErr w:type="spellEnd"/>
+        <w:t>6. Reglas de negocio</w:t>
+      </w:r>
     </w:p>
     <w:tbl>
       <w:tblPr>
@@ -8619,7 +6819,6 @@
                 <w:szCs w:val="24"/>
               </w:rPr>
             </w:pPr>
-            <w:proofErr w:type="spellStart"/>
             <w:r>
               <w:rPr>
                 <w:rFonts w:ascii="Times New Roman" w:hAnsi="Times New Roman" w:cs="Times New Roman"/>
@@ -8628,9 +6827,36 @@
                 <w:sz w:val="24"/>
                 <w:szCs w:val="24"/>
               </w:rPr>
-              <w:t>Dónde</w:t>
-            </w:r>
-            <w:proofErr w:type="spellEnd"/>
+              <w:t>Dónde se garantiza</w:t>
+            </w:r>
+          </w:p>
+        </w:tc>
+        <w:tc>
+          <w:tcPr>
+            <w:tcW w:w="2130" w:type="dxa"/>
+            <w:tcBorders>
+              <w:top w:val="single" w:sz="4" w:space="0" w:color="BFBFBF"/>
+              <w:left w:val="single" w:sz="4" w:space="0" w:color="BFBFBF"/>
+              <w:bottom w:val="single" w:sz="4" w:space="0" w:color="BFBFBF"/>
+              <w:right w:val="single" w:sz="4" w:space="0" w:color="BFBFBF"/>
+            </w:tcBorders>
+            <w:shd w:val="clear" w:color="auto" w:fill="D9E2F3"/>
+            <w:tcMar>
+              <w:top w:w="40" w:type="dxa"/>
+              <w:left w:w="90" w:type="dxa"/>
+              <w:bottom w:w="40" w:type="dxa"/>
+              <w:right w:w="90" w:type="dxa"/>
+            </w:tcMar>
+            <w:vAlign w:val="center"/>
+          </w:tcPr>
+          <w:p>
+            <w:pPr>
+              <w:rPr>
+                <w:rFonts w:ascii="Times New Roman" w:hAnsi="Times New Roman" w:cs="Times New Roman"/>
+                <w:sz w:val="24"/>
+                <w:szCs w:val="24"/>
+              </w:rPr>
+            </w:pPr>
             <w:r>
               <w:rPr>
                 <w:rFonts w:ascii="Times New Roman" w:hAnsi="Times New Roman" w:cs="Times New Roman"/>
@@ -8639,9 +6865,36 @@
                 <w:sz w:val="24"/>
                 <w:szCs w:val="24"/>
               </w:rPr>
-              <w:t xml:space="preserve"> se </w:t>
-            </w:r>
-            <w:proofErr w:type="spellStart"/>
+              <w:t>Excepción</w:t>
+            </w:r>
+          </w:p>
+        </w:tc>
+        <w:tc>
+          <w:tcPr>
+            <w:tcW w:w="2050" w:type="dxa"/>
+            <w:tcBorders>
+              <w:top w:val="single" w:sz="4" w:space="0" w:color="BFBFBF"/>
+              <w:left w:val="single" w:sz="4" w:space="0" w:color="BFBFBF"/>
+              <w:bottom w:val="single" w:sz="4" w:space="0" w:color="BFBFBF"/>
+              <w:right w:val="single" w:sz="4" w:space="0" w:color="BFBFBF"/>
+            </w:tcBorders>
+            <w:shd w:val="clear" w:color="auto" w:fill="D9E2F3"/>
+            <w:tcMar>
+              <w:top w:w="40" w:type="dxa"/>
+              <w:left w:w="90" w:type="dxa"/>
+              <w:bottom w:w="40" w:type="dxa"/>
+              <w:right w:w="90" w:type="dxa"/>
+            </w:tcMar>
+            <w:vAlign w:val="center"/>
+          </w:tcPr>
+          <w:p>
+            <w:pPr>
+              <w:rPr>
+                <w:rFonts w:ascii="Times New Roman" w:hAnsi="Times New Roman" w:cs="Times New Roman"/>
+                <w:sz w:val="24"/>
+                <w:szCs w:val="24"/>
+              </w:rPr>
+            </w:pPr>
             <w:r>
               <w:rPr>
                 <w:rFonts w:ascii="Times New Roman" w:hAnsi="Times New Roman" w:cs="Times New Roman"/>
@@ -8650,89 +6903,8 @@
                 <w:sz w:val="24"/>
                 <w:szCs w:val="24"/>
               </w:rPr>
-              <w:t>garantiza</w:t>
-            </w:r>
-            <w:proofErr w:type="spellEnd"/>
-          </w:p>
-        </w:tc>
-        <w:tc>
-          <w:tcPr>
-            <w:tcW w:w="2130" w:type="dxa"/>
-            <w:tcBorders>
-              <w:top w:val="single" w:sz="4" w:space="0" w:color="BFBFBF"/>
-              <w:left w:val="single" w:sz="4" w:space="0" w:color="BFBFBF"/>
-              <w:bottom w:val="single" w:sz="4" w:space="0" w:color="BFBFBF"/>
-              <w:right w:val="single" w:sz="4" w:space="0" w:color="BFBFBF"/>
-            </w:tcBorders>
-            <w:shd w:val="clear" w:color="auto" w:fill="D9E2F3"/>
-            <w:tcMar>
-              <w:top w:w="40" w:type="dxa"/>
-              <w:left w:w="90" w:type="dxa"/>
-              <w:bottom w:w="40" w:type="dxa"/>
-              <w:right w:w="90" w:type="dxa"/>
-            </w:tcMar>
-            <w:vAlign w:val="center"/>
-          </w:tcPr>
-          <w:p>
-            <w:pPr>
-              <w:rPr>
-                <w:rFonts w:ascii="Times New Roman" w:hAnsi="Times New Roman" w:cs="Times New Roman"/>
-                <w:sz w:val="24"/>
-                <w:szCs w:val="24"/>
-              </w:rPr>
-            </w:pPr>
-            <w:proofErr w:type="spellStart"/>
-            <w:r>
-              <w:rPr>
-                <w:rFonts w:ascii="Times New Roman" w:hAnsi="Times New Roman" w:cs="Times New Roman"/>
-                <w:b/>
-                <w:bCs/>
-                <w:sz w:val="24"/>
-                <w:szCs w:val="24"/>
-              </w:rPr>
-              <w:t>Excepción</w:t>
-            </w:r>
-            <w:proofErr w:type="spellEnd"/>
-          </w:p>
-        </w:tc>
-        <w:tc>
-          <w:tcPr>
-            <w:tcW w:w="2050" w:type="dxa"/>
-            <w:tcBorders>
-              <w:top w:val="single" w:sz="4" w:space="0" w:color="BFBFBF"/>
-              <w:left w:val="single" w:sz="4" w:space="0" w:color="BFBFBF"/>
-              <w:bottom w:val="single" w:sz="4" w:space="0" w:color="BFBFBF"/>
-              <w:right w:val="single" w:sz="4" w:space="0" w:color="BFBFBF"/>
-            </w:tcBorders>
-            <w:shd w:val="clear" w:color="auto" w:fill="D9E2F3"/>
-            <w:tcMar>
-              <w:top w:w="40" w:type="dxa"/>
-              <w:left w:w="90" w:type="dxa"/>
-              <w:bottom w:w="40" w:type="dxa"/>
-              <w:right w:w="90" w:type="dxa"/>
-            </w:tcMar>
-            <w:vAlign w:val="center"/>
-          </w:tcPr>
-          <w:p>
-            <w:pPr>
-              <w:rPr>
-                <w:rFonts w:ascii="Times New Roman" w:hAnsi="Times New Roman" w:cs="Times New Roman"/>
-                <w:sz w:val="24"/>
-                <w:szCs w:val="24"/>
-              </w:rPr>
-            </w:pPr>
-            <w:proofErr w:type="spellStart"/>
-            <w:r>
-              <w:rPr>
-                <w:rFonts w:ascii="Times New Roman" w:hAnsi="Times New Roman" w:cs="Times New Roman"/>
-                <w:b/>
-                <w:bCs/>
-                <w:sz w:val="24"/>
-                <w:szCs w:val="24"/>
-              </w:rPr>
               <w:t>Prueba</w:t>
             </w:r>
-            <w:proofErr w:type="spellEnd"/>
           </w:p>
         </w:tc>
       </w:tr>
@@ -8804,7 +6976,6 @@
                 <w:szCs w:val="24"/>
               </w:rPr>
             </w:pPr>
-            <w:proofErr w:type="spellStart"/>
             <w:r>
               <w:rPr>
                 <w:rFonts w:ascii="Times New Roman" w:eastAsia="Consolas" w:hAnsi="Times New Roman" w:cs="Times New Roman"/>
@@ -8813,7 +6984,6 @@
               </w:rPr>
               <w:t>ParkingLot.ensureNoActiveTicket</w:t>
             </w:r>
-            <w:proofErr w:type="spellEnd"/>
           </w:p>
         </w:tc>
         <w:tc>
@@ -8842,7 +7012,6 @@
                 <w:szCs w:val="24"/>
               </w:rPr>
             </w:pPr>
-            <w:proofErr w:type="spellStart"/>
             <w:r>
               <w:rPr>
                 <w:rFonts w:ascii="Times New Roman" w:eastAsia="Consolas" w:hAnsi="Times New Roman" w:cs="Times New Roman"/>
@@ -8851,7 +7020,6 @@
               </w:rPr>
               <w:t>ActiveTicketException</w:t>
             </w:r>
-            <w:proofErr w:type="spellEnd"/>
           </w:p>
         </w:tc>
         <w:tc>
@@ -8888,7 +7056,6 @@
               </w:rPr>
               <w:t xml:space="preserve">Demo 7, </w:t>
             </w:r>
-            <w:proofErr w:type="spellStart"/>
             <w:r>
               <w:rPr>
                 <w:rFonts w:ascii="Times New Roman" w:eastAsia="Consolas" w:hAnsi="Times New Roman" w:cs="Times New Roman"/>
@@ -8897,7 +7064,6 @@
               </w:rPr>
               <w:t>duplicateActiveTicket</w:t>
             </w:r>
-            <w:proofErr w:type="spellEnd"/>
           </w:p>
         </w:tc>
       </w:tr>
@@ -8970,7 +7136,6 @@
                 <w:szCs w:val="24"/>
               </w:rPr>
             </w:pPr>
-            <w:proofErr w:type="spellStart"/>
             <w:r>
               <w:rPr>
                 <w:rFonts w:ascii="Times New Roman" w:eastAsia="Consolas" w:hAnsi="Times New Roman" w:cs="Times New Roman"/>
@@ -8979,7 +7144,6 @@
               </w:rPr>
               <w:t>ParkingSpace.occupy</w:t>
             </w:r>
-            <w:proofErr w:type="spellEnd"/>
           </w:p>
         </w:tc>
         <w:tc>
@@ -9008,7 +7172,6 @@
                 <w:szCs w:val="24"/>
               </w:rPr>
             </w:pPr>
-            <w:proofErr w:type="spellStart"/>
             <w:r>
               <w:rPr>
                 <w:rFonts w:ascii="Times New Roman" w:eastAsia="Consolas" w:hAnsi="Times New Roman" w:cs="Times New Roman"/>
@@ -9017,7 +7180,6 @@
               </w:rPr>
               <w:t>SpaceNotAvailableException</w:t>
             </w:r>
-            <w:proofErr w:type="spellEnd"/>
           </w:p>
         </w:tc>
         <w:tc>
@@ -9054,7 +7216,6 @@
               </w:rPr>
               <w:t xml:space="preserve">Demo 4, </w:t>
             </w:r>
-            <w:proofErr w:type="spellStart"/>
             <w:r>
               <w:rPr>
                 <w:rFonts w:ascii="Times New Roman" w:eastAsia="Consolas" w:hAnsi="Times New Roman" w:cs="Times New Roman"/>
@@ -9063,7 +7224,6 @@
               </w:rPr>
               <w:t>occupiedSpace</w:t>
             </w:r>
-            <w:proofErr w:type="spellEnd"/>
           </w:p>
         </w:tc>
       </w:tr>
@@ -9135,7 +7295,6 @@
                 <w:szCs w:val="24"/>
               </w:rPr>
             </w:pPr>
-            <w:proofErr w:type="spellStart"/>
             <w:r>
               <w:rPr>
                 <w:rFonts w:ascii="Times New Roman" w:eastAsia="Consolas" w:hAnsi="Times New Roman" w:cs="Times New Roman"/>
@@ -9144,7 +7303,6 @@
               </w:rPr>
               <w:t>ParkingSpace.occupy</w:t>
             </w:r>
-            <w:proofErr w:type="spellEnd"/>
           </w:p>
         </w:tc>
         <w:tc>
@@ -9173,7 +7331,6 @@
                 <w:szCs w:val="24"/>
               </w:rPr>
             </w:pPr>
-            <w:proofErr w:type="spellStart"/>
             <w:r>
               <w:rPr>
                 <w:rFonts w:ascii="Times New Roman" w:eastAsia="Consolas" w:hAnsi="Times New Roman" w:cs="Times New Roman"/>
@@ -9182,7 +7339,6 @@
               </w:rPr>
               <w:t>SpaceNotAvailableException</w:t>
             </w:r>
-            <w:proofErr w:type="spellEnd"/>
           </w:p>
         </w:tc>
         <w:tc>
@@ -9219,7 +7375,6 @@
               </w:rPr>
               <w:t xml:space="preserve">Demo 5, </w:t>
             </w:r>
-            <w:proofErr w:type="spellStart"/>
             <w:r>
               <w:rPr>
                 <w:rFonts w:ascii="Times New Roman" w:eastAsia="Consolas" w:hAnsi="Times New Roman" w:cs="Times New Roman"/>
@@ -9228,7 +7383,6 @@
               </w:rPr>
               <w:t>outOfServiceSpace</w:t>
             </w:r>
-            <w:proofErr w:type="spellEnd"/>
           </w:p>
         </w:tc>
       </w:tr>
@@ -9300,7 +7454,6 @@
                 <w:szCs w:val="24"/>
               </w:rPr>
             </w:pPr>
-            <w:proofErr w:type="spellStart"/>
             <w:r>
               <w:rPr>
                 <w:rFonts w:ascii="Times New Roman" w:eastAsia="Consolas" w:hAnsi="Times New Roman" w:cs="Times New Roman"/>
@@ -9309,7 +7462,6 @@
               </w:rPr>
               <w:t>ParkingSpace.isCompatibleWith</w:t>
             </w:r>
-            <w:proofErr w:type="spellEnd"/>
             <w:r>
               <w:rPr>
                 <w:rFonts w:ascii="Times New Roman" w:hAnsi="Times New Roman" w:cs="Times New Roman"/>
@@ -9354,7 +7506,6 @@
                 <w:szCs w:val="24"/>
               </w:rPr>
             </w:pPr>
-            <w:proofErr w:type="spellStart"/>
             <w:r>
               <w:rPr>
                 <w:rFonts w:ascii="Times New Roman" w:eastAsia="Consolas" w:hAnsi="Times New Roman" w:cs="Times New Roman"/>
@@ -9363,7 +7514,6 @@
               </w:rPr>
               <w:t>IncompatibleSpaceException</w:t>
             </w:r>
-            <w:proofErr w:type="spellEnd"/>
           </w:p>
         </w:tc>
         <w:tc>
@@ -9400,7 +7550,6 @@
               </w:rPr>
               <w:t xml:space="preserve">Demo 6, </w:t>
             </w:r>
-            <w:proofErr w:type="spellStart"/>
             <w:r>
               <w:rPr>
                 <w:rFonts w:ascii="Times New Roman" w:eastAsia="Consolas" w:hAnsi="Times New Roman" w:cs="Times New Roman"/>
@@ -9409,7 +7558,6 @@
               </w:rPr>
               <w:t>incompatibleSpace</w:t>
             </w:r>
-            <w:proofErr w:type="spellEnd"/>
           </w:p>
         </w:tc>
       </w:tr>
@@ -9481,7 +7629,6 @@
                 <w:szCs w:val="24"/>
               </w:rPr>
             </w:pPr>
-            <w:proofErr w:type="spellStart"/>
             <w:r>
               <w:rPr>
                 <w:rFonts w:ascii="Times New Roman" w:eastAsia="Consolas" w:hAnsi="Times New Roman" w:cs="Times New Roman"/>
@@ -9490,7 +7637,6 @@
               </w:rPr>
               <w:t>ParkingLot.registerExit</w:t>
             </w:r>
-            <w:proofErr w:type="spellEnd"/>
           </w:p>
         </w:tc>
         <w:tc>
@@ -9519,7 +7665,6 @@
                 <w:szCs w:val="24"/>
               </w:rPr>
             </w:pPr>
-            <w:proofErr w:type="spellStart"/>
             <w:r>
               <w:rPr>
                 <w:rFonts w:ascii="Times New Roman" w:eastAsia="Consolas" w:hAnsi="Times New Roman" w:cs="Times New Roman"/>
@@ -9528,7 +7673,6 @@
               </w:rPr>
               <w:t>NoActiveTicketException</w:t>
             </w:r>
-            <w:proofErr w:type="spellEnd"/>
           </w:p>
         </w:tc>
         <w:tc>
@@ -9565,7 +7709,6 @@
               </w:rPr>
               <w:t xml:space="preserve">Demo 17, </w:t>
             </w:r>
-            <w:proofErr w:type="spellStart"/>
             <w:r>
               <w:rPr>
                 <w:rFonts w:ascii="Times New Roman" w:eastAsia="Consolas" w:hAnsi="Times New Roman" w:cs="Times New Roman"/>
@@ -9574,7 +7717,6 @@
               </w:rPr>
               <w:t>exitWithoutTicket</w:t>
             </w:r>
-            <w:proofErr w:type="spellEnd"/>
           </w:p>
         </w:tc>
       </w:tr>
@@ -9646,7 +7788,6 @@
                 <w:szCs w:val="24"/>
               </w:rPr>
             </w:pPr>
-            <w:proofErr w:type="spellStart"/>
             <w:r>
               <w:rPr>
                 <w:rFonts w:ascii="Times New Roman" w:eastAsia="Consolas" w:hAnsi="Times New Roman" w:cs="Times New Roman"/>
@@ -9655,7 +7796,6 @@
               </w:rPr>
               <w:t>ParkingTicket.pay</w:t>
             </w:r>
-            <w:proofErr w:type="spellEnd"/>
           </w:p>
         </w:tc>
         <w:tc>
@@ -9684,7 +7824,6 @@
                 <w:szCs w:val="24"/>
               </w:rPr>
             </w:pPr>
-            <w:proofErr w:type="spellStart"/>
             <w:r>
               <w:rPr>
                 <w:rFonts w:ascii="Times New Roman" w:eastAsia="Consolas" w:hAnsi="Times New Roman" w:cs="Times New Roman"/>
@@ -9693,7 +7832,6 @@
               </w:rPr>
               <w:t>InvalidTicketStateException</w:t>
             </w:r>
-            <w:proofErr w:type="spellEnd"/>
           </w:p>
         </w:tc>
         <w:tc>
@@ -9730,7 +7868,6 @@
               </w:rPr>
               <w:t xml:space="preserve">Demo 16, </w:t>
             </w:r>
-            <w:proofErr w:type="spellStart"/>
             <w:r>
               <w:rPr>
                 <w:rFonts w:ascii="Times New Roman" w:eastAsia="Consolas" w:hAnsi="Times New Roman" w:cs="Times New Roman"/>
@@ -9739,7 +7876,6 @@
               </w:rPr>
               <w:t>payActiveTicket</w:t>
             </w:r>
-            <w:proofErr w:type="spellEnd"/>
             <w:r>
               <w:rPr>
                 <w:rFonts w:ascii="Times New Roman" w:hAnsi="Times New Roman" w:cs="Times New Roman"/>
@@ -9748,7 +7884,6 @@
               </w:rPr>
               <w:t xml:space="preserve">, </w:t>
             </w:r>
-            <w:proofErr w:type="spellStart"/>
             <w:r>
               <w:rPr>
                 <w:rFonts w:ascii="Times New Roman" w:eastAsia="Consolas" w:hAnsi="Times New Roman" w:cs="Times New Roman"/>
@@ -9757,7 +7892,6 @@
               </w:rPr>
               <w:t>payTwice</w:t>
             </w:r>
-            <w:proofErr w:type="spellEnd"/>
           </w:p>
         </w:tc>
       </w:tr>
@@ -9829,7 +7963,6 @@
                 <w:szCs w:val="24"/>
               </w:rPr>
             </w:pPr>
-            <w:proofErr w:type="spellStart"/>
             <w:r>
               <w:rPr>
                 <w:rFonts w:ascii="Times New Roman" w:eastAsia="Consolas" w:hAnsi="Times New Roman" w:cs="Times New Roman"/>
@@ -9838,32 +7971,13 @@
               </w:rPr>
               <w:t>Vehicle.calculateFee</w:t>
             </w:r>
-            <w:proofErr w:type="spellEnd"/>
-            <w:r>
-              <w:rPr>
-                <w:rFonts w:ascii="Times New Roman" w:hAnsi="Times New Roman" w:cs="Times New Roman"/>
-                <w:sz w:val="24"/>
-                <w:szCs w:val="24"/>
-              </w:rPr>
-              <w:t xml:space="preserve"> (</w:t>
-            </w:r>
-            <w:proofErr w:type="spellStart"/>
-            <w:r>
-              <w:rPr>
-                <w:rFonts w:ascii="Times New Roman" w:hAnsi="Times New Roman" w:cs="Times New Roman"/>
-                <w:sz w:val="24"/>
-                <w:szCs w:val="24"/>
-              </w:rPr>
-              <w:t>polimorfismo</w:t>
-            </w:r>
-            <w:proofErr w:type="spellEnd"/>
-            <w:r>
-              <w:rPr>
-                <w:rFonts w:ascii="Times New Roman" w:hAnsi="Times New Roman" w:cs="Times New Roman"/>
-                <w:sz w:val="24"/>
-                <w:szCs w:val="24"/>
-              </w:rPr>
-              <w:t>)</w:t>
+            <w:r>
+              <w:rPr>
+                <w:rFonts w:ascii="Times New Roman" w:hAnsi="Times New Roman" w:cs="Times New Roman"/>
+                <w:sz w:val="24"/>
+                <w:szCs w:val="24"/>
+              </w:rPr>
+              <w:t xml:space="preserve"> (polimorfismo)</w:t>
             </w:r>
           </w:p>
         </w:tc>
@@ -9937,7 +8051,6 @@
               </w:rPr>
               <w:t xml:space="preserve">Demo 8–11, </w:t>
             </w:r>
-            <w:proofErr w:type="spellStart"/>
             <w:r>
               <w:rPr>
                 <w:rFonts w:ascii="Times New Roman" w:eastAsia="Consolas" w:hAnsi="Times New Roman" w:cs="Times New Roman"/>
@@ -9946,7 +8059,6 @@
               </w:rPr>
               <w:t>ratesPerType</w:t>
             </w:r>
-            <w:proofErr w:type="spellEnd"/>
           </w:p>
         </w:tc>
       </w:tr>
@@ -10018,7 +8130,6 @@
                 <w:szCs w:val="24"/>
               </w:rPr>
             </w:pPr>
-            <w:proofErr w:type="spellStart"/>
             <w:r>
               <w:rPr>
                 <w:rFonts w:ascii="Times New Roman" w:eastAsia="Consolas" w:hAnsi="Times New Roman" w:cs="Times New Roman"/>
@@ -10027,7 +8138,6 @@
               </w:rPr>
               <w:t>ParkingTicket.close</w:t>
             </w:r>
-            <w:proofErr w:type="spellEnd"/>
             <w:r>
               <w:rPr>
                 <w:rFonts w:ascii="Times New Roman" w:hAnsi="Times New Roman" w:cs="Times New Roman"/>
@@ -10036,7 +8146,6 @@
               </w:rPr>
               <w:t xml:space="preserve"> → </w:t>
             </w:r>
-            <w:proofErr w:type="spellStart"/>
             <w:r>
               <w:rPr>
                 <w:rFonts w:ascii="Times New Roman" w:eastAsia="Consolas" w:hAnsi="Times New Roman" w:cs="Times New Roman"/>
@@ -10045,7 +8154,6 @@
               </w:rPr>
               <w:t>ParkingSpace.release</w:t>
             </w:r>
-            <w:proofErr w:type="spellEnd"/>
           </w:p>
         </w:tc>
         <w:tc>
@@ -10118,7 +8226,6 @@
               </w:rPr>
               <w:t xml:space="preserve">Demo 14, </w:t>
             </w:r>
-            <w:proofErr w:type="spellStart"/>
             <w:r>
               <w:rPr>
                 <w:rFonts w:ascii="Times New Roman" w:eastAsia="Consolas" w:hAnsi="Times New Roman" w:cs="Times New Roman"/>
@@ -10127,14 +8234,13 @@
               </w:rPr>
               <w:t>spaceReleased</w:t>
             </w:r>
-            <w:proofErr w:type="spellEnd"/>
           </w:p>
         </w:tc>
       </w:tr>
     </w:tbl>
     <w:p>
       <w:pPr>
-        <w:pStyle w:val="Heading1"/>
+        <w:pStyle w:val="Ttulo1"/>
         <w:keepNext/>
         <w:rPr>
           <w:rFonts w:ascii="Times New Roman" w:hAnsi="Times New Roman" w:cs="Times New Roman"/>
@@ -10150,19 +8256,8 @@
           <w:sz w:val="24"/>
           <w:szCs w:val="24"/>
         </w:rPr>
-        <w:t xml:space="preserve">7. </w:t>
-      </w:r>
-      <w:proofErr w:type="spellStart"/>
-      <w:r>
-        <w:rPr>
-          <w:rFonts w:ascii="Times New Roman" w:hAnsi="Times New Roman" w:cs="Times New Roman"/>
-          <w:color w:val="auto"/>
-          <w:sz w:val="24"/>
-          <w:szCs w:val="24"/>
-        </w:rPr>
-        <w:t>Pruebas</w:t>
-      </w:r>
-      <w:proofErr w:type="spellEnd"/>
+        <w:t>7. Pruebas</w:t>
+      </w:r>
     </w:p>
     <w:p>
       <w:pPr>
@@ -10204,7 +8299,6 @@
         </w:rPr>
         <w:t xml:space="preserve"> (</w:t>
       </w:r>
-      <w:proofErr w:type="spellStart"/>
       <w:r>
         <w:rPr>
           <w:rFonts w:ascii="Times New Roman" w:eastAsia="Consolas" w:hAnsi="Times New Roman" w:cs="Times New Roman"/>
@@ -10214,7 +8308,6 @@
         </w:rPr>
         <w:t>ParkingDemo</w:t>
       </w:r>
-      <w:proofErr w:type="spellEnd"/>
       <w:r>
         <w:rPr>
           <w:rFonts w:ascii="Times New Roman" w:hAnsi="Times New Roman" w:cs="Times New Roman"/>
@@ -10233,31 +8326,7 @@
           <w:szCs w:val="24"/>
           <w:lang w:val="es-CR"/>
         </w:rPr>
-        <w:t xml:space="preserve">(2) Pruebas automatizadas </w:t>
-      </w:r>
-      <w:proofErr w:type="spellStart"/>
-      <w:r>
-        <w:rPr>
-          <w:rFonts w:ascii="Times New Roman" w:hAnsi="Times New Roman" w:cs="Times New Roman"/>
-          <w:b/>
-          <w:bCs/>
-          <w:sz w:val="24"/>
-          <w:szCs w:val="24"/>
-          <w:lang w:val="es-CR"/>
-        </w:rPr>
-        <w:t>JUnit</w:t>
-      </w:r>
-      <w:proofErr w:type="spellEnd"/>
-      <w:r>
-        <w:rPr>
-          <w:rFonts w:ascii="Times New Roman" w:hAnsi="Times New Roman" w:cs="Times New Roman"/>
-          <w:b/>
-          <w:bCs/>
-          <w:sz w:val="24"/>
-          <w:szCs w:val="24"/>
-          <w:lang w:val="es-CR"/>
-        </w:rPr>
-        <w:t xml:space="preserve"> 5</w:t>
+        <w:t>(2) Pruebas automatizadas JUnit 5</w:t>
       </w:r>
       <w:r>
         <w:rPr>
@@ -10268,7 +8337,6 @@
         </w:rPr>
         <w:t xml:space="preserve"> (</w:t>
       </w:r>
-      <w:proofErr w:type="spellStart"/>
       <w:r>
         <w:rPr>
           <w:rFonts w:ascii="Times New Roman" w:eastAsia="Consolas" w:hAnsi="Times New Roman" w:cs="Times New Roman"/>
@@ -10278,7 +8346,6 @@
         </w:rPr>
         <w:t>ParkingSystemTest</w:t>
       </w:r>
-      <w:proofErr w:type="spellEnd"/>
       <w:r>
         <w:rPr>
           <w:rFonts w:ascii="Times New Roman" w:hAnsi="Times New Roman" w:cs="Times New Roman"/>
@@ -10288,7 +8355,6 @@
         </w:rPr>
         <w:t xml:space="preserve">, con </w:t>
       </w:r>
-      <w:proofErr w:type="spellStart"/>
       <w:r>
         <w:rPr>
           <w:rFonts w:ascii="Times New Roman" w:eastAsia="Consolas" w:hAnsi="Times New Roman" w:cs="Times New Roman"/>
@@ -10296,17 +8362,7 @@
           <w:szCs w:val="24"/>
           <w:lang w:val="es-CR"/>
         </w:rPr>
-        <w:t>mvn</w:t>
-      </w:r>
-      <w:proofErr w:type="spellEnd"/>
-      <w:r>
-        <w:rPr>
-          <w:rFonts w:ascii="Times New Roman" w:eastAsia="Consolas" w:hAnsi="Times New Roman" w:cs="Times New Roman"/>
-          <w:sz w:val="24"/>
-          <w:szCs w:val="24"/>
-          <w:lang w:val="es-CR"/>
-        </w:rPr>
-        <w:t xml:space="preserve"> test</w:t>
+        <w:t>mvn test</w:t>
       </w:r>
       <w:r>
         <w:rPr>
@@ -10320,7 +8376,7 @@
     </w:p>
     <w:p>
       <w:pPr>
-        <w:pStyle w:val="Heading2"/>
+        <w:pStyle w:val="Ttulo2"/>
         <w:keepNext/>
         <w:rPr>
           <w:rFonts w:ascii="Times New Roman" w:hAnsi="Times New Roman" w:cs="Times New Roman"/>
@@ -10507,7 +8563,6 @@
                 <w:szCs w:val="24"/>
               </w:rPr>
             </w:pPr>
-            <w:proofErr w:type="spellStart"/>
             <w:r>
               <w:rPr>
                 <w:rFonts w:ascii="Times New Roman" w:hAnsi="Times New Roman" w:cs="Times New Roman"/>
@@ -10518,7 +8573,6 @@
               </w:rPr>
               <w:t>Esperado</w:t>
             </w:r>
-            <w:proofErr w:type="spellEnd"/>
           </w:p>
         </w:tc>
         <w:tc>
@@ -10547,7 +8601,6 @@
                 <w:szCs w:val="24"/>
               </w:rPr>
             </w:pPr>
-            <w:proofErr w:type="spellStart"/>
             <w:r>
               <w:rPr>
                 <w:rFonts w:ascii="Times New Roman" w:hAnsi="Times New Roman" w:cs="Times New Roman"/>
@@ -10558,7 +8611,6 @@
               </w:rPr>
               <w:t>Obtenido</w:t>
             </w:r>
-            <w:proofErr w:type="spellEnd"/>
           </w:p>
         </w:tc>
         <w:tc>
@@ -10666,34 +8718,14 @@
                 <w:szCs w:val="24"/>
               </w:rPr>
             </w:pPr>
-            <w:proofErr w:type="spellStart"/>
-            <w:r>
-              <w:rPr>
-                <w:rFonts w:ascii="Times New Roman" w:hAnsi="Times New Roman" w:cs="Times New Roman"/>
-                <w:sz w:val="24"/>
-                <w:szCs w:val="24"/>
-              </w:rPr>
-              <w:t>Ingreso</w:t>
-            </w:r>
-            <w:proofErr w:type="spellEnd"/>
-            <w:r>
-              <w:rPr>
-                <w:rFonts w:ascii="Times New Roman" w:hAnsi="Times New Roman" w:cs="Times New Roman"/>
-                <w:sz w:val="24"/>
-                <w:szCs w:val="24"/>
-              </w:rPr>
-              <w:t xml:space="preserve"> de </w:t>
-            </w:r>
-            <w:proofErr w:type="spellStart"/>
-            <w:r>
-              <w:rPr>
-                <w:rFonts w:ascii="Times New Roman" w:hAnsi="Times New Roman" w:cs="Times New Roman"/>
-                <w:sz w:val="24"/>
-                <w:szCs w:val="24"/>
-              </w:rPr>
-              <w:t>automóvil</w:t>
-            </w:r>
-            <w:proofErr w:type="spellEnd"/>
+            <w:r>
+              <w:rPr>
+                <w:rFonts w:ascii="Times New Roman" w:hAnsi="Times New Roman" w:cs="Times New Roman"/>
+                <w:sz w:val="24"/>
+                <w:szCs w:val="24"/>
+              </w:rPr>
+              <w:t>Ingreso de automóvil</w:t>
+            </w:r>
           </w:p>
         </w:tc>
         <w:tc>
@@ -10722,23 +8754,13 @@
                 <w:szCs w:val="24"/>
               </w:rPr>
             </w:pPr>
-            <w:proofErr w:type="spellStart"/>
             <w:r>
               <w:rPr>
                 <w:rFonts w:ascii="Times New Roman" w:eastAsia="Consolas" w:hAnsi="Times New Roman" w:cs="Times New Roman"/>
                 <w:sz w:val="24"/>
                 <w:szCs w:val="24"/>
               </w:rPr>
-              <w:t>registerEntry</w:t>
-            </w:r>
-            <w:proofErr w:type="spellEnd"/>
-            <w:r>
-              <w:rPr>
-                <w:rFonts w:ascii="Times New Roman" w:eastAsia="Consolas" w:hAnsi="Times New Roman" w:cs="Times New Roman"/>
-                <w:sz w:val="24"/>
-                <w:szCs w:val="24"/>
-              </w:rPr>
-              <w:t>("CAR-100")</w:t>
+              <w:t>registerEntry("CAR-100")</w:t>
             </w:r>
           </w:p>
         </w:tc>
@@ -10918,34 +8940,14 @@
                 <w:szCs w:val="24"/>
               </w:rPr>
             </w:pPr>
-            <w:proofErr w:type="spellStart"/>
-            <w:r>
-              <w:rPr>
-                <w:rFonts w:ascii="Times New Roman" w:hAnsi="Times New Roman" w:cs="Times New Roman"/>
-                <w:sz w:val="24"/>
-                <w:szCs w:val="24"/>
-              </w:rPr>
-              <w:t>Ingreso</w:t>
-            </w:r>
-            <w:proofErr w:type="spellEnd"/>
-            <w:r>
-              <w:rPr>
-                <w:rFonts w:ascii="Times New Roman" w:hAnsi="Times New Roman" w:cs="Times New Roman"/>
-                <w:sz w:val="24"/>
-                <w:szCs w:val="24"/>
-              </w:rPr>
-              <w:t xml:space="preserve"> de </w:t>
-            </w:r>
-            <w:proofErr w:type="spellStart"/>
-            <w:r>
-              <w:rPr>
-                <w:rFonts w:ascii="Times New Roman" w:hAnsi="Times New Roman" w:cs="Times New Roman"/>
-                <w:sz w:val="24"/>
-                <w:szCs w:val="24"/>
-              </w:rPr>
-              <w:t>motocicleta</w:t>
-            </w:r>
-            <w:proofErr w:type="spellEnd"/>
+            <w:r>
+              <w:rPr>
+                <w:rFonts w:ascii="Times New Roman" w:hAnsi="Times New Roman" w:cs="Times New Roman"/>
+                <w:sz w:val="24"/>
+                <w:szCs w:val="24"/>
+              </w:rPr>
+              <w:t>Ingreso de motocicleta</w:t>
+            </w:r>
           </w:p>
         </w:tc>
         <w:tc>
@@ -10974,23 +8976,13 @@
                 <w:szCs w:val="24"/>
               </w:rPr>
             </w:pPr>
-            <w:proofErr w:type="spellStart"/>
             <w:r>
               <w:rPr>
                 <w:rFonts w:ascii="Times New Roman" w:eastAsia="Consolas" w:hAnsi="Times New Roman" w:cs="Times New Roman"/>
                 <w:sz w:val="24"/>
                 <w:szCs w:val="24"/>
               </w:rPr>
-              <w:t>registerEntry</w:t>
-            </w:r>
-            <w:proofErr w:type="spellEnd"/>
-            <w:r>
-              <w:rPr>
-                <w:rFonts w:ascii="Times New Roman" w:eastAsia="Consolas" w:hAnsi="Times New Roman" w:cs="Times New Roman"/>
-                <w:sz w:val="24"/>
-                <w:szCs w:val="24"/>
-              </w:rPr>
-              <w:t>("MOT-200")</w:t>
+              <w:t>registerEntry("MOT-200")</w:t>
             </w:r>
           </w:p>
         </w:tc>
@@ -11207,23 +9199,13 @@
                 <w:szCs w:val="24"/>
               </w:rPr>
             </w:pPr>
-            <w:proofErr w:type="spellStart"/>
             <w:r>
               <w:rPr>
                 <w:rFonts w:ascii="Times New Roman" w:eastAsia="Consolas" w:hAnsi="Times New Roman" w:cs="Times New Roman"/>
                 <w:sz w:val="24"/>
                 <w:szCs w:val="24"/>
               </w:rPr>
-              <w:t>registerEntry</w:t>
-            </w:r>
-            <w:proofErr w:type="spellEnd"/>
-            <w:r>
-              <w:rPr>
-                <w:rFonts w:ascii="Times New Roman" w:eastAsia="Consolas" w:hAnsi="Times New Roman" w:cs="Times New Roman"/>
-                <w:sz w:val="24"/>
-                <w:szCs w:val="24"/>
-              </w:rPr>
-              <w:t>("CRG-300")</w:t>
+              <w:t>registerEntry("CRG-300")</w:t>
             </w:r>
           </w:p>
         </w:tc>
@@ -11408,18 +9390,8 @@
                 <w:sz w:val="24"/>
                 <w:szCs w:val="24"/>
               </w:rPr>
-              <w:t xml:space="preserve">Espacio </w:t>
-            </w:r>
-            <w:proofErr w:type="spellStart"/>
-            <w:r>
-              <w:rPr>
-                <w:rFonts w:ascii="Times New Roman" w:hAnsi="Times New Roman" w:cs="Times New Roman"/>
-                <w:sz w:val="24"/>
-                <w:szCs w:val="24"/>
-              </w:rPr>
-              <w:t>ocupado</w:t>
-            </w:r>
-            <w:proofErr w:type="spellEnd"/>
+              <w:t>Espacio ocupado</w:t>
+            </w:r>
           </w:p>
         </w:tc>
         <w:tc>
@@ -11486,7 +9458,6 @@
                 <w:szCs w:val="24"/>
               </w:rPr>
             </w:pPr>
-            <w:proofErr w:type="spellStart"/>
             <w:r>
               <w:rPr>
                 <w:rFonts w:ascii="Times New Roman" w:eastAsia="Consolas" w:hAnsi="Times New Roman" w:cs="Times New Roman"/>
@@ -11495,7 +9466,6 @@
               </w:rPr>
               <w:t>SpaceNotAvailableException</w:t>
             </w:r>
-            <w:proofErr w:type="spellEnd"/>
           </w:p>
         </w:tc>
         <w:tc>
@@ -11524,7 +9494,6 @@
                 <w:szCs w:val="24"/>
               </w:rPr>
             </w:pPr>
-            <w:proofErr w:type="spellStart"/>
             <w:r>
               <w:rPr>
                 <w:rFonts w:ascii="Times New Roman" w:eastAsia="Consolas" w:hAnsi="Times New Roman" w:cs="Times New Roman"/>
@@ -11533,7 +9502,6 @@
               </w:rPr>
               <w:t>SpaceNotAvailableException</w:t>
             </w:r>
-            <w:proofErr w:type="spellEnd"/>
             <w:r>
               <w:rPr>
                 <w:rFonts w:ascii="Times New Roman" w:hAnsi="Times New Roman" w:cs="Times New Roman"/>
@@ -11653,18 +9621,8 @@
                 <w:sz w:val="24"/>
                 <w:szCs w:val="24"/>
               </w:rPr>
-              <w:t xml:space="preserve">Espacio fuera de </w:t>
-            </w:r>
-            <w:proofErr w:type="spellStart"/>
-            <w:r>
-              <w:rPr>
-                <w:rFonts w:ascii="Times New Roman" w:hAnsi="Times New Roman" w:cs="Times New Roman"/>
-                <w:sz w:val="24"/>
-                <w:szCs w:val="24"/>
-              </w:rPr>
-              <w:t>servicio</w:t>
-            </w:r>
-            <w:proofErr w:type="spellEnd"/>
+              <w:t>Espacio fuera de servicio</w:t>
+            </w:r>
           </w:p>
         </w:tc>
         <w:tc>
@@ -11731,7 +9689,6 @@
                 <w:szCs w:val="24"/>
               </w:rPr>
             </w:pPr>
-            <w:proofErr w:type="spellStart"/>
             <w:r>
               <w:rPr>
                 <w:rFonts w:ascii="Times New Roman" w:eastAsia="Consolas" w:hAnsi="Times New Roman" w:cs="Times New Roman"/>
@@ -11740,7 +9697,6 @@
               </w:rPr>
               <w:t>SpaceNotAvailableException</w:t>
             </w:r>
-            <w:proofErr w:type="spellEnd"/>
           </w:p>
         </w:tc>
         <w:tc>
@@ -11769,7 +9725,6 @@
                 <w:szCs w:val="24"/>
               </w:rPr>
             </w:pPr>
-            <w:proofErr w:type="spellStart"/>
             <w:r>
               <w:rPr>
                 <w:rFonts w:ascii="Times New Roman" w:eastAsia="Consolas" w:hAnsi="Times New Roman" w:cs="Times New Roman"/>
@@ -11778,7 +9733,6 @@
               </w:rPr>
               <w:t>SpaceNotAvailableException</w:t>
             </w:r>
-            <w:proofErr w:type="spellEnd"/>
             <w:r>
               <w:rPr>
                 <w:rFonts w:ascii="Times New Roman" w:hAnsi="Times New Roman" w:cs="Times New Roman"/>
@@ -11934,43 +9888,7 @@
                 <w:sz w:val="24"/>
                 <w:szCs w:val="24"/>
               </w:rPr>
-              <w:t xml:space="preserve">Auto </w:t>
-            </w:r>
-            <w:proofErr w:type="spellStart"/>
-            <w:r>
-              <w:rPr>
-                <w:rFonts w:ascii="Times New Roman" w:hAnsi="Times New Roman" w:cs="Times New Roman"/>
-                <w:sz w:val="24"/>
-                <w:szCs w:val="24"/>
-              </w:rPr>
-              <w:t>pide</w:t>
-            </w:r>
-            <w:proofErr w:type="spellEnd"/>
-            <w:r>
-              <w:rPr>
-                <w:rFonts w:ascii="Times New Roman" w:hAnsi="Times New Roman" w:cs="Times New Roman"/>
-                <w:sz w:val="24"/>
-                <w:szCs w:val="24"/>
-              </w:rPr>
-              <w:t xml:space="preserve"> M2 (</w:t>
-            </w:r>
-            <w:proofErr w:type="spellStart"/>
-            <w:r>
-              <w:rPr>
-                <w:rFonts w:ascii="Times New Roman" w:hAnsi="Times New Roman" w:cs="Times New Roman"/>
-                <w:sz w:val="24"/>
-                <w:szCs w:val="24"/>
-              </w:rPr>
-              <w:t>motocicleta</w:t>
-            </w:r>
-            <w:proofErr w:type="spellEnd"/>
-            <w:r>
-              <w:rPr>
-                <w:rFonts w:ascii="Times New Roman" w:hAnsi="Times New Roman" w:cs="Times New Roman"/>
-                <w:sz w:val="24"/>
-                <w:szCs w:val="24"/>
-              </w:rPr>
-              <w:t>)</w:t>
+              <w:t>Auto pide M2 (motocicleta)</w:t>
             </w:r>
           </w:p>
         </w:tc>
@@ -12000,7 +9918,6 @@
                 <w:szCs w:val="24"/>
               </w:rPr>
             </w:pPr>
-            <w:proofErr w:type="spellStart"/>
             <w:r>
               <w:rPr>
                 <w:rFonts w:ascii="Times New Roman" w:eastAsia="Consolas" w:hAnsi="Times New Roman" w:cs="Times New Roman"/>
@@ -12009,7 +9926,6 @@
               </w:rPr>
               <w:t>IncompatibleSpaceException</w:t>
             </w:r>
-            <w:proofErr w:type="spellEnd"/>
           </w:p>
         </w:tc>
         <w:tc>
@@ -12038,7 +9954,6 @@
                 <w:szCs w:val="24"/>
               </w:rPr>
             </w:pPr>
-            <w:proofErr w:type="spellStart"/>
             <w:r>
               <w:rPr>
                 <w:rFonts w:ascii="Times New Roman" w:eastAsia="Consolas" w:hAnsi="Times New Roman" w:cs="Times New Roman"/>
@@ -12047,7 +9962,6 @@
               </w:rPr>
               <w:t>IncompatibleSpaceException</w:t>
             </w:r>
-            <w:proofErr w:type="spellEnd"/>
             <w:r>
               <w:rPr>
                 <w:rFonts w:ascii="Times New Roman" w:hAnsi="Times New Roman" w:cs="Times New Roman"/>
@@ -12167,36 +10081,8 @@
                 <w:sz w:val="24"/>
                 <w:szCs w:val="24"/>
               </w:rPr>
-              <w:t xml:space="preserve">Ticket </w:t>
-            </w:r>
-            <w:proofErr w:type="spellStart"/>
-            <w:r>
-              <w:rPr>
-                <w:rFonts w:ascii="Times New Roman" w:hAnsi="Times New Roman" w:cs="Times New Roman"/>
-                <w:sz w:val="24"/>
-                <w:szCs w:val="24"/>
-              </w:rPr>
-              <w:t>activo</w:t>
-            </w:r>
-            <w:proofErr w:type="spellEnd"/>
-            <w:r>
-              <w:rPr>
-                <w:rFonts w:ascii="Times New Roman" w:hAnsi="Times New Roman" w:cs="Times New Roman"/>
-                <w:sz w:val="24"/>
-                <w:szCs w:val="24"/>
-              </w:rPr>
-              <w:t xml:space="preserve"> </w:t>
-            </w:r>
-            <w:proofErr w:type="spellStart"/>
-            <w:r>
-              <w:rPr>
-                <w:rFonts w:ascii="Times New Roman" w:hAnsi="Times New Roman" w:cs="Times New Roman"/>
-                <w:sz w:val="24"/>
-                <w:szCs w:val="24"/>
-              </w:rPr>
-              <w:t>duplicado</w:t>
-            </w:r>
-            <w:proofErr w:type="spellEnd"/>
+              <w:t>Ticket activo duplicado</w:t>
+            </w:r>
           </w:p>
         </w:tc>
         <w:tc>
@@ -12231,25 +10117,7 @@
                 <w:sz w:val="24"/>
                 <w:szCs w:val="24"/>
               </w:rPr>
-              <w:t xml:space="preserve">CAR-100 </w:t>
-            </w:r>
-            <w:proofErr w:type="spellStart"/>
-            <w:r>
-              <w:rPr>
-                <w:rFonts w:ascii="Times New Roman" w:hAnsi="Times New Roman" w:cs="Times New Roman"/>
-                <w:sz w:val="24"/>
-                <w:szCs w:val="24"/>
-              </w:rPr>
-              <w:t>ingresa</w:t>
-            </w:r>
-            <w:proofErr w:type="spellEnd"/>
-            <w:r>
-              <w:rPr>
-                <w:rFonts w:ascii="Times New Roman" w:hAnsi="Times New Roman" w:cs="Times New Roman"/>
-                <w:sz w:val="24"/>
-                <w:szCs w:val="24"/>
-              </w:rPr>
-              <w:t xml:space="preserve"> de nuevo</w:t>
+              <w:t>CAR-100 ingresa de nuevo</w:t>
             </w:r>
           </w:p>
         </w:tc>
@@ -12279,7 +10147,6 @@
                 <w:szCs w:val="24"/>
               </w:rPr>
             </w:pPr>
-            <w:proofErr w:type="spellStart"/>
             <w:r>
               <w:rPr>
                 <w:rFonts w:ascii="Times New Roman" w:eastAsia="Consolas" w:hAnsi="Times New Roman" w:cs="Times New Roman"/>
@@ -12288,7 +10155,6 @@
               </w:rPr>
               <w:t>ActiveTicketException</w:t>
             </w:r>
-            <w:proofErr w:type="spellEnd"/>
           </w:p>
         </w:tc>
         <w:tc>
@@ -12317,7 +10183,6 @@
                 <w:szCs w:val="24"/>
               </w:rPr>
             </w:pPr>
-            <w:proofErr w:type="spellStart"/>
             <w:r>
               <w:rPr>
                 <w:rFonts w:ascii="Times New Roman" w:eastAsia="Consolas" w:hAnsi="Times New Roman" w:cs="Times New Roman"/>
@@ -12326,7 +10191,6 @@
               </w:rPr>
               <w:t>ActiveTicketException</w:t>
             </w:r>
-            <w:proofErr w:type="spellEnd"/>
             <w:r>
               <w:rPr>
                 <w:rFonts w:ascii="Times New Roman" w:hAnsi="Times New Roman" w:cs="Times New Roman"/>
@@ -12440,34 +10304,14 @@
                 <w:szCs w:val="24"/>
               </w:rPr>
             </w:pPr>
-            <w:proofErr w:type="spellStart"/>
-            <w:r>
-              <w:rPr>
-                <w:rFonts w:ascii="Times New Roman" w:hAnsi="Times New Roman" w:cs="Times New Roman"/>
-                <w:sz w:val="24"/>
-                <w:szCs w:val="24"/>
-              </w:rPr>
-              <w:t>Permanencia</w:t>
-            </w:r>
-            <w:proofErr w:type="spellEnd"/>
-            <w:r>
-              <w:rPr>
-                <w:rFonts w:ascii="Times New Roman" w:hAnsi="Times New Roman" w:cs="Times New Roman"/>
-                <w:sz w:val="24"/>
-                <w:szCs w:val="24"/>
-              </w:rPr>
-              <w:t xml:space="preserve"> de 1 </w:t>
-            </w:r>
-            <w:proofErr w:type="spellStart"/>
-            <w:r>
-              <w:rPr>
-                <w:rFonts w:ascii="Times New Roman" w:hAnsi="Times New Roman" w:cs="Times New Roman"/>
-                <w:sz w:val="24"/>
-                <w:szCs w:val="24"/>
-              </w:rPr>
-              <w:t>minuto</w:t>
-            </w:r>
-            <w:proofErr w:type="spellEnd"/>
+            <w:r>
+              <w:rPr>
+                <w:rFonts w:ascii="Times New Roman" w:hAnsi="Times New Roman" w:cs="Times New Roman"/>
+                <w:sz w:val="24"/>
+                <w:szCs w:val="24"/>
+              </w:rPr>
+              <w:t>Permanencia de 1 minuto</w:t>
+            </w:r>
           </w:p>
         </w:tc>
         <w:tc>
@@ -12538,15 +10382,7 @@
                 <w:sz w:val="24"/>
                 <w:szCs w:val="24"/>
               </w:rPr>
-              <w:t>₡</w:t>
-            </w:r>
-            <w:r>
-              <w:rPr>
-                <w:rFonts w:ascii="Times New Roman" w:hAnsi="Times New Roman" w:cs="Times New Roman"/>
-                <w:sz w:val="24"/>
-                <w:szCs w:val="24"/>
-              </w:rPr>
-              <w:t>900</w:t>
+              <w:t>₡900</w:t>
             </w:r>
           </w:p>
         </w:tc>
@@ -12689,34 +10525,14 @@
                 <w:szCs w:val="24"/>
               </w:rPr>
             </w:pPr>
-            <w:proofErr w:type="spellStart"/>
-            <w:r>
-              <w:rPr>
-                <w:rFonts w:ascii="Times New Roman" w:hAnsi="Times New Roman" w:cs="Times New Roman"/>
-                <w:sz w:val="24"/>
-                <w:szCs w:val="24"/>
-              </w:rPr>
-              <w:t>Permanencia</w:t>
-            </w:r>
-            <w:proofErr w:type="spellEnd"/>
-            <w:r>
-              <w:rPr>
-                <w:rFonts w:ascii="Times New Roman" w:hAnsi="Times New Roman" w:cs="Times New Roman"/>
-                <w:sz w:val="24"/>
-                <w:szCs w:val="24"/>
-              </w:rPr>
-              <w:t xml:space="preserve"> de 60 </w:t>
-            </w:r>
-            <w:proofErr w:type="spellStart"/>
-            <w:r>
-              <w:rPr>
-                <w:rFonts w:ascii="Times New Roman" w:hAnsi="Times New Roman" w:cs="Times New Roman"/>
-                <w:sz w:val="24"/>
-                <w:szCs w:val="24"/>
-              </w:rPr>
-              <w:t>minutos</w:t>
-            </w:r>
-            <w:proofErr w:type="spellEnd"/>
+            <w:r>
+              <w:rPr>
+                <w:rFonts w:ascii="Times New Roman" w:hAnsi="Times New Roman" w:cs="Times New Roman"/>
+                <w:sz w:val="24"/>
+                <w:szCs w:val="24"/>
+              </w:rPr>
+              <w:t>Permanencia de 60 minutos</w:t>
+            </w:r>
           </w:p>
         </w:tc>
         <w:tc>
@@ -12787,15 +10603,7 @@
                 <w:sz w:val="24"/>
                 <w:szCs w:val="24"/>
               </w:rPr>
-              <w:t>₡</w:t>
-            </w:r>
-            <w:r>
-              <w:rPr>
-                <w:rFonts w:ascii="Times New Roman" w:hAnsi="Times New Roman" w:cs="Times New Roman"/>
-                <w:sz w:val="24"/>
-                <w:szCs w:val="24"/>
-              </w:rPr>
-              <w:t>900</w:t>
+              <w:t>₡900</w:t>
             </w:r>
           </w:p>
         </w:tc>
@@ -12938,34 +10746,14 @@
                 <w:szCs w:val="24"/>
               </w:rPr>
             </w:pPr>
-            <w:proofErr w:type="spellStart"/>
-            <w:r>
-              <w:rPr>
-                <w:rFonts w:ascii="Times New Roman" w:hAnsi="Times New Roman" w:cs="Times New Roman"/>
-                <w:sz w:val="24"/>
-                <w:szCs w:val="24"/>
-              </w:rPr>
-              <w:t>Permanencia</w:t>
-            </w:r>
-            <w:proofErr w:type="spellEnd"/>
-            <w:r>
-              <w:rPr>
-                <w:rFonts w:ascii="Times New Roman" w:hAnsi="Times New Roman" w:cs="Times New Roman"/>
-                <w:sz w:val="24"/>
-                <w:szCs w:val="24"/>
-              </w:rPr>
-              <w:t xml:space="preserve"> de 61 </w:t>
-            </w:r>
-            <w:proofErr w:type="spellStart"/>
-            <w:r>
-              <w:rPr>
-                <w:rFonts w:ascii="Times New Roman" w:hAnsi="Times New Roman" w:cs="Times New Roman"/>
-                <w:sz w:val="24"/>
-                <w:szCs w:val="24"/>
-              </w:rPr>
-              <w:t>minutos</w:t>
-            </w:r>
-            <w:proofErr w:type="spellEnd"/>
+            <w:r>
+              <w:rPr>
+                <w:rFonts w:ascii="Times New Roman" w:hAnsi="Times New Roman" w:cs="Times New Roman"/>
+                <w:sz w:val="24"/>
+                <w:szCs w:val="24"/>
+              </w:rPr>
+              <w:t>Permanencia de 61 minutos</w:t>
+            </w:r>
           </w:p>
         </w:tc>
         <w:tc>
@@ -13036,15 +10824,7 @@
                 <w:sz w:val="24"/>
                 <w:szCs w:val="24"/>
               </w:rPr>
-              <w:t>₡</w:t>
-            </w:r>
-            <w:r>
-              <w:rPr>
-                <w:rFonts w:ascii="Times New Roman" w:hAnsi="Times New Roman" w:cs="Times New Roman"/>
-                <w:sz w:val="24"/>
-                <w:szCs w:val="24"/>
-              </w:rPr>
-              <w:t>1 800</w:t>
+              <w:t>₡1 800</w:t>
             </w:r>
           </w:p>
         </w:tc>
@@ -13267,15 +11047,7 @@
                 <w:sz w:val="24"/>
                 <w:szCs w:val="24"/>
               </w:rPr>
-              <w:t>₡</w:t>
-            </w:r>
-            <w:r>
-              <w:rPr>
-                <w:rFonts w:ascii="Times New Roman" w:hAnsi="Times New Roman" w:cs="Times New Roman"/>
-                <w:sz w:val="24"/>
-                <w:szCs w:val="24"/>
-              </w:rPr>
-              <w:t>11 000</w:t>
+              <w:t>₡11 000</w:t>
             </w:r>
           </w:p>
         </w:tc>
@@ -13721,15 +11493,7 @@
                 <w:sz w:val="24"/>
                 <w:szCs w:val="24"/>
               </w:rPr>
-              <w:t>₡</w:t>
-            </w:r>
-            <w:r>
-              <w:rPr>
-                <w:rFonts w:ascii="Times New Roman" w:hAnsi="Times New Roman" w:cs="Times New Roman"/>
-                <w:sz w:val="24"/>
-                <w:szCs w:val="24"/>
-              </w:rPr>
-              <w:t>2 700 (3 h × ₡900)</w:t>
+              <w:t>₡2 700 (3 h × ₡900)</w:t>
             </w:r>
           </w:p>
         </w:tc>
@@ -13872,34 +11636,14 @@
                 <w:szCs w:val="24"/>
               </w:rPr>
             </w:pPr>
-            <w:proofErr w:type="spellStart"/>
-            <w:r>
-              <w:rPr>
-                <w:rFonts w:ascii="Times New Roman" w:hAnsi="Times New Roman" w:cs="Times New Roman"/>
-                <w:sz w:val="24"/>
-                <w:szCs w:val="24"/>
-              </w:rPr>
-              <w:t>Liberación</w:t>
-            </w:r>
-            <w:proofErr w:type="spellEnd"/>
-            <w:r>
-              <w:rPr>
-                <w:rFonts w:ascii="Times New Roman" w:hAnsi="Times New Roman" w:cs="Times New Roman"/>
-                <w:sz w:val="24"/>
-                <w:szCs w:val="24"/>
-              </w:rPr>
-              <w:t xml:space="preserve"> del </w:t>
-            </w:r>
-            <w:proofErr w:type="spellStart"/>
-            <w:r>
-              <w:rPr>
-                <w:rFonts w:ascii="Times New Roman" w:hAnsi="Times New Roman" w:cs="Times New Roman"/>
-                <w:sz w:val="24"/>
-                <w:szCs w:val="24"/>
-              </w:rPr>
-              <w:t>espacio</w:t>
-            </w:r>
-            <w:proofErr w:type="spellEnd"/>
+            <w:r>
+              <w:rPr>
+                <w:rFonts w:ascii="Times New Roman" w:hAnsi="Times New Roman" w:cs="Times New Roman"/>
+                <w:sz w:val="24"/>
+                <w:szCs w:val="24"/>
+              </w:rPr>
+              <w:t>Liberación del espacio</w:t>
+            </w:r>
           </w:p>
         </w:tc>
         <w:tc>
@@ -14115,34 +11859,14 @@
                 <w:szCs w:val="24"/>
               </w:rPr>
             </w:pPr>
-            <w:proofErr w:type="spellStart"/>
-            <w:r>
-              <w:rPr>
-                <w:rFonts w:ascii="Times New Roman" w:hAnsi="Times New Roman" w:cs="Times New Roman"/>
-                <w:sz w:val="24"/>
-                <w:szCs w:val="24"/>
-              </w:rPr>
-              <w:t>Ingresos</w:t>
-            </w:r>
-            <w:proofErr w:type="spellEnd"/>
-            <w:r>
-              <w:rPr>
-                <w:rFonts w:ascii="Times New Roman" w:hAnsi="Times New Roman" w:cs="Times New Roman"/>
-                <w:sz w:val="24"/>
-                <w:szCs w:val="24"/>
-              </w:rPr>
-              <w:t xml:space="preserve"> </w:t>
-            </w:r>
-            <w:proofErr w:type="spellStart"/>
-            <w:r>
-              <w:rPr>
-                <w:rFonts w:ascii="Times New Roman" w:hAnsi="Times New Roman" w:cs="Times New Roman"/>
-                <w:sz w:val="24"/>
-                <w:szCs w:val="24"/>
-              </w:rPr>
-              <w:t>totales</w:t>
-            </w:r>
-            <w:proofErr w:type="spellEnd"/>
+            <w:r>
+              <w:rPr>
+                <w:rFonts w:ascii="Times New Roman" w:hAnsi="Times New Roman" w:cs="Times New Roman"/>
+                <w:sz w:val="24"/>
+                <w:szCs w:val="24"/>
+              </w:rPr>
+              <w:t>Ingresos totales</w:t>
+            </w:r>
           </w:p>
         </w:tc>
         <w:tc>
@@ -14213,15 +11937,7 @@
                 <w:sz w:val="24"/>
                 <w:szCs w:val="24"/>
               </w:rPr>
-              <w:t>₡</w:t>
-            </w:r>
-            <w:r>
-              <w:rPr>
-                <w:rFonts w:ascii="Times New Roman" w:hAnsi="Times New Roman" w:cs="Times New Roman"/>
-                <w:sz w:val="24"/>
-                <w:szCs w:val="24"/>
-              </w:rPr>
-              <w:t>13 700</w:t>
+              <w:t>₡13 700</w:t>
             </w:r>
           </w:p>
         </w:tc>
@@ -14370,25 +12086,7 @@
                 <w:sz w:val="24"/>
                 <w:szCs w:val="24"/>
               </w:rPr>
-              <w:t xml:space="preserve">Pagar ticket </w:t>
-            </w:r>
-            <w:proofErr w:type="spellStart"/>
-            <w:r>
-              <w:rPr>
-                <w:rFonts w:ascii="Times New Roman" w:hAnsi="Times New Roman" w:cs="Times New Roman"/>
-                <w:sz w:val="24"/>
-                <w:szCs w:val="24"/>
-              </w:rPr>
-              <w:t>activo</w:t>
-            </w:r>
-            <w:proofErr w:type="spellEnd"/>
-            <w:r>
-              <w:rPr>
-                <w:rFonts w:ascii="Times New Roman" w:hAnsi="Times New Roman" w:cs="Times New Roman"/>
-                <w:sz w:val="24"/>
-                <w:szCs w:val="24"/>
-              </w:rPr>
-              <w:t xml:space="preserve"> (extra)</w:t>
+              <w:t>Pagar ticket activo (extra)</w:t>
             </w:r>
           </w:p>
         </w:tc>
@@ -14456,7 +12154,6 @@
                 <w:szCs w:val="24"/>
               </w:rPr>
             </w:pPr>
-            <w:proofErr w:type="spellStart"/>
             <w:r>
               <w:rPr>
                 <w:rFonts w:ascii="Times New Roman" w:eastAsia="Consolas" w:hAnsi="Times New Roman" w:cs="Times New Roman"/>
@@ -14465,7 +12162,6 @@
               </w:rPr>
               <w:t>InvalidTicketStateException</w:t>
             </w:r>
-            <w:proofErr w:type="spellEnd"/>
           </w:p>
         </w:tc>
         <w:tc>
@@ -14494,7 +12190,6 @@
                 <w:szCs w:val="24"/>
               </w:rPr>
             </w:pPr>
-            <w:proofErr w:type="spellStart"/>
             <w:r>
               <w:rPr>
                 <w:rFonts w:ascii="Times New Roman" w:eastAsia="Consolas" w:hAnsi="Times New Roman" w:cs="Times New Roman"/>
@@ -14503,7 +12198,6 @@
               </w:rPr>
               <w:t>InvalidTicketStateException</w:t>
             </w:r>
-            <w:proofErr w:type="spellEnd"/>
             <w:r>
               <w:rPr>
                 <w:rFonts w:ascii="Times New Roman" w:hAnsi="Times New Roman" w:cs="Times New Roman"/>
@@ -14691,7 +12385,6 @@
                 <w:szCs w:val="24"/>
               </w:rPr>
             </w:pPr>
-            <w:proofErr w:type="spellStart"/>
             <w:r>
               <w:rPr>
                 <w:rFonts w:ascii="Times New Roman" w:eastAsia="Consolas" w:hAnsi="Times New Roman" w:cs="Times New Roman"/>
@@ -14700,7 +12393,6 @@
               </w:rPr>
               <w:t>NoActiveTicketException</w:t>
             </w:r>
-            <w:proofErr w:type="spellEnd"/>
           </w:p>
         </w:tc>
         <w:tc>
@@ -14729,7 +12421,6 @@
                 <w:szCs w:val="24"/>
               </w:rPr>
             </w:pPr>
-            <w:proofErr w:type="spellStart"/>
             <w:r>
               <w:rPr>
                 <w:rFonts w:ascii="Times New Roman" w:eastAsia="Consolas" w:hAnsi="Times New Roman" w:cs="Times New Roman"/>
@@ -14738,7 +12429,6 @@
               </w:rPr>
               <w:t>NoActiveTicketException</w:t>
             </w:r>
-            <w:proofErr w:type="spellEnd"/>
             <w:r>
               <w:rPr>
                 <w:rFonts w:ascii="Times New Roman" w:hAnsi="Times New Roman" w:cs="Times New Roman"/>
@@ -14818,7 +12508,6 @@
         <w:lastRenderedPageBreak/>
         <w:t xml:space="preserve">Resumen de la ejecución: </w:t>
       </w:r>
-      <w:proofErr w:type="spellStart"/>
       <w:r>
         <w:rPr>
           <w:rFonts w:ascii="Times New Roman" w:hAnsi="Times New Roman" w:cs="Times New Roman"/>
@@ -14828,43 +12517,7 @@
           <w:szCs w:val="24"/>
           <w:lang w:val="es-CR"/>
         </w:rPr>
-        <w:t>Scenarios</w:t>
-      </w:r>
-      <w:proofErr w:type="spellEnd"/>
-      <w:r>
-        <w:rPr>
-          <w:rFonts w:ascii="Times New Roman" w:hAnsi="Times New Roman" w:cs="Times New Roman"/>
-          <w:b/>
-          <w:bCs/>
-          <w:sz w:val="24"/>
-          <w:szCs w:val="24"/>
-          <w:lang w:val="es-CR"/>
-        </w:rPr>
-        <w:t xml:space="preserve"> </w:t>
-      </w:r>
-      <w:proofErr w:type="spellStart"/>
-      <w:r>
-        <w:rPr>
-          <w:rFonts w:ascii="Times New Roman" w:hAnsi="Times New Roman" w:cs="Times New Roman"/>
-          <w:b/>
-          <w:bCs/>
-          <w:sz w:val="24"/>
-          <w:szCs w:val="24"/>
-          <w:lang w:val="es-CR"/>
-        </w:rPr>
-        <w:t>passed</w:t>
-      </w:r>
-      <w:proofErr w:type="spellEnd"/>
-      <w:r>
-        <w:rPr>
-          <w:rFonts w:ascii="Times New Roman" w:hAnsi="Times New Roman" w:cs="Times New Roman"/>
-          <w:b/>
-          <w:bCs/>
-          <w:sz w:val="24"/>
-          <w:szCs w:val="24"/>
-          <w:lang w:val="es-CR"/>
-        </w:rPr>
-        <w:t>: 17 / 17</w:t>
+        <w:t>Scenarios passed: 17 / 17</w:t>
       </w:r>
       <w:r>
         <w:rPr>
@@ -14878,7 +12531,7 @@
     </w:p>
     <w:p>
       <w:pPr>
-        <w:pStyle w:val="Heading2"/>
+        <w:pStyle w:val="Ttulo2"/>
         <w:keepNext/>
         <w:rPr>
           <w:rFonts w:ascii="Times New Roman" w:hAnsi="Times New Roman" w:cs="Times New Roman"/>
@@ -14892,25 +12545,7 @@
           <w:color w:val="auto"/>
           <w:lang w:val="es-CR"/>
         </w:rPr>
-        <w:t>7.2 Pruebas automatizadas (</w:t>
-      </w:r>
-      <w:proofErr w:type="spellStart"/>
-      <w:r>
-        <w:rPr>
-          <w:rFonts w:ascii="Times New Roman" w:hAnsi="Times New Roman" w:cs="Times New Roman"/>
-          <w:color w:val="auto"/>
-          <w:lang w:val="es-CR"/>
-        </w:rPr>
-        <w:t>JUnit</w:t>
-      </w:r>
-      <w:proofErr w:type="spellEnd"/>
-      <w:r>
-        <w:rPr>
-          <w:rFonts w:ascii="Times New Roman" w:hAnsi="Times New Roman" w:cs="Times New Roman"/>
-          <w:color w:val="auto"/>
-          <w:lang w:val="es-CR"/>
-        </w:rPr>
-        <w:t>)</w:t>
+        <w:t>7.2 Pruebas automatizadas (JUnit)</w:t>
       </w:r>
     </w:p>
     <w:p>
@@ -14933,7 +12568,6 @@
         </w:rPr>
         <w:t xml:space="preserve">Resultado obtenido de </w:t>
       </w:r>
-      <w:proofErr w:type="spellStart"/>
       <w:r>
         <w:rPr>
           <w:rFonts w:ascii="Times New Roman" w:eastAsia="Consolas" w:hAnsi="Times New Roman" w:cs="Times New Roman"/>
@@ -14941,9 +12575,17 @@
           <w:szCs w:val="24"/>
           <w:lang w:val="es-CR"/>
         </w:rPr>
-        <w:t>mvn</w:t>
-      </w:r>
-      <w:proofErr w:type="spellEnd"/>
+        <w:t>mvn test</w:t>
+      </w:r>
+      <w:r>
+        <w:rPr>
+          <w:rFonts w:ascii="Times New Roman" w:hAnsi="Times New Roman" w:cs="Times New Roman"/>
+          <w:sz w:val="24"/>
+          <w:szCs w:val="24"/>
+          <w:lang w:val="es-CR"/>
+        </w:rPr>
+        <w:t xml:space="preserve">: </w:t>
+      </w:r>
       <w:r>
         <w:rPr>
           <w:rFonts w:ascii="Times New Roman" w:eastAsia="Consolas" w:hAnsi="Times New Roman" w:cs="Times New Roman"/>
@@ -14951,96 +12593,7 @@
           <w:szCs w:val="24"/>
           <w:lang w:val="es-CR"/>
         </w:rPr>
-        <w:t xml:space="preserve"> test</w:t>
-      </w:r>
-      <w:r>
-        <w:rPr>
-          <w:rFonts w:ascii="Times New Roman" w:hAnsi="Times New Roman" w:cs="Times New Roman"/>
-          <w:sz w:val="24"/>
-          <w:szCs w:val="24"/>
-          <w:lang w:val="es-CR"/>
-        </w:rPr>
-        <w:t xml:space="preserve">: </w:t>
-      </w:r>
-      <w:proofErr w:type="spellStart"/>
-      <w:r>
-        <w:rPr>
-          <w:rFonts w:ascii="Times New Roman" w:eastAsia="Consolas" w:hAnsi="Times New Roman" w:cs="Times New Roman"/>
-          <w:sz w:val="24"/>
-          <w:szCs w:val="24"/>
-          <w:lang w:val="es-CR"/>
-        </w:rPr>
-        <w:t>Tests</w:t>
-      </w:r>
-      <w:proofErr w:type="spellEnd"/>
-      <w:r>
-        <w:rPr>
-          <w:rFonts w:ascii="Times New Roman" w:eastAsia="Consolas" w:hAnsi="Times New Roman" w:cs="Times New Roman"/>
-          <w:sz w:val="24"/>
-          <w:szCs w:val="24"/>
-          <w:lang w:val="es-CR"/>
-        </w:rPr>
-        <w:t xml:space="preserve"> run: 29, </w:t>
-      </w:r>
-      <w:proofErr w:type="spellStart"/>
-      <w:r>
-        <w:rPr>
-          <w:rFonts w:ascii="Times New Roman" w:eastAsia="Consolas" w:hAnsi="Times New Roman" w:cs="Times New Roman"/>
-          <w:sz w:val="24"/>
-          <w:szCs w:val="24"/>
-          <w:lang w:val="es-CR"/>
-        </w:rPr>
-        <w:t>Failures</w:t>
-      </w:r>
-      <w:proofErr w:type="spellEnd"/>
-      <w:r>
-        <w:rPr>
-          <w:rFonts w:ascii="Times New Roman" w:eastAsia="Consolas" w:hAnsi="Times New Roman" w:cs="Times New Roman"/>
-          <w:sz w:val="24"/>
-          <w:szCs w:val="24"/>
-          <w:lang w:val="es-CR"/>
-        </w:rPr>
-        <w:t xml:space="preserve">: 0, </w:t>
-      </w:r>
-      <w:proofErr w:type="spellStart"/>
-      <w:r>
-        <w:rPr>
-          <w:rFonts w:ascii="Times New Roman" w:eastAsia="Consolas" w:hAnsi="Times New Roman" w:cs="Times New Roman"/>
-          <w:sz w:val="24"/>
-          <w:szCs w:val="24"/>
-          <w:lang w:val="es-CR"/>
-        </w:rPr>
-        <w:t>Errors</w:t>
-      </w:r>
-      <w:proofErr w:type="spellEnd"/>
-      <w:r>
-        <w:rPr>
-          <w:rFonts w:ascii="Times New Roman" w:eastAsia="Consolas" w:hAnsi="Times New Roman" w:cs="Times New Roman"/>
-          <w:sz w:val="24"/>
-          <w:szCs w:val="24"/>
-          <w:lang w:val="es-CR"/>
-        </w:rPr>
-        <w:t xml:space="preserve">: 0, </w:t>
-      </w:r>
-      <w:proofErr w:type="spellStart"/>
-      <w:r>
-        <w:rPr>
-          <w:rFonts w:ascii="Times New Roman" w:eastAsia="Consolas" w:hAnsi="Times New Roman" w:cs="Times New Roman"/>
-          <w:sz w:val="24"/>
-          <w:szCs w:val="24"/>
-          <w:lang w:val="es-CR"/>
-        </w:rPr>
-        <w:t>Skipped</w:t>
-      </w:r>
-      <w:proofErr w:type="spellEnd"/>
-      <w:r>
-        <w:rPr>
-          <w:rFonts w:ascii="Times New Roman" w:eastAsia="Consolas" w:hAnsi="Times New Roman" w:cs="Times New Roman"/>
-          <w:sz w:val="24"/>
-          <w:szCs w:val="24"/>
-          <w:lang w:val="es-CR"/>
-        </w:rPr>
-        <w:t>: 0</w:t>
+        <w:t>Tests run: 29, Failures: 0, Errors: 0, Skipped: 0</w:t>
       </w:r>
       <w:r>
         <w:rPr>
@@ -15054,7 +12607,7 @@
     </w:p>
     <w:p>
       <w:pPr>
-        <w:pStyle w:val="ListParagraph"/>
+        <w:pStyle w:val="Prrafodelista"/>
         <w:numPr>
           <w:ilvl w:val="0"/>
           <w:numId w:val="2"/>
@@ -15090,7 +12643,7 @@
     </w:p>
     <w:p>
       <w:pPr>
-        <w:pStyle w:val="ListParagraph"/>
+        <w:pStyle w:val="Prrafodelista"/>
         <w:numPr>
           <w:ilvl w:val="0"/>
           <w:numId w:val="2"/>
@@ -15126,7 +12679,7 @@
     </w:p>
     <w:p>
       <w:pPr>
-        <w:pStyle w:val="ListParagraph"/>
+        <w:pStyle w:val="Prrafodelista"/>
         <w:numPr>
           <w:ilvl w:val="0"/>
           <w:numId w:val="2"/>
@@ -15157,21 +12710,12 @@
           <w:szCs w:val="24"/>
           <w:lang w:val="es-CR"/>
         </w:rPr>
-        <w:t xml:space="preserve"> pago doble, pago de ticket activo, salida anterior a la entrada (el ticket sigue activo y el espacio ocupado), reingreso tras la salida, ingresos que no cuentan tickets</w:t>
-      </w:r>
-      <w:r>
-        <w:rPr>
-          <w:rFonts w:ascii="Times New Roman" w:hAnsi="Times New Roman" w:cs="Times New Roman"/>
-          <w:sz w:val="24"/>
-          <w:szCs w:val="24"/>
-          <w:lang w:val="es-CR"/>
-        </w:rPr>
-        <w:t xml:space="preserve"> sin pagar.</w:t>
+        <w:t xml:space="preserve"> pago doble, pago de ticket activo, salida anterior a la entrada (el ticket sigue activo y el espacio ocupado), reingreso tras la salida, ingresos que no cuentan tickets sin pagar.</w:t>
       </w:r>
     </w:p>
     <w:p>
       <w:pPr>
-        <w:pStyle w:val="ListParagraph"/>
+        <w:pStyle w:val="Prrafodelista"/>
         <w:numPr>
           <w:ilvl w:val="0"/>
           <w:numId w:val="2"/>
@@ -15207,7 +12751,7 @@
     </w:p>
     <w:p>
       <w:pPr>
-        <w:pStyle w:val="Heading1"/>
+        <w:pStyle w:val="Ttulo1"/>
         <w:keepNext/>
         <w:rPr>
           <w:rFonts w:ascii="Times New Roman" w:hAnsi="Times New Roman" w:cs="Times New Roman"/>
@@ -15268,7 +12812,7 @@
     </w:p>
     <w:p>
       <w:pPr>
-        <w:pStyle w:val="Heading2"/>
+        <w:pStyle w:val="Ttulo2"/>
         <w:keepNext/>
         <w:rPr>
           <w:rFonts w:ascii="Times New Roman" w:hAnsi="Times New Roman" w:cs="Times New Roman"/>
@@ -15289,7 +12833,7 @@
     </w:p>
     <w:p>
       <w:pPr>
-        <w:pStyle w:val="Heading2"/>
+        <w:pStyle w:val="Ttulo2"/>
         <w:keepNext/>
         <w:rPr>
           <w:rFonts w:ascii="Times New Roman" w:hAnsi="Times New Roman" w:cs="Times New Roman"/>
@@ -15405,31 +12949,7 @@
           <w:szCs w:val="24"/>
           <w:lang w:val="es-CR"/>
         </w:rPr>
-        <w:t xml:space="preserve">Creo que una de las partes más difíciles de decidir fue el diseño del diagrama UML, ya que es la base de todo el proyecto: una buena o una mala decisión en ese momento repercute en todo el desarrollo. Por ejemplo, tuvimos que definir dónde ubicar la tarifa máxima diaria, y decidimos que no estuviera en el parqueo ni en la clase principal, sino en un solo lugar, la clase </w:t>
-      </w:r>
-      <w:proofErr w:type="spellStart"/>
-      <w:r>
-        <w:rPr>
-          <w:rFonts w:ascii="Times New Roman" w:hAnsi="Times New Roman" w:cs="Times New Roman"/>
-          <w:b/>
-          <w:bCs/>
-          <w:sz w:val="24"/>
-          <w:szCs w:val="24"/>
-          <w:lang w:val="es-CR"/>
-        </w:rPr>
-        <w:t>HourlyPricingPolicy</w:t>
-      </w:r>
-      <w:proofErr w:type="spellEnd"/>
-      <w:r>
-        <w:rPr>
-          <w:rFonts w:ascii="Times New Roman" w:hAnsi="Times New Roman" w:cs="Times New Roman"/>
-          <w:b/>
-          <w:bCs/>
-          <w:sz w:val="24"/>
-          <w:szCs w:val="24"/>
-          <w:lang w:val="es-CR"/>
-        </w:rPr>
-        <w:t>.</w:t>
+        <w:t>Creo que una de las partes más difíciles de decidir fue el diseño del diagrama UML, ya que es la base de todo el proyecto: una buena o una mala decisión en ese momento repercute en todo el desarrollo. Por ejemplo, tuvimos que definir dónde ubicar la tarifa máxima diaria, y decidimos que no estuviera en el parqueo ni en la clase principal, sino en un solo lugar, la clase HourlyPricingPolicy.</w:t>
       </w:r>
     </w:p>
     <w:p>
@@ -15453,31 +12973,7 @@
           <w:szCs w:val="24"/>
           <w:lang w:val="es-CR"/>
         </w:rPr>
-        <w:t xml:space="preserve">La ventaja más clara que vi en el polimorfismo y en el patrón Estrategia, frente a un switch por tipo, es </w:t>
-      </w:r>
-      <w:proofErr w:type="gramStart"/>
-      <w:r>
-        <w:rPr>
-          <w:rFonts w:ascii="Times New Roman" w:hAnsi="Times New Roman" w:cs="Times New Roman"/>
-          <w:b/>
-          <w:bCs/>
-          <w:sz w:val="24"/>
-          <w:szCs w:val="24"/>
-          <w:lang w:val="es-CR"/>
-        </w:rPr>
-        <w:t>que</w:t>
-      </w:r>
-      <w:proofErr w:type="gramEnd"/>
-      <w:r>
-        <w:rPr>
-          <w:rFonts w:ascii="Times New Roman" w:hAnsi="Times New Roman" w:cs="Times New Roman"/>
-          <w:b/>
-          <w:bCs/>
-          <w:sz w:val="24"/>
-          <w:szCs w:val="24"/>
-          <w:lang w:val="es-CR"/>
-        </w:rPr>
-        <w:t xml:space="preserve"> si se agrega un nuevo tipo de vehículo o una nueva forma de cobro, solo se tiene que crear una clase nueva sin modificar las que ya funcionan. Con un switch habría que buscar y cambiar cada condición, con el riesgo de olvidar alguna y provocar errores.</w:t>
+        <w:t>La ventaja más clara que vi en el polimorfismo y en el patrón Estrategia, frente a un switch por tipo, es que si se agrega un nuevo tipo de vehículo o una nueva forma de cobro, solo se tiene que crear una clase nueva sin modificar las que ya funcionan. Con un switch habría que buscar y cambiar cada condición, con el riesgo de olvidar alguna y provocar errores.</w:t>
       </w:r>
     </w:p>
     <w:p>
@@ -15501,151 +12997,7 @@
           <w:szCs w:val="24"/>
           <w:lang w:val="es-CR"/>
         </w:rPr>
-        <w:t xml:space="preserve">Con un poco </w:t>
-      </w:r>
-      <w:proofErr w:type="spellStart"/>
-      <w:r>
-        <w:rPr>
-          <w:rFonts w:ascii="Times New Roman" w:hAnsi="Times New Roman" w:cs="Times New Roman"/>
-          <w:b/>
-          <w:bCs/>
-          <w:sz w:val="24"/>
-          <w:szCs w:val="24"/>
-          <w:lang w:val="es-CR"/>
-        </w:rPr>
-        <w:t>mas</w:t>
-      </w:r>
-      <w:proofErr w:type="spellEnd"/>
-      <w:r>
-        <w:rPr>
-          <w:rFonts w:ascii="Times New Roman" w:hAnsi="Times New Roman" w:cs="Times New Roman"/>
-          <w:b/>
-          <w:bCs/>
-          <w:sz w:val="24"/>
-          <w:szCs w:val="24"/>
-          <w:lang w:val="es-CR"/>
-        </w:rPr>
-        <w:t xml:space="preserve"> de tiempo intentaría armar una interfaz un poco </w:t>
-      </w:r>
-      <w:proofErr w:type="spellStart"/>
-      <w:r>
-        <w:rPr>
-          <w:rFonts w:ascii="Times New Roman" w:hAnsi="Times New Roman" w:cs="Times New Roman"/>
-          <w:b/>
-          <w:bCs/>
-          <w:sz w:val="24"/>
-          <w:szCs w:val="24"/>
-          <w:lang w:val="es-CR"/>
-        </w:rPr>
-        <w:t>mas</w:t>
-      </w:r>
-      <w:proofErr w:type="spellEnd"/>
-      <w:r>
-        <w:rPr>
-          <w:rFonts w:ascii="Times New Roman" w:hAnsi="Times New Roman" w:cs="Times New Roman"/>
-          <w:b/>
-          <w:bCs/>
-          <w:sz w:val="24"/>
-          <w:szCs w:val="24"/>
-          <w:lang w:val="es-CR"/>
-        </w:rPr>
-        <w:t xml:space="preserve"> intuitiva para poder observar mejor el tema de bloqueos en los parqueos cuales están libres y manejar los cobros dentro de la interfaz de una manera </w:t>
-      </w:r>
-      <w:proofErr w:type="spellStart"/>
-      <w:r>
-        <w:rPr>
-          <w:rFonts w:ascii="Times New Roman" w:hAnsi="Times New Roman" w:cs="Times New Roman"/>
-          <w:b/>
-          <w:bCs/>
-          <w:sz w:val="24"/>
-          <w:szCs w:val="24"/>
-          <w:lang w:val="es-CR"/>
-        </w:rPr>
-        <w:t>mas</w:t>
-      </w:r>
-      <w:proofErr w:type="spellEnd"/>
-      <w:r>
-        <w:rPr>
-          <w:rFonts w:ascii="Times New Roman" w:hAnsi="Times New Roman" w:cs="Times New Roman"/>
-          <w:b/>
-          <w:bCs/>
-          <w:sz w:val="24"/>
-          <w:szCs w:val="24"/>
-          <w:lang w:val="es-CR"/>
-        </w:rPr>
-        <w:t xml:space="preserve"> </w:t>
-      </w:r>
-      <w:proofErr w:type="spellStart"/>
-      <w:r>
-        <w:rPr>
-          <w:rFonts w:ascii="Times New Roman" w:hAnsi="Times New Roman" w:cs="Times New Roman"/>
-          <w:b/>
-          <w:bCs/>
-          <w:sz w:val="24"/>
-          <w:szCs w:val="24"/>
-          <w:lang w:val="es-CR"/>
-        </w:rPr>
-        <w:t>dimanica</w:t>
-      </w:r>
-      <w:proofErr w:type="spellEnd"/>
-      <w:r>
-        <w:rPr>
-          <w:rFonts w:ascii="Times New Roman" w:hAnsi="Times New Roman" w:cs="Times New Roman"/>
-          <w:b/>
-          <w:bCs/>
-          <w:sz w:val="24"/>
-          <w:szCs w:val="24"/>
-          <w:lang w:val="es-CR"/>
-        </w:rPr>
-        <w:t xml:space="preserve"> y </w:t>
-      </w:r>
-      <w:proofErr w:type="gramStart"/>
-      <w:r>
-        <w:rPr>
-          <w:rFonts w:ascii="Times New Roman" w:hAnsi="Times New Roman" w:cs="Times New Roman"/>
-          <w:b/>
-          <w:bCs/>
-          <w:sz w:val="24"/>
-          <w:szCs w:val="24"/>
-          <w:lang w:val="es-CR"/>
-        </w:rPr>
-        <w:t>sencilla ,</w:t>
-      </w:r>
-      <w:proofErr w:type="gramEnd"/>
-      <w:r>
-        <w:rPr>
-          <w:rFonts w:ascii="Times New Roman" w:hAnsi="Times New Roman" w:cs="Times New Roman"/>
-          <w:b/>
-          <w:bCs/>
-          <w:sz w:val="24"/>
-          <w:szCs w:val="24"/>
-          <w:lang w:val="es-CR"/>
-        </w:rPr>
-        <w:t xml:space="preserve"> esas son cosas que se podrían realizar con un poco </w:t>
-      </w:r>
-      <w:proofErr w:type="spellStart"/>
-      <w:r>
-        <w:rPr>
-          <w:rFonts w:ascii="Times New Roman" w:hAnsi="Times New Roman" w:cs="Times New Roman"/>
-          <w:b/>
-          <w:bCs/>
-          <w:sz w:val="24"/>
-          <w:szCs w:val="24"/>
-          <w:lang w:val="es-CR"/>
-        </w:rPr>
-        <w:t>mas</w:t>
-      </w:r>
-      <w:proofErr w:type="spellEnd"/>
-      <w:r>
-        <w:rPr>
-          <w:rFonts w:ascii="Times New Roman" w:hAnsi="Times New Roman" w:cs="Times New Roman"/>
-          <w:b/>
-          <w:bCs/>
-          <w:sz w:val="24"/>
-          <w:szCs w:val="24"/>
-          <w:lang w:val="es-CR"/>
-        </w:rPr>
-        <w:t xml:space="preserve"> de tiempo</w:t>
+        <w:t>Con un poco mas de tiempo intentaría armar una interfaz un poco mas intuitiva para poder observar mejor el tema de bloqueos en los parqueos cuales están libres y manejar los cobros dentro de la interfaz de una manera mas dimanica y sencilla , esas son cosas que se podrían realizar con un poco mas de tiempo</w:t>
       </w:r>
     </w:p>
     <w:p>
@@ -15669,18 +13021,7 @@
           <w:szCs w:val="24"/>
           <w:lang w:val="es-CR"/>
         </w:rPr>
-        <w:t xml:space="preserve">Mathew Ramirez </w:t>
-      </w:r>
-      <w:r>
-        <w:rPr>
-          <w:rFonts w:ascii="Times New Roman" w:hAnsi="Times New Roman" w:cs="Times New Roman"/>
-          <w:b/>
-          <w:bCs/>
-          <w:sz w:val="24"/>
-          <w:szCs w:val="24"/>
-          <w:lang w:val="es-CR"/>
-        </w:rPr>
-        <w:t>Gómez</w:t>
+        <w:t>Mathew Ramirez Gómez</w:t>
       </w:r>
     </w:p>
     <w:p>
@@ -15816,9 +13157,8 @@
           <w:lang w:val="es-CR"/>
         </w:rPr>
         <w:br/>
-        <w:t xml:space="preserve">Este proyecto me ayudo a pensar sobre la distribución de responsabilidades, ahora es mejor que el objeto haga algo como </w:t>
-      </w:r>
-      <w:proofErr w:type="spellStart"/>
+        <w:t>Este proyecto me ayudo a pensar sobre la distribución de responsabilidades, ahora es mejor que el objeto haga algo como Spac</w:t>
+      </w:r>
       <w:r>
         <w:rPr>
           <w:rFonts w:ascii="Times New Roman" w:hAnsi="Times New Roman" w:cs="Times New Roman"/>
@@ -15828,7 +13168,7 @@
           <w:szCs w:val="24"/>
           <w:lang w:val="es-CR"/>
         </w:rPr>
-        <w:t>Spac</w:t>
+        <w:t>e</w:t>
       </w:r>
       <w:r>
         <w:rPr>
@@ -15839,54 +13179,7 @@
           <w:szCs w:val="24"/>
           <w:lang w:val="es-CR"/>
         </w:rPr>
-        <w:t>e</w:t>
-      </w:r>
-      <w:r>
-        <w:rPr>
-          <w:rFonts w:ascii="Times New Roman" w:hAnsi="Times New Roman" w:cs="Times New Roman"/>
-          <w:b/>
-          <w:bCs/>
-          <w:sz w:val="24"/>
-          <w:szCs w:val="24"/>
-          <w:lang w:val="es-CR"/>
-        </w:rPr>
-        <w:t>.occupy</w:t>
-      </w:r>
-      <w:proofErr w:type="spellEnd"/>
-      <w:r>
-        <w:rPr>
-          <w:rFonts w:ascii="Times New Roman" w:hAnsi="Times New Roman" w:cs="Times New Roman"/>
-          <w:b/>
-          <w:bCs/>
-          <w:sz w:val="24"/>
-          <w:szCs w:val="24"/>
-          <w:lang w:val="es-CR"/>
-        </w:rPr>
-        <w:t>(</w:t>
-      </w:r>
-      <w:proofErr w:type="spellStart"/>
-      <w:r>
-        <w:rPr>
-          <w:rFonts w:ascii="Times New Roman" w:hAnsi="Times New Roman" w:cs="Times New Roman"/>
-          <w:b/>
-          <w:bCs/>
-          <w:sz w:val="24"/>
-          <w:szCs w:val="24"/>
-          <w:lang w:val="es-CR"/>
-        </w:rPr>
-        <w:t>vehicle</w:t>
-      </w:r>
-      <w:proofErr w:type="spellEnd"/>
-      <w:r>
-        <w:rPr>
-          <w:rFonts w:ascii="Times New Roman" w:hAnsi="Times New Roman" w:cs="Times New Roman"/>
-          <w:b/>
-          <w:bCs/>
-          <w:sz w:val="24"/>
-          <w:szCs w:val="24"/>
-          <w:lang w:val="es-CR"/>
-        </w:rPr>
-        <w:t>) que lo que hace es revisar su estado desde afuera y modificarlo con un setter para que cada clase se pueda proteger con sus reglas sin posibilidad de saltárselas</w:t>
+        <w:t>.occupy(vehicle) que lo que hace es revisar su estado desde afuera y modificarlo con un setter para que cada clase se pueda proteger con sus reglas sin posibilidad de saltárselas</w:t>
       </w:r>
     </w:p>
     <w:p>
@@ -16656,7 +13949,7 @@
     <w:name w:val="Normal"/>
     <w:qFormat/>
   </w:style>
-  <w:style w:type="paragraph" w:styleId="Heading1">
+  <w:style w:type="paragraph" w:styleId="Ttulo1">
     <w:name w:val="heading 1"/>
     <w:uiPriority w:val="9"/>
     <w:qFormat/>
@@ -16672,7 +13965,7 @@
       <w:szCs w:val="30"/>
     </w:rPr>
   </w:style>
-  <w:style w:type="paragraph" w:styleId="Heading2">
+  <w:style w:type="paragraph" w:styleId="Ttulo2">
     <w:name w:val="heading 2"/>
     <w:uiPriority w:val="9"/>
     <w:unhideWhenUsed/>
@@ -16689,7 +13982,7 @@
       <w:szCs w:val="24"/>
     </w:rPr>
   </w:style>
-  <w:style w:type="paragraph" w:styleId="Heading3">
+  <w:style w:type="paragraph" w:styleId="Ttulo3">
     <w:name w:val="heading 3"/>
     <w:uiPriority w:val="9"/>
     <w:semiHidden/>
@@ -16704,7 +13997,7 @@
       <w:szCs w:val="24"/>
     </w:rPr>
   </w:style>
-  <w:style w:type="paragraph" w:styleId="Heading4">
+  <w:style w:type="paragraph" w:styleId="Ttulo4">
     <w:name w:val="heading 4"/>
     <w:uiPriority w:val="9"/>
     <w:semiHidden/>
@@ -16719,7 +14012,7 @@
       <w:color w:val="2E74B5"/>
     </w:rPr>
   </w:style>
-  <w:style w:type="paragraph" w:styleId="Heading5">
+  <w:style w:type="paragraph" w:styleId="Ttulo5">
     <w:name w:val="heading 5"/>
     <w:uiPriority w:val="9"/>
     <w:semiHidden/>
@@ -16732,7 +14025,7 @@
       <w:color w:val="2E74B5"/>
     </w:rPr>
   </w:style>
-  <w:style w:type="paragraph" w:styleId="Heading6">
+  <w:style w:type="paragraph" w:styleId="Ttulo6">
     <w:name w:val="heading 6"/>
     <w:uiPriority w:val="9"/>
     <w:semiHidden/>
@@ -16745,13 +14038,13 @@
       <w:color w:val="1F4D78"/>
     </w:rPr>
   </w:style>
-  <w:style w:type="character" w:default="1" w:styleId="DefaultParagraphFont">
+  <w:style w:type="character" w:default="1" w:styleId="Fuentedeprrafopredeter">
     <w:name w:val="Default Paragraph Font"/>
     <w:uiPriority w:val="1"/>
     <w:semiHidden/>
     <w:unhideWhenUsed/>
   </w:style>
-  <w:style w:type="table" w:default="1" w:styleId="TableNormal">
+  <w:style w:type="table" w:default="1" w:styleId="Tablanormal">
     <w:name w:val="Normal Table"/>
     <w:uiPriority w:val="99"/>
     <w:semiHidden/>
@@ -16766,13 +14059,13 @@
       </w:tblCellMar>
     </w:tblPr>
   </w:style>
-  <w:style w:type="numbering" w:default="1" w:styleId="NoList">
+  <w:style w:type="numbering" w:default="1" w:styleId="Sinlista">
     <w:name w:val="No List"/>
     <w:uiPriority w:val="99"/>
     <w:semiHidden/>
     <w:unhideWhenUsed/>
   </w:style>
-  <w:style w:type="paragraph" w:styleId="Title">
+  <w:style w:type="paragraph" w:styleId="Ttulo">
     <w:name w:val="Title"/>
     <w:uiPriority w:val="10"/>
     <w:qFormat/>
@@ -16789,11 +14082,11 @@
       <w:bCs/>
     </w:rPr>
   </w:style>
-  <w:style w:type="paragraph" w:styleId="ListParagraph">
+  <w:style w:type="paragraph" w:styleId="Prrafodelista">
     <w:name w:val="List Paragraph"/>
     <w:qFormat/>
   </w:style>
-  <w:style w:type="character" w:styleId="Hyperlink">
+  <w:style w:type="character" w:styleId="Hipervnculo">
     <w:name w:val="Hyperlink"/>
     <w:uiPriority w:val="99"/>
     <w:unhideWhenUsed/>
@@ -16802,7 +14095,7 @@
       <w:u w:val="single"/>
     </w:rPr>
   </w:style>
-  <w:style w:type="character" w:styleId="FootnoteReference">
+  <w:style w:type="character" w:styleId="Refdenotaalpie">
     <w:name w:val="footnote reference"/>
     <w:uiPriority w:val="99"/>
     <w:semiHidden/>
@@ -16811,9 +14104,9 @@
       <w:vertAlign w:val="superscript"/>
     </w:rPr>
   </w:style>
-  <w:style w:type="paragraph" w:styleId="FootnoteText">
+  <w:style w:type="paragraph" w:styleId="Textonotapie">
     <w:name w:val="footnote text"/>
-    <w:link w:val="FootnoteTextChar"/>
+    <w:link w:val="TextonotapieCar"/>
     <w:uiPriority w:val="99"/>
     <w:semiHidden/>
     <w:unhideWhenUsed/>
@@ -16822,9 +14115,9 @@
       <w:szCs w:val="20"/>
     </w:rPr>
   </w:style>
-  <w:style w:type="character" w:customStyle="1" w:styleId="FootnoteTextChar">
-    <w:name w:val="Footnote Text Char"/>
-    <w:link w:val="FootnoteText"/>
+  <w:style w:type="character" w:customStyle="1" w:styleId="TextonotapieCar">
+    <w:name w:val="Texto nota pie Car"/>
+    <w:link w:val="Textonotapie"/>
     <w:uiPriority w:val="99"/>
     <w:semiHidden/>
     <w:unhideWhenUsed/>
@@ -16833,7 +14126,7 @@
       <w:szCs w:val="20"/>
     </w:rPr>
   </w:style>
-  <w:style w:type="character" w:styleId="EndnoteReference">
+  <w:style w:type="character" w:styleId="Refdenotaalfinal">
     <w:name w:val="endnote reference"/>
     <w:uiPriority w:val="99"/>
     <w:semiHidden/>
@@ -16842,9 +14135,9 @@
       <w:vertAlign w:val="superscript"/>
     </w:rPr>
   </w:style>
-  <w:style w:type="paragraph" w:styleId="EndnoteText">
+  <w:style w:type="paragraph" w:styleId="Textonotaalfinal">
     <w:name w:val="endnote text"/>
-    <w:link w:val="EndnoteTextChar"/>
+    <w:link w:val="TextonotaalfinalCar"/>
     <w:uiPriority w:val="99"/>
     <w:semiHidden/>
     <w:unhideWhenUsed/>
@@ -16853,9 +14146,9 @@
       <w:szCs w:val="20"/>
     </w:rPr>
   </w:style>
-  <w:style w:type="character" w:customStyle="1" w:styleId="EndnoteTextChar">
-    <w:name w:val="Endnote Text Char"/>
-    <w:link w:val="EndnoteText"/>
+  <w:style w:type="character" w:customStyle="1" w:styleId="TextonotaalfinalCar">
+    <w:name w:val="Texto nota al final Car"/>
+    <w:link w:val="Textonotaalfinal"/>
     <w:uiPriority w:val="99"/>
     <w:semiHidden/>
     <w:unhideWhenUsed/>
@@ -16864,10 +14157,10 @@
       <w:szCs w:val="20"/>
     </w:rPr>
   </w:style>
-  <w:style w:type="paragraph" w:styleId="Header">
+  <w:style w:type="paragraph" w:styleId="Encabezado">
     <w:name w:val="header"/>
     <w:basedOn w:val="Normal"/>
-    <w:link w:val="HeaderChar"/>
+    <w:link w:val="EncabezadoCar"/>
     <w:uiPriority w:val="99"/>
     <w:unhideWhenUsed/>
     <w:rsid w:val="00EE1471"/>
@@ -16878,17 +14171,17 @@
       </w:tabs>
     </w:pPr>
   </w:style>
-  <w:style w:type="character" w:customStyle="1" w:styleId="HeaderChar">
-    <w:name w:val="Header Char"/>
-    <w:basedOn w:val="DefaultParagraphFont"/>
-    <w:link w:val="Header"/>
+  <w:style w:type="character" w:customStyle="1" w:styleId="EncabezadoCar">
+    <w:name w:val="Encabezado Car"/>
+    <w:basedOn w:val="Fuentedeprrafopredeter"/>
+    <w:link w:val="Encabezado"/>
     <w:uiPriority w:val="99"/>
     <w:rsid w:val="00EE1471"/>
   </w:style>
-  <w:style w:type="paragraph" w:styleId="Footer">
+  <w:style w:type="paragraph" w:styleId="Piedepgina">
     <w:name w:val="footer"/>
     <w:basedOn w:val="Normal"/>
-    <w:link w:val="FooterChar"/>
+    <w:link w:val="PiedepginaCar"/>
     <w:uiPriority w:val="99"/>
     <w:unhideWhenUsed/>
     <w:rsid w:val="00EE1471"/>
@@ -16899,10 +14192,10 @@
       </w:tabs>
     </w:pPr>
   </w:style>
-  <w:style w:type="character" w:customStyle="1" w:styleId="FooterChar">
-    <w:name w:val="Footer Char"/>
-    <w:basedOn w:val="DefaultParagraphFont"/>
-    <w:link w:val="Footer"/>
+  <w:style w:type="character" w:customStyle="1" w:styleId="PiedepginaCar">
+    <w:name w:val="Pie de página Car"/>
+    <w:basedOn w:val="Fuentedeprrafopredeter"/>
+    <w:link w:val="Piedepgina"/>
     <w:uiPriority w:val="99"/>
     <w:rsid w:val="00EE1471"/>
   </w:style>

--- a/Informe_Parking_Coto.docx
+++ b/Informe_Parking_Coto.docx
@@ -140,8 +140,19 @@
           <w:szCs w:val="24"/>
           <w:lang w:val="es-CR"/>
         </w:rPr>
-        <w:t>, Alen Cedeño y Mathew Ramirez</w:t>
-      </w:r>
+        <w:t xml:space="preserve">, Alen Cedeño y Mathew </w:t>
+      </w:r>
+      <w:proofErr w:type="spellStart"/>
+      <w:r>
+        <w:rPr>
+          <w:rFonts w:ascii="Times New Roman" w:hAnsi="Times New Roman" w:cs="Times New Roman"/>
+          <w:sz w:val="24"/>
+          <w:szCs w:val="24"/>
+          <w:lang w:val="es-CR"/>
+        </w:rPr>
+        <w:t>Ramirez</w:t>
+      </w:r>
+      <w:proofErr w:type="spellEnd"/>
     </w:p>
     <w:p>
       <w:pPr>
@@ -215,14 +226,45 @@
           <w:lang w:val="es-CR"/>
         </w:rPr>
       </w:pPr>
-      <w:r>
-        <w:rPr>
-          <w:rFonts w:ascii="Times New Roman" w:hAnsi="Times New Roman" w:cs="Times New Roman"/>
-          <w:sz w:val="24"/>
-          <w:szCs w:val="24"/>
-          <w:lang w:val="es-CR"/>
-        </w:rPr>
-        <w:t>Parking Coto es un parqueo privado con cobro por hora que necesita una aplicación para controlar los vehículos registrados, los espacios, los ingresos y salidas, los tickets activos, el tiempo de permanencia, el monto a pagar, los pagos realizados, la ocupación actual y los ingresos generados.</w:t>
+      <w:proofErr w:type="gramStart"/>
+      <w:r>
+        <w:rPr>
+          <w:rFonts w:ascii="Times New Roman" w:hAnsi="Times New Roman" w:cs="Times New Roman"/>
+          <w:sz w:val="24"/>
+          <w:szCs w:val="24"/>
+          <w:lang w:val="es-CR"/>
+        </w:rPr>
+        <w:t>Parking</w:t>
+      </w:r>
+      <w:proofErr w:type="gramEnd"/>
+      <w:r>
+        <w:rPr>
+          <w:rFonts w:ascii="Times New Roman" w:hAnsi="Times New Roman" w:cs="Times New Roman"/>
+          <w:sz w:val="24"/>
+          <w:szCs w:val="24"/>
+          <w:lang w:val="es-CR"/>
+        </w:rPr>
+        <w:t xml:space="preserve"> Coto es un parqueo privado con cobro por hora que necesita una aplicación para controlar los vehículos registrados, los espacios, los ingresos y salidas, los </w:t>
+      </w:r>
+      <w:proofErr w:type="gramStart"/>
+      <w:r>
+        <w:rPr>
+          <w:rFonts w:ascii="Times New Roman" w:hAnsi="Times New Roman" w:cs="Times New Roman"/>
+          <w:sz w:val="24"/>
+          <w:szCs w:val="24"/>
+          <w:lang w:val="es-CR"/>
+        </w:rPr>
+        <w:t>tickets</w:t>
+      </w:r>
+      <w:proofErr w:type="gramEnd"/>
+      <w:r>
+        <w:rPr>
+          <w:rFonts w:ascii="Times New Roman" w:hAnsi="Times New Roman" w:cs="Times New Roman"/>
+          <w:sz w:val="24"/>
+          <w:szCs w:val="24"/>
+          <w:lang w:val="es-CR"/>
+        </w:rPr>
+        <w:t xml:space="preserve"> activos, el tiempo de permanencia, el monto a pagar, los pagos realizados, la ocupación actual y los ingresos generados.</w:t>
       </w:r>
     </w:p>
     <w:p>
@@ -295,13 +337,31 @@
           <w:color w:val="auto"/>
         </w:rPr>
       </w:pPr>
+      <w:proofErr w:type="spellStart"/>
       <w:r>
         <w:rPr>
           <w:rFonts w:ascii="Times New Roman" w:hAnsi="Times New Roman" w:cs="Times New Roman"/>
           <w:color w:val="auto"/>
         </w:rPr>
-        <w:t>Supuestos adoptados</w:t>
-      </w:r>
+        <w:t>Supuestos</w:t>
+      </w:r>
+      <w:proofErr w:type="spellEnd"/>
+      <w:r>
+        <w:rPr>
+          <w:rFonts w:ascii="Times New Roman" w:hAnsi="Times New Roman" w:cs="Times New Roman"/>
+          <w:color w:val="auto"/>
+        </w:rPr>
+        <w:t xml:space="preserve"> </w:t>
+      </w:r>
+      <w:proofErr w:type="spellStart"/>
+      <w:r>
+        <w:rPr>
+          <w:rFonts w:ascii="Times New Roman" w:hAnsi="Times New Roman" w:cs="Times New Roman"/>
+          <w:color w:val="auto"/>
+        </w:rPr>
+        <w:t>adoptados</w:t>
+      </w:r>
+      <w:proofErr w:type="spellEnd"/>
     </w:p>
     <w:p>
       <w:pPr>
@@ -327,6 +387,7 @@
         </w:rPr>
         <w:t>Los montos se manejan en colones enteros (</w:t>
       </w:r>
+      <w:proofErr w:type="spellStart"/>
       <w:r>
         <w:rPr>
           <w:rFonts w:ascii="Times New Roman" w:eastAsia="Consolas" w:hAnsi="Times New Roman" w:cs="Times New Roman"/>
@@ -336,6 +397,7 @@
         </w:rPr>
         <w:t>long</w:t>
       </w:r>
+      <w:proofErr w:type="spellEnd"/>
       <w:r>
         <w:rPr>
           <w:rFonts w:ascii="Times New Roman" w:hAnsi="Times New Roman" w:cs="Times New Roman"/>
@@ -345,6 +407,7 @@
         </w:rPr>
         <w:t>). La hora de ingreso, salida y pago se recibe como parámetro (</w:t>
       </w:r>
+      <w:proofErr w:type="spellStart"/>
       <w:r>
         <w:rPr>
           <w:rFonts w:ascii="Times New Roman" w:eastAsia="Consolas" w:hAnsi="Times New Roman" w:cs="Times New Roman"/>
@@ -354,6 +417,7 @@
         </w:rPr>
         <w:t>LocalDateTime</w:t>
       </w:r>
+      <w:proofErr w:type="spellEnd"/>
       <w:r>
         <w:rPr>
           <w:rFonts w:ascii="Times New Roman" w:hAnsi="Times New Roman" w:cs="Times New Roman"/>
@@ -395,7 +459,27 @@
           <w:szCs w:val="24"/>
           <w:lang w:val="es-CR"/>
         </w:rPr>
-        <w:t>"abc 123"</w:t>
+        <w:t>"</w:t>
+      </w:r>
+      <w:proofErr w:type="spellStart"/>
+      <w:r>
+        <w:rPr>
+          <w:rFonts w:ascii="Times New Roman" w:eastAsia="Consolas" w:hAnsi="Times New Roman" w:cs="Times New Roman"/>
+          <w:sz w:val="24"/>
+          <w:szCs w:val="24"/>
+          <w:lang w:val="es-CR"/>
+        </w:rPr>
+        <w:t>abc</w:t>
+      </w:r>
+      <w:proofErr w:type="spellEnd"/>
+      <w:r>
+        <w:rPr>
+          <w:rFonts w:ascii="Times New Roman" w:eastAsia="Consolas" w:hAnsi="Times New Roman" w:cs="Times New Roman"/>
+          <w:sz w:val="24"/>
+          <w:szCs w:val="24"/>
+          <w:lang w:val="es-CR"/>
+        </w:rPr>
+        <w:t xml:space="preserve"> 123"</w:t>
       </w:r>
       <w:r>
         <w:rPr>
@@ -467,7 +551,47 @@
           <w:szCs w:val="24"/>
           <w:lang w:val="es-CR"/>
         </w:rPr>
-        <w:t xml:space="preserve"> son la suma de los pagos registrados; un ticket cerrado pero no pagado todavía no cuenta como ingreso.</w:t>
+        <w:t xml:space="preserve"> son la suma de los pagos registrados; un </w:t>
+      </w:r>
+      <w:proofErr w:type="gramStart"/>
+      <w:r>
+        <w:rPr>
+          <w:rFonts w:ascii="Times New Roman" w:hAnsi="Times New Roman" w:cs="Times New Roman"/>
+          <w:sz w:val="24"/>
+          <w:szCs w:val="24"/>
+          <w:lang w:val="es-CR"/>
+        </w:rPr>
+        <w:t>ticket</w:t>
+      </w:r>
+      <w:proofErr w:type="gramEnd"/>
+      <w:r>
+        <w:rPr>
+          <w:rFonts w:ascii="Times New Roman" w:hAnsi="Times New Roman" w:cs="Times New Roman"/>
+          <w:sz w:val="24"/>
+          <w:szCs w:val="24"/>
+          <w:lang w:val="es-CR"/>
+        </w:rPr>
+        <w:t xml:space="preserve"> </w:t>
+      </w:r>
+      <w:proofErr w:type="gramStart"/>
+      <w:r>
+        <w:rPr>
+          <w:rFonts w:ascii="Times New Roman" w:hAnsi="Times New Roman" w:cs="Times New Roman"/>
+          <w:sz w:val="24"/>
+          <w:szCs w:val="24"/>
+          <w:lang w:val="es-CR"/>
+        </w:rPr>
+        <w:t>cerrado</w:t>
+      </w:r>
+      <w:proofErr w:type="gramEnd"/>
+      <w:r>
+        <w:rPr>
+          <w:rFonts w:ascii="Times New Roman" w:hAnsi="Times New Roman" w:cs="Times New Roman"/>
+          <w:sz w:val="24"/>
+          <w:szCs w:val="24"/>
+          <w:lang w:val="es-CR"/>
+        </w:rPr>
+        <w:t xml:space="preserve"> pero no pagado todavía no cuenta como ingreso.</w:t>
       </w:r>
     </w:p>
     <w:p>
@@ -513,8 +637,39 @@
           <w:sz w:val="24"/>
           <w:szCs w:val="24"/>
         </w:rPr>
-        <w:t>2. Análisis de requerimientos</w:t>
-      </w:r>
+        <w:t xml:space="preserve">2. </w:t>
+      </w:r>
+      <w:proofErr w:type="spellStart"/>
+      <w:r>
+        <w:rPr>
+          <w:rFonts w:ascii="Times New Roman" w:hAnsi="Times New Roman" w:cs="Times New Roman"/>
+          <w:color w:val="auto"/>
+          <w:sz w:val="24"/>
+          <w:szCs w:val="24"/>
+        </w:rPr>
+        <w:t>Análisis</w:t>
+      </w:r>
+      <w:proofErr w:type="spellEnd"/>
+      <w:r>
+        <w:rPr>
+          <w:rFonts w:ascii="Times New Roman" w:hAnsi="Times New Roman" w:cs="Times New Roman"/>
+          <w:color w:val="auto"/>
+          <w:sz w:val="24"/>
+          <w:szCs w:val="24"/>
+        </w:rPr>
+        <w:t xml:space="preserve"> de </w:t>
+      </w:r>
+      <w:proofErr w:type="spellStart"/>
+      <w:r>
+        <w:rPr>
+          <w:rFonts w:ascii="Times New Roman" w:hAnsi="Times New Roman" w:cs="Times New Roman"/>
+          <w:color w:val="auto"/>
+          <w:sz w:val="24"/>
+          <w:szCs w:val="24"/>
+        </w:rPr>
+        <w:t>requerimientos</w:t>
+      </w:r>
+      <w:proofErr w:type="spellEnd"/>
     </w:p>
     <w:p>
       <w:pPr>
@@ -530,8 +685,17 @@
           <w:rFonts w:ascii="Times New Roman" w:hAnsi="Times New Roman" w:cs="Times New Roman"/>
           <w:color w:val="auto"/>
         </w:rPr>
-        <w:t>2.1 Tarifas</w:t>
-      </w:r>
+        <w:t xml:space="preserve">2.1 </w:t>
+      </w:r>
+      <w:proofErr w:type="spellStart"/>
+      <w:r>
+        <w:rPr>
+          <w:rFonts w:ascii="Times New Roman" w:hAnsi="Times New Roman" w:cs="Times New Roman"/>
+          <w:color w:val="auto"/>
+        </w:rPr>
+        <w:t>Tarifas</w:t>
+      </w:r>
+      <w:proofErr w:type="spellEnd"/>
     </w:p>
     <w:tbl>
       <w:tblPr>
@@ -595,36 +759,9 @@
                 <w:sz w:val="24"/>
                 <w:szCs w:val="24"/>
               </w:rPr>
-              <w:t>Tipo de vehículo</w:t>
-            </w:r>
-          </w:p>
-        </w:tc>
-        <w:tc>
-          <w:tcPr>
-            <w:tcW w:w="2000" w:type="dxa"/>
-            <w:tcBorders>
-              <w:top w:val="single" w:sz="4" w:space="0" w:color="BFBFBF"/>
-              <w:left w:val="single" w:sz="4" w:space="0" w:color="BFBFBF"/>
-              <w:bottom w:val="single" w:sz="4" w:space="0" w:color="BFBFBF"/>
-              <w:right w:val="single" w:sz="4" w:space="0" w:color="BFBFBF"/>
-            </w:tcBorders>
-            <w:shd w:val="clear" w:color="auto" w:fill="D9E2F3"/>
-            <w:tcMar>
-              <w:top w:w="40" w:type="dxa"/>
-              <w:left w:w="90" w:type="dxa"/>
-              <w:bottom w:w="40" w:type="dxa"/>
-              <w:right w:w="90" w:type="dxa"/>
-            </w:tcMar>
-            <w:vAlign w:val="center"/>
-          </w:tcPr>
-          <w:p>
-            <w:pPr>
-              <w:rPr>
-                <w:rFonts w:ascii="Times New Roman" w:hAnsi="Times New Roman" w:cs="Times New Roman"/>
-                <w:sz w:val="24"/>
-                <w:szCs w:val="24"/>
-              </w:rPr>
-            </w:pPr>
+              <w:t xml:space="preserve">Tipo de </w:t>
+            </w:r>
+            <w:proofErr w:type="spellStart"/>
             <w:r>
               <w:rPr>
                 <w:rFonts w:ascii="Times New Roman" w:hAnsi="Times New Roman" w:cs="Times New Roman"/>
@@ -633,13 +770,14 @@
                 <w:sz w:val="24"/>
                 <w:szCs w:val="24"/>
               </w:rPr>
-              <w:t>Tarifa por hora</w:t>
-            </w:r>
-          </w:p>
-        </w:tc>
-        <w:tc>
-          <w:tcPr>
-            <w:tcW w:w="2680" w:type="dxa"/>
+              <w:t>vehículo</w:t>
+            </w:r>
+            <w:proofErr w:type="spellEnd"/>
+          </w:p>
+        </w:tc>
+        <w:tc>
+          <w:tcPr>
+            <w:tcW w:w="2000" w:type="dxa"/>
             <w:tcBorders>
               <w:top w:val="single" w:sz="4" w:space="0" w:color="BFBFBF"/>
               <w:left w:val="single" w:sz="4" w:space="0" w:color="BFBFBF"/>
@@ -671,36 +809,9 @@
                 <w:sz w:val="24"/>
                 <w:szCs w:val="24"/>
               </w:rPr>
-              <w:t>Máximo diario (desde 10 h)</w:t>
-            </w:r>
-          </w:p>
-        </w:tc>
-        <w:tc>
-          <w:tcPr>
-            <w:tcW w:w="2000" w:type="dxa"/>
-            <w:tcBorders>
-              <w:top w:val="single" w:sz="4" w:space="0" w:color="BFBFBF"/>
-              <w:left w:val="single" w:sz="4" w:space="0" w:color="BFBFBF"/>
-              <w:bottom w:val="single" w:sz="4" w:space="0" w:color="BFBFBF"/>
-              <w:right w:val="single" w:sz="4" w:space="0" w:color="BFBFBF"/>
-            </w:tcBorders>
-            <w:shd w:val="clear" w:color="auto" w:fill="D9E2F3"/>
-            <w:tcMar>
-              <w:top w:w="40" w:type="dxa"/>
-              <w:left w:w="90" w:type="dxa"/>
-              <w:bottom w:w="40" w:type="dxa"/>
-              <w:right w:w="90" w:type="dxa"/>
-            </w:tcMar>
-            <w:vAlign w:val="center"/>
-          </w:tcPr>
-          <w:p>
-            <w:pPr>
-              <w:rPr>
-                <w:rFonts w:ascii="Times New Roman" w:hAnsi="Times New Roman" w:cs="Times New Roman"/>
-                <w:sz w:val="24"/>
-                <w:szCs w:val="24"/>
-              </w:rPr>
-            </w:pPr>
+              <w:t xml:space="preserve">Tarifa </w:t>
+            </w:r>
+            <w:proofErr w:type="spellStart"/>
             <w:r>
               <w:rPr>
                 <w:rFonts w:ascii="Times New Roman" w:hAnsi="Times New Roman" w:cs="Times New Roman"/>
@@ -709,8 +820,151 @@
                 <w:sz w:val="24"/>
                 <w:szCs w:val="24"/>
               </w:rPr>
-              <w:t>Espacio requerido</w:t>
-            </w:r>
+              <w:t>por</w:t>
+            </w:r>
+            <w:proofErr w:type="spellEnd"/>
+            <w:r>
+              <w:rPr>
+                <w:rFonts w:ascii="Times New Roman" w:hAnsi="Times New Roman" w:cs="Times New Roman"/>
+                <w:b/>
+                <w:bCs/>
+                <w:sz w:val="24"/>
+                <w:szCs w:val="24"/>
+              </w:rPr>
+              <w:t xml:space="preserve"> hora</w:t>
+            </w:r>
+          </w:p>
+        </w:tc>
+        <w:tc>
+          <w:tcPr>
+            <w:tcW w:w="2680" w:type="dxa"/>
+            <w:tcBorders>
+              <w:top w:val="single" w:sz="4" w:space="0" w:color="BFBFBF"/>
+              <w:left w:val="single" w:sz="4" w:space="0" w:color="BFBFBF"/>
+              <w:bottom w:val="single" w:sz="4" w:space="0" w:color="BFBFBF"/>
+              <w:right w:val="single" w:sz="4" w:space="0" w:color="BFBFBF"/>
+            </w:tcBorders>
+            <w:shd w:val="clear" w:color="auto" w:fill="D9E2F3"/>
+            <w:tcMar>
+              <w:top w:w="40" w:type="dxa"/>
+              <w:left w:w="90" w:type="dxa"/>
+              <w:bottom w:w="40" w:type="dxa"/>
+              <w:right w:w="90" w:type="dxa"/>
+            </w:tcMar>
+            <w:vAlign w:val="center"/>
+          </w:tcPr>
+          <w:p>
+            <w:pPr>
+              <w:rPr>
+                <w:rFonts w:ascii="Times New Roman" w:hAnsi="Times New Roman" w:cs="Times New Roman"/>
+                <w:sz w:val="24"/>
+                <w:szCs w:val="24"/>
+              </w:rPr>
+            </w:pPr>
+            <w:r>
+              <w:rPr>
+                <w:rFonts w:ascii="Times New Roman" w:hAnsi="Times New Roman" w:cs="Times New Roman"/>
+                <w:b/>
+                <w:bCs/>
+                <w:sz w:val="24"/>
+                <w:szCs w:val="24"/>
+              </w:rPr>
+              <w:t xml:space="preserve">Máximo </w:t>
+            </w:r>
+            <w:proofErr w:type="spellStart"/>
+            <w:r>
+              <w:rPr>
+                <w:rFonts w:ascii="Times New Roman" w:hAnsi="Times New Roman" w:cs="Times New Roman"/>
+                <w:b/>
+                <w:bCs/>
+                <w:sz w:val="24"/>
+                <w:szCs w:val="24"/>
+              </w:rPr>
+              <w:t>diario</w:t>
+            </w:r>
+            <w:proofErr w:type="spellEnd"/>
+            <w:r>
+              <w:rPr>
+                <w:rFonts w:ascii="Times New Roman" w:hAnsi="Times New Roman" w:cs="Times New Roman"/>
+                <w:b/>
+                <w:bCs/>
+                <w:sz w:val="24"/>
+                <w:szCs w:val="24"/>
+              </w:rPr>
+              <w:t xml:space="preserve"> (</w:t>
+            </w:r>
+            <w:proofErr w:type="spellStart"/>
+            <w:r>
+              <w:rPr>
+                <w:rFonts w:ascii="Times New Roman" w:hAnsi="Times New Roman" w:cs="Times New Roman"/>
+                <w:b/>
+                <w:bCs/>
+                <w:sz w:val="24"/>
+                <w:szCs w:val="24"/>
+              </w:rPr>
+              <w:t>desde</w:t>
+            </w:r>
+            <w:proofErr w:type="spellEnd"/>
+            <w:r>
+              <w:rPr>
+                <w:rFonts w:ascii="Times New Roman" w:hAnsi="Times New Roman" w:cs="Times New Roman"/>
+                <w:b/>
+                <w:bCs/>
+                <w:sz w:val="24"/>
+                <w:szCs w:val="24"/>
+              </w:rPr>
+              <w:t xml:space="preserve"> 10 h)</w:t>
+            </w:r>
+          </w:p>
+        </w:tc>
+        <w:tc>
+          <w:tcPr>
+            <w:tcW w:w="2000" w:type="dxa"/>
+            <w:tcBorders>
+              <w:top w:val="single" w:sz="4" w:space="0" w:color="BFBFBF"/>
+              <w:left w:val="single" w:sz="4" w:space="0" w:color="BFBFBF"/>
+              <w:bottom w:val="single" w:sz="4" w:space="0" w:color="BFBFBF"/>
+              <w:right w:val="single" w:sz="4" w:space="0" w:color="BFBFBF"/>
+            </w:tcBorders>
+            <w:shd w:val="clear" w:color="auto" w:fill="D9E2F3"/>
+            <w:tcMar>
+              <w:top w:w="40" w:type="dxa"/>
+              <w:left w:w="90" w:type="dxa"/>
+              <w:bottom w:w="40" w:type="dxa"/>
+              <w:right w:w="90" w:type="dxa"/>
+            </w:tcMar>
+            <w:vAlign w:val="center"/>
+          </w:tcPr>
+          <w:p>
+            <w:pPr>
+              <w:rPr>
+                <w:rFonts w:ascii="Times New Roman" w:hAnsi="Times New Roman" w:cs="Times New Roman"/>
+                <w:sz w:val="24"/>
+                <w:szCs w:val="24"/>
+              </w:rPr>
+            </w:pPr>
+            <w:r>
+              <w:rPr>
+                <w:rFonts w:ascii="Times New Roman" w:hAnsi="Times New Roman" w:cs="Times New Roman"/>
+                <w:b/>
+                <w:bCs/>
+                <w:sz w:val="24"/>
+                <w:szCs w:val="24"/>
+              </w:rPr>
+              <w:t xml:space="preserve">Espacio </w:t>
+            </w:r>
+            <w:proofErr w:type="spellStart"/>
+            <w:r>
+              <w:rPr>
+                <w:rFonts w:ascii="Times New Roman" w:hAnsi="Times New Roman" w:cs="Times New Roman"/>
+                <w:b/>
+                <w:bCs/>
+                <w:sz w:val="24"/>
+                <w:szCs w:val="24"/>
+              </w:rPr>
+              <w:t>requerido</w:t>
+            </w:r>
+            <w:proofErr w:type="spellEnd"/>
           </w:p>
         </w:tc>
       </w:tr>
@@ -744,13 +998,23 @@
                 <w:szCs w:val="24"/>
               </w:rPr>
             </w:pPr>
-            <w:r>
-              <w:rPr>
-                <w:rFonts w:ascii="Times New Roman" w:hAnsi="Times New Roman" w:cs="Times New Roman"/>
-                <w:sz w:val="24"/>
-                <w:szCs w:val="24"/>
-              </w:rPr>
-              <w:t>Motocicleta (</w:t>
+            <w:proofErr w:type="spellStart"/>
+            <w:r>
+              <w:rPr>
+                <w:rFonts w:ascii="Times New Roman" w:hAnsi="Times New Roman" w:cs="Times New Roman"/>
+                <w:sz w:val="24"/>
+                <w:szCs w:val="24"/>
+              </w:rPr>
+              <w:t>Motocicleta</w:t>
+            </w:r>
+            <w:proofErr w:type="spellEnd"/>
+            <w:r>
+              <w:rPr>
+                <w:rFonts w:ascii="Times New Roman" w:hAnsi="Times New Roman" w:cs="Times New Roman"/>
+                <w:sz w:val="24"/>
+                <w:szCs w:val="24"/>
+              </w:rPr>
+              <w:t xml:space="preserve"> (</w:t>
             </w:r>
             <w:r>
               <w:rPr>
@@ -909,13 +1173,23 @@
                 <w:szCs w:val="24"/>
               </w:rPr>
             </w:pPr>
-            <w:r>
-              <w:rPr>
-                <w:rFonts w:ascii="Times New Roman" w:hAnsi="Times New Roman" w:cs="Times New Roman"/>
-                <w:sz w:val="24"/>
-                <w:szCs w:val="24"/>
-              </w:rPr>
-              <w:t>Automóvil (</w:t>
+            <w:proofErr w:type="spellStart"/>
+            <w:r>
+              <w:rPr>
+                <w:rFonts w:ascii="Times New Roman" w:hAnsi="Times New Roman" w:cs="Times New Roman"/>
+                <w:sz w:val="24"/>
+                <w:szCs w:val="24"/>
+              </w:rPr>
+              <w:t>Automóvil</w:t>
+            </w:r>
+            <w:proofErr w:type="spellEnd"/>
+            <w:r>
+              <w:rPr>
+                <w:rFonts w:ascii="Times New Roman" w:hAnsi="Times New Roman" w:cs="Times New Roman"/>
+                <w:sz w:val="24"/>
+                <w:szCs w:val="24"/>
+              </w:rPr>
+              <w:t xml:space="preserve"> (</w:t>
             </w:r>
             <w:r>
               <w:rPr>
@@ -1074,14 +1348,25 @@
                 <w:szCs w:val="24"/>
               </w:rPr>
             </w:pPr>
-            <w:r>
-              <w:rPr>
-                <w:rFonts w:ascii="Times New Roman" w:hAnsi="Times New Roman" w:cs="Times New Roman"/>
-                <w:sz w:val="24"/>
-                <w:szCs w:val="24"/>
-              </w:rPr>
-              <w:t>Vehículo de carga (</w:t>
-            </w:r>
+            <w:proofErr w:type="spellStart"/>
+            <w:r>
+              <w:rPr>
+                <w:rFonts w:ascii="Times New Roman" w:hAnsi="Times New Roman" w:cs="Times New Roman"/>
+                <w:sz w:val="24"/>
+                <w:szCs w:val="24"/>
+              </w:rPr>
+              <w:t>Vehículo</w:t>
+            </w:r>
+            <w:proofErr w:type="spellEnd"/>
+            <w:r>
+              <w:rPr>
+                <w:rFonts w:ascii="Times New Roman" w:hAnsi="Times New Roman" w:cs="Times New Roman"/>
+                <w:sz w:val="24"/>
+                <w:szCs w:val="24"/>
+              </w:rPr>
+              <w:t xml:space="preserve"> de carga (</w:t>
+            </w:r>
+            <w:proofErr w:type="spellStart"/>
             <w:r>
               <w:rPr>
                 <w:rFonts w:ascii="Times New Roman" w:eastAsia="Consolas" w:hAnsi="Times New Roman" w:cs="Times New Roman"/>
@@ -1090,6 +1375,7 @@
               </w:rPr>
               <w:t>CargoVehicle</w:t>
             </w:r>
+            <w:proofErr w:type="spellEnd"/>
             <w:r>
               <w:rPr>
                 <w:rFonts w:ascii="Times New Roman" w:hAnsi="Times New Roman" w:cs="Times New Roman"/>
@@ -1313,6 +1599,7 @@
                 <w:szCs w:val="24"/>
               </w:rPr>
             </w:pPr>
+            <w:proofErr w:type="spellStart"/>
             <w:r>
               <w:rPr>
                 <w:rFonts w:ascii="Times New Roman" w:hAnsi="Times New Roman" w:cs="Times New Roman"/>
@@ -1323,6 +1610,7 @@
               </w:rPr>
               <w:t>Funcionalidad</w:t>
             </w:r>
+            <w:proofErr w:type="spellEnd"/>
           </w:p>
         </w:tc>
         <w:tc>
@@ -1351,6 +1639,7 @@
                 <w:szCs w:val="24"/>
               </w:rPr>
             </w:pPr>
+            <w:proofErr w:type="spellStart"/>
             <w:r>
               <w:rPr>
                 <w:rFonts w:ascii="Times New Roman" w:hAnsi="Times New Roman" w:cs="Times New Roman"/>
@@ -1361,6 +1650,7 @@
               </w:rPr>
               <w:t>Implementación</w:t>
             </w:r>
+            <w:proofErr w:type="spellEnd"/>
           </w:p>
         </w:tc>
       </w:tr>
@@ -1492,6 +1782,7 @@
                 <w:szCs w:val="24"/>
               </w:rPr>
             </w:pPr>
+            <w:proofErr w:type="spellStart"/>
             <w:r>
               <w:rPr>
                 <w:rFonts w:ascii="Times New Roman" w:eastAsia="Consolas" w:hAnsi="Times New Roman" w:cs="Times New Roman"/>
@@ -1500,6 +1791,7 @@
               </w:rPr>
               <w:t>ParkingLot.registerVehicle</w:t>
             </w:r>
+            <w:proofErr w:type="spellEnd"/>
             <w:r>
               <w:rPr>
                 <w:rFonts w:ascii="Times New Roman" w:hAnsi="Times New Roman" w:cs="Times New Roman"/>
@@ -1508,6 +1800,7 @@
               </w:rPr>
               <w:t xml:space="preserve">, </w:t>
             </w:r>
+            <w:proofErr w:type="spellStart"/>
             <w:r>
               <w:rPr>
                 <w:rFonts w:ascii="Times New Roman" w:eastAsia="Consolas" w:hAnsi="Times New Roman" w:cs="Times New Roman"/>
@@ -1516,6 +1809,7 @@
               </w:rPr>
               <w:t>registerSpace</w:t>
             </w:r>
+            <w:proofErr w:type="spellEnd"/>
             <w:r>
               <w:rPr>
                 <w:rFonts w:ascii="Times New Roman" w:hAnsi="Times New Roman" w:cs="Times New Roman"/>
@@ -1524,6 +1818,7 @@
               </w:rPr>
               <w:t xml:space="preserve">, </w:t>
             </w:r>
+            <w:proofErr w:type="spellStart"/>
             <w:r>
               <w:rPr>
                 <w:rFonts w:ascii="Times New Roman" w:eastAsia="Consolas" w:hAnsi="Times New Roman" w:cs="Times New Roman"/>
@@ -1532,6 +1827,7 @@
               </w:rPr>
               <w:t>getAvailableSpaces</w:t>
             </w:r>
+            <w:proofErr w:type="spellEnd"/>
           </w:p>
         </w:tc>
       </w:tr>
@@ -1633,6 +1929,7 @@
                 <w:szCs w:val="24"/>
               </w:rPr>
             </w:pPr>
+            <w:proofErr w:type="spellStart"/>
             <w:r>
               <w:rPr>
                 <w:rFonts w:ascii="Times New Roman" w:eastAsia="Consolas" w:hAnsi="Times New Roman" w:cs="Times New Roman"/>
@@ -1641,14 +1938,34 @@
               </w:rPr>
               <w:t>ParkingLot.registerEntry</w:t>
             </w:r>
-            <w:r>
-              <w:rPr>
-                <w:rFonts w:ascii="Times New Roman" w:hAnsi="Times New Roman" w:cs="Times New Roman"/>
-                <w:sz w:val="24"/>
-                <w:szCs w:val="24"/>
-              </w:rPr>
-              <w:t xml:space="preserve"> (dos sobrecargas), </w:t>
-            </w:r>
+            <w:proofErr w:type="spellEnd"/>
+            <w:r>
+              <w:rPr>
+                <w:rFonts w:ascii="Times New Roman" w:hAnsi="Times New Roman" w:cs="Times New Roman"/>
+                <w:sz w:val="24"/>
+                <w:szCs w:val="24"/>
+              </w:rPr>
+              <w:t xml:space="preserve"> (dos </w:t>
+            </w:r>
+            <w:proofErr w:type="spellStart"/>
+            <w:r>
+              <w:rPr>
+                <w:rFonts w:ascii="Times New Roman" w:hAnsi="Times New Roman" w:cs="Times New Roman"/>
+                <w:sz w:val="24"/>
+                <w:szCs w:val="24"/>
+              </w:rPr>
+              <w:t>sobrecargas</w:t>
+            </w:r>
+            <w:proofErr w:type="spellEnd"/>
+            <w:r>
+              <w:rPr>
+                <w:rFonts w:ascii="Times New Roman" w:hAnsi="Times New Roman" w:cs="Times New Roman"/>
+                <w:sz w:val="24"/>
+                <w:szCs w:val="24"/>
+              </w:rPr>
+              <w:t xml:space="preserve">), </w:t>
+            </w:r>
+            <w:proofErr w:type="spellStart"/>
             <w:r>
               <w:rPr>
                 <w:rFonts w:ascii="Times New Roman" w:eastAsia="Consolas" w:hAnsi="Times New Roman" w:cs="Times New Roman"/>
@@ -1657,6 +1974,7 @@
               </w:rPr>
               <w:t>findFirstAvailableSpaceFor</w:t>
             </w:r>
+            <w:proofErr w:type="spellEnd"/>
             <w:r>
               <w:rPr>
                 <w:rFonts w:ascii="Times New Roman" w:hAnsi="Times New Roman" w:cs="Times New Roman"/>
@@ -1665,6 +1983,7 @@
               </w:rPr>
               <w:t xml:space="preserve"> + </w:t>
             </w:r>
+            <w:proofErr w:type="spellStart"/>
             <w:r>
               <w:rPr>
                 <w:rFonts w:ascii="Times New Roman" w:eastAsia="Consolas" w:hAnsi="Times New Roman" w:cs="Times New Roman"/>
@@ -1673,6 +1992,7 @@
               </w:rPr>
               <w:t>ParkingSpace.canAccept</w:t>
             </w:r>
+            <w:proofErr w:type="spellEnd"/>
           </w:p>
         </w:tc>
       </w:tr>
@@ -1706,13 +2026,23 @@
                 <w:szCs w:val="24"/>
               </w:rPr>
             </w:pPr>
-            <w:r>
-              <w:rPr>
-                <w:rFonts w:ascii="Times New Roman" w:hAnsi="Times New Roman" w:cs="Times New Roman"/>
-                <w:sz w:val="24"/>
-                <w:szCs w:val="24"/>
-              </w:rPr>
-              <w:t>Generar ticket</w:t>
+            <w:proofErr w:type="spellStart"/>
+            <w:r>
+              <w:rPr>
+                <w:rFonts w:ascii="Times New Roman" w:hAnsi="Times New Roman" w:cs="Times New Roman"/>
+                <w:sz w:val="24"/>
+                <w:szCs w:val="24"/>
+              </w:rPr>
+              <w:t>Generar</w:t>
+            </w:r>
+            <w:proofErr w:type="spellEnd"/>
+            <w:r>
+              <w:rPr>
+                <w:rFonts w:ascii="Times New Roman" w:hAnsi="Times New Roman" w:cs="Times New Roman"/>
+                <w:sz w:val="24"/>
+                <w:szCs w:val="24"/>
+              </w:rPr>
+              <w:t xml:space="preserve"> ticket</w:t>
             </w:r>
           </w:p>
           <w:p>
@@ -1760,6 +2090,7 @@
                 <w:szCs w:val="24"/>
               </w:rPr>
             </w:pPr>
+            <w:proofErr w:type="spellStart"/>
             <w:r>
               <w:rPr>
                 <w:rFonts w:ascii="Times New Roman" w:eastAsia="Consolas" w:hAnsi="Times New Roman" w:cs="Times New Roman"/>
@@ -1768,6 +2099,7 @@
               </w:rPr>
               <w:t>ParkingLot.openTicket</w:t>
             </w:r>
+            <w:proofErr w:type="spellEnd"/>
             <w:r>
               <w:rPr>
                 <w:rFonts w:ascii="Times New Roman" w:hAnsi="Times New Roman" w:cs="Times New Roman"/>
@@ -1782,7 +2114,25 @@
                 <w:sz w:val="24"/>
                 <w:szCs w:val="24"/>
               </w:rPr>
-              <w:t>new ParkingTicket(...)</w:t>
+              <w:t xml:space="preserve">new </w:t>
+            </w:r>
+            <w:proofErr w:type="spellStart"/>
+            <w:r>
+              <w:rPr>
+                <w:rFonts w:ascii="Times New Roman" w:eastAsia="Consolas" w:hAnsi="Times New Roman" w:cs="Times New Roman"/>
+                <w:sz w:val="24"/>
+                <w:szCs w:val="24"/>
+              </w:rPr>
+              <w:t>ParkingTicket</w:t>
+            </w:r>
+            <w:proofErr w:type="spellEnd"/>
+            <w:r>
+              <w:rPr>
+                <w:rFonts w:ascii="Times New Roman" w:eastAsia="Consolas" w:hAnsi="Times New Roman" w:cs="Times New Roman"/>
+                <w:sz w:val="24"/>
+                <w:szCs w:val="24"/>
+              </w:rPr>
+              <w:t>(...)</w:t>
             </w:r>
           </w:p>
         </w:tc>
@@ -1825,7 +2175,27 @@
                 <w:szCs w:val="24"/>
                 <w:lang w:val="es-CR"/>
               </w:rPr>
-              <w:t>Consultar vehículos dentro, tickets activos e ingresos totales</w:t>
+              <w:t xml:space="preserve">Consultar vehículos dentro, </w:t>
+            </w:r>
+            <w:proofErr w:type="gramStart"/>
+            <w:r>
+              <w:rPr>
+                <w:rFonts w:ascii="Times New Roman" w:hAnsi="Times New Roman" w:cs="Times New Roman"/>
+                <w:sz w:val="24"/>
+                <w:szCs w:val="24"/>
+                <w:lang w:val="es-CR"/>
+              </w:rPr>
+              <w:t>tickets</w:t>
+            </w:r>
+            <w:proofErr w:type="gramEnd"/>
+            <w:r>
+              <w:rPr>
+                <w:rFonts w:ascii="Times New Roman" w:hAnsi="Times New Roman" w:cs="Times New Roman"/>
+                <w:sz w:val="24"/>
+                <w:szCs w:val="24"/>
+                <w:lang w:val="es-CR"/>
+              </w:rPr>
+              <w:t xml:space="preserve"> activos e ingresos totales</w:t>
             </w:r>
           </w:p>
         </w:tc>
@@ -1855,6 +2225,7 @@
                 <w:szCs w:val="24"/>
               </w:rPr>
             </w:pPr>
+            <w:proofErr w:type="spellStart"/>
             <w:r>
               <w:rPr>
                 <w:rFonts w:ascii="Times New Roman" w:eastAsia="Consolas" w:hAnsi="Times New Roman" w:cs="Times New Roman"/>
@@ -1863,6 +2234,7 @@
               </w:rPr>
               <w:t>getVehiclesInside</w:t>
             </w:r>
+            <w:proofErr w:type="spellEnd"/>
             <w:r>
               <w:rPr>
                 <w:rFonts w:ascii="Times New Roman" w:hAnsi="Times New Roman" w:cs="Times New Roman"/>
@@ -1871,6 +2243,7 @@
               </w:rPr>
               <w:t xml:space="preserve">, </w:t>
             </w:r>
+            <w:proofErr w:type="spellStart"/>
             <w:r>
               <w:rPr>
                 <w:rFonts w:ascii="Times New Roman" w:eastAsia="Consolas" w:hAnsi="Times New Roman" w:cs="Times New Roman"/>
@@ -1879,6 +2252,7 @@
               </w:rPr>
               <w:t>getActiveTickets</w:t>
             </w:r>
+            <w:proofErr w:type="spellEnd"/>
             <w:r>
               <w:rPr>
                 <w:rFonts w:ascii="Times New Roman" w:hAnsi="Times New Roman" w:cs="Times New Roman"/>
@@ -1887,6 +2261,7 @@
               </w:rPr>
               <w:t xml:space="preserve">, </w:t>
             </w:r>
+            <w:proofErr w:type="spellStart"/>
             <w:r>
               <w:rPr>
                 <w:rFonts w:ascii="Times New Roman" w:eastAsia="Consolas" w:hAnsi="Times New Roman" w:cs="Times New Roman"/>
@@ -1895,6 +2270,7 @@
               </w:rPr>
               <w:t>getTotalRevenue</w:t>
             </w:r>
+            <w:proofErr w:type="spellEnd"/>
           </w:p>
         </w:tc>
       </w:tr>
@@ -1966,6 +2342,7 @@
                 <w:szCs w:val="24"/>
               </w:rPr>
             </w:pPr>
+            <w:proofErr w:type="spellStart"/>
             <w:r>
               <w:rPr>
                 <w:rFonts w:ascii="Times New Roman" w:eastAsia="Consolas" w:hAnsi="Times New Roman" w:cs="Times New Roman"/>
@@ -1974,6 +2351,7 @@
               </w:rPr>
               <w:t>ParkingLot.registerExit</w:t>
             </w:r>
+            <w:proofErr w:type="spellEnd"/>
             <w:r>
               <w:rPr>
                 <w:rFonts w:ascii="Times New Roman" w:hAnsi="Times New Roman" w:cs="Times New Roman"/>
@@ -1982,6 +2360,7 @@
               </w:rPr>
               <w:t xml:space="preserve"> → </w:t>
             </w:r>
+            <w:proofErr w:type="spellStart"/>
             <w:r>
               <w:rPr>
                 <w:rFonts w:ascii="Times New Roman" w:eastAsia="Consolas" w:hAnsi="Times New Roman" w:cs="Times New Roman"/>
@@ -1990,6 +2369,7 @@
               </w:rPr>
               <w:t>ParkingTicket.close</w:t>
             </w:r>
+            <w:proofErr w:type="spellEnd"/>
             <w:r>
               <w:rPr>
                 <w:rFonts w:ascii="Times New Roman" w:hAnsi="Times New Roman" w:cs="Times New Roman"/>
@@ -1998,6 +2378,7 @@
               </w:rPr>
               <w:t xml:space="preserve"> → </w:t>
             </w:r>
+            <w:proofErr w:type="spellStart"/>
             <w:r>
               <w:rPr>
                 <w:rFonts w:ascii="Times New Roman" w:eastAsia="Consolas" w:hAnsi="Times New Roman" w:cs="Times New Roman"/>
@@ -2006,6 +2387,7 @@
               </w:rPr>
               <w:t>ParkingSpace.release</w:t>
             </w:r>
+            <w:proofErr w:type="spellEnd"/>
           </w:p>
         </w:tc>
       </w:tr>
@@ -2078,6 +2460,7 @@
                 <w:lang w:val="es-CR"/>
               </w:rPr>
             </w:pPr>
+            <w:proofErr w:type="spellStart"/>
             <w:r>
               <w:rPr>
                 <w:rFonts w:ascii="Times New Roman" w:eastAsia="Consolas" w:hAnsi="Times New Roman" w:cs="Times New Roman"/>
@@ -2087,6 +2470,7 @@
               </w:rPr>
               <w:t>HourlyPricingPolicy.calculateFee</w:t>
             </w:r>
+            <w:proofErr w:type="spellEnd"/>
             <w:r>
               <w:rPr>
                 <w:rFonts w:ascii="Times New Roman" w:hAnsi="Times New Roman" w:cs="Times New Roman"/>
@@ -2096,6 +2480,7 @@
               </w:rPr>
               <w:t xml:space="preserve"> (invocada desde </w:t>
             </w:r>
+            <w:proofErr w:type="spellStart"/>
             <w:r>
               <w:rPr>
                 <w:rFonts w:ascii="Times New Roman" w:eastAsia="Consolas" w:hAnsi="Times New Roman" w:cs="Times New Roman"/>
@@ -2105,6 +2490,7 @@
               </w:rPr>
               <w:t>Vehicle.calculateFee</w:t>
             </w:r>
+            <w:proofErr w:type="spellEnd"/>
             <w:r>
               <w:rPr>
                 <w:rFonts w:ascii="Times New Roman" w:hAnsi="Times New Roman" w:cs="Times New Roman"/>
@@ -2153,8 +2539,18 @@
                 <w:sz w:val="24"/>
                 <w:szCs w:val="24"/>
               </w:rPr>
-              <w:t>Registrar pago</w:t>
-            </w:r>
+              <w:t xml:space="preserve">Registrar </w:t>
+            </w:r>
+            <w:proofErr w:type="spellStart"/>
+            <w:r>
+              <w:rPr>
+                <w:rFonts w:ascii="Times New Roman" w:hAnsi="Times New Roman" w:cs="Times New Roman"/>
+                <w:sz w:val="24"/>
+                <w:szCs w:val="24"/>
+              </w:rPr>
+              <w:t>pago</w:t>
+            </w:r>
+            <w:proofErr w:type="spellEnd"/>
           </w:p>
         </w:tc>
         <w:tc>
@@ -2183,6 +2579,7 @@
                 <w:szCs w:val="24"/>
               </w:rPr>
             </w:pPr>
+            <w:proofErr w:type="spellStart"/>
             <w:r>
               <w:rPr>
                 <w:rFonts w:ascii="Times New Roman" w:eastAsia="Consolas" w:hAnsi="Times New Roman" w:cs="Times New Roman"/>
@@ -2191,6 +2588,7 @@
               </w:rPr>
               <w:t>ParkingLot.registerPayment</w:t>
             </w:r>
+            <w:proofErr w:type="spellEnd"/>
             <w:r>
               <w:rPr>
                 <w:rFonts w:ascii="Times New Roman" w:hAnsi="Times New Roman" w:cs="Times New Roman"/>
@@ -2199,6 +2597,7 @@
               </w:rPr>
               <w:t xml:space="preserve"> → </w:t>
             </w:r>
+            <w:proofErr w:type="spellStart"/>
             <w:r>
               <w:rPr>
                 <w:rFonts w:ascii="Times New Roman" w:eastAsia="Consolas" w:hAnsi="Times New Roman" w:cs="Times New Roman"/>
@@ -2207,6 +2606,7 @@
               </w:rPr>
               <w:t>ParkingTicket.pay</w:t>
             </w:r>
+            <w:proofErr w:type="spellEnd"/>
             <w:r>
               <w:rPr>
                 <w:rFonts w:ascii="Times New Roman" w:hAnsi="Times New Roman" w:cs="Times New Roman"/>
@@ -2294,6 +2694,7 @@
                 <w:szCs w:val="24"/>
               </w:rPr>
             </w:pPr>
+            <w:proofErr w:type="spellStart"/>
             <w:r>
               <w:rPr>
                 <w:rFonts w:ascii="Times New Roman" w:eastAsia="Consolas" w:hAnsi="Times New Roman" w:cs="Times New Roman"/>
@@ -2302,6 +2703,7 @@
               </w:rPr>
               <w:t>countSpacesByType</w:t>
             </w:r>
+            <w:proofErr w:type="spellEnd"/>
             <w:r>
               <w:rPr>
                 <w:rFonts w:ascii="Times New Roman" w:hAnsi="Times New Roman" w:cs="Times New Roman"/>
@@ -2310,6 +2712,7 @@
               </w:rPr>
               <w:t xml:space="preserve">, </w:t>
             </w:r>
+            <w:proofErr w:type="spellStart"/>
             <w:r>
               <w:rPr>
                 <w:rFonts w:ascii="Times New Roman" w:eastAsia="Consolas" w:hAnsi="Times New Roman" w:cs="Times New Roman"/>
@@ -2318,6 +2721,7 @@
               </w:rPr>
               <w:t>countOccupiedSpacesByType</w:t>
             </w:r>
+            <w:proofErr w:type="spellEnd"/>
             <w:r>
               <w:rPr>
                 <w:rFonts w:ascii="Times New Roman" w:hAnsi="Times New Roman" w:cs="Times New Roman"/>
@@ -2326,6 +2730,7 @@
               </w:rPr>
               <w:t xml:space="preserve">, </w:t>
             </w:r>
+            <w:proofErr w:type="spellStart"/>
             <w:r>
               <w:rPr>
                 <w:rFonts w:ascii="Times New Roman" w:eastAsia="Consolas" w:hAnsi="Times New Roman" w:cs="Times New Roman"/>
@@ -2334,6 +2739,7 @@
               </w:rPr>
               <w:t>getOccupancyPercentage</w:t>
             </w:r>
+            <w:proofErr w:type="spellEnd"/>
           </w:p>
         </w:tc>
       </w:tr>
@@ -2418,10 +2824,10 @@
         </w:rPr>
         <w:lastRenderedPageBreak/>
         <w:drawing>
-          <wp:inline distT="0" distB="0" distL="0" distR="0" wp14:anchorId="21D97009" wp14:editId="468D6340">
-            <wp:extent cx="9144000" cy="5763260"/>
-            <wp:effectExtent l="0" t="0" r="0" b="8890"/>
-            <wp:docPr id="1232364450" name="Imagen 1"/>
+          <wp:inline distT="0" distB="0" distL="0" distR="0" wp14:anchorId="6BDE6B92" wp14:editId="45B07D60">
+            <wp:extent cx="8543290" cy="6858000"/>
+            <wp:effectExtent l="0" t="0" r="0" b="0"/>
+            <wp:docPr id="2104656798" name="Imagen 1"/>
             <wp:cNvGraphicFramePr>
               <a:graphicFrameLocks xmlns:a="http://schemas.openxmlformats.org/drawingml/2006/main" noChangeAspect="1"/>
             </wp:cNvGraphicFramePr>
@@ -2450,7 +2856,7 @@
                   <pic:spPr bwMode="auto">
                     <a:xfrm>
                       <a:off x="0" y="0"/>
-                      <a:ext cx="9144000" cy="5763260"/>
+                      <a:ext cx="8543290" cy="6858000"/>
                     </a:xfrm>
                     <a:prstGeom prst="rect">
                       <a:avLst/>
@@ -2507,8 +2913,20 @@
           <w:sz w:val="24"/>
           <w:szCs w:val="24"/>
         </w:rPr>
-        <w:t>Fuente: docs/parking-coto.puml</w:t>
-      </w:r>
+        <w:t>Fuente: docs/parking-</w:t>
+      </w:r>
+      <w:proofErr w:type="spellStart"/>
+      <w:r>
+        <w:rPr>
+          <w:rFonts w:ascii="Times New Roman" w:hAnsi="Times New Roman" w:cs="Times New Roman"/>
+          <w:i/>
+          <w:iCs/>
+          <w:sz w:val="24"/>
+          <w:szCs w:val="24"/>
+        </w:rPr>
+        <w:t>coto.puml</w:t>
+      </w:r>
+      <w:proofErr w:type="spellEnd"/>
     </w:p>
     <w:p>
       <w:pPr>
@@ -2552,8 +2970,33 @@
           <w:rFonts w:ascii="Times New Roman" w:hAnsi="Times New Roman" w:cs="Times New Roman"/>
           <w:color w:val="auto"/>
         </w:rPr>
-        <w:t>3.1 Relaciones y multiplicidades</w:t>
-      </w:r>
+        <w:t xml:space="preserve">3.1 </w:t>
+      </w:r>
+      <w:proofErr w:type="spellStart"/>
+      <w:r>
+        <w:rPr>
+          <w:rFonts w:ascii="Times New Roman" w:hAnsi="Times New Roman" w:cs="Times New Roman"/>
+          <w:color w:val="auto"/>
+        </w:rPr>
+        <w:t>Relaciones</w:t>
+      </w:r>
+      <w:proofErr w:type="spellEnd"/>
+      <w:r>
+        <w:rPr>
+          <w:rFonts w:ascii="Times New Roman" w:hAnsi="Times New Roman" w:cs="Times New Roman"/>
+          <w:color w:val="auto"/>
+        </w:rPr>
+        <w:t xml:space="preserve"> y </w:t>
+      </w:r>
+      <w:proofErr w:type="spellStart"/>
+      <w:r>
+        <w:rPr>
+          <w:rFonts w:ascii="Times New Roman" w:hAnsi="Times New Roman" w:cs="Times New Roman"/>
+          <w:color w:val="auto"/>
+        </w:rPr>
+        <w:t>multiplicidades</w:t>
+      </w:r>
+      <w:proofErr w:type="spellEnd"/>
     </w:p>
     <w:p>
       <w:pPr>
@@ -2607,6 +3050,7 @@
         </w:rPr>
         <w:t xml:space="preserve">, </w:t>
       </w:r>
+      <w:proofErr w:type="spellStart"/>
       <w:r>
         <w:rPr>
           <w:rFonts w:ascii="Times New Roman" w:eastAsia="Consolas" w:hAnsi="Times New Roman" w:cs="Times New Roman"/>
@@ -2616,6 +3060,7 @@
         </w:rPr>
         <w:t>Motorcycle</w:t>
       </w:r>
+      <w:proofErr w:type="spellEnd"/>
       <w:r>
         <w:rPr>
           <w:rFonts w:ascii="Times New Roman" w:hAnsi="Times New Roman" w:cs="Times New Roman"/>
@@ -2625,6 +3070,7 @@
         </w:rPr>
         <w:t xml:space="preserve"> y </w:t>
       </w:r>
+      <w:proofErr w:type="spellStart"/>
       <w:r>
         <w:rPr>
           <w:rFonts w:ascii="Times New Roman" w:eastAsia="Consolas" w:hAnsi="Times New Roman" w:cs="Times New Roman"/>
@@ -2634,6 +3080,7 @@
         </w:rPr>
         <w:t>CargoVehicle</w:t>
       </w:r>
+      <w:proofErr w:type="spellEnd"/>
       <w:r>
         <w:rPr>
           <w:rFonts w:ascii="Times New Roman" w:hAnsi="Times New Roman" w:cs="Times New Roman"/>
@@ -2643,6 +3090,7 @@
         </w:rPr>
         <w:t xml:space="preserve"> heredan de la clase abstracta </w:t>
       </w:r>
+      <w:proofErr w:type="spellStart"/>
       <w:r>
         <w:rPr>
           <w:rFonts w:ascii="Times New Roman" w:eastAsia="Consolas" w:hAnsi="Times New Roman" w:cs="Times New Roman"/>
@@ -2652,6 +3100,7 @@
         </w:rPr>
         <w:t>Vehicle</w:t>
       </w:r>
+      <w:proofErr w:type="spellEnd"/>
       <w:r>
         <w:rPr>
           <w:rFonts w:ascii="Times New Roman" w:hAnsi="Times New Roman" w:cs="Times New Roman"/>
@@ -2661,6 +3110,7 @@
         </w:rPr>
         <w:t xml:space="preserve">. </w:t>
       </w:r>
+      <w:proofErr w:type="spellStart"/>
       <w:r>
         <w:rPr>
           <w:rFonts w:ascii="Times New Roman" w:eastAsia="Consolas" w:hAnsi="Times New Roman" w:cs="Times New Roman"/>
@@ -2669,14 +3119,52 @@
         </w:rPr>
         <w:t>HourlyPricingPolicy</w:t>
       </w:r>
-      <w:r>
-        <w:rPr>
-          <w:rFonts w:ascii="Times New Roman" w:hAnsi="Times New Roman" w:cs="Times New Roman"/>
-          <w:sz w:val="24"/>
-          <w:szCs w:val="24"/>
-        </w:rPr>
-        <w:t xml:space="preserve"> realiza la interfaz </w:t>
-      </w:r>
+      <w:proofErr w:type="spellEnd"/>
+      <w:r>
+        <w:rPr>
+          <w:rFonts w:ascii="Times New Roman" w:hAnsi="Times New Roman" w:cs="Times New Roman"/>
+          <w:sz w:val="24"/>
+          <w:szCs w:val="24"/>
+        </w:rPr>
+        <w:t xml:space="preserve"> </w:t>
+      </w:r>
+      <w:proofErr w:type="spellStart"/>
+      <w:r>
+        <w:rPr>
+          <w:rFonts w:ascii="Times New Roman" w:hAnsi="Times New Roman" w:cs="Times New Roman"/>
+          <w:sz w:val="24"/>
+          <w:szCs w:val="24"/>
+        </w:rPr>
+        <w:t>realiza</w:t>
+      </w:r>
+      <w:proofErr w:type="spellEnd"/>
+      <w:r>
+        <w:rPr>
+          <w:rFonts w:ascii="Times New Roman" w:hAnsi="Times New Roman" w:cs="Times New Roman"/>
+          <w:sz w:val="24"/>
+          <w:szCs w:val="24"/>
+        </w:rPr>
+        <w:t xml:space="preserve"> la </w:t>
+      </w:r>
+      <w:proofErr w:type="spellStart"/>
+      <w:r>
+        <w:rPr>
+          <w:rFonts w:ascii="Times New Roman" w:hAnsi="Times New Roman" w:cs="Times New Roman"/>
+          <w:sz w:val="24"/>
+          <w:szCs w:val="24"/>
+        </w:rPr>
+        <w:t>interfaz</w:t>
+      </w:r>
+      <w:proofErr w:type="spellEnd"/>
+      <w:r>
+        <w:rPr>
+          <w:rFonts w:ascii="Times New Roman" w:hAnsi="Times New Roman" w:cs="Times New Roman"/>
+          <w:sz w:val="24"/>
+          <w:szCs w:val="24"/>
+        </w:rPr>
+        <w:t xml:space="preserve"> </w:t>
+      </w:r>
+      <w:proofErr w:type="spellStart"/>
       <w:r>
         <w:rPr>
           <w:rFonts w:ascii="Times New Roman" w:eastAsia="Consolas" w:hAnsi="Times New Roman" w:cs="Times New Roman"/>
@@ -2685,6 +3173,7 @@
         </w:rPr>
         <w:t>PricingPolicy</w:t>
       </w:r>
+      <w:proofErr w:type="spellEnd"/>
       <w:r>
         <w:rPr>
           <w:rFonts w:ascii="Times New Roman" w:hAnsi="Times New Roman" w:cs="Times New Roman"/>
@@ -2729,6 +3218,7 @@
         </w:rPr>
         <w:t xml:space="preserve"> </w:t>
       </w:r>
+      <w:proofErr w:type="spellStart"/>
       <w:r>
         <w:rPr>
           <w:rFonts w:ascii="Times New Roman" w:eastAsia="Consolas" w:hAnsi="Times New Roman" w:cs="Times New Roman"/>
@@ -2738,6 +3228,7 @@
         </w:rPr>
         <w:t>ParkingLot</w:t>
       </w:r>
+      <w:proofErr w:type="spellEnd"/>
       <w:r>
         <w:rPr>
           <w:rFonts w:ascii="Times New Roman" w:hAnsi="Times New Roman" w:cs="Times New Roman"/>
@@ -2765,6 +3256,7 @@
         </w:rPr>
         <w:t xml:space="preserve">— </w:t>
       </w:r>
+      <w:proofErr w:type="spellStart"/>
       <w:r>
         <w:rPr>
           <w:rFonts w:ascii="Times New Roman" w:eastAsia="Consolas" w:hAnsi="Times New Roman" w:cs="Times New Roman"/>
@@ -2774,6 +3266,7 @@
         </w:rPr>
         <w:t>ParkingSpace</w:t>
       </w:r>
+      <w:proofErr w:type="spellEnd"/>
       <w:r>
         <w:rPr>
           <w:rFonts w:ascii="Times New Roman" w:hAnsi="Times New Roman" w:cs="Times New Roman"/>
@@ -2783,6 +3276,7 @@
         </w:rPr>
         <w:t xml:space="preserve">, </w:t>
       </w:r>
+      <w:proofErr w:type="spellStart"/>
       <w:r>
         <w:rPr>
           <w:rFonts w:ascii="Times New Roman" w:eastAsia="Consolas" w:hAnsi="Times New Roman" w:cs="Times New Roman"/>
@@ -2792,6 +3286,7 @@
         </w:rPr>
         <w:t>ParkingTicket</w:t>
       </w:r>
+      <w:proofErr w:type="spellEnd"/>
       <w:r>
         <w:rPr>
           <w:rFonts w:ascii="Times New Roman" w:hAnsi="Times New Roman" w:cs="Times New Roman"/>
@@ -2817,7 +3312,47 @@
           <w:szCs w:val="24"/>
           <w:lang w:val="es-CR"/>
         </w:rPr>
-        <w:t xml:space="preserve"> (1 a 0..*): los espacios, tickets y pagos nacen y se administran dentro del parqueo; no tienen sentido fuera de él.</w:t>
+        <w:t xml:space="preserve"> (1 a </w:t>
+      </w:r>
+      <w:proofErr w:type="gramStart"/>
+      <w:r>
+        <w:rPr>
+          <w:rFonts w:ascii="Times New Roman" w:hAnsi="Times New Roman" w:cs="Times New Roman"/>
+          <w:sz w:val="24"/>
+          <w:szCs w:val="24"/>
+          <w:lang w:val="es-CR"/>
+        </w:rPr>
+        <w:t>0..</w:t>
+      </w:r>
+      <w:proofErr w:type="gramEnd"/>
+      <w:r>
+        <w:rPr>
+          <w:rFonts w:ascii="Times New Roman" w:hAnsi="Times New Roman" w:cs="Times New Roman"/>
+          <w:sz w:val="24"/>
+          <w:szCs w:val="24"/>
+          <w:lang w:val="es-CR"/>
+        </w:rPr>
+        <w:t xml:space="preserve">*): los espacios, </w:t>
+      </w:r>
+      <w:proofErr w:type="gramStart"/>
+      <w:r>
+        <w:rPr>
+          <w:rFonts w:ascii="Times New Roman" w:hAnsi="Times New Roman" w:cs="Times New Roman"/>
+          <w:sz w:val="24"/>
+          <w:szCs w:val="24"/>
+          <w:lang w:val="es-CR"/>
+        </w:rPr>
+        <w:t>tickets</w:t>
+      </w:r>
+      <w:proofErr w:type="gramEnd"/>
+      <w:r>
+        <w:rPr>
+          <w:rFonts w:ascii="Times New Roman" w:hAnsi="Times New Roman" w:cs="Times New Roman"/>
+          <w:sz w:val="24"/>
+          <w:szCs w:val="24"/>
+          <w:lang w:val="es-CR"/>
+        </w:rPr>
+        <w:t xml:space="preserve"> y pagos nacen y se administran dentro del parqueo; no tienen sentido fuera de él.</w:t>
       </w:r>
     </w:p>
     <w:p>
@@ -2855,6 +3390,7 @@
         </w:rPr>
         <w:t xml:space="preserve"> </w:t>
       </w:r>
+      <w:proofErr w:type="spellStart"/>
       <w:r>
         <w:rPr>
           <w:rFonts w:ascii="Times New Roman" w:eastAsia="Consolas" w:hAnsi="Times New Roman" w:cs="Times New Roman"/>
@@ -2864,6 +3400,7 @@
         </w:rPr>
         <w:t>ParkingLot</w:t>
       </w:r>
+      <w:proofErr w:type="spellEnd"/>
       <w:r>
         <w:rPr>
           <w:rFonts w:ascii="Times New Roman" w:hAnsi="Times New Roman" w:cs="Times New Roman"/>
@@ -2891,6 +3428,7 @@
         </w:rPr>
         <w:t xml:space="preserve">— </w:t>
       </w:r>
+      <w:proofErr w:type="spellStart"/>
       <w:r>
         <w:rPr>
           <w:rFonts w:ascii="Times New Roman" w:eastAsia="Consolas" w:hAnsi="Times New Roman" w:cs="Times New Roman"/>
@@ -2900,14 +3438,35 @@
         </w:rPr>
         <w:t>Vehicle</w:t>
       </w:r>
-      <w:r>
-        <w:rPr>
-          <w:rFonts w:ascii="Times New Roman" w:hAnsi="Times New Roman" w:cs="Times New Roman"/>
-          <w:sz w:val="24"/>
-          <w:szCs w:val="24"/>
-          <w:lang w:val="es-CR"/>
-        </w:rPr>
-        <w:t xml:space="preserve"> (1 a 0..*): los vehículos existen por sí mismos y llegan ya creados al registrarse.</w:t>
+      <w:proofErr w:type="spellEnd"/>
+      <w:r>
+        <w:rPr>
+          <w:rFonts w:ascii="Times New Roman" w:hAnsi="Times New Roman" w:cs="Times New Roman"/>
+          <w:sz w:val="24"/>
+          <w:szCs w:val="24"/>
+          <w:lang w:val="es-CR"/>
+        </w:rPr>
+        <w:t xml:space="preserve"> (1 a </w:t>
+      </w:r>
+      <w:proofErr w:type="gramStart"/>
+      <w:r>
+        <w:rPr>
+          <w:rFonts w:ascii="Times New Roman" w:hAnsi="Times New Roman" w:cs="Times New Roman"/>
+          <w:sz w:val="24"/>
+          <w:szCs w:val="24"/>
+          <w:lang w:val="es-CR"/>
+        </w:rPr>
+        <w:t>0..</w:t>
+      </w:r>
+      <w:proofErr w:type="gramEnd"/>
+      <w:r>
+        <w:rPr>
+          <w:rFonts w:ascii="Times New Roman" w:hAnsi="Times New Roman" w:cs="Times New Roman"/>
+          <w:sz w:val="24"/>
+          <w:szCs w:val="24"/>
+          <w:lang w:val="es-CR"/>
+        </w:rPr>
+        <w:t>*): los vehículos existen por sí mismos y llegan ya creados al registrarse.</w:t>
       </w:r>
     </w:p>
     <w:p>
@@ -2945,6 +3504,7 @@
         </w:rPr>
         <w:t xml:space="preserve"> un </w:t>
       </w:r>
+      <w:proofErr w:type="spellStart"/>
       <w:r>
         <w:rPr>
           <w:rFonts w:ascii="Times New Roman" w:eastAsia="Consolas" w:hAnsi="Times New Roman" w:cs="Times New Roman"/>
@@ -2954,6 +3514,7 @@
         </w:rPr>
         <w:t>ParkingTicket</w:t>
       </w:r>
+      <w:proofErr w:type="spellEnd"/>
       <w:r>
         <w:rPr>
           <w:rFonts w:ascii="Times New Roman" w:hAnsi="Times New Roman" w:cs="Times New Roman"/>
@@ -2963,6 +3524,7 @@
         </w:rPr>
         <w:t xml:space="preserve"> se asocia a exactamente 1 </w:t>
       </w:r>
+      <w:proofErr w:type="spellStart"/>
       <w:r>
         <w:rPr>
           <w:rFonts w:ascii="Times New Roman" w:eastAsia="Consolas" w:hAnsi="Times New Roman" w:cs="Times New Roman"/>
@@ -2972,6 +3534,7 @@
         </w:rPr>
         <w:t>Vehicle</w:t>
       </w:r>
+      <w:proofErr w:type="spellEnd"/>
       <w:r>
         <w:rPr>
           <w:rFonts w:ascii="Times New Roman" w:hAnsi="Times New Roman" w:cs="Times New Roman"/>
@@ -2981,6 +3544,7 @@
         </w:rPr>
         <w:t xml:space="preserve"> y 1 </w:t>
       </w:r>
+      <w:proofErr w:type="spellStart"/>
       <w:r>
         <w:rPr>
           <w:rFonts w:ascii="Times New Roman" w:eastAsia="Consolas" w:hAnsi="Times New Roman" w:cs="Times New Roman"/>
@@ -2990,14 +3554,35 @@
         </w:rPr>
         <w:t>ParkingSpace</w:t>
       </w:r>
-      <w:r>
-        <w:rPr>
-          <w:rFonts w:ascii="Times New Roman" w:hAnsi="Times New Roman" w:cs="Times New Roman"/>
-          <w:sz w:val="24"/>
-          <w:szCs w:val="24"/>
-          <w:lang w:val="es-CR"/>
-        </w:rPr>
-        <w:t xml:space="preserve"> (un vehículo o un espacio puede aparecer en muchos tickets a lo largo del tiempo, pero solo en uno activo). Un </w:t>
+      <w:proofErr w:type="spellEnd"/>
+      <w:r>
+        <w:rPr>
+          <w:rFonts w:ascii="Times New Roman" w:hAnsi="Times New Roman" w:cs="Times New Roman"/>
+          <w:sz w:val="24"/>
+          <w:szCs w:val="24"/>
+          <w:lang w:val="es-CR"/>
+        </w:rPr>
+        <w:t xml:space="preserve"> (un vehículo o un espacio puede aparecer en muchos </w:t>
+      </w:r>
+      <w:proofErr w:type="gramStart"/>
+      <w:r>
+        <w:rPr>
+          <w:rFonts w:ascii="Times New Roman" w:hAnsi="Times New Roman" w:cs="Times New Roman"/>
+          <w:sz w:val="24"/>
+          <w:szCs w:val="24"/>
+          <w:lang w:val="es-CR"/>
+        </w:rPr>
+        <w:t>tickets</w:t>
+      </w:r>
+      <w:proofErr w:type="gramEnd"/>
+      <w:r>
+        <w:rPr>
+          <w:rFonts w:ascii="Times New Roman" w:hAnsi="Times New Roman" w:cs="Times New Roman"/>
+          <w:sz w:val="24"/>
+          <w:szCs w:val="24"/>
+          <w:lang w:val="es-CR"/>
+        </w:rPr>
+        <w:t xml:space="preserve"> a lo largo del tiempo, pero solo en uno activo). Un </w:t>
       </w:r>
       <w:r>
         <w:rPr>
@@ -3017,6 +3602,7 @@
         </w:rPr>
         <w:t xml:space="preserve"> pertenece a exactamente 1 </w:t>
       </w:r>
+      <w:proofErr w:type="spellStart"/>
       <w:r>
         <w:rPr>
           <w:rFonts w:ascii="Times New Roman" w:eastAsia="Consolas" w:hAnsi="Times New Roman" w:cs="Times New Roman"/>
@@ -3026,14 +3612,55 @@
         </w:rPr>
         <w:t>ParkingTicket</w:t>
       </w:r>
-      <w:r>
-        <w:rPr>
-          <w:rFonts w:ascii="Times New Roman" w:hAnsi="Times New Roman" w:cs="Times New Roman"/>
-          <w:sz w:val="24"/>
-          <w:szCs w:val="24"/>
-          <w:lang w:val="es-CR"/>
-        </w:rPr>
-        <w:t>, y un ticket tiene 0..1 pago (0 mientras no se paga).</w:t>
+      <w:proofErr w:type="spellEnd"/>
+      <w:r>
+        <w:rPr>
+          <w:rFonts w:ascii="Times New Roman" w:hAnsi="Times New Roman" w:cs="Times New Roman"/>
+          <w:sz w:val="24"/>
+          <w:szCs w:val="24"/>
+          <w:lang w:val="es-CR"/>
+        </w:rPr>
+        <w:t xml:space="preserve">, y un </w:t>
+      </w:r>
+      <w:proofErr w:type="gramStart"/>
+      <w:r>
+        <w:rPr>
+          <w:rFonts w:ascii="Times New Roman" w:hAnsi="Times New Roman" w:cs="Times New Roman"/>
+          <w:sz w:val="24"/>
+          <w:szCs w:val="24"/>
+          <w:lang w:val="es-CR"/>
+        </w:rPr>
+        <w:t>ticket</w:t>
+      </w:r>
+      <w:proofErr w:type="gramEnd"/>
+      <w:r>
+        <w:rPr>
+          <w:rFonts w:ascii="Times New Roman" w:hAnsi="Times New Roman" w:cs="Times New Roman"/>
+          <w:sz w:val="24"/>
+          <w:szCs w:val="24"/>
+          <w:lang w:val="es-CR"/>
+        </w:rPr>
+        <w:t xml:space="preserve"> tiene </w:t>
+      </w:r>
+      <w:proofErr w:type="gramStart"/>
+      <w:r>
+        <w:rPr>
+          <w:rFonts w:ascii="Times New Roman" w:hAnsi="Times New Roman" w:cs="Times New Roman"/>
+          <w:sz w:val="24"/>
+          <w:szCs w:val="24"/>
+          <w:lang w:val="es-CR"/>
+        </w:rPr>
+        <w:t>0..</w:t>
+      </w:r>
+      <w:proofErr w:type="gramEnd"/>
+      <w:r>
+        <w:rPr>
+          <w:rFonts w:ascii="Times New Roman" w:hAnsi="Times New Roman" w:cs="Times New Roman"/>
+          <w:sz w:val="24"/>
+          <w:szCs w:val="24"/>
+          <w:lang w:val="es-CR"/>
+        </w:rPr>
+        <w:t>1 pago (0 mientras no se paga).</w:t>
       </w:r>
     </w:p>
     <w:p>
@@ -3070,6 +3697,7 @@
         </w:rPr>
         <w:t xml:space="preserve"> </w:t>
       </w:r>
+      <w:proofErr w:type="spellStart"/>
       <w:r>
         <w:rPr>
           <w:rFonts w:ascii="Times New Roman" w:eastAsia="Consolas" w:hAnsi="Times New Roman" w:cs="Times New Roman"/>
@@ -3079,6 +3707,7 @@
         </w:rPr>
         <w:t>Vehicle</w:t>
       </w:r>
+      <w:proofErr w:type="spellEnd"/>
       <w:r>
         <w:rPr>
           <w:rFonts w:ascii="Times New Roman" w:hAnsi="Times New Roman" w:cs="Times New Roman"/>
@@ -3088,6 +3717,7 @@
         </w:rPr>
         <w:t xml:space="preserve"> depende de la interfaz </w:t>
       </w:r>
+      <w:proofErr w:type="spellStart"/>
       <w:r>
         <w:rPr>
           <w:rFonts w:ascii="Times New Roman" w:eastAsia="Consolas" w:hAnsi="Times New Roman" w:cs="Times New Roman"/>
@@ -3097,6 +3727,7 @@
         </w:rPr>
         <w:t>PricingPolicy</w:t>
       </w:r>
+      <w:proofErr w:type="spellEnd"/>
       <w:r>
         <w:rPr>
           <w:rFonts w:ascii="Times New Roman" w:hAnsi="Times New Roman" w:cs="Times New Roman"/>
@@ -3106,6 +3737,7 @@
         </w:rPr>
         <w:t xml:space="preserve">, no de una implementación concreta. </w:t>
       </w:r>
+      <w:proofErr w:type="spellStart"/>
       <w:r>
         <w:rPr>
           <w:rFonts w:ascii="Times New Roman" w:hAnsi="Times New Roman" w:cs="Times New Roman"/>
@@ -3114,7 +3746,18 @@
           <w:sz w:val="24"/>
           <w:szCs w:val="24"/>
         </w:rPr>
-        <w:t>Enumeraciones:</w:t>
+        <w:t>Enumeraciones</w:t>
+      </w:r>
+      <w:proofErr w:type="spellEnd"/>
+      <w:r>
+        <w:rPr>
+          <w:rFonts w:ascii="Times New Roman" w:hAnsi="Times New Roman" w:cs="Times New Roman"/>
+          <w:b/>
+          <w:bCs/>
+          <w:sz w:val="24"/>
+          <w:szCs w:val="24"/>
+        </w:rPr>
+        <w:t>:</w:t>
       </w:r>
       <w:r>
         <w:rPr>
@@ -3124,6 +3767,7 @@
         </w:rPr>
         <w:t xml:space="preserve"> </w:t>
       </w:r>
+      <w:proofErr w:type="spellStart"/>
       <w:r>
         <w:rPr>
           <w:rFonts w:ascii="Times New Roman" w:eastAsia="Consolas" w:hAnsi="Times New Roman" w:cs="Times New Roman"/>
@@ -3132,6 +3776,7 @@
         </w:rPr>
         <w:t>VehicleType</w:t>
       </w:r>
+      <w:proofErr w:type="spellEnd"/>
       <w:r>
         <w:rPr>
           <w:rFonts w:ascii="Times New Roman" w:hAnsi="Times New Roman" w:cs="Times New Roman"/>
@@ -3140,6 +3785,7 @@
         </w:rPr>
         <w:t xml:space="preserve">, </w:t>
       </w:r>
+      <w:proofErr w:type="spellStart"/>
       <w:r>
         <w:rPr>
           <w:rFonts w:ascii="Times New Roman" w:eastAsia="Consolas" w:hAnsi="Times New Roman" w:cs="Times New Roman"/>
@@ -3148,6 +3794,7 @@
         </w:rPr>
         <w:t>SpaceType</w:t>
       </w:r>
+      <w:proofErr w:type="spellEnd"/>
       <w:r>
         <w:rPr>
           <w:rFonts w:ascii="Times New Roman" w:hAnsi="Times New Roman" w:cs="Times New Roman"/>
@@ -3156,6 +3803,7 @@
         </w:rPr>
         <w:t xml:space="preserve">, </w:t>
       </w:r>
+      <w:proofErr w:type="spellStart"/>
       <w:r>
         <w:rPr>
           <w:rFonts w:ascii="Times New Roman" w:eastAsia="Consolas" w:hAnsi="Times New Roman" w:cs="Times New Roman"/>
@@ -3164,6 +3812,7 @@
         </w:rPr>
         <w:t>SpaceStatus</w:t>
       </w:r>
+      <w:proofErr w:type="spellEnd"/>
       <w:r>
         <w:rPr>
           <w:rFonts w:ascii="Times New Roman" w:hAnsi="Times New Roman" w:cs="Times New Roman"/>
@@ -3172,6 +3821,7 @@
         </w:rPr>
         <w:t xml:space="preserve">, </w:t>
       </w:r>
+      <w:proofErr w:type="spellStart"/>
       <w:r>
         <w:rPr>
           <w:rFonts w:ascii="Times New Roman" w:eastAsia="Consolas" w:hAnsi="Times New Roman" w:cs="Times New Roman"/>
@@ -3180,6 +3830,7 @@
         </w:rPr>
         <w:t>TicketStatus</w:t>
       </w:r>
+      <w:proofErr w:type="spellEnd"/>
       <w:r>
         <w:rPr>
           <w:rFonts w:ascii="Times New Roman" w:hAnsi="Times New Roman" w:cs="Times New Roman"/>
@@ -3188,6 +3839,7 @@
         </w:rPr>
         <w:t xml:space="preserve">, </w:t>
       </w:r>
+      <w:proofErr w:type="spellStart"/>
       <w:r>
         <w:rPr>
           <w:rFonts w:ascii="Times New Roman" w:eastAsia="Consolas" w:hAnsi="Times New Roman" w:cs="Times New Roman"/>
@@ -3196,6 +3848,7 @@
         </w:rPr>
         <w:t>PaymentType</w:t>
       </w:r>
+      <w:proofErr w:type="spellEnd"/>
       <w:r>
         <w:rPr>
           <w:rFonts w:ascii="Times New Roman" w:hAnsi="Times New Roman" w:cs="Times New Roman"/>
@@ -3242,8 +3895,33 @@
           <w:rFonts w:ascii="Times New Roman" w:hAnsi="Times New Roman" w:cs="Times New Roman"/>
           <w:color w:val="auto"/>
         </w:rPr>
-        <w:t>4.1 Distribución de responsabilidades</w:t>
-      </w:r>
+        <w:t xml:space="preserve">4.1 </w:t>
+      </w:r>
+      <w:proofErr w:type="spellStart"/>
+      <w:r>
+        <w:rPr>
+          <w:rFonts w:ascii="Times New Roman" w:hAnsi="Times New Roman" w:cs="Times New Roman"/>
+          <w:color w:val="auto"/>
+        </w:rPr>
+        <w:t>Distribución</w:t>
+      </w:r>
+      <w:proofErr w:type="spellEnd"/>
+      <w:r>
+        <w:rPr>
+          <w:rFonts w:ascii="Times New Roman" w:hAnsi="Times New Roman" w:cs="Times New Roman"/>
+          <w:color w:val="auto"/>
+        </w:rPr>
+        <w:t xml:space="preserve"> de </w:t>
+      </w:r>
+      <w:proofErr w:type="spellStart"/>
+      <w:r>
+        <w:rPr>
+          <w:rFonts w:ascii="Times New Roman" w:hAnsi="Times New Roman" w:cs="Times New Roman"/>
+          <w:color w:val="auto"/>
+        </w:rPr>
+        <w:t>responsabilidades</w:t>
+      </w:r>
+      <w:proofErr w:type="spellEnd"/>
     </w:p>
     <w:tbl>
       <w:tblPr>
@@ -3336,6 +4014,7 @@
                 <w:szCs w:val="24"/>
               </w:rPr>
             </w:pPr>
+            <w:proofErr w:type="spellStart"/>
             <w:r>
               <w:rPr>
                 <w:rFonts w:ascii="Times New Roman" w:hAnsi="Times New Roman" w:cs="Times New Roman"/>
@@ -3346,6 +4025,7 @@
               </w:rPr>
               <w:t>Responsabilidad</w:t>
             </w:r>
+            <w:proofErr w:type="spellEnd"/>
           </w:p>
         </w:tc>
         <w:tc>
@@ -3382,8 +4062,42 @@
                 <w:sz w:val="24"/>
                 <w:szCs w:val="24"/>
               </w:rPr>
-              <w:t>Lo que no hace</w:t>
-            </w:r>
+              <w:t xml:space="preserve">Lo </w:t>
+            </w:r>
+            <w:proofErr w:type="spellStart"/>
+            <w:r>
+              <w:rPr>
+                <w:rFonts w:ascii="Times New Roman" w:hAnsi="Times New Roman" w:cs="Times New Roman"/>
+                <w:b/>
+                <w:bCs/>
+                <w:sz w:val="24"/>
+                <w:szCs w:val="24"/>
+              </w:rPr>
+              <w:t>que</w:t>
+            </w:r>
+            <w:proofErr w:type="spellEnd"/>
+            <w:r>
+              <w:rPr>
+                <w:rFonts w:ascii="Times New Roman" w:hAnsi="Times New Roman" w:cs="Times New Roman"/>
+                <w:b/>
+                <w:bCs/>
+                <w:sz w:val="24"/>
+                <w:szCs w:val="24"/>
+              </w:rPr>
+              <w:t xml:space="preserve"> no </w:t>
+            </w:r>
+            <w:proofErr w:type="spellStart"/>
+            <w:r>
+              <w:rPr>
+                <w:rFonts w:ascii="Times New Roman" w:hAnsi="Times New Roman" w:cs="Times New Roman"/>
+                <w:b/>
+                <w:bCs/>
+                <w:sz w:val="24"/>
+                <w:szCs w:val="24"/>
+              </w:rPr>
+              <w:t>hace</w:t>
+            </w:r>
+            <w:proofErr w:type="spellEnd"/>
           </w:p>
         </w:tc>
       </w:tr>
@@ -3431,8 +4145,18 @@
                 <w:sz w:val="24"/>
                 <w:szCs w:val="24"/>
               </w:rPr>
-              <w:t xml:space="preserve"> y subclases</w:t>
-            </w:r>
+              <w:t xml:space="preserve"> y </w:t>
+            </w:r>
+            <w:proofErr w:type="spellStart"/>
+            <w:r>
+              <w:rPr>
+                <w:rFonts w:ascii="Times New Roman" w:hAnsi="Times New Roman" w:cs="Times New Roman"/>
+                <w:sz w:val="24"/>
+                <w:szCs w:val="24"/>
+              </w:rPr>
+              <w:t>subclases</w:t>
+            </w:r>
+            <w:proofErr w:type="spellEnd"/>
           </w:p>
         </w:tc>
         <w:tc>
@@ -3507,7 +4231,27 @@
                 <w:szCs w:val="24"/>
                 <w:lang w:val="es-CR"/>
               </w:rPr>
-              <w:t>No conoce tickets ni espacios ocupados</w:t>
+              <w:t xml:space="preserve">No conoce </w:t>
+            </w:r>
+            <w:proofErr w:type="gramStart"/>
+            <w:r>
+              <w:rPr>
+                <w:rFonts w:ascii="Times New Roman" w:hAnsi="Times New Roman" w:cs="Times New Roman"/>
+                <w:sz w:val="24"/>
+                <w:szCs w:val="24"/>
+                <w:lang w:val="es-CR"/>
+              </w:rPr>
+              <w:t>tickets</w:t>
+            </w:r>
+            <w:proofErr w:type="gramEnd"/>
+            <w:r>
+              <w:rPr>
+                <w:rFonts w:ascii="Times New Roman" w:hAnsi="Times New Roman" w:cs="Times New Roman"/>
+                <w:sz w:val="24"/>
+                <w:szCs w:val="24"/>
+                <w:lang w:val="es-CR"/>
+              </w:rPr>
+              <w:t xml:space="preserve"> ni espacios ocupados</w:t>
             </w:r>
           </w:p>
         </w:tc>
@@ -3542,6 +4286,7 @@
                 <w:szCs w:val="24"/>
               </w:rPr>
             </w:pPr>
+            <w:proofErr w:type="spellStart"/>
             <w:r>
               <w:rPr>
                 <w:rFonts w:ascii="Times New Roman" w:eastAsia="Consolas" w:hAnsi="Times New Roman" w:cs="Times New Roman"/>
@@ -3550,6 +4295,7 @@
               </w:rPr>
               <w:t>HourlyPricingPolicy</w:t>
             </w:r>
+            <w:proofErr w:type="spellEnd"/>
           </w:p>
         </w:tc>
         <w:tc>
@@ -3659,6 +4405,7 @@
                 <w:szCs w:val="24"/>
               </w:rPr>
             </w:pPr>
+            <w:proofErr w:type="spellStart"/>
             <w:r>
               <w:rPr>
                 <w:rFonts w:ascii="Times New Roman" w:eastAsia="Consolas" w:hAnsi="Times New Roman" w:cs="Times New Roman"/>
@@ -3667,6 +4414,7 @@
               </w:rPr>
               <w:t>ParkingSpace</w:t>
             </w:r>
+            <w:proofErr w:type="spellEnd"/>
           </w:p>
         </w:tc>
         <w:tc>
@@ -3739,7 +4487,25 @@
                 <w:sz w:val="24"/>
                 <w:szCs w:val="24"/>
               </w:rPr>
-              <w:t>No conoce tickets</w:t>
+              <w:t xml:space="preserve">No </w:t>
+            </w:r>
+            <w:proofErr w:type="spellStart"/>
+            <w:r>
+              <w:rPr>
+                <w:rFonts w:ascii="Times New Roman" w:hAnsi="Times New Roman" w:cs="Times New Roman"/>
+                <w:sz w:val="24"/>
+                <w:szCs w:val="24"/>
+              </w:rPr>
+              <w:t>conoce</w:t>
+            </w:r>
+            <w:proofErr w:type="spellEnd"/>
+            <w:r>
+              <w:rPr>
+                <w:rFonts w:ascii="Times New Roman" w:hAnsi="Times New Roman" w:cs="Times New Roman"/>
+                <w:sz w:val="24"/>
+                <w:szCs w:val="24"/>
+              </w:rPr>
+              <w:t xml:space="preserve"> tickets</w:t>
             </w:r>
           </w:p>
         </w:tc>
@@ -3774,6 +4540,7 @@
                 <w:szCs w:val="24"/>
               </w:rPr>
             </w:pPr>
+            <w:proofErr w:type="spellStart"/>
             <w:r>
               <w:rPr>
                 <w:rFonts w:ascii="Times New Roman" w:eastAsia="Consolas" w:hAnsi="Times New Roman" w:cs="Times New Roman"/>
@@ -3782,6 +4549,7 @@
               </w:rPr>
               <w:t>ParkingTicket</w:t>
             </w:r>
+            <w:proofErr w:type="spellEnd"/>
           </w:p>
         </w:tc>
         <w:tc>
@@ -3865,8 +4633,19 @@
                 <w:szCs w:val="24"/>
                 <w:lang w:val="es-CR"/>
               </w:rPr>
-              <w:t>No numera ni guarda la colección de tickets</w:t>
-            </w:r>
+              <w:t xml:space="preserve">No numera ni guarda la colección de </w:t>
+            </w:r>
+            <w:proofErr w:type="gramStart"/>
+            <w:r>
+              <w:rPr>
+                <w:rFonts w:ascii="Times New Roman" w:hAnsi="Times New Roman" w:cs="Times New Roman"/>
+                <w:sz w:val="24"/>
+                <w:szCs w:val="24"/>
+                <w:lang w:val="es-CR"/>
+              </w:rPr>
+              <w:t>tickets</w:t>
+            </w:r>
+            <w:proofErr w:type="gramEnd"/>
           </w:p>
         </w:tc>
       </w:tr>
@@ -3944,7 +4723,27 @@
                 <w:szCs w:val="24"/>
                 <w:lang w:val="es-CR"/>
               </w:rPr>
-              <w:t>Registro inmutable del pago; toma el monto del ticket, por lo que nunca pueden diferir</w:t>
+              <w:t xml:space="preserve">Registro inmutable del pago; toma el monto del </w:t>
+            </w:r>
+            <w:proofErr w:type="gramStart"/>
+            <w:r>
+              <w:rPr>
+                <w:rFonts w:ascii="Times New Roman" w:hAnsi="Times New Roman" w:cs="Times New Roman"/>
+                <w:sz w:val="24"/>
+                <w:szCs w:val="24"/>
+                <w:lang w:val="es-CR"/>
+              </w:rPr>
+              <w:t>ticket</w:t>
+            </w:r>
+            <w:proofErr w:type="gramEnd"/>
+            <w:r>
+              <w:rPr>
+                <w:rFonts w:ascii="Times New Roman" w:hAnsi="Times New Roman" w:cs="Times New Roman"/>
+                <w:sz w:val="24"/>
+                <w:szCs w:val="24"/>
+                <w:lang w:val="es-CR"/>
+              </w:rPr>
+              <w:t>, por lo que nunca pueden diferir</w:t>
             </w:r>
           </w:p>
         </w:tc>
@@ -3982,8 +4781,19 @@
                 <w:szCs w:val="24"/>
                 <w:lang w:val="es-CR"/>
               </w:rPr>
-              <w:t>No valida el estado del ticket</w:t>
-            </w:r>
+              <w:t xml:space="preserve">No valida el estado del </w:t>
+            </w:r>
+            <w:proofErr w:type="gramStart"/>
+            <w:r>
+              <w:rPr>
+                <w:rFonts w:ascii="Times New Roman" w:hAnsi="Times New Roman" w:cs="Times New Roman"/>
+                <w:sz w:val="24"/>
+                <w:szCs w:val="24"/>
+                <w:lang w:val="es-CR"/>
+              </w:rPr>
+              <w:t>ticket</w:t>
+            </w:r>
+            <w:proofErr w:type="gramEnd"/>
           </w:p>
         </w:tc>
       </w:tr>
@@ -4017,6 +4827,7 @@
                 <w:szCs w:val="24"/>
               </w:rPr>
             </w:pPr>
+            <w:proofErr w:type="spellStart"/>
             <w:r>
               <w:rPr>
                 <w:rFonts w:ascii="Times New Roman" w:eastAsia="Consolas" w:hAnsi="Times New Roman" w:cs="Times New Roman"/>
@@ -4025,6 +4836,7 @@
               </w:rPr>
               <w:t>ParkingLot</w:t>
             </w:r>
+            <w:proofErr w:type="spellEnd"/>
           </w:p>
         </w:tc>
         <w:tc>
@@ -4061,7 +4873,67 @@
                 <w:szCs w:val="24"/>
                 <w:lang w:val="es-CR"/>
               </w:rPr>
-              <w:t>Colecciones, numeración de tickets y pagos, reglas globales (un ticket activo por vehículo, salida solo con ticket activo) y consultas</w:t>
+              <w:t xml:space="preserve">Colecciones, numeración de </w:t>
+            </w:r>
+            <w:proofErr w:type="gramStart"/>
+            <w:r>
+              <w:rPr>
+                <w:rFonts w:ascii="Times New Roman" w:hAnsi="Times New Roman" w:cs="Times New Roman"/>
+                <w:sz w:val="24"/>
+                <w:szCs w:val="24"/>
+                <w:lang w:val="es-CR"/>
+              </w:rPr>
+              <w:t>tickets</w:t>
+            </w:r>
+            <w:proofErr w:type="gramEnd"/>
+            <w:r>
+              <w:rPr>
+                <w:rFonts w:ascii="Times New Roman" w:hAnsi="Times New Roman" w:cs="Times New Roman"/>
+                <w:sz w:val="24"/>
+                <w:szCs w:val="24"/>
+                <w:lang w:val="es-CR"/>
+              </w:rPr>
+              <w:t xml:space="preserve"> y pagos, reglas globales (un </w:t>
+            </w:r>
+            <w:proofErr w:type="gramStart"/>
+            <w:r>
+              <w:rPr>
+                <w:rFonts w:ascii="Times New Roman" w:hAnsi="Times New Roman" w:cs="Times New Roman"/>
+                <w:sz w:val="24"/>
+                <w:szCs w:val="24"/>
+                <w:lang w:val="es-CR"/>
+              </w:rPr>
+              <w:t>ticket</w:t>
+            </w:r>
+            <w:proofErr w:type="gramEnd"/>
+            <w:r>
+              <w:rPr>
+                <w:rFonts w:ascii="Times New Roman" w:hAnsi="Times New Roman" w:cs="Times New Roman"/>
+                <w:sz w:val="24"/>
+                <w:szCs w:val="24"/>
+                <w:lang w:val="es-CR"/>
+              </w:rPr>
+              <w:t xml:space="preserve"> activo por vehículo, salida solo con </w:t>
+            </w:r>
+            <w:proofErr w:type="gramStart"/>
+            <w:r>
+              <w:rPr>
+                <w:rFonts w:ascii="Times New Roman" w:hAnsi="Times New Roman" w:cs="Times New Roman"/>
+                <w:sz w:val="24"/>
+                <w:szCs w:val="24"/>
+                <w:lang w:val="es-CR"/>
+              </w:rPr>
+              <w:t>ticket</w:t>
+            </w:r>
+            <w:proofErr w:type="gramEnd"/>
+            <w:r>
+              <w:rPr>
+                <w:rFonts w:ascii="Times New Roman" w:hAnsi="Times New Roman" w:cs="Times New Roman"/>
+                <w:sz w:val="24"/>
+                <w:szCs w:val="24"/>
+                <w:lang w:val="es-CR"/>
+              </w:rPr>
+              <w:t xml:space="preserve"> activo) y consultas</w:t>
             </w:r>
           </w:p>
         </w:tc>
@@ -4119,8 +4991,33 @@
           <w:rFonts w:ascii="Times New Roman" w:hAnsi="Times New Roman" w:cs="Times New Roman"/>
           <w:color w:val="auto"/>
         </w:rPr>
-        <w:t>4.2 Otras decisiones</w:t>
-      </w:r>
+        <w:t xml:space="preserve">4.2 </w:t>
+      </w:r>
+      <w:proofErr w:type="spellStart"/>
+      <w:r>
+        <w:rPr>
+          <w:rFonts w:ascii="Times New Roman" w:hAnsi="Times New Roman" w:cs="Times New Roman"/>
+          <w:color w:val="auto"/>
+        </w:rPr>
+        <w:t>Otras</w:t>
+      </w:r>
+      <w:proofErr w:type="spellEnd"/>
+      <w:r>
+        <w:rPr>
+          <w:rFonts w:ascii="Times New Roman" w:hAnsi="Times New Roman" w:cs="Times New Roman"/>
+          <w:color w:val="auto"/>
+        </w:rPr>
+        <w:t xml:space="preserve"> </w:t>
+      </w:r>
+      <w:proofErr w:type="spellStart"/>
+      <w:r>
+        <w:rPr>
+          <w:rFonts w:ascii="Times New Roman" w:hAnsi="Times New Roman" w:cs="Times New Roman"/>
+          <w:color w:val="auto"/>
+        </w:rPr>
+        <w:t>decisiones</w:t>
+      </w:r>
+      <w:proofErr w:type="spellEnd"/>
     </w:p>
     <w:p>
       <w:pPr>
@@ -4157,6 +5054,7 @@
         </w:rPr>
         <w:t xml:space="preserve"> </w:t>
       </w:r>
+      <w:proofErr w:type="spellStart"/>
       <w:r>
         <w:rPr>
           <w:rFonts w:ascii="Times New Roman" w:eastAsia="Consolas" w:hAnsi="Times New Roman" w:cs="Times New Roman"/>
@@ -4166,6 +5064,7 @@
         </w:rPr>
         <w:t>HashMap</w:t>
       </w:r>
+      <w:proofErr w:type="spellEnd"/>
       <w:r>
         <w:rPr>
           <w:rFonts w:ascii="Times New Roman" w:hAnsi="Times New Roman" w:cs="Times New Roman"/>
@@ -4175,6 +5074,7 @@
         </w:rPr>
         <w:t xml:space="preserve"> por placa para vehículos, </w:t>
       </w:r>
+      <w:proofErr w:type="spellStart"/>
       <w:r>
         <w:rPr>
           <w:rFonts w:ascii="Times New Roman" w:eastAsia="Consolas" w:hAnsi="Times New Roman" w:cs="Times New Roman"/>
@@ -4184,6 +5084,7 @@
         </w:rPr>
         <w:t>LinkedHashMap</w:t>
       </w:r>
+      <w:proofErr w:type="spellEnd"/>
       <w:r>
         <w:rPr>
           <w:rFonts w:ascii="Times New Roman" w:hAnsi="Times New Roman" w:cs="Times New Roman"/>
@@ -4193,6 +5094,7 @@
         </w:rPr>
         <w:t xml:space="preserve"> por identificador para espacios (búsqueda directa y orden estable de asignación) y </w:t>
       </w:r>
+      <w:proofErr w:type="spellStart"/>
       <w:r>
         <w:rPr>
           <w:rFonts w:ascii="Times New Roman" w:eastAsia="Consolas" w:hAnsi="Times New Roman" w:cs="Times New Roman"/>
@@ -4202,14 +5104,35 @@
         </w:rPr>
         <w:t>ArrayList</w:t>
       </w:r>
-      <w:r>
-        <w:rPr>
-          <w:rFonts w:ascii="Times New Roman" w:hAnsi="Times New Roman" w:cs="Times New Roman"/>
-          <w:sz w:val="24"/>
-          <w:szCs w:val="24"/>
-          <w:lang w:val="es-CR"/>
-        </w:rPr>
-        <w:t xml:space="preserve"> para tickets y pagos (historial en orden cronológico).</w:t>
+      <w:proofErr w:type="spellEnd"/>
+      <w:r>
+        <w:rPr>
+          <w:rFonts w:ascii="Times New Roman" w:hAnsi="Times New Roman" w:cs="Times New Roman"/>
+          <w:sz w:val="24"/>
+          <w:szCs w:val="24"/>
+          <w:lang w:val="es-CR"/>
+        </w:rPr>
+        <w:t xml:space="preserve"> para </w:t>
+      </w:r>
+      <w:proofErr w:type="gramStart"/>
+      <w:r>
+        <w:rPr>
+          <w:rFonts w:ascii="Times New Roman" w:hAnsi="Times New Roman" w:cs="Times New Roman"/>
+          <w:sz w:val="24"/>
+          <w:szCs w:val="24"/>
+          <w:lang w:val="es-CR"/>
+        </w:rPr>
+        <w:t>tickets</w:t>
+      </w:r>
+      <w:proofErr w:type="gramEnd"/>
+      <w:r>
+        <w:rPr>
+          <w:rFonts w:ascii="Times New Roman" w:hAnsi="Times New Roman" w:cs="Times New Roman"/>
+          <w:sz w:val="24"/>
+          <w:szCs w:val="24"/>
+          <w:lang w:val="es-CR"/>
+        </w:rPr>
+        <w:t xml:space="preserve"> y pagos (historial en orden cronológico).</w:t>
       </w:r>
     </w:p>
     <w:p>
@@ -4244,8 +5167,29 @@
           <w:szCs w:val="24"/>
           <w:lang w:val="es-CR"/>
         </w:rPr>
-        <w:t xml:space="preserve"> atributos privados, sin setters de estado. El estado cambia solo mediante métodos con intención (</w:t>
-      </w:r>
+        <w:t xml:space="preserve"> atributos privados, sin </w:t>
+      </w:r>
+      <w:proofErr w:type="spellStart"/>
+      <w:r>
+        <w:rPr>
+          <w:rFonts w:ascii="Times New Roman" w:hAnsi="Times New Roman" w:cs="Times New Roman"/>
+          <w:sz w:val="24"/>
+          <w:szCs w:val="24"/>
+          <w:lang w:val="es-CR"/>
+        </w:rPr>
+        <w:t>setters</w:t>
+      </w:r>
+      <w:proofErr w:type="spellEnd"/>
+      <w:r>
+        <w:rPr>
+          <w:rFonts w:ascii="Times New Roman" w:hAnsi="Times New Roman" w:cs="Times New Roman"/>
+          <w:sz w:val="24"/>
+          <w:szCs w:val="24"/>
+          <w:lang w:val="es-CR"/>
+        </w:rPr>
+        <w:t xml:space="preserve"> de estado. El estado cambia solo mediante métodos con intención (</w:t>
+      </w:r>
+      <w:proofErr w:type="spellStart"/>
       <w:r>
         <w:rPr>
           <w:rFonts w:ascii="Times New Roman" w:eastAsia="Consolas" w:hAnsi="Times New Roman" w:cs="Times New Roman"/>
@@ -4255,6 +5199,7 @@
         </w:rPr>
         <w:t>occupy</w:t>
       </w:r>
+      <w:proofErr w:type="spellEnd"/>
       <w:r>
         <w:rPr>
           <w:rFonts w:ascii="Times New Roman" w:hAnsi="Times New Roman" w:cs="Times New Roman"/>
@@ -4264,6 +5209,7 @@
         </w:rPr>
         <w:t xml:space="preserve">, </w:t>
       </w:r>
+      <w:proofErr w:type="spellStart"/>
       <w:r>
         <w:rPr>
           <w:rFonts w:ascii="Times New Roman" w:eastAsia="Consolas" w:hAnsi="Times New Roman" w:cs="Times New Roman"/>
@@ -4273,6 +5219,7 @@
         </w:rPr>
         <w:t>release</w:t>
       </w:r>
+      <w:proofErr w:type="spellEnd"/>
       <w:r>
         <w:rPr>
           <w:rFonts w:ascii="Times New Roman" w:hAnsi="Times New Roman" w:cs="Times New Roman"/>
@@ -4282,6 +5229,7 @@
         </w:rPr>
         <w:t xml:space="preserve">, </w:t>
       </w:r>
+      <w:proofErr w:type="spellStart"/>
       <w:r>
         <w:rPr>
           <w:rFonts w:ascii="Times New Roman" w:eastAsia="Consolas" w:hAnsi="Times New Roman" w:cs="Times New Roman"/>
@@ -4291,6 +5239,7 @@
         </w:rPr>
         <w:t>close</w:t>
       </w:r>
+      <w:proofErr w:type="spellEnd"/>
       <w:r>
         <w:rPr>
           <w:rFonts w:ascii="Times New Roman" w:hAnsi="Times New Roman" w:cs="Times New Roman"/>
@@ -4300,6 +5249,7 @@
         </w:rPr>
         <w:t xml:space="preserve">, </w:t>
       </w:r>
+      <w:proofErr w:type="spellStart"/>
       <w:r>
         <w:rPr>
           <w:rFonts w:ascii="Times New Roman" w:eastAsia="Consolas" w:hAnsi="Times New Roman" w:cs="Times New Roman"/>
@@ -4309,6 +5259,7 @@
         </w:rPr>
         <w:t>pay</w:t>
       </w:r>
+      <w:proofErr w:type="spellEnd"/>
       <w:r>
         <w:rPr>
           <w:rFonts w:ascii="Times New Roman" w:hAnsi="Times New Roman" w:cs="Times New Roman"/>
@@ -4336,6 +5287,7 @@
         </w:rPr>
         <w:t xml:space="preserve"> es de paquete, así que un pago solo se crea a través de </w:t>
       </w:r>
+      <w:proofErr w:type="spellStart"/>
       <w:r>
         <w:rPr>
           <w:rFonts w:ascii="Times New Roman" w:eastAsia="Consolas" w:hAnsi="Times New Roman" w:cs="Times New Roman"/>
@@ -4345,6 +5297,7 @@
         </w:rPr>
         <w:t>ParkingTicket.pay</w:t>
       </w:r>
+      <w:proofErr w:type="spellEnd"/>
       <w:r>
         <w:rPr>
           <w:rFonts w:ascii="Times New Roman" w:hAnsi="Times New Roman" w:cs="Times New Roman"/>
@@ -4360,7 +5313,79 @@
           <w:sz w:val="24"/>
           <w:szCs w:val="24"/>
         </w:rPr>
-        <w:t>Las consultas devuelven listas inmutables.</w:t>
+        <w:t xml:space="preserve">Las </w:t>
+      </w:r>
+      <w:proofErr w:type="spellStart"/>
+      <w:r>
+        <w:rPr>
+          <w:rFonts w:ascii="Times New Roman" w:hAnsi="Times New Roman" w:cs="Times New Roman"/>
+          <w:sz w:val="24"/>
+          <w:szCs w:val="24"/>
+        </w:rPr>
+        <w:t>consultas</w:t>
+      </w:r>
+      <w:proofErr w:type="spellEnd"/>
+      <w:r>
+        <w:rPr>
+          <w:rFonts w:ascii="Times New Roman" w:hAnsi="Times New Roman" w:cs="Times New Roman"/>
+          <w:sz w:val="24"/>
+          <w:szCs w:val="24"/>
+        </w:rPr>
+        <w:t xml:space="preserve"> </w:t>
+      </w:r>
+      <w:proofErr w:type="spellStart"/>
+      <w:r>
+        <w:rPr>
+          <w:rFonts w:ascii="Times New Roman" w:hAnsi="Times New Roman" w:cs="Times New Roman"/>
+          <w:sz w:val="24"/>
+          <w:szCs w:val="24"/>
+        </w:rPr>
+        <w:t>devuelven</w:t>
+      </w:r>
+      <w:proofErr w:type="spellEnd"/>
+      <w:r>
+        <w:rPr>
+          <w:rFonts w:ascii="Times New Roman" w:hAnsi="Times New Roman" w:cs="Times New Roman"/>
+          <w:sz w:val="24"/>
+          <w:szCs w:val="24"/>
+        </w:rPr>
+        <w:t xml:space="preserve"> </w:t>
+      </w:r>
+      <w:proofErr w:type="spellStart"/>
+      <w:r>
+        <w:rPr>
+          <w:rFonts w:ascii="Times New Roman" w:hAnsi="Times New Roman" w:cs="Times New Roman"/>
+          <w:sz w:val="24"/>
+          <w:szCs w:val="24"/>
+        </w:rPr>
+        <w:t>listas</w:t>
+      </w:r>
+      <w:proofErr w:type="spellEnd"/>
+      <w:r>
+        <w:rPr>
+          <w:rFonts w:ascii="Times New Roman" w:hAnsi="Times New Roman" w:cs="Times New Roman"/>
+          <w:sz w:val="24"/>
+          <w:szCs w:val="24"/>
+        </w:rPr>
+        <w:t xml:space="preserve"> </w:t>
+      </w:r>
+      <w:proofErr w:type="spellStart"/>
+      <w:r>
+        <w:rPr>
+          <w:rFonts w:ascii="Times New Roman" w:hAnsi="Times New Roman" w:cs="Times New Roman"/>
+          <w:sz w:val="24"/>
+          <w:szCs w:val="24"/>
+        </w:rPr>
+        <w:t>inmutables</w:t>
+      </w:r>
+      <w:proofErr w:type="spellEnd"/>
+      <w:r>
+        <w:rPr>
+          <w:rFonts w:ascii="Times New Roman" w:hAnsi="Times New Roman" w:cs="Times New Roman"/>
+          <w:sz w:val="24"/>
+          <w:szCs w:val="24"/>
+        </w:rPr>
+        <w:t>.</w:t>
       </w:r>
     </w:p>
     <w:p>
@@ -4399,6 +5424,7 @@
         </w:rPr>
         <w:t xml:space="preserve"> en </w:t>
       </w:r>
+      <w:proofErr w:type="spellStart"/>
       <w:r>
         <w:rPr>
           <w:rFonts w:ascii="Times New Roman" w:eastAsia="Consolas" w:hAnsi="Times New Roman" w:cs="Times New Roman"/>
@@ -4408,14 +5434,35 @@
         </w:rPr>
         <w:t>ParkingTicket.close</w:t>
       </w:r>
-      <w:r>
-        <w:rPr>
-          <w:rFonts w:ascii="Times New Roman" w:hAnsi="Times New Roman" w:cs="Times New Roman"/>
-          <w:sz w:val="24"/>
-          <w:szCs w:val="24"/>
-          <w:lang w:val="es-CR"/>
-        </w:rPr>
-        <w:t xml:space="preserve"> el monto se calcula antes de liberar el espacio y de cambiar el estado; si algo falla (por ejemplo, una salida anterior a la entrada), el ticket sigue ACTIVE y el espacio OCCUPIED.</w:t>
+      <w:proofErr w:type="spellEnd"/>
+      <w:r>
+        <w:rPr>
+          <w:rFonts w:ascii="Times New Roman" w:hAnsi="Times New Roman" w:cs="Times New Roman"/>
+          <w:sz w:val="24"/>
+          <w:szCs w:val="24"/>
+          <w:lang w:val="es-CR"/>
+        </w:rPr>
+        <w:t xml:space="preserve"> el monto se calcula antes de liberar el espacio y de cambiar el estado; si algo falla (por ejemplo, una salida anterior a la entrada), el </w:t>
+      </w:r>
+      <w:proofErr w:type="gramStart"/>
+      <w:r>
+        <w:rPr>
+          <w:rFonts w:ascii="Times New Roman" w:hAnsi="Times New Roman" w:cs="Times New Roman"/>
+          <w:sz w:val="24"/>
+          <w:szCs w:val="24"/>
+          <w:lang w:val="es-CR"/>
+        </w:rPr>
+        <w:t>ticket</w:t>
+      </w:r>
+      <w:proofErr w:type="gramEnd"/>
+      <w:r>
+        <w:rPr>
+          <w:rFonts w:ascii="Times New Roman" w:hAnsi="Times New Roman" w:cs="Times New Roman"/>
+          <w:sz w:val="24"/>
+          <w:szCs w:val="24"/>
+          <w:lang w:val="es-CR"/>
+        </w:rPr>
+        <w:t xml:space="preserve"> sigue ACTIVE y el espacio OCCUPIED.</w:t>
       </w:r>
     </w:p>
     <w:p>
@@ -4453,6 +5500,7 @@
         </w:rPr>
         <w:t xml:space="preserve"> por regla de negocio, todas derivadas de </w:t>
       </w:r>
+      <w:proofErr w:type="spellStart"/>
       <w:r>
         <w:rPr>
           <w:rFonts w:ascii="Times New Roman" w:eastAsia="Consolas" w:hAnsi="Times New Roman" w:cs="Times New Roman"/>
@@ -4462,6 +5510,7 @@
         </w:rPr>
         <w:t>ParkingException</w:t>
       </w:r>
+      <w:proofErr w:type="spellEnd"/>
       <w:r>
         <w:rPr>
           <w:rFonts w:ascii="Times New Roman" w:hAnsi="Times New Roman" w:cs="Times New Roman"/>
@@ -4507,6 +5556,7 @@
         </w:rPr>
         <w:t xml:space="preserve"> </w:t>
       </w:r>
+      <w:proofErr w:type="spellStart"/>
       <w:r>
         <w:rPr>
           <w:rFonts w:ascii="Times New Roman" w:eastAsia="Consolas" w:hAnsi="Times New Roman" w:cs="Times New Roman"/>
@@ -4516,6 +5566,7 @@
         </w:rPr>
         <w:t>equals</w:t>
       </w:r>
+      <w:proofErr w:type="spellEnd"/>
       <w:r>
         <w:rPr>
           <w:rFonts w:ascii="Times New Roman" w:hAnsi="Times New Roman" w:cs="Times New Roman"/>
@@ -4525,6 +5576,7 @@
         </w:rPr>
         <w:t xml:space="preserve"> y </w:t>
       </w:r>
+      <w:proofErr w:type="spellStart"/>
       <w:r>
         <w:rPr>
           <w:rFonts w:ascii="Times New Roman" w:eastAsia="Consolas" w:hAnsi="Times New Roman" w:cs="Times New Roman"/>
@@ -4534,6 +5586,7 @@
         </w:rPr>
         <w:t>hashCode</w:t>
       </w:r>
+      <w:proofErr w:type="spellEnd"/>
       <w:r>
         <w:rPr>
           <w:rFonts w:ascii="Times New Roman" w:hAnsi="Times New Roman" w:cs="Times New Roman"/>
@@ -4543,6 +5596,7 @@
         </w:rPr>
         <w:t xml:space="preserve"> de </w:t>
       </w:r>
+      <w:proofErr w:type="spellStart"/>
       <w:r>
         <w:rPr>
           <w:rFonts w:ascii="Times New Roman" w:eastAsia="Consolas" w:hAnsi="Times New Roman" w:cs="Times New Roman"/>
@@ -4552,6 +5606,7 @@
         </w:rPr>
         <w:t>Vehicle</w:t>
       </w:r>
+      <w:proofErr w:type="spellEnd"/>
       <w:r>
         <w:rPr>
           <w:rFonts w:ascii="Times New Roman" w:hAnsi="Times New Roman" w:cs="Times New Roman"/>
@@ -4561,6 +5616,7 @@
         </w:rPr>
         <w:t xml:space="preserve">, </w:t>
       </w:r>
+      <w:proofErr w:type="spellStart"/>
       <w:r>
         <w:rPr>
           <w:rFonts w:ascii="Times New Roman" w:eastAsia="Consolas" w:hAnsi="Times New Roman" w:cs="Times New Roman"/>
@@ -4570,6 +5626,7 @@
         </w:rPr>
         <w:t>ParkingSpace</w:t>
       </w:r>
+      <w:proofErr w:type="spellEnd"/>
       <w:r>
         <w:rPr>
           <w:rFonts w:ascii="Times New Roman" w:hAnsi="Times New Roman" w:cs="Times New Roman"/>
@@ -4579,6 +5636,7 @@
         </w:rPr>
         <w:t xml:space="preserve"> y </w:t>
       </w:r>
+      <w:proofErr w:type="spellStart"/>
       <w:r>
         <w:rPr>
           <w:rFonts w:ascii="Times New Roman" w:eastAsia="Consolas" w:hAnsi="Times New Roman" w:cs="Times New Roman"/>
@@ -4588,14 +5646,35 @@
         </w:rPr>
         <w:t>ParkingTicket</w:t>
       </w:r>
-      <w:r>
-        <w:rPr>
-          <w:rFonts w:ascii="Times New Roman" w:hAnsi="Times New Roman" w:cs="Times New Roman"/>
-          <w:sz w:val="24"/>
-          <w:szCs w:val="24"/>
-          <w:lang w:val="es-CR"/>
-        </w:rPr>
-        <w:t xml:space="preserve"> se basan en placa, identificador y número de ticket, respectivamente.</w:t>
+      <w:proofErr w:type="spellEnd"/>
+      <w:r>
+        <w:rPr>
+          <w:rFonts w:ascii="Times New Roman" w:hAnsi="Times New Roman" w:cs="Times New Roman"/>
+          <w:sz w:val="24"/>
+          <w:szCs w:val="24"/>
+          <w:lang w:val="es-CR"/>
+        </w:rPr>
+        <w:t xml:space="preserve"> se basan en placa, identificador y número de </w:t>
+      </w:r>
+      <w:proofErr w:type="gramStart"/>
+      <w:r>
+        <w:rPr>
+          <w:rFonts w:ascii="Times New Roman" w:hAnsi="Times New Roman" w:cs="Times New Roman"/>
+          <w:sz w:val="24"/>
+          <w:szCs w:val="24"/>
+          <w:lang w:val="es-CR"/>
+        </w:rPr>
+        <w:t>ticket</w:t>
+      </w:r>
+      <w:proofErr w:type="gramEnd"/>
+      <w:r>
+        <w:rPr>
+          <w:rFonts w:ascii="Times New Roman" w:hAnsi="Times New Roman" w:cs="Times New Roman"/>
+          <w:sz w:val="24"/>
+          <w:szCs w:val="24"/>
+          <w:lang w:val="es-CR"/>
+        </w:rPr>
+        <w:t>, respectivamente.</w:t>
       </w:r>
     </w:p>
     <w:p>
@@ -4612,8 +5691,33 @@
           <w:rFonts w:ascii="Times New Roman" w:hAnsi="Times New Roman" w:cs="Times New Roman"/>
           <w:color w:val="auto"/>
         </w:rPr>
-        <w:t>4.3 Limitaciones reconocidas</w:t>
-      </w:r>
+        <w:t xml:space="preserve">4.3 </w:t>
+      </w:r>
+      <w:proofErr w:type="spellStart"/>
+      <w:r>
+        <w:rPr>
+          <w:rFonts w:ascii="Times New Roman" w:hAnsi="Times New Roman" w:cs="Times New Roman"/>
+          <w:color w:val="auto"/>
+        </w:rPr>
+        <w:t>Limitaciones</w:t>
+      </w:r>
+      <w:proofErr w:type="spellEnd"/>
+      <w:r>
+        <w:rPr>
+          <w:rFonts w:ascii="Times New Roman" w:hAnsi="Times New Roman" w:cs="Times New Roman"/>
+          <w:color w:val="auto"/>
+        </w:rPr>
+        <w:t xml:space="preserve"> </w:t>
+      </w:r>
+      <w:proofErr w:type="spellStart"/>
+      <w:r>
+        <w:rPr>
+          <w:rFonts w:ascii="Times New Roman" w:hAnsi="Times New Roman" w:cs="Times New Roman"/>
+          <w:color w:val="auto"/>
+        </w:rPr>
+        <w:t>reconocidas</w:t>
+      </w:r>
+      <w:proofErr w:type="spellEnd"/>
     </w:p>
     <w:p>
       <w:pPr>
@@ -4639,6 +5743,7 @@
         </w:rPr>
         <w:t xml:space="preserve">La política de cobro de cada tipo es un atributo estático de su clase, por lo que no se puede cambiar en ejecución para un vehículo individual. Si se necesitara (por ejemplo, tarifas por convenio), bastaría con inyectar la política en el constructor de </w:t>
       </w:r>
+      <w:proofErr w:type="spellStart"/>
       <w:r>
         <w:rPr>
           <w:rFonts w:ascii="Times New Roman" w:eastAsia="Consolas" w:hAnsi="Times New Roman" w:cs="Times New Roman"/>
@@ -4648,6 +5753,7 @@
         </w:rPr>
         <w:t>Vehicle</w:t>
       </w:r>
+      <w:proofErr w:type="spellEnd"/>
       <w:r>
         <w:rPr>
           <w:rFonts w:ascii="Times New Roman" w:hAnsi="Times New Roman" w:cs="Times New Roman"/>
@@ -4682,6 +5788,7 @@
         </w:rPr>
         <w:t xml:space="preserve">Agregar un tipo de vehículo nuevo requiere una subclase y, si necesita un espacio propio, un valor nuevo en </w:t>
       </w:r>
+      <w:proofErr w:type="spellStart"/>
       <w:r>
         <w:rPr>
           <w:rFonts w:ascii="Times New Roman" w:eastAsia="Consolas" w:hAnsi="Times New Roman" w:cs="Times New Roman"/>
@@ -4691,6 +5798,7 @@
         </w:rPr>
         <w:t>SpaceType</w:t>
       </w:r>
+      <w:proofErr w:type="spellEnd"/>
       <w:r>
         <w:rPr>
           <w:rFonts w:ascii="Times New Roman" w:hAnsi="Times New Roman" w:cs="Times New Roman"/>
@@ -4700,6 +5808,7 @@
         </w:rPr>
         <w:t xml:space="preserve"> y </w:t>
       </w:r>
+      <w:proofErr w:type="spellStart"/>
       <w:r>
         <w:rPr>
           <w:rFonts w:ascii="Times New Roman" w:eastAsia="Consolas" w:hAnsi="Times New Roman" w:cs="Times New Roman"/>
@@ -4709,6 +5818,7 @@
         </w:rPr>
         <w:t>VehicleType</w:t>
       </w:r>
+      <w:proofErr w:type="spellEnd"/>
       <w:r>
         <w:rPr>
           <w:rFonts w:ascii="Times New Roman" w:hAnsi="Times New Roman" w:cs="Times New Roman"/>
@@ -4821,7 +5931,27 @@
           <w:szCs w:val="24"/>
           <w:lang w:val="es-CR"/>
         </w:rPr>
-        <w:t>// Vehicle (abstracta): el cálculo es final y delega en la política de la subclase</w:t>
+        <w:t xml:space="preserve">// </w:t>
+      </w:r>
+      <w:proofErr w:type="spellStart"/>
+      <w:r>
+        <w:rPr>
+          <w:rFonts w:ascii="Times New Roman" w:eastAsia="Consolas" w:hAnsi="Times New Roman" w:cs="Times New Roman"/>
+          <w:sz w:val="24"/>
+          <w:szCs w:val="24"/>
+          <w:lang w:val="es-CR"/>
+        </w:rPr>
+        <w:t>Vehicle</w:t>
+      </w:r>
+      <w:proofErr w:type="spellEnd"/>
+      <w:r>
+        <w:rPr>
+          <w:rFonts w:ascii="Times New Roman" w:eastAsia="Consolas" w:hAnsi="Times New Roman" w:cs="Times New Roman"/>
+          <w:sz w:val="24"/>
+          <w:szCs w:val="24"/>
+          <w:lang w:val="es-CR"/>
+        </w:rPr>
+        <w:t xml:space="preserve"> (abstracta): el cálculo es final y delega en la política de la subclase</w:t>
       </w:r>
     </w:p>
     <w:p>
@@ -4841,8 +5971,46 @@
           <w:sz w:val="24"/>
           <w:szCs w:val="24"/>
         </w:rPr>
-        <w:t>public final long calculateFee(Duration stay) {</w:t>
-      </w:r>
+        <w:t xml:space="preserve">public final long </w:t>
+      </w:r>
+      <w:proofErr w:type="spellStart"/>
+      <w:proofErr w:type="gramStart"/>
+      <w:r>
+        <w:rPr>
+          <w:rFonts w:ascii="Times New Roman" w:eastAsia="Consolas" w:hAnsi="Times New Roman" w:cs="Times New Roman"/>
+          <w:sz w:val="24"/>
+          <w:szCs w:val="24"/>
+        </w:rPr>
+        <w:t>calculateFee</w:t>
+      </w:r>
+      <w:proofErr w:type="spellEnd"/>
+      <w:r>
+        <w:rPr>
+          <w:rFonts w:ascii="Times New Roman" w:eastAsia="Consolas" w:hAnsi="Times New Roman" w:cs="Times New Roman"/>
+          <w:sz w:val="24"/>
+          <w:szCs w:val="24"/>
+        </w:rPr>
+        <w:t>(</w:t>
+      </w:r>
+      <w:proofErr w:type="gramEnd"/>
+      <w:r>
+        <w:rPr>
+          <w:rFonts w:ascii="Times New Roman" w:eastAsia="Consolas" w:hAnsi="Times New Roman" w:cs="Times New Roman"/>
+          <w:sz w:val="24"/>
+          <w:szCs w:val="24"/>
+        </w:rPr>
+        <w:t xml:space="preserve">Duration </w:t>
+      </w:r>
+      <w:proofErr w:type="gramStart"/>
+      <w:r>
+        <w:rPr>
+          <w:rFonts w:ascii="Times New Roman" w:eastAsia="Consolas" w:hAnsi="Times New Roman" w:cs="Times New Roman"/>
+          <w:sz w:val="24"/>
+          <w:szCs w:val="24"/>
+        </w:rPr>
+        <w:t>stay) {</w:t>
+      </w:r>
+      <w:proofErr w:type="gramEnd"/>
     </w:p>
     <w:p>
       <w:pPr>
@@ -4861,7 +6029,53 @@
           <w:sz w:val="24"/>
           <w:szCs w:val="24"/>
         </w:rPr>
-        <w:t xml:space="preserve">    return getPricingPolicy().calculateFee(stay);</w:t>
+        <w:t xml:space="preserve">    return </w:t>
+      </w:r>
+      <w:proofErr w:type="spellStart"/>
+      <w:r>
+        <w:rPr>
+          <w:rFonts w:ascii="Times New Roman" w:eastAsia="Consolas" w:hAnsi="Times New Roman" w:cs="Times New Roman"/>
+          <w:sz w:val="24"/>
+          <w:szCs w:val="24"/>
+        </w:rPr>
+        <w:t>getPricingPolicy</w:t>
+      </w:r>
+      <w:proofErr w:type="spellEnd"/>
+      <w:r>
+        <w:rPr>
+          <w:rFonts w:ascii="Times New Roman" w:eastAsia="Consolas" w:hAnsi="Times New Roman" w:cs="Times New Roman"/>
+          <w:sz w:val="24"/>
+          <w:szCs w:val="24"/>
+        </w:rPr>
+        <w:t>(</w:t>
+      </w:r>
+      <w:proofErr w:type="gramStart"/>
+      <w:r>
+        <w:rPr>
+          <w:rFonts w:ascii="Times New Roman" w:eastAsia="Consolas" w:hAnsi="Times New Roman" w:cs="Times New Roman"/>
+          <w:sz w:val="24"/>
+          <w:szCs w:val="24"/>
+        </w:rPr>
+        <w:t>).</w:t>
+      </w:r>
+      <w:proofErr w:type="spellStart"/>
+      <w:r>
+        <w:rPr>
+          <w:rFonts w:ascii="Times New Roman" w:eastAsia="Consolas" w:hAnsi="Times New Roman" w:cs="Times New Roman"/>
+          <w:sz w:val="24"/>
+          <w:szCs w:val="24"/>
+        </w:rPr>
+        <w:t>calculateFee</w:t>
+      </w:r>
+      <w:proofErr w:type="spellEnd"/>
+      <w:proofErr w:type="gramEnd"/>
+      <w:r>
+        <w:rPr>
+          <w:rFonts w:ascii="Times New Roman" w:eastAsia="Consolas" w:hAnsi="Times New Roman" w:cs="Times New Roman"/>
+          <w:sz w:val="24"/>
+          <w:szCs w:val="24"/>
+        </w:rPr>
+        <w:t>(stay);</w:t>
       </w:r>
     </w:p>
     <w:p>
@@ -4901,7 +6115,53 @@
           <w:sz w:val="24"/>
           <w:szCs w:val="24"/>
         </w:rPr>
-        <w:t>public abstract SpaceType getRequiredSpaceType();</w:t>
+        <w:t xml:space="preserve">public abstract </w:t>
+      </w:r>
+      <w:proofErr w:type="spellStart"/>
+      <w:r>
+        <w:rPr>
+          <w:rFonts w:ascii="Times New Roman" w:eastAsia="Consolas" w:hAnsi="Times New Roman" w:cs="Times New Roman"/>
+          <w:sz w:val="24"/>
+          <w:szCs w:val="24"/>
+        </w:rPr>
+        <w:t>SpaceType</w:t>
+      </w:r>
+      <w:proofErr w:type="spellEnd"/>
+      <w:r>
+        <w:rPr>
+          <w:rFonts w:ascii="Times New Roman" w:eastAsia="Consolas" w:hAnsi="Times New Roman" w:cs="Times New Roman"/>
+          <w:sz w:val="24"/>
+          <w:szCs w:val="24"/>
+        </w:rPr>
+        <w:t xml:space="preserve"> </w:t>
+      </w:r>
+      <w:proofErr w:type="spellStart"/>
+      <w:proofErr w:type="gramStart"/>
+      <w:r>
+        <w:rPr>
+          <w:rFonts w:ascii="Times New Roman" w:eastAsia="Consolas" w:hAnsi="Times New Roman" w:cs="Times New Roman"/>
+          <w:sz w:val="24"/>
+          <w:szCs w:val="24"/>
+        </w:rPr>
+        <w:t>getRequiredSpaceType</w:t>
+      </w:r>
+      <w:proofErr w:type="spellEnd"/>
+      <w:r>
+        <w:rPr>
+          <w:rFonts w:ascii="Times New Roman" w:eastAsia="Consolas" w:hAnsi="Times New Roman" w:cs="Times New Roman"/>
+          <w:sz w:val="24"/>
+          <w:szCs w:val="24"/>
+        </w:rPr>
+        <w:t>(</w:t>
+      </w:r>
+      <w:proofErr w:type="gramEnd"/>
+      <w:r>
+        <w:rPr>
+          <w:rFonts w:ascii="Times New Roman" w:eastAsia="Consolas" w:hAnsi="Times New Roman" w:cs="Times New Roman"/>
+          <w:sz w:val="24"/>
+          <w:szCs w:val="24"/>
+        </w:rPr>
+        <w:t>);</w:t>
       </w:r>
     </w:p>
     <w:p>
@@ -4921,7 +6181,53 @@
           <w:sz w:val="24"/>
           <w:szCs w:val="24"/>
         </w:rPr>
-        <w:t>protected abstract PricingPolicy getPricingPolicy();</w:t>
+        <w:t xml:space="preserve">protected abstract </w:t>
+      </w:r>
+      <w:proofErr w:type="spellStart"/>
+      <w:r>
+        <w:rPr>
+          <w:rFonts w:ascii="Times New Roman" w:eastAsia="Consolas" w:hAnsi="Times New Roman" w:cs="Times New Roman"/>
+          <w:sz w:val="24"/>
+          <w:szCs w:val="24"/>
+        </w:rPr>
+        <w:t>PricingPolicy</w:t>
+      </w:r>
+      <w:proofErr w:type="spellEnd"/>
+      <w:r>
+        <w:rPr>
+          <w:rFonts w:ascii="Times New Roman" w:eastAsia="Consolas" w:hAnsi="Times New Roman" w:cs="Times New Roman"/>
+          <w:sz w:val="24"/>
+          <w:szCs w:val="24"/>
+        </w:rPr>
+        <w:t xml:space="preserve"> </w:t>
+      </w:r>
+      <w:proofErr w:type="spellStart"/>
+      <w:proofErr w:type="gramStart"/>
+      <w:r>
+        <w:rPr>
+          <w:rFonts w:ascii="Times New Roman" w:eastAsia="Consolas" w:hAnsi="Times New Roman" w:cs="Times New Roman"/>
+          <w:sz w:val="24"/>
+          <w:szCs w:val="24"/>
+        </w:rPr>
+        <w:t>getPricingPolicy</w:t>
+      </w:r>
+      <w:proofErr w:type="spellEnd"/>
+      <w:r>
+        <w:rPr>
+          <w:rFonts w:ascii="Times New Roman" w:eastAsia="Consolas" w:hAnsi="Times New Roman" w:cs="Times New Roman"/>
+          <w:sz w:val="24"/>
+          <w:szCs w:val="24"/>
+        </w:rPr>
+        <w:t>(</w:t>
+      </w:r>
+      <w:proofErr w:type="gramEnd"/>
+      <w:r>
+        <w:rPr>
+          <w:rFonts w:ascii="Times New Roman" w:eastAsia="Consolas" w:hAnsi="Times New Roman" w:cs="Times New Roman"/>
+          <w:sz w:val="24"/>
+          <w:szCs w:val="24"/>
+        </w:rPr>
+        <w:t>);</w:t>
       </w:r>
     </w:p>
     <w:p>
@@ -4983,7 +6289,53 @@
           <w:sz w:val="24"/>
           <w:szCs w:val="24"/>
         </w:rPr>
-        <w:t>private static final PricingPolicy PRICING_POLICY = new HourlyPricingPolicy(900, 7000);</w:t>
+        <w:t xml:space="preserve">private static final </w:t>
+      </w:r>
+      <w:proofErr w:type="spellStart"/>
+      <w:r>
+        <w:rPr>
+          <w:rFonts w:ascii="Times New Roman" w:eastAsia="Consolas" w:hAnsi="Times New Roman" w:cs="Times New Roman"/>
+          <w:sz w:val="24"/>
+          <w:szCs w:val="24"/>
+        </w:rPr>
+        <w:t>PricingPolicy</w:t>
+      </w:r>
+      <w:proofErr w:type="spellEnd"/>
+      <w:r>
+        <w:rPr>
+          <w:rFonts w:ascii="Times New Roman" w:eastAsia="Consolas" w:hAnsi="Times New Roman" w:cs="Times New Roman"/>
+          <w:sz w:val="24"/>
+          <w:szCs w:val="24"/>
+        </w:rPr>
+        <w:t xml:space="preserve"> PRICING_POLICY = new </w:t>
+      </w:r>
+      <w:proofErr w:type="spellStart"/>
+      <w:proofErr w:type="gramStart"/>
+      <w:r>
+        <w:rPr>
+          <w:rFonts w:ascii="Times New Roman" w:eastAsia="Consolas" w:hAnsi="Times New Roman" w:cs="Times New Roman"/>
+          <w:sz w:val="24"/>
+          <w:szCs w:val="24"/>
+        </w:rPr>
+        <w:t>HourlyPricingPolicy</w:t>
+      </w:r>
+      <w:proofErr w:type="spellEnd"/>
+      <w:r>
+        <w:rPr>
+          <w:rFonts w:ascii="Times New Roman" w:eastAsia="Consolas" w:hAnsi="Times New Roman" w:cs="Times New Roman"/>
+          <w:sz w:val="24"/>
+          <w:szCs w:val="24"/>
+        </w:rPr>
+        <w:t>(</w:t>
+      </w:r>
+      <w:proofErr w:type="gramEnd"/>
+      <w:r>
+        <w:rPr>
+          <w:rFonts w:ascii="Times New Roman" w:eastAsia="Consolas" w:hAnsi="Times New Roman" w:cs="Times New Roman"/>
+          <w:sz w:val="24"/>
+          <w:szCs w:val="24"/>
+        </w:rPr>
+        <w:t>900, 7000);</w:t>
       </w:r>
     </w:p>
     <w:p>
@@ -4997,14 +6349,108 @@
           <w:szCs w:val="24"/>
         </w:rPr>
       </w:pPr>
-      <w:r>
-        <w:rPr>
-          <w:rFonts w:ascii="Times New Roman" w:eastAsia="Consolas" w:hAnsi="Times New Roman" w:cs="Times New Roman"/>
-          <w:sz w:val="24"/>
-          <w:szCs w:val="24"/>
-        </w:rPr>
-        <w:t>@Override public SpaceType getRequiredSpaceType() { return SpaceType.CAR; }</w:t>
-      </w:r>
+      <w:proofErr w:type="gramStart"/>
+      <w:r>
+        <w:rPr>
+          <w:rFonts w:ascii="Times New Roman" w:eastAsia="Consolas" w:hAnsi="Times New Roman" w:cs="Times New Roman"/>
+          <w:sz w:val="24"/>
+          <w:szCs w:val="24"/>
+        </w:rPr>
+        <w:t>@Override</w:t>
+      </w:r>
+      <w:proofErr w:type="gramEnd"/>
+      <w:r>
+        <w:rPr>
+          <w:rFonts w:ascii="Times New Roman" w:eastAsia="Consolas" w:hAnsi="Times New Roman" w:cs="Times New Roman"/>
+          <w:sz w:val="24"/>
+          <w:szCs w:val="24"/>
+        </w:rPr>
+        <w:t xml:space="preserve"> public </w:t>
+      </w:r>
+      <w:proofErr w:type="spellStart"/>
+      <w:r>
+        <w:rPr>
+          <w:rFonts w:ascii="Times New Roman" w:eastAsia="Consolas" w:hAnsi="Times New Roman" w:cs="Times New Roman"/>
+          <w:sz w:val="24"/>
+          <w:szCs w:val="24"/>
+        </w:rPr>
+        <w:t>SpaceType</w:t>
+      </w:r>
+      <w:proofErr w:type="spellEnd"/>
+      <w:r>
+        <w:rPr>
+          <w:rFonts w:ascii="Times New Roman" w:eastAsia="Consolas" w:hAnsi="Times New Roman" w:cs="Times New Roman"/>
+          <w:sz w:val="24"/>
+          <w:szCs w:val="24"/>
+        </w:rPr>
+        <w:t xml:space="preserve"> </w:t>
+      </w:r>
+      <w:proofErr w:type="spellStart"/>
+      <w:proofErr w:type="gramStart"/>
+      <w:r>
+        <w:rPr>
+          <w:rFonts w:ascii="Times New Roman" w:eastAsia="Consolas" w:hAnsi="Times New Roman" w:cs="Times New Roman"/>
+          <w:sz w:val="24"/>
+          <w:szCs w:val="24"/>
+        </w:rPr>
+        <w:t>getRequiredSpaceType</w:t>
+      </w:r>
+      <w:proofErr w:type="spellEnd"/>
+      <w:r>
+        <w:rPr>
+          <w:rFonts w:ascii="Times New Roman" w:eastAsia="Consolas" w:hAnsi="Times New Roman" w:cs="Times New Roman"/>
+          <w:sz w:val="24"/>
+          <w:szCs w:val="24"/>
+        </w:rPr>
+        <w:t>(</w:t>
+      </w:r>
+      <w:proofErr w:type="gramEnd"/>
+      <w:r>
+        <w:rPr>
+          <w:rFonts w:ascii="Times New Roman" w:eastAsia="Consolas" w:hAnsi="Times New Roman" w:cs="Times New Roman"/>
+          <w:sz w:val="24"/>
+          <w:szCs w:val="24"/>
+        </w:rPr>
+        <w:t xml:space="preserve">) </w:t>
+      </w:r>
+      <w:proofErr w:type="gramStart"/>
+      <w:r>
+        <w:rPr>
+          <w:rFonts w:ascii="Times New Roman" w:eastAsia="Consolas" w:hAnsi="Times New Roman" w:cs="Times New Roman"/>
+          <w:sz w:val="24"/>
+          <w:szCs w:val="24"/>
+        </w:rPr>
+        <w:t>{ return</w:t>
+      </w:r>
+      <w:proofErr w:type="gramEnd"/>
+      <w:r>
+        <w:rPr>
+          <w:rFonts w:ascii="Times New Roman" w:eastAsia="Consolas" w:hAnsi="Times New Roman" w:cs="Times New Roman"/>
+          <w:sz w:val="24"/>
+          <w:szCs w:val="24"/>
+        </w:rPr>
+        <w:t xml:space="preserve"> </w:t>
+      </w:r>
+      <w:proofErr w:type="spellStart"/>
+      <w:r>
+        <w:rPr>
+          <w:rFonts w:ascii="Times New Roman" w:eastAsia="Consolas" w:hAnsi="Times New Roman" w:cs="Times New Roman"/>
+          <w:sz w:val="24"/>
+          <w:szCs w:val="24"/>
+        </w:rPr>
+        <w:t>SpaceType.CAR</w:t>
+      </w:r>
+      <w:proofErr w:type="spellEnd"/>
+      <w:proofErr w:type="gramStart"/>
+      <w:r>
+        <w:rPr>
+          <w:rFonts w:ascii="Times New Roman" w:eastAsia="Consolas" w:hAnsi="Times New Roman" w:cs="Times New Roman"/>
+          <w:sz w:val="24"/>
+          <w:szCs w:val="24"/>
+        </w:rPr>
+        <w:t>; }</w:t>
+      </w:r>
+      <w:proofErr w:type="gramEnd"/>
     </w:p>
     <w:p>
       <w:pPr>
@@ -5016,14 +6462,98 @@
           <w:szCs w:val="24"/>
         </w:rPr>
       </w:pPr>
-      <w:r>
-        <w:rPr>
-          <w:rFonts w:ascii="Times New Roman" w:eastAsia="Consolas" w:hAnsi="Times New Roman" w:cs="Times New Roman"/>
-          <w:sz w:val="24"/>
-          <w:szCs w:val="24"/>
-        </w:rPr>
-        <w:t>@Override protected PricingPolicy getPricingPolicy() { return PRICING_POLICY; }</w:t>
-      </w:r>
+      <w:proofErr w:type="gramStart"/>
+      <w:r>
+        <w:rPr>
+          <w:rFonts w:ascii="Times New Roman" w:eastAsia="Consolas" w:hAnsi="Times New Roman" w:cs="Times New Roman"/>
+          <w:sz w:val="24"/>
+          <w:szCs w:val="24"/>
+        </w:rPr>
+        <w:t>@Override</w:t>
+      </w:r>
+      <w:proofErr w:type="gramEnd"/>
+      <w:r>
+        <w:rPr>
+          <w:rFonts w:ascii="Times New Roman" w:eastAsia="Consolas" w:hAnsi="Times New Roman" w:cs="Times New Roman"/>
+          <w:sz w:val="24"/>
+          <w:szCs w:val="24"/>
+        </w:rPr>
+        <w:t xml:space="preserve"> protected </w:t>
+      </w:r>
+      <w:proofErr w:type="spellStart"/>
+      <w:r>
+        <w:rPr>
+          <w:rFonts w:ascii="Times New Roman" w:eastAsia="Consolas" w:hAnsi="Times New Roman" w:cs="Times New Roman"/>
+          <w:sz w:val="24"/>
+          <w:szCs w:val="24"/>
+        </w:rPr>
+        <w:t>PricingPolicy</w:t>
+      </w:r>
+      <w:proofErr w:type="spellEnd"/>
+      <w:r>
+        <w:rPr>
+          <w:rFonts w:ascii="Times New Roman" w:eastAsia="Consolas" w:hAnsi="Times New Roman" w:cs="Times New Roman"/>
+          <w:sz w:val="24"/>
+          <w:szCs w:val="24"/>
+        </w:rPr>
+        <w:t xml:space="preserve"> </w:t>
+      </w:r>
+      <w:proofErr w:type="spellStart"/>
+      <w:proofErr w:type="gramStart"/>
+      <w:r>
+        <w:rPr>
+          <w:rFonts w:ascii="Times New Roman" w:eastAsia="Consolas" w:hAnsi="Times New Roman" w:cs="Times New Roman"/>
+          <w:sz w:val="24"/>
+          <w:szCs w:val="24"/>
+        </w:rPr>
+        <w:t>getPricingPolicy</w:t>
+      </w:r>
+      <w:proofErr w:type="spellEnd"/>
+      <w:r>
+        <w:rPr>
+          <w:rFonts w:ascii="Times New Roman" w:eastAsia="Consolas" w:hAnsi="Times New Roman" w:cs="Times New Roman"/>
+          <w:sz w:val="24"/>
+          <w:szCs w:val="24"/>
+        </w:rPr>
+        <w:t>(</w:t>
+      </w:r>
+      <w:proofErr w:type="gramEnd"/>
+      <w:r>
+        <w:rPr>
+          <w:rFonts w:ascii="Times New Roman" w:eastAsia="Consolas" w:hAnsi="Times New Roman" w:cs="Times New Roman"/>
+          <w:sz w:val="24"/>
+          <w:szCs w:val="24"/>
+        </w:rPr>
+        <w:t xml:space="preserve">) </w:t>
+      </w:r>
+      <w:proofErr w:type="gramStart"/>
+      <w:r>
+        <w:rPr>
+          <w:rFonts w:ascii="Times New Roman" w:eastAsia="Consolas" w:hAnsi="Times New Roman" w:cs="Times New Roman"/>
+          <w:sz w:val="24"/>
+          <w:szCs w:val="24"/>
+        </w:rPr>
+        <w:t>{ return</w:t>
+      </w:r>
+      <w:proofErr w:type="gramEnd"/>
+      <w:r>
+        <w:rPr>
+          <w:rFonts w:ascii="Times New Roman" w:eastAsia="Consolas" w:hAnsi="Times New Roman" w:cs="Times New Roman"/>
+          <w:sz w:val="24"/>
+          <w:szCs w:val="24"/>
+        </w:rPr>
+        <w:t xml:space="preserve"> PRICING_POLICY</w:t>
+      </w:r>
+      <w:proofErr w:type="gramStart"/>
+      <w:r>
+        <w:rPr>
+          <w:rFonts w:ascii="Times New Roman" w:eastAsia="Consolas" w:hAnsi="Times New Roman" w:cs="Times New Roman"/>
+          <w:sz w:val="24"/>
+          <w:szCs w:val="24"/>
+        </w:rPr>
+        <w:t>; }</w:t>
+      </w:r>
+      <w:proofErr w:type="gramEnd"/>
     </w:p>
     <w:p>
       <w:pPr>
@@ -5089,6 +6619,7 @@
         </w:rPr>
         <w:t xml:space="preserve"> </w:t>
       </w:r>
+      <w:proofErr w:type="spellStart"/>
       <w:r>
         <w:rPr>
           <w:rFonts w:ascii="Times New Roman" w:eastAsia="Consolas" w:hAnsi="Times New Roman" w:cs="Times New Roman"/>
@@ -5098,6 +6629,7 @@
         </w:rPr>
         <w:t>ParkingTicket.close</w:t>
       </w:r>
+      <w:proofErr w:type="spellEnd"/>
       <w:r>
         <w:rPr>
           <w:rFonts w:ascii="Times New Roman" w:hAnsi="Times New Roman" w:cs="Times New Roman"/>
@@ -5107,14 +6639,27 @@
         </w:rPr>
         <w:t xml:space="preserve"> ejecuta </w:t>
       </w:r>
-      <w:r>
-        <w:rPr>
-          <w:rFonts w:ascii="Times New Roman" w:eastAsia="Consolas" w:hAnsi="Times New Roman" w:cs="Times New Roman"/>
-          <w:sz w:val="24"/>
-          <w:szCs w:val="24"/>
-          <w:lang w:val="es-CR"/>
-        </w:rPr>
-        <w:t>vehicle.calculateFee(duración)</w:t>
+      <w:proofErr w:type="spellStart"/>
+      <w:proofErr w:type="gramStart"/>
+      <w:r>
+        <w:rPr>
+          <w:rFonts w:ascii="Times New Roman" w:eastAsia="Consolas" w:hAnsi="Times New Roman" w:cs="Times New Roman"/>
+          <w:sz w:val="24"/>
+          <w:szCs w:val="24"/>
+          <w:lang w:val="es-CR"/>
+        </w:rPr>
+        <w:t>vehicle.calculateFee</w:t>
+      </w:r>
+      <w:proofErr w:type="spellEnd"/>
+      <w:proofErr w:type="gramEnd"/>
+      <w:r>
+        <w:rPr>
+          <w:rFonts w:ascii="Times New Roman" w:eastAsia="Consolas" w:hAnsi="Times New Roman" w:cs="Times New Roman"/>
+          <w:sz w:val="24"/>
+          <w:szCs w:val="24"/>
+          <w:lang w:val="es-CR"/>
+        </w:rPr>
+        <w:t>(duración)</w:t>
       </w:r>
       <w:r>
         <w:rPr>
@@ -5125,6 +6670,7 @@
         </w:rPr>
         <w:t xml:space="preserve"> sin saber qué vehículo tiene. Para 2 horas, el mismo mensaje produce ₡1 000 (motocicleta), ₡1 800 (automóvil) y ₡3 000 (carga); esto se verifica en la prueba </w:t>
       </w:r>
+      <w:proofErr w:type="spellStart"/>
       <w:r>
         <w:rPr>
           <w:rFonts w:ascii="Times New Roman" w:eastAsia="Consolas" w:hAnsi="Times New Roman" w:cs="Times New Roman"/>
@@ -5134,6 +6680,7 @@
         </w:rPr>
         <w:t>ratesPerType</w:t>
       </w:r>
+      <w:proofErr w:type="spellEnd"/>
       <w:r>
         <w:rPr>
           <w:rFonts w:ascii="Times New Roman" w:hAnsi="Times New Roman" w:cs="Times New Roman"/>
@@ -5179,6 +6726,7 @@
         </w:rPr>
         <w:t xml:space="preserve"> </w:t>
       </w:r>
+      <w:proofErr w:type="spellStart"/>
       <w:r>
         <w:rPr>
           <w:rFonts w:ascii="Times New Roman" w:eastAsia="Consolas" w:hAnsi="Times New Roman" w:cs="Times New Roman"/>
@@ -5188,6 +6736,7 @@
         </w:rPr>
         <w:t>ParkingSpace.isCompatibleWith</w:t>
       </w:r>
+      <w:proofErr w:type="spellEnd"/>
       <w:r>
         <w:rPr>
           <w:rFonts w:ascii="Times New Roman" w:hAnsi="Times New Roman" w:cs="Times New Roman"/>
@@ -5197,14 +6746,27 @@
         </w:rPr>
         <w:t xml:space="preserve"> compara </w:t>
       </w:r>
-      <w:r>
-        <w:rPr>
-          <w:rFonts w:ascii="Times New Roman" w:eastAsia="Consolas" w:hAnsi="Times New Roman" w:cs="Times New Roman"/>
-          <w:sz w:val="24"/>
-          <w:szCs w:val="24"/>
-          <w:lang w:val="es-CR"/>
-        </w:rPr>
-        <w:t>vehicle.getRequiredSpaceType()</w:t>
+      <w:proofErr w:type="spellStart"/>
+      <w:proofErr w:type="gramStart"/>
+      <w:r>
+        <w:rPr>
+          <w:rFonts w:ascii="Times New Roman" w:eastAsia="Consolas" w:hAnsi="Times New Roman" w:cs="Times New Roman"/>
+          <w:sz w:val="24"/>
+          <w:szCs w:val="24"/>
+          <w:lang w:val="es-CR"/>
+        </w:rPr>
+        <w:t>vehicle.getRequiredSpaceType</w:t>
+      </w:r>
+      <w:proofErr w:type="spellEnd"/>
+      <w:proofErr w:type="gramEnd"/>
+      <w:r>
+        <w:rPr>
+          <w:rFonts w:ascii="Times New Roman" w:eastAsia="Consolas" w:hAnsi="Times New Roman" w:cs="Times New Roman"/>
+          <w:sz w:val="24"/>
+          <w:szCs w:val="24"/>
+          <w:lang w:val="es-CR"/>
+        </w:rPr>
+        <w:t>()</w:t>
       </w:r>
       <w:r>
         <w:rPr>
@@ -5215,6 +6777,7 @@
         </w:rPr>
         <w:t xml:space="preserve"> con su propio tipo. No hay </w:t>
       </w:r>
+      <w:proofErr w:type="spellStart"/>
       <w:r>
         <w:rPr>
           <w:rFonts w:ascii="Times New Roman" w:eastAsia="Consolas" w:hAnsi="Times New Roman" w:cs="Times New Roman"/>
@@ -5224,6 +6787,7 @@
         </w:rPr>
         <w:t>instanceof</w:t>
       </w:r>
+      <w:proofErr w:type="spellEnd"/>
       <w:r>
         <w:rPr>
           <w:rFonts w:ascii="Times New Roman" w:hAnsi="Times New Roman" w:cs="Times New Roman"/>
@@ -5251,6 +6815,7 @@
         </w:rPr>
         <w:t xml:space="preserve"> ni cadenas de </w:t>
       </w:r>
+      <w:proofErr w:type="spellStart"/>
       <w:r>
         <w:rPr>
           <w:rFonts w:ascii="Times New Roman" w:eastAsia="Consolas" w:hAnsi="Times New Roman" w:cs="Times New Roman"/>
@@ -5260,6 +6825,7 @@
         </w:rPr>
         <w:t>if</w:t>
       </w:r>
+      <w:proofErr w:type="spellEnd"/>
       <w:r>
         <w:rPr>
           <w:rFonts w:ascii="Times New Roman" w:hAnsi="Times New Roman" w:cs="Times New Roman"/>
@@ -5305,6 +6871,7 @@
         </w:rPr>
         <w:t xml:space="preserve"> </w:t>
       </w:r>
+      <w:proofErr w:type="spellStart"/>
       <w:r>
         <w:rPr>
           <w:rFonts w:ascii="Times New Roman" w:eastAsia="Consolas" w:hAnsi="Times New Roman" w:cs="Times New Roman"/>
@@ -5314,6 +6881,7 @@
         </w:rPr>
         <w:t>Vehicle</w:t>
       </w:r>
+      <w:proofErr w:type="spellEnd"/>
       <w:r>
         <w:rPr>
           <w:rFonts w:ascii="Times New Roman" w:hAnsi="Times New Roman" w:cs="Times New Roman"/>
@@ -5323,6 +6891,7 @@
         </w:rPr>
         <w:t xml:space="preserve"> conoce solo la interfaz </w:t>
       </w:r>
+      <w:proofErr w:type="spellStart"/>
       <w:r>
         <w:rPr>
           <w:rFonts w:ascii="Times New Roman" w:eastAsia="Consolas" w:hAnsi="Times New Roman" w:cs="Times New Roman"/>
@@ -5332,6 +6901,7 @@
         </w:rPr>
         <w:t>PricingPolicy</w:t>
       </w:r>
+      <w:proofErr w:type="spellEnd"/>
       <w:r>
         <w:rPr>
           <w:rFonts w:ascii="Times New Roman" w:hAnsi="Times New Roman" w:cs="Times New Roman"/>
@@ -5447,6 +7017,7 @@
         </w:rPr>
         <w:t xml:space="preserve"> en </w:t>
       </w:r>
+      <w:proofErr w:type="spellStart"/>
       <w:r>
         <w:rPr>
           <w:rFonts w:ascii="Times New Roman" w:eastAsia="Consolas" w:hAnsi="Times New Roman" w:cs="Times New Roman"/>
@@ -5456,6 +7027,7 @@
         </w:rPr>
         <w:t>HourlyPricingPolicy</w:t>
       </w:r>
+      <w:proofErr w:type="spellEnd"/>
       <w:r>
         <w:rPr>
           <w:rFonts w:ascii="Times New Roman" w:hAnsi="Times New Roman" w:cs="Times New Roman"/>
@@ -5465,6 +7037,7 @@
         </w:rPr>
         <w:t xml:space="preserve">, en la responsabilidad de “convertir una permanencia en un monto”. Ni </w:t>
       </w:r>
+      <w:proofErr w:type="spellStart"/>
       <w:r>
         <w:rPr>
           <w:rFonts w:ascii="Times New Roman" w:eastAsia="Consolas" w:hAnsi="Times New Roman" w:cs="Times New Roman"/>
@@ -5474,6 +7047,7 @@
         </w:rPr>
         <w:t>Vehicle</w:t>
       </w:r>
+      <w:proofErr w:type="spellEnd"/>
       <w:r>
         <w:rPr>
           <w:rFonts w:ascii="Times New Roman" w:hAnsi="Times New Roman" w:cs="Times New Roman"/>
@@ -5483,6 +7057,7 @@
         </w:rPr>
         <w:t xml:space="preserve">, ni </w:t>
       </w:r>
+      <w:proofErr w:type="spellStart"/>
       <w:r>
         <w:rPr>
           <w:rFonts w:ascii="Times New Roman" w:eastAsia="Consolas" w:hAnsi="Times New Roman" w:cs="Times New Roman"/>
@@ -5492,6 +7067,7 @@
         </w:rPr>
         <w:t>ParkingTicket</w:t>
       </w:r>
+      <w:proofErr w:type="spellEnd"/>
       <w:r>
         <w:rPr>
           <w:rFonts w:ascii="Times New Roman" w:hAnsi="Times New Roman" w:cs="Times New Roman"/>
@@ -5501,6 +7077,7 @@
         </w:rPr>
         <w:t xml:space="preserve">, ni </w:t>
       </w:r>
+      <w:proofErr w:type="spellStart"/>
       <w:r>
         <w:rPr>
           <w:rFonts w:ascii="Times New Roman" w:eastAsia="Consolas" w:hAnsi="Times New Roman" w:cs="Times New Roman"/>
@@ -5510,6 +7087,7 @@
         </w:rPr>
         <w:t>ParkingLot</w:t>
       </w:r>
+      <w:proofErr w:type="spellEnd"/>
       <w:r>
         <w:rPr>
           <w:rFonts w:ascii="Times New Roman" w:hAnsi="Times New Roman" w:cs="Times New Roman"/>
@@ -5537,7 +7115,35 @@
           <w:sz w:val="24"/>
           <w:szCs w:val="24"/>
         </w:rPr>
-        <w:t>public long calculateFee(Duration stay) {</w:t>
+        <w:t xml:space="preserve">public long </w:t>
+      </w:r>
+      <w:proofErr w:type="spellStart"/>
+      <w:proofErr w:type="gramStart"/>
+      <w:r>
+        <w:rPr>
+          <w:rFonts w:ascii="Times New Roman" w:eastAsia="Consolas" w:hAnsi="Times New Roman" w:cs="Times New Roman"/>
+          <w:sz w:val="24"/>
+          <w:szCs w:val="24"/>
+        </w:rPr>
+        <w:t>calculateFee</w:t>
+      </w:r>
+      <w:proofErr w:type="spellEnd"/>
+      <w:r>
+        <w:rPr>
+          <w:rFonts w:ascii="Times New Roman" w:eastAsia="Consolas" w:hAnsi="Times New Roman" w:cs="Times New Roman"/>
+          <w:sz w:val="24"/>
+          <w:szCs w:val="24"/>
+        </w:rPr>
+        <w:t>(</w:t>
+      </w:r>
+      <w:proofErr w:type="gramEnd"/>
+      <w:r>
+        <w:rPr>
+          <w:rFonts w:ascii="Times New Roman" w:eastAsia="Consolas" w:hAnsi="Times New Roman" w:cs="Times New Roman"/>
+          <w:sz w:val="24"/>
+          <w:szCs w:val="24"/>
+        </w:rPr>
+        <w:t>Duration stay) {</w:t>
       </w:r>
     </w:p>
     <w:p>
@@ -5557,7 +7163,97 @@
           <w:sz w:val="24"/>
           <w:szCs w:val="24"/>
         </w:rPr>
-        <w:t xml:space="preserve">    long chargeableHours = toChargeableHours(stay);       // ceil a horas, mínimo 1</w:t>
+        <w:t xml:space="preserve">    long </w:t>
+      </w:r>
+      <w:proofErr w:type="spellStart"/>
+      <w:r>
+        <w:rPr>
+          <w:rFonts w:ascii="Times New Roman" w:eastAsia="Consolas" w:hAnsi="Times New Roman" w:cs="Times New Roman"/>
+          <w:sz w:val="24"/>
+          <w:szCs w:val="24"/>
+        </w:rPr>
+        <w:t>chargeableHours</w:t>
+      </w:r>
+      <w:proofErr w:type="spellEnd"/>
+      <w:r>
+        <w:rPr>
+          <w:rFonts w:ascii="Times New Roman" w:eastAsia="Consolas" w:hAnsi="Times New Roman" w:cs="Times New Roman"/>
+          <w:sz w:val="24"/>
+          <w:szCs w:val="24"/>
+        </w:rPr>
+        <w:t xml:space="preserve"> = </w:t>
+      </w:r>
+      <w:proofErr w:type="spellStart"/>
+      <w:r>
+        <w:rPr>
+          <w:rFonts w:ascii="Times New Roman" w:eastAsia="Consolas" w:hAnsi="Times New Roman" w:cs="Times New Roman"/>
+          <w:sz w:val="24"/>
+          <w:szCs w:val="24"/>
+        </w:rPr>
+        <w:t>toChargeableHours</w:t>
+      </w:r>
+      <w:proofErr w:type="spellEnd"/>
+      <w:r>
+        <w:rPr>
+          <w:rFonts w:ascii="Times New Roman" w:eastAsia="Consolas" w:hAnsi="Times New Roman" w:cs="Times New Roman"/>
+          <w:sz w:val="24"/>
+          <w:szCs w:val="24"/>
+        </w:rPr>
+        <w:t>(stay</w:t>
+      </w:r>
+      <w:proofErr w:type="gramStart"/>
+      <w:r>
+        <w:rPr>
+          <w:rFonts w:ascii="Times New Roman" w:eastAsia="Consolas" w:hAnsi="Times New Roman" w:cs="Times New Roman"/>
+          <w:sz w:val="24"/>
+          <w:szCs w:val="24"/>
+        </w:rPr>
+        <w:t xml:space="preserve">);   </w:t>
+      </w:r>
+      <w:proofErr w:type="gramEnd"/>
+      <w:r>
+        <w:rPr>
+          <w:rFonts w:ascii="Times New Roman" w:eastAsia="Consolas" w:hAnsi="Times New Roman" w:cs="Times New Roman"/>
+          <w:sz w:val="24"/>
+          <w:szCs w:val="24"/>
+        </w:rPr>
+        <w:t xml:space="preserve">    // ceil a </w:t>
+      </w:r>
+      <w:proofErr w:type="gramStart"/>
+      <w:r>
+        <w:rPr>
+          <w:rFonts w:ascii="Times New Roman" w:eastAsia="Consolas" w:hAnsi="Times New Roman" w:cs="Times New Roman"/>
+          <w:sz w:val="24"/>
+          <w:szCs w:val="24"/>
+        </w:rPr>
+        <w:t>horas</w:t>
+      </w:r>
+      <w:proofErr w:type="gramEnd"/>
+      <w:r>
+        <w:rPr>
+          <w:rFonts w:ascii="Times New Roman" w:eastAsia="Consolas" w:hAnsi="Times New Roman" w:cs="Times New Roman"/>
+          <w:sz w:val="24"/>
+          <w:szCs w:val="24"/>
+        </w:rPr>
+        <w:t xml:space="preserve">, </w:t>
+      </w:r>
+      <w:proofErr w:type="spellStart"/>
+      <w:r>
+        <w:rPr>
+          <w:rFonts w:ascii="Times New Roman" w:eastAsia="Consolas" w:hAnsi="Times New Roman" w:cs="Times New Roman"/>
+          <w:sz w:val="24"/>
+          <w:szCs w:val="24"/>
+        </w:rPr>
+        <w:t>mínimo</w:t>
+      </w:r>
+      <w:proofErr w:type="spellEnd"/>
+      <w:r>
+        <w:rPr>
+          <w:rFonts w:ascii="Times New Roman" w:eastAsia="Consolas" w:hAnsi="Times New Roman" w:cs="Times New Roman"/>
+          <w:sz w:val="24"/>
+          <w:szCs w:val="24"/>
+        </w:rPr>
+        <w:t xml:space="preserve"> 1</w:t>
       </w:r>
     </w:p>
     <w:p>
@@ -5577,7 +7273,79 @@
           <w:sz w:val="24"/>
           <w:szCs w:val="24"/>
         </w:rPr>
-        <w:t xml:space="preserve">    long fullDays = chargeableHours / HOURS_PER_DAY;      // períodos de 24 h</w:t>
+        <w:t xml:space="preserve">    long </w:t>
+      </w:r>
+      <w:proofErr w:type="spellStart"/>
+      <w:r>
+        <w:rPr>
+          <w:rFonts w:ascii="Times New Roman" w:eastAsia="Consolas" w:hAnsi="Times New Roman" w:cs="Times New Roman"/>
+          <w:sz w:val="24"/>
+          <w:szCs w:val="24"/>
+        </w:rPr>
+        <w:t>fullDays</w:t>
+      </w:r>
+      <w:proofErr w:type="spellEnd"/>
+      <w:r>
+        <w:rPr>
+          <w:rFonts w:ascii="Times New Roman" w:eastAsia="Consolas" w:hAnsi="Times New Roman" w:cs="Times New Roman"/>
+          <w:sz w:val="24"/>
+          <w:szCs w:val="24"/>
+        </w:rPr>
+        <w:t xml:space="preserve"> = </w:t>
+      </w:r>
+      <w:proofErr w:type="spellStart"/>
+      <w:r>
+        <w:rPr>
+          <w:rFonts w:ascii="Times New Roman" w:eastAsia="Consolas" w:hAnsi="Times New Roman" w:cs="Times New Roman"/>
+          <w:sz w:val="24"/>
+          <w:szCs w:val="24"/>
+        </w:rPr>
+        <w:t>chargeableHours</w:t>
+      </w:r>
+      <w:proofErr w:type="spellEnd"/>
+      <w:r>
+        <w:rPr>
+          <w:rFonts w:ascii="Times New Roman" w:eastAsia="Consolas" w:hAnsi="Times New Roman" w:cs="Times New Roman"/>
+          <w:sz w:val="24"/>
+          <w:szCs w:val="24"/>
+        </w:rPr>
+        <w:t xml:space="preserve"> / HOURS_PER_</w:t>
+      </w:r>
+      <w:proofErr w:type="gramStart"/>
+      <w:r>
+        <w:rPr>
+          <w:rFonts w:ascii="Times New Roman" w:eastAsia="Consolas" w:hAnsi="Times New Roman" w:cs="Times New Roman"/>
+          <w:sz w:val="24"/>
+          <w:szCs w:val="24"/>
+        </w:rPr>
+        <w:t xml:space="preserve">DAY;   </w:t>
+      </w:r>
+      <w:proofErr w:type="gramEnd"/>
+      <w:r>
+        <w:rPr>
+          <w:rFonts w:ascii="Times New Roman" w:eastAsia="Consolas" w:hAnsi="Times New Roman" w:cs="Times New Roman"/>
+          <w:sz w:val="24"/>
+          <w:szCs w:val="24"/>
+        </w:rPr>
+        <w:t xml:space="preserve">   // </w:t>
+      </w:r>
+      <w:proofErr w:type="spellStart"/>
+      <w:r>
+        <w:rPr>
+          <w:rFonts w:ascii="Times New Roman" w:eastAsia="Consolas" w:hAnsi="Times New Roman" w:cs="Times New Roman"/>
+          <w:sz w:val="24"/>
+          <w:szCs w:val="24"/>
+        </w:rPr>
+        <w:t>períodos</w:t>
+      </w:r>
+      <w:proofErr w:type="spellEnd"/>
+      <w:r>
+        <w:rPr>
+          <w:rFonts w:ascii="Times New Roman" w:eastAsia="Consolas" w:hAnsi="Times New Roman" w:cs="Times New Roman"/>
+          <w:sz w:val="24"/>
+          <w:szCs w:val="24"/>
+        </w:rPr>
+        <w:t xml:space="preserve"> de 24 h</w:t>
       </w:r>
     </w:p>
     <w:p>
@@ -5597,7 +7365,47 @@
           <w:sz w:val="24"/>
           <w:szCs w:val="24"/>
         </w:rPr>
-        <w:t xml:space="preserve">    long remainingHours = chargeableHours % HOURS_PER_DAY;</w:t>
+        <w:t xml:space="preserve">    long </w:t>
+      </w:r>
+      <w:proofErr w:type="spellStart"/>
+      <w:proofErr w:type="gramStart"/>
+      <w:r>
+        <w:rPr>
+          <w:rFonts w:ascii="Times New Roman" w:eastAsia="Consolas" w:hAnsi="Times New Roman" w:cs="Times New Roman"/>
+          <w:sz w:val="24"/>
+          <w:szCs w:val="24"/>
+        </w:rPr>
+        <w:t>remainingHours</w:t>
+      </w:r>
+      <w:proofErr w:type="spellEnd"/>
+      <w:proofErr w:type="gramEnd"/>
+      <w:r>
+        <w:rPr>
+          <w:rFonts w:ascii="Times New Roman" w:eastAsia="Consolas" w:hAnsi="Times New Roman" w:cs="Times New Roman"/>
+          <w:sz w:val="24"/>
+          <w:szCs w:val="24"/>
+        </w:rPr>
+        <w:t xml:space="preserve"> = </w:t>
+      </w:r>
+      <w:proofErr w:type="spellStart"/>
+      <w:proofErr w:type="gramStart"/>
+      <w:r>
+        <w:rPr>
+          <w:rFonts w:ascii="Times New Roman" w:eastAsia="Consolas" w:hAnsi="Times New Roman" w:cs="Times New Roman"/>
+          <w:sz w:val="24"/>
+          <w:szCs w:val="24"/>
+        </w:rPr>
+        <w:t>chargeableHours</w:t>
+      </w:r>
+      <w:proofErr w:type="spellEnd"/>
+      <w:proofErr w:type="gramEnd"/>
+      <w:r>
+        <w:rPr>
+          <w:rFonts w:ascii="Times New Roman" w:eastAsia="Consolas" w:hAnsi="Times New Roman" w:cs="Times New Roman"/>
+          <w:sz w:val="24"/>
+          <w:szCs w:val="24"/>
+        </w:rPr>
+        <w:t xml:space="preserve"> % HOURS_PER_DAY;</w:t>
       </w:r>
     </w:p>
     <w:p>
@@ -5617,7 +7425,79 @@
           <w:sz w:val="24"/>
           <w:szCs w:val="24"/>
         </w:rPr>
-        <w:t xml:space="preserve">    return fullDays * dailyMaximum + feeForPartialDay(remainingHours);</w:t>
+        <w:t xml:space="preserve">    return </w:t>
+      </w:r>
+      <w:proofErr w:type="spellStart"/>
+      <w:r>
+        <w:rPr>
+          <w:rFonts w:ascii="Times New Roman" w:eastAsia="Consolas" w:hAnsi="Times New Roman" w:cs="Times New Roman"/>
+          <w:sz w:val="24"/>
+          <w:szCs w:val="24"/>
+        </w:rPr>
+        <w:t>fullDays</w:t>
+      </w:r>
+      <w:proofErr w:type="spellEnd"/>
+      <w:r>
+        <w:rPr>
+          <w:rFonts w:ascii="Times New Roman" w:eastAsia="Consolas" w:hAnsi="Times New Roman" w:cs="Times New Roman"/>
+          <w:sz w:val="24"/>
+          <w:szCs w:val="24"/>
+        </w:rPr>
+        <w:t xml:space="preserve"> * </w:t>
+      </w:r>
+      <w:proofErr w:type="spellStart"/>
+      <w:r>
+        <w:rPr>
+          <w:rFonts w:ascii="Times New Roman" w:eastAsia="Consolas" w:hAnsi="Times New Roman" w:cs="Times New Roman"/>
+          <w:sz w:val="24"/>
+          <w:szCs w:val="24"/>
+        </w:rPr>
+        <w:t>dailyMaximum</w:t>
+      </w:r>
+      <w:proofErr w:type="spellEnd"/>
+      <w:r>
+        <w:rPr>
+          <w:rFonts w:ascii="Times New Roman" w:eastAsia="Consolas" w:hAnsi="Times New Roman" w:cs="Times New Roman"/>
+          <w:sz w:val="24"/>
+          <w:szCs w:val="24"/>
+        </w:rPr>
+        <w:t xml:space="preserve"> + </w:t>
+      </w:r>
+      <w:proofErr w:type="spellStart"/>
+      <w:r>
+        <w:rPr>
+          <w:rFonts w:ascii="Times New Roman" w:eastAsia="Consolas" w:hAnsi="Times New Roman" w:cs="Times New Roman"/>
+          <w:sz w:val="24"/>
+          <w:szCs w:val="24"/>
+        </w:rPr>
+        <w:t>feeForPartialDay</w:t>
+      </w:r>
+      <w:proofErr w:type="spellEnd"/>
+      <w:r>
+        <w:rPr>
+          <w:rFonts w:ascii="Times New Roman" w:eastAsia="Consolas" w:hAnsi="Times New Roman" w:cs="Times New Roman"/>
+          <w:sz w:val="24"/>
+          <w:szCs w:val="24"/>
+        </w:rPr>
+        <w:t>(</w:t>
+      </w:r>
+      <w:proofErr w:type="spellStart"/>
+      <w:r>
+        <w:rPr>
+          <w:rFonts w:ascii="Times New Roman" w:eastAsia="Consolas" w:hAnsi="Times New Roman" w:cs="Times New Roman"/>
+          <w:sz w:val="24"/>
+          <w:szCs w:val="24"/>
+        </w:rPr>
+        <w:t>remainingHours</w:t>
+      </w:r>
+      <w:proofErr w:type="spellEnd"/>
+      <w:r>
+        <w:rPr>
+          <w:rFonts w:ascii="Times New Roman" w:eastAsia="Consolas" w:hAnsi="Times New Roman" w:cs="Times New Roman"/>
+          <w:sz w:val="24"/>
+          <w:szCs w:val="24"/>
+        </w:rPr>
+        <w:t>);</w:t>
       </w:r>
     </w:p>
     <w:p>
@@ -5657,8 +7537,46 @@
           <w:sz w:val="24"/>
           <w:szCs w:val="24"/>
         </w:rPr>
-        <w:t>private long feeForPartialDay(long hours) {</w:t>
-      </w:r>
+        <w:t xml:space="preserve">private long </w:t>
+      </w:r>
+      <w:proofErr w:type="spellStart"/>
+      <w:proofErr w:type="gramStart"/>
+      <w:r>
+        <w:rPr>
+          <w:rFonts w:ascii="Times New Roman" w:eastAsia="Consolas" w:hAnsi="Times New Roman" w:cs="Times New Roman"/>
+          <w:sz w:val="24"/>
+          <w:szCs w:val="24"/>
+        </w:rPr>
+        <w:t>feeForPartialDay</w:t>
+      </w:r>
+      <w:proofErr w:type="spellEnd"/>
+      <w:r>
+        <w:rPr>
+          <w:rFonts w:ascii="Times New Roman" w:eastAsia="Consolas" w:hAnsi="Times New Roman" w:cs="Times New Roman"/>
+          <w:sz w:val="24"/>
+          <w:szCs w:val="24"/>
+        </w:rPr>
+        <w:t>(</w:t>
+      </w:r>
+      <w:proofErr w:type="gramEnd"/>
+      <w:r>
+        <w:rPr>
+          <w:rFonts w:ascii="Times New Roman" w:eastAsia="Consolas" w:hAnsi="Times New Roman" w:cs="Times New Roman"/>
+          <w:sz w:val="24"/>
+          <w:szCs w:val="24"/>
+        </w:rPr>
+        <w:t xml:space="preserve">long </w:t>
+      </w:r>
+      <w:proofErr w:type="gramStart"/>
+      <w:r>
+        <w:rPr>
+          <w:rFonts w:ascii="Times New Roman" w:eastAsia="Consolas" w:hAnsi="Times New Roman" w:cs="Times New Roman"/>
+          <w:sz w:val="24"/>
+          <w:szCs w:val="24"/>
+        </w:rPr>
+        <w:t>hours) {</w:t>
+      </w:r>
+      <w:proofErr w:type="gramEnd"/>
     </w:p>
     <w:p>
       <w:pPr>
@@ -5677,7 +7595,53 @@
           <w:sz w:val="24"/>
           <w:szCs w:val="24"/>
         </w:rPr>
-        <w:t xml:space="preserve">    if (hours &gt;= dailyCapThresholdHours) return dailyMaximum;   // umbral: 10 h</w:t>
+        <w:t xml:space="preserve">    if (hours &gt;= </w:t>
+      </w:r>
+      <w:proofErr w:type="spellStart"/>
+      <w:r>
+        <w:rPr>
+          <w:rFonts w:ascii="Times New Roman" w:eastAsia="Consolas" w:hAnsi="Times New Roman" w:cs="Times New Roman"/>
+          <w:sz w:val="24"/>
+          <w:szCs w:val="24"/>
+        </w:rPr>
+        <w:t>dailyCapThresholdHours</w:t>
+      </w:r>
+      <w:proofErr w:type="spellEnd"/>
+      <w:r>
+        <w:rPr>
+          <w:rFonts w:ascii="Times New Roman" w:eastAsia="Consolas" w:hAnsi="Times New Roman" w:cs="Times New Roman"/>
+          <w:sz w:val="24"/>
+          <w:szCs w:val="24"/>
+        </w:rPr>
+        <w:t xml:space="preserve">) return </w:t>
+      </w:r>
+      <w:proofErr w:type="spellStart"/>
+      <w:proofErr w:type="gramStart"/>
+      <w:r>
+        <w:rPr>
+          <w:rFonts w:ascii="Times New Roman" w:eastAsia="Consolas" w:hAnsi="Times New Roman" w:cs="Times New Roman"/>
+          <w:sz w:val="24"/>
+          <w:szCs w:val="24"/>
+        </w:rPr>
+        <w:t>dailyMaximum</w:t>
+      </w:r>
+      <w:proofErr w:type="spellEnd"/>
+      <w:r>
+        <w:rPr>
+          <w:rFonts w:ascii="Times New Roman" w:eastAsia="Consolas" w:hAnsi="Times New Roman" w:cs="Times New Roman"/>
+          <w:sz w:val="24"/>
+          <w:szCs w:val="24"/>
+        </w:rPr>
+        <w:t xml:space="preserve">;   </w:t>
+      </w:r>
+      <w:proofErr w:type="gramEnd"/>
+      <w:r>
+        <w:rPr>
+          <w:rFonts w:ascii="Times New Roman" w:eastAsia="Consolas" w:hAnsi="Times New Roman" w:cs="Times New Roman"/>
+          <w:sz w:val="24"/>
+          <w:szCs w:val="24"/>
+        </w:rPr>
+        <w:t>// umbral: 10 h</w:t>
       </w:r>
     </w:p>
     <w:p>
@@ -5700,14 +7664,65 @@
         </w:rPr>
         <w:t xml:space="preserve">    </w:t>
       </w:r>
-      <w:r>
-        <w:rPr>
-          <w:rFonts w:ascii="Times New Roman" w:eastAsia="Consolas" w:hAnsi="Times New Roman" w:cs="Times New Roman"/>
-          <w:sz w:val="24"/>
-          <w:szCs w:val="24"/>
-          <w:lang w:val="es-CR"/>
-        </w:rPr>
-        <w:t>return hours * hourlyRate;</w:t>
+      <w:proofErr w:type="spellStart"/>
+      <w:r>
+        <w:rPr>
+          <w:rFonts w:ascii="Times New Roman" w:eastAsia="Consolas" w:hAnsi="Times New Roman" w:cs="Times New Roman"/>
+          <w:sz w:val="24"/>
+          <w:szCs w:val="24"/>
+          <w:lang w:val="es-CR"/>
+        </w:rPr>
+        <w:t>return</w:t>
+      </w:r>
+      <w:proofErr w:type="spellEnd"/>
+      <w:r>
+        <w:rPr>
+          <w:rFonts w:ascii="Times New Roman" w:eastAsia="Consolas" w:hAnsi="Times New Roman" w:cs="Times New Roman"/>
+          <w:sz w:val="24"/>
+          <w:szCs w:val="24"/>
+          <w:lang w:val="es-CR"/>
+        </w:rPr>
+        <w:t xml:space="preserve"> </w:t>
+      </w:r>
+      <w:proofErr w:type="spellStart"/>
+      <w:r>
+        <w:rPr>
+          <w:rFonts w:ascii="Times New Roman" w:eastAsia="Consolas" w:hAnsi="Times New Roman" w:cs="Times New Roman"/>
+          <w:sz w:val="24"/>
+          <w:szCs w:val="24"/>
+          <w:lang w:val="es-CR"/>
+        </w:rPr>
+        <w:t>hours</w:t>
+      </w:r>
+      <w:proofErr w:type="spellEnd"/>
+      <w:r>
+        <w:rPr>
+          <w:rFonts w:ascii="Times New Roman" w:eastAsia="Consolas" w:hAnsi="Times New Roman" w:cs="Times New Roman"/>
+          <w:sz w:val="24"/>
+          <w:szCs w:val="24"/>
+          <w:lang w:val="es-CR"/>
+        </w:rPr>
+        <w:t xml:space="preserve"> * </w:t>
+      </w:r>
+      <w:proofErr w:type="spellStart"/>
+      <w:r>
+        <w:rPr>
+          <w:rFonts w:ascii="Times New Roman" w:eastAsia="Consolas" w:hAnsi="Times New Roman" w:cs="Times New Roman"/>
+          <w:sz w:val="24"/>
+          <w:szCs w:val="24"/>
+          <w:lang w:val="es-CR"/>
+        </w:rPr>
+        <w:t>hourlyRate</w:t>
+      </w:r>
+      <w:proofErr w:type="spellEnd"/>
+      <w:r>
+        <w:rPr>
+          <w:rFonts w:ascii="Times New Roman" w:eastAsia="Consolas" w:hAnsi="Times New Roman" w:cs="Times New Roman"/>
+          <w:sz w:val="24"/>
+          <w:szCs w:val="24"/>
+          <w:lang w:val="es-CR"/>
+        </w:rPr>
+        <w:t>;</w:t>
       </w:r>
     </w:p>
     <w:p>
@@ -5798,6 +7813,7 @@
         </w:rPr>
         <w:t xml:space="preserve"> basta un parámetro (el constructor de tres argumentos ya recibe </w:t>
       </w:r>
+      <w:proofErr w:type="spellStart"/>
       <w:r>
         <w:rPr>
           <w:rFonts w:ascii="Times New Roman" w:eastAsia="Consolas" w:hAnsi="Times New Roman" w:cs="Times New Roman"/>
@@ -5807,6 +7823,7 @@
         </w:rPr>
         <w:t>dailyCapThresholdHours</w:t>
       </w:r>
+      <w:proofErr w:type="spellEnd"/>
       <w:r>
         <w:rPr>
           <w:rFonts w:ascii="Times New Roman" w:hAnsi="Times New Roman" w:cs="Times New Roman"/>
@@ -5852,6 +7869,7 @@
         </w:rPr>
         <w:t xml:space="preserve"> (tarifa nocturna, de fin de semana, por convenio): una nueva clase que implemente </w:t>
       </w:r>
+      <w:proofErr w:type="spellStart"/>
       <w:r>
         <w:rPr>
           <w:rFonts w:ascii="Times New Roman" w:eastAsia="Consolas" w:hAnsi="Times New Roman" w:cs="Times New Roman"/>
@@ -5861,6 +7879,7 @@
         </w:rPr>
         <w:t>PricingPolicy</w:t>
       </w:r>
+      <w:proofErr w:type="spellEnd"/>
       <w:r>
         <w:rPr>
           <w:rFonts w:ascii="Times New Roman" w:hAnsi="Times New Roman" w:cs="Times New Roman"/>
@@ -5906,6 +7925,7 @@
         </w:rPr>
         <w:t xml:space="preserve"> una subclase de </w:t>
       </w:r>
+      <w:proofErr w:type="spellStart"/>
       <w:r>
         <w:rPr>
           <w:rFonts w:ascii="Times New Roman" w:eastAsia="Consolas" w:hAnsi="Times New Roman" w:cs="Times New Roman"/>
@@ -5915,6 +7935,7 @@
         </w:rPr>
         <w:t>Vehicle</w:t>
       </w:r>
+      <w:proofErr w:type="spellEnd"/>
       <w:r>
         <w:rPr>
           <w:rFonts w:ascii="Times New Roman" w:hAnsi="Times New Roman" w:cs="Times New Roman"/>
@@ -5989,6 +8010,7 @@
                 <w:szCs w:val="24"/>
               </w:rPr>
             </w:pPr>
+            <w:proofErr w:type="spellStart"/>
             <w:r>
               <w:rPr>
                 <w:rFonts w:ascii="Times New Roman" w:hAnsi="Times New Roman" w:cs="Times New Roman"/>
@@ -5997,36 +8019,9 @@
                 <w:sz w:val="24"/>
                 <w:szCs w:val="24"/>
               </w:rPr>
-              <w:t>Permanencia (automóvil)</w:t>
-            </w:r>
-          </w:p>
-        </w:tc>
-        <w:tc>
-          <w:tcPr>
-            <w:tcW w:w="2400" w:type="dxa"/>
-            <w:tcBorders>
-              <w:top w:val="single" w:sz="4" w:space="0" w:color="BFBFBF"/>
-              <w:left w:val="single" w:sz="4" w:space="0" w:color="BFBFBF"/>
-              <w:bottom w:val="single" w:sz="4" w:space="0" w:color="BFBFBF"/>
-              <w:right w:val="single" w:sz="4" w:space="0" w:color="BFBFBF"/>
-            </w:tcBorders>
-            <w:shd w:val="clear" w:color="auto" w:fill="D9E2F3"/>
-            <w:tcMar>
-              <w:top w:w="40" w:type="dxa"/>
-              <w:left w:w="90" w:type="dxa"/>
-              <w:bottom w:w="40" w:type="dxa"/>
-              <w:right w:w="90" w:type="dxa"/>
-            </w:tcMar>
-            <w:vAlign w:val="center"/>
-          </w:tcPr>
-          <w:p>
-            <w:pPr>
-              <w:rPr>
-                <w:rFonts w:ascii="Times New Roman" w:hAnsi="Times New Roman" w:cs="Times New Roman"/>
-                <w:sz w:val="24"/>
-                <w:szCs w:val="24"/>
-              </w:rPr>
-            </w:pPr>
+              <w:t>Permanencia</w:t>
+            </w:r>
+            <w:proofErr w:type="spellEnd"/>
             <w:r>
               <w:rPr>
                 <w:rFonts w:ascii="Times New Roman" w:hAnsi="Times New Roman" w:cs="Times New Roman"/>
@@ -6035,8 +8030,80 @@
                 <w:sz w:val="24"/>
                 <w:szCs w:val="24"/>
               </w:rPr>
-              <w:t>Horas cobradas</w:t>
-            </w:r>
+              <w:t xml:space="preserve"> (</w:t>
+            </w:r>
+            <w:proofErr w:type="spellStart"/>
+            <w:r>
+              <w:rPr>
+                <w:rFonts w:ascii="Times New Roman" w:hAnsi="Times New Roman" w:cs="Times New Roman"/>
+                <w:b/>
+                <w:bCs/>
+                <w:sz w:val="24"/>
+                <w:szCs w:val="24"/>
+              </w:rPr>
+              <w:t>automóvil</w:t>
+            </w:r>
+            <w:proofErr w:type="spellEnd"/>
+            <w:r>
+              <w:rPr>
+                <w:rFonts w:ascii="Times New Roman" w:hAnsi="Times New Roman" w:cs="Times New Roman"/>
+                <w:b/>
+                <w:bCs/>
+                <w:sz w:val="24"/>
+                <w:szCs w:val="24"/>
+              </w:rPr>
+              <w:t>)</w:t>
+            </w:r>
+          </w:p>
+        </w:tc>
+        <w:tc>
+          <w:tcPr>
+            <w:tcW w:w="2400" w:type="dxa"/>
+            <w:tcBorders>
+              <w:top w:val="single" w:sz="4" w:space="0" w:color="BFBFBF"/>
+              <w:left w:val="single" w:sz="4" w:space="0" w:color="BFBFBF"/>
+              <w:bottom w:val="single" w:sz="4" w:space="0" w:color="BFBFBF"/>
+              <w:right w:val="single" w:sz="4" w:space="0" w:color="BFBFBF"/>
+            </w:tcBorders>
+            <w:shd w:val="clear" w:color="auto" w:fill="D9E2F3"/>
+            <w:tcMar>
+              <w:top w:w="40" w:type="dxa"/>
+              <w:left w:w="90" w:type="dxa"/>
+              <w:bottom w:w="40" w:type="dxa"/>
+              <w:right w:w="90" w:type="dxa"/>
+            </w:tcMar>
+            <w:vAlign w:val="center"/>
+          </w:tcPr>
+          <w:p>
+            <w:pPr>
+              <w:rPr>
+                <w:rFonts w:ascii="Times New Roman" w:hAnsi="Times New Roman" w:cs="Times New Roman"/>
+                <w:sz w:val="24"/>
+                <w:szCs w:val="24"/>
+              </w:rPr>
+            </w:pPr>
+            <w:r>
+              <w:rPr>
+                <w:rFonts w:ascii="Times New Roman" w:hAnsi="Times New Roman" w:cs="Times New Roman"/>
+                <w:b/>
+                <w:bCs/>
+                <w:sz w:val="24"/>
+                <w:szCs w:val="24"/>
+              </w:rPr>
+              <w:t xml:space="preserve">Horas </w:t>
+            </w:r>
+            <w:proofErr w:type="spellStart"/>
+            <w:r>
+              <w:rPr>
+                <w:rFonts w:ascii="Times New Roman" w:hAnsi="Times New Roman" w:cs="Times New Roman"/>
+                <w:b/>
+                <w:bCs/>
+                <w:sz w:val="24"/>
+                <w:szCs w:val="24"/>
+              </w:rPr>
+              <w:t>cobradas</w:t>
+            </w:r>
+            <w:proofErr w:type="spellEnd"/>
           </w:p>
         </w:tc>
         <w:tc>
@@ -6527,7 +8594,25 @@
                 <w:sz w:val="24"/>
                 <w:szCs w:val="24"/>
               </w:rPr>
-              <w:t>₡7 000 (tope diario)</w:t>
+              <w:t xml:space="preserve">₡7 000 (tope </w:t>
+            </w:r>
+            <w:proofErr w:type="spellStart"/>
+            <w:r>
+              <w:rPr>
+                <w:rFonts w:ascii="Times New Roman" w:hAnsi="Times New Roman" w:cs="Times New Roman"/>
+                <w:sz w:val="24"/>
+                <w:szCs w:val="24"/>
+              </w:rPr>
+              <w:t>diario</w:t>
+            </w:r>
+            <w:proofErr w:type="spellEnd"/>
+            <w:r>
+              <w:rPr>
+                <w:rFonts w:ascii="Times New Roman" w:hAnsi="Times New Roman" w:cs="Times New Roman"/>
+                <w:sz w:val="24"/>
+                <w:szCs w:val="24"/>
+              </w:rPr>
+              <w:t>)</w:t>
             </w:r>
           </w:p>
         </w:tc>
@@ -6687,6 +8772,7 @@
         </w:rPr>
         <w:t xml:space="preserve"> como el tope aplica desde las 10 horas, un automóvil que permanece 9 h paga ₡8 100 y uno que permanece 10 h paga ₡7 000. No es un error de implementación: es consecuencia directa del enunciado, que fija el umbral en 10 horas. Por eso el umbral es un parámetro de </w:t>
       </w:r>
+      <w:proofErr w:type="spellStart"/>
       <w:r>
         <w:rPr>
           <w:rFonts w:ascii="Times New Roman" w:eastAsia="Consolas" w:hAnsi="Times New Roman" w:cs="Times New Roman"/>
@@ -6696,6 +8782,7 @@
         </w:rPr>
         <w:t>HourlyPricingPolicy</w:t>
       </w:r>
+      <w:proofErr w:type="spellEnd"/>
       <w:r>
         <w:rPr>
           <w:rFonts w:ascii="Times New Roman" w:hAnsi="Times New Roman" w:cs="Times New Roman"/>
@@ -6724,8 +8811,19 @@
           <w:sz w:val="24"/>
           <w:szCs w:val="24"/>
         </w:rPr>
-        <w:t>6. Reglas de negocio</w:t>
-      </w:r>
+        <w:t xml:space="preserve">6. Reglas de </w:t>
+      </w:r>
+      <w:proofErr w:type="spellStart"/>
+      <w:r>
+        <w:rPr>
+          <w:rFonts w:ascii="Times New Roman" w:hAnsi="Times New Roman" w:cs="Times New Roman"/>
+          <w:color w:val="auto"/>
+          <w:sz w:val="24"/>
+          <w:szCs w:val="24"/>
+        </w:rPr>
+        <w:t>negocio</w:t>
+      </w:r>
+      <w:proofErr w:type="spellEnd"/>
     </w:p>
     <w:tbl>
       <w:tblPr>
@@ -6819,6 +8917,7 @@
                 <w:szCs w:val="24"/>
               </w:rPr>
             </w:pPr>
+            <w:proofErr w:type="spellStart"/>
             <w:r>
               <w:rPr>
                 <w:rFonts w:ascii="Times New Roman" w:hAnsi="Times New Roman" w:cs="Times New Roman"/>
@@ -6827,36 +8926,9 @@
                 <w:sz w:val="24"/>
                 <w:szCs w:val="24"/>
               </w:rPr>
-              <w:t>Dónde se garantiza</w:t>
-            </w:r>
-          </w:p>
-        </w:tc>
-        <w:tc>
-          <w:tcPr>
-            <w:tcW w:w="2130" w:type="dxa"/>
-            <w:tcBorders>
-              <w:top w:val="single" w:sz="4" w:space="0" w:color="BFBFBF"/>
-              <w:left w:val="single" w:sz="4" w:space="0" w:color="BFBFBF"/>
-              <w:bottom w:val="single" w:sz="4" w:space="0" w:color="BFBFBF"/>
-              <w:right w:val="single" w:sz="4" w:space="0" w:color="BFBFBF"/>
-            </w:tcBorders>
-            <w:shd w:val="clear" w:color="auto" w:fill="D9E2F3"/>
-            <w:tcMar>
-              <w:top w:w="40" w:type="dxa"/>
-              <w:left w:w="90" w:type="dxa"/>
-              <w:bottom w:w="40" w:type="dxa"/>
-              <w:right w:w="90" w:type="dxa"/>
-            </w:tcMar>
-            <w:vAlign w:val="center"/>
-          </w:tcPr>
-          <w:p>
-            <w:pPr>
-              <w:rPr>
-                <w:rFonts w:ascii="Times New Roman" w:hAnsi="Times New Roman" w:cs="Times New Roman"/>
-                <w:sz w:val="24"/>
-                <w:szCs w:val="24"/>
-              </w:rPr>
-            </w:pPr>
+              <w:t>Dónde</w:t>
+            </w:r>
+            <w:proofErr w:type="spellEnd"/>
             <w:r>
               <w:rPr>
                 <w:rFonts w:ascii="Times New Roman" w:hAnsi="Times New Roman" w:cs="Times New Roman"/>
@@ -6865,36 +8937,9 @@
                 <w:sz w:val="24"/>
                 <w:szCs w:val="24"/>
               </w:rPr>
-              <w:t>Excepción</w:t>
-            </w:r>
-          </w:p>
-        </w:tc>
-        <w:tc>
-          <w:tcPr>
-            <w:tcW w:w="2050" w:type="dxa"/>
-            <w:tcBorders>
-              <w:top w:val="single" w:sz="4" w:space="0" w:color="BFBFBF"/>
-              <w:left w:val="single" w:sz="4" w:space="0" w:color="BFBFBF"/>
-              <w:bottom w:val="single" w:sz="4" w:space="0" w:color="BFBFBF"/>
-              <w:right w:val="single" w:sz="4" w:space="0" w:color="BFBFBF"/>
-            </w:tcBorders>
-            <w:shd w:val="clear" w:color="auto" w:fill="D9E2F3"/>
-            <w:tcMar>
-              <w:top w:w="40" w:type="dxa"/>
-              <w:left w:w="90" w:type="dxa"/>
-              <w:bottom w:w="40" w:type="dxa"/>
-              <w:right w:w="90" w:type="dxa"/>
-            </w:tcMar>
-            <w:vAlign w:val="center"/>
-          </w:tcPr>
-          <w:p>
-            <w:pPr>
-              <w:rPr>
-                <w:rFonts w:ascii="Times New Roman" w:hAnsi="Times New Roman" w:cs="Times New Roman"/>
-                <w:sz w:val="24"/>
-                <w:szCs w:val="24"/>
-              </w:rPr>
-            </w:pPr>
+              <w:t xml:space="preserve"> se </w:t>
+            </w:r>
+            <w:proofErr w:type="spellStart"/>
             <w:r>
               <w:rPr>
                 <w:rFonts w:ascii="Times New Roman" w:hAnsi="Times New Roman" w:cs="Times New Roman"/>
@@ -6903,8 +8948,89 @@
                 <w:sz w:val="24"/>
                 <w:szCs w:val="24"/>
               </w:rPr>
+              <w:t>garantiza</w:t>
+            </w:r>
+            <w:proofErr w:type="spellEnd"/>
+          </w:p>
+        </w:tc>
+        <w:tc>
+          <w:tcPr>
+            <w:tcW w:w="2130" w:type="dxa"/>
+            <w:tcBorders>
+              <w:top w:val="single" w:sz="4" w:space="0" w:color="BFBFBF"/>
+              <w:left w:val="single" w:sz="4" w:space="0" w:color="BFBFBF"/>
+              <w:bottom w:val="single" w:sz="4" w:space="0" w:color="BFBFBF"/>
+              <w:right w:val="single" w:sz="4" w:space="0" w:color="BFBFBF"/>
+            </w:tcBorders>
+            <w:shd w:val="clear" w:color="auto" w:fill="D9E2F3"/>
+            <w:tcMar>
+              <w:top w:w="40" w:type="dxa"/>
+              <w:left w:w="90" w:type="dxa"/>
+              <w:bottom w:w="40" w:type="dxa"/>
+              <w:right w:w="90" w:type="dxa"/>
+            </w:tcMar>
+            <w:vAlign w:val="center"/>
+          </w:tcPr>
+          <w:p>
+            <w:pPr>
+              <w:rPr>
+                <w:rFonts w:ascii="Times New Roman" w:hAnsi="Times New Roman" w:cs="Times New Roman"/>
+                <w:sz w:val="24"/>
+                <w:szCs w:val="24"/>
+              </w:rPr>
+            </w:pPr>
+            <w:proofErr w:type="spellStart"/>
+            <w:r>
+              <w:rPr>
+                <w:rFonts w:ascii="Times New Roman" w:hAnsi="Times New Roman" w:cs="Times New Roman"/>
+                <w:b/>
+                <w:bCs/>
+                <w:sz w:val="24"/>
+                <w:szCs w:val="24"/>
+              </w:rPr>
+              <w:t>Excepción</w:t>
+            </w:r>
+            <w:proofErr w:type="spellEnd"/>
+          </w:p>
+        </w:tc>
+        <w:tc>
+          <w:tcPr>
+            <w:tcW w:w="2050" w:type="dxa"/>
+            <w:tcBorders>
+              <w:top w:val="single" w:sz="4" w:space="0" w:color="BFBFBF"/>
+              <w:left w:val="single" w:sz="4" w:space="0" w:color="BFBFBF"/>
+              <w:bottom w:val="single" w:sz="4" w:space="0" w:color="BFBFBF"/>
+              <w:right w:val="single" w:sz="4" w:space="0" w:color="BFBFBF"/>
+            </w:tcBorders>
+            <w:shd w:val="clear" w:color="auto" w:fill="D9E2F3"/>
+            <w:tcMar>
+              <w:top w:w="40" w:type="dxa"/>
+              <w:left w:w="90" w:type="dxa"/>
+              <w:bottom w:w="40" w:type="dxa"/>
+              <w:right w:w="90" w:type="dxa"/>
+            </w:tcMar>
+            <w:vAlign w:val="center"/>
+          </w:tcPr>
+          <w:p>
+            <w:pPr>
+              <w:rPr>
+                <w:rFonts w:ascii="Times New Roman" w:hAnsi="Times New Roman" w:cs="Times New Roman"/>
+                <w:sz w:val="24"/>
+                <w:szCs w:val="24"/>
+              </w:rPr>
+            </w:pPr>
+            <w:proofErr w:type="spellStart"/>
+            <w:r>
+              <w:rPr>
+                <w:rFonts w:ascii="Times New Roman" w:hAnsi="Times New Roman" w:cs="Times New Roman"/>
+                <w:b/>
+                <w:bCs/>
+                <w:sz w:val="24"/>
+                <w:szCs w:val="24"/>
+              </w:rPr>
               <w:t>Prueba</w:t>
             </w:r>
+            <w:proofErr w:type="spellEnd"/>
           </w:p>
         </w:tc>
       </w:tr>
@@ -6946,7 +9072,27 @@
                 <w:szCs w:val="24"/>
                 <w:lang w:val="es-CR"/>
               </w:rPr>
-              <w:t>Un vehículo no puede tener dos tickets activos</w:t>
+              <w:t xml:space="preserve">Un vehículo no puede tener dos </w:t>
+            </w:r>
+            <w:proofErr w:type="gramStart"/>
+            <w:r>
+              <w:rPr>
+                <w:rFonts w:ascii="Times New Roman" w:hAnsi="Times New Roman" w:cs="Times New Roman"/>
+                <w:sz w:val="24"/>
+                <w:szCs w:val="24"/>
+                <w:lang w:val="es-CR"/>
+              </w:rPr>
+              <w:t>tickets</w:t>
+            </w:r>
+            <w:proofErr w:type="gramEnd"/>
+            <w:r>
+              <w:rPr>
+                <w:rFonts w:ascii="Times New Roman" w:hAnsi="Times New Roman" w:cs="Times New Roman"/>
+                <w:sz w:val="24"/>
+                <w:szCs w:val="24"/>
+                <w:lang w:val="es-CR"/>
+              </w:rPr>
+              <w:t xml:space="preserve"> activos</w:t>
             </w:r>
           </w:p>
         </w:tc>
@@ -6976,6 +9122,7 @@
                 <w:szCs w:val="24"/>
               </w:rPr>
             </w:pPr>
+            <w:proofErr w:type="spellStart"/>
             <w:r>
               <w:rPr>
                 <w:rFonts w:ascii="Times New Roman" w:eastAsia="Consolas" w:hAnsi="Times New Roman" w:cs="Times New Roman"/>
@@ -6984,6 +9131,7 @@
               </w:rPr>
               <w:t>ParkingLot.ensureNoActiveTicket</w:t>
             </w:r>
+            <w:proofErr w:type="spellEnd"/>
           </w:p>
         </w:tc>
         <w:tc>
@@ -7012,6 +9160,7 @@
                 <w:szCs w:val="24"/>
               </w:rPr>
             </w:pPr>
+            <w:proofErr w:type="spellStart"/>
             <w:r>
               <w:rPr>
                 <w:rFonts w:ascii="Times New Roman" w:eastAsia="Consolas" w:hAnsi="Times New Roman" w:cs="Times New Roman"/>
@@ -7020,6 +9169,7 @@
               </w:rPr>
               <w:t>ActiveTicketException</w:t>
             </w:r>
+            <w:proofErr w:type="spellEnd"/>
           </w:p>
         </w:tc>
         <w:tc>
@@ -7056,6 +9206,7 @@
               </w:rPr>
               <w:t xml:space="preserve">Demo 7, </w:t>
             </w:r>
+            <w:proofErr w:type="spellStart"/>
             <w:r>
               <w:rPr>
                 <w:rFonts w:ascii="Times New Roman" w:eastAsia="Consolas" w:hAnsi="Times New Roman" w:cs="Times New Roman"/>
@@ -7064,6 +9215,7 @@
               </w:rPr>
               <w:t>duplicateActiveTicket</w:t>
             </w:r>
+            <w:proofErr w:type="spellEnd"/>
           </w:p>
         </w:tc>
       </w:tr>
@@ -7136,6 +9288,7 @@
                 <w:szCs w:val="24"/>
               </w:rPr>
             </w:pPr>
+            <w:proofErr w:type="spellStart"/>
             <w:r>
               <w:rPr>
                 <w:rFonts w:ascii="Times New Roman" w:eastAsia="Consolas" w:hAnsi="Times New Roman" w:cs="Times New Roman"/>
@@ -7144,6 +9297,7 @@
               </w:rPr>
               <w:t>ParkingSpace.occupy</w:t>
             </w:r>
+            <w:proofErr w:type="spellEnd"/>
           </w:p>
         </w:tc>
         <w:tc>
@@ -7172,6 +9326,7 @@
                 <w:szCs w:val="24"/>
               </w:rPr>
             </w:pPr>
+            <w:proofErr w:type="spellStart"/>
             <w:r>
               <w:rPr>
                 <w:rFonts w:ascii="Times New Roman" w:eastAsia="Consolas" w:hAnsi="Times New Roman" w:cs="Times New Roman"/>
@@ -7180,6 +9335,7 @@
               </w:rPr>
               <w:t>SpaceNotAvailableException</w:t>
             </w:r>
+            <w:proofErr w:type="spellEnd"/>
           </w:p>
         </w:tc>
         <w:tc>
@@ -7216,6 +9372,7 @@
               </w:rPr>
               <w:t xml:space="preserve">Demo 4, </w:t>
             </w:r>
+            <w:proofErr w:type="spellStart"/>
             <w:r>
               <w:rPr>
                 <w:rFonts w:ascii="Times New Roman" w:eastAsia="Consolas" w:hAnsi="Times New Roman" w:cs="Times New Roman"/>
@@ -7224,6 +9381,7 @@
               </w:rPr>
               <w:t>occupiedSpace</w:t>
             </w:r>
+            <w:proofErr w:type="spellEnd"/>
           </w:p>
         </w:tc>
       </w:tr>
@@ -7295,6 +9453,7 @@
                 <w:szCs w:val="24"/>
               </w:rPr>
             </w:pPr>
+            <w:proofErr w:type="spellStart"/>
             <w:r>
               <w:rPr>
                 <w:rFonts w:ascii="Times New Roman" w:eastAsia="Consolas" w:hAnsi="Times New Roman" w:cs="Times New Roman"/>
@@ -7303,6 +9462,7 @@
               </w:rPr>
               <w:t>ParkingSpace.occupy</w:t>
             </w:r>
+            <w:proofErr w:type="spellEnd"/>
           </w:p>
         </w:tc>
         <w:tc>
@@ -7331,6 +9491,7 @@
                 <w:szCs w:val="24"/>
               </w:rPr>
             </w:pPr>
+            <w:proofErr w:type="spellStart"/>
             <w:r>
               <w:rPr>
                 <w:rFonts w:ascii="Times New Roman" w:eastAsia="Consolas" w:hAnsi="Times New Roman" w:cs="Times New Roman"/>
@@ -7339,6 +9500,7 @@
               </w:rPr>
               <w:t>SpaceNotAvailableException</w:t>
             </w:r>
+            <w:proofErr w:type="spellEnd"/>
           </w:p>
         </w:tc>
         <w:tc>
@@ -7375,6 +9537,7 @@
               </w:rPr>
               <w:t xml:space="preserve">Demo 5, </w:t>
             </w:r>
+            <w:proofErr w:type="spellStart"/>
             <w:r>
               <w:rPr>
                 <w:rFonts w:ascii="Times New Roman" w:eastAsia="Consolas" w:hAnsi="Times New Roman" w:cs="Times New Roman"/>
@@ -7383,6 +9546,7 @@
               </w:rPr>
               <w:t>outOfServiceSpace</w:t>
             </w:r>
+            <w:proofErr w:type="spellEnd"/>
           </w:p>
         </w:tc>
       </w:tr>
@@ -7454,6 +9618,7 @@
                 <w:szCs w:val="24"/>
               </w:rPr>
             </w:pPr>
+            <w:proofErr w:type="spellStart"/>
             <w:r>
               <w:rPr>
                 <w:rFonts w:ascii="Times New Roman" w:eastAsia="Consolas" w:hAnsi="Times New Roman" w:cs="Times New Roman"/>
@@ -7462,6 +9627,7 @@
               </w:rPr>
               <w:t>ParkingSpace.isCompatibleWith</w:t>
             </w:r>
+            <w:proofErr w:type="spellEnd"/>
             <w:r>
               <w:rPr>
                 <w:rFonts w:ascii="Times New Roman" w:hAnsi="Times New Roman" w:cs="Times New Roman"/>
@@ -7506,6 +9672,7 @@
                 <w:szCs w:val="24"/>
               </w:rPr>
             </w:pPr>
+            <w:proofErr w:type="spellStart"/>
             <w:r>
               <w:rPr>
                 <w:rFonts w:ascii="Times New Roman" w:eastAsia="Consolas" w:hAnsi="Times New Roman" w:cs="Times New Roman"/>
@@ -7514,6 +9681,7 @@
               </w:rPr>
               <w:t>IncompatibleSpaceException</w:t>
             </w:r>
+            <w:proofErr w:type="spellEnd"/>
           </w:p>
         </w:tc>
         <w:tc>
@@ -7550,6 +9718,7 @@
               </w:rPr>
               <w:t xml:space="preserve">Demo 6, </w:t>
             </w:r>
+            <w:proofErr w:type="spellStart"/>
             <w:r>
               <w:rPr>
                 <w:rFonts w:ascii="Times New Roman" w:eastAsia="Consolas" w:hAnsi="Times New Roman" w:cs="Times New Roman"/>
@@ -7558,6 +9727,7 @@
               </w:rPr>
               <w:t>incompatibleSpace</w:t>
             </w:r>
+            <w:proofErr w:type="spellEnd"/>
           </w:p>
         </w:tc>
       </w:tr>
@@ -7599,7 +9769,27 @@
                 <w:szCs w:val="24"/>
                 <w:lang w:val="es-CR"/>
               </w:rPr>
-              <w:t>No hay salida sin ticket activo</w:t>
+              <w:t xml:space="preserve">No hay salida sin </w:t>
+            </w:r>
+            <w:proofErr w:type="gramStart"/>
+            <w:r>
+              <w:rPr>
+                <w:rFonts w:ascii="Times New Roman" w:hAnsi="Times New Roman" w:cs="Times New Roman"/>
+                <w:sz w:val="24"/>
+                <w:szCs w:val="24"/>
+                <w:lang w:val="es-CR"/>
+              </w:rPr>
+              <w:t>ticket</w:t>
+            </w:r>
+            <w:proofErr w:type="gramEnd"/>
+            <w:r>
+              <w:rPr>
+                <w:rFonts w:ascii="Times New Roman" w:hAnsi="Times New Roman" w:cs="Times New Roman"/>
+                <w:sz w:val="24"/>
+                <w:szCs w:val="24"/>
+                <w:lang w:val="es-CR"/>
+              </w:rPr>
+              <w:t xml:space="preserve"> activo</w:t>
             </w:r>
           </w:p>
         </w:tc>
@@ -7629,6 +9819,7 @@
                 <w:szCs w:val="24"/>
               </w:rPr>
             </w:pPr>
+            <w:proofErr w:type="spellStart"/>
             <w:r>
               <w:rPr>
                 <w:rFonts w:ascii="Times New Roman" w:eastAsia="Consolas" w:hAnsi="Times New Roman" w:cs="Times New Roman"/>
@@ -7637,6 +9828,7 @@
               </w:rPr>
               <w:t>ParkingLot.registerExit</w:t>
             </w:r>
+            <w:proofErr w:type="spellEnd"/>
           </w:p>
         </w:tc>
         <w:tc>
@@ -7665,6 +9857,7 @@
                 <w:szCs w:val="24"/>
               </w:rPr>
             </w:pPr>
+            <w:proofErr w:type="spellStart"/>
             <w:r>
               <w:rPr>
                 <w:rFonts w:ascii="Times New Roman" w:eastAsia="Consolas" w:hAnsi="Times New Roman" w:cs="Times New Roman"/>
@@ -7673,6 +9866,7 @@
               </w:rPr>
               <w:t>NoActiveTicketException</w:t>
             </w:r>
+            <w:proofErr w:type="spellEnd"/>
           </w:p>
         </w:tc>
         <w:tc>
@@ -7709,6 +9903,7 @@
               </w:rPr>
               <w:t xml:space="preserve">Demo 17, </w:t>
             </w:r>
+            <w:proofErr w:type="spellStart"/>
             <w:r>
               <w:rPr>
                 <w:rFonts w:ascii="Times New Roman" w:eastAsia="Consolas" w:hAnsi="Times New Roman" w:cs="Times New Roman"/>
@@ -7717,6 +9912,7 @@
               </w:rPr>
               <w:t>exitWithoutTicket</w:t>
             </w:r>
+            <w:proofErr w:type="spellEnd"/>
           </w:p>
         </w:tc>
       </w:tr>
@@ -7758,7 +9954,27 @@
                 <w:szCs w:val="24"/>
                 <w:lang w:val="es-CR"/>
               </w:rPr>
-              <w:t>No se paga un ticket activo (ni dos veces)</w:t>
+              <w:t xml:space="preserve">No se paga un </w:t>
+            </w:r>
+            <w:proofErr w:type="gramStart"/>
+            <w:r>
+              <w:rPr>
+                <w:rFonts w:ascii="Times New Roman" w:hAnsi="Times New Roman" w:cs="Times New Roman"/>
+                <w:sz w:val="24"/>
+                <w:szCs w:val="24"/>
+                <w:lang w:val="es-CR"/>
+              </w:rPr>
+              <w:t>ticket</w:t>
+            </w:r>
+            <w:proofErr w:type="gramEnd"/>
+            <w:r>
+              <w:rPr>
+                <w:rFonts w:ascii="Times New Roman" w:hAnsi="Times New Roman" w:cs="Times New Roman"/>
+                <w:sz w:val="24"/>
+                <w:szCs w:val="24"/>
+                <w:lang w:val="es-CR"/>
+              </w:rPr>
+              <w:t xml:space="preserve"> activo (ni dos veces)</w:t>
             </w:r>
           </w:p>
         </w:tc>
@@ -7788,6 +10004,7 @@
                 <w:szCs w:val="24"/>
               </w:rPr>
             </w:pPr>
+            <w:proofErr w:type="spellStart"/>
             <w:r>
               <w:rPr>
                 <w:rFonts w:ascii="Times New Roman" w:eastAsia="Consolas" w:hAnsi="Times New Roman" w:cs="Times New Roman"/>
@@ -7796,6 +10013,7 @@
               </w:rPr>
               <w:t>ParkingTicket.pay</w:t>
             </w:r>
+            <w:proofErr w:type="spellEnd"/>
           </w:p>
         </w:tc>
         <w:tc>
@@ -7824,6 +10042,7 @@
                 <w:szCs w:val="24"/>
               </w:rPr>
             </w:pPr>
+            <w:proofErr w:type="spellStart"/>
             <w:r>
               <w:rPr>
                 <w:rFonts w:ascii="Times New Roman" w:eastAsia="Consolas" w:hAnsi="Times New Roman" w:cs="Times New Roman"/>
@@ -7832,6 +10051,7 @@
               </w:rPr>
               <w:t>InvalidTicketStateException</w:t>
             </w:r>
+            <w:proofErr w:type="spellEnd"/>
           </w:p>
         </w:tc>
         <w:tc>
@@ -7868,6 +10088,7 @@
               </w:rPr>
               <w:t xml:space="preserve">Demo 16, </w:t>
             </w:r>
+            <w:proofErr w:type="spellStart"/>
             <w:r>
               <w:rPr>
                 <w:rFonts w:ascii="Times New Roman" w:eastAsia="Consolas" w:hAnsi="Times New Roman" w:cs="Times New Roman"/>
@@ -7876,6 +10097,7 @@
               </w:rPr>
               <w:t>payActiveTicket</w:t>
             </w:r>
+            <w:proofErr w:type="spellEnd"/>
             <w:r>
               <w:rPr>
                 <w:rFonts w:ascii="Times New Roman" w:hAnsi="Times New Roman" w:cs="Times New Roman"/>
@@ -7884,6 +10106,7 @@
               </w:rPr>
               <w:t xml:space="preserve">, </w:t>
             </w:r>
+            <w:proofErr w:type="spellStart"/>
             <w:r>
               <w:rPr>
                 <w:rFonts w:ascii="Times New Roman" w:eastAsia="Consolas" w:hAnsi="Times New Roman" w:cs="Times New Roman"/>
@@ -7892,6 +10115,7 @@
               </w:rPr>
               <w:t>payTwice</w:t>
             </w:r>
+            <w:proofErr w:type="spellEnd"/>
           </w:p>
         </w:tc>
       </w:tr>
@@ -7963,6 +10187,7 @@
                 <w:szCs w:val="24"/>
               </w:rPr>
             </w:pPr>
+            <w:proofErr w:type="spellStart"/>
             <w:r>
               <w:rPr>
                 <w:rFonts w:ascii="Times New Roman" w:eastAsia="Consolas" w:hAnsi="Times New Roman" w:cs="Times New Roman"/>
@@ -7971,13 +10196,32 @@
               </w:rPr>
               <w:t>Vehicle.calculateFee</w:t>
             </w:r>
-            <w:r>
-              <w:rPr>
-                <w:rFonts w:ascii="Times New Roman" w:hAnsi="Times New Roman" w:cs="Times New Roman"/>
-                <w:sz w:val="24"/>
-                <w:szCs w:val="24"/>
-              </w:rPr>
-              <w:t xml:space="preserve"> (polimorfismo)</w:t>
+            <w:proofErr w:type="spellEnd"/>
+            <w:r>
+              <w:rPr>
+                <w:rFonts w:ascii="Times New Roman" w:hAnsi="Times New Roman" w:cs="Times New Roman"/>
+                <w:sz w:val="24"/>
+                <w:szCs w:val="24"/>
+              </w:rPr>
+              <w:t xml:space="preserve"> (</w:t>
+            </w:r>
+            <w:proofErr w:type="spellStart"/>
+            <w:r>
+              <w:rPr>
+                <w:rFonts w:ascii="Times New Roman" w:hAnsi="Times New Roman" w:cs="Times New Roman"/>
+                <w:sz w:val="24"/>
+                <w:szCs w:val="24"/>
+              </w:rPr>
+              <w:t>polimorfismo</w:t>
+            </w:r>
+            <w:proofErr w:type="spellEnd"/>
+            <w:r>
+              <w:rPr>
+                <w:rFonts w:ascii="Times New Roman" w:hAnsi="Times New Roman" w:cs="Times New Roman"/>
+                <w:sz w:val="24"/>
+                <w:szCs w:val="24"/>
+              </w:rPr>
+              <w:t>)</w:t>
             </w:r>
           </w:p>
         </w:tc>
@@ -8051,6 +10295,7 @@
               </w:rPr>
               <w:t xml:space="preserve">Demo 8–11, </w:t>
             </w:r>
+            <w:proofErr w:type="spellStart"/>
             <w:r>
               <w:rPr>
                 <w:rFonts w:ascii="Times New Roman" w:eastAsia="Consolas" w:hAnsi="Times New Roman" w:cs="Times New Roman"/>
@@ -8059,6 +10304,7 @@
               </w:rPr>
               <w:t>ratesPerType</w:t>
             </w:r>
+            <w:proofErr w:type="spellEnd"/>
           </w:p>
         </w:tc>
       </w:tr>
@@ -8130,6 +10376,7 @@
                 <w:szCs w:val="24"/>
               </w:rPr>
             </w:pPr>
+            <w:proofErr w:type="spellStart"/>
             <w:r>
               <w:rPr>
                 <w:rFonts w:ascii="Times New Roman" w:eastAsia="Consolas" w:hAnsi="Times New Roman" w:cs="Times New Roman"/>
@@ -8138,6 +10385,7 @@
               </w:rPr>
               <w:t>ParkingTicket.close</w:t>
             </w:r>
+            <w:proofErr w:type="spellEnd"/>
             <w:r>
               <w:rPr>
                 <w:rFonts w:ascii="Times New Roman" w:hAnsi="Times New Roman" w:cs="Times New Roman"/>
@@ -8146,6 +10394,7 @@
               </w:rPr>
               <w:t xml:space="preserve"> → </w:t>
             </w:r>
+            <w:proofErr w:type="spellStart"/>
             <w:r>
               <w:rPr>
                 <w:rFonts w:ascii="Times New Roman" w:eastAsia="Consolas" w:hAnsi="Times New Roman" w:cs="Times New Roman"/>
@@ -8154,6 +10403,7 @@
               </w:rPr>
               <w:t>ParkingSpace.release</w:t>
             </w:r>
+            <w:proofErr w:type="spellEnd"/>
           </w:p>
         </w:tc>
         <w:tc>
@@ -8226,6 +10476,7 @@
               </w:rPr>
               <w:t xml:space="preserve">Demo 14, </w:t>
             </w:r>
+            <w:proofErr w:type="spellStart"/>
             <w:r>
               <w:rPr>
                 <w:rFonts w:ascii="Times New Roman" w:eastAsia="Consolas" w:hAnsi="Times New Roman" w:cs="Times New Roman"/>
@@ -8234,6 +10485,7 @@
               </w:rPr>
               <w:t>spaceReleased</w:t>
             </w:r>
+            <w:proofErr w:type="spellEnd"/>
           </w:p>
         </w:tc>
       </w:tr>
@@ -8256,8 +10508,19 @@
           <w:sz w:val="24"/>
           <w:szCs w:val="24"/>
         </w:rPr>
-        <w:t>7. Pruebas</w:t>
-      </w:r>
+        <w:t xml:space="preserve">7. </w:t>
+      </w:r>
+      <w:proofErr w:type="spellStart"/>
+      <w:r>
+        <w:rPr>
+          <w:rFonts w:ascii="Times New Roman" w:hAnsi="Times New Roman" w:cs="Times New Roman"/>
+          <w:color w:val="auto"/>
+          <w:sz w:val="24"/>
+          <w:szCs w:val="24"/>
+        </w:rPr>
+        <w:t>Pruebas</w:t>
+      </w:r>
+      <w:proofErr w:type="spellEnd"/>
     </w:p>
     <w:p>
       <w:pPr>
@@ -8299,6 +10562,7 @@
         </w:rPr>
         <w:t xml:space="preserve"> (</w:t>
       </w:r>
+      <w:proofErr w:type="spellStart"/>
       <w:r>
         <w:rPr>
           <w:rFonts w:ascii="Times New Roman" w:eastAsia="Consolas" w:hAnsi="Times New Roman" w:cs="Times New Roman"/>
@@ -8308,6 +10572,7 @@
         </w:rPr>
         <w:t>ParkingDemo</w:t>
       </w:r>
+      <w:proofErr w:type="spellEnd"/>
       <w:r>
         <w:rPr>
           <w:rFonts w:ascii="Times New Roman" w:hAnsi="Times New Roman" w:cs="Times New Roman"/>
@@ -8326,7 +10591,31 @@
           <w:szCs w:val="24"/>
           <w:lang w:val="es-CR"/>
         </w:rPr>
-        <w:t>(2) Pruebas automatizadas JUnit 5</w:t>
+        <w:t xml:space="preserve">(2) Pruebas automatizadas </w:t>
+      </w:r>
+      <w:proofErr w:type="spellStart"/>
+      <w:r>
+        <w:rPr>
+          <w:rFonts w:ascii="Times New Roman" w:hAnsi="Times New Roman" w:cs="Times New Roman"/>
+          <w:b/>
+          <w:bCs/>
+          <w:sz w:val="24"/>
+          <w:szCs w:val="24"/>
+          <w:lang w:val="es-CR"/>
+        </w:rPr>
+        <w:t>JUnit</w:t>
+      </w:r>
+      <w:proofErr w:type="spellEnd"/>
+      <w:r>
+        <w:rPr>
+          <w:rFonts w:ascii="Times New Roman" w:hAnsi="Times New Roman" w:cs="Times New Roman"/>
+          <w:b/>
+          <w:bCs/>
+          <w:sz w:val="24"/>
+          <w:szCs w:val="24"/>
+          <w:lang w:val="es-CR"/>
+        </w:rPr>
+        <w:t xml:space="preserve"> 5</w:t>
       </w:r>
       <w:r>
         <w:rPr>
@@ -8337,6 +10626,7 @@
         </w:rPr>
         <w:t xml:space="preserve"> (</w:t>
       </w:r>
+      <w:proofErr w:type="spellStart"/>
       <w:r>
         <w:rPr>
           <w:rFonts w:ascii="Times New Roman" w:eastAsia="Consolas" w:hAnsi="Times New Roman" w:cs="Times New Roman"/>
@@ -8346,6 +10636,7 @@
         </w:rPr>
         <w:t>ParkingSystemTest</w:t>
       </w:r>
+      <w:proofErr w:type="spellEnd"/>
       <w:r>
         <w:rPr>
           <w:rFonts w:ascii="Times New Roman" w:hAnsi="Times New Roman" w:cs="Times New Roman"/>
@@ -8355,14 +10646,25 @@
         </w:rPr>
         <w:t xml:space="preserve">, con </w:t>
       </w:r>
-      <w:r>
-        <w:rPr>
-          <w:rFonts w:ascii="Times New Roman" w:eastAsia="Consolas" w:hAnsi="Times New Roman" w:cs="Times New Roman"/>
-          <w:sz w:val="24"/>
-          <w:szCs w:val="24"/>
-          <w:lang w:val="es-CR"/>
-        </w:rPr>
-        <w:t>mvn test</w:t>
+      <w:proofErr w:type="spellStart"/>
+      <w:r>
+        <w:rPr>
+          <w:rFonts w:ascii="Times New Roman" w:eastAsia="Consolas" w:hAnsi="Times New Roman" w:cs="Times New Roman"/>
+          <w:sz w:val="24"/>
+          <w:szCs w:val="24"/>
+          <w:lang w:val="es-CR"/>
+        </w:rPr>
+        <w:t>mvn</w:t>
+      </w:r>
+      <w:proofErr w:type="spellEnd"/>
+      <w:r>
+        <w:rPr>
+          <w:rFonts w:ascii="Times New Roman" w:eastAsia="Consolas" w:hAnsi="Times New Roman" w:cs="Times New Roman"/>
+          <w:sz w:val="24"/>
+          <w:szCs w:val="24"/>
+          <w:lang w:val="es-CR"/>
+        </w:rPr>
+        <w:t xml:space="preserve"> test</w:t>
       </w:r>
       <w:r>
         <w:rPr>
@@ -8563,6 +10865,7 @@
                 <w:szCs w:val="24"/>
               </w:rPr>
             </w:pPr>
+            <w:proofErr w:type="spellStart"/>
             <w:r>
               <w:rPr>
                 <w:rFonts w:ascii="Times New Roman" w:hAnsi="Times New Roman" w:cs="Times New Roman"/>
@@ -8573,6 +10876,7 @@
               </w:rPr>
               <w:t>Esperado</w:t>
             </w:r>
+            <w:proofErr w:type="spellEnd"/>
           </w:p>
         </w:tc>
         <w:tc>
@@ -8601,6 +10905,7 @@
                 <w:szCs w:val="24"/>
               </w:rPr>
             </w:pPr>
+            <w:proofErr w:type="spellStart"/>
             <w:r>
               <w:rPr>
                 <w:rFonts w:ascii="Times New Roman" w:hAnsi="Times New Roman" w:cs="Times New Roman"/>
@@ -8611,6 +10916,7 @@
               </w:rPr>
               <w:t>Obtenido</w:t>
             </w:r>
+            <w:proofErr w:type="spellEnd"/>
           </w:p>
         </w:tc>
         <w:tc>
@@ -8718,14 +11024,34 @@
                 <w:szCs w:val="24"/>
               </w:rPr>
             </w:pPr>
-            <w:r>
-              <w:rPr>
-                <w:rFonts w:ascii="Times New Roman" w:hAnsi="Times New Roman" w:cs="Times New Roman"/>
-                <w:sz w:val="24"/>
-                <w:szCs w:val="24"/>
-              </w:rPr>
-              <w:t>Ingreso de automóvil</w:t>
-            </w:r>
+            <w:proofErr w:type="spellStart"/>
+            <w:r>
+              <w:rPr>
+                <w:rFonts w:ascii="Times New Roman" w:hAnsi="Times New Roman" w:cs="Times New Roman"/>
+                <w:sz w:val="24"/>
+                <w:szCs w:val="24"/>
+              </w:rPr>
+              <w:t>Ingreso</w:t>
+            </w:r>
+            <w:proofErr w:type="spellEnd"/>
+            <w:r>
+              <w:rPr>
+                <w:rFonts w:ascii="Times New Roman" w:hAnsi="Times New Roman" w:cs="Times New Roman"/>
+                <w:sz w:val="24"/>
+                <w:szCs w:val="24"/>
+              </w:rPr>
+              <w:t xml:space="preserve"> de </w:t>
+            </w:r>
+            <w:proofErr w:type="spellStart"/>
+            <w:r>
+              <w:rPr>
+                <w:rFonts w:ascii="Times New Roman" w:hAnsi="Times New Roman" w:cs="Times New Roman"/>
+                <w:sz w:val="24"/>
+                <w:szCs w:val="24"/>
+              </w:rPr>
+              <w:t>automóvil</w:t>
+            </w:r>
+            <w:proofErr w:type="spellEnd"/>
           </w:p>
         </w:tc>
         <w:tc>
@@ -8754,13 +11080,23 @@
                 <w:szCs w:val="24"/>
               </w:rPr>
             </w:pPr>
+            <w:proofErr w:type="spellStart"/>
             <w:r>
               <w:rPr>
                 <w:rFonts w:ascii="Times New Roman" w:eastAsia="Consolas" w:hAnsi="Times New Roman" w:cs="Times New Roman"/>
                 <w:sz w:val="24"/>
                 <w:szCs w:val="24"/>
               </w:rPr>
-              <w:t>registerEntry("CAR-100")</w:t>
+              <w:t>registerEntry</w:t>
+            </w:r>
+            <w:proofErr w:type="spellEnd"/>
+            <w:r>
+              <w:rPr>
+                <w:rFonts w:ascii="Times New Roman" w:eastAsia="Consolas" w:hAnsi="Times New Roman" w:cs="Times New Roman"/>
+                <w:sz w:val="24"/>
+                <w:szCs w:val="24"/>
+              </w:rPr>
+              <w:t>("CAR-100")</w:t>
             </w:r>
           </w:p>
         </w:tc>
@@ -8940,14 +11276,34 @@
                 <w:szCs w:val="24"/>
               </w:rPr>
             </w:pPr>
-            <w:r>
-              <w:rPr>
-                <w:rFonts w:ascii="Times New Roman" w:hAnsi="Times New Roman" w:cs="Times New Roman"/>
-                <w:sz w:val="24"/>
-                <w:szCs w:val="24"/>
-              </w:rPr>
-              <w:t>Ingreso de motocicleta</w:t>
-            </w:r>
+            <w:proofErr w:type="spellStart"/>
+            <w:r>
+              <w:rPr>
+                <w:rFonts w:ascii="Times New Roman" w:hAnsi="Times New Roman" w:cs="Times New Roman"/>
+                <w:sz w:val="24"/>
+                <w:szCs w:val="24"/>
+              </w:rPr>
+              <w:t>Ingreso</w:t>
+            </w:r>
+            <w:proofErr w:type="spellEnd"/>
+            <w:r>
+              <w:rPr>
+                <w:rFonts w:ascii="Times New Roman" w:hAnsi="Times New Roman" w:cs="Times New Roman"/>
+                <w:sz w:val="24"/>
+                <w:szCs w:val="24"/>
+              </w:rPr>
+              <w:t xml:space="preserve"> de </w:t>
+            </w:r>
+            <w:proofErr w:type="spellStart"/>
+            <w:r>
+              <w:rPr>
+                <w:rFonts w:ascii="Times New Roman" w:hAnsi="Times New Roman" w:cs="Times New Roman"/>
+                <w:sz w:val="24"/>
+                <w:szCs w:val="24"/>
+              </w:rPr>
+              <w:t>motocicleta</w:t>
+            </w:r>
+            <w:proofErr w:type="spellEnd"/>
           </w:p>
         </w:tc>
         <w:tc>
@@ -8976,13 +11332,23 @@
                 <w:szCs w:val="24"/>
               </w:rPr>
             </w:pPr>
+            <w:proofErr w:type="spellStart"/>
             <w:r>
               <w:rPr>
                 <w:rFonts w:ascii="Times New Roman" w:eastAsia="Consolas" w:hAnsi="Times New Roman" w:cs="Times New Roman"/>
                 <w:sz w:val="24"/>
                 <w:szCs w:val="24"/>
               </w:rPr>
-              <w:t>registerEntry("MOT-200")</w:t>
+              <w:t>registerEntry</w:t>
+            </w:r>
+            <w:proofErr w:type="spellEnd"/>
+            <w:r>
+              <w:rPr>
+                <w:rFonts w:ascii="Times New Roman" w:eastAsia="Consolas" w:hAnsi="Times New Roman" w:cs="Times New Roman"/>
+                <w:sz w:val="24"/>
+                <w:szCs w:val="24"/>
+              </w:rPr>
+              <w:t>("MOT-200")</w:t>
             </w:r>
           </w:p>
         </w:tc>
@@ -9199,13 +11565,23 @@
                 <w:szCs w:val="24"/>
               </w:rPr>
             </w:pPr>
+            <w:proofErr w:type="spellStart"/>
             <w:r>
               <w:rPr>
                 <w:rFonts w:ascii="Times New Roman" w:eastAsia="Consolas" w:hAnsi="Times New Roman" w:cs="Times New Roman"/>
                 <w:sz w:val="24"/>
                 <w:szCs w:val="24"/>
               </w:rPr>
-              <w:t>registerEntry("CRG-300")</w:t>
+              <w:t>registerEntry</w:t>
+            </w:r>
+            <w:proofErr w:type="spellEnd"/>
+            <w:r>
+              <w:rPr>
+                <w:rFonts w:ascii="Times New Roman" w:eastAsia="Consolas" w:hAnsi="Times New Roman" w:cs="Times New Roman"/>
+                <w:sz w:val="24"/>
+                <w:szCs w:val="24"/>
+              </w:rPr>
+              <w:t>("CRG-300")</w:t>
             </w:r>
           </w:p>
         </w:tc>
@@ -9390,8 +11766,18 @@
                 <w:sz w:val="24"/>
                 <w:szCs w:val="24"/>
               </w:rPr>
-              <w:t>Espacio ocupado</w:t>
-            </w:r>
+              <w:t xml:space="preserve">Espacio </w:t>
+            </w:r>
+            <w:proofErr w:type="spellStart"/>
+            <w:r>
+              <w:rPr>
+                <w:rFonts w:ascii="Times New Roman" w:hAnsi="Times New Roman" w:cs="Times New Roman"/>
+                <w:sz w:val="24"/>
+                <w:szCs w:val="24"/>
+              </w:rPr>
+              <w:t>ocupado</w:t>
+            </w:r>
+            <w:proofErr w:type="spellEnd"/>
           </w:p>
         </w:tc>
         <w:tc>
@@ -9458,6 +11844,7 @@
                 <w:szCs w:val="24"/>
               </w:rPr>
             </w:pPr>
+            <w:proofErr w:type="spellStart"/>
             <w:r>
               <w:rPr>
                 <w:rFonts w:ascii="Times New Roman" w:eastAsia="Consolas" w:hAnsi="Times New Roman" w:cs="Times New Roman"/>
@@ -9466,6 +11853,7 @@
               </w:rPr>
               <w:t>SpaceNotAvailableException</w:t>
             </w:r>
+            <w:proofErr w:type="spellEnd"/>
           </w:p>
         </w:tc>
         <w:tc>
@@ -9494,6 +11882,7 @@
                 <w:szCs w:val="24"/>
               </w:rPr>
             </w:pPr>
+            <w:proofErr w:type="spellStart"/>
             <w:r>
               <w:rPr>
                 <w:rFonts w:ascii="Times New Roman" w:eastAsia="Consolas" w:hAnsi="Times New Roman" w:cs="Times New Roman"/>
@@ -9502,6 +11891,7 @@
               </w:rPr>
               <w:t>SpaceNotAvailableException</w:t>
             </w:r>
+            <w:proofErr w:type="spellEnd"/>
             <w:r>
               <w:rPr>
                 <w:rFonts w:ascii="Times New Roman" w:hAnsi="Times New Roman" w:cs="Times New Roman"/>
@@ -9621,8 +12011,18 @@
                 <w:sz w:val="24"/>
                 <w:szCs w:val="24"/>
               </w:rPr>
-              <w:t>Espacio fuera de servicio</w:t>
-            </w:r>
+              <w:t xml:space="preserve">Espacio fuera de </w:t>
+            </w:r>
+            <w:proofErr w:type="spellStart"/>
+            <w:r>
+              <w:rPr>
+                <w:rFonts w:ascii="Times New Roman" w:hAnsi="Times New Roman" w:cs="Times New Roman"/>
+                <w:sz w:val="24"/>
+                <w:szCs w:val="24"/>
+              </w:rPr>
+              <w:t>servicio</w:t>
+            </w:r>
+            <w:proofErr w:type="spellEnd"/>
           </w:p>
         </w:tc>
         <w:tc>
@@ -9689,6 +12089,7 @@
                 <w:szCs w:val="24"/>
               </w:rPr>
             </w:pPr>
+            <w:proofErr w:type="spellStart"/>
             <w:r>
               <w:rPr>
                 <w:rFonts w:ascii="Times New Roman" w:eastAsia="Consolas" w:hAnsi="Times New Roman" w:cs="Times New Roman"/>
@@ -9697,6 +12098,7 @@
               </w:rPr>
               <w:t>SpaceNotAvailableException</w:t>
             </w:r>
+            <w:proofErr w:type="spellEnd"/>
           </w:p>
         </w:tc>
         <w:tc>
@@ -9725,6 +12127,7 @@
                 <w:szCs w:val="24"/>
               </w:rPr>
             </w:pPr>
+            <w:proofErr w:type="spellStart"/>
             <w:r>
               <w:rPr>
                 <w:rFonts w:ascii="Times New Roman" w:eastAsia="Consolas" w:hAnsi="Times New Roman" w:cs="Times New Roman"/>
@@ -9733,6 +12136,7 @@
               </w:rPr>
               <w:t>SpaceNotAvailableException</w:t>
             </w:r>
+            <w:proofErr w:type="spellEnd"/>
             <w:r>
               <w:rPr>
                 <w:rFonts w:ascii="Times New Roman" w:hAnsi="Times New Roman" w:cs="Times New Roman"/>
@@ -9888,7 +12292,43 @@
                 <w:sz w:val="24"/>
                 <w:szCs w:val="24"/>
               </w:rPr>
-              <w:t>Auto pide M2 (motocicleta)</w:t>
+              <w:t xml:space="preserve">Auto </w:t>
+            </w:r>
+            <w:proofErr w:type="spellStart"/>
+            <w:r>
+              <w:rPr>
+                <w:rFonts w:ascii="Times New Roman" w:hAnsi="Times New Roman" w:cs="Times New Roman"/>
+                <w:sz w:val="24"/>
+                <w:szCs w:val="24"/>
+              </w:rPr>
+              <w:t>pide</w:t>
+            </w:r>
+            <w:proofErr w:type="spellEnd"/>
+            <w:r>
+              <w:rPr>
+                <w:rFonts w:ascii="Times New Roman" w:hAnsi="Times New Roman" w:cs="Times New Roman"/>
+                <w:sz w:val="24"/>
+                <w:szCs w:val="24"/>
+              </w:rPr>
+              <w:t xml:space="preserve"> M2 (</w:t>
+            </w:r>
+            <w:proofErr w:type="spellStart"/>
+            <w:r>
+              <w:rPr>
+                <w:rFonts w:ascii="Times New Roman" w:hAnsi="Times New Roman" w:cs="Times New Roman"/>
+                <w:sz w:val="24"/>
+                <w:szCs w:val="24"/>
+              </w:rPr>
+              <w:t>motocicleta</w:t>
+            </w:r>
+            <w:proofErr w:type="spellEnd"/>
+            <w:r>
+              <w:rPr>
+                <w:rFonts w:ascii="Times New Roman" w:hAnsi="Times New Roman" w:cs="Times New Roman"/>
+                <w:sz w:val="24"/>
+                <w:szCs w:val="24"/>
+              </w:rPr>
+              <w:t>)</w:t>
             </w:r>
           </w:p>
         </w:tc>
@@ -9918,6 +12358,7 @@
                 <w:szCs w:val="24"/>
               </w:rPr>
             </w:pPr>
+            <w:proofErr w:type="spellStart"/>
             <w:r>
               <w:rPr>
                 <w:rFonts w:ascii="Times New Roman" w:eastAsia="Consolas" w:hAnsi="Times New Roman" w:cs="Times New Roman"/>
@@ -9926,6 +12367,7 @@
               </w:rPr>
               <w:t>IncompatibleSpaceException</w:t>
             </w:r>
+            <w:proofErr w:type="spellEnd"/>
           </w:p>
         </w:tc>
         <w:tc>
@@ -9954,6 +12396,7 @@
                 <w:szCs w:val="24"/>
               </w:rPr>
             </w:pPr>
+            <w:proofErr w:type="spellStart"/>
             <w:r>
               <w:rPr>
                 <w:rFonts w:ascii="Times New Roman" w:eastAsia="Consolas" w:hAnsi="Times New Roman" w:cs="Times New Roman"/>
@@ -9962,6 +12405,7 @@
               </w:rPr>
               <w:t>IncompatibleSpaceException</w:t>
             </w:r>
+            <w:proofErr w:type="spellEnd"/>
             <w:r>
               <w:rPr>
                 <w:rFonts w:ascii="Times New Roman" w:hAnsi="Times New Roman" w:cs="Times New Roman"/>
@@ -10081,8 +12525,36 @@
                 <w:sz w:val="24"/>
                 <w:szCs w:val="24"/>
               </w:rPr>
-              <w:t>Ticket activo duplicado</w:t>
-            </w:r>
+              <w:t xml:space="preserve">Ticket </w:t>
+            </w:r>
+            <w:proofErr w:type="spellStart"/>
+            <w:r>
+              <w:rPr>
+                <w:rFonts w:ascii="Times New Roman" w:hAnsi="Times New Roman" w:cs="Times New Roman"/>
+                <w:sz w:val="24"/>
+                <w:szCs w:val="24"/>
+              </w:rPr>
+              <w:t>activo</w:t>
+            </w:r>
+            <w:proofErr w:type="spellEnd"/>
+            <w:r>
+              <w:rPr>
+                <w:rFonts w:ascii="Times New Roman" w:hAnsi="Times New Roman" w:cs="Times New Roman"/>
+                <w:sz w:val="24"/>
+                <w:szCs w:val="24"/>
+              </w:rPr>
+              <w:t xml:space="preserve"> </w:t>
+            </w:r>
+            <w:proofErr w:type="spellStart"/>
+            <w:r>
+              <w:rPr>
+                <w:rFonts w:ascii="Times New Roman" w:hAnsi="Times New Roman" w:cs="Times New Roman"/>
+                <w:sz w:val="24"/>
+                <w:szCs w:val="24"/>
+              </w:rPr>
+              <w:t>duplicado</w:t>
+            </w:r>
+            <w:proofErr w:type="spellEnd"/>
           </w:p>
         </w:tc>
         <w:tc>
@@ -10117,7 +12589,25 @@
                 <w:sz w:val="24"/>
                 <w:szCs w:val="24"/>
               </w:rPr>
-              <w:t>CAR-100 ingresa de nuevo</w:t>
+              <w:t xml:space="preserve">CAR-100 </w:t>
+            </w:r>
+            <w:proofErr w:type="spellStart"/>
+            <w:r>
+              <w:rPr>
+                <w:rFonts w:ascii="Times New Roman" w:hAnsi="Times New Roman" w:cs="Times New Roman"/>
+                <w:sz w:val="24"/>
+                <w:szCs w:val="24"/>
+              </w:rPr>
+              <w:t>ingresa</w:t>
+            </w:r>
+            <w:proofErr w:type="spellEnd"/>
+            <w:r>
+              <w:rPr>
+                <w:rFonts w:ascii="Times New Roman" w:hAnsi="Times New Roman" w:cs="Times New Roman"/>
+                <w:sz w:val="24"/>
+                <w:szCs w:val="24"/>
+              </w:rPr>
+              <w:t xml:space="preserve"> de nuevo</w:t>
             </w:r>
           </w:p>
         </w:tc>
@@ -10147,6 +12637,7 @@
                 <w:szCs w:val="24"/>
               </w:rPr>
             </w:pPr>
+            <w:proofErr w:type="spellStart"/>
             <w:r>
               <w:rPr>
                 <w:rFonts w:ascii="Times New Roman" w:eastAsia="Consolas" w:hAnsi="Times New Roman" w:cs="Times New Roman"/>
@@ -10155,6 +12646,7 @@
               </w:rPr>
               <w:t>ActiveTicketException</w:t>
             </w:r>
+            <w:proofErr w:type="spellEnd"/>
           </w:p>
         </w:tc>
         <w:tc>
@@ -10183,6 +12675,7 @@
                 <w:szCs w:val="24"/>
               </w:rPr>
             </w:pPr>
+            <w:proofErr w:type="spellStart"/>
             <w:r>
               <w:rPr>
                 <w:rFonts w:ascii="Times New Roman" w:eastAsia="Consolas" w:hAnsi="Times New Roman" w:cs="Times New Roman"/>
@@ -10191,6 +12684,7 @@
               </w:rPr>
               <w:t>ActiveTicketException</w:t>
             </w:r>
+            <w:proofErr w:type="spellEnd"/>
             <w:r>
               <w:rPr>
                 <w:rFonts w:ascii="Times New Roman" w:hAnsi="Times New Roman" w:cs="Times New Roman"/>
@@ -10304,14 +12798,34 @@
                 <w:szCs w:val="24"/>
               </w:rPr>
             </w:pPr>
-            <w:r>
-              <w:rPr>
-                <w:rFonts w:ascii="Times New Roman" w:hAnsi="Times New Roman" w:cs="Times New Roman"/>
-                <w:sz w:val="24"/>
-                <w:szCs w:val="24"/>
-              </w:rPr>
-              <w:t>Permanencia de 1 minuto</w:t>
-            </w:r>
+            <w:proofErr w:type="spellStart"/>
+            <w:r>
+              <w:rPr>
+                <w:rFonts w:ascii="Times New Roman" w:hAnsi="Times New Roman" w:cs="Times New Roman"/>
+                <w:sz w:val="24"/>
+                <w:szCs w:val="24"/>
+              </w:rPr>
+              <w:t>Permanencia</w:t>
+            </w:r>
+            <w:proofErr w:type="spellEnd"/>
+            <w:r>
+              <w:rPr>
+                <w:rFonts w:ascii="Times New Roman" w:hAnsi="Times New Roman" w:cs="Times New Roman"/>
+                <w:sz w:val="24"/>
+                <w:szCs w:val="24"/>
+              </w:rPr>
+              <w:t xml:space="preserve"> de 1 </w:t>
+            </w:r>
+            <w:proofErr w:type="spellStart"/>
+            <w:r>
+              <w:rPr>
+                <w:rFonts w:ascii="Times New Roman" w:hAnsi="Times New Roman" w:cs="Times New Roman"/>
+                <w:sz w:val="24"/>
+                <w:szCs w:val="24"/>
+              </w:rPr>
+              <w:t>minuto</w:t>
+            </w:r>
+            <w:proofErr w:type="spellEnd"/>
           </w:p>
         </w:tc>
         <w:tc>
@@ -10525,14 +13039,34 @@
                 <w:szCs w:val="24"/>
               </w:rPr>
             </w:pPr>
-            <w:r>
-              <w:rPr>
-                <w:rFonts w:ascii="Times New Roman" w:hAnsi="Times New Roman" w:cs="Times New Roman"/>
-                <w:sz w:val="24"/>
-                <w:szCs w:val="24"/>
-              </w:rPr>
-              <w:t>Permanencia de 60 minutos</w:t>
-            </w:r>
+            <w:proofErr w:type="spellStart"/>
+            <w:r>
+              <w:rPr>
+                <w:rFonts w:ascii="Times New Roman" w:hAnsi="Times New Roman" w:cs="Times New Roman"/>
+                <w:sz w:val="24"/>
+                <w:szCs w:val="24"/>
+              </w:rPr>
+              <w:t>Permanencia</w:t>
+            </w:r>
+            <w:proofErr w:type="spellEnd"/>
+            <w:r>
+              <w:rPr>
+                <w:rFonts w:ascii="Times New Roman" w:hAnsi="Times New Roman" w:cs="Times New Roman"/>
+                <w:sz w:val="24"/>
+                <w:szCs w:val="24"/>
+              </w:rPr>
+              <w:t xml:space="preserve"> de 60 </w:t>
+            </w:r>
+            <w:proofErr w:type="spellStart"/>
+            <w:r>
+              <w:rPr>
+                <w:rFonts w:ascii="Times New Roman" w:hAnsi="Times New Roman" w:cs="Times New Roman"/>
+                <w:sz w:val="24"/>
+                <w:szCs w:val="24"/>
+              </w:rPr>
+              <w:t>minutos</w:t>
+            </w:r>
+            <w:proofErr w:type="spellEnd"/>
           </w:p>
         </w:tc>
         <w:tc>
@@ -10746,14 +13280,34 @@
                 <w:szCs w:val="24"/>
               </w:rPr>
             </w:pPr>
-            <w:r>
-              <w:rPr>
-                <w:rFonts w:ascii="Times New Roman" w:hAnsi="Times New Roman" w:cs="Times New Roman"/>
-                <w:sz w:val="24"/>
-                <w:szCs w:val="24"/>
-              </w:rPr>
-              <w:t>Permanencia de 61 minutos</w:t>
-            </w:r>
+            <w:proofErr w:type="spellStart"/>
+            <w:r>
+              <w:rPr>
+                <w:rFonts w:ascii="Times New Roman" w:hAnsi="Times New Roman" w:cs="Times New Roman"/>
+                <w:sz w:val="24"/>
+                <w:szCs w:val="24"/>
+              </w:rPr>
+              <w:t>Permanencia</w:t>
+            </w:r>
+            <w:proofErr w:type="spellEnd"/>
+            <w:r>
+              <w:rPr>
+                <w:rFonts w:ascii="Times New Roman" w:hAnsi="Times New Roman" w:cs="Times New Roman"/>
+                <w:sz w:val="24"/>
+                <w:szCs w:val="24"/>
+              </w:rPr>
+              <w:t xml:space="preserve"> de 61 </w:t>
+            </w:r>
+            <w:proofErr w:type="spellStart"/>
+            <w:r>
+              <w:rPr>
+                <w:rFonts w:ascii="Times New Roman" w:hAnsi="Times New Roman" w:cs="Times New Roman"/>
+                <w:sz w:val="24"/>
+                <w:szCs w:val="24"/>
+              </w:rPr>
+              <w:t>minutos</w:t>
+            </w:r>
+            <w:proofErr w:type="spellEnd"/>
           </w:p>
         </w:tc>
         <w:tc>
@@ -11636,14 +14190,34 @@
                 <w:szCs w:val="24"/>
               </w:rPr>
             </w:pPr>
-            <w:r>
-              <w:rPr>
-                <w:rFonts w:ascii="Times New Roman" w:hAnsi="Times New Roman" w:cs="Times New Roman"/>
-                <w:sz w:val="24"/>
-                <w:szCs w:val="24"/>
-              </w:rPr>
-              <w:t>Liberación del espacio</w:t>
-            </w:r>
+            <w:proofErr w:type="spellStart"/>
+            <w:r>
+              <w:rPr>
+                <w:rFonts w:ascii="Times New Roman" w:hAnsi="Times New Roman" w:cs="Times New Roman"/>
+                <w:sz w:val="24"/>
+                <w:szCs w:val="24"/>
+              </w:rPr>
+              <w:t>Liberación</w:t>
+            </w:r>
+            <w:proofErr w:type="spellEnd"/>
+            <w:r>
+              <w:rPr>
+                <w:rFonts w:ascii="Times New Roman" w:hAnsi="Times New Roman" w:cs="Times New Roman"/>
+                <w:sz w:val="24"/>
+                <w:szCs w:val="24"/>
+              </w:rPr>
+              <w:t xml:space="preserve"> del </w:t>
+            </w:r>
+            <w:proofErr w:type="spellStart"/>
+            <w:r>
+              <w:rPr>
+                <w:rFonts w:ascii="Times New Roman" w:hAnsi="Times New Roman" w:cs="Times New Roman"/>
+                <w:sz w:val="24"/>
+                <w:szCs w:val="24"/>
+              </w:rPr>
+              <w:t>espacio</w:t>
+            </w:r>
+            <w:proofErr w:type="spellEnd"/>
           </w:p>
         </w:tc>
         <w:tc>
@@ -11859,14 +14433,34 @@
                 <w:szCs w:val="24"/>
               </w:rPr>
             </w:pPr>
-            <w:r>
-              <w:rPr>
-                <w:rFonts w:ascii="Times New Roman" w:hAnsi="Times New Roman" w:cs="Times New Roman"/>
-                <w:sz w:val="24"/>
-                <w:szCs w:val="24"/>
-              </w:rPr>
-              <w:t>Ingresos totales</w:t>
-            </w:r>
+            <w:proofErr w:type="spellStart"/>
+            <w:r>
+              <w:rPr>
+                <w:rFonts w:ascii="Times New Roman" w:hAnsi="Times New Roman" w:cs="Times New Roman"/>
+                <w:sz w:val="24"/>
+                <w:szCs w:val="24"/>
+              </w:rPr>
+              <w:t>Ingresos</w:t>
+            </w:r>
+            <w:proofErr w:type="spellEnd"/>
+            <w:r>
+              <w:rPr>
+                <w:rFonts w:ascii="Times New Roman" w:hAnsi="Times New Roman" w:cs="Times New Roman"/>
+                <w:sz w:val="24"/>
+                <w:szCs w:val="24"/>
+              </w:rPr>
+              <w:t xml:space="preserve"> </w:t>
+            </w:r>
+            <w:proofErr w:type="spellStart"/>
+            <w:r>
+              <w:rPr>
+                <w:rFonts w:ascii="Times New Roman" w:hAnsi="Times New Roman" w:cs="Times New Roman"/>
+                <w:sz w:val="24"/>
+                <w:szCs w:val="24"/>
+              </w:rPr>
+              <w:t>totales</w:t>
+            </w:r>
+            <w:proofErr w:type="spellEnd"/>
           </w:p>
         </w:tc>
         <w:tc>
@@ -12086,7 +14680,25 @@
                 <w:sz w:val="24"/>
                 <w:szCs w:val="24"/>
               </w:rPr>
-              <w:t>Pagar ticket activo (extra)</w:t>
+              <w:t xml:space="preserve">Pagar ticket </w:t>
+            </w:r>
+            <w:proofErr w:type="spellStart"/>
+            <w:r>
+              <w:rPr>
+                <w:rFonts w:ascii="Times New Roman" w:hAnsi="Times New Roman" w:cs="Times New Roman"/>
+                <w:sz w:val="24"/>
+                <w:szCs w:val="24"/>
+              </w:rPr>
+              <w:t>activo</w:t>
+            </w:r>
+            <w:proofErr w:type="spellEnd"/>
+            <w:r>
+              <w:rPr>
+                <w:rFonts w:ascii="Times New Roman" w:hAnsi="Times New Roman" w:cs="Times New Roman"/>
+                <w:sz w:val="24"/>
+                <w:szCs w:val="24"/>
+              </w:rPr>
+              <w:t xml:space="preserve"> (extra)</w:t>
             </w:r>
           </w:p>
         </w:tc>
@@ -12124,7 +14736,27 @@
                 <w:szCs w:val="24"/>
                 <w:lang w:val="es-CR"/>
               </w:rPr>
-              <w:t>Pago del ticket de MOT-200</w:t>
+              <w:t xml:space="preserve">Pago del </w:t>
+            </w:r>
+            <w:proofErr w:type="gramStart"/>
+            <w:r>
+              <w:rPr>
+                <w:rFonts w:ascii="Times New Roman" w:hAnsi="Times New Roman" w:cs="Times New Roman"/>
+                <w:sz w:val="24"/>
+                <w:szCs w:val="24"/>
+                <w:lang w:val="es-CR"/>
+              </w:rPr>
+              <w:t>ticket</w:t>
+            </w:r>
+            <w:proofErr w:type="gramEnd"/>
+            <w:r>
+              <w:rPr>
+                <w:rFonts w:ascii="Times New Roman" w:hAnsi="Times New Roman" w:cs="Times New Roman"/>
+                <w:sz w:val="24"/>
+                <w:szCs w:val="24"/>
+                <w:lang w:val="es-CR"/>
+              </w:rPr>
+              <w:t xml:space="preserve"> de MOT-200</w:t>
             </w:r>
           </w:p>
         </w:tc>
@@ -12154,6 +14786,7 @@
                 <w:szCs w:val="24"/>
               </w:rPr>
             </w:pPr>
+            <w:proofErr w:type="spellStart"/>
             <w:r>
               <w:rPr>
                 <w:rFonts w:ascii="Times New Roman" w:eastAsia="Consolas" w:hAnsi="Times New Roman" w:cs="Times New Roman"/>
@@ -12162,6 +14795,7 @@
               </w:rPr>
               <w:t>InvalidTicketStateException</w:t>
             </w:r>
+            <w:proofErr w:type="spellEnd"/>
           </w:p>
         </w:tc>
         <w:tc>
@@ -12190,6 +14824,7 @@
                 <w:szCs w:val="24"/>
               </w:rPr>
             </w:pPr>
+            <w:proofErr w:type="spellStart"/>
             <w:r>
               <w:rPr>
                 <w:rFonts w:ascii="Times New Roman" w:eastAsia="Consolas" w:hAnsi="Times New Roman" w:cs="Times New Roman"/>
@@ -12198,6 +14833,7 @@
               </w:rPr>
               <w:t>InvalidTicketStateException</w:t>
             </w:r>
+            <w:proofErr w:type="spellEnd"/>
             <w:r>
               <w:rPr>
                 <w:rFonts w:ascii="Times New Roman" w:hAnsi="Times New Roman" w:cs="Times New Roman"/>
@@ -12385,6 +15021,7 @@
                 <w:szCs w:val="24"/>
               </w:rPr>
             </w:pPr>
+            <w:proofErr w:type="spellStart"/>
             <w:r>
               <w:rPr>
                 <w:rFonts w:ascii="Times New Roman" w:eastAsia="Consolas" w:hAnsi="Times New Roman" w:cs="Times New Roman"/>
@@ -12393,6 +15030,7 @@
               </w:rPr>
               <w:t>NoActiveTicketException</w:t>
             </w:r>
+            <w:proofErr w:type="spellEnd"/>
           </w:p>
         </w:tc>
         <w:tc>
@@ -12421,6 +15059,7 @@
                 <w:szCs w:val="24"/>
               </w:rPr>
             </w:pPr>
+            <w:proofErr w:type="spellStart"/>
             <w:r>
               <w:rPr>
                 <w:rFonts w:ascii="Times New Roman" w:eastAsia="Consolas" w:hAnsi="Times New Roman" w:cs="Times New Roman"/>
@@ -12429,6 +15068,7 @@
               </w:rPr>
               <w:t>NoActiveTicketException</w:t>
             </w:r>
+            <w:proofErr w:type="spellEnd"/>
             <w:r>
               <w:rPr>
                 <w:rFonts w:ascii="Times New Roman" w:hAnsi="Times New Roman" w:cs="Times New Roman"/>
@@ -12508,6 +15148,7 @@
         <w:lastRenderedPageBreak/>
         <w:t xml:space="preserve">Resumen de la ejecución: </w:t>
       </w:r>
+      <w:proofErr w:type="spellStart"/>
       <w:r>
         <w:rPr>
           <w:rFonts w:ascii="Times New Roman" w:hAnsi="Times New Roman" w:cs="Times New Roman"/>
@@ -12517,7 +15158,43 @@
           <w:szCs w:val="24"/>
           <w:lang w:val="es-CR"/>
         </w:rPr>
-        <w:t>Scenarios passed: 17 / 17</w:t>
+        <w:t>Scenarios</w:t>
+      </w:r>
+      <w:proofErr w:type="spellEnd"/>
+      <w:r>
+        <w:rPr>
+          <w:rFonts w:ascii="Times New Roman" w:hAnsi="Times New Roman" w:cs="Times New Roman"/>
+          <w:b/>
+          <w:bCs/>
+          <w:sz w:val="24"/>
+          <w:szCs w:val="24"/>
+          <w:lang w:val="es-CR"/>
+        </w:rPr>
+        <w:t xml:space="preserve"> </w:t>
+      </w:r>
+      <w:proofErr w:type="spellStart"/>
+      <w:r>
+        <w:rPr>
+          <w:rFonts w:ascii="Times New Roman" w:hAnsi="Times New Roman" w:cs="Times New Roman"/>
+          <w:b/>
+          <w:bCs/>
+          <w:sz w:val="24"/>
+          <w:szCs w:val="24"/>
+          <w:lang w:val="es-CR"/>
+        </w:rPr>
+        <w:t>passed</w:t>
+      </w:r>
+      <w:proofErr w:type="spellEnd"/>
+      <w:r>
+        <w:rPr>
+          <w:rFonts w:ascii="Times New Roman" w:hAnsi="Times New Roman" w:cs="Times New Roman"/>
+          <w:b/>
+          <w:bCs/>
+          <w:sz w:val="24"/>
+          <w:szCs w:val="24"/>
+          <w:lang w:val="es-CR"/>
+        </w:rPr>
+        <w:t>: 17 / 17</w:t>
       </w:r>
       <w:r>
         <w:rPr>
@@ -12545,7 +15222,25 @@
           <w:color w:val="auto"/>
           <w:lang w:val="es-CR"/>
         </w:rPr>
-        <w:t>7.2 Pruebas automatizadas (JUnit)</w:t>
+        <w:t>7.2 Pruebas automatizadas (</w:t>
+      </w:r>
+      <w:proofErr w:type="spellStart"/>
+      <w:r>
+        <w:rPr>
+          <w:rFonts w:ascii="Times New Roman" w:hAnsi="Times New Roman" w:cs="Times New Roman"/>
+          <w:color w:val="auto"/>
+          <w:lang w:val="es-CR"/>
+        </w:rPr>
+        <w:t>JUnit</w:t>
+      </w:r>
+      <w:proofErr w:type="spellEnd"/>
+      <w:r>
+        <w:rPr>
+          <w:rFonts w:ascii="Times New Roman" w:hAnsi="Times New Roman" w:cs="Times New Roman"/>
+          <w:color w:val="auto"/>
+          <w:lang w:val="es-CR"/>
+        </w:rPr>
+        <w:t>)</w:t>
       </w:r>
     </w:p>
     <w:p>
@@ -12568,14 +15263,25 @@
         </w:rPr>
         <w:t xml:space="preserve">Resultado obtenido de </w:t>
       </w:r>
-      <w:r>
-        <w:rPr>
-          <w:rFonts w:ascii="Times New Roman" w:eastAsia="Consolas" w:hAnsi="Times New Roman" w:cs="Times New Roman"/>
-          <w:sz w:val="24"/>
-          <w:szCs w:val="24"/>
-          <w:lang w:val="es-CR"/>
-        </w:rPr>
-        <w:t>mvn test</w:t>
+      <w:proofErr w:type="spellStart"/>
+      <w:r>
+        <w:rPr>
+          <w:rFonts w:ascii="Times New Roman" w:eastAsia="Consolas" w:hAnsi="Times New Roman" w:cs="Times New Roman"/>
+          <w:sz w:val="24"/>
+          <w:szCs w:val="24"/>
+          <w:lang w:val="es-CR"/>
+        </w:rPr>
+        <w:t>mvn</w:t>
+      </w:r>
+      <w:proofErr w:type="spellEnd"/>
+      <w:r>
+        <w:rPr>
+          <w:rFonts w:ascii="Times New Roman" w:eastAsia="Consolas" w:hAnsi="Times New Roman" w:cs="Times New Roman"/>
+          <w:sz w:val="24"/>
+          <w:szCs w:val="24"/>
+          <w:lang w:val="es-CR"/>
+        </w:rPr>
+        <w:t xml:space="preserve"> test</w:t>
       </w:r>
       <w:r>
         <w:rPr>
@@ -12586,14 +15292,85 @@
         </w:rPr>
         <w:t xml:space="preserve">: </w:t>
       </w:r>
-      <w:r>
-        <w:rPr>
-          <w:rFonts w:ascii="Times New Roman" w:eastAsia="Consolas" w:hAnsi="Times New Roman" w:cs="Times New Roman"/>
-          <w:sz w:val="24"/>
-          <w:szCs w:val="24"/>
-          <w:lang w:val="es-CR"/>
-        </w:rPr>
-        <w:t>Tests run: 29, Failures: 0, Errors: 0, Skipped: 0</w:t>
+      <w:proofErr w:type="spellStart"/>
+      <w:r>
+        <w:rPr>
+          <w:rFonts w:ascii="Times New Roman" w:eastAsia="Consolas" w:hAnsi="Times New Roman" w:cs="Times New Roman"/>
+          <w:sz w:val="24"/>
+          <w:szCs w:val="24"/>
+          <w:lang w:val="es-CR"/>
+        </w:rPr>
+        <w:t>Tests</w:t>
+      </w:r>
+      <w:proofErr w:type="spellEnd"/>
+      <w:r>
+        <w:rPr>
+          <w:rFonts w:ascii="Times New Roman" w:eastAsia="Consolas" w:hAnsi="Times New Roman" w:cs="Times New Roman"/>
+          <w:sz w:val="24"/>
+          <w:szCs w:val="24"/>
+          <w:lang w:val="es-CR"/>
+        </w:rPr>
+        <w:t xml:space="preserve"> run: 29, </w:t>
+      </w:r>
+      <w:proofErr w:type="spellStart"/>
+      <w:r>
+        <w:rPr>
+          <w:rFonts w:ascii="Times New Roman" w:eastAsia="Consolas" w:hAnsi="Times New Roman" w:cs="Times New Roman"/>
+          <w:sz w:val="24"/>
+          <w:szCs w:val="24"/>
+          <w:lang w:val="es-CR"/>
+        </w:rPr>
+        <w:t>Failures</w:t>
+      </w:r>
+      <w:proofErr w:type="spellEnd"/>
+      <w:r>
+        <w:rPr>
+          <w:rFonts w:ascii="Times New Roman" w:eastAsia="Consolas" w:hAnsi="Times New Roman" w:cs="Times New Roman"/>
+          <w:sz w:val="24"/>
+          <w:szCs w:val="24"/>
+          <w:lang w:val="es-CR"/>
+        </w:rPr>
+        <w:t xml:space="preserve">: 0, </w:t>
+      </w:r>
+      <w:proofErr w:type="spellStart"/>
+      <w:r>
+        <w:rPr>
+          <w:rFonts w:ascii="Times New Roman" w:eastAsia="Consolas" w:hAnsi="Times New Roman" w:cs="Times New Roman"/>
+          <w:sz w:val="24"/>
+          <w:szCs w:val="24"/>
+          <w:lang w:val="es-CR"/>
+        </w:rPr>
+        <w:t>Errors</w:t>
+      </w:r>
+      <w:proofErr w:type="spellEnd"/>
+      <w:r>
+        <w:rPr>
+          <w:rFonts w:ascii="Times New Roman" w:eastAsia="Consolas" w:hAnsi="Times New Roman" w:cs="Times New Roman"/>
+          <w:sz w:val="24"/>
+          <w:szCs w:val="24"/>
+          <w:lang w:val="es-CR"/>
+        </w:rPr>
+        <w:t xml:space="preserve">: 0, </w:t>
+      </w:r>
+      <w:proofErr w:type="spellStart"/>
+      <w:r>
+        <w:rPr>
+          <w:rFonts w:ascii="Times New Roman" w:eastAsia="Consolas" w:hAnsi="Times New Roman" w:cs="Times New Roman"/>
+          <w:sz w:val="24"/>
+          <w:szCs w:val="24"/>
+          <w:lang w:val="es-CR"/>
+        </w:rPr>
+        <w:t>Skipped</w:t>
+      </w:r>
+      <w:proofErr w:type="spellEnd"/>
+      <w:r>
+        <w:rPr>
+          <w:rFonts w:ascii="Times New Roman" w:eastAsia="Consolas" w:hAnsi="Times New Roman" w:cs="Times New Roman"/>
+          <w:sz w:val="24"/>
+          <w:szCs w:val="24"/>
+          <w:lang w:val="es-CR"/>
+        </w:rPr>
+        <w:t>: 0</w:t>
       </w:r>
       <w:r>
         <w:rPr>
@@ -12710,7 +15487,67 @@
           <w:szCs w:val="24"/>
           <w:lang w:val="es-CR"/>
         </w:rPr>
-        <w:t xml:space="preserve"> pago doble, pago de ticket activo, salida anterior a la entrada (el ticket sigue activo y el espacio ocupado), reingreso tras la salida, ingresos que no cuentan tickets sin pagar.</w:t>
+        <w:t xml:space="preserve"> pago doble, pago de </w:t>
+      </w:r>
+      <w:proofErr w:type="gramStart"/>
+      <w:r>
+        <w:rPr>
+          <w:rFonts w:ascii="Times New Roman" w:hAnsi="Times New Roman" w:cs="Times New Roman"/>
+          <w:sz w:val="24"/>
+          <w:szCs w:val="24"/>
+          <w:lang w:val="es-CR"/>
+        </w:rPr>
+        <w:t>ticket</w:t>
+      </w:r>
+      <w:proofErr w:type="gramEnd"/>
+      <w:r>
+        <w:rPr>
+          <w:rFonts w:ascii="Times New Roman" w:hAnsi="Times New Roman" w:cs="Times New Roman"/>
+          <w:sz w:val="24"/>
+          <w:szCs w:val="24"/>
+          <w:lang w:val="es-CR"/>
+        </w:rPr>
+        <w:t xml:space="preserve"> activo, salida anterior a la entrada (el </w:t>
+      </w:r>
+      <w:proofErr w:type="gramStart"/>
+      <w:r>
+        <w:rPr>
+          <w:rFonts w:ascii="Times New Roman" w:hAnsi="Times New Roman" w:cs="Times New Roman"/>
+          <w:sz w:val="24"/>
+          <w:szCs w:val="24"/>
+          <w:lang w:val="es-CR"/>
+        </w:rPr>
+        <w:t>ticket</w:t>
+      </w:r>
+      <w:proofErr w:type="gramEnd"/>
+      <w:r>
+        <w:rPr>
+          <w:rFonts w:ascii="Times New Roman" w:hAnsi="Times New Roman" w:cs="Times New Roman"/>
+          <w:sz w:val="24"/>
+          <w:szCs w:val="24"/>
+          <w:lang w:val="es-CR"/>
+        </w:rPr>
+        <w:t xml:space="preserve"> sigue activo y el espacio ocupado), reingreso tras la salida, ingresos que no cuentan </w:t>
+      </w:r>
+      <w:proofErr w:type="gramStart"/>
+      <w:r>
+        <w:rPr>
+          <w:rFonts w:ascii="Times New Roman" w:hAnsi="Times New Roman" w:cs="Times New Roman"/>
+          <w:sz w:val="24"/>
+          <w:szCs w:val="24"/>
+          <w:lang w:val="es-CR"/>
+        </w:rPr>
+        <w:t>tickets</w:t>
+      </w:r>
+      <w:proofErr w:type="gramEnd"/>
+      <w:r>
+        <w:rPr>
+          <w:rFonts w:ascii="Times New Roman" w:hAnsi="Times New Roman" w:cs="Times New Roman"/>
+          <w:sz w:val="24"/>
+          <w:szCs w:val="24"/>
+          <w:lang w:val="es-CR"/>
+        </w:rPr>
+        <w:t xml:space="preserve"> sin pagar.</w:t>
       </w:r>
     </w:p>
     <w:p>
@@ -12746,7 +15583,27 @@
           <w:szCs w:val="24"/>
           <w:lang w:val="es-CR"/>
         </w:rPr>
-        <w:t xml:space="preserve"> espacios disponibles, vehículos dentro, tickets activos y ocupación por tipo de espacio.</w:t>
+        <w:t xml:space="preserve"> espacios disponibles, vehículos dentro, </w:t>
+      </w:r>
+      <w:proofErr w:type="gramStart"/>
+      <w:r>
+        <w:rPr>
+          <w:rFonts w:ascii="Times New Roman" w:hAnsi="Times New Roman" w:cs="Times New Roman"/>
+          <w:sz w:val="24"/>
+          <w:szCs w:val="24"/>
+          <w:lang w:val="es-CR"/>
+        </w:rPr>
+        <w:t>tickets</w:t>
+      </w:r>
+      <w:proofErr w:type="gramEnd"/>
+      <w:r>
+        <w:rPr>
+          <w:rFonts w:ascii="Times New Roman" w:hAnsi="Times New Roman" w:cs="Times New Roman"/>
+          <w:sz w:val="24"/>
+          <w:szCs w:val="24"/>
+          <w:lang w:val="es-CR"/>
+        </w:rPr>
+        <w:t xml:space="preserve"> activos y ocupación por tipo de espacio.</w:t>
       </w:r>
     </w:p>
     <w:p>
@@ -12949,7 +15806,31 @@
           <w:szCs w:val="24"/>
           <w:lang w:val="es-CR"/>
         </w:rPr>
-        <w:t>Creo que una de las partes más difíciles de decidir fue el diseño del diagrama UML, ya que es la base de todo el proyecto: una buena o una mala decisión en ese momento repercute en todo el desarrollo. Por ejemplo, tuvimos que definir dónde ubicar la tarifa máxima diaria, y decidimos que no estuviera en el parqueo ni en la clase principal, sino en un solo lugar, la clase HourlyPricingPolicy.</w:t>
+        <w:t xml:space="preserve">Creo que una de las partes más difíciles de decidir fue el diseño del diagrama UML, ya que es la base de todo el proyecto: una buena o una mala decisión en ese momento repercute en todo el desarrollo. Por ejemplo, tuvimos que definir dónde ubicar la tarifa máxima diaria, y decidimos que no estuviera en el parqueo ni en la clase principal, sino en un solo lugar, la clase </w:t>
+      </w:r>
+      <w:proofErr w:type="spellStart"/>
+      <w:r>
+        <w:rPr>
+          <w:rFonts w:ascii="Times New Roman" w:hAnsi="Times New Roman" w:cs="Times New Roman"/>
+          <w:b/>
+          <w:bCs/>
+          <w:sz w:val="24"/>
+          <w:szCs w:val="24"/>
+          <w:lang w:val="es-CR"/>
+        </w:rPr>
+        <w:t>HourlyPricingPolicy</w:t>
+      </w:r>
+      <w:proofErr w:type="spellEnd"/>
+      <w:r>
+        <w:rPr>
+          <w:rFonts w:ascii="Times New Roman" w:hAnsi="Times New Roman" w:cs="Times New Roman"/>
+          <w:b/>
+          <w:bCs/>
+          <w:sz w:val="24"/>
+          <w:szCs w:val="24"/>
+          <w:lang w:val="es-CR"/>
+        </w:rPr>
+        <w:t>.</w:t>
       </w:r>
     </w:p>
     <w:p>
@@ -12973,7 +15854,31 @@
           <w:szCs w:val="24"/>
           <w:lang w:val="es-CR"/>
         </w:rPr>
-        <w:t>La ventaja más clara que vi en el polimorfismo y en el patrón Estrategia, frente a un switch por tipo, es que si se agrega un nuevo tipo de vehículo o una nueva forma de cobro, solo se tiene que crear una clase nueva sin modificar las que ya funcionan. Con un switch habría que buscar y cambiar cada condición, con el riesgo de olvidar alguna y provocar errores.</w:t>
+        <w:t xml:space="preserve">La ventaja más clara que vi en el polimorfismo y en el patrón Estrategia, frente a un switch por tipo, es </w:t>
+      </w:r>
+      <w:proofErr w:type="gramStart"/>
+      <w:r>
+        <w:rPr>
+          <w:rFonts w:ascii="Times New Roman" w:hAnsi="Times New Roman" w:cs="Times New Roman"/>
+          <w:b/>
+          <w:bCs/>
+          <w:sz w:val="24"/>
+          <w:szCs w:val="24"/>
+          <w:lang w:val="es-CR"/>
+        </w:rPr>
+        <w:t>que</w:t>
+      </w:r>
+      <w:proofErr w:type="gramEnd"/>
+      <w:r>
+        <w:rPr>
+          <w:rFonts w:ascii="Times New Roman" w:hAnsi="Times New Roman" w:cs="Times New Roman"/>
+          <w:b/>
+          <w:bCs/>
+          <w:sz w:val="24"/>
+          <w:szCs w:val="24"/>
+          <w:lang w:val="es-CR"/>
+        </w:rPr>
+        <w:t xml:space="preserve"> si se agrega un nuevo tipo de vehículo o una nueva forma de cobro, solo se tiene que crear una clase nueva sin modificar las que ya funcionan. Con un switch habría que buscar y cambiar cada condición, con el riesgo de olvidar alguna y provocar errores.</w:t>
       </w:r>
     </w:p>
     <w:p>
@@ -12997,7 +15902,151 @@
           <w:szCs w:val="24"/>
           <w:lang w:val="es-CR"/>
         </w:rPr>
-        <w:t>Con un poco mas de tiempo intentaría armar una interfaz un poco mas intuitiva para poder observar mejor el tema de bloqueos en los parqueos cuales están libres y manejar los cobros dentro de la interfaz de una manera mas dimanica y sencilla , esas son cosas que se podrían realizar con un poco mas de tiempo</w:t>
+        <w:t xml:space="preserve">Con un poco </w:t>
+      </w:r>
+      <w:proofErr w:type="spellStart"/>
+      <w:r>
+        <w:rPr>
+          <w:rFonts w:ascii="Times New Roman" w:hAnsi="Times New Roman" w:cs="Times New Roman"/>
+          <w:b/>
+          <w:bCs/>
+          <w:sz w:val="24"/>
+          <w:szCs w:val="24"/>
+          <w:lang w:val="es-CR"/>
+        </w:rPr>
+        <w:t>mas</w:t>
+      </w:r>
+      <w:proofErr w:type="spellEnd"/>
+      <w:r>
+        <w:rPr>
+          <w:rFonts w:ascii="Times New Roman" w:hAnsi="Times New Roman" w:cs="Times New Roman"/>
+          <w:b/>
+          <w:bCs/>
+          <w:sz w:val="24"/>
+          <w:szCs w:val="24"/>
+          <w:lang w:val="es-CR"/>
+        </w:rPr>
+        <w:t xml:space="preserve"> de tiempo intentaría armar una interfaz un poco </w:t>
+      </w:r>
+      <w:proofErr w:type="spellStart"/>
+      <w:r>
+        <w:rPr>
+          <w:rFonts w:ascii="Times New Roman" w:hAnsi="Times New Roman" w:cs="Times New Roman"/>
+          <w:b/>
+          <w:bCs/>
+          <w:sz w:val="24"/>
+          <w:szCs w:val="24"/>
+          <w:lang w:val="es-CR"/>
+        </w:rPr>
+        <w:t>mas</w:t>
+      </w:r>
+      <w:proofErr w:type="spellEnd"/>
+      <w:r>
+        <w:rPr>
+          <w:rFonts w:ascii="Times New Roman" w:hAnsi="Times New Roman" w:cs="Times New Roman"/>
+          <w:b/>
+          <w:bCs/>
+          <w:sz w:val="24"/>
+          <w:szCs w:val="24"/>
+          <w:lang w:val="es-CR"/>
+        </w:rPr>
+        <w:t xml:space="preserve"> intuitiva para poder observar mejor el tema de bloqueos en los parqueos cuales están libres y manejar los cobros dentro de la interfaz de una manera </w:t>
+      </w:r>
+      <w:proofErr w:type="spellStart"/>
+      <w:r>
+        <w:rPr>
+          <w:rFonts w:ascii="Times New Roman" w:hAnsi="Times New Roman" w:cs="Times New Roman"/>
+          <w:b/>
+          <w:bCs/>
+          <w:sz w:val="24"/>
+          <w:szCs w:val="24"/>
+          <w:lang w:val="es-CR"/>
+        </w:rPr>
+        <w:t>mas</w:t>
+      </w:r>
+      <w:proofErr w:type="spellEnd"/>
+      <w:r>
+        <w:rPr>
+          <w:rFonts w:ascii="Times New Roman" w:hAnsi="Times New Roman" w:cs="Times New Roman"/>
+          <w:b/>
+          <w:bCs/>
+          <w:sz w:val="24"/>
+          <w:szCs w:val="24"/>
+          <w:lang w:val="es-CR"/>
+        </w:rPr>
+        <w:t xml:space="preserve"> </w:t>
+      </w:r>
+      <w:proofErr w:type="spellStart"/>
+      <w:r>
+        <w:rPr>
+          <w:rFonts w:ascii="Times New Roman" w:hAnsi="Times New Roman" w:cs="Times New Roman"/>
+          <w:b/>
+          <w:bCs/>
+          <w:sz w:val="24"/>
+          <w:szCs w:val="24"/>
+          <w:lang w:val="es-CR"/>
+        </w:rPr>
+        <w:t>dimanica</w:t>
+      </w:r>
+      <w:proofErr w:type="spellEnd"/>
+      <w:r>
+        <w:rPr>
+          <w:rFonts w:ascii="Times New Roman" w:hAnsi="Times New Roman" w:cs="Times New Roman"/>
+          <w:b/>
+          <w:bCs/>
+          <w:sz w:val="24"/>
+          <w:szCs w:val="24"/>
+          <w:lang w:val="es-CR"/>
+        </w:rPr>
+        <w:t xml:space="preserve"> y </w:t>
+      </w:r>
+      <w:proofErr w:type="gramStart"/>
+      <w:r>
+        <w:rPr>
+          <w:rFonts w:ascii="Times New Roman" w:hAnsi="Times New Roman" w:cs="Times New Roman"/>
+          <w:b/>
+          <w:bCs/>
+          <w:sz w:val="24"/>
+          <w:szCs w:val="24"/>
+          <w:lang w:val="es-CR"/>
+        </w:rPr>
+        <w:t>sencilla ,</w:t>
+      </w:r>
+      <w:proofErr w:type="gramEnd"/>
+      <w:r>
+        <w:rPr>
+          <w:rFonts w:ascii="Times New Roman" w:hAnsi="Times New Roman" w:cs="Times New Roman"/>
+          <w:b/>
+          <w:bCs/>
+          <w:sz w:val="24"/>
+          <w:szCs w:val="24"/>
+          <w:lang w:val="es-CR"/>
+        </w:rPr>
+        <w:t xml:space="preserve"> esas son cosas que se podrían realizar con un poco </w:t>
+      </w:r>
+      <w:proofErr w:type="spellStart"/>
+      <w:r>
+        <w:rPr>
+          <w:rFonts w:ascii="Times New Roman" w:hAnsi="Times New Roman" w:cs="Times New Roman"/>
+          <w:b/>
+          <w:bCs/>
+          <w:sz w:val="24"/>
+          <w:szCs w:val="24"/>
+          <w:lang w:val="es-CR"/>
+        </w:rPr>
+        <w:t>mas</w:t>
+      </w:r>
+      <w:proofErr w:type="spellEnd"/>
+      <w:r>
+        <w:rPr>
+          <w:rFonts w:ascii="Times New Roman" w:hAnsi="Times New Roman" w:cs="Times New Roman"/>
+          <w:b/>
+          <w:bCs/>
+          <w:sz w:val="24"/>
+          <w:szCs w:val="24"/>
+          <w:lang w:val="es-CR"/>
+        </w:rPr>
+        <w:t xml:space="preserve"> de tiempo</w:t>
       </w:r>
     </w:p>
     <w:p>
@@ -13021,7 +16070,31 @@
           <w:szCs w:val="24"/>
           <w:lang w:val="es-CR"/>
         </w:rPr>
-        <w:t>Mathew Ramirez Gómez</w:t>
+        <w:t xml:space="preserve">Mathew </w:t>
+      </w:r>
+      <w:proofErr w:type="spellStart"/>
+      <w:r>
+        <w:rPr>
+          <w:rFonts w:ascii="Times New Roman" w:hAnsi="Times New Roman" w:cs="Times New Roman"/>
+          <w:b/>
+          <w:bCs/>
+          <w:sz w:val="24"/>
+          <w:szCs w:val="24"/>
+          <w:lang w:val="es-CR"/>
+        </w:rPr>
+        <w:t>Ramirez</w:t>
+      </w:r>
+      <w:proofErr w:type="spellEnd"/>
+      <w:r>
+        <w:rPr>
+          <w:rFonts w:ascii="Times New Roman" w:hAnsi="Times New Roman" w:cs="Times New Roman"/>
+          <w:b/>
+          <w:bCs/>
+          <w:sz w:val="24"/>
+          <w:szCs w:val="24"/>
+          <w:lang w:val="es-CR"/>
+        </w:rPr>
+        <w:t xml:space="preserve"> Gómez</w:t>
       </w:r>
     </w:p>
     <w:p>
@@ -13046,8 +16119,9 @@
           <w:lang w:val="es-CR"/>
         </w:rPr>
         <w:lastRenderedPageBreak/>
-        <w:t xml:space="preserve">Para mi, lo que vi </w:t>
-      </w:r>
+        <w:t xml:space="preserve">Para </w:t>
+      </w:r>
+      <w:proofErr w:type="spellStart"/>
       <w:r>
         <w:rPr>
           <w:rFonts w:ascii="Times New Roman" w:hAnsi="Times New Roman" w:cs="Times New Roman"/>
@@ -13057,8 +16131,9 @@
           <w:szCs w:val="24"/>
           <w:lang w:val="es-CR"/>
         </w:rPr>
-        <w:t>más</w:t>
-      </w:r>
+        <w:t>mi</w:t>
+      </w:r>
+      <w:proofErr w:type="spellEnd"/>
       <w:r>
         <w:rPr>
           <w:rFonts w:ascii="Times New Roman" w:hAnsi="Times New Roman" w:cs="Times New Roman"/>
@@ -13068,7 +16143,7 @@
           <w:szCs w:val="24"/>
           <w:lang w:val="es-CR"/>
         </w:rPr>
-        <w:t xml:space="preserve"> difícil de decidir fue la parte del diseño ya que definir </w:t>
+        <w:t xml:space="preserve">, lo que vi </w:t>
       </w:r>
       <w:r>
         <w:rPr>
@@ -13079,7 +16154,7 @@
           <w:szCs w:val="24"/>
           <w:lang w:val="es-CR"/>
         </w:rPr>
-        <w:t>qué</w:t>
+        <w:t>más</w:t>
       </w:r>
       <w:r>
         <w:rPr>
@@ -13090,7 +16165,7 @@
           <w:szCs w:val="24"/>
           <w:lang w:val="es-CR"/>
         </w:rPr>
-        <w:t xml:space="preserve"> clase </w:t>
+        <w:t xml:space="preserve"> difícil de decidir fue la parte del diseño ya que definir </w:t>
       </w:r>
       <w:r>
         <w:rPr>
@@ -13101,7 +16176,7 @@
           <w:szCs w:val="24"/>
           <w:lang w:val="es-CR"/>
         </w:rPr>
-        <w:t>debía</w:t>
+        <w:t>qué</w:t>
       </w:r>
       <w:r>
         <w:rPr>
@@ -13112,7 +16187,7 @@
           <w:szCs w:val="24"/>
           <w:lang w:val="es-CR"/>
         </w:rPr>
-        <w:t xml:space="preserve"> encargarse </w:t>
+        <w:t xml:space="preserve"> clase </w:t>
       </w:r>
       <w:r>
         <w:rPr>
@@ -13123,7 +16198,7 @@
           <w:szCs w:val="24"/>
           <w:lang w:val="es-CR"/>
         </w:rPr>
-        <w:t xml:space="preserve">de cada cambio de estado. Al inicio Pensé que Parkinglot hacia todo, calcular monto, ocupar el espacio, cerrar el ticket y registrar el </w:t>
+        <w:t>debía</w:t>
       </w:r>
       <w:r>
         <w:rPr>
@@ -13134,7 +16209,7 @@
           <w:szCs w:val="24"/>
           <w:lang w:val="es-CR"/>
         </w:rPr>
-        <w:t>pago,</w:t>
+        <w:t xml:space="preserve"> encargarse </w:t>
       </w:r>
       <w:r>
         <w:rPr>
@@ -13145,8 +16220,9 @@
           <w:szCs w:val="24"/>
           <w:lang w:val="es-CR"/>
         </w:rPr>
-        <w:t xml:space="preserve"> pero eso haría que fuera una clase lo que el enunciado dice que debemos de evitar, con lo cual discutimos y vimos que ticket es el dueño de su propio tiempo, al cerrarse se calcula el monto y se libera el espacio y al pagarse se crea el payment.</w:t>
-      </w:r>
+        <w:t xml:space="preserve">de cada cambio de estado. Al inicio Pensé que </w:t>
+      </w:r>
+      <w:proofErr w:type="spellStart"/>
       <w:r>
         <w:rPr>
           <w:rFonts w:ascii="Times New Roman" w:hAnsi="Times New Roman" w:cs="Times New Roman"/>
@@ -13156,9 +16232,9 @@
           <w:szCs w:val="24"/>
           <w:lang w:val="es-CR"/>
         </w:rPr>
-        <w:br/>
-        <w:t>Este proyecto me ayudo a pensar sobre la distribución de responsabilidades, ahora es mejor que el objeto haga algo como Spac</w:t>
-      </w:r>
+        <w:t>Parkinglot</w:t>
+      </w:r>
+      <w:proofErr w:type="spellEnd"/>
       <w:r>
         <w:rPr>
           <w:rFonts w:ascii="Times New Roman" w:hAnsi="Times New Roman" w:cs="Times New Roman"/>
@@ -13168,7 +16244,7 @@
           <w:szCs w:val="24"/>
           <w:lang w:val="es-CR"/>
         </w:rPr>
-        <w:t>e</w:t>
+        <w:t xml:space="preserve"> hacia todo, calcular monto, ocupar el espacio, cerrar el ticket y registrar el </w:t>
       </w:r>
       <w:r>
         <w:rPr>
@@ -13179,7 +16255,124 @@
           <w:szCs w:val="24"/>
           <w:lang w:val="es-CR"/>
         </w:rPr>
-        <w:t>.occupy(vehicle) que lo que hace es revisar su estado desde afuera y modificarlo con un setter para que cada clase se pueda proteger con sus reglas sin posibilidad de saltárselas</w:t>
+        <w:t>pago,</w:t>
+      </w:r>
+      <w:r>
+        <w:rPr>
+          <w:rFonts w:ascii="Times New Roman" w:hAnsi="Times New Roman" w:cs="Times New Roman"/>
+          <w:b/>
+          <w:bCs/>
+          <w:sz w:val="24"/>
+          <w:szCs w:val="24"/>
+          <w:lang w:val="es-CR"/>
+        </w:rPr>
+        <w:t xml:space="preserve"> pero eso haría que fuera una clase lo que el enunciado dice que debemos de evitar, con lo cual discutimos y vimos que ticket es el dueño de su propio tiempo, al cerrarse se calcula el monto y se libera el espacio y al pagarse se crea el </w:t>
+      </w:r>
+      <w:proofErr w:type="spellStart"/>
+      <w:r>
+        <w:rPr>
+          <w:rFonts w:ascii="Times New Roman" w:hAnsi="Times New Roman" w:cs="Times New Roman"/>
+          <w:b/>
+          <w:bCs/>
+          <w:sz w:val="24"/>
+          <w:szCs w:val="24"/>
+          <w:lang w:val="es-CR"/>
+        </w:rPr>
+        <w:t>payment</w:t>
+      </w:r>
+      <w:proofErr w:type="spellEnd"/>
+      <w:r>
+        <w:rPr>
+          <w:rFonts w:ascii="Times New Roman" w:hAnsi="Times New Roman" w:cs="Times New Roman"/>
+          <w:b/>
+          <w:bCs/>
+          <w:sz w:val="24"/>
+          <w:szCs w:val="24"/>
+          <w:lang w:val="es-CR"/>
+        </w:rPr>
+        <w:t>.</w:t>
+      </w:r>
+      <w:r>
+        <w:rPr>
+          <w:rFonts w:ascii="Times New Roman" w:hAnsi="Times New Roman" w:cs="Times New Roman"/>
+          <w:b/>
+          <w:bCs/>
+          <w:sz w:val="24"/>
+          <w:szCs w:val="24"/>
+          <w:lang w:val="es-CR"/>
+        </w:rPr>
+        <w:br/>
+        <w:t xml:space="preserve">Este proyecto me ayudo a pensar sobre la distribución de responsabilidades, ahora es mejor que el objeto haga algo como </w:t>
+      </w:r>
+      <w:proofErr w:type="spellStart"/>
+      <w:r>
+        <w:rPr>
+          <w:rFonts w:ascii="Times New Roman" w:hAnsi="Times New Roman" w:cs="Times New Roman"/>
+          <w:b/>
+          <w:bCs/>
+          <w:sz w:val="24"/>
+          <w:szCs w:val="24"/>
+          <w:lang w:val="es-CR"/>
+        </w:rPr>
+        <w:t>Spac</w:t>
+      </w:r>
+      <w:r>
+        <w:rPr>
+          <w:rFonts w:ascii="Times New Roman" w:hAnsi="Times New Roman" w:cs="Times New Roman"/>
+          <w:b/>
+          <w:bCs/>
+          <w:sz w:val="24"/>
+          <w:szCs w:val="24"/>
+          <w:lang w:val="es-CR"/>
+        </w:rPr>
+        <w:t>e</w:t>
+      </w:r>
+      <w:r>
+        <w:rPr>
+          <w:rFonts w:ascii="Times New Roman" w:hAnsi="Times New Roman" w:cs="Times New Roman"/>
+          <w:b/>
+          <w:bCs/>
+          <w:sz w:val="24"/>
+          <w:szCs w:val="24"/>
+          <w:lang w:val="es-CR"/>
+        </w:rPr>
+        <w:t>.occupy</w:t>
+      </w:r>
+      <w:proofErr w:type="spellEnd"/>
+      <w:r>
+        <w:rPr>
+          <w:rFonts w:ascii="Times New Roman" w:hAnsi="Times New Roman" w:cs="Times New Roman"/>
+          <w:b/>
+          <w:bCs/>
+          <w:sz w:val="24"/>
+          <w:szCs w:val="24"/>
+          <w:lang w:val="es-CR"/>
+        </w:rPr>
+        <w:t>(</w:t>
+      </w:r>
+      <w:proofErr w:type="spellStart"/>
+      <w:r>
+        <w:rPr>
+          <w:rFonts w:ascii="Times New Roman" w:hAnsi="Times New Roman" w:cs="Times New Roman"/>
+          <w:b/>
+          <w:bCs/>
+          <w:sz w:val="24"/>
+          <w:szCs w:val="24"/>
+          <w:lang w:val="es-CR"/>
+        </w:rPr>
+        <w:t>vehicle</w:t>
+      </w:r>
+      <w:proofErr w:type="spellEnd"/>
+      <w:r>
+        <w:rPr>
+          <w:rFonts w:ascii="Times New Roman" w:hAnsi="Times New Roman" w:cs="Times New Roman"/>
+          <w:b/>
+          <w:bCs/>
+          <w:sz w:val="24"/>
+          <w:szCs w:val="24"/>
+          <w:lang w:val="es-CR"/>
+        </w:rPr>
+        <w:t>) que lo que hace es revisar su estado desde afuera y modificarlo con un setter para que cada clase se pueda proteger con sus reglas sin posibilidad de saltárselas</w:t>
       </w:r>
     </w:p>
     <w:p>
@@ -13203,7 +16396,31 @@
           <w:szCs w:val="24"/>
           <w:lang w:val="es-CR"/>
         </w:rPr>
-        <w:t xml:space="preserve">Una ventaja concreta del polimorfismo y la estrategia fue que nunca tuvimos que preguntar que tipo de </w:t>
+        <w:t xml:space="preserve">Una ventaja concreta del polimorfismo y la estrategia fue que nunca tuvimos que preguntar </w:t>
+      </w:r>
+      <w:proofErr w:type="spellStart"/>
+      <w:r>
+        <w:rPr>
+          <w:rFonts w:ascii="Times New Roman" w:hAnsi="Times New Roman" w:cs="Times New Roman"/>
+          <w:b/>
+          <w:bCs/>
+          <w:sz w:val="24"/>
+          <w:szCs w:val="24"/>
+          <w:lang w:val="es-CR"/>
+        </w:rPr>
+        <w:t>que</w:t>
+      </w:r>
+      <w:proofErr w:type="spellEnd"/>
+      <w:r>
+        <w:rPr>
+          <w:rFonts w:ascii="Times New Roman" w:hAnsi="Times New Roman" w:cs="Times New Roman"/>
+          <w:b/>
+          <w:bCs/>
+          <w:sz w:val="24"/>
+          <w:szCs w:val="24"/>
+          <w:lang w:val="es-CR"/>
+        </w:rPr>
+        <w:t xml:space="preserve"> tipo de </w:t>
       </w:r>
       <w:r>
         <w:rPr>
@@ -13260,7 +16477,31 @@
           <w:szCs w:val="24"/>
           <w:lang w:val="es-CR"/>
         </w:rPr>
-        <w:t>Las Pruebas Junit fueron las que nos dio seguridad para modificar el código como cuando agregamos el calculo de horas cobradas sin romper nada del código</w:t>
+        <w:t xml:space="preserve">Las Pruebas Junit fueron las que nos dio seguridad para modificar el código como cuando agregamos el </w:t>
+      </w:r>
+      <w:proofErr w:type="spellStart"/>
+      <w:r>
+        <w:rPr>
+          <w:rFonts w:ascii="Times New Roman" w:hAnsi="Times New Roman" w:cs="Times New Roman"/>
+          <w:b/>
+          <w:bCs/>
+          <w:sz w:val="24"/>
+          <w:szCs w:val="24"/>
+          <w:lang w:val="es-CR"/>
+        </w:rPr>
+        <w:t>calculo</w:t>
+      </w:r>
+      <w:proofErr w:type="spellEnd"/>
+      <w:r>
+        <w:rPr>
+          <w:rFonts w:ascii="Times New Roman" w:hAnsi="Times New Roman" w:cs="Times New Roman"/>
+          <w:b/>
+          <w:bCs/>
+          <w:sz w:val="24"/>
+          <w:szCs w:val="24"/>
+          <w:lang w:val="es-CR"/>
+        </w:rPr>
+        <w:t xml:space="preserve"> de horas cobradas sin romper nada del código</w:t>
       </w:r>
     </w:p>
     <w:p>

--- a/Informe_Parking_Coto.docx
+++ b/Informe_Parking_Coto.docx
@@ -2794,37 +2794,13 @@
           <w:szCs w:val="24"/>
         </w:rPr>
       </w:pPr>
-    </w:p>
-    <w:p>
-      <w:pPr>
-        <w:pStyle w:val="Ttulo1"/>
-        <w:keepNext/>
-        <w:rPr>
-          <w:rFonts w:ascii="Times New Roman" w:hAnsi="Times New Roman" w:cs="Times New Roman"/>
-          <w:color w:val="auto"/>
-          <w:sz w:val="24"/>
-          <w:szCs w:val="24"/>
-        </w:rPr>
-      </w:pPr>
-    </w:p>
-    <w:p>
-      <w:pPr>
-        <w:pStyle w:val="Ttulo1"/>
-        <w:keepNext/>
-        <w:rPr>
-          <w:rFonts w:ascii="Times New Roman" w:hAnsi="Times New Roman" w:cs="Times New Roman"/>
-          <w:color w:val="auto"/>
-          <w:sz w:val="24"/>
-          <w:szCs w:val="24"/>
-        </w:rPr>
-      </w:pPr>
       <w:r>
         <w:rPr>
           <w:noProof/>
         </w:rPr>
         <w:lastRenderedPageBreak/>
         <w:drawing>
-          <wp:inline distT="0" distB="0" distL="0" distR="0" wp14:anchorId="6BDE6B92" wp14:editId="45B07D60">
+          <wp:inline distT="0" distB="0" distL="0" distR="0" wp14:anchorId="6BDE6B92" wp14:editId="4A9EFE3F">
             <wp:extent cx="8543290" cy="6858000"/>
             <wp:effectExtent l="0" t="0" r="0" b="0"/>
             <wp:docPr id="2104656798" name="Imagen 1"/>
@@ -2913,7 +2889,7 @@
           <w:sz w:val="24"/>
           <w:szCs w:val="24"/>
         </w:rPr>
-        <w:t>Fuente: docs/parking-</w:t>
+        <w:t xml:space="preserve">Fuente: </w:t>
       </w:r>
       <w:proofErr w:type="spellStart"/>
       <w:r>
@@ -2924,16 +2900,64 @@
           <w:sz w:val="24"/>
           <w:szCs w:val="24"/>
         </w:rPr>
-        <w:t>coto.puml</w:t>
+        <w:t>uml</w:t>
       </w:r>
       <w:proofErr w:type="spellEnd"/>
+      <w:r>
+        <w:rPr>
+          <w:rFonts w:ascii="Times New Roman" w:hAnsi="Times New Roman" w:cs="Times New Roman"/>
+          <w:i/>
+          <w:iCs/>
+          <w:sz w:val="24"/>
+          <w:szCs w:val="24"/>
+        </w:rPr>
+        <w:t xml:space="preserve"> class diagram -java</w:t>
+      </w:r>
+      <w:r>
+        <w:rPr>
+          <w:rFonts w:ascii="Times New Roman" w:hAnsi="Times New Roman" w:cs="Times New Roman"/>
+          <w:i/>
+          <w:iCs/>
+          <w:sz w:val="24"/>
+          <w:szCs w:val="24"/>
+        </w:rPr>
+        <w:t xml:space="preserve"> id21</w:t>
+      </w:r>
     </w:p>
     <w:p>
       <w:pPr>
         <w:rPr>
           <w:rFonts w:ascii="Times New Roman" w:hAnsi="Times New Roman" w:cs="Times New Roman"/>
-          <w:sz w:val="24"/>
-          <w:szCs w:val="24"/>
+          <w:i/>
+          <w:iCs/>
+          <w:sz w:val="24"/>
+          <w:szCs w:val="24"/>
+          <w:lang w:val="es-CR"/>
+        </w:rPr>
+      </w:pPr>
+    </w:p>
+    <w:p>
+      <w:pPr>
+        <w:rPr>
+          <w:rFonts w:ascii="Times New Roman" w:hAnsi="Times New Roman" w:cs="Times New Roman"/>
+          <w:sz w:val="24"/>
+          <w:szCs w:val="24"/>
+          <w:lang w:val="es-CR"/>
+        </w:rPr>
+      </w:pPr>
+    </w:p>
+    <w:p>
+      <w:pPr>
+        <w:tabs>
+          <w:tab w:val="left" w:pos="2970"/>
+        </w:tabs>
+        <w:rPr>
+          <w:rFonts w:ascii="Times New Roman" w:hAnsi="Times New Roman" w:cs="Times New Roman"/>
+          <w:i/>
+          <w:iCs/>
+          <w:sz w:val="24"/>
+          <w:szCs w:val="24"/>
+          <w:lang w:val="es-CR"/>
         </w:rPr>
         <w:sectPr>
           <w:footerReference w:type="default" r:id="rId9"/>

--- a/Informe_Parking_Coto.docx
+++ b/Informe_Parking_Coto.docx
@@ -226,45 +226,14 @@
           <w:lang w:val="es-CR"/>
         </w:rPr>
       </w:pPr>
-      <w:proofErr w:type="gramStart"/>
-      <w:r>
-        <w:rPr>
-          <w:rFonts w:ascii="Times New Roman" w:hAnsi="Times New Roman" w:cs="Times New Roman"/>
-          <w:sz w:val="24"/>
-          <w:szCs w:val="24"/>
-          <w:lang w:val="es-CR"/>
-        </w:rPr>
-        <w:t>Parking</w:t>
-      </w:r>
-      <w:proofErr w:type="gramEnd"/>
-      <w:r>
-        <w:rPr>
-          <w:rFonts w:ascii="Times New Roman" w:hAnsi="Times New Roman" w:cs="Times New Roman"/>
-          <w:sz w:val="24"/>
-          <w:szCs w:val="24"/>
-          <w:lang w:val="es-CR"/>
-        </w:rPr>
-        <w:t xml:space="preserve"> Coto es un parqueo privado con cobro por hora que necesita una aplicación para controlar los vehículos registrados, los espacios, los ingresos y salidas, los </w:t>
-      </w:r>
-      <w:proofErr w:type="gramStart"/>
-      <w:r>
-        <w:rPr>
-          <w:rFonts w:ascii="Times New Roman" w:hAnsi="Times New Roman" w:cs="Times New Roman"/>
-          <w:sz w:val="24"/>
-          <w:szCs w:val="24"/>
-          <w:lang w:val="es-CR"/>
-        </w:rPr>
-        <w:t>tickets</w:t>
-      </w:r>
-      <w:proofErr w:type="gramEnd"/>
-      <w:r>
-        <w:rPr>
-          <w:rFonts w:ascii="Times New Roman" w:hAnsi="Times New Roman" w:cs="Times New Roman"/>
-          <w:sz w:val="24"/>
-          <w:szCs w:val="24"/>
-          <w:lang w:val="es-CR"/>
-        </w:rPr>
-        <w:t xml:space="preserve"> activos, el tiempo de permanencia, el monto a pagar, los pagos realizados, la ocupación actual y los ingresos generados.</w:t>
+      <w:r>
+        <w:rPr>
+          <w:rFonts w:ascii="Times New Roman" w:hAnsi="Times New Roman" w:cs="Times New Roman"/>
+          <w:sz w:val="24"/>
+          <w:szCs w:val="24"/>
+          <w:lang w:val="es-CR"/>
+        </w:rPr>
+        <w:t>Parking Coto es un parqueo privado con cobro por hora que necesita una aplicación para controlar los vehículos registrados, los espacios, los ingresos y salidas, los tickets activos, el tiempo de permanencia, el monto a pagar, los pagos realizados, la ocupación actual y los ingresos generados.</w:t>
       </w:r>
     </w:p>
     <w:p>
@@ -551,47 +520,7 @@
           <w:szCs w:val="24"/>
           <w:lang w:val="es-CR"/>
         </w:rPr>
-        <w:t xml:space="preserve"> son la suma de los pagos registrados; un </w:t>
-      </w:r>
-      <w:proofErr w:type="gramStart"/>
-      <w:r>
-        <w:rPr>
-          <w:rFonts w:ascii="Times New Roman" w:hAnsi="Times New Roman" w:cs="Times New Roman"/>
-          <w:sz w:val="24"/>
-          <w:szCs w:val="24"/>
-          <w:lang w:val="es-CR"/>
-        </w:rPr>
-        <w:t>ticket</w:t>
-      </w:r>
-      <w:proofErr w:type="gramEnd"/>
-      <w:r>
-        <w:rPr>
-          <w:rFonts w:ascii="Times New Roman" w:hAnsi="Times New Roman" w:cs="Times New Roman"/>
-          <w:sz w:val="24"/>
-          <w:szCs w:val="24"/>
-          <w:lang w:val="es-CR"/>
-        </w:rPr>
-        <w:t xml:space="preserve"> </w:t>
-      </w:r>
-      <w:proofErr w:type="gramStart"/>
-      <w:r>
-        <w:rPr>
-          <w:rFonts w:ascii="Times New Roman" w:hAnsi="Times New Roman" w:cs="Times New Roman"/>
-          <w:sz w:val="24"/>
-          <w:szCs w:val="24"/>
-          <w:lang w:val="es-CR"/>
-        </w:rPr>
-        <w:t>cerrado</w:t>
-      </w:r>
-      <w:proofErr w:type="gramEnd"/>
-      <w:r>
-        <w:rPr>
-          <w:rFonts w:ascii="Times New Roman" w:hAnsi="Times New Roman" w:cs="Times New Roman"/>
-          <w:sz w:val="24"/>
-          <w:szCs w:val="24"/>
-          <w:lang w:val="es-CR"/>
-        </w:rPr>
-        <w:t xml:space="preserve"> pero no pagado todavía no cuenta como ingreso.</w:t>
+        <w:t xml:space="preserve"> son la suma de los pagos registrados; un ticket cerrado pero no pagado todavía no cuenta como ingreso.</w:t>
       </w:r>
     </w:p>
     <w:p>
@@ -2175,27 +2104,7 @@
                 <w:szCs w:val="24"/>
                 <w:lang w:val="es-CR"/>
               </w:rPr>
-              <w:t xml:space="preserve">Consultar vehículos dentro, </w:t>
-            </w:r>
-            <w:proofErr w:type="gramStart"/>
-            <w:r>
-              <w:rPr>
-                <w:rFonts w:ascii="Times New Roman" w:hAnsi="Times New Roman" w:cs="Times New Roman"/>
-                <w:sz w:val="24"/>
-                <w:szCs w:val="24"/>
-                <w:lang w:val="es-CR"/>
-              </w:rPr>
-              <w:t>tickets</w:t>
-            </w:r>
-            <w:proofErr w:type="gramEnd"/>
-            <w:r>
-              <w:rPr>
-                <w:rFonts w:ascii="Times New Roman" w:hAnsi="Times New Roman" w:cs="Times New Roman"/>
-                <w:sz w:val="24"/>
-                <w:szCs w:val="24"/>
-                <w:lang w:val="es-CR"/>
-              </w:rPr>
-              <w:t xml:space="preserve"> activos e ingresos totales</w:t>
+              <w:t>Consultar vehículos dentro, tickets activos e ingresos totales</w:t>
             </w:r>
           </w:p>
         </w:tc>
@@ -2800,7 +2709,7 @@
         </w:rPr>
         <w:lastRenderedPageBreak/>
         <w:drawing>
-          <wp:inline distT="0" distB="0" distL="0" distR="0" wp14:anchorId="6BDE6B92" wp14:editId="4A9EFE3F">
+          <wp:inline distT="0" distB="0" distL="0" distR="0" wp14:anchorId="6BDE6B92" wp14:editId="23FB13E6">
             <wp:extent cx="8543290" cy="6858000"/>
             <wp:effectExtent l="0" t="0" r="0" b="0"/>
             <wp:docPr id="2104656798" name="Imagen 1"/>
@@ -3336,47 +3245,7 @@
           <w:szCs w:val="24"/>
           <w:lang w:val="es-CR"/>
         </w:rPr>
-        <w:t xml:space="preserve"> (1 a </w:t>
-      </w:r>
-      <w:proofErr w:type="gramStart"/>
-      <w:r>
-        <w:rPr>
-          <w:rFonts w:ascii="Times New Roman" w:hAnsi="Times New Roman" w:cs="Times New Roman"/>
-          <w:sz w:val="24"/>
-          <w:szCs w:val="24"/>
-          <w:lang w:val="es-CR"/>
-        </w:rPr>
-        <w:t>0..</w:t>
-      </w:r>
-      <w:proofErr w:type="gramEnd"/>
-      <w:r>
-        <w:rPr>
-          <w:rFonts w:ascii="Times New Roman" w:hAnsi="Times New Roman" w:cs="Times New Roman"/>
-          <w:sz w:val="24"/>
-          <w:szCs w:val="24"/>
-          <w:lang w:val="es-CR"/>
-        </w:rPr>
-        <w:t xml:space="preserve">*): los espacios, </w:t>
-      </w:r>
-      <w:proofErr w:type="gramStart"/>
-      <w:r>
-        <w:rPr>
-          <w:rFonts w:ascii="Times New Roman" w:hAnsi="Times New Roman" w:cs="Times New Roman"/>
-          <w:sz w:val="24"/>
-          <w:szCs w:val="24"/>
-          <w:lang w:val="es-CR"/>
-        </w:rPr>
-        <w:t>tickets</w:t>
-      </w:r>
-      <w:proofErr w:type="gramEnd"/>
-      <w:r>
-        <w:rPr>
-          <w:rFonts w:ascii="Times New Roman" w:hAnsi="Times New Roman" w:cs="Times New Roman"/>
-          <w:sz w:val="24"/>
-          <w:szCs w:val="24"/>
-          <w:lang w:val="es-CR"/>
-        </w:rPr>
-        <w:t xml:space="preserve"> y pagos nacen y se administran dentro del parqueo; no tienen sentido fuera de él.</w:t>
+        <w:t xml:space="preserve"> (1 a 0..*): los espacios, tickets y pagos nacen y se administran dentro del parqueo; no tienen sentido fuera de él.</w:t>
       </w:r>
     </w:p>
     <w:p>
@@ -3470,27 +3339,7 @@
           <w:szCs w:val="24"/>
           <w:lang w:val="es-CR"/>
         </w:rPr>
-        <w:t xml:space="preserve"> (1 a </w:t>
-      </w:r>
-      <w:proofErr w:type="gramStart"/>
-      <w:r>
-        <w:rPr>
-          <w:rFonts w:ascii="Times New Roman" w:hAnsi="Times New Roman" w:cs="Times New Roman"/>
-          <w:sz w:val="24"/>
-          <w:szCs w:val="24"/>
-          <w:lang w:val="es-CR"/>
-        </w:rPr>
-        <w:t>0..</w:t>
-      </w:r>
-      <w:proofErr w:type="gramEnd"/>
-      <w:r>
-        <w:rPr>
-          <w:rFonts w:ascii="Times New Roman" w:hAnsi="Times New Roman" w:cs="Times New Roman"/>
-          <w:sz w:val="24"/>
-          <w:szCs w:val="24"/>
-          <w:lang w:val="es-CR"/>
-        </w:rPr>
-        <w:t>*): los vehículos existen por sí mismos y llegan ya creados al registrarse.</w:t>
+        <w:t xml:space="preserve"> (1 a 0..*): los vehículos existen por sí mismos y llegan ya creados al registrarse.</w:t>
       </w:r>
     </w:p>
     <w:p>
@@ -3586,27 +3435,7 @@
           <w:szCs w:val="24"/>
           <w:lang w:val="es-CR"/>
         </w:rPr>
-        <w:t xml:space="preserve"> (un vehículo o un espacio puede aparecer en muchos </w:t>
-      </w:r>
-      <w:proofErr w:type="gramStart"/>
-      <w:r>
-        <w:rPr>
-          <w:rFonts w:ascii="Times New Roman" w:hAnsi="Times New Roman" w:cs="Times New Roman"/>
-          <w:sz w:val="24"/>
-          <w:szCs w:val="24"/>
-          <w:lang w:val="es-CR"/>
-        </w:rPr>
-        <w:t>tickets</w:t>
-      </w:r>
-      <w:proofErr w:type="gramEnd"/>
-      <w:r>
-        <w:rPr>
-          <w:rFonts w:ascii="Times New Roman" w:hAnsi="Times New Roman" w:cs="Times New Roman"/>
-          <w:sz w:val="24"/>
-          <w:szCs w:val="24"/>
-          <w:lang w:val="es-CR"/>
-        </w:rPr>
-        <w:t xml:space="preserve"> a lo largo del tiempo, pero solo en uno activo). Un </w:t>
+        <w:t xml:space="preserve"> (un vehículo o un espacio puede aparecer en muchos tickets a lo largo del tiempo, pero solo en uno activo). Un </w:t>
       </w:r>
       <w:r>
         <w:rPr>
@@ -3644,47 +3473,7 @@
           <w:szCs w:val="24"/>
           <w:lang w:val="es-CR"/>
         </w:rPr>
-        <w:t xml:space="preserve">, y un </w:t>
-      </w:r>
-      <w:proofErr w:type="gramStart"/>
-      <w:r>
-        <w:rPr>
-          <w:rFonts w:ascii="Times New Roman" w:hAnsi="Times New Roman" w:cs="Times New Roman"/>
-          <w:sz w:val="24"/>
-          <w:szCs w:val="24"/>
-          <w:lang w:val="es-CR"/>
-        </w:rPr>
-        <w:t>ticket</w:t>
-      </w:r>
-      <w:proofErr w:type="gramEnd"/>
-      <w:r>
-        <w:rPr>
-          <w:rFonts w:ascii="Times New Roman" w:hAnsi="Times New Roman" w:cs="Times New Roman"/>
-          <w:sz w:val="24"/>
-          <w:szCs w:val="24"/>
-          <w:lang w:val="es-CR"/>
-        </w:rPr>
-        <w:t xml:space="preserve"> tiene </w:t>
-      </w:r>
-      <w:proofErr w:type="gramStart"/>
-      <w:r>
-        <w:rPr>
-          <w:rFonts w:ascii="Times New Roman" w:hAnsi="Times New Roman" w:cs="Times New Roman"/>
-          <w:sz w:val="24"/>
-          <w:szCs w:val="24"/>
-          <w:lang w:val="es-CR"/>
-        </w:rPr>
-        <w:t>0..</w:t>
-      </w:r>
-      <w:proofErr w:type="gramEnd"/>
-      <w:r>
-        <w:rPr>
-          <w:rFonts w:ascii="Times New Roman" w:hAnsi="Times New Roman" w:cs="Times New Roman"/>
-          <w:sz w:val="24"/>
-          <w:szCs w:val="24"/>
-          <w:lang w:val="es-CR"/>
-        </w:rPr>
-        <w:t>1 pago (0 mientras no se paga).</w:t>
+        <w:t>, y un ticket tiene 0..1 pago (0 mientras no se paga).</w:t>
       </w:r>
     </w:p>
     <w:p>
@@ -4255,27 +4044,7 @@
                 <w:szCs w:val="24"/>
                 <w:lang w:val="es-CR"/>
               </w:rPr>
-              <w:t xml:space="preserve">No conoce </w:t>
-            </w:r>
-            <w:proofErr w:type="gramStart"/>
-            <w:r>
-              <w:rPr>
-                <w:rFonts w:ascii="Times New Roman" w:hAnsi="Times New Roman" w:cs="Times New Roman"/>
-                <w:sz w:val="24"/>
-                <w:szCs w:val="24"/>
-                <w:lang w:val="es-CR"/>
-              </w:rPr>
-              <w:t>tickets</w:t>
-            </w:r>
-            <w:proofErr w:type="gramEnd"/>
-            <w:r>
-              <w:rPr>
-                <w:rFonts w:ascii="Times New Roman" w:hAnsi="Times New Roman" w:cs="Times New Roman"/>
-                <w:sz w:val="24"/>
-                <w:szCs w:val="24"/>
-                <w:lang w:val="es-CR"/>
-              </w:rPr>
-              <w:t xml:space="preserve"> ni espacios ocupados</w:t>
+              <w:t>No conoce tickets ni espacios ocupados</w:t>
             </w:r>
           </w:p>
         </w:tc>
@@ -4657,19 +4426,8 @@
                 <w:szCs w:val="24"/>
                 <w:lang w:val="es-CR"/>
               </w:rPr>
-              <w:t xml:space="preserve">No numera ni guarda la colección de </w:t>
-            </w:r>
-            <w:proofErr w:type="gramStart"/>
-            <w:r>
-              <w:rPr>
-                <w:rFonts w:ascii="Times New Roman" w:hAnsi="Times New Roman" w:cs="Times New Roman"/>
-                <w:sz w:val="24"/>
-                <w:szCs w:val="24"/>
-                <w:lang w:val="es-CR"/>
-              </w:rPr>
-              <w:t>tickets</w:t>
-            </w:r>
-            <w:proofErr w:type="gramEnd"/>
+              <w:t>No numera ni guarda la colección de tickets</w:t>
+            </w:r>
           </w:p>
         </w:tc>
       </w:tr>
@@ -4747,19 +4505,37 @@
                 <w:szCs w:val="24"/>
                 <w:lang w:val="es-CR"/>
               </w:rPr>
-              <w:t xml:space="preserve">Registro inmutable del pago; toma el monto del </w:t>
-            </w:r>
-            <w:proofErr w:type="gramStart"/>
-            <w:r>
+              <w:t>Registro inmutable del pago; toma el monto del ticket, por lo que nunca pueden diferir</w:t>
+            </w:r>
+          </w:p>
+        </w:tc>
+        <w:tc>
+          <w:tcPr>
+            <w:tcW w:w="2880" w:type="dxa"/>
+            <w:tcBorders>
+              <w:top w:val="single" w:sz="4" w:space="0" w:color="BFBFBF"/>
+              <w:left w:val="single" w:sz="4" w:space="0" w:color="BFBFBF"/>
+              <w:bottom w:val="single" w:sz="4" w:space="0" w:color="BFBFBF"/>
+              <w:right w:val="single" w:sz="4" w:space="0" w:color="BFBFBF"/>
+            </w:tcBorders>
+            <w:shd w:val="clear" w:color="auto" w:fill="FFFFFF"/>
+            <w:tcMar>
+              <w:top w:w="40" w:type="dxa"/>
+              <w:left w:w="90" w:type="dxa"/>
+              <w:bottom w:w="40" w:type="dxa"/>
+              <w:right w:w="90" w:type="dxa"/>
+            </w:tcMar>
+            <w:vAlign w:val="center"/>
+          </w:tcPr>
+          <w:p>
+            <w:pPr>
               <w:rPr>
                 <w:rFonts w:ascii="Times New Roman" w:hAnsi="Times New Roman" w:cs="Times New Roman"/>
                 <w:sz w:val="24"/>
                 <w:szCs w:val="24"/>
                 <w:lang w:val="es-CR"/>
               </w:rPr>
-              <w:t>ticket</w:t>
-            </w:r>
-            <w:proofErr w:type="gramEnd"/>
+            </w:pPr>
             <w:r>
               <w:rPr>
                 <w:rFonts w:ascii="Times New Roman" w:hAnsi="Times New Roman" w:cs="Times New Roman"/>
@@ -4767,57 +4543,8 @@
                 <w:szCs w:val="24"/>
                 <w:lang w:val="es-CR"/>
               </w:rPr>
-              <w:t>, por lo que nunca pueden diferir</w:t>
-            </w:r>
-          </w:p>
-        </w:tc>
-        <w:tc>
-          <w:tcPr>
-            <w:tcW w:w="2880" w:type="dxa"/>
-            <w:tcBorders>
-              <w:top w:val="single" w:sz="4" w:space="0" w:color="BFBFBF"/>
-              <w:left w:val="single" w:sz="4" w:space="0" w:color="BFBFBF"/>
-              <w:bottom w:val="single" w:sz="4" w:space="0" w:color="BFBFBF"/>
-              <w:right w:val="single" w:sz="4" w:space="0" w:color="BFBFBF"/>
-            </w:tcBorders>
-            <w:shd w:val="clear" w:color="auto" w:fill="FFFFFF"/>
-            <w:tcMar>
-              <w:top w:w="40" w:type="dxa"/>
-              <w:left w:w="90" w:type="dxa"/>
-              <w:bottom w:w="40" w:type="dxa"/>
-              <w:right w:w="90" w:type="dxa"/>
-            </w:tcMar>
-            <w:vAlign w:val="center"/>
-          </w:tcPr>
-          <w:p>
-            <w:pPr>
-              <w:rPr>
-                <w:rFonts w:ascii="Times New Roman" w:hAnsi="Times New Roman" w:cs="Times New Roman"/>
-                <w:sz w:val="24"/>
-                <w:szCs w:val="24"/>
-                <w:lang w:val="es-CR"/>
-              </w:rPr>
-            </w:pPr>
-            <w:r>
-              <w:rPr>
-                <w:rFonts w:ascii="Times New Roman" w:hAnsi="Times New Roman" w:cs="Times New Roman"/>
-                <w:sz w:val="24"/>
-                <w:szCs w:val="24"/>
-                <w:lang w:val="es-CR"/>
-              </w:rPr>
-              <w:t xml:space="preserve">No valida el estado del </w:t>
-            </w:r>
-            <w:proofErr w:type="gramStart"/>
-            <w:r>
-              <w:rPr>
-                <w:rFonts w:ascii="Times New Roman" w:hAnsi="Times New Roman" w:cs="Times New Roman"/>
-                <w:sz w:val="24"/>
-                <w:szCs w:val="24"/>
-                <w:lang w:val="es-CR"/>
-              </w:rPr>
-              <w:t>ticket</w:t>
-            </w:r>
-            <w:proofErr w:type="gramEnd"/>
+              <w:t>No valida el estado del ticket</w:t>
+            </w:r>
           </w:p>
         </w:tc>
       </w:tr>
@@ -4897,67 +4624,7 @@
                 <w:szCs w:val="24"/>
                 <w:lang w:val="es-CR"/>
               </w:rPr>
-              <w:t xml:space="preserve">Colecciones, numeración de </w:t>
-            </w:r>
-            <w:proofErr w:type="gramStart"/>
-            <w:r>
-              <w:rPr>
-                <w:rFonts w:ascii="Times New Roman" w:hAnsi="Times New Roman" w:cs="Times New Roman"/>
-                <w:sz w:val="24"/>
-                <w:szCs w:val="24"/>
-                <w:lang w:val="es-CR"/>
-              </w:rPr>
-              <w:t>tickets</w:t>
-            </w:r>
-            <w:proofErr w:type="gramEnd"/>
-            <w:r>
-              <w:rPr>
-                <w:rFonts w:ascii="Times New Roman" w:hAnsi="Times New Roman" w:cs="Times New Roman"/>
-                <w:sz w:val="24"/>
-                <w:szCs w:val="24"/>
-                <w:lang w:val="es-CR"/>
-              </w:rPr>
-              <w:t xml:space="preserve"> y pagos, reglas globales (un </w:t>
-            </w:r>
-            <w:proofErr w:type="gramStart"/>
-            <w:r>
-              <w:rPr>
-                <w:rFonts w:ascii="Times New Roman" w:hAnsi="Times New Roman" w:cs="Times New Roman"/>
-                <w:sz w:val="24"/>
-                <w:szCs w:val="24"/>
-                <w:lang w:val="es-CR"/>
-              </w:rPr>
-              <w:t>ticket</w:t>
-            </w:r>
-            <w:proofErr w:type="gramEnd"/>
-            <w:r>
-              <w:rPr>
-                <w:rFonts w:ascii="Times New Roman" w:hAnsi="Times New Roman" w:cs="Times New Roman"/>
-                <w:sz w:val="24"/>
-                <w:szCs w:val="24"/>
-                <w:lang w:val="es-CR"/>
-              </w:rPr>
-              <w:t xml:space="preserve"> activo por vehículo, salida solo con </w:t>
-            </w:r>
-            <w:proofErr w:type="gramStart"/>
-            <w:r>
-              <w:rPr>
-                <w:rFonts w:ascii="Times New Roman" w:hAnsi="Times New Roman" w:cs="Times New Roman"/>
-                <w:sz w:val="24"/>
-                <w:szCs w:val="24"/>
-                <w:lang w:val="es-CR"/>
-              </w:rPr>
-              <w:t>ticket</w:t>
-            </w:r>
-            <w:proofErr w:type="gramEnd"/>
-            <w:r>
-              <w:rPr>
-                <w:rFonts w:ascii="Times New Roman" w:hAnsi="Times New Roman" w:cs="Times New Roman"/>
-                <w:sz w:val="24"/>
-                <w:szCs w:val="24"/>
-                <w:lang w:val="es-CR"/>
-              </w:rPr>
-              <w:t xml:space="preserve"> activo) y consultas</w:t>
+              <w:t>Colecciones, numeración de tickets y pagos, reglas globales (un ticket activo por vehículo, salida solo con ticket activo) y consultas</w:t>
             </w:r>
           </w:p>
         </w:tc>
@@ -5136,27 +4803,7 @@
           <w:szCs w:val="24"/>
           <w:lang w:val="es-CR"/>
         </w:rPr>
-        <w:t xml:space="preserve"> para </w:t>
-      </w:r>
-      <w:proofErr w:type="gramStart"/>
-      <w:r>
-        <w:rPr>
-          <w:rFonts w:ascii="Times New Roman" w:hAnsi="Times New Roman" w:cs="Times New Roman"/>
-          <w:sz w:val="24"/>
-          <w:szCs w:val="24"/>
-          <w:lang w:val="es-CR"/>
-        </w:rPr>
-        <w:t>tickets</w:t>
-      </w:r>
-      <w:proofErr w:type="gramEnd"/>
-      <w:r>
-        <w:rPr>
-          <w:rFonts w:ascii="Times New Roman" w:hAnsi="Times New Roman" w:cs="Times New Roman"/>
-          <w:sz w:val="24"/>
-          <w:szCs w:val="24"/>
-          <w:lang w:val="es-CR"/>
-        </w:rPr>
-        <w:t xml:space="preserve"> y pagos (historial en orden cronológico).</w:t>
+        <w:t xml:space="preserve"> para tickets y pagos (historial en orden cronológico).</w:t>
       </w:r>
     </w:p>
     <w:p>
@@ -5466,27 +5113,7 @@
           <w:szCs w:val="24"/>
           <w:lang w:val="es-CR"/>
         </w:rPr>
-        <w:t xml:space="preserve"> el monto se calcula antes de liberar el espacio y de cambiar el estado; si algo falla (por ejemplo, una salida anterior a la entrada), el </w:t>
-      </w:r>
-      <w:proofErr w:type="gramStart"/>
-      <w:r>
-        <w:rPr>
-          <w:rFonts w:ascii="Times New Roman" w:hAnsi="Times New Roman" w:cs="Times New Roman"/>
-          <w:sz w:val="24"/>
-          <w:szCs w:val="24"/>
-          <w:lang w:val="es-CR"/>
-        </w:rPr>
-        <w:t>ticket</w:t>
-      </w:r>
-      <w:proofErr w:type="gramEnd"/>
-      <w:r>
-        <w:rPr>
-          <w:rFonts w:ascii="Times New Roman" w:hAnsi="Times New Roman" w:cs="Times New Roman"/>
-          <w:sz w:val="24"/>
-          <w:szCs w:val="24"/>
-          <w:lang w:val="es-CR"/>
-        </w:rPr>
-        <w:t xml:space="preserve"> sigue ACTIVE y el espacio OCCUPIED.</w:t>
+        <w:t xml:space="preserve"> el monto se calcula antes de liberar el espacio y de cambiar el estado; si algo falla (por ejemplo, una salida anterior a la entrada), el ticket sigue ACTIVE y el espacio OCCUPIED.</w:t>
       </w:r>
     </w:p>
     <w:p>
@@ -5678,27 +5305,7 @@
           <w:szCs w:val="24"/>
           <w:lang w:val="es-CR"/>
         </w:rPr>
-        <w:t xml:space="preserve"> se basan en placa, identificador y número de </w:t>
-      </w:r>
-      <w:proofErr w:type="gramStart"/>
-      <w:r>
-        <w:rPr>
-          <w:rFonts w:ascii="Times New Roman" w:hAnsi="Times New Roman" w:cs="Times New Roman"/>
-          <w:sz w:val="24"/>
-          <w:szCs w:val="24"/>
-          <w:lang w:val="es-CR"/>
-        </w:rPr>
-        <w:t>ticket</w:t>
-      </w:r>
-      <w:proofErr w:type="gramEnd"/>
-      <w:r>
-        <w:rPr>
-          <w:rFonts w:ascii="Times New Roman" w:hAnsi="Times New Roman" w:cs="Times New Roman"/>
-          <w:sz w:val="24"/>
-          <w:szCs w:val="24"/>
-          <w:lang w:val="es-CR"/>
-        </w:rPr>
-        <w:t>, respectivamente.</w:t>
+        <w:t xml:space="preserve"> se basan en placa, identificador y número de ticket, respectivamente.</w:t>
       </w:r>
     </w:p>
     <w:p>
@@ -5998,7 +5605,6 @@
         <w:t xml:space="preserve">public final long </w:t>
       </w:r>
       <w:proofErr w:type="spellStart"/>
-      <w:proofErr w:type="gramStart"/>
       <w:r>
         <w:rPr>
           <w:rFonts w:ascii="Times New Roman" w:eastAsia="Consolas" w:hAnsi="Times New Roman" w:cs="Times New Roman"/>
@@ -6014,27 +5620,8 @@
           <w:sz w:val="24"/>
           <w:szCs w:val="24"/>
         </w:rPr>
-        <w:t>(</w:t>
-      </w:r>
-      <w:proofErr w:type="gramEnd"/>
-      <w:r>
-        <w:rPr>
-          <w:rFonts w:ascii="Times New Roman" w:eastAsia="Consolas" w:hAnsi="Times New Roman" w:cs="Times New Roman"/>
-          <w:sz w:val="24"/>
-          <w:szCs w:val="24"/>
-        </w:rPr>
-        <w:t xml:space="preserve">Duration </w:t>
-      </w:r>
-      <w:proofErr w:type="gramStart"/>
-      <w:r>
-        <w:rPr>
-          <w:rFonts w:ascii="Times New Roman" w:eastAsia="Consolas" w:hAnsi="Times New Roman" w:cs="Times New Roman"/>
-          <w:sz w:val="24"/>
-          <w:szCs w:val="24"/>
-        </w:rPr>
-        <w:t>stay) {</w:t>
-      </w:r>
-      <w:proofErr w:type="gramEnd"/>
+        <w:t>(Duration stay) {</w:t>
+      </w:r>
     </w:p>
     <w:p>
       <w:pPr>
@@ -6071,16 +5658,7 @@
           <w:sz w:val="24"/>
           <w:szCs w:val="24"/>
         </w:rPr>
-        <w:t>(</w:t>
-      </w:r>
-      <w:proofErr w:type="gramStart"/>
-      <w:r>
-        <w:rPr>
-          <w:rFonts w:ascii="Times New Roman" w:eastAsia="Consolas" w:hAnsi="Times New Roman" w:cs="Times New Roman"/>
-          <w:sz w:val="24"/>
-          <w:szCs w:val="24"/>
-        </w:rPr>
-        <w:t>).</w:t>
+        <w:t>().</w:t>
       </w:r>
       <w:proofErr w:type="spellStart"/>
       <w:r>
@@ -6092,7 +5670,6 @@
         <w:t>calculateFee</w:t>
       </w:r>
       <w:proofErr w:type="spellEnd"/>
-      <w:proofErr w:type="gramEnd"/>
       <w:r>
         <w:rPr>
           <w:rFonts w:ascii="Times New Roman" w:eastAsia="Consolas" w:hAnsi="Times New Roman" w:cs="Times New Roman"/>
@@ -6160,7 +5737,6 @@
         <w:t xml:space="preserve"> </w:t>
       </w:r>
       <w:proofErr w:type="spellStart"/>
-      <w:proofErr w:type="gramStart"/>
       <w:r>
         <w:rPr>
           <w:rFonts w:ascii="Times New Roman" w:eastAsia="Consolas" w:hAnsi="Times New Roman" w:cs="Times New Roman"/>
@@ -6176,16 +5752,7 @@
           <w:sz w:val="24"/>
           <w:szCs w:val="24"/>
         </w:rPr>
-        <w:t>(</w:t>
-      </w:r>
-      <w:proofErr w:type="gramEnd"/>
-      <w:r>
-        <w:rPr>
-          <w:rFonts w:ascii="Times New Roman" w:eastAsia="Consolas" w:hAnsi="Times New Roman" w:cs="Times New Roman"/>
-          <w:sz w:val="24"/>
-          <w:szCs w:val="24"/>
-        </w:rPr>
-        <w:t>);</w:t>
+        <w:t>();</w:t>
       </w:r>
     </w:p>
     <w:p>
@@ -6226,7 +5793,6 @@
         <w:t xml:space="preserve"> </w:t>
       </w:r>
       <w:proofErr w:type="spellStart"/>
-      <w:proofErr w:type="gramStart"/>
       <w:r>
         <w:rPr>
           <w:rFonts w:ascii="Times New Roman" w:eastAsia="Consolas" w:hAnsi="Times New Roman" w:cs="Times New Roman"/>
@@ -6242,16 +5808,7 @@
           <w:sz w:val="24"/>
           <w:szCs w:val="24"/>
         </w:rPr>
-        <w:t>(</w:t>
-      </w:r>
-      <w:proofErr w:type="gramEnd"/>
-      <w:r>
-        <w:rPr>
-          <w:rFonts w:ascii="Times New Roman" w:eastAsia="Consolas" w:hAnsi="Times New Roman" w:cs="Times New Roman"/>
-          <w:sz w:val="24"/>
-          <w:szCs w:val="24"/>
-        </w:rPr>
-        <w:t>);</w:t>
+        <w:t>();</w:t>
       </w:r>
     </w:p>
     <w:p>
@@ -6334,7 +5891,6 @@
         <w:t xml:space="preserve"> PRICING_POLICY = new </w:t>
       </w:r>
       <w:proofErr w:type="spellStart"/>
-      <w:proofErr w:type="gramStart"/>
       <w:r>
         <w:rPr>
           <w:rFonts w:ascii="Times New Roman" w:eastAsia="Consolas" w:hAnsi="Times New Roman" w:cs="Times New Roman"/>
@@ -6350,16 +5906,7 @@
           <w:sz w:val="24"/>
           <w:szCs w:val="24"/>
         </w:rPr>
-        <w:t>(</w:t>
-      </w:r>
-      <w:proofErr w:type="gramEnd"/>
-      <w:r>
-        <w:rPr>
-          <w:rFonts w:ascii="Times New Roman" w:eastAsia="Consolas" w:hAnsi="Times New Roman" w:cs="Times New Roman"/>
-          <w:sz w:val="24"/>
-          <w:szCs w:val="24"/>
-        </w:rPr>
-        <w:t>900, 7000);</w:t>
+        <w:t>(900, 7000);</w:t>
       </w:r>
     </w:p>
     <w:p>
@@ -6373,23 +5920,13 @@
           <w:szCs w:val="24"/>
         </w:rPr>
       </w:pPr>
-      <w:proofErr w:type="gramStart"/>
-      <w:r>
-        <w:rPr>
-          <w:rFonts w:ascii="Times New Roman" w:eastAsia="Consolas" w:hAnsi="Times New Roman" w:cs="Times New Roman"/>
-          <w:sz w:val="24"/>
-          <w:szCs w:val="24"/>
-        </w:rPr>
-        <w:t>@Override</w:t>
-      </w:r>
-      <w:proofErr w:type="gramEnd"/>
-      <w:r>
-        <w:rPr>
-          <w:rFonts w:ascii="Times New Roman" w:eastAsia="Consolas" w:hAnsi="Times New Roman" w:cs="Times New Roman"/>
-          <w:sz w:val="24"/>
-          <w:szCs w:val="24"/>
-        </w:rPr>
-        <w:t xml:space="preserve"> public </w:t>
+      <w:r>
+        <w:rPr>
+          <w:rFonts w:ascii="Times New Roman" w:eastAsia="Consolas" w:hAnsi="Times New Roman" w:cs="Times New Roman"/>
+          <w:sz w:val="24"/>
+          <w:szCs w:val="24"/>
+        </w:rPr>
+        <w:t xml:space="preserve">@Override public </w:t>
       </w:r>
       <w:proofErr w:type="spellStart"/>
       <w:r>
@@ -6410,7 +5947,6 @@
         <w:t xml:space="preserve"> </w:t>
       </w:r>
       <w:proofErr w:type="spellStart"/>
-      <w:proofErr w:type="gramStart"/>
       <w:r>
         <w:rPr>
           <w:rFonts w:ascii="Times New Roman" w:eastAsia="Consolas" w:hAnsi="Times New Roman" w:cs="Times New Roman"/>
@@ -6426,34 +5962,7 @@
           <w:sz w:val="24"/>
           <w:szCs w:val="24"/>
         </w:rPr>
-        <w:t>(</w:t>
-      </w:r>
-      <w:proofErr w:type="gramEnd"/>
-      <w:r>
-        <w:rPr>
-          <w:rFonts w:ascii="Times New Roman" w:eastAsia="Consolas" w:hAnsi="Times New Roman" w:cs="Times New Roman"/>
-          <w:sz w:val="24"/>
-          <w:szCs w:val="24"/>
-        </w:rPr>
-        <w:t xml:space="preserve">) </w:t>
-      </w:r>
-      <w:proofErr w:type="gramStart"/>
-      <w:r>
-        <w:rPr>
-          <w:rFonts w:ascii="Times New Roman" w:eastAsia="Consolas" w:hAnsi="Times New Roman" w:cs="Times New Roman"/>
-          <w:sz w:val="24"/>
-          <w:szCs w:val="24"/>
-        </w:rPr>
-        <w:t>{ return</w:t>
-      </w:r>
-      <w:proofErr w:type="gramEnd"/>
-      <w:r>
-        <w:rPr>
-          <w:rFonts w:ascii="Times New Roman" w:eastAsia="Consolas" w:hAnsi="Times New Roman" w:cs="Times New Roman"/>
-          <w:sz w:val="24"/>
-          <w:szCs w:val="24"/>
-        </w:rPr>
-        <w:t xml:space="preserve"> </w:t>
+        <w:t xml:space="preserve">() { return </w:t>
       </w:r>
       <w:proofErr w:type="spellStart"/>
       <w:r>
@@ -6465,7 +5974,6 @@
         <w:t>SpaceType.CAR</w:t>
       </w:r>
       <w:proofErr w:type="spellEnd"/>
-      <w:proofErr w:type="gramStart"/>
       <w:r>
         <w:rPr>
           <w:rFonts w:ascii="Times New Roman" w:eastAsia="Consolas" w:hAnsi="Times New Roman" w:cs="Times New Roman"/>
@@ -6474,7 +5982,6 @@
         </w:rPr>
         <w:t>; }</w:t>
       </w:r>
-      <w:proofErr w:type="gramEnd"/>
     </w:p>
     <w:p>
       <w:pPr>
@@ -6486,23 +5993,13 @@
           <w:szCs w:val="24"/>
         </w:rPr>
       </w:pPr>
-      <w:proofErr w:type="gramStart"/>
-      <w:r>
-        <w:rPr>
-          <w:rFonts w:ascii="Times New Roman" w:eastAsia="Consolas" w:hAnsi="Times New Roman" w:cs="Times New Roman"/>
-          <w:sz w:val="24"/>
-          <w:szCs w:val="24"/>
-        </w:rPr>
-        <w:t>@Override</w:t>
-      </w:r>
-      <w:proofErr w:type="gramEnd"/>
-      <w:r>
-        <w:rPr>
-          <w:rFonts w:ascii="Times New Roman" w:eastAsia="Consolas" w:hAnsi="Times New Roman" w:cs="Times New Roman"/>
-          <w:sz w:val="24"/>
-          <w:szCs w:val="24"/>
-        </w:rPr>
-        <w:t xml:space="preserve"> protected </w:t>
+      <w:r>
+        <w:rPr>
+          <w:rFonts w:ascii="Times New Roman" w:eastAsia="Consolas" w:hAnsi="Times New Roman" w:cs="Times New Roman"/>
+          <w:sz w:val="24"/>
+          <w:szCs w:val="24"/>
+        </w:rPr>
+        <w:t xml:space="preserve">@Override protected </w:t>
       </w:r>
       <w:proofErr w:type="spellStart"/>
       <w:r>
@@ -6523,7 +6020,6 @@
         <w:t xml:space="preserve"> </w:t>
       </w:r>
       <w:proofErr w:type="spellStart"/>
-      <w:proofErr w:type="gramStart"/>
       <w:r>
         <w:rPr>
           <w:rFonts w:ascii="Times New Roman" w:eastAsia="Consolas" w:hAnsi="Times New Roman" w:cs="Times New Roman"/>
@@ -6539,45 +6035,8 @@
           <w:sz w:val="24"/>
           <w:szCs w:val="24"/>
         </w:rPr>
-        <w:t>(</w:t>
-      </w:r>
-      <w:proofErr w:type="gramEnd"/>
-      <w:r>
-        <w:rPr>
-          <w:rFonts w:ascii="Times New Roman" w:eastAsia="Consolas" w:hAnsi="Times New Roman" w:cs="Times New Roman"/>
-          <w:sz w:val="24"/>
-          <w:szCs w:val="24"/>
-        </w:rPr>
-        <w:t xml:space="preserve">) </w:t>
-      </w:r>
-      <w:proofErr w:type="gramStart"/>
-      <w:r>
-        <w:rPr>
-          <w:rFonts w:ascii="Times New Roman" w:eastAsia="Consolas" w:hAnsi="Times New Roman" w:cs="Times New Roman"/>
-          <w:sz w:val="24"/>
-          <w:szCs w:val="24"/>
-        </w:rPr>
-        <w:t>{ return</w:t>
-      </w:r>
-      <w:proofErr w:type="gramEnd"/>
-      <w:r>
-        <w:rPr>
-          <w:rFonts w:ascii="Times New Roman" w:eastAsia="Consolas" w:hAnsi="Times New Roman" w:cs="Times New Roman"/>
-          <w:sz w:val="24"/>
-          <w:szCs w:val="24"/>
-        </w:rPr>
-        <w:t xml:space="preserve"> PRICING_POLICY</w:t>
-      </w:r>
-      <w:proofErr w:type="gramStart"/>
-      <w:r>
-        <w:rPr>
-          <w:rFonts w:ascii="Times New Roman" w:eastAsia="Consolas" w:hAnsi="Times New Roman" w:cs="Times New Roman"/>
-          <w:sz w:val="24"/>
-          <w:szCs w:val="24"/>
-        </w:rPr>
-        <w:t>; }</w:t>
-      </w:r>
-      <w:proofErr w:type="gramEnd"/>
+        <w:t>() { return PRICING_POLICY; }</w:t>
+      </w:r>
     </w:p>
     <w:p>
       <w:pPr>
@@ -6664,7 +6123,6 @@
         <w:t xml:space="preserve"> ejecuta </w:t>
       </w:r>
       <w:proofErr w:type="spellStart"/>
-      <w:proofErr w:type="gramStart"/>
       <w:r>
         <w:rPr>
           <w:rFonts w:ascii="Times New Roman" w:eastAsia="Consolas" w:hAnsi="Times New Roman" w:cs="Times New Roman"/>
@@ -6675,7 +6133,6 @@
         <w:t>vehicle.calculateFee</w:t>
       </w:r>
       <w:proofErr w:type="spellEnd"/>
-      <w:proofErr w:type="gramEnd"/>
       <w:r>
         <w:rPr>
           <w:rFonts w:ascii="Times New Roman" w:eastAsia="Consolas" w:hAnsi="Times New Roman" w:cs="Times New Roman"/>
@@ -6771,7 +6228,6 @@
         <w:t xml:space="preserve"> compara </w:t>
       </w:r>
       <w:proofErr w:type="spellStart"/>
-      <w:proofErr w:type="gramStart"/>
       <w:r>
         <w:rPr>
           <w:rFonts w:ascii="Times New Roman" w:eastAsia="Consolas" w:hAnsi="Times New Roman" w:cs="Times New Roman"/>
@@ -6782,7 +6238,6 @@
         <w:t>vehicle.getRequiredSpaceType</w:t>
       </w:r>
       <w:proofErr w:type="spellEnd"/>
-      <w:proofErr w:type="gramEnd"/>
       <w:r>
         <w:rPr>
           <w:rFonts w:ascii="Times New Roman" w:eastAsia="Consolas" w:hAnsi="Times New Roman" w:cs="Times New Roman"/>
@@ -7142,7 +6597,6 @@
         <w:t xml:space="preserve">public long </w:t>
       </w:r>
       <w:proofErr w:type="spellStart"/>
-      <w:proofErr w:type="gramStart"/>
       <w:r>
         <w:rPr>
           <w:rFonts w:ascii="Times New Roman" w:eastAsia="Consolas" w:hAnsi="Times New Roman" w:cs="Times New Roman"/>
@@ -7158,16 +6612,7 @@
           <w:sz w:val="24"/>
           <w:szCs w:val="24"/>
         </w:rPr>
-        <w:t>(</w:t>
-      </w:r>
-      <w:proofErr w:type="gramEnd"/>
-      <w:r>
-        <w:rPr>
-          <w:rFonts w:ascii="Times New Roman" w:eastAsia="Consolas" w:hAnsi="Times New Roman" w:cs="Times New Roman"/>
-          <w:sz w:val="24"/>
-          <w:szCs w:val="24"/>
-        </w:rPr>
-        <w:t>Duration stay) {</w:t>
+        <w:t>(Duration stay) {</w:t>
       </w:r>
     </w:p>
     <w:p>
@@ -7223,43 +6668,7 @@
           <w:sz w:val="24"/>
           <w:szCs w:val="24"/>
         </w:rPr>
-        <w:t>(stay</w:t>
-      </w:r>
-      <w:proofErr w:type="gramStart"/>
-      <w:r>
-        <w:rPr>
-          <w:rFonts w:ascii="Times New Roman" w:eastAsia="Consolas" w:hAnsi="Times New Roman" w:cs="Times New Roman"/>
-          <w:sz w:val="24"/>
-          <w:szCs w:val="24"/>
-        </w:rPr>
-        <w:t xml:space="preserve">);   </w:t>
-      </w:r>
-      <w:proofErr w:type="gramEnd"/>
-      <w:r>
-        <w:rPr>
-          <w:rFonts w:ascii="Times New Roman" w:eastAsia="Consolas" w:hAnsi="Times New Roman" w:cs="Times New Roman"/>
-          <w:sz w:val="24"/>
-          <w:szCs w:val="24"/>
-        </w:rPr>
-        <w:t xml:space="preserve">    // ceil a </w:t>
-      </w:r>
-      <w:proofErr w:type="gramStart"/>
-      <w:r>
-        <w:rPr>
-          <w:rFonts w:ascii="Times New Roman" w:eastAsia="Consolas" w:hAnsi="Times New Roman" w:cs="Times New Roman"/>
-          <w:sz w:val="24"/>
-          <w:szCs w:val="24"/>
-        </w:rPr>
-        <w:t>horas</w:t>
-      </w:r>
-      <w:proofErr w:type="gramEnd"/>
-      <w:r>
-        <w:rPr>
-          <w:rFonts w:ascii="Times New Roman" w:eastAsia="Consolas" w:hAnsi="Times New Roman" w:cs="Times New Roman"/>
-          <w:sz w:val="24"/>
-          <w:szCs w:val="24"/>
-        </w:rPr>
-        <w:t xml:space="preserve">, </w:t>
+        <w:t xml:space="preserve">(stay);       // ceil a horas, </w:t>
       </w:r>
       <w:proofErr w:type="spellStart"/>
       <w:r>
@@ -7333,25 +6742,7 @@
           <w:sz w:val="24"/>
           <w:szCs w:val="24"/>
         </w:rPr>
-        <w:t xml:space="preserve"> / HOURS_PER_</w:t>
-      </w:r>
-      <w:proofErr w:type="gramStart"/>
-      <w:r>
-        <w:rPr>
-          <w:rFonts w:ascii="Times New Roman" w:eastAsia="Consolas" w:hAnsi="Times New Roman" w:cs="Times New Roman"/>
-          <w:sz w:val="24"/>
-          <w:szCs w:val="24"/>
-        </w:rPr>
-        <w:t xml:space="preserve">DAY;   </w:t>
-      </w:r>
-      <w:proofErr w:type="gramEnd"/>
-      <w:r>
-        <w:rPr>
-          <w:rFonts w:ascii="Times New Roman" w:eastAsia="Consolas" w:hAnsi="Times New Roman" w:cs="Times New Roman"/>
-          <w:sz w:val="24"/>
-          <w:szCs w:val="24"/>
-        </w:rPr>
-        <w:t xml:space="preserve">   // </w:t>
+        <w:t xml:space="preserve"> / HOURS_PER_DAY;      // </w:t>
       </w:r>
       <w:proofErr w:type="spellStart"/>
       <w:r>
@@ -7392,7 +6783,6 @@
         <w:t xml:space="preserve">    long </w:t>
       </w:r>
       <w:proofErr w:type="spellStart"/>
-      <w:proofErr w:type="gramStart"/>
       <w:r>
         <w:rPr>
           <w:rFonts w:ascii="Times New Roman" w:eastAsia="Consolas" w:hAnsi="Times New Roman" w:cs="Times New Roman"/>
@@ -7402,7 +6792,6 @@
         <w:t>remainingHours</w:t>
       </w:r>
       <w:proofErr w:type="spellEnd"/>
-      <w:proofErr w:type="gramEnd"/>
       <w:r>
         <w:rPr>
           <w:rFonts w:ascii="Times New Roman" w:eastAsia="Consolas" w:hAnsi="Times New Roman" w:cs="Times New Roman"/>
@@ -7412,7 +6801,6 @@
         <w:t xml:space="preserve"> = </w:t>
       </w:r>
       <w:proofErr w:type="spellStart"/>
-      <w:proofErr w:type="gramStart"/>
       <w:r>
         <w:rPr>
           <w:rFonts w:ascii="Times New Roman" w:eastAsia="Consolas" w:hAnsi="Times New Roman" w:cs="Times New Roman"/>
@@ -7422,7 +6810,6 @@
         <w:t>chargeableHours</w:t>
       </w:r>
       <w:proofErr w:type="spellEnd"/>
-      <w:proofErr w:type="gramEnd"/>
       <w:r>
         <w:rPr>
           <w:rFonts w:ascii="Times New Roman" w:eastAsia="Consolas" w:hAnsi="Times New Roman" w:cs="Times New Roman"/>
@@ -7564,7 +6951,6 @@
         <w:t xml:space="preserve">private long </w:t>
       </w:r>
       <w:proofErr w:type="spellStart"/>
-      <w:proofErr w:type="gramStart"/>
       <w:r>
         <w:rPr>
           <w:rFonts w:ascii="Times New Roman" w:eastAsia="Consolas" w:hAnsi="Times New Roman" w:cs="Times New Roman"/>
@@ -7580,27 +6966,8 @@
           <w:sz w:val="24"/>
           <w:szCs w:val="24"/>
         </w:rPr>
-        <w:t>(</w:t>
-      </w:r>
-      <w:proofErr w:type="gramEnd"/>
-      <w:r>
-        <w:rPr>
-          <w:rFonts w:ascii="Times New Roman" w:eastAsia="Consolas" w:hAnsi="Times New Roman" w:cs="Times New Roman"/>
-          <w:sz w:val="24"/>
-          <w:szCs w:val="24"/>
-        </w:rPr>
-        <w:t xml:space="preserve">long </w:t>
-      </w:r>
-      <w:proofErr w:type="gramStart"/>
-      <w:r>
-        <w:rPr>
-          <w:rFonts w:ascii="Times New Roman" w:eastAsia="Consolas" w:hAnsi="Times New Roman" w:cs="Times New Roman"/>
-          <w:sz w:val="24"/>
-          <w:szCs w:val="24"/>
-        </w:rPr>
-        <w:t>hours) {</w:t>
-      </w:r>
-      <w:proofErr w:type="gramEnd"/>
+        <w:t>(long hours) {</w:t>
+      </w:r>
     </w:p>
     <w:p>
       <w:pPr>
@@ -7640,7 +7007,6 @@
         <w:t xml:space="preserve">) return </w:t>
       </w:r>
       <w:proofErr w:type="spellStart"/>
-      <w:proofErr w:type="gramStart"/>
       <w:r>
         <w:rPr>
           <w:rFonts w:ascii="Times New Roman" w:eastAsia="Consolas" w:hAnsi="Times New Roman" w:cs="Times New Roman"/>
@@ -7656,16 +7022,7 @@
           <w:sz w:val="24"/>
           <w:szCs w:val="24"/>
         </w:rPr>
-        <w:t xml:space="preserve">;   </w:t>
-      </w:r>
-      <w:proofErr w:type="gramEnd"/>
-      <w:r>
-        <w:rPr>
-          <w:rFonts w:ascii="Times New Roman" w:eastAsia="Consolas" w:hAnsi="Times New Roman" w:cs="Times New Roman"/>
-          <w:sz w:val="24"/>
-          <w:szCs w:val="24"/>
-        </w:rPr>
-        <w:t>// umbral: 10 h</w:t>
+        <w:t>;   // umbral: 10 h</w:t>
       </w:r>
     </w:p>
     <w:p>
@@ -9096,27 +8453,7 @@
                 <w:szCs w:val="24"/>
                 <w:lang w:val="es-CR"/>
               </w:rPr>
-              <w:t xml:space="preserve">Un vehículo no puede tener dos </w:t>
-            </w:r>
-            <w:proofErr w:type="gramStart"/>
-            <w:r>
-              <w:rPr>
-                <w:rFonts w:ascii="Times New Roman" w:hAnsi="Times New Roman" w:cs="Times New Roman"/>
-                <w:sz w:val="24"/>
-                <w:szCs w:val="24"/>
-                <w:lang w:val="es-CR"/>
-              </w:rPr>
-              <w:t>tickets</w:t>
-            </w:r>
-            <w:proofErr w:type="gramEnd"/>
-            <w:r>
-              <w:rPr>
-                <w:rFonts w:ascii="Times New Roman" w:hAnsi="Times New Roman" w:cs="Times New Roman"/>
-                <w:sz w:val="24"/>
-                <w:szCs w:val="24"/>
-                <w:lang w:val="es-CR"/>
-              </w:rPr>
-              <w:t xml:space="preserve"> activos</w:t>
+              <w:t>Un vehículo no puede tener dos tickets activos</w:t>
             </w:r>
           </w:p>
         </w:tc>
@@ -9184,7 +8521,6 @@
                 <w:szCs w:val="24"/>
               </w:rPr>
             </w:pPr>
-            <w:proofErr w:type="spellStart"/>
             <w:r>
               <w:rPr>
                 <w:rFonts w:ascii="Times New Roman" w:eastAsia="Consolas" w:hAnsi="Times New Roman" w:cs="Times New Roman"/>
@@ -9193,7 +8529,6 @@
               </w:rPr>
               <w:t>ActiveTicketException</w:t>
             </w:r>
-            <w:proofErr w:type="spellEnd"/>
           </w:p>
         </w:tc>
         <w:tc>
@@ -9793,27 +9128,7 @@
                 <w:szCs w:val="24"/>
                 <w:lang w:val="es-CR"/>
               </w:rPr>
-              <w:t xml:space="preserve">No hay salida sin </w:t>
-            </w:r>
-            <w:proofErr w:type="gramStart"/>
-            <w:r>
-              <w:rPr>
-                <w:rFonts w:ascii="Times New Roman" w:hAnsi="Times New Roman" w:cs="Times New Roman"/>
-                <w:sz w:val="24"/>
-                <w:szCs w:val="24"/>
-                <w:lang w:val="es-CR"/>
-              </w:rPr>
-              <w:t>ticket</w:t>
-            </w:r>
-            <w:proofErr w:type="gramEnd"/>
-            <w:r>
-              <w:rPr>
-                <w:rFonts w:ascii="Times New Roman" w:hAnsi="Times New Roman" w:cs="Times New Roman"/>
-                <w:sz w:val="24"/>
-                <w:szCs w:val="24"/>
-                <w:lang w:val="es-CR"/>
-              </w:rPr>
-              <w:t xml:space="preserve"> activo</w:t>
+              <w:t>No hay salida sin ticket activo</w:t>
             </w:r>
           </w:p>
         </w:tc>
@@ -9978,27 +9293,7 @@
                 <w:szCs w:val="24"/>
                 <w:lang w:val="es-CR"/>
               </w:rPr>
-              <w:t xml:space="preserve">No se paga un </w:t>
-            </w:r>
-            <w:proofErr w:type="gramStart"/>
-            <w:r>
-              <w:rPr>
-                <w:rFonts w:ascii="Times New Roman" w:hAnsi="Times New Roman" w:cs="Times New Roman"/>
-                <w:sz w:val="24"/>
-                <w:szCs w:val="24"/>
-                <w:lang w:val="es-CR"/>
-              </w:rPr>
-              <w:t>ticket</w:t>
-            </w:r>
-            <w:proofErr w:type="gramEnd"/>
-            <w:r>
-              <w:rPr>
-                <w:rFonts w:ascii="Times New Roman" w:hAnsi="Times New Roman" w:cs="Times New Roman"/>
-                <w:sz w:val="24"/>
-                <w:szCs w:val="24"/>
-                <w:lang w:val="es-CR"/>
-              </w:rPr>
-              <w:t xml:space="preserve"> activo (ni dos veces)</w:t>
+              <w:t>No se paga un ticket activo (ni dos veces)</w:t>
             </w:r>
           </w:p>
         </w:tc>
@@ -12661,7 +11956,6 @@
                 <w:szCs w:val="24"/>
               </w:rPr>
             </w:pPr>
-            <w:proofErr w:type="spellStart"/>
             <w:r>
               <w:rPr>
                 <w:rFonts w:ascii="Times New Roman" w:eastAsia="Consolas" w:hAnsi="Times New Roman" w:cs="Times New Roman"/>
@@ -12670,7 +11964,6 @@
               </w:rPr>
               <w:t>ActiveTicketException</w:t>
             </w:r>
-            <w:proofErr w:type="spellEnd"/>
           </w:p>
         </w:tc>
         <w:tc>
@@ -12699,7 +11992,6 @@
                 <w:szCs w:val="24"/>
               </w:rPr>
             </w:pPr>
-            <w:proofErr w:type="spellStart"/>
             <w:r>
               <w:rPr>
                 <w:rFonts w:ascii="Times New Roman" w:eastAsia="Consolas" w:hAnsi="Times New Roman" w:cs="Times New Roman"/>
@@ -12708,7 +12000,6 @@
               </w:rPr>
               <w:t>ActiveTicketException</w:t>
             </w:r>
-            <w:proofErr w:type="spellEnd"/>
             <w:r>
               <w:rPr>
                 <w:rFonts w:ascii="Times New Roman" w:hAnsi="Times New Roman" w:cs="Times New Roman"/>
@@ -14760,27 +14051,7 @@
                 <w:szCs w:val="24"/>
                 <w:lang w:val="es-CR"/>
               </w:rPr>
-              <w:t xml:space="preserve">Pago del </w:t>
-            </w:r>
-            <w:proofErr w:type="gramStart"/>
-            <w:r>
-              <w:rPr>
-                <w:rFonts w:ascii="Times New Roman" w:hAnsi="Times New Roman" w:cs="Times New Roman"/>
-                <w:sz w:val="24"/>
-                <w:szCs w:val="24"/>
-                <w:lang w:val="es-CR"/>
-              </w:rPr>
-              <w:t>ticket</w:t>
-            </w:r>
-            <w:proofErr w:type="gramEnd"/>
-            <w:r>
-              <w:rPr>
-                <w:rFonts w:ascii="Times New Roman" w:hAnsi="Times New Roman" w:cs="Times New Roman"/>
-                <w:sz w:val="24"/>
-                <w:szCs w:val="24"/>
-                <w:lang w:val="es-CR"/>
-              </w:rPr>
-              <w:t xml:space="preserve"> de MOT-200</w:t>
+              <w:t>Pago del ticket de MOT-200</w:t>
             </w:r>
           </w:p>
         </w:tc>
@@ -15511,67 +14782,7 @@
           <w:szCs w:val="24"/>
           <w:lang w:val="es-CR"/>
         </w:rPr>
-        <w:t xml:space="preserve"> pago doble, pago de </w:t>
-      </w:r>
-      <w:proofErr w:type="gramStart"/>
-      <w:r>
-        <w:rPr>
-          <w:rFonts w:ascii="Times New Roman" w:hAnsi="Times New Roman" w:cs="Times New Roman"/>
-          <w:sz w:val="24"/>
-          <w:szCs w:val="24"/>
-          <w:lang w:val="es-CR"/>
-        </w:rPr>
-        <w:t>ticket</w:t>
-      </w:r>
-      <w:proofErr w:type="gramEnd"/>
-      <w:r>
-        <w:rPr>
-          <w:rFonts w:ascii="Times New Roman" w:hAnsi="Times New Roman" w:cs="Times New Roman"/>
-          <w:sz w:val="24"/>
-          <w:szCs w:val="24"/>
-          <w:lang w:val="es-CR"/>
-        </w:rPr>
-        <w:t xml:space="preserve"> activo, salida anterior a la entrada (el </w:t>
-      </w:r>
-      <w:proofErr w:type="gramStart"/>
-      <w:r>
-        <w:rPr>
-          <w:rFonts w:ascii="Times New Roman" w:hAnsi="Times New Roman" w:cs="Times New Roman"/>
-          <w:sz w:val="24"/>
-          <w:szCs w:val="24"/>
-          <w:lang w:val="es-CR"/>
-        </w:rPr>
-        <w:t>ticket</w:t>
-      </w:r>
-      <w:proofErr w:type="gramEnd"/>
-      <w:r>
-        <w:rPr>
-          <w:rFonts w:ascii="Times New Roman" w:hAnsi="Times New Roman" w:cs="Times New Roman"/>
-          <w:sz w:val="24"/>
-          <w:szCs w:val="24"/>
-          <w:lang w:val="es-CR"/>
-        </w:rPr>
-        <w:t xml:space="preserve"> sigue activo y el espacio ocupado), reingreso tras la salida, ingresos que no cuentan </w:t>
-      </w:r>
-      <w:proofErr w:type="gramStart"/>
-      <w:r>
-        <w:rPr>
-          <w:rFonts w:ascii="Times New Roman" w:hAnsi="Times New Roman" w:cs="Times New Roman"/>
-          <w:sz w:val="24"/>
-          <w:szCs w:val="24"/>
-          <w:lang w:val="es-CR"/>
-        </w:rPr>
-        <w:t>tickets</w:t>
-      </w:r>
-      <w:proofErr w:type="gramEnd"/>
-      <w:r>
-        <w:rPr>
-          <w:rFonts w:ascii="Times New Roman" w:hAnsi="Times New Roman" w:cs="Times New Roman"/>
-          <w:sz w:val="24"/>
-          <w:szCs w:val="24"/>
-          <w:lang w:val="es-CR"/>
-        </w:rPr>
-        <w:t xml:space="preserve"> sin pagar.</w:t>
+        <w:t xml:space="preserve"> pago doble, pago de ticket activo, salida anterior a la entrada (el ticket sigue activo y el espacio ocupado), reingreso tras la salida, ingresos que no cuentan tickets sin pagar.</w:t>
       </w:r>
     </w:p>
     <w:p>
@@ -15607,27 +14818,7 @@
           <w:szCs w:val="24"/>
           <w:lang w:val="es-CR"/>
         </w:rPr>
-        <w:t xml:space="preserve"> espacios disponibles, vehículos dentro, </w:t>
-      </w:r>
-      <w:proofErr w:type="gramStart"/>
-      <w:r>
-        <w:rPr>
-          <w:rFonts w:ascii="Times New Roman" w:hAnsi="Times New Roman" w:cs="Times New Roman"/>
-          <w:sz w:val="24"/>
-          <w:szCs w:val="24"/>
-          <w:lang w:val="es-CR"/>
-        </w:rPr>
-        <w:t>tickets</w:t>
-      </w:r>
-      <w:proofErr w:type="gramEnd"/>
-      <w:r>
-        <w:rPr>
-          <w:rFonts w:ascii="Times New Roman" w:hAnsi="Times New Roman" w:cs="Times New Roman"/>
-          <w:sz w:val="24"/>
-          <w:szCs w:val="24"/>
-          <w:lang w:val="es-CR"/>
-        </w:rPr>
-        <w:t xml:space="preserve"> activos y ocupación por tipo de espacio.</w:t>
+        <w:t xml:space="preserve"> espacios disponibles, vehículos dentro, tickets activos y ocupación por tipo de espacio.</w:t>
       </w:r>
     </w:p>
     <w:p>
@@ -15714,75 +14905,22 @@
     </w:p>
     <w:p>
       <w:pPr>
-        <w:pStyle w:val="Ttulo2"/>
-        <w:keepNext/>
-        <w:rPr>
-          <w:rFonts w:ascii="Times New Roman" w:hAnsi="Times New Roman" w:cs="Times New Roman"/>
-          <w:b w:val="0"/>
-          <w:bCs w:val="0"/>
-          <w:color w:val="auto"/>
+        <w:spacing w:after="100"/>
+        <w:rPr>
+          <w:rFonts w:ascii="Times New Roman" w:hAnsi="Times New Roman" w:cs="Times New Roman"/>
+          <w:sz w:val="24"/>
+          <w:szCs w:val="24"/>
           <w:lang w:val="es-CR"/>
         </w:rPr>
       </w:pPr>
       <w:r>
         <w:rPr>
           <w:rFonts w:ascii="Times New Roman" w:hAnsi="Times New Roman" w:cs="Times New Roman"/>
-          <w:b w:val="0"/>
-          <w:bCs w:val="0"/>
-          <w:color w:val="auto"/>
-          <w:lang w:val="es-CR"/>
-        </w:rPr>
-        <w:t>Una de las cosas que me llevo de este proyecto es que</w:t>
-      </w:r>
-      <w:r>
-        <w:rPr>
-          <w:rFonts w:ascii="Times New Roman" w:hAnsi="Times New Roman" w:cs="Times New Roman"/>
-          <w:b w:val="0"/>
-          <w:bCs w:val="0"/>
-          <w:color w:val="auto"/>
-          <w:lang w:val="es-CR"/>
-        </w:rPr>
-        <w:t xml:space="preserve"> programar orientado a objetos no </w:t>
-      </w:r>
-      <w:r>
-        <w:rPr>
-          <w:rFonts w:ascii="Times New Roman" w:hAnsi="Times New Roman" w:cs="Times New Roman"/>
-          <w:b w:val="0"/>
-          <w:bCs w:val="0"/>
-          <w:color w:val="auto"/>
-          <w:lang w:val="es-CR"/>
-        </w:rPr>
-        <w:t xml:space="preserve">es </w:t>
-      </w:r>
-      <w:r>
-        <w:rPr>
-          <w:rFonts w:ascii="Times New Roman" w:hAnsi="Times New Roman" w:cs="Times New Roman"/>
-          <w:b w:val="0"/>
-          <w:bCs w:val="0"/>
-          <w:color w:val="auto"/>
-          <w:lang w:val="es-CR"/>
-        </w:rPr>
-        <w:t xml:space="preserve">solo crear clases, sino en decidir bien quién es responsable de cada cosa. </w:t>
-      </w:r>
-      <w:r>
-        <w:rPr>
-          <w:rFonts w:ascii="Times New Roman" w:hAnsi="Times New Roman" w:cs="Times New Roman"/>
-          <w:b w:val="0"/>
-          <w:bCs w:val="0"/>
-          <w:color w:val="auto"/>
-          <w:lang w:val="es-CR"/>
-        </w:rPr>
-        <w:t>Ya que l</w:t>
-      </w:r>
-      <w:r>
-        <w:rPr>
-          <w:rFonts w:ascii="Times New Roman" w:hAnsi="Times New Roman" w:cs="Times New Roman"/>
-          <w:b w:val="0"/>
-          <w:bCs w:val="0"/>
-          <w:color w:val="auto"/>
-          <w:lang w:val="es-CR"/>
-        </w:rPr>
-        <w:t>o más fácil habría sido meter el cálculo de tarifas en una sola clase llena de condiciones según el tipo de vehículo, pero el diseño que revisamos hace lo contrario. Cada vehículo sabe qué espacio necesita y qué política de cobro le corresponde, y la regla de la tarifa máxima diaria vive en un único lugar. Con eso vi el valor real del polimorfismo, porque cambiar una tarifa o agregar un tipo de vehículo no obliga a tocar el resto del sistema.</w:t>
+          <w:sz w:val="24"/>
+          <w:szCs w:val="24"/>
+          <w:lang w:val="es-CR"/>
+        </w:rPr>
+        <w:t>Para mí, lo más difícil de decidir fue la relación entre el parqueo y los vehículos dentro del diagrama. Al principio no tenía claro si el parqueo debía ser dueño de los vehículos o solo conocerlos, hasta que entendí que un vehículo existe por sí mismo y solo se registra, mientras que los espacios, los tickets y los pagos nacen dentro del parqueo y dependen de él. Esa diferencia entre composición y agregación parecía un detalle de dibujo, pero cambió la forma en que pensamos quién crea cada objeto.</w:t>
       </w:r>
     </w:p>
     <w:p>
@@ -15790,8 +14928,6 @@
         <w:spacing w:after="100"/>
         <w:rPr>
           <w:rFonts w:ascii="Times New Roman" w:hAnsi="Times New Roman" w:cs="Times New Roman"/>
-          <w:b/>
-          <w:bCs/>
           <w:sz w:val="24"/>
           <w:szCs w:val="24"/>
           <w:lang w:val="es-CR"/>
@@ -15800,13 +14936,29 @@
       <w:r>
         <w:rPr>
           <w:rFonts w:ascii="Times New Roman" w:hAnsi="Times New Roman" w:cs="Times New Roman"/>
-          <w:b/>
-          <w:bCs/>
-          <w:sz w:val="24"/>
-          <w:szCs w:val="24"/>
-          <w:lang w:val="es-CR"/>
-        </w:rPr>
-        <w:t>Alen Cedeño Miranda</w:t>
+          <w:sz w:val="24"/>
+          <w:szCs w:val="24"/>
+          <w:lang w:val="es-CR"/>
+        </w:rPr>
+        <w:t>Antes me conformaba con que el programa funcionara</w:t>
+      </w:r>
+      <w:r>
+        <w:rPr>
+          <w:rFonts w:ascii="Times New Roman" w:hAnsi="Times New Roman" w:cs="Times New Roman"/>
+          <w:sz w:val="24"/>
+          <w:szCs w:val="24"/>
+          <w:lang w:val="es-CR"/>
+        </w:rPr>
+        <w:t xml:space="preserve"> pero </w:t>
+      </w:r>
+      <w:r>
+        <w:rPr>
+          <w:rFonts w:ascii="Times New Roman" w:hAnsi="Times New Roman" w:cs="Times New Roman"/>
+          <w:sz w:val="24"/>
+          <w:szCs w:val="24"/>
+          <w:lang w:val="es-CR"/>
+        </w:rPr>
+        <w:t>ahora me pregunto primero qué objeto tiene la información para tomar cada decisión. Ver que el cobro, la compatibilidad de espacios y los estados del ticket se resolvían sin preguntar nunca por el tipo de vehículo me mostró que el polimorfismo simplifica el código en vez de complicarlo. Las pruebas también me ayudaron, porque casos como sesenta y sesenta y un minutos me obligaron a pensar en los límites de cada regla.</w:t>
       </w:r>
     </w:p>
     <w:p>
@@ -15814,8 +14966,6 @@
         <w:spacing w:after="100"/>
         <w:rPr>
           <w:rFonts w:ascii="Times New Roman" w:hAnsi="Times New Roman" w:cs="Times New Roman"/>
-          <w:b/>
-          <w:bCs/>
           <w:sz w:val="24"/>
           <w:szCs w:val="24"/>
           <w:lang w:val="es-CR"/>
@@ -15824,37 +14974,11 @@
       <w:r>
         <w:rPr>
           <w:rFonts w:ascii="Times New Roman" w:hAnsi="Times New Roman" w:cs="Times New Roman"/>
-          <w:b/>
-          <w:bCs/>
-          <w:sz w:val="24"/>
-          <w:szCs w:val="24"/>
-          <w:lang w:val="es-CR"/>
-        </w:rPr>
-        <w:t xml:space="preserve">Creo que una de las partes más difíciles de decidir fue el diseño del diagrama UML, ya que es la base de todo el proyecto: una buena o una mala decisión en ese momento repercute en todo el desarrollo. Por ejemplo, tuvimos que definir dónde ubicar la tarifa máxima diaria, y decidimos que no estuviera en el parqueo ni en la clase principal, sino en un solo lugar, la clase </w:t>
-      </w:r>
-      <w:proofErr w:type="spellStart"/>
-      <w:r>
-        <w:rPr>
-          <w:rFonts w:ascii="Times New Roman" w:hAnsi="Times New Roman" w:cs="Times New Roman"/>
-          <w:b/>
-          <w:bCs/>
-          <w:sz w:val="24"/>
-          <w:szCs w:val="24"/>
-          <w:lang w:val="es-CR"/>
-        </w:rPr>
-        <w:t>HourlyPricingPolicy</w:t>
-      </w:r>
-      <w:proofErr w:type="spellEnd"/>
-      <w:r>
-        <w:rPr>
-          <w:rFonts w:ascii="Times New Roman" w:hAnsi="Times New Roman" w:cs="Times New Roman"/>
-          <w:b/>
-          <w:bCs/>
-          <w:sz w:val="24"/>
-          <w:szCs w:val="24"/>
-          <w:lang w:val="es-CR"/>
-        </w:rPr>
-        <w:t>.</w:t>
+          <w:sz w:val="24"/>
+          <w:szCs w:val="24"/>
+          <w:lang w:val="es-CR"/>
+        </w:rPr>
+        <w:t>Con más tiempo me gustaría agregar una forma de guardar los datos del parqueo, para que los tickets y los pagos no se pierdan cuando el programa termina. También probaría una segunda política de cobro, por ejemplo una tarifa nocturna, para comprobar que el diseño realmente permite crecer sin modificar lo que ya funciona.</w:t>
       </w:r>
     </w:p>
     <w:p>
@@ -15878,31 +15002,7 @@
           <w:szCs w:val="24"/>
           <w:lang w:val="es-CR"/>
         </w:rPr>
-        <w:t xml:space="preserve">La ventaja más clara que vi en el polimorfismo y en el patrón Estrategia, frente a un switch por tipo, es </w:t>
-      </w:r>
-      <w:proofErr w:type="gramStart"/>
-      <w:r>
-        <w:rPr>
-          <w:rFonts w:ascii="Times New Roman" w:hAnsi="Times New Roman" w:cs="Times New Roman"/>
-          <w:b/>
-          <w:bCs/>
-          <w:sz w:val="24"/>
-          <w:szCs w:val="24"/>
-          <w:lang w:val="es-CR"/>
-        </w:rPr>
-        <w:t>que</w:t>
-      </w:r>
-      <w:proofErr w:type="gramEnd"/>
-      <w:r>
-        <w:rPr>
-          <w:rFonts w:ascii="Times New Roman" w:hAnsi="Times New Roman" w:cs="Times New Roman"/>
-          <w:b/>
-          <w:bCs/>
-          <w:sz w:val="24"/>
-          <w:szCs w:val="24"/>
-          <w:lang w:val="es-CR"/>
-        </w:rPr>
-        <w:t xml:space="preserve"> si se agrega un nuevo tipo de vehículo o una nueva forma de cobro, solo se tiene que crear una clase nueva sin modificar las que ya funcionan. Con un switch habría que buscar y cambiar cada condición, con el riesgo de olvidar alguna y provocar errores.</w:t>
+        <w:t>Alen Cedeño Miranda</w:t>
       </w:r>
     </w:p>
     <w:p>
@@ -15926,7 +15026,7 @@
           <w:szCs w:val="24"/>
           <w:lang w:val="es-CR"/>
         </w:rPr>
-        <w:t xml:space="preserve">Con un poco </w:t>
+        <w:t xml:space="preserve">Creo que una de las partes más difíciles de decidir fue el diseño del diagrama UML, ya que es la base de todo el proyecto: una buena o una mala decisión en ese momento repercute en todo el desarrollo. Por ejemplo, tuvimos que definir dónde ubicar la tarifa máxima diaria, y decidimos que no estuviera en el parqueo ni en la clase principal, sino en un solo lugar, la clase </w:t>
       </w:r>
       <w:proofErr w:type="spellStart"/>
       <w:r>
@@ -15938,7 +15038,7 @@
           <w:szCs w:val="24"/>
           <w:lang w:val="es-CR"/>
         </w:rPr>
-        <w:t>mas</w:t>
+        <w:t>HourlyPricingPolicy</w:t>
       </w:r>
       <w:proofErr w:type="spellEnd"/>
       <w:r>
@@ -15950,127 +15050,7 @@
           <w:szCs w:val="24"/>
           <w:lang w:val="es-CR"/>
         </w:rPr>
-        <w:t xml:space="preserve"> de tiempo intentaría armar una interfaz un poco </w:t>
-      </w:r>
-      <w:proofErr w:type="spellStart"/>
-      <w:r>
-        <w:rPr>
-          <w:rFonts w:ascii="Times New Roman" w:hAnsi="Times New Roman" w:cs="Times New Roman"/>
-          <w:b/>
-          <w:bCs/>
-          <w:sz w:val="24"/>
-          <w:szCs w:val="24"/>
-          <w:lang w:val="es-CR"/>
-        </w:rPr>
-        <w:t>mas</w:t>
-      </w:r>
-      <w:proofErr w:type="spellEnd"/>
-      <w:r>
-        <w:rPr>
-          <w:rFonts w:ascii="Times New Roman" w:hAnsi="Times New Roman" w:cs="Times New Roman"/>
-          <w:b/>
-          <w:bCs/>
-          <w:sz w:val="24"/>
-          <w:szCs w:val="24"/>
-          <w:lang w:val="es-CR"/>
-        </w:rPr>
-        <w:t xml:space="preserve"> intuitiva para poder observar mejor el tema de bloqueos en los parqueos cuales están libres y manejar los cobros dentro de la interfaz de una manera </w:t>
-      </w:r>
-      <w:proofErr w:type="spellStart"/>
-      <w:r>
-        <w:rPr>
-          <w:rFonts w:ascii="Times New Roman" w:hAnsi="Times New Roman" w:cs="Times New Roman"/>
-          <w:b/>
-          <w:bCs/>
-          <w:sz w:val="24"/>
-          <w:szCs w:val="24"/>
-          <w:lang w:val="es-CR"/>
-        </w:rPr>
-        <w:t>mas</w:t>
-      </w:r>
-      <w:proofErr w:type="spellEnd"/>
-      <w:r>
-        <w:rPr>
-          <w:rFonts w:ascii="Times New Roman" w:hAnsi="Times New Roman" w:cs="Times New Roman"/>
-          <w:b/>
-          <w:bCs/>
-          <w:sz w:val="24"/>
-          <w:szCs w:val="24"/>
-          <w:lang w:val="es-CR"/>
-        </w:rPr>
-        <w:t xml:space="preserve"> </w:t>
-      </w:r>
-      <w:proofErr w:type="spellStart"/>
-      <w:r>
-        <w:rPr>
-          <w:rFonts w:ascii="Times New Roman" w:hAnsi="Times New Roman" w:cs="Times New Roman"/>
-          <w:b/>
-          <w:bCs/>
-          <w:sz w:val="24"/>
-          <w:szCs w:val="24"/>
-          <w:lang w:val="es-CR"/>
-        </w:rPr>
-        <w:t>dimanica</w:t>
-      </w:r>
-      <w:proofErr w:type="spellEnd"/>
-      <w:r>
-        <w:rPr>
-          <w:rFonts w:ascii="Times New Roman" w:hAnsi="Times New Roman" w:cs="Times New Roman"/>
-          <w:b/>
-          <w:bCs/>
-          <w:sz w:val="24"/>
-          <w:szCs w:val="24"/>
-          <w:lang w:val="es-CR"/>
-        </w:rPr>
-        <w:t xml:space="preserve"> y </w:t>
-      </w:r>
-      <w:proofErr w:type="gramStart"/>
-      <w:r>
-        <w:rPr>
-          <w:rFonts w:ascii="Times New Roman" w:hAnsi="Times New Roman" w:cs="Times New Roman"/>
-          <w:b/>
-          <w:bCs/>
-          <w:sz w:val="24"/>
-          <w:szCs w:val="24"/>
-          <w:lang w:val="es-CR"/>
-        </w:rPr>
-        <w:t>sencilla ,</w:t>
-      </w:r>
-      <w:proofErr w:type="gramEnd"/>
-      <w:r>
-        <w:rPr>
-          <w:rFonts w:ascii="Times New Roman" w:hAnsi="Times New Roman" w:cs="Times New Roman"/>
-          <w:b/>
-          <w:bCs/>
-          <w:sz w:val="24"/>
-          <w:szCs w:val="24"/>
-          <w:lang w:val="es-CR"/>
-        </w:rPr>
-        <w:t xml:space="preserve"> esas son cosas que se podrían realizar con un poco </w:t>
-      </w:r>
-      <w:proofErr w:type="spellStart"/>
-      <w:r>
-        <w:rPr>
-          <w:rFonts w:ascii="Times New Roman" w:hAnsi="Times New Roman" w:cs="Times New Roman"/>
-          <w:b/>
-          <w:bCs/>
-          <w:sz w:val="24"/>
-          <w:szCs w:val="24"/>
-          <w:lang w:val="es-CR"/>
-        </w:rPr>
-        <w:t>mas</w:t>
-      </w:r>
-      <w:proofErr w:type="spellEnd"/>
-      <w:r>
-        <w:rPr>
-          <w:rFonts w:ascii="Times New Roman" w:hAnsi="Times New Roman" w:cs="Times New Roman"/>
-          <w:b/>
-          <w:bCs/>
-          <w:sz w:val="24"/>
-          <w:szCs w:val="24"/>
-          <w:lang w:val="es-CR"/>
-        </w:rPr>
-        <w:t xml:space="preserve"> de tiempo</w:t>
+        <w:t>.</w:t>
       </w:r>
     </w:p>
     <w:p>
@@ -16094,9 +15074,8 @@
           <w:szCs w:val="24"/>
           <w:lang w:val="es-CR"/>
         </w:rPr>
-        <w:t xml:space="preserve">Mathew </w:t>
-      </w:r>
-      <w:proofErr w:type="spellStart"/>
+        <w:t xml:space="preserve">La ventaja más clara que vi en el polimorfismo y en el patrón Estrategia, frente a un switch por tipo, es que si se agrega un nuevo tipo de vehículo o una nueva forma de cobro, solo se tiene que </w:t>
+      </w:r>
       <w:r>
         <w:rPr>
           <w:rFonts w:ascii="Times New Roman" w:hAnsi="Times New Roman" w:cs="Times New Roman"/>
@@ -16106,19 +15085,8 @@
           <w:szCs w:val="24"/>
           <w:lang w:val="es-CR"/>
         </w:rPr>
-        <w:t>Ramirez</w:t>
-      </w:r>
-      <w:proofErr w:type="spellEnd"/>
-      <w:r>
-        <w:rPr>
-          <w:rFonts w:ascii="Times New Roman" w:hAnsi="Times New Roman" w:cs="Times New Roman"/>
-          <w:b/>
-          <w:bCs/>
-          <w:sz w:val="24"/>
-          <w:szCs w:val="24"/>
-          <w:lang w:val="es-CR"/>
-        </w:rPr>
-        <w:t xml:space="preserve"> Gómez</w:t>
+        <w:lastRenderedPageBreak/>
+        <w:t>crear una clase nueva sin modificar las que ya funcionan. Con un switch habría que buscar y cambiar cada condición, con el riesgo de olvidar alguna y provocar errores.</w:t>
       </w:r>
     </w:p>
     <w:p>
@@ -16142,7 +15110,198 @@
           <w:szCs w:val="24"/>
           <w:lang w:val="es-CR"/>
         </w:rPr>
-        <w:lastRenderedPageBreak/>
+        <w:t xml:space="preserve">Con un poco </w:t>
+      </w:r>
+      <w:proofErr w:type="spellStart"/>
+      <w:r>
+        <w:rPr>
+          <w:rFonts w:ascii="Times New Roman" w:hAnsi="Times New Roman" w:cs="Times New Roman"/>
+          <w:b/>
+          <w:bCs/>
+          <w:sz w:val="24"/>
+          <w:szCs w:val="24"/>
+          <w:lang w:val="es-CR"/>
+        </w:rPr>
+        <w:t>mas</w:t>
+      </w:r>
+      <w:proofErr w:type="spellEnd"/>
+      <w:r>
+        <w:rPr>
+          <w:rFonts w:ascii="Times New Roman" w:hAnsi="Times New Roman" w:cs="Times New Roman"/>
+          <w:b/>
+          <w:bCs/>
+          <w:sz w:val="24"/>
+          <w:szCs w:val="24"/>
+          <w:lang w:val="es-CR"/>
+        </w:rPr>
+        <w:t xml:space="preserve"> de tiempo intentaría armar una interfaz un poco </w:t>
+      </w:r>
+      <w:proofErr w:type="spellStart"/>
+      <w:r>
+        <w:rPr>
+          <w:rFonts w:ascii="Times New Roman" w:hAnsi="Times New Roman" w:cs="Times New Roman"/>
+          <w:b/>
+          <w:bCs/>
+          <w:sz w:val="24"/>
+          <w:szCs w:val="24"/>
+          <w:lang w:val="es-CR"/>
+        </w:rPr>
+        <w:t>mas</w:t>
+      </w:r>
+      <w:proofErr w:type="spellEnd"/>
+      <w:r>
+        <w:rPr>
+          <w:rFonts w:ascii="Times New Roman" w:hAnsi="Times New Roman" w:cs="Times New Roman"/>
+          <w:b/>
+          <w:bCs/>
+          <w:sz w:val="24"/>
+          <w:szCs w:val="24"/>
+          <w:lang w:val="es-CR"/>
+        </w:rPr>
+        <w:t xml:space="preserve"> intuitiva para poder observar mejor el tema de bloqueos en los parqueos cuales están libres y manejar los cobros dentro de la interfaz de una manera </w:t>
+      </w:r>
+      <w:proofErr w:type="spellStart"/>
+      <w:r>
+        <w:rPr>
+          <w:rFonts w:ascii="Times New Roman" w:hAnsi="Times New Roman" w:cs="Times New Roman"/>
+          <w:b/>
+          <w:bCs/>
+          <w:sz w:val="24"/>
+          <w:szCs w:val="24"/>
+          <w:lang w:val="es-CR"/>
+        </w:rPr>
+        <w:t>mas</w:t>
+      </w:r>
+      <w:proofErr w:type="spellEnd"/>
+      <w:r>
+        <w:rPr>
+          <w:rFonts w:ascii="Times New Roman" w:hAnsi="Times New Roman" w:cs="Times New Roman"/>
+          <w:b/>
+          <w:bCs/>
+          <w:sz w:val="24"/>
+          <w:szCs w:val="24"/>
+          <w:lang w:val="es-CR"/>
+        </w:rPr>
+        <w:t xml:space="preserve"> </w:t>
+      </w:r>
+      <w:proofErr w:type="spellStart"/>
+      <w:r>
+        <w:rPr>
+          <w:rFonts w:ascii="Times New Roman" w:hAnsi="Times New Roman" w:cs="Times New Roman"/>
+          <w:b/>
+          <w:bCs/>
+          <w:sz w:val="24"/>
+          <w:szCs w:val="24"/>
+          <w:lang w:val="es-CR"/>
+        </w:rPr>
+        <w:t>dimanica</w:t>
+      </w:r>
+      <w:proofErr w:type="spellEnd"/>
+      <w:r>
+        <w:rPr>
+          <w:rFonts w:ascii="Times New Roman" w:hAnsi="Times New Roman" w:cs="Times New Roman"/>
+          <w:b/>
+          <w:bCs/>
+          <w:sz w:val="24"/>
+          <w:szCs w:val="24"/>
+          <w:lang w:val="es-CR"/>
+        </w:rPr>
+        <w:t xml:space="preserve"> y sencilla , esas son cosas que se podrían realizar con un poco </w:t>
+      </w:r>
+      <w:proofErr w:type="spellStart"/>
+      <w:r>
+        <w:rPr>
+          <w:rFonts w:ascii="Times New Roman" w:hAnsi="Times New Roman" w:cs="Times New Roman"/>
+          <w:b/>
+          <w:bCs/>
+          <w:sz w:val="24"/>
+          <w:szCs w:val="24"/>
+          <w:lang w:val="es-CR"/>
+        </w:rPr>
+        <w:t>mas</w:t>
+      </w:r>
+      <w:proofErr w:type="spellEnd"/>
+      <w:r>
+        <w:rPr>
+          <w:rFonts w:ascii="Times New Roman" w:hAnsi="Times New Roman" w:cs="Times New Roman"/>
+          <w:b/>
+          <w:bCs/>
+          <w:sz w:val="24"/>
+          <w:szCs w:val="24"/>
+          <w:lang w:val="es-CR"/>
+        </w:rPr>
+        <w:t xml:space="preserve"> de tiempo</w:t>
+      </w:r>
+    </w:p>
+    <w:p>
+      <w:pPr>
+        <w:spacing w:after="100"/>
+        <w:rPr>
+          <w:rFonts w:ascii="Times New Roman" w:hAnsi="Times New Roman" w:cs="Times New Roman"/>
+          <w:b/>
+          <w:bCs/>
+          <w:sz w:val="24"/>
+          <w:szCs w:val="24"/>
+          <w:lang w:val="es-CR"/>
+        </w:rPr>
+      </w:pPr>
+      <w:r>
+        <w:rPr>
+          <w:rFonts w:ascii="Times New Roman" w:hAnsi="Times New Roman" w:cs="Times New Roman"/>
+          <w:b/>
+          <w:bCs/>
+          <w:sz w:val="24"/>
+          <w:szCs w:val="24"/>
+          <w:lang w:val="es-CR"/>
+        </w:rPr>
+        <w:t xml:space="preserve">Mathew </w:t>
+      </w:r>
+      <w:proofErr w:type="spellStart"/>
+      <w:r>
+        <w:rPr>
+          <w:rFonts w:ascii="Times New Roman" w:hAnsi="Times New Roman" w:cs="Times New Roman"/>
+          <w:b/>
+          <w:bCs/>
+          <w:sz w:val="24"/>
+          <w:szCs w:val="24"/>
+          <w:lang w:val="es-CR"/>
+        </w:rPr>
+        <w:t>Ramirez</w:t>
+      </w:r>
+      <w:proofErr w:type="spellEnd"/>
+      <w:r>
+        <w:rPr>
+          <w:rFonts w:ascii="Times New Roman" w:hAnsi="Times New Roman" w:cs="Times New Roman"/>
+          <w:b/>
+          <w:bCs/>
+          <w:sz w:val="24"/>
+          <w:szCs w:val="24"/>
+          <w:lang w:val="es-CR"/>
+        </w:rPr>
+        <w:t xml:space="preserve"> Gómez</w:t>
+      </w:r>
+    </w:p>
+    <w:p>
+      <w:pPr>
+        <w:spacing w:after="100"/>
+        <w:rPr>
+          <w:rFonts w:ascii="Times New Roman" w:hAnsi="Times New Roman" w:cs="Times New Roman"/>
+          <w:b/>
+          <w:bCs/>
+          <w:sz w:val="24"/>
+          <w:szCs w:val="24"/>
+          <w:lang w:val="es-CR"/>
+        </w:rPr>
+      </w:pPr>
+      <w:r>
+        <w:rPr>
+          <w:rFonts w:ascii="Times New Roman" w:hAnsi="Times New Roman" w:cs="Times New Roman"/>
+          <w:b/>
+          <w:bCs/>
+          <w:sz w:val="24"/>
+          <w:szCs w:val="24"/>
+          <w:lang w:val="es-CR"/>
+        </w:rPr>
         <w:t xml:space="preserve">Para </w:t>
       </w:r>
       <w:proofErr w:type="spellStart"/>
@@ -17306,7 +16465,6 @@
   <w:style w:type="character" w:default="1" w:styleId="Fuentedeprrafopredeter">
     <w:name w:val="Default Paragraph Font"/>
     <w:uiPriority w:val="1"/>
-    <w:semiHidden/>
     <w:unhideWhenUsed/>
   </w:style>
   <w:style w:type="table" w:default="1" w:styleId="Tablanormal">
